--- a/Capstone Proposal.docx
+++ b/Capstone Proposal.docx
@@ -4,18 +4,16 @@
   <w:body>
     <w:sdt>
       <w:sdtPr>
+        <w:rPr>
+          <w:rFonts w:ascii="Arial" w:eastAsiaTheme="minorHAnsi" w:hAnsi="Arial"/>
+          <w:lang w:val="en-AU" w:eastAsia="en-US"/>
+        </w:rPr>
         <w:id w:val="-1466038143"/>
         <w:docPartObj>
           <w:docPartGallery w:val="Cover Pages"/>
           <w:docPartUnique/>
         </w:docPartObj>
       </w:sdtPr>
-      <w:sdtEndPr>
-        <w:rPr>
-          <w:rFonts w:ascii="Arial" w:eastAsiaTheme="minorHAnsi" w:hAnsi="Arial"/>
-          <w:lang w:val="en-AU" w:eastAsia="en-US"/>
-        </w:rPr>
-      </w:sdtEndPr>
       <w:sdtContent>
         <w:p>
           <w:pPr>
@@ -3350,7 +3348,7 @@
               </mc:Choice>
               <mc:Fallback>
                 <w:pict>
-                  <v:group w14:anchorId="68B24F1B" id="Group 26" o:spid="_x0000_s1026" style="position:absolute;margin-left:0;margin-top:0;width:168pt;height:718.55pt;z-index:-251657216;mso-height-percent:950;mso-left-percent:40;mso-position-horizontal-relative:page;mso-position-vertical:center;mso-position-vertical-relative:page;mso-height-percent:950;mso-left-percent:40" coordsize="21336,91257" o:gfxdata="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">
+                  <v:group w14:anchorId="4C34F6CE" id="Group 26" o:spid="_x0000_s1026" style="position:absolute;margin-left:0;margin-top:0;width:168pt;height:718.55pt;z-index:-251657216;mso-height-percent:950;mso-left-percent:40;mso-position-horizontal-relative:page;mso-position-vertical:center;mso-position-vertical-relative:page;mso-height-percent:950;mso-left-percent:40" coordsize="21336,91257" o:gfxdata="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">
                     <v:rect id="Rectangle 3" o:spid="_x0000_s1027" style="position:absolute;width:1945;height:91257;visibility:visible;mso-wrap-style:square;v-text-anchor:middle" o:gfxdata="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" fillcolor="#0e2841 [3215]" stroked="f" strokeweight="1.5pt"/>
                     <v:group id="Group 5" o:spid="_x0000_s1028" style="position:absolute;left:762;top:42100;width:20574;height:49103" coordorigin="806,42118" coordsize="13062,31210" o:gfxdata="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">
                       <v:group id="Group 6" o:spid="_x0000_s1029" style="position:absolute;left:1410;top:42118;width:10478;height:31210" coordorigin="1410,42118" coordsize="10477,31210" o:gfxdata="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">
@@ -3858,7 +3856,7 @@
                                     <wp:inline distT="0" distB="0" distL="0" distR="0" wp14:anchorId="082B65A4" wp14:editId="256F4C92">
                                       <wp:extent cx="3810000" cy="1409700"/>
                                       <wp:effectExtent l="0" t="0" r="0" b="0"/>
-                                      <wp:docPr id="638330847" name="Picture 1"/>
+                                      <wp:docPr id="2025960691" name="Picture 1"/>
                                       <wp:cNvGraphicFramePr>
                                         <a:graphicFrameLocks xmlns:a="http://schemas.openxmlformats.org/drawingml/2006/main" noChangeAspect="1"/>
                                       </wp:cNvGraphicFramePr>
@@ -4088,7 +4086,7 @@
                               <wp:inline distT="0" distB="0" distL="0" distR="0" wp14:anchorId="082B65A4" wp14:editId="256F4C92">
                                 <wp:extent cx="3810000" cy="1409700"/>
                                 <wp:effectExtent l="0" t="0" r="0" b="0"/>
-                                <wp:docPr id="638330847" name="Picture 1"/>
+                                <wp:docPr id="2025960691" name="Picture 1"/>
                                 <wp:cNvGraphicFramePr>
                                   <a:graphicFrameLocks xmlns:a="http://schemas.openxmlformats.org/drawingml/2006/main" noChangeAspect="1"/>
                                 </wp:cNvGraphicFramePr>
@@ -4200,7 +4198,11 @@
     <w:sdt>
       <w:sdtPr>
         <w:rPr>
-          <w:lang w:val="en-GB"/>
+          <w:rFonts w:ascii="Arial" w:eastAsiaTheme="minorHAnsi" w:hAnsi="Arial" w:cstheme="minorBidi"/>
+          <w:color w:val="auto"/>
+          <w:sz w:val="22"/>
+          <w:szCs w:val="22"/>
+          <w:lang w:val="en-GB" w:eastAsia="en-US"/>
         </w:rPr>
         <w:id w:val="679470824"/>
         <w:docPartObj>
@@ -4210,13 +4212,8 @@
       </w:sdtPr>
       <w:sdtEndPr>
         <w:rPr>
-          <w:rFonts w:ascii="Arial" w:eastAsiaTheme="minorHAnsi" w:hAnsi="Arial" w:cstheme="minorBidi"/>
           <w:b/>
           <w:bCs/>
-          <w:color w:val="auto"/>
-          <w:sz w:val="22"/>
-          <w:szCs w:val="22"/>
-          <w:lang w:eastAsia="en-US"/>
         </w:rPr>
       </w:sdtEndPr>
       <w:sdtContent>
@@ -6094,7 +6091,6 @@
       </w:pPr>
       <w:bookmarkStart w:id="0" w:name="_Toc236403127"/>
       <w:r>
-        <w:lastRenderedPageBreak/>
         <w:t>Project Objective</w:t>
       </w:r>
       <w:bookmarkEnd w:id="0"/>
@@ -6111,10 +6107,24 @@
     </w:p>
     <w:p>
       <w:pPr>
+        <w:rPr>
+          <w:lang w:val="en-NZ"/>
+        </w:rPr>
+      </w:pPr>
+      <w:r>
+        <w:rPr>
+          <w:lang w:val="en-NZ"/>
+        </w:rPr>
+        <w:t>Our client is Geoff Gordon</w:t>
+      </w:r>
+    </w:p>
+    <w:p>
+      <w:pPr>
         <w:pStyle w:val="Heading2"/>
       </w:pPr>
       <w:bookmarkStart w:id="2" w:name="_Toc236403129"/>
       <w:r>
+        <w:lastRenderedPageBreak/>
         <w:t>Deliverables</w:t>
       </w:r>
       <w:bookmarkEnd w:id="2"/>
@@ -6386,13 +6396,7 @@
               <w:rPr>
                 <w:lang w:val="en-NZ"/>
               </w:rPr>
-              <w:t>Group project mana</w:t>
-            </w:r>
-            <w:r>
-              <w:rPr>
-                <w:lang w:val="en-NZ"/>
-              </w:rPr>
-              <w:t>ger</w:t>
+              <w:t>Group project manager</w:t>
             </w:r>
             <w:r>
               <w:rPr>
@@ -6566,7 +6570,6 @@
       </w:pPr>
       <w:bookmarkStart w:id="15" w:name="_Toc236403142"/>
       <w:r>
-        <w:lastRenderedPageBreak/>
         <w:t>Conflict of Interest statement</w:t>
       </w:r>
       <w:bookmarkEnd w:id="15"/>
@@ -6623,6 +6626,7 @@
               <w:rPr>
                 <w:lang w:val="en-NZ"/>
               </w:rPr>
+              <w:lastRenderedPageBreak/>
               <w:t>Requirement</w:t>
             </w:r>
           </w:p>
@@ -6830,38 +6834,44 @@
         <w:tblLook w:val="04A0" w:firstRow="1" w:lastRow="0" w:firstColumn="1" w:lastColumn="0" w:noHBand="0" w:noVBand="1"/>
       </w:tblPr>
       <w:tblGrid>
-        <w:gridCol w:w="1502"/>
-        <w:gridCol w:w="1502"/>
-        <w:gridCol w:w="1503"/>
-        <w:gridCol w:w="1503"/>
-        <w:gridCol w:w="1503"/>
-        <w:gridCol w:w="1503"/>
+        <w:gridCol w:w="1316"/>
+        <w:gridCol w:w="1356"/>
+        <w:gridCol w:w="1769"/>
+        <w:gridCol w:w="2352"/>
+        <w:gridCol w:w="1932"/>
+        <w:gridCol w:w="1731"/>
       </w:tblGrid>
       <w:tr>
         <w:tc>
           <w:tcPr>
-            <w:tcW w:w="1502" w:type="dxa"/>
-          </w:tcPr>
-          <w:p>
-            <w:pPr>
-              <w:rPr>
-                <w:lang w:val="en-NZ"/>
-              </w:rPr>
-            </w:pPr>
-          </w:p>
-        </w:tc>
-        <w:tc>
-          <w:tcPr>
-            <w:tcW w:w="1502" w:type="dxa"/>
-          </w:tcPr>
-          <w:p>
-            <w:pPr>
-              <w:rPr>
-                <w:lang w:val="en-NZ"/>
-              </w:rPr>
-            </w:pPr>
-            <w:r>
-              <w:rPr>
+            <w:tcW w:w="1317" w:type="dxa"/>
+          </w:tcPr>
+          <w:p>
+            <w:pPr>
+              <w:rPr>
+                <w:b/>
+                <w:bCs/>
+                <w:lang w:val="en-NZ"/>
+              </w:rPr>
+            </w:pPr>
+          </w:p>
+        </w:tc>
+        <w:tc>
+          <w:tcPr>
+            <w:tcW w:w="1366" w:type="dxa"/>
+          </w:tcPr>
+          <w:p>
+            <w:pPr>
+              <w:rPr>
+                <w:b/>
+                <w:bCs/>
+                <w:lang w:val="en-NZ"/>
+              </w:rPr>
+            </w:pPr>
+            <w:r>
+              <w:rPr>
+                <w:b/>
+                <w:bCs/>
                 <w:lang w:val="en-NZ"/>
               </w:rPr>
               <w:t>Severity</w:t>
@@ -6870,47 +6880,55 @@
         </w:tc>
         <w:tc>
           <w:tcPr>
-            <w:tcW w:w="1503" w:type="dxa"/>
-          </w:tcPr>
-          <w:p>
-            <w:pPr>
-              <w:rPr>
-                <w:lang w:val="en-NZ"/>
-              </w:rPr>
-            </w:pPr>
-          </w:p>
-        </w:tc>
-        <w:tc>
-          <w:tcPr>
-            <w:tcW w:w="1503" w:type="dxa"/>
-          </w:tcPr>
-          <w:p>
-            <w:pPr>
-              <w:rPr>
-                <w:lang w:val="en-NZ"/>
-              </w:rPr>
-            </w:pPr>
-          </w:p>
-        </w:tc>
-        <w:tc>
-          <w:tcPr>
-            <w:tcW w:w="1503" w:type="dxa"/>
-          </w:tcPr>
-          <w:p>
-            <w:pPr>
-              <w:rPr>
-                <w:lang w:val="en-NZ"/>
-              </w:rPr>
-            </w:pPr>
-          </w:p>
-        </w:tc>
-        <w:tc>
-          <w:tcPr>
-            <w:tcW w:w="1503" w:type="dxa"/>
-          </w:tcPr>
-          <w:p>
-            <w:pPr>
-              <w:rPr>
+            <w:tcW w:w="1707" w:type="dxa"/>
+          </w:tcPr>
+          <w:p>
+            <w:pPr>
+              <w:rPr>
+                <w:b/>
+                <w:bCs/>
+                <w:lang w:val="en-NZ"/>
+              </w:rPr>
+            </w:pPr>
+          </w:p>
+        </w:tc>
+        <w:tc>
+          <w:tcPr>
+            <w:tcW w:w="2377" w:type="dxa"/>
+          </w:tcPr>
+          <w:p>
+            <w:pPr>
+              <w:rPr>
+                <w:b/>
+                <w:bCs/>
+                <w:lang w:val="en-NZ"/>
+              </w:rPr>
+            </w:pPr>
+          </w:p>
+        </w:tc>
+        <w:tc>
+          <w:tcPr>
+            <w:tcW w:w="1940" w:type="dxa"/>
+          </w:tcPr>
+          <w:p>
+            <w:pPr>
+              <w:rPr>
+                <w:b/>
+                <w:bCs/>
+                <w:lang w:val="en-NZ"/>
+              </w:rPr>
+            </w:pPr>
+          </w:p>
+        </w:tc>
+        <w:tc>
+          <w:tcPr>
+            <w:tcW w:w="1749" w:type="dxa"/>
+          </w:tcPr>
+          <w:p>
+            <w:pPr>
+              <w:rPr>
+                <w:b/>
+                <w:bCs/>
                 <w:lang w:val="en-NZ"/>
               </w:rPr>
             </w:pPr>
@@ -6920,16 +6938,20 @@
       <w:tr>
         <w:tc>
           <w:tcPr>
-            <w:tcW w:w="1502" w:type="dxa"/>
-          </w:tcPr>
-          <w:p>
-            <w:pPr>
-              <w:rPr>
-                <w:lang w:val="en-NZ"/>
-              </w:rPr>
-            </w:pPr>
-            <w:r>
-              <w:rPr>
+            <w:tcW w:w="1317" w:type="dxa"/>
+          </w:tcPr>
+          <w:p>
+            <w:pPr>
+              <w:rPr>
+                <w:b/>
+                <w:bCs/>
+                <w:lang w:val="en-NZ"/>
+              </w:rPr>
+            </w:pPr>
+            <w:r>
+              <w:rPr>
+                <w:b/>
+                <w:bCs/>
                 <w:lang w:val="en-NZ"/>
               </w:rPr>
               <w:t>Likelihood</w:t>
@@ -6938,16 +6960,20 @@
         </w:tc>
         <w:tc>
           <w:tcPr>
-            <w:tcW w:w="1502" w:type="dxa"/>
-          </w:tcPr>
-          <w:p>
-            <w:pPr>
-              <w:rPr>
-                <w:lang w:val="en-NZ"/>
-              </w:rPr>
-            </w:pPr>
-            <w:r>
-              <w:rPr>
+            <w:tcW w:w="1366" w:type="dxa"/>
+          </w:tcPr>
+          <w:p>
+            <w:pPr>
+              <w:rPr>
+                <w:b/>
+                <w:bCs/>
+                <w:lang w:val="en-NZ"/>
+              </w:rPr>
+            </w:pPr>
+            <w:r>
+              <w:rPr>
+                <w:b/>
+                <w:bCs/>
                 <w:lang w:val="en-NZ"/>
               </w:rPr>
               <w:t>1</w:t>
@@ -6956,16 +6982,20 @@
         </w:tc>
         <w:tc>
           <w:tcPr>
-            <w:tcW w:w="1503" w:type="dxa"/>
-          </w:tcPr>
-          <w:p>
-            <w:pPr>
-              <w:rPr>
-                <w:lang w:val="en-NZ"/>
-              </w:rPr>
-            </w:pPr>
-            <w:r>
-              <w:rPr>
+            <w:tcW w:w="1707" w:type="dxa"/>
+          </w:tcPr>
+          <w:p>
+            <w:pPr>
+              <w:rPr>
+                <w:b/>
+                <w:bCs/>
+                <w:lang w:val="en-NZ"/>
+              </w:rPr>
+            </w:pPr>
+            <w:r>
+              <w:rPr>
+                <w:b/>
+                <w:bCs/>
                 <w:lang w:val="en-NZ"/>
               </w:rPr>
               <w:t>2</w:t>
@@ -6974,16 +7004,20 @@
         </w:tc>
         <w:tc>
           <w:tcPr>
-            <w:tcW w:w="1503" w:type="dxa"/>
-          </w:tcPr>
-          <w:p>
-            <w:pPr>
-              <w:rPr>
-                <w:lang w:val="en-NZ"/>
-              </w:rPr>
-            </w:pPr>
-            <w:r>
-              <w:rPr>
+            <w:tcW w:w="2377" w:type="dxa"/>
+          </w:tcPr>
+          <w:p>
+            <w:pPr>
+              <w:rPr>
+                <w:b/>
+                <w:bCs/>
+                <w:lang w:val="en-NZ"/>
+              </w:rPr>
+            </w:pPr>
+            <w:r>
+              <w:rPr>
+                <w:b/>
+                <w:bCs/>
                 <w:lang w:val="en-NZ"/>
               </w:rPr>
               <w:t>3</w:t>
@@ -6992,16 +7026,20 @@
         </w:tc>
         <w:tc>
           <w:tcPr>
-            <w:tcW w:w="1503" w:type="dxa"/>
-          </w:tcPr>
-          <w:p>
-            <w:pPr>
-              <w:rPr>
-                <w:lang w:val="en-NZ"/>
-              </w:rPr>
-            </w:pPr>
-            <w:r>
-              <w:rPr>
+            <w:tcW w:w="1940" w:type="dxa"/>
+          </w:tcPr>
+          <w:p>
+            <w:pPr>
+              <w:rPr>
+                <w:b/>
+                <w:bCs/>
+                <w:lang w:val="en-NZ"/>
+              </w:rPr>
+            </w:pPr>
+            <w:r>
+              <w:rPr>
+                <w:b/>
+                <w:bCs/>
                 <w:lang w:val="en-NZ"/>
               </w:rPr>
               <w:t>4</w:t>
@@ -7010,16 +7048,20 @@
         </w:tc>
         <w:tc>
           <w:tcPr>
-            <w:tcW w:w="1503" w:type="dxa"/>
-          </w:tcPr>
-          <w:p>
-            <w:pPr>
-              <w:rPr>
-                <w:lang w:val="en-NZ"/>
-              </w:rPr>
-            </w:pPr>
-            <w:r>
-              <w:rPr>
+            <w:tcW w:w="1749" w:type="dxa"/>
+          </w:tcPr>
+          <w:p>
+            <w:pPr>
+              <w:rPr>
+                <w:b/>
+                <w:bCs/>
+                <w:lang w:val="en-NZ"/>
+              </w:rPr>
+            </w:pPr>
+            <w:r>
+              <w:rPr>
+                <w:b/>
+                <w:bCs/>
                 <w:lang w:val="en-NZ"/>
               </w:rPr>
               <w:t>5</w:t>
@@ -7030,16 +7072,20 @@
       <w:tr>
         <w:tc>
           <w:tcPr>
-            <w:tcW w:w="1502" w:type="dxa"/>
-          </w:tcPr>
-          <w:p>
-            <w:pPr>
-              <w:rPr>
-                <w:lang w:val="en-NZ"/>
-              </w:rPr>
-            </w:pPr>
-            <w:r>
-              <w:rPr>
+            <w:tcW w:w="1317" w:type="dxa"/>
+          </w:tcPr>
+          <w:p>
+            <w:pPr>
+              <w:rPr>
+                <w:b/>
+                <w:bCs/>
+                <w:lang w:val="en-NZ"/>
+              </w:rPr>
+            </w:pPr>
+            <w:r>
+              <w:rPr>
+                <w:b/>
+                <w:bCs/>
                 <w:lang w:val="en-NZ"/>
               </w:rPr>
               <w:t>5</w:t>
@@ -7048,55 +7094,114 @@
         </w:tc>
         <w:tc>
           <w:tcPr>
-            <w:tcW w:w="1502" w:type="dxa"/>
-          </w:tcPr>
-          <w:p>
-            <w:pPr>
-              <w:rPr>
-                <w:lang w:val="en-NZ"/>
-              </w:rPr>
-            </w:pPr>
-          </w:p>
-        </w:tc>
-        <w:tc>
-          <w:tcPr>
-            <w:tcW w:w="1503" w:type="dxa"/>
-          </w:tcPr>
-          <w:p>
-            <w:pPr>
-              <w:rPr>
-                <w:lang w:val="en-NZ"/>
-              </w:rPr>
-            </w:pPr>
-          </w:p>
-        </w:tc>
-        <w:tc>
-          <w:tcPr>
-            <w:tcW w:w="1503" w:type="dxa"/>
-          </w:tcPr>
-          <w:p>
-            <w:pPr>
-              <w:rPr>
-                <w:lang w:val="en-NZ"/>
-              </w:rPr>
-            </w:pPr>
-          </w:p>
-        </w:tc>
-        <w:tc>
-          <w:tcPr>
-            <w:tcW w:w="1503" w:type="dxa"/>
-          </w:tcPr>
-          <w:p>
-            <w:pPr>
-              <w:rPr>
-                <w:lang w:val="en-NZ"/>
-              </w:rPr>
-            </w:pPr>
-          </w:p>
-        </w:tc>
-        <w:tc>
-          <w:tcPr>
-            <w:tcW w:w="1503" w:type="dxa"/>
+            <w:tcW w:w="1366" w:type="dxa"/>
+            <w:shd w:val="clear" w:color="auto" w:fill="C1F0C7" w:themeFill="accent3" w:themeFillTint="33"/>
+          </w:tcPr>
+          <w:p>
+            <w:pPr>
+              <w:rPr>
+                <w:lang w:val="en-NZ"/>
+              </w:rPr>
+            </w:pPr>
+          </w:p>
+        </w:tc>
+        <w:tc>
+          <w:tcPr>
+            <w:tcW w:w="1707" w:type="dxa"/>
+            <w:shd w:val="clear" w:color="auto" w:fill="F4EE9A"/>
+          </w:tcPr>
+          <w:p>
+            <w:pPr>
+              <w:rPr>
+                <w:lang w:val="en-NZ"/>
+              </w:rPr>
+            </w:pPr>
+            <w:r>
+              <w:rPr>
+                <w:lang w:val="en-NZ"/>
+              </w:rPr>
+              <w:t>R0</w:t>
+            </w:r>
+            <w:r>
+              <w:rPr>
+                <w:lang w:val="en-NZ"/>
+              </w:rPr>
+              <w:t>4</w:t>
+            </w:r>
+            <w:r>
+              <w:rPr>
+                <w:lang w:val="en-NZ"/>
+              </w:rPr>
+              <w:t xml:space="preserve"> </w:t>
+            </w:r>
+            <w:r>
+              <w:rPr>
+                <w:lang w:val="en-NZ"/>
+              </w:rPr>
+              <w:t>Format</w:t>
+            </w:r>
+            <w:r>
+              <w:rPr>
+                <w:lang w:val="en-NZ"/>
+              </w:rPr>
+              <w:t>ting</w:t>
+            </w:r>
+            <w:r>
+              <w:rPr>
+                <w:lang w:val="en-NZ"/>
+              </w:rPr>
+              <w:t xml:space="preserve"> </w:t>
+            </w:r>
+            <w:r>
+              <w:rPr>
+                <w:lang w:val="en-NZ"/>
+              </w:rPr>
+              <w:t>i</w:t>
+            </w:r>
+            <w:r>
+              <w:rPr>
+                <w:lang w:val="en-NZ"/>
+              </w:rPr>
+              <w:t>nconsistencies</w:t>
+            </w:r>
+            <w:r>
+              <w:rPr>
+                <w:lang w:val="en-NZ"/>
+              </w:rPr>
+              <w:t>.</w:t>
+            </w:r>
+          </w:p>
+        </w:tc>
+        <w:tc>
+          <w:tcPr>
+            <w:tcW w:w="2377" w:type="dxa"/>
+            <w:shd w:val="clear" w:color="auto" w:fill="F49A9A"/>
+          </w:tcPr>
+          <w:p>
+            <w:pPr>
+              <w:rPr>
+                <w:lang w:val="en-NZ"/>
+              </w:rPr>
+            </w:pPr>
+          </w:p>
+        </w:tc>
+        <w:tc>
+          <w:tcPr>
+            <w:tcW w:w="1940" w:type="dxa"/>
+            <w:shd w:val="clear" w:color="auto" w:fill="F49A9A"/>
+          </w:tcPr>
+          <w:p>
+            <w:pPr>
+              <w:rPr>
+                <w:lang w:val="en-NZ"/>
+              </w:rPr>
+            </w:pPr>
+          </w:p>
+        </w:tc>
+        <w:tc>
+          <w:tcPr>
+            <w:tcW w:w="1749" w:type="dxa"/>
+            <w:shd w:val="clear" w:color="auto" w:fill="F49A9A"/>
           </w:tcPr>
           <w:p>
             <w:pPr>
@@ -7110,16 +7215,20 @@
       <w:tr>
         <w:tc>
           <w:tcPr>
-            <w:tcW w:w="1502" w:type="dxa"/>
-          </w:tcPr>
-          <w:p>
-            <w:pPr>
-              <w:rPr>
-                <w:lang w:val="en-NZ"/>
-              </w:rPr>
-            </w:pPr>
-            <w:r>
-              <w:rPr>
+            <w:tcW w:w="1317" w:type="dxa"/>
+          </w:tcPr>
+          <w:p>
+            <w:pPr>
+              <w:rPr>
+                <w:b/>
+                <w:bCs/>
+                <w:lang w:val="en-NZ"/>
+              </w:rPr>
+            </w:pPr>
+            <w:r>
+              <w:rPr>
+                <w:b/>
+                <w:bCs/>
                 <w:lang w:val="en-NZ"/>
               </w:rPr>
               <w:t>4</w:t>
@@ -7128,55 +7237,138 @@
         </w:tc>
         <w:tc>
           <w:tcPr>
-            <w:tcW w:w="1502" w:type="dxa"/>
-          </w:tcPr>
-          <w:p>
-            <w:pPr>
-              <w:rPr>
-                <w:lang w:val="en-NZ"/>
-              </w:rPr>
-            </w:pPr>
-          </w:p>
-        </w:tc>
-        <w:tc>
-          <w:tcPr>
-            <w:tcW w:w="1503" w:type="dxa"/>
-          </w:tcPr>
-          <w:p>
-            <w:pPr>
-              <w:rPr>
-                <w:lang w:val="en-NZ"/>
-              </w:rPr>
-            </w:pPr>
-          </w:p>
-        </w:tc>
-        <w:tc>
-          <w:tcPr>
-            <w:tcW w:w="1503" w:type="dxa"/>
-          </w:tcPr>
-          <w:p>
-            <w:pPr>
-              <w:rPr>
-                <w:lang w:val="en-NZ"/>
-              </w:rPr>
-            </w:pPr>
-          </w:p>
-        </w:tc>
-        <w:tc>
-          <w:tcPr>
-            <w:tcW w:w="1503" w:type="dxa"/>
-          </w:tcPr>
-          <w:p>
-            <w:pPr>
-              <w:rPr>
-                <w:lang w:val="en-NZ"/>
-              </w:rPr>
-            </w:pPr>
-          </w:p>
-        </w:tc>
-        <w:tc>
-          <w:tcPr>
-            <w:tcW w:w="1503" w:type="dxa"/>
+            <w:tcW w:w="1366" w:type="dxa"/>
+            <w:shd w:val="clear" w:color="auto" w:fill="C1F0C7" w:themeFill="accent3" w:themeFillTint="33"/>
+          </w:tcPr>
+          <w:p>
+            <w:pPr>
+              <w:rPr>
+                <w:lang w:val="en-NZ"/>
+              </w:rPr>
+            </w:pPr>
+            <w:r>
+              <w:rPr>
+                <w:lang w:val="en-NZ"/>
+              </w:rPr>
+              <w:t>R1</w:t>
+            </w:r>
+            <w:r>
+              <w:rPr>
+                <w:lang w:val="en-NZ"/>
+              </w:rPr>
+              <w:t>5</w:t>
+            </w:r>
+            <w:r>
+              <w:rPr>
+                <w:lang w:val="en-NZ"/>
+              </w:rPr>
+              <w:t xml:space="preserve"> </w:t>
+            </w:r>
+            <w:r>
+              <w:rPr>
+                <w:lang w:val="en-NZ"/>
+              </w:rPr>
+              <w:t>Version control conflicts</w:t>
+            </w:r>
+            <w:r>
+              <w:rPr>
+                <w:lang w:val="en-NZ"/>
+              </w:rPr>
+              <w:t>.</w:t>
+            </w:r>
+          </w:p>
+        </w:tc>
+        <w:tc>
+          <w:tcPr>
+            <w:tcW w:w="1707" w:type="dxa"/>
+            <w:shd w:val="clear" w:color="auto" w:fill="F4EE9A"/>
+          </w:tcPr>
+          <w:p>
+            <w:pPr>
+              <w:rPr>
+                <w:lang w:val="en-NZ"/>
+              </w:rPr>
+            </w:pPr>
+          </w:p>
+        </w:tc>
+        <w:tc>
+          <w:tcPr>
+            <w:tcW w:w="2377" w:type="dxa"/>
+            <w:shd w:val="clear" w:color="auto" w:fill="F4EE9A"/>
+          </w:tcPr>
+          <w:p>
+            <w:pPr>
+              <w:rPr>
+                <w:lang w:val="en-NZ"/>
+              </w:rPr>
+            </w:pPr>
+            <w:r>
+              <w:rPr>
+                <w:lang w:val="en-NZ"/>
+              </w:rPr>
+              <w:t xml:space="preserve">R02 </w:t>
+            </w:r>
+            <w:r>
+              <w:rPr>
+                <w:lang w:val="en-NZ"/>
+              </w:rPr>
+              <w:t xml:space="preserve">Team member becomes </w:t>
+            </w:r>
+            <w:r>
+              <w:rPr>
+                <w:lang w:val="en-NZ"/>
+              </w:rPr>
+              <w:t>unavailable.</w:t>
+            </w:r>
+          </w:p>
+        </w:tc>
+        <w:tc>
+          <w:tcPr>
+            <w:tcW w:w="1940" w:type="dxa"/>
+            <w:shd w:val="clear" w:color="auto" w:fill="F49A9A"/>
+          </w:tcPr>
+          <w:p>
+            <w:pPr>
+              <w:rPr>
+                <w:lang w:val="en-NZ"/>
+              </w:rPr>
+            </w:pPr>
+            <w:r>
+              <w:rPr>
+                <w:lang w:val="en-NZ"/>
+              </w:rPr>
+              <w:t xml:space="preserve">R01 </w:t>
+            </w:r>
+            <w:r>
+              <w:rPr>
+                <w:lang w:val="en-NZ"/>
+              </w:rPr>
+              <w:t xml:space="preserve">Missed </w:t>
+            </w:r>
+            <w:r>
+              <w:rPr>
+                <w:lang w:val="en-NZ"/>
+              </w:rPr>
+              <w:t>d</w:t>
+            </w:r>
+            <w:r>
+              <w:rPr>
+                <w:lang w:val="en-NZ"/>
+              </w:rPr>
+              <w:t>eadlines</w:t>
+            </w:r>
+            <w:r>
+              <w:rPr>
+                <w:lang w:val="en-NZ"/>
+              </w:rPr>
+              <w:t>.</w:t>
+            </w:r>
+          </w:p>
+        </w:tc>
+        <w:tc>
+          <w:tcPr>
+            <w:tcW w:w="1749" w:type="dxa"/>
+            <w:shd w:val="clear" w:color="auto" w:fill="F49A9A"/>
           </w:tcPr>
           <w:p>
             <w:pPr>
@@ -7190,16 +7382,20 @@
       <w:tr>
         <w:tc>
           <w:tcPr>
-            <w:tcW w:w="1502" w:type="dxa"/>
-          </w:tcPr>
-          <w:p>
-            <w:pPr>
-              <w:rPr>
-                <w:lang w:val="en-NZ"/>
-              </w:rPr>
-            </w:pPr>
-            <w:r>
-              <w:rPr>
+            <w:tcW w:w="1317" w:type="dxa"/>
+          </w:tcPr>
+          <w:p>
+            <w:pPr>
+              <w:rPr>
+                <w:b/>
+                <w:bCs/>
+                <w:lang w:val="en-NZ"/>
+              </w:rPr>
+            </w:pPr>
+            <w:r>
+              <w:rPr>
+                <w:b/>
+                <w:bCs/>
                 <w:lang w:val="en-NZ"/>
               </w:rPr>
               <w:t>3</w:t>
@@ -7208,55 +7404,182 @@
         </w:tc>
         <w:tc>
           <w:tcPr>
-            <w:tcW w:w="1502" w:type="dxa"/>
-          </w:tcPr>
-          <w:p>
-            <w:pPr>
-              <w:rPr>
-                <w:lang w:val="en-NZ"/>
-              </w:rPr>
-            </w:pPr>
-          </w:p>
-        </w:tc>
-        <w:tc>
-          <w:tcPr>
-            <w:tcW w:w="1503" w:type="dxa"/>
-          </w:tcPr>
-          <w:p>
-            <w:pPr>
-              <w:rPr>
-                <w:lang w:val="en-NZ"/>
-              </w:rPr>
-            </w:pPr>
-          </w:p>
-        </w:tc>
-        <w:tc>
-          <w:tcPr>
-            <w:tcW w:w="1503" w:type="dxa"/>
-          </w:tcPr>
-          <w:p>
-            <w:pPr>
-              <w:rPr>
-                <w:lang w:val="en-NZ"/>
-              </w:rPr>
-            </w:pPr>
-          </w:p>
-        </w:tc>
-        <w:tc>
-          <w:tcPr>
-            <w:tcW w:w="1503" w:type="dxa"/>
-          </w:tcPr>
-          <w:p>
-            <w:pPr>
-              <w:rPr>
-                <w:lang w:val="en-NZ"/>
-              </w:rPr>
-            </w:pPr>
-          </w:p>
-        </w:tc>
-        <w:tc>
-          <w:tcPr>
-            <w:tcW w:w="1503" w:type="dxa"/>
+            <w:tcW w:w="1366" w:type="dxa"/>
+            <w:shd w:val="clear" w:color="auto" w:fill="C1F0C7" w:themeFill="accent3" w:themeFillTint="33"/>
+          </w:tcPr>
+          <w:p>
+            <w:pPr>
+              <w:rPr>
+                <w:lang w:val="en-NZ"/>
+              </w:rPr>
+            </w:pPr>
+          </w:p>
+        </w:tc>
+        <w:tc>
+          <w:tcPr>
+            <w:tcW w:w="1707" w:type="dxa"/>
+            <w:shd w:val="clear" w:color="auto" w:fill="C1F0C7" w:themeFill="accent3" w:themeFillTint="33"/>
+          </w:tcPr>
+          <w:p>
+            <w:pPr>
+              <w:rPr>
+                <w:lang w:val="en-NZ"/>
+              </w:rPr>
+            </w:pPr>
+            <w:r>
+              <w:rPr>
+                <w:lang w:val="en-NZ"/>
+              </w:rPr>
+              <w:t>R</w:t>
+            </w:r>
+            <w:r>
+              <w:rPr>
+                <w:lang w:val="en-NZ"/>
+              </w:rPr>
+              <w:t>1</w:t>
+            </w:r>
+            <w:r>
+              <w:rPr>
+                <w:lang w:val="en-NZ"/>
+              </w:rPr>
+              <w:t>2</w:t>
+            </w:r>
+            <w:r>
+              <w:rPr>
+                <w:lang w:val="en-NZ"/>
+              </w:rPr>
+              <w:t xml:space="preserve"> </w:t>
+            </w:r>
+            <w:r>
+              <w:rPr>
+                <w:lang w:val="en-NZ"/>
+              </w:rPr>
+              <w:t xml:space="preserve">Internet </w:t>
+            </w:r>
+            <w:r>
+              <w:rPr>
+                <w:lang w:val="en-NZ"/>
+              </w:rPr>
+              <w:t>outage</w:t>
+            </w:r>
+            <w:r>
+              <w:rPr>
+                <w:lang w:val="en-NZ"/>
+              </w:rPr>
+              <w:t>.</w:t>
+            </w:r>
+          </w:p>
+        </w:tc>
+        <w:tc>
+          <w:tcPr>
+            <w:tcW w:w="2377" w:type="dxa"/>
+            <w:shd w:val="clear" w:color="auto" w:fill="F4EE9A"/>
+          </w:tcPr>
+          <w:p>
+            <w:pPr>
+              <w:rPr>
+                <w:lang w:val="en-NZ"/>
+              </w:rPr>
+            </w:pPr>
+            <w:r>
+              <w:rPr>
+                <w:lang w:val="en-NZ"/>
+              </w:rPr>
+              <w:t>R0</w:t>
+            </w:r>
+            <w:r>
+              <w:rPr>
+                <w:lang w:val="en-NZ"/>
+              </w:rPr>
+              <w:t>5</w:t>
+            </w:r>
+            <w:r>
+              <w:rPr>
+                <w:lang w:val="en-NZ"/>
+              </w:rPr>
+              <w:t xml:space="preserve"> </w:t>
+            </w:r>
+            <w:r>
+              <w:rPr>
+                <w:lang w:val="en-NZ"/>
+              </w:rPr>
+              <w:t>Misunderstood requirements</w:t>
+            </w:r>
+            <w:r>
+              <w:rPr>
+                <w:lang w:val="en-NZ"/>
+              </w:rPr>
+              <w:t>.</w:t>
+            </w:r>
+          </w:p>
+          <w:p>
+            <w:pPr>
+              <w:rPr>
+                <w:lang w:val="en-NZ"/>
+              </w:rPr>
+            </w:pPr>
+            <w:r>
+              <w:rPr>
+                <w:lang w:val="en-NZ"/>
+              </w:rPr>
+              <w:t>R0</w:t>
+            </w:r>
+            <w:r>
+              <w:rPr>
+                <w:lang w:val="en-NZ"/>
+              </w:rPr>
+              <w:t>6</w:t>
+            </w:r>
+            <w:r>
+              <w:rPr>
+                <w:lang w:val="en-NZ"/>
+              </w:rPr>
+              <w:t xml:space="preserve"> </w:t>
+            </w:r>
+            <w:r>
+              <w:rPr>
+                <w:lang w:val="en-NZ"/>
+              </w:rPr>
+              <w:t>S</w:t>
+            </w:r>
+            <w:r>
+              <w:rPr>
+                <w:lang w:val="en-NZ"/>
+              </w:rPr>
+              <w:t>oftware</w:t>
+            </w:r>
+            <w:r>
+              <w:rPr>
+                <w:lang w:val="en-NZ"/>
+              </w:rPr>
+              <w:t xml:space="preserve"> difficulties</w:t>
+            </w:r>
+            <w:r>
+              <w:rPr>
+                <w:lang w:val="en-NZ"/>
+              </w:rPr>
+              <w:t>.</w:t>
+            </w:r>
+          </w:p>
+        </w:tc>
+        <w:tc>
+          <w:tcPr>
+            <w:tcW w:w="1940" w:type="dxa"/>
+            <w:shd w:val="clear" w:color="auto" w:fill="F4EE9A"/>
+          </w:tcPr>
+          <w:p>
+            <w:pPr>
+              <w:ind w:firstLine="720"/>
+              <w:rPr>
+                <w:lang w:val="en-NZ"/>
+              </w:rPr>
+            </w:pPr>
+          </w:p>
+        </w:tc>
+        <w:tc>
+          <w:tcPr>
+            <w:tcW w:w="1749" w:type="dxa"/>
+            <w:shd w:val="clear" w:color="auto" w:fill="F49A9A"/>
           </w:tcPr>
           <w:p>
             <w:pPr>
@@ -7270,16 +7593,20 @@
       <w:tr>
         <w:tc>
           <w:tcPr>
-            <w:tcW w:w="1502" w:type="dxa"/>
-          </w:tcPr>
-          <w:p>
-            <w:pPr>
-              <w:rPr>
-                <w:lang w:val="en-NZ"/>
-              </w:rPr>
-            </w:pPr>
-            <w:r>
-              <w:rPr>
+            <w:tcW w:w="1317" w:type="dxa"/>
+          </w:tcPr>
+          <w:p>
+            <w:pPr>
+              <w:rPr>
+                <w:b/>
+                <w:bCs/>
+                <w:lang w:val="en-NZ"/>
+              </w:rPr>
+            </w:pPr>
+            <w:r>
+              <w:rPr>
+                <w:b/>
+                <w:bCs/>
                 <w:lang w:val="en-NZ"/>
               </w:rPr>
               <w:t>2</w:t>
@@ -7288,78 +7615,288 @@
         </w:tc>
         <w:tc>
           <w:tcPr>
-            <w:tcW w:w="1502" w:type="dxa"/>
-          </w:tcPr>
-          <w:p>
-            <w:pPr>
-              <w:rPr>
-                <w:lang w:val="en-NZ"/>
-              </w:rPr>
-            </w:pPr>
-          </w:p>
-        </w:tc>
-        <w:tc>
-          <w:tcPr>
-            <w:tcW w:w="1503" w:type="dxa"/>
-          </w:tcPr>
-          <w:p>
-            <w:pPr>
-              <w:rPr>
-                <w:lang w:val="en-NZ"/>
-              </w:rPr>
-            </w:pPr>
-          </w:p>
-        </w:tc>
-        <w:tc>
-          <w:tcPr>
-            <w:tcW w:w="1503" w:type="dxa"/>
-          </w:tcPr>
-          <w:p>
-            <w:pPr>
-              <w:rPr>
-                <w:lang w:val="en-NZ"/>
-              </w:rPr>
-            </w:pPr>
-          </w:p>
-        </w:tc>
-        <w:tc>
-          <w:tcPr>
-            <w:tcW w:w="1503" w:type="dxa"/>
-          </w:tcPr>
-          <w:p>
-            <w:pPr>
-              <w:rPr>
-                <w:lang w:val="en-NZ"/>
-              </w:rPr>
-            </w:pPr>
-          </w:p>
-        </w:tc>
-        <w:tc>
-          <w:tcPr>
-            <w:tcW w:w="1503" w:type="dxa"/>
-          </w:tcPr>
-          <w:p>
-            <w:pPr>
-              <w:rPr>
-                <w:lang w:val="en-NZ"/>
-              </w:rPr>
-            </w:pPr>
+            <w:tcW w:w="1366" w:type="dxa"/>
+            <w:shd w:val="clear" w:color="auto" w:fill="C1F0C7" w:themeFill="accent3" w:themeFillTint="33"/>
+          </w:tcPr>
+          <w:p>
+            <w:pPr>
+              <w:rPr>
+                <w:lang w:val="en-NZ"/>
+              </w:rPr>
+            </w:pPr>
+          </w:p>
+        </w:tc>
+        <w:tc>
+          <w:tcPr>
+            <w:tcW w:w="1707" w:type="dxa"/>
+            <w:shd w:val="clear" w:color="auto" w:fill="C1F0C7" w:themeFill="accent3" w:themeFillTint="33"/>
+          </w:tcPr>
+          <w:p>
+            <w:pPr>
+              <w:rPr>
+                <w:lang w:val="en-NZ"/>
+              </w:rPr>
+            </w:pPr>
+            <w:r>
+              <w:rPr>
+                <w:lang w:val="en-NZ"/>
+              </w:rPr>
+              <w:t>R1</w:t>
+            </w:r>
+            <w:r>
+              <w:rPr>
+                <w:lang w:val="en-NZ"/>
+              </w:rPr>
+              <w:t>4</w:t>
+            </w:r>
+            <w:r>
+              <w:rPr>
+                <w:lang w:val="en-NZ"/>
+              </w:rPr>
+              <w:t xml:space="preserve"> </w:t>
+            </w:r>
+            <w:r>
+              <w:rPr>
+                <w:lang w:val="en-NZ"/>
+              </w:rPr>
+              <w:t>Power outage</w:t>
+            </w:r>
+            <w:r>
+              <w:rPr>
+                <w:lang w:val="en-NZ"/>
+              </w:rPr>
+              <w:t>.</w:t>
+            </w:r>
+          </w:p>
+        </w:tc>
+        <w:tc>
+          <w:tcPr>
+            <w:tcW w:w="2377" w:type="dxa"/>
+            <w:shd w:val="clear" w:color="auto" w:fill="C1F0C7" w:themeFill="accent3" w:themeFillTint="33"/>
+          </w:tcPr>
+          <w:p>
+            <w:pPr>
+              <w:rPr>
+                <w:lang w:val="en-NZ"/>
+              </w:rPr>
+            </w:pPr>
+            <w:r>
+              <w:rPr>
+                <w:lang w:val="en-NZ"/>
+              </w:rPr>
+              <w:t>R0</w:t>
+            </w:r>
+            <w:r>
+              <w:rPr>
+                <w:lang w:val="en-NZ"/>
+              </w:rPr>
+              <w:t>9</w:t>
+            </w:r>
+            <w:r>
+              <w:rPr>
+                <w:lang w:val="en-NZ"/>
+              </w:rPr>
+              <w:t xml:space="preserve"> </w:t>
+            </w:r>
+            <w:r>
+              <w:rPr>
+                <w:lang w:val="en-NZ"/>
+              </w:rPr>
+              <w:t>Client becomes unavailable.</w:t>
+            </w:r>
+          </w:p>
+          <w:p>
+            <w:pPr>
+              <w:rPr>
+                <w:lang w:val="en-NZ"/>
+              </w:rPr>
+            </w:pPr>
+            <w:r>
+              <w:rPr>
+                <w:lang w:val="en-NZ"/>
+              </w:rPr>
+              <w:t>R10 Advisor becomes unavailable.</w:t>
+            </w:r>
+          </w:p>
+          <w:p>
+            <w:pPr>
+              <w:rPr>
+                <w:lang w:val="en-NZ"/>
+              </w:rPr>
+            </w:pPr>
+            <w:r>
+              <w:rPr>
+                <w:lang w:val="en-NZ"/>
+              </w:rPr>
+              <w:t>R</w:t>
+            </w:r>
+            <w:r>
+              <w:rPr>
+                <w:lang w:val="en-NZ"/>
+              </w:rPr>
+              <w:t>1</w:t>
+            </w:r>
+            <w:r>
+              <w:rPr>
+                <w:lang w:val="en-NZ"/>
+              </w:rPr>
+              <w:t>1</w:t>
+            </w:r>
+            <w:r>
+              <w:rPr>
+                <w:lang w:val="en-NZ"/>
+              </w:rPr>
+              <w:t xml:space="preserve"> </w:t>
+            </w:r>
+            <w:r>
+              <w:rPr>
+                <w:lang w:val="en-NZ"/>
+              </w:rPr>
+              <w:t>Tech/V</w:t>
+            </w:r>
+            <w:r>
+              <w:rPr>
+                <w:lang w:val="en-NZ"/>
+              </w:rPr>
+              <w:t xml:space="preserve">endor </w:t>
+            </w:r>
+            <w:r>
+              <w:rPr>
+                <w:lang w:val="en-NZ"/>
+              </w:rPr>
+              <w:t>becomes unavailable</w:t>
+            </w:r>
+            <w:r>
+              <w:rPr>
+                <w:lang w:val="en-NZ"/>
+              </w:rPr>
+              <w:t>.</w:t>
+            </w:r>
+          </w:p>
+        </w:tc>
+        <w:tc>
+          <w:tcPr>
+            <w:tcW w:w="1940" w:type="dxa"/>
+            <w:shd w:val="clear" w:color="auto" w:fill="F4EE9A"/>
+          </w:tcPr>
+          <w:p>
+            <w:pPr>
+              <w:rPr>
+                <w:lang w:val="en-NZ"/>
+              </w:rPr>
+            </w:pPr>
+            <w:r>
+              <w:rPr>
+                <w:lang w:val="en-NZ"/>
+              </w:rPr>
+              <w:t xml:space="preserve">R07 </w:t>
+            </w:r>
+            <w:r>
+              <w:rPr>
+                <w:lang w:val="en-NZ"/>
+              </w:rPr>
+              <w:t>Hardware stolen</w:t>
+            </w:r>
+            <w:r>
+              <w:rPr>
+                <w:lang w:val="en-NZ"/>
+              </w:rPr>
+              <w:t xml:space="preserve">. </w:t>
+            </w:r>
+          </w:p>
+          <w:p>
+            <w:pPr>
+              <w:rPr>
+                <w:lang w:val="en-NZ"/>
+              </w:rPr>
+            </w:pPr>
+            <w:r>
+              <w:rPr>
+                <w:lang w:val="en-NZ"/>
+              </w:rPr>
+              <w:t xml:space="preserve">R08 </w:t>
+            </w:r>
+            <w:r>
+              <w:rPr>
+                <w:lang w:val="en-NZ"/>
+              </w:rPr>
+              <w:t>Data/</w:t>
+            </w:r>
+            <w:r>
+              <w:rPr>
+                <w:lang w:val="en-NZ"/>
+              </w:rPr>
+              <w:t>F</w:t>
+            </w:r>
+            <w:r>
+              <w:rPr>
+                <w:lang w:val="en-NZ"/>
+              </w:rPr>
+              <w:t>ile loss/corruption</w:t>
+            </w:r>
+            <w:r>
+              <w:rPr>
+                <w:lang w:val="en-NZ"/>
+              </w:rPr>
+              <w:t>.</w:t>
+            </w:r>
+          </w:p>
+        </w:tc>
+        <w:tc>
+          <w:tcPr>
+            <w:tcW w:w="1749" w:type="dxa"/>
+            <w:shd w:val="clear" w:color="auto" w:fill="F4EE9A"/>
+          </w:tcPr>
+          <w:p>
+            <w:pPr>
+              <w:rPr>
+                <w:lang w:val="en-NZ"/>
+              </w:rPr>
+            </w:pPr>
+            <w:r>
+              <w:rPr>
+                <w:lang w:val="en-NZ"/>
+              </w:rPr>
+              <w:t>R0</w:t>
+            </w:r>
+            <w:r>
+              <w:rPr>
+                <w:lang w:val="en-NZ"/>
+              </w:rPr>
+              <w:t xml:space="preserve">3 </w:t>
+            </w:r>
+            <w:r>
+              <w:rPr>
+                <w:lang w:val="en-NZ"/>
+              </w:rPr>
+              <w:t>Academic integrity violation</w:t>
+            </w:r>
+            <w:r>
+              <w:rPr>
+                <w:lang w:val="en-NZ"/>
+              </w:rPr>
+              <w:t>.</w:t>
+            </w:r>
           </w:p>
         </w:tc>
       </w:tr>
       <w:tr>
         <w:tc>
           <w:tcPr>
-            <w:tcW w:w="1502" w:type="dxa"/>
-          </w:tcPr>
-          <w:p>
-            <w:pPr>
-              <w:rPr>
-                <w:lang w:val="en-NZ"/>
-              </w:rPr>
-            </w:pPr>
-            <w:r>
-              <w:rPr>
+            <w:tcW w:w="1317" w:type="dxa"/>
+          </w:tcPr>
+          <w:p>
+            <w:pPr>
+              <w:rPr>
+                <w:b/>
+                <w:bCs/>
+                <w:lang w:val="en-NZ"/>
+              </w:rPr>
+            </w:pPr>
+            <w:r>
+              <w:rPr>
+                <w:b/>
+                <w:bCs/>
                 <w:lang w:val="en-NZ"/>
               </w:rPr>
               <w:t>1</w:t>
@@ -7368,62 +7905,109 @@
         </w:tc>
         <w:tc>
           <w:tcPr>
-            <w:tcW w:w="1502" w:type="dxa"/>
-          </w:tcPr>
-          <w:p>
-            <w:pPr>
-              <w:rPr>
-                <w:lang w:val="en-NZ"/>
-              </w:rPr>
-            </w:pPr>
-          </w:p>
-        </w:tc>
-        <w:tc>
-          <w:tcPr>
-            <w:tcW w:w="1503" w:type="dxa"/>
-          </w:tcPr>
-          <w:p>
-            <w:pPr>
-              <w:rPr>
-                <w:lang w:val="en-NZ"/>
-              </w:rPr>
-            </w:pPr>
-          </w:p>
-        </w:tc>
-        <w:tc>
-          <w:tcPr>
-            <w:tcW w:w="1503" w:type="dxa"/>
-          </w:tcPr>
-          <w:p>
-            <w:pPr>
-              <w:rPr>
-                <w:lang w:val="en-NZ"/>
-              </w:rPr>
-            </w:pPr>
-          </w:p>
-        </w:tc>
-        <w:tc>
-          <w:tcPr>
-            <w:tcW w:w="1503" w:type="dxa"/>
-          </w:tcPr>
-          <w:p>
-            <w:pPr>
-              <w:rPr>
-                <w:lang w:val="en-NZ"/>
-              </w:rPr>
-            </w:pPr>
-          </w:p>
-        </w:tc>
-        <w:tc>
-          <w:tcPr>
-            <w:tcW w:w="1503" w:type="dxa"/>
-          </w:tcPr>
-          <w:p>
-            <w:pPr>
-              <w:rPr>
-                <w:lang w:val="en-NZ"/>
-              </w:rPr>
-            </w:pPr>
+            <w:tcW w:w="1366" w:type="dxa"/>
+            <w:shd w:val="clear" w:color="auto" w:fill="C1F0C7" w:themeFill="accent3" w:themeFillTint="33"/>
+          </w:tcPr>
+          <w:p>
+            <w:pPr>
+              <w:rPr>
+                <w:lang w:val="en-NZ"/>
+              </w:rPr>
+            </w:pPr>
+          </w:p>
+        </w:tc>
+        <w:tc>
+          <w:tcPr>
+            <w:tcW w:w="1707" w:type="dxa"/>
+            <w:shd w:val="clear" w:color="auto" w:fill="C1F0C7" w:themeFill="accent3" w:themeFillTint="33"/>
+          </w:tcPr>
+          <w:p>
+            <w:pPr>
+              <w:rPr>
+                <w:lang w:val="en-NZ"/>
+              </w:rPr>
+            </w:pPr>
+          </w:p>
+        </w:tc>
+        <w:tc>
+          <w:tcPr>
+            <w:tcW w:w="2377" w:type="dxa"/>
+            <w:shd w:val="clear" w:color="auto" w:fill="C1F0C7" w:themeFill="accent3" w:themeFillTint="33"/>
+          </w:tcPr>
+          <w:p>
+            <w:pPr>
+              <w:rPr>
+                <w:lang w:val="en-NZ"/>
+              </w:rPr>
+            </w:pPr>
+          </w:p>
+        </w:tc>
+        <w:tc>
+          <w:tcPr>
+            <w:tcW w:w="1940" w:type="dxa"/>
+            <w:shd w:val="clear" w:color="auto" w:fill="C1F0C7" w:themeFill="accent3" w:themeFillTint="33"/>
+          </w:tcPr>
+          <w:p>
+            <w:pPr>
+              <w:rPr>
+                <w:lang w:val="en-NZ"/>
+              </w:rPr>
+            </w:pPr>
+          </w:p>
+        </w:tc>
+        <w:tc>
+          <w:tcPr>
+            <w:tcW w:w="1749" w:type="dxa"/>
+            <w:shd w:val="clear" w:color="auto" w:fill="C1F0C7" w:themeFill="accent3" w:themeFillTint="33"/>
+          </w:tcPr>
+          <w:p>
+            <w:pPr>
+              <w:rPr>
+                <w:lang w:val="en-NZ"/>
+              </w:rPr>
+            </w:pPr>
+            <w:r>
+              <w:rPr>
+                <w:lang w:val="en-NZ"/>
+              </w:rPr>
+              <w:t>R1</w:t>
+            </w:r>
+            <w:r>
+              <w:rPr>
+                <w:lang w:val="en-NZ"/>
+              </w:rPr>
+              <w:t>3</w:t>
+            </w:r>
+            <w:r>
+              <w:rPr>
+                <w:lang w:val="en-NZ"/>
+              </w:rPr>
+              <w:t xml:space="preserve"> </w:t>
+            </w:r>
+            <w:r>
+              <w:rPr>
+                <w:lang w:val="en-NZ"/>
+              </w:rPr>
+              <w:t>Natural disaster</w:t>
+            </w:r>
+            <w:r>
+              <w:rPr>
+                <w:lang w:val="en-NZ"/>
+              </w:rPr>
+              <w:t xml:space="preserve"> or </w:t>
+            </w:r>
+            <w:r>
+              <w:rPr>
+                <w:lang w:val="en-NZ"/>
+              </w:rPr>
+              <w:t>pandemic</w:t>
+            </w:r>
+            <w:r>
+              <w:rPr>
+                <w:lang w:val="en-NZ"/>
+              </w:rPr>
+              <w:t>.</w:t>
+            </w:r>
           </w:p>
         </w:tc>
       </w:tr>
@@ -7466,6 +8050,9 @@
         <w:t>ssessment Matrix</w:t>
       </w:r>
     </w:p>
+    <w:p/>
+    <w:p/>
+    <w:p/>
     <w:tbl>
       <w:tblPr>
         <w:tblStyle w:val="TableGrid"/>
@@ -7484,13 +8071,18 @@
           <w:p>
             <w:pPr>
               <w:rPr>
-                <w:lang w:val="en-NZ"/>
-              </w:rPr>
-            </w:pPr>
-            <w:r>
-              <w:rPr>
-                <w:lang w:val="en-NZ"/>
-              </w:rPr>
+                <w:b/>
+                <w:bCs/>
+                <w:lang w:val="en-NZ"/>
+              </w:rPr>
+            </w:pPr>
+            <w:r>
+              <w:rPr>
+                <w:b/>
+                <w:bCs/>
+                <w:lang w:val="en-NZ"/>
+              </w:rPr>
+              <w:lastRenderedPageBreak/>
               <w:t>Risk</w:t>
             </w:r>
           </w:p>
@@ -7502,11 +8094,15 @@
           <w:p>
             <w:pPr>
               <w:rPr>
-                <w:lang w:val="en-NZ"/>
-              </w:rPr>
-            </w:pPr>
-            <w:r>
-              <w:rPr>
+                <w:b/>
+                <w:bCs/>
+                <w:lang w:val="en-NZ"/>
+              </w:rPr>
+            </w:pPr>
+            <w:r>
+              <w:rPr>
+                <w:b/>
+                <w:bCs/>
                 <w:lang w:val="en-NZ"/>
               </w:rPr>
               <w:t>Mitigation</w:t>
@@ -7529,7 +8125,19 @@
               <w:rPr>
                 <w:lang w:val="en-NZ"/>
               </w:rPr>
-              <w:t>R001 Data/File Lost/Corruption</w:t>
+              <w:t xml:space="preserve">R01 Missed </w:t>
+            </w:r>
+            <w:r>
+              <w:rPr>
+                <w:lang w:val="en-NZ"/>
+              </w:rPr>
+              <w:t>d</w:t>
+            </w:r>
+            <w:r>
+              <w:rPr>
+                <w:lang w:val="en-NZ"/>
+              </w:rPr>
+              <w:t>eadlines</w:t>
             </w:r>
           </w:p>
         </w:tc>
@@ -7547,7 +8155,20 @@
               <w:rPr>
                 <w:lang w:val="en-NZ"/>
               </w:rPr>
-              <w:t>Regular backups should be done in multiple locations.</w:t>
+              <w:t>Have regular team meetings to check everyone’s progress</w:t>
+            </w:r>
+            <w:r>
+              <w:rPr>
+                <w:lang w:val="en-NZ"/>
+              </w:rPr>
+              <w:t>, see what’s lacking.</w:t>
+            </w:r>
+            <w:r>
+              <w:rPr>
+                <w:lang w:val="en-NZ"/>
+              </w:rPr>
+              <w:br/>
+              <w:t>Break work into set milestones with internal deadlines.</w:t>
             </w:r>
           </w:p>
         </w:tc>
@@ -7567,7 +8188,13 @@
               <w:rPr>
                 <w:lang w:val="en-NZ"/>
               </w:rPr>
-              <w:t>R002</w:t>
+              <w:t>R02</w:t>
+            </w:r>
+            <w:r>
+              <w:rPr>
+                <w:lang w:val="en-NZ"/>
+              </w:rPr>
+              <w:t xml:space="preserve"> Team member becomes unavailable</w:t>
             </w:r>
           </w:p>
         </w:tc>
@@ -7581,6 +8208,18 @@
                 <w:lang w:val="en-NZ"/>
               </w:rPr>
             </w:pPr>
+            <w:r>
+              <w:rPr>
+                <w:lang w:val="en-NZ"/>
+              </w:rPr>
+              <w:t xml:space="preserve">Ensure multiple </w:t>
+            </w:r>
+            <w:r>
+              <w:rPr>
+                <w:lang w:val="en-NZ"/>
+              </w:rPr>
+              <w:t>team members can do the same tasks. Keep documentation current and have required tasks be visible for the whole team.</w:t>
+            </w:r>
           </w:p>
         </w:tc>
       </w:tr>
@@ -7599,7 +8238,13 @@
               <w:rPr>
                 <w:lang w:val="en-NZ"/>
               </w:rPr>
-              <w:t>R003</w:t>
+              <w:t>R03</w:t>
+            </w:r>
+            <w:r>
+              <w:rPr>
+                <w:lang w:val="en-NZ"/>
+              </w:rPr>
+              <w:t xml:space="preserve"> Academic integrity violation</w:t>
             </w:r>
           </w:p>
         </w:tc>
@@ -7613,6 +8258,18 @@
                 <w:lang w:val="en-NZ"/>
               </w:rPr>
             </w:pPr>
+            <w:r>
+              <w:rPr>
+                <w:lang w:val="en-NZ"/>
+              </w:rPr>
+              <w:t>Clearly attribute any external code, sources, and AI tool use. Individual contributions tracked via commit history</w:t>
+            </w:r>
+            <w:r>
+              <w:rPr>
+                <w:lang w:val="en-NZ"/>
+              </w:rPr>
+              <w:t xml:space="preserve"> so authorship can be verified.</w:t>
+            </w:r>
           </w:p>
         </w:tc>
       </w:tr>
@@ -7631,7 +8288,13 @@
               <w:rPr>
                 <w:lang w:val="en-NZ"/>
               </w:rPr>
-              <w:t>R004</w:t>
+              <w:t>R04</w:t>
+            </w:r>
+            <w:r>
+              <w:rPr>
+                <w:lang w:val="en-NZ"/>
+              </w:rPr>
+              <w:t xml:space="preserve"> Formatting inconsistencies</w:t>
             </w:r>
           </w:p>
         </w:tc>
@@ -7659,6 +8322,420 @@
                 <w:lang w:val="en-NZ"/>
               </w:rPr>
             </w:pPr>
+            <w:r>
+              <w:rPr>
+                <w:lang w:val="en-NZ"/>
+              </w:rPr>
+              <w:t>R05 Misunderstood requirements</w:t>
+            </w:r>
+          </w:p>
+        </w:tc>
+        <w:tc>
+          <w:tcPr>
+            <w:tcW w:w="4508" w:type="dxa"/>
+          </w:tcPr>
+          <w:p>
+            <w:pPr>
+              <w:keepNext/>
+              <w:rPr>
+                <w:lang w:val="en-NZ"/>
+              </w:rPr>
+            </w:pPr>
+          </w:p>
+        </w:tc>
+      </w:tr>
+      <w:tr>
+        <w:tc>
+          <w:tcPr>
+            <w:tcW w:w="4508" w:type="dxa"/>
+          </w:tcPr>
+          <w:p>
+            <w:pPr>
+              <w:rPr>
+                <w:lang w:val="en-NZ"/>
+              </w:rPr>
+            </w:pPr>
+            <w:r>
+              <w:rPr>
+                <w:lang w:val="en-NZ"/>
+              </w:rPr>
+              <w:t xml:space="preserve">R06 </w:t>
+            </w:r>
+            <w:r>
+              <w:rPr>
+                <w:lang w:val="en-NZ"/>
+              </w:rPr>
+              <w:t>Software difficulties</w:t>
+            </w:r>
+          </w:p>
+        </w:tc>
+        <w:tc>
+          <w:tcPr>
+            <w:tcW w:w="4508" w:type="dxa"/>
+          </w:tcPr>
+          <w:p>
+            <w:pPr>
+              <w:keepNext/>
+              <w:rPr>
+                <w:lang w:val="en-NZ"/>
+              </w:rPr>
+            </w:pPr>
+          </w:p>
+        </w:tc>
+      </w:tr>
+      <w:tr>
+        <w:tc>
+          <w:tcPr>
+            <w:tcW w:w="4508" w:type="dxa"/>
+          </w:tcPr>
+          <w:p>
+            <w:pPr>
+              <w:rPr>
+                <w:lang w:val="en-NZ"/>
+              </w:rPr>
+            </w:pPr>
+            <w:r>
+              <w:rPr>
+                <w:lang w:val="en-NZ"/>
+              </w:rPr>
+              <w:t>R07</w:t>
+            </w:r>
+            <w:r>
+              <w:rPr>
+                <w:lang w:val="en-NZ"/>
+              </w:rPr>
+              <w:t xml:space="preserve"> Hardware stolen</w:t>
+            </w:r>
+          </w:p>
+        </w:tc>
+        <w:tc>
+          <w:tcPr>
+            <w:tcW w:w="4508" w:type="dxa"/>
+          </w:tcPr>
+          <w:p>
+            <w:pPr>
+              <w:keepNext/>
+              <w:rPr>
+                <w:lang w:val="en-NZ"/>
+              </w:rPr>
+            </w:pPr>
+          </w:p>
+        </w:tc>
+      </w:tr>
+      <w:tr>
+        <w:tc>
+          <w:tcPr>
+            <w:tcW w:w="4508" w:type="dxa"/>
+          </w:tcPr>
+          <w:p>
+            <w:pPr>
+              <w:rPr>
+                <w:lang w:val="en-NZ"/>
+              </w:rPr>
+            </w:pPr>
+            <w:r>
+              <w:rPr>
+                <w:lang w:val="en-NZ"/>
+              </w:rPr>
+              <w:t xml:space="preserve">R08 Data/File </w:t>
+            </w:r>
+            <w:r>
+              <w:rPr>
+                <w:lang w:val="en-NZ"/>
+              </w:rPr>
+              <w:t>loss</w:t>
+            </w:r>
+            <w:r>
+              <w:rPr>
+                <w:lang w:val="en-NZ"/>
+              </w:rPr>
+              <w:t>/</w:t>
+            </w:r>
+            <w:r>
+              <w:rPr>
+                <w:lang w:val="en-NZ"/>
+              </w:rPr>
+              <w:t>c</w:t>
+            </w:r>
+            <w:r>
+              <w:rPr>
+                <w:lang w:val="en-NZ"/>
+              </w:rPr>
+              <w:t>orruption</w:t>
+            </w:r>
+          </w:p>
+        </w:tc>
+        <w:tc>
+          <w:tcPr>
+            <w:tcW w:w="4508" w:type="dxa"/>
+          </w:tcPr>
+          <w:p>
+            <w:pPr>
+              <w:keepNext/>
+              <w:rPr>
+                <w:lang w:val="en-NZ"/>
+              </w:rPr>
+            </w:pPr>
+            <w:r>
+              <w:rPr>
+                <w:lang w:val="en-NZ"/>
+              </w:rPr>
+              <w:t>Regular backups should be done in multiple locations.</w:t>
+            </w:r>
+          </w:p>
+        </w:tc>
+      </w:tr>
+      <w:tr>
+        <w:tc>
+          <w:tcPr>
+            <w:tcW w:w="4508" w:type="dxa"/>
+          </w:tcPr>
+          <w:p>
+            <w:pPr>
+              <w:rPr>
+                <w:lang w:val="en-NZ"/>
+              </w:rPr>
+            </w:pPr>
+            <w:r>
+              <w:rPr>
+                <w:lang w:val="en-NZ"/>
+              </w:rPr>
+              <w:t>R09</w:t>
+            </w:r>
+            <w:r>
+              <w:rPr>
+                <w:lang w:val="en-NZ"/>
+              </w:rPr>
+              <w:t xml:space="preserve"> Client becomes unavailable</w:t>
+            </w:r>
+          </w:p>
+        </w:tc>
+        <w:tc>
+          <w:tcPr>
+            <w:tcW w:w="4508" w:type="dxa"/>
+          </w:tcPr>
+          <w:p>
+            <w:pPr>
+              <w:keepNext/>
+              <w:rPr>
+                <w:lang w:val="en-NZ"/>
+              </w:rPr>
+            </w:pPr>
+          </w:p>
+        </w:tc>
+      </w:tr>
+      <w:tr>
+        <w:tc>
+          <w:tcPr>
+            <w:tcW w:w="4508" w:type="dxa"/>
+          </w:tcPr>
+          <w:p>
+            <w:pPr>
+              <w:rPr>
+                <w:lang w:val="en-NZ"/>
+              </w:rPr>
+            </w:pPr>
+            <w:r>
+              <w:rPr>
+                <w:lang w:val="en-NZ"/>
+              </w:rPr>
+              <w:t>R10</w:t>
+            </w:r>
+            <w:r>
+              <w:rPr>
+                <w:lang w:val="en-NZ"/>
+              </w:rPr>
+              <w:t xml:space="preserve"> Advisor becomes unavailable</w:t>
+            </w:r>
+          </w:p>
+        </w:tc>
+        <w:tc>
+          <w:tcPr>
+            <w:tcW w:w="4508" w:type="dxa"/>
+          </w:tcPr>
+          <w:p>
+            <w:pPr>
+              <w:keepNext/>
+              <w:rPr>
+                <w:lang w:val="en-NZ"/>
+              </w:rPr>
+            </w:pPr>
+          </w:p>
+        </w:tc>
+      </w:tr>
+      <w:tr>
+        <w:tc>
+          <w:tcPr>
+            <w:tcW w:w="4508" w:type="dxa"/>
+          </w:tcPr>
+          <w:p>
+            <w:pPr>
+              <w:rPr>
+                <w:lang w:val="en-NZ"/>
+              </w:rPr>
+            </w:pPr>
+            <w:r>
+              <w:rPr>
+                <w:lang w:val="en-NZ"/>
+              </w:rPr>
+              <w:t>R11</w:t>
+            </w:r>
+            <w:r>
+              <w:rPr>
+                <w:lang w:val="en-NZ"/>
+              </w:rPr>
+              <w:t xml:space="preserve"> Tech/Vendor becomes unavailable</w:t>
+            </w:r>
+          </w:p>
+        </w:tc>
+        <w:tc>
+          <w:tcPr>
+            <w:tcW w:w="4508" w:type="dxa"/>
+          </w:tcPr>
+          <w:p>
+            <w:pPr>
+              <w:keepNext/>
+              <w:rPr>
+                <w:lang w:val="en-NZ"/>
+              </w:rPr>
+            </w:pPr>
+          </w:p>
+        </w:tc>
+      </w:tr>
+      <w:tr>
+        <w:tc>
+          <w:tcPr>
+            <w:tcW w:w="4508" w:type="dxa"/>
+          </w:tcPr>
+          <w:p>
+            <w:pPr>
+              <w:rPr>
+                <w:lang w:val="en-NZ"/>
+              </w:rPr>
+            </w:pPr>
+            <w:r>
+              <w:rPr>
+                <w:lang w:val="en-NZ"/>
+              </w:rPr>
+              <w:t>R12</w:t>
+            </w:r>
+            <w:r>
+              <w:rPr>
+                <w:lang w:val="en-NZ"/>
+              </w:rPr>
+              <w:t xml:space="preserve"> Internet outage</w:t>
+            </w:r>
+          </w:p>
+        </w:tc>
+        <w:tc>
+          <w:tcPr>
+            <w:tcW w:w="4508" w:type="dxa"/>
+          </w:tcPr>
+          <w:p>
+            <w:pPr>
+              <w:keepNext/>
+              <w:rPr>
+                <w:lang w:val="en-NZ"/>
+              </w:rPr>
+            </w:pPr>
+          </w:p>
+        </w:tc>
+      </w:tr>
+      <w:tr>
+        <w:tc>
+          <w:tcPr>
+            <w:tcW w:w="4508" w:type="dxa"/>
+          </w:tcPr>
+          <w:p>
+            <w:pPr>
+              <w:rPr>
+                <w:lang w:val="en-NZ"/>
+              </w:rPr>
+            </w:pPr>
+            <w:r>
+              <w:rPr>
+                <w:lang w:val="en-NZ"/>
+              </w:rPr>
+              <w:t>R13</w:t>
+            </w:r>
+            <w:r>
+              <w:rPr>
+                <w:lang w:val="en-NZ"/>
+              </w:rPr>
+              <w:t xml:space="preserve"> Natural disaster or pandemic</w:t>
+            </w:r>
+          </w:p>
+        </w:tc>
+        <w:tc>
+          <w:tcPr>
+            <w:tcW w:w="4508" w:type="dxa"/>
+          </w:tcPr>
+          <w:p>
+            <w:pPr>
+              <w:keepNext/>
+              <w:rPr>
+                <w:lang w:val="en-NZ"/>
+              </w:rPr>
+            </w:pPr>
+          </w:p>
+        </w:tc>
+      </w:tr>
+      <w:tr>
+        <w:tc>
+          <w:tcPr>
+            <w:tcW w:w="4508" w:type="dxa"/>
+          </w:tcPr>
+          <w:p>
+            <w:pPr>
+              <w:rPr>
+                <w:lang w:val="en-NZ"/>
+              </w:rPr>
+            </w:pPr>
+            <w:r>
+              <w:rPr>
+                <w:lang w:val="en-NZ"/>
+              </w:rPr>
+              <w:t>R14</w:t>
+            </w:r>
+            <w:r>
+              <w:rPr>
+                <w:lang w:val="en-NZ"/>
+              </w:rPr>
+              <w:t xml:space="preserve"> Power outage</w:t>
+            </w:r>
+          </w:p>
+        </w:tc>
+        <w:tc>
+          <w:tcPr>
+            <w:tcW w:w="4508" w:type="dxa"/>
+          </w:tcPr>
+          <w:p>
+            <w:pPr>
+              <w:keepNext/>
+              <w:rPr>
+                <w:lang w:val="en-NZ"/>
+              </w:rPr>
+            </w:pPr>
+          </w:p>
+        </w:tc>
+      </w:tr>
+      <w:tr>
+        <w:tc>
+          <w:tcPr>
+            <w:tcW w:w="4508" w:type="dxa"/>
+          </w:tcPr>
+          <w:p>
+            <w:pPr>
+              <w:rPr>
+                <w:lang w:val="en-NZ"/>
+              </w:rPr>
+            </w:pPr>
+            <w:r>
+              <w:rPr>
+                <w:lang w:val="en-NZ"/>
+              </w:rPr>
+              <w:t>R15 Version control conflicts</w:t>
+            </w:r>
           </w:p>
         </w:tc>
         <w:tc>
@@ -7723,11 +8800,15 @@
           <w:p>
             <w:pPr>
               <w:rPr>
-                <w:lang w:val="en-NZ"/>
-              </w:rPr>
-            </w:pPr>
-            <w:r>
-              <w:rPr>
+                <w:b/>
+                <w:bCs/>
+                <w:lang w:val="en-NZ"/>
+              </w:rPr>
+            </w:pPr>
+            <w:r>
+              <w:rPr>
+                <w:b/>
+                <w:bCs/>
                 <w:lang w:val="en-NZ"/>
               </w:rPr>
               <w:t>Risk</w:t>
@@ -7741,11 +8822,15 @@
           <w:p>
             <w:pPr>
               <w:rPr>
-                <w:lang w:val="en-NZ"/>
-              </w:rPr>
-            </w:pPr>
-            <w:r>
-              <w:rPr>
+                <w:b/>
+                <w:bCs/>
+                <w:lang w:val="en-NZ"/>
+              </w:rPr>
+            </w:pPr>
+            <w:r>
+              <w:rPr>
+                <w:b/>
+                <w:bCs/>
                 <w:lang w:val="en-NZ"/>
               </w:rPr>
               <w:t>Contingency actions</w:t>
@@ -7768,7 +8853,7 @@
               <w:rPr>
                 <w:lang w:val="en-NZ"/>
               </w:rPr>
-              <w:t>R001 Data/File Lost/Corruption</w:t>
+              <w:t>R01 Missed deadlines</w:t>
             </w:r>
           </w:p>
         </w:tc>
@@ -7782,9 +8867,6 @@
                 <w:lang w:val="en-NZ"/>
               </w:rPr>
             </w:pPr>
-            <w:r>
-              <w:t>Set an urgent meeting and inform project coordinator or supervisor that there is a critical problem. Use Backup</w:t>
-            </w:r>
           </w:p>
         </w:tc>
       </w:tr>
@@ -7799,6 +8881,12 @@
                 <w:lang w:val="en-NZ"/>
               </w:rPr>
             </w:pPr>
+            <w:r>
+              <w:rPr>
+                <w:lang w:val="en-NZ"/>
+              </w:rPr>
+              <w:t>R02 Team member becomes unavailable</w:t>
+            </w:r>
           </w:p>
         </w:tc>
         <w:tc>
@@ -7825,6 +8913,12 @@
                 <w:lang w:val="en-NZ"/>
               </w:rPr>
             </w:pPr>
+            <w:r>
+              <w:rPr>
+                <w:lang w:val="en-NZ"/>
+              </w:rPr>
+              <w:t>R03 Academic integrity violation</w:t>
+            </w:r>
           </w:p>
         </w:tc>
         <w:tc>
@@ -7851,6 +8945,12 @@
                 <w:lang w:val="en-NZ"/>
               </w:rPr>
             </w:pPr>
+            <w:r>
+              <w:rPr>
+                <w:lang w:val="en-NZ"/>
+              </w:rPr>
+              <w:t>R04 Formatting inconsistencies</w:t>
+            </w:r>
           </w:p>
         </w:tc>
         <w:tc>
@@ -7877,6 +8977,367 @@
                 <w:lang w:val="en-NZ"/>
               </w:rPr>
             </w:pPr>
+            <w:r>
+              <w:rPr>
+                <w:lang w:val="en-NZ"/>
+              </w:rPr>
+              <w:t>R05 Misunderstood requirements</w:t>
+            </w:r>
+          </w:p>
+        </w:tc>
+        <w:tc>
+          <w:tcPr>
+            <w:tcW w:w="4508" w:type="dxa"/>
+          </w:tcPr>
+          <w:p>
+            <w:pPr>
+              <w:keepNext/>
+              <w:rPr>
+                <w:lang w:val="en-NZ"/>
+              </w:rPr>
+            </w:pPr>
+          </w:p>
+        </w:tc>
+      </w:tr>
+      <w:tr>
+        <w:tc>
+          <w:tcPr>
+            <w:tcW w:w="4508" w:type="dxa"/>
+          </w:tcPr>
+          <w:p>
+            <w:pPr>
+              <w:rPr>
+                <w:lang w:val="en-NZ"/>
+              </w:rPr>
+            </w:pPr>
+            <w:r>
+              <w:rPr>
+                <w:lang w:val="en-NZ"/>
+              </w:rPr>
+              <w:t>R06 Software difficulties</w:t>
+            </w:r>
+          </w:p>
+        </w:tc>
+        <w:tc>
+          <w:tcPr>
+            <w:tcW w:w="4508" w:type="dxa"/>
+          </w:tcPr>
+          <w:p>
+            <w:pPr>
+              <w:keepNext/>
+              <w:rPr>
+                <w:lang w:val="en-NZ"/>
+              </w:rPr>
+            </w:pPr>
+          </w:p>
+        </w:tc>
+      </w:tr>
+      <w:tr>
+        <w:tc>
+          <w:tcPr>
+            <w:tcW w:w="4508" w:type="dxa"/>
+          </w:tcPr>
+          <w:p>
+            <w:pPr>
+              <w:rPr>
+                <w:lang w:val="en-NZ"/>
+              </w:rPr>
+            </w:pPr>
+            <w:r>
+              <w:rPr>
+                <w:lang w:val="en-NZ"/>
+              </w:rPr>
+              <w:lastRenderedPageBreak/>
+              <w:t>R07 Hardware stolen</w:t>
+            </w:r>
+          </w:p>
+        </w:tc>
+        <w:tc>
+          <w:tcPr>
+            <w:tcW w:w="4508" w:type="dxa"/>
+          </w:tcPr>
+          <w:p>
+            <w:pPr>
+              <w:keepNext/>
+              <w:rPr>
+                <w:lang w:val="en-NZ"/>
+              </w:rPr>
+            </w:pPr>
+          </w:p>
+        </w:tc>
+      </w:tr>
+      <w:tr>
+        <w:tc>
+          <w:tcPr>
+            <w:tcW w:w="4508" w:type="dxa"/>
+          </w:tcPr>
+          <w:p>
+            <w:pPr>
+              <w:rPr>
+                <w:lang w:val="en-NZ"/>
+              </w:rPr>
+            </w:pPr>
+            <w:r>
+              <w:rPr>
+                <w:lang w:val="en-NZ"/>
+              </w:rPr>
+              <w:t>R08 Data/File loss/corruption</w:t>
+            </w:r>
+          </w:p>
+        </w:tc>
+        <w:tc>
+          <w:tcPr>
+            <w:tcW w:w="4508" w:type="dxa"/>
+          </w:tcPr>
+          <w:p>
+            <w:pPr>
+              <w:keepNext/>
+              <w:rPr>
+                <w:lang w:val="en-NZ"/>
+              </w:rPr>
+            </w:pPr>
+            <w:r>
+              <w:t>Set an urgent meeting</w:t>
+            </w:r>
+            <w:r>
+              <w:t>, a</w:t>
+            </w:r>
+            <w:r>
+              <w:t>ttempt to recover from backup.</w:t>
+            </w:r>
+            <w:r>
+              <w:t xml:space="preserve"> </w:t>
+            </w:r>
+            <w:r>
+              <w:t>I</w:t>
+            </w:r>
+            <w:r>
+              <w:t xml:space="preserve">nform project coordinator or </w:t>
+            </w:r>
+            <w:r>
+              <w:t xml:space="preserve">advisor </w:t>
+            </w:r>
+            <w:r>
+              <w:t>of the issue.</w:t>
+            </w:r>
+          </w:p>
+        </w:tc>
+      </w:tr>
+      <w:tr>
+        <w:tc>
+          <w:tcPr>
+            <w:tcW w:w="4508" w:type="dxa"/>
+          </w:tcPr>
+          <w:p>
+            <w:pPr>
+              <w:rPr>
+                <w:lang w:val="en-NZ"/>
+              </w:rPr>
+            </w:pPr>
+            <w:r>
+              <w:rPr>
+                <w:lang w:val="en-NZ"/>
+              </w:rPr>
+              <w:t>R09 Client becomes unavailable</w:t>
+            </w:r>
+          </w:p>
+        </w:tc>
+        <w:tc>
+          <w:tcPr>
+            <w:tcW w:w="4508" w:type="dxa"/>
+          </w:tcPr>
+          <w:p>
+            <w:pPr>
+              <w:keepNext/>
+              <w:rPr>
+                <w:lang w:val="en-NZ"/>
+              </w:rPr>
+            </w:pPr>
+          </w:p>
+        </w:tc>
+      </w:tr>
+      <w:tr>
+        <w:tc>
+          <w:tcPr>
+            <w:tcW w:w="4508" w:type="dxa"/>
+          </w:tcPr>
+          <w:p>
+            <w:pPr>
+              <w:rPr>
+                <w:lang w:val="en-NZ"/>
+              </w:rPr>
+            </w:pPr>
+            <w:r>
+              <w:rPr>
+                <w:lang w:val="en-NZ"/>
+              </w:rPr>
+              <w:t>R10 Advisor becomes unavailable</w:t>
+            </w:r>
+          </w:p>
+        </w:tc>
+        <w:tc>
+          <w:tcPr>
+            <w:tcW w:w="4508" w:type="dxa"/>
+          </w:tcPr>
+          <w:p>
+            <w:pPr>
+              <w:keepNext/>
+              <w:rPr>
+                <w:lang w:val="en-NZ"/>
+              </w:rPr>
+            </w:pPr>
+          </w:p>
+        </w:tc>
+      </w:tr>
+      <w:tr>
+        <w:tc>
+          <w:tcPr>
+            <w:tcW w:w="4508" w:type="dxa"/>
+          </w:tcPr>
+          <w:p>
+            <w:pPr>
+              <w:rPr>
+                <w:lang w:val="en-NZ"/>
+              </w:rPr>
+            </w:pPr>
+            <w:r>
+              <w:rPr>
+                <w:lang w:val="en-NZ"/>
+              </w:rPr>
+              <w:t>R11 Tech/Vendor becomes unavailable</w:t>
+            </w:r>
+          </w:p>
+        </w:tc>
+        <w:tc>
+          <w:tcPr>
+            <w:tcW w:w="4508" w:type="dxa"/>
+          </w:tcPr>
+          <w:p>
+            <w:pPr>
+              <w:keepNext/>
+              <w:rPr>
+                <w:lang w:val="en-NZ"/>
+              </w:rPr>
+            </w:pPr>
+          </w:p>
+        </w:tc>
+      </w:tr>
+      <w:tr>
+        <w:tc>
+          <w:tcPr>
+            <w:tcW w:w="4508" w:type="dxa"/>
+          </w:tcPr>
+          <w:p>
+            <w:pPr>
+              <w:rPr>
+                <w:lang w:val="en-NZ"/>
+              </w:rPr>
+            </w:pPr>
+            <w:r>
+              <w:rPr>
+                <w:lang w:val="en-NZ"/>
+              </w:rPr>
+              <w:t>R12 Internet outage</w:t>
+            </w:r>
+          </w:p>
+        </w:tc>
+        <w:tc>
+          <w:tcPr>
+            <w:tcW w:w="4508" w:type="dxa"/>
+          </w:tcPr>
+          <w:p>
+            <w:pPr>
+              <w:keepNext/>
+              <w:rPr>
+                <w:lang w:val="en-NZ"/>
+              </w:rPr>
+            </w:pPr>
+          </w:p>
+        </w:tc>
+      </w:tr>
+      <w:tr>
+        <w:tc>
+          <w:tcPr>
+            <w:tcW w:w="4508" w:type="dxa"/>
+          </w:tcPr>
+          <w:p>
+            <w:pPr>
+              <w:rPr>
+                <w:lang w:val="en-NZ"/>
+              </w:rPr>
+            </w:pPr>
+            <w:r>
+              <w:rPr>
+                <w:lang w:val="en-NZ"/>
+              </w:rPr>
+              <w:t>R13 Natural disaster or pandemic</w:t>
+            </w:r>
+          </w:p>
+        </w:tc>
+        <w:tc>
+          <w:tcPr>
+            <w:tcW w:w="4508" w:type="dxa"/>
+          </w:tcPr>
+          <w:p>
+            <w:pPr>
+              <w:keepNext/>
+              <w:rPr>
+                <w:lang w:val="en-NZ"/>
+              </w:rPr>
+            </w:pPr>
+          </w:p>
+        </w:tc>
+      </w:tr>
+      <w:tr>
+        <w:tc>
+          <w:tcPr>
+            <w:tcW w:w="4508" w:type="dxa"/>
+          </w:tcPr>
+          <w:p>
+            <w:pPr>
+              <w:rPr>
+                <w:lang w:val="en-NZ"/>
+              </w:rPr>
+            </w:pPr>
+            <w:r>
+              <w:rPr>
+                <w:lang w:val="en-NZ"/>
+              </w:rPr>
+              <w:t>R14 Power outage</w:t>
+            </w:r>
+          </w:p>
+        </w:tc>
+        <w:tc>
+          <w:tcPr>
+            <w:tcW w:w="4508" w:type="dxa"/>
+          </w:tcPr>
+          <w:p>
+            <w:pPr>
+              <w:keepNext/>
+              <w:rPr>
+                <w:lang w:val="en-NZ"/>
+              </w:rPr>
+            </w:pPr>
+          </w:p>
+        </w:tc>
+      </w:tr>
+      <w:tr>
+        <w:tc>
+          <w:tcPr>
+            <w:tcW w:w="4508" w:type="dxa"/>
+          </w:tcPr>
+          <w:p>
+            <w:pPr>
+              <w:rPr>
+                <w:lang w:val="en-NZ"/>
+              </w:rPr>
+            </w:pPr>
+            <w:r>
+              <w:rPr>
+                <w:lang w:val="en-NZ"/>
+              </w:rPr>
+              <w:t>R15 Version control conflicts</w:t>
+            </w:r>
           </w:p>
         </w:tc>
         <w:tc>
@@ -8089,7 +9550,6 @@
         <w:rPr>
           <w:lang w:val="en-NZ"/>
         </w:rPr>
-        <w:lastRenderedPageBreak/>
         <w:t>The video should be recorded using Zoom, Teams or similar software.</w:t>
       </w:r>
     </w:p>
@@ -8103,6 +9563,7 @@
         <w:rPr>
           <w:lang w:val="en-NZ"/>
         </w:rPr>
+        <w:lastRenderedPageBreak/>
         <w:t>Team members should have their cameras on as should the client.</w:t>
       </w:r>
     </w:p>
@@ -8292,7 +9753,7 @@
     <w:sectPr>
       <w:footerReference w:type="default" r:id="rId9"/>
       <w:pgSz w:w="11906" w:h="16838"/>
-      <w:pgMar w:top="1440" w:right="1440" w:bottom="1440" w:left="1440" w:header="708" w:footer="708" w:gutter="0"/>
+      <w:pgMar w:top="720" w:right="720" w:bottom="720" w:left="720" w:header="708" w:footer="708" w:gutter="0"/>
       <w:pgNumType w:start="0"/>
       <w:cols w:space="708"/>
       <w:titlePg/>

--- a/Capstone Proposal.docx
+++ b/Capstone Proposal.docx
@@ -14,6 +14,7 @@
           <w:docPartUnique/>
         </w:docPartObj>
       </w:sdtPr>
+      <w:sdtEndPr/>
       <w:sdtContent>
         <w:p>
           <w:pPr>
@@ -3551,6 +3552,7 @@
                                     <w:dataBinding w:prefixMappings="xmlns:ns0='http://schemas.openxmlformats.org/officeDocument/2006/extended-properties' " w:xpath="/ns0:Properties[1]/ns0:Company[1]" w:storeItemID="{6668398D-A668-4E3E-A5EB-62B293D839F1}"/>
                                     <w:text/>
                                   </w:sdtPr>
+                                  <w:sdtEndPr/>
                                   <w:sdtContent>
                                     <w:r>
                                       <w:rPr>
@@ -3720,6 +3722,7 @@
                                     <w:dataBinding w:prefixMappings="xmlns:ns0='http://purl.org/dc/elements/1.1/' xmlns:ns1='http://schemas.openxmlformats.org/package/2006/metadata/core-properties' " w:xpath="/ns1:coreProperties[1]/ns0:title[1]" w:storeItemID="{6C3C8BC8-F283-45AE-878A-BAB7291924A1}"/>
                                     <w:text/>
                                   </w:sdtPr>
+                                  <w:sdtEndPr/>
                                   <w:sdtContent>
                                     <w:r>
                                       <w:rPr>
@@ -3755,6 +3758,7 @@
                                     <w:dataBinding w:prefixMappings="xmlns:ns0='http://purl.org/dc/elements/1.1/' xmlns:ns1='http://schemas.openxmlformats.org/package/2006/metadata/core-properties' " w:xpath="/ns1:coreProperties[1]/ns0:subject[1]" w:storeItemID="{6C3C8BC8-F283-45AE-878A-BAB7291924A1}"/>
                                     <w:text/>
                                   </w:sdtPr>
+                                  <w:sdtEndPr/>
                                   <w:sdtContent>
                                     <w:r>
                                       <w:rPr>
@@ -4100,7 +4104,7 @@
                                         </pic:cNvPicPr>
                                       </pic:nvPicPr>
                                       <pic:blipFill>
-                                        <a:blip r:embed="rId8">
+                                        <a:blip r:embed="rId9">
                                           <a:extLst>
                                             <a:ext uri="{28A0092B-C50C-407E-A947-70E740481C1C}">
                                               <a14:useLocalDpi xmlns:a14="http://schemas.microsoft.com/office/drawing/2010/main" val="0"/>
@@ -6821,11 +6825,12 @@
       <w:pPr>
         <w:pStyle w:val="Heading1"/>
       </w:pPr>
-      <w:bookmarkStart w:id="18" w:name="_Toc236403145"/>
+      <w:bookmarkStart w:id="18" w:name="_Toc236403146"/>
+      <w:bookmarkStart w:id="19" w:name="_Toc236403145"/>
       <w:r>
         <w:t>Project Risk Analysis</w:t>
       </w:r>
-      <w:bookmarkEnd w:id="18"/>
+      <w:bookmarkEnd w:id="19"/>
     </w:p>
     <w:tbl>
       <w:tblPr>
@@ -7120,55 +7125,7 @@
               <w:rPr>
                 <w:lang w:val="en-NZ"/>
               </w:rPr>
-              <w:t>R0</w:t>
-            </w:r>
-            <w:r>
-              <w:rPr>
-                <w:lang w:val="en-NZ"/>
-              </w:rPr>
-              <w:t>4</w:t>
-            </w:r>
-            <w:r>
-              <w:rPr>
-                <w:lang w:val="en-NZ"/>
-              </w:rPr>
-              <w:t xml:space="preserve"> </w:t>
-            </w:r>
-            <w:r>
-              <w:rPr>
-                <w:lang w:val="en-NZ"/>
-              </w:rPr>
-              <w:t>Format</w:t>
-            </w:r>
-            <w:r>
-              <w:rPr>
-                <w:lang w:val="en-NZ"/>
-              </w:rPr>
-              <w:t>ting</w:t>
-            </w:r>
-            <w:r>
-              <w:rPr>
-                <w:lang w:val="en-NZ"/>
-              </w:rPr>
-              <w:t xml:space="preserve"> </w:t>
-            </w:r>
-            <w:r>
-              <w:rPr>
-                <w:lang w:val="en-NZ"/>
-              </w:rPr>
-              <w:t>i</w:t>
-            </w:r>
-            <w:r>
-              <w:rPr>
-                <w:lang w:val="en-NZ"/>
-              </w:rPr>
-              <w:t>nconsistencies</w:t>
-            </w:r>
-            <w:r>
-              <w:rPr>
-                <w:lang w:val="en-NZ"/>
-              </w:rPr>
-              <w:t>.</w:t>
+              <w:t>R04 Formatting inconsistencies.</w:t>
             </w:r>
           </w:p>
         </w:tc>
@@ -7250,31 +7207,7 @@
               <w:rPr>
                 <w:lang w:val="en-NZ"/>
               </w:rPr>
-              <w:t>R1</w:t>
-            </w:r>
-            <w:r>
-              <w:rPr>
-                <w:lang w:val="en-NZ"/>
-              </w:rPr>
-              <w:t>5</w:t>
-            </w:r>
-            <w:r>
-              <w:rPr>
-                <w:lang w:val="en-NZ"/>
-              </w:rPr>
-              <w:t xml:space="preserve"> </w:t>
-            </w:r>
-            <w:r>
-              <w:rPr>
-                <w:lang w:val="en-NZ"/>
-              </w:rPr>
-              <w:t>Version control conflicts</w:t>
-            </w:r>
-            <w:r>
-              <w:rPr>
-                <w:lang w:val="en-NZ"/>
-              </w:rPr>
-              <w:t>.</w:t>
+              <w:t>R15 Version control conflicts.</w:t>
             </w:r>
           </w:p>
         </w:tc>
@@ -7306,19 +7239,7 @@
               <w:rPr>
                 <w:lang w:val="en-NZ"/>
               </w:rPr>
-              <w:t xml:space="preserve">R02 </w:t>
-            </w:r>
-            <w:r>
-              <w:rPr>
-                <w:lang w:val="en-NZ"/>
-              </w:rPr>
-              <w:t xml:space="preserve">Team member becomes </w:t>
-            </w:r>
-            <w:r>
-              <w:rPr>
-                <w:lang w:val="en-NZ"/>
-              </w:rPr>
-              <w:t>unavailable.</w:t>
+              <w:t>R02 Team member becomes unavailable.</w:t>
             </w:r>
           </w:p>
         </w:tc>
@@ -7337,31 +7258,7 @@
               <w:rPr>
                 <w:lang w:val="en-NZ"/>
               </w:rPr>
-              <w:t xml:space="preserve">R01 </w:t>
-            </w:r>
-            <w:r>
-              <w:rPr>
-                <w:lang w:val="en-NZ"/>
-              </w:rPr>
-              <w:t xml:space="preserve">Missed </w:t>
-            </w:r>
-            <w:r>
-              <w:rPr>
-                <w:lang w:val="en-NZ"/>
-              </w:rPr>
-              <w:t>d</w:t>
-            </w:r>
-            <w:r>
-              <w:rPr>
-                <w:lang w:val="en-NZ"/>
-              </w:rPr>
-              <w:t>eadlines</w:t>
-            </w:r>
-            <w:r>
-              <w:rPr>
-                <w:lang w:val="en-NZ"/>
-              </w:rPr>
-              <w:t>.</w:t>
+              <w:t>R01 Missed deadlines.</w:t>
             </w:r>
           </w:p>
         </w:tc>
@@ -7430,43 +7327,7 @@
               <w:rPr>
                 <w:lang w:val="en-NZ"/>
               </w:rPr>
-              <w:t>R</w:t>
-            </w:r>
-            <w:r>
-              <w:rPr>
-                <w:lang w:val="en-NZ"/>
-              </w:rPr>
-              <w:t>1</w:t>
-            </w:r>
-            <w:r>
-              <w:rPr>
-                <w:lang w:val="en-NZ"/>
-              </w:rPr>
-              <w:t>2</w:t>
-            </w:r>
-            <w:r>
-              <w:rPr>
-                <w:lang w:val="en-NZ"/>
-              </w:rPr>
-              <w:t xml:space="preserve"> </w:t>
-            </w:r>
-            <w:r>
-              <w:rPr>
-                <w:lang w:val="en-NZ"/>
-              </w:rPr>
-              <w:t xml:space="preserve">Internet </w:t>
-            </w:r>
-            <w:r>
-              <w:rPr>
-                <w:lang w:val="en-NZ"/>
-              </w:rPr>
-              <w:t>outage</w:t>
-            </w:r>
-            <w:r>
-              <w:rPr>
-                <w:lang w:val="en-NZ"/>
-              </w:rPr>
-              <w:t>.</w:t>
+              <w:t>R12 Internet outage.</w:t>
             </w:r>
           </w:p>
         </w:tc>
@@ -7485,80 +7346,20 @@
               <w:rPr>
                 <w:lang w:val="en-NZ"/>
               </w:rPr>
-              <w:t>R0</w:t>
-            </w:r>
-            <w:r>
-              <w:rPr>
-                <w:lang w:val="en-NZ"/>
-              </w:rPr>
-              <w:t>5</w:t>
-            </w:r>
-            <w:r>
-              <w:rPr>
-                <w:lang w:val="en-NZ"/>
-              </w:rPr>
-              <w:t xml:space="preserve"> </w:t>
-            </w:r>
-            <w:r>
-              <w:rPr>
-                <w:lang w:val="en-NZ"/>
-              </w:rPr>
-              <w:t>Misunderstood requirements</w:t>
-            </w:r>
-            <w:r>
-              <w:rPr>
-                <w:lang w:val="en-NZ"/>
-              </w:rPr>
-              <w:t>.</w:t>
-            </w:r>
-          </w:p>
-          <w:p>
-            <w:pPr>
-              <w:rPr>
-                <w:lang w:val="en-NZ"/>
-              </w:rPr>
-            </w:pPr>
-            <w:r>
-              <w:rPr>
-                <w:lang w:val="en-NZ"/>
-              </w:rPr>
-              <w:t>R0</w:t>
-            </w:r>
-            <w:r>
-              <w:rPr>
-                <w:lang w:val="en-NZ"/>
-              </w:rPr>
-              <w:t>6</w:t>
-            </w:r>
-            <w:r>
-              <w:rPr>
-                <w:lang w:val="en-NZ"/>
-              </w:rPr>
-              <w:t xml:space="preserve"> </w:t>
-            </w:r>
-            <w:r>
-              <w:rPr>
-                <w:lang w:val="en-NZ"/>
-              </w:rPr>
-              <w:t>S</w:t>
-            </w:r>
-            <w:r>
-              <w:rPr>
-                <w:lang w:val="en-NZ"/>
-              </w:rPr>
-              <w:t>oftware</w:t>
-            </w:r>
-            <w:r>
-              <w:rPr>
-                <w:lang w:val="en-NZ"/>
-              </w:rPr>
-              <w:t xml:space="preserve"> difficulties</w:t>
-            </w:r>
-            <w:r>
-              <w:rPr>
-                <w:lang w:val="en-NZ"/>
-              </w:rPr>
-              <w:t>.</w:t>
+              <w:t>R05 Misunderstood requirements.</w:t>
+            </w:r>
+          </w:p>
+          <w:p>
+            <w:pPr>
+              <w:rPr>
+                <w:lang w:val="en-NZ"/>
+              </w:rPr>
+            </w:pPr>
+            <w:r>
+              <w:rPr>
+                <w:lang w:val="en-NZ"/>
+              </w:rPr>
+              <w:t>R06 Software difficulties.</w:t>
             </w:r>
           </w:p>
         </w:tc>
@@ -7641,31 +7442,7 @@
               <w:rPr>
                 <w:lang w:val="en-NZ"/>
               </w:rPr>
-              <w:t>R1</w:t>
-            </w:r>
-            <w:r>
-              <w:rPr>
-                <w:lang w:val="en-NZ"/>
-              </w:rPr>
-              <w:t>4</w:t>
-            </w:r>
-            <w:r>
-              <w:rPr>
-                <w:lang w:val="en-NZ"/>
-              </w:rPr>
-              <w:t xml:space="preserve"> </w:t>
-            </w:r>
-            <w:r>
-              <w:rPr>
-                <w:lang w:val="en-NZ"/>
-              </w:rPr>
-              <w:t>Power outage</w:t>
-            </w:r>
-            <w:r>
-              <w:rPr>
-                <w:lang w:val="en-NZ"/>
-              </w:rPr>
-              <w:t>.</w:t>
+              <w:t>R14 Power outage.</w:t>
             </w:r>
           </w:p>
         </w:tc>
@@ -7684,25 +7461,7 @@
               <w:rPr>
                 <w:lang w:val="en-NZ"/>
               </w:rPr>
-              <w:t>R0</w:t>
-            </w:r>
-            <w:r>
-              <w:rPr>
-                <w:lang w:val="en-NZ"/>
-              </w:rPr>
-              <w:t>9</w:t>
-            </w:r>
-            <w:r>
-              <w:rPr>
-                <w:lang w:val="en-NZ"/>
-              </w:rPr>
-              <w:t xml:space="preserve"> </w:t>
-            </w:r>
-            <w:r>
-              <w:rPr>
-                <w:lang w:val="en-NZ"/>
-              </w:rPr>
-              <w:t>Client becomes unavailable.</w:t>
+              <w:t>R09 Client becomes unavailable.</w:t>
             </w:r>
           </w:p>
           <w:p>
@@ -7728,49 +7487,7 @@
               <w:rPr>
                 <w:lang w:val="en-NZ"/>
               </w:rPr>
-              <w:t>R</w:t>
-            </w:r>
-            <w:r>
-              <w:rPr>
-                <w:lang w:val="en-NZ"/>
-              </w:rPr>
-              <w:t>1</w:t>
-            </w:r>
-            <w:r>
-              <w:rPr>
-                <w:lang w:val="en-NZ"/>
-              </w:rPr>
-              <w:t>1</w:t>
-            </w:r>
-            <w:r>
-              <w:rPr>
-                <w:lang w:val="en-NZ"/>
-              </w:rPr>
-              <w:t xml:space="preserve"> </w:t>
-            </w:r>
-            <w:r>
-              <w:rPr>
-                <w:lang w:val="en-NZ"/>
-              </w:rPr>
-              <w:t>Tech/V</w:t>
-            </w:r>
-            <w:r>
-              <w:rPr>
-                <w:lang w:val="en-NZ"/>
-              </w:rPr>
-              <w:t xml:space="preserve">endor </w:t>
-            </w:r>
-            <w:r>
-              <w:rPr>
-                <w:lang w:val="en-NZ"/>
-              </w:rPr>
-              <w:t>becomes unavailable</w:t>
-            </w:r>
-            <w:r>
-              <w:rPr>
-                <w:lang w:val="en-NZ"/>
-              </w:rPr>
-              <w:t>.</w:t>
+              <w:t>R11 Tech/Vendor becomes unavailable.</w:t>
             </w:r>
           </w:p>
         </w:tc>
@@ -7789,56 +7506,20 @@
               <w:rPr>
                 <w:lang w:val="en-NZ"/>
               </w:rPr>
-              <w:t xml:space="preserve">R07 </w:t>
-            </w:r>
-            <w:r>
-              <w:rPr>
-                <w:lang w:val="en-NZ"/>
-              </w:rPr>
-              <w:t>Hardware stolen</w:t>
-            </w:r>
-            <w:r>
-              <w:rPr>
-                <w:lang w:val="en-NZ"/>
-              </w:rPr>
-              <w:t xml:space="preserve">. </w:t>
-            </w:r>
-          </w:p>
-          <w:p>
-            <w:pPr>
-              <w:rPr>
-                <w:lang w:val="en-NZ"/>
-              </w:rPr>
-            </w:pPr>
-            <w:r>
-              <w:rPr>
-                <w:lang w:val="en-NZ"/>
-              </w:rPr>
-              <w:t xml:space="preserve">R08 </w:t>
-            </w:r>
-            <w:r>
-              <w:rPr>
-                <w:lang w:val="en-NZ"/>
-              </w:rPr>
-              <w:t>Data/</w:t>
-            </w:r>
-            <w:r>
-              <w:rPr>
-                <w:lang w:val="en-NZ"/>
-              </w:rPr>
-              <w:t>F</w:t>
-            </w:r>
-            <w:r>
-              <w:rPr>
-                <w:lang w:val="en-NZ"/>
-              </w:rPr>
-              <w:t>ile loss/corruption</w:t>
-            </w:r>
-            <w:r>
-              <w:rPr>
-                <w:lang w:val="en-NZ"/>
-              </w:rPr>
-              <w:t>.</w:t>
+              <w:t xml:space="preserve">R07 Hardware stolen. </w:t>
+            </w:r>
+          </w:p>
+          <w:p>
+            <w:pPr>
+              <w:rPr>
+                <w:lang w:val="en-NZ"/>
+              </w:rPr>
+            </w:pPr>
+            <w:r>
+              <w:rPr>
+                <w:lang w:val="en-NZ"/>
+              </w:rPr>
+              <w:t>R08 Data/File loss/corruption.</w:t>
             </w:r>
           </w:p>
         </w:tc>
@@ -7857,25 +7538,7 @@
               <w:rPr>
                 <w:lang w:val="en-NZ"/>
               </w:rPr>
-              <w:t>R0</w:t>
-            </w:r>
-            <w:r>
-              <w:rPr>
-                <w:lang w:val="en-NZ"/>
-              </w:rPr>
-              <w:t xml:space="preserve">3 </w:t>
-            </w:r>
-            <w:r>
-              <w:rPr>
-                <w:lang w:val="en-NZ"/>
-              </w:rPr>
-              <w:t>Academic integrity violation</w:t>
-            </w:r>
-            <w:r>
-              <w:rPr>
-                <w:lang w:val="en-NZ"/>
-              </w:rPr>
-              <w:t>.</w:t>
+              <w:t>R03 Academic integrity violation.</w:t>
             </w:r>
           </w:p>
         </w:tc>
@@ -7970,43 +7633,7 @@
               <w:rPr>
                 <w:lang w:val="en-NZ"/>
               </w:rPr>
-              <w:t>R1</w:t>
-            </w:r>
-            <w:r>
-              <w:rPr>
-                <w:lang w:val="en-NZ"/>
-              </w:rPr>
-              <w:t>3</w:t>
-            </w:r>
-            <w:r>
-              <w:rPr>
-                <w:lang w:val="en-NZ"/>
-              </w:rPr>
-              <w:t xml:space="preserve"> </w:t>
-            </w:r>
-            <w:r>
-              <w:rPr>
-                <w:lang w:val="en-NZ"/>
-              </w:rPr>
-              <w:t>Natural disaster</w:t>
-            </w:r>
-            <w:r>
-              <w:rPr>
-                <w:lang w:val="en-NZ"/>
-              </w:rPr>
-              <w:t xml:space="preserve"> or </w:t>
-            </w:r>
-            <w:r>
-              <w:rPr>
-                <w:lang w:val="en-NZ"/>
-              </w:rPr>
-              <w:t>pandemic</w:t>
-            </w:r>
-            <w:r>
-              <w:rPr>
-                <w:lang w:val="en-NZ"/>
-              </w:rPr>
-              <w:t>.</w:t>
+              <w:t>R13 Natural disaster or pandemic.</w:t>
             </w:r>
           </w:p>
         </w:tc>
@@ -8125,19 +7752,7 @@
               <w:rPr>
                 <w:lang w:val="en-NZ"/>
               </w:rPr>
-              <w:t xml:space="preserve">R01 Missed </w:t>
-            </w:r>
-            <w:r>
-              <w:rPr>
-                <w:lang w:val="en-NZ"/>
-              </w:rPr>
-              <w:t>d</w:t>
-            </w:r>
-            <w:r>
-              <w:rPr>
-                <w:lang w:val="en-NZ"/>
-              </w:rPr>
-              <w:t>eadlines</w:t>
+              <w:t>R01 Missed deadlines</w:t>
             </w:r>
           </w:p>
         </w:tc>
@@ -8155,13 +7770,7 @@
               <w:rPr>
                 <w:lang w:val="en-NZ"/>
               </w:rPr>
-              <w:t>Have regular team meetings to check everyone’s progress</w:t>
-            </w:r>
-            <w:r>
-              <w:rPr>
-                <w:lang w:val="en-NZ"/>
-              </w:rPr>
-              <w:t>, see what’s lacking.</w:t>
+              <w:t>Have regular team meetings to check everyone’s progress, see what’s lacking.</w:t>
             </w:r>
             <w:r>
               <w:rPr>
@@ -8188,13 +7797,7 @@
               <w:rPr>
                 <w:lang w:val="en-NZ"/>
               </w:rPr>
-              <w:t>R02</w:t>
-            </w:r>
-            <w:r>
-              <w:rPr>
-                <w:lang w:val="en-NZ"/>
-              </w:rPr>
-              <w:t xml:space="preserve"> Team member becomes unavailable</w:t>
+              <w:t>R02 Team member becomes unavailable</w:t>
             </w:r>
           </w:p>
         </w:tc>
@@ -8212,13 +7815,7 @@
               <w:rPr>
                 <w:lang w:val="en-NZ"/>
               </w:rPr>
-              <w:t xml:space="preserve">Ensure multiple </w:t>
-            </w:r>
-            <w:r>
-              <w:rPr>
-                <w:lang w:val="en-NZ"/>
-              </w:rPr>
-              <w:t>team members can do the same tasks. Keep documentation current and have required tasks be visible for the whole team.</w:t>
+              <w:t>Ensure multiple team members can do the same tasks. Keep documentation current and have required tasks be visible for the whole team.</w:t>
             </w:r>
           </w:p>
         </w:tc>
@@ -8238,13 +7835,7 @@
               <w:rPr>
                 <w:lang w:val="en-NZ"/>
               </w:rPr>
-              <w:t>R03</w:t>
-            </w:r>
-            <w:r>
-              <w:rPr>
-                <w:lang w:val="en-NZ"/>
-              </w:rPr>
-              <w:t xml:space="preserve"> Academic integrity violation</w:t>
+              <w:t>R03 Academic integrity violation</w:t>
             </w:r>
           </w:p>
         </w:tc>
@@ -8262,13 +7853,7 @@
               <w:rPr>
                 <w:lang w:val="en-NZ"/>
               </w:rPr>
-              <w:t>Clearly attribute any external code, sources, and AI tool use. Individual contributions tracked via commit history</w:t>
-            </w:r>
-            <w:r>
-              <w:rPr>
-                <w:lang w:val="en-NZ"/>
-              </w:rPr>
-              <w:t xml:space="preserve"> so authorship can be verified.</w:t>
+              <w:t>Clearly attribute any external code, sources, and AI tool use. Individual contributions tracked via commit history so authorship can be verified.</w:t>
             </w:r>
           </w:p>
         </w:tc>
@@ -8288,13 +7873,7 @@
               <w:rPr>
                 <w:lang w:val="en-NZ"/>
               </w:rPr>
-              <w:t>R04</w:t>
-            </w:r>
-            <w:r>
-              <w:rPr>
-                <w:lang w:val="en-NZ"/>
-              </w:rPr>
-              <w:t xml:space="preserve"> Formatting inconsistencies</w:t>
+              <w:t>R04 Formatting inconsistencies</w:t>
             </w:r>
           </w:p>
         </w:tc>
@@ -8308,6 +7887,12 @@
                 <w:lang w:val="en-NZ"/>
               </w:rPr>
             </w:pPr>
+            <w:r>
+              <w:rPr>
+                <w:lang w:val="en-NZ"/>
+              </w:rPr>
+              <w:t>Agree on a style/template before writing begins. Do a formatting pass before each submission.</w:t>
+            </w:r>
           </w:p>
         </w:tc>
       </w:tr>
@@ -8341,6 +7926,12 @@
                 <w:lang w:val="en-NZ"/>
               </w:rPr>
             </w:pPr>
+            <w:r>
+              <w:rPr>
+                <w:lang w:val="en-NZ"/>
+              </w:rPr>
+              <w:t>Confirm requirements in writing after each client/advisor meeting. Review minutes with the team.</w:t>
+            </w:r>
           </w:p>
         </w:tc>
       </w:tr>
@@ -8359,13 +7950,7 @@
               <w:rPr>
                 <w:lang w:val="en-NZ"/>
               </w:rPr>
-              <w:t xml:space="preserve">R06 </w:t>
-            </w:r>
-            <w:r>
-              <w:rPr>
-                <w:lang w:val="en-NZ"/>
-              </w:rPr>
-              <w:t>Software difficulties</w:t>
+              <w:t>R06 Software difficulties</w:t>
             </w:r>
           </w:p>
         </w:tc>
@@ -8380,6 +7965,12 @@
                 <w:lang w:val="en-NZ"/>
               </w:rPr>
             </w:pPr>
+            <w:r>
+              <w:rPr>
+                <w:lang w:val="en-NZ"/>
+              </w:rPr>
+              <w:t>Research/experiment with new tools early, before committing to them. Choose tools with good documentation and/or team familiarity.</w:t>
+            </w:r>
           </w:p>
         </w:tc>
       </w:tr>
@@ -8398,13 +7989,7 @@
               <w:rPr>
                 <w:lang w:val="en-NZ"/>
               </w:rPr>
-              <w:t>R07</w:t>
-            </w:r>
-            <w:r>
-              <w:rPr>
-                <w:lang w:val="en-NZ"/>
-              </w:rPr>
-              <w:t xml:space="preserve"> Hardware stolen</w:t>
+              <w:t>R07 Hardware stolen</w:t>
             </w:r>
           </w:p>
         </w:tc>
@@ -8419,6 +8004,12 @@
                 <w:lang w:val="en-NZ"/>
               </w:rPr>
             </w:pPr>
+            <w:r>
+              <w:rPr>
+                <w:lang w:val="en-NZ"/>
+              </w:rPr>
+              <w:t xml:space="preserve">Lock up the PC while not in use. Label components with owner’s name. </w:t>
+            </w:r>
           </w:p>
         </w:tc>
       </w:tr>
@@ -8437,31 +8028,7 @@
               <w:rPr>
                 <w:lang w:val="en-NZ"/>
               </w:rPr>
-              <w:t xml:space="preserve">R08 Data/File </w:t>
-            </w:r>
-            <w:r>
-              <w:rPr>
-                <w:lang w:val="en-NZ"/>
-              </w:rPr>
-              <w:t>loss</w:t>
-            </w:r>
-            <w:r>
-              <w:rPr>
-                <w:lang w:val="en-NZ"/>
-              </w:rPr>
-              <w:t>/</w:t>
-            </w:r>
-            <w:r>
-              <w:rPr>
-                <w:lang w:val="en-NZ"/>
-              </w:rPr>
-              <w:t>c</w:t>
-            </w:r>
-            <w:r>
-              <w:rPr>
-                <w:lang w:val="en-NZ"/>
-              </w:rPr>
-              <w:t>orruption</w:t>
+              <w:t>R08 Data/File loss/corruption</w:t>
             </w:r>
           </w:p>
         </w:tc>
@@ -8480,7 +8047,7 @@
               <w:rPr>
                 <w:lang w:val="en-NZ"/>
               </w:rPr>
-              <w:t>Regular backups should be done in multiple locations.</w:t>
+              <w:t>Regular backups should be done in multiple locations. Regularly commit/push to Git.</w:t>
             </w:r>
           </w:p>
         </w:tc>
@@ -8500,13 +8067,7 @@
               <w:rPr>
                 <w:lang w:val="en-NZ"/>
               </w:rPr>
-              <w:t>R09</w:t>
-            </w:r>
-            <w:r>
-              <w:rPr>
-                <w:lang w:val="en-NZ"/>
-              </w:rPr>
-              <w:t xml:space="preserve"> Client becomes unavailable</w:t>
+              <w:t>R09 Client becomes unavailable</w:t>
             </w:r>
           </w:p>
         </w:tc>
@@ -8521,6 +8082,12 @@
                 <w:lang w:val="en-NZ"/>
               </w:rPr>
             </w:pPr>
+            <w:r>
+              <w:rPr>
+                <w:lang w:val="en-NZ"/>
+              </w:rPr>
+              <w:t>Get requirements and scope signed off early, so project can continue even without ongoing client input.</w:t>
+            </w:r>
           </w:p>
         </w:tc>
       </w:tr>
@@ -8539,13 +8106,7 @@
               <w:rPr>
                 <w:lang w:val="en-NZ"/>
               </w:rPr>
-              <w:t>R10</w:t>
-            </w:r>
-            <w:r>
-              <w:rPr>
-                <w:lang w:val="en-NZ"/>
-              </w:rPr>
-              <w:t xml:space="preserve"> Advisor becomes unavailable</w:t>
+              <w:t>R10 Advisor becomes unavailable</w:t>
             </w:r>
           </w:p>
         </w:tc>
@@ -8560,6 +8121,12 @@
                 <w:lang w:val="en-NZ"/>
               </w:rPr>
             </w:pPr>
+            <w:r>
+              <w:rPr>
+                <w:lang w:val="en-NZ"/>
+              </w:rPr>
+              <w:t>Keep written records of advisor meetings so the project isn’t reliant on any single conversation.</w:t>
+            </w:r>
           </w:p>
         </w:tc>
       </w:tr>
@@ -8578,13 +8145,7 @@
               <w:rPr>
                 <w:lang w:val="en-NZ"/>
               </w:rPr>
-              <w:t>R11</w:t>
-            </w:r>
-            <w:r>
-              <w:rPr>
-                <w:lang w:val="en-NZ"/>
-              </w:rPr>
-              <w:t xml:space="preserve"> Tech/Vendor becomes unavailable</w:t>
+              <w:t>R11 Tech/Vendor becomes unavailable</w:t>
             </w:r>
           </w:p>
         </w:tc>
@@ -8599,6 +8160,12 @@
                 <w:lang w:val="en-NZ"/>
               </w:rPr>
             </w:pPr>
+            <w:r>
+              <w:rPr>
+                <w:lang w:val="en-NZ"/>
+              </w:rPr>
+              <w:t>Use established, actively maintained tools where possible. Have backup options in case one tool goes down.</w:t>
+            </w:r>
           </w:p>
         </w:tc>
       </w:tr>
@@ -8617,13 +8184,7 @@
               <w:rPr>
                 <w:lang w:val="en-NZ"/>
               </w:rPr>
-              <w:t>R12</w:t>
-            </w:r>
-            <w:r>
-              <w:rPr>
-                <w:lang w:val="en-NZ"/>
-              </w:rPr>
-              <w:t xml:space="preserve"> Internet outage</w:t>
+              <w:t>R12 Internet outage</w:t>
             </w:r>
           </w:p>
         </w:tc>
@@ -8638,6 +8199,12 @@
                 <w:lang w:val="en-NZ"/>
               </w:rPr>
             </w:pPr>
+            <w:r>
+              <w:rPr>
+                <w:lang w:val="en-NZ"/>
+              </w:rPr>
+              <w:t>Have a backup communication method (phone/text) for if discord/zoom is unreachable.</w:t>
+            </w:r>
           </w:p>
         </w:tc>
       </w:tr>
@@ -8656,13 +8223,8 @@
               <w:rPr>
                 <w:lang w:val="en-NZ"/>
               </w:rPr>
-              <w:t>R13</w:t>
-            </w:r>
-            <w:r>
-              <w:rPr>
-                <w:lang w:val="en-NZ"/>
-              </w:rPr>
-              <w:t xml:space="preserve"> Natural disaster or pandemic</w:t>
+              <w:lastRenderedPageBreak/>
+              <w:t>R13 Natural disaster or pandemic</w:t>
             </w:r>
           </w:p>
         </w:tc>
@@ -8677,6 +8239,12 @@
                 <w:lang w:val="en-NZ"/>
               </w:rPr>
             </w:pPr>
+            <w:r>
+              <w:rPr>
+                <w:lang w:val="en-NZ"/>
+              </w:rPr>
+              <w:t>Make sure the majority of work can be completed from home and doesn’t require onsite presence.</w:t>
+            </w:r>
           </w:p>
         </w:tc>
       </w:tr>
@@ -8695,13 +8263,7 @@
               <w:rPr>
                 <w:lang w:val="en-NZ"/>
               </w:rPr>
-              <w:t>R14</w:t>
-            </w:r>
-            <w:r>
-              <w:rPr>
-                <w:lang w:val="en-NZ"/>
-              </w:rPr>
-              <w:t xml:space="preserve"> Power outage</w:t>
+              <w:t>R14 Power outage</w:t>
             </w:r>
           </w:p>
         </w:tc>
@@ -8716,6 +8278,12 @@
                 <w:lang w:val="en-NZ"/>
               </w:rPr>
             </w:pPr>
+            <w:r>
+              <w:rPr>
+                <w:lang w:val="en-NZ"/>
+              </w:rPr>
+              <w:t xml:space="preserve">Save work frequently. Keep a laptop with files synched to it so that work can continue if power goes out. </w:t>
+            </w:r>
           </w:p>
         </w:tc>
       </w:tr>
@@ -8749,6 +8317,12 @@
                 <w:lang w:val="en-NZ"/>
               </w:rPr>
             </w:pPr>
+            <w:r>
+              <w:rPr>
+                <w:lang w:val="en-NZ"/>
+              </w:rPr>
+              <w:t>Everyone works in separate files, then copies the whole section into the main document once done. Communicate before editing the main document.</w:t>
+            </w:r>
           </w:p>
         </w:tc>
       </w:tr>
@@ -8867,6 +8441,12 @@
                 <w:lang w:val="en-NZ"/>
               </w:rPr>
             </w:pPr>
+            <w:r>
+              <w:rPr>
+                <w:lang w:val="en-NZ"/>
+              </w:rPr>
+              <w:t>Urgent team meeting to reprioritise, meet with client to discuss cutting scope. Inform advisor if final deadline is at risk.</w:t>
+            </w:r>
           </w:p>
         </w:tc>
       </w:tr>
@@ -8899,6 +8479,12 @@
                 <w:lang w:val="en-NZ"/>
               </w:rPr>
             </w:pPr>
+            <w:r>
+              <w:rPr>
+                <w:lang w:val="en-NZ"/>
+              </w:rPr>
+              <w:t>Redistribute missing team member’s tasks to the rest of the team. Inform advisor if unavailability is for an extended period of time. Possibly request scope adjustment.</w:t>
+            </w:r>
           </w:p>
         </w:tc>
       </w:tr>
@@ -8931,6 +8517,12 @@
                 <w:lang w:val="en-NZ"/>
               </w:rPr>
             </w:pPr>
+            <w:r>
+              <w:rPr>
+                <w:lang w:val="en-NZ"/>
+              </w:rPr>
+              <w:t>Notify advisor/coordinator. Team member responsible admits fault.</w:t>
+            </w:r>
           </w:p>
         </w:tc>
       </w:tr>
@@ -8963,6 +8555,12 @@
                 <w:lang w:val="en-NZ"/>
               </w:rPr>
             </w:pPr>
+            <w:r>
+              <w:rPr>
+                <w:lang w:val="en-NZ"/>
+              </w:rPr>
+              <w:t>Do a pass before each submission to ensure consistent formatting.</w:t>
+            </w:r>
           </w:p>
         </w:tc>
       </w:tr>
@@ -8996,6 +8594,12 @@
                 <w:lang w:val="en-NZ"/>
               </w:rPr>
             </w:pPr>
+            <w:r>
+              <w:rPr>
+                <w:lang w:val="en-NZ"/>
+              </w:rPr>
+              <w:t>Book urgent meeting with client/advisor for clarification. Revise documentation for requirements.</w:t>
+            </w:r>
           </w:p>
         </w:tc>
       </w:tr>
@@ -9029,6 +8633,12 @@
                 <w:lang w:val="en-NZ"/>
               </w:rPr>
             </w:pPr>
+            <w:r>
+              <w:rPr>
+                <w:lang w:val="en-NZ"/>
+              </w:rPr>
+              <w:t>Ask advisor for guidance. If software is too difficult to work with, fall back to an easier alternative tool.</w:t>
+            </w:r>
           </w:p>
         </w:tc>
       </w:tr>
@@ -9047,7 +8657,6 @@
               <w:rPr>
                 <w:lang w:val="en-NZ"/>
               </w:rPr>
-              <w:lastRenderedPageBreak/>
               <w:t>R07 Hardware stolen</w:t>
             </w:r>
           </w:p>
@@ -9063,6 +8672,26 @@
                 <w:lang w:val="en-NZ"/>
               </w:rPr>
             </w:pPr>
+            <w:r>
+              <w:rPr>
+                <w:lang w:val="en-NZ"/>
+              </w:rPr>
+              <w:t xml:space="preserve">Report to </w:t>
+            </w:r>
+            <w:proofErr w:type="spellStart"/>
+            <w:r>
+              <w:rPr>
+                <w:lang w:val="en-NZ"/>
+              </w:rPr>
+              <w:t>WelTec</w:t>
+            </w:r>
+            <w:proofErr w:type="spellEnd"/>
+            <w:r>
+              <w:rPr>
+                <w:lang w:val="en-NZ"/>
+              </w:rPr>
+              <w:t xml:space="preserve"> and police. Contact client, advisor, and possibly coordinator for further steps.</w:t>
+            </w:r>
           </w:p>
         </w:tc>
       </w:tr>
@@ -9097,13 +8726,7 @@
               </w:rPr>
             </w:pPr>
             <w:r>
-              <w:t>Set an urgent meeting</w:t>
-            </w:r>
-            <w:r>
-              <w:t>, a</w:t>
-            </w:r>
-            <w:r>
-              <w:t>ttempt to recover from backup.</w:t>
+              <w:t>Notify team urgently, attempt to recover from most recent Git commit.</w:t>
             </w:r>
             <w:r>
               <w:t xml:space="preserve"> </w:t>
@@ -9112,13 +8735,10 @@
               <w:t>I</w:t>
             </w:r>
             <w:r>
-              <w:t xml:space="preserve">nform project coordinator or </w:t>
-            </w:r>
-            <w:r>
-              <w:t xml:space="preserve">advisor </w:t>
-            </w:r>
-            <w:r>
-              <w:t>of the issue.</w:t>
+              <w:t xml:space="preserve">nform project </w:t>
+            </w:r>
+            <w:r>
+              <w:t>advisor if loss is significant.</w:t>
             </w:r>
           </w:p>
         </w:tc>
@@ -9153,6 +8773,12 @@
                 <w:lang w:val="en-NZ"/>
               </w:rPr>
             </w:pPr>
+            <w:r>
+              <w:rPr>
+                <w:lang w:val="en-NZ"/>
+              </w:rPr>
+              <w:t>Continue work according to last signed off requirements. Inform advisor/coordinator.</w:t>
+            </w:r>
           </w:p>
         </w:tc>
       </w:tr>
@@ -9186,6 +8812,12 @@
                 <w:lang w:val="en-NZ"/>
               </w:rPr>
             </w:pPr>
+            <w:r>
+              <w:rPr>
+                <w:lang w:val="en-NZ"/>
+              </w:rPr>
+              <w:t>Escalate to course coordinator for advice. Continue work according to last agreed requirements in the meantime.</w:t>
+            </w:r>
           </w:p>
         </w:tc>
       </w:tr>
@@ -9204,6 +8836,7 @@
               <w:rPr>
                 <w:lang w:val="en-NZ"/>
               </w:rPr>
+              <w:lastRenderedPageBreak/>
               <w:t>R11 Tech/Vendor becomes unavailable</w:t>
             </w:r>
           </w:p>
@@ -9219,6 +8852,12 @@
                 <w:lang w:val="en-NZ"/>
               </w:rPr>
             </w:pPr>
+            <w:r>
+              <w:rPr>
+                <w:lang w:val="en-NZ"/>
+              </w:rPr>
+              <w:t>Switch to an alternative tool or last available open-source version. Inform client/advisor if functionality impact is significant.</w:t>
+            </w:r>
           </w:p>
         </w:tc>
       </w:tr>
@@ -9252,6 +8891,12 @@
                 <w:lang w:val="en-NZ"/>
               </w:rPr>
             </w:pPr>
+            <w:r>
+              <w:rPr>
+                <w:lang w:val="en-NZ"/>
+              </w:rPr>
+              <w:t>Fall back to phone/text to stay coordinated. Work offline, or tether/hotspot using mobile data to stay online.</w:t>
+            </w:r>
           </w:p>
         </w:tc>
       </w:tr>
@@ -9285,6 +8930,12 @@
                 <w:lang w:val="en-NZ"/>
               </w:rPr>
             </w:pPr>
+            <w:r>
+              <w:rPr>
+                <w:lang w:val="en-NZ"/>
+              </w:rPr>
+              <w:t>Shift all work to fully remote. Hold all meetings online instead of in person.</w:t>
+            </w:r>
           </w:p>
         </w:tc>
       </w:tr>
@@ -9318,6 +8969,12 @@
                 <w:lang w:val="en-NZ"/>
               </w:rPr>
             </w:pPr>
+            <w:r>
+              <w:rPr>
+                <w:lang w:val="en-NZ"/>
+              </w:rPr>
+              <w:t>Switch to laptop while battery lasts, continue work where possible. Sync changes once power restored.</w:t>
+            </w:r>
           </w:p>
         </w:tc>
       </w:tr>
@@ -9351,6 +9008,12 @@
                 <w:lang w:val="en-NZ"/>
               </w:rPr>
             </w:pPr>
+            <w:r>
+              <w:rPr>
+                <w:lang w:val="en-NZ"/>
+              </w:rPr>
+              <w:t xml:space="preserve">Resolve conflict with Git’s merge tools. Affected team members should discuss which lines to keep. </w:t>
+            </w:r>
           </w:p>
         </w:tc>
       </w:tr>
@@ -9388,11 +9051,10 @@
       <w:pPr>
         <w:pStyle w:val="Heading1"/>
       </w:pPr>
-      <w:bookmarkStart w:id="19" w:name="_Toc236403146"/>
       <w:r>
         <w:t>References</w:t>
       </w:r>
-      <w:bookmarkEnd w:id="19"/>
+      <w:bookmarkEnd w:id="18"/>
     </w:p>
     <w:p>
       <w:pPr>
@@ -9577,21 +9239,7 @@
         <w:rPr>
           <w:lang w:val="en-NZ"/>
         </w:rPr>
-        <w:t xml:space="preserve">If there are technical or other reasons why this cannot be </w:t>
-      </w:r>
-      <w:proofErr w:type="gramStart"/>
-      <w:r>
-        <w:rPr>
-          <w:lang w:val="en-NZ"/>
-        </w:rPr>
-        <w:t>done</w:t>
-      </w:r>
-      <w:proofErr w:type="gramEnd"/>
-      <w:r>
-        <w:rPr>
-          <w:lang w:val="en-NZ"/>
-        </w:rPr>
-        <w:t xml:space="preserve"> they need to be discussed with the</w:t>
+        <w:t>If there are technical or other reasons why this cannot be done they need to be discussed with the</w:t>
       </w:r>
       <w:r>
         <w:rPr>
@@ -9751,7 +9399,7 @@
       </w:r>
     </w:p>
     <w:sectPr>
-      <w:footerReference w:type="default" r:id="rId9"/>
+      <w:footerReference w:type="default" r:id="rId10"/>
       <w:pgSz w:w="11906" w:h="16838"/>
       <w:pgMar w:top="720" w:right="720" w:bottom="720" w:left="720" w:header="708" w:footer="708" w:gutter="0"/>
       <w:pgNumType w:start="0"/>
@@ -9798,6 +9446,7 @@
         <w:docPartUnique/>
       </w:docPartObj>
     </w:sdtPr>
+    <w:sdtEndPr/>
     <w:sdtContent>
       <w:p>
         <w:pPr>
@@ -10485,6 +10134,7 @@
   <w:style w:type="character" w:default="1" w:styleId="DefaultParagraphFont">
     <w:name w:val="Default Paragraph Font"/>
     <w:uiPriority w:val="1"/>
+    <w:semiHidden/>
     <w:unhideWhenUsed/>
   </w:style>
   <w:style w:type="table" w:default="1" w:styleId="TableNormal">

--- a/Capstone Proposal.docx
+++ b/Capstone Proposal.docx
@@ -14,7 +14,6 @@
           <w:docPartUnique/>
         </w:docPartObj>
       </w:sdtPr>
-      <w:sdtEndPr/>
       <w:sdtContent>
         <w:p>
           <w:pPr>
@@ -3552,7 +3551,6 @@
                                     <w:dataBinding w:prefixMappings="xmlns:ns0='http://schemas.openxmlformats.org/officeDocument/2006/extended-properties' " w:xpath="/ns0:Properties[1]/ns0:Company[1]" w:storeItemID="{6668398D-A668-4E3E-A5EB-62B293D839F1}"/>
                                     <w:text/>
                                   </w:sdtPr>
-                                  <w:sdtEndPr/>
                                   <w:sdtContent>
                                     <w:r>
                                       <w:rPr>
@@ -3722,7 +3720,6 @@
                                     <w:dataBinding w:prefixMappings="xmlns:ns0='http://purl.org/dc/elements/1.1/' xmlns:ns1='http://schemas.openxmlformats.org/package/2006/metadata/core-properties' " w:xpath="/ns1:coreProperties[1]/ns0:title[1]" w:storeItemID="{6C3C8BC8-F283-45AE-878A-BAB7291924A1}"/>
                                     <w:text/>
                                   </w:sdtPr>
-                                  <w:sdtEndPr/>
                                   <w:sdtContent>
                                     <w:r>
                                       <w:rPr>
@@ -3758,7 +3755,6 @@
                                     <w:dataBinding w:prefixMappings="xmlns:ns0='http://purl.org/dc/elements/1.1/' xmlns:ns1='http://schemas.openxmlformats.org/package/2006/metadata/core-properties' " w:xpath="/ns1:coreProperties[1]/ns0:subject[1]" w:storeItemID="{6C3C8BC8-F283-45AE-878A-BAB7291924A1}"/>
                                     <w:text/>
                                   </w:sdtPr>
-                                  <w:sdtEndPr/>
                                   <w:sdtContent>
                                     <w:r>
                                       <w:rPr>
@@ -4104,7 +4100,7 @@
                                         </pic:cNvPicPr>
                                       </pic:nvPicPr>
                                       <pic:blipFill>
-                                        <a:blip r:embed="rId9">
+                                        <a:blip r:embed="rId8">
                                           <a:extLst>
                                             <a:ext uri="{28A0092B-C50C-407E-A947-70E740481C1C}">
                                               <a14:useLocalDpi xmlns:a14="http://schemas.microsoft.com/office/drawing/2010/main" val="0"/>
@@ -6205,53 +6201,221 @@
     </w:p>
     <w:p>
       <w:pPr>
-        <w:pStyle w:val="Heading1"/>
+        <w:rPr>
+          <w:lang w:val="en-NZ"/>
+        </w:rPr>
       </w:pPr>
-      <w:bookmarkStart w:id="10" w:name="_Toc236403137"/>
-      <w:r>
-        <w:t>Project Personnel</w:t>
-      </w:r>
-      <w:bookmarkEnd w:id="10"/>
     </w:p>
     <w:p>
       <w:pPr>
-        <w:pStyle w:val="Heading2"/>
+        <w:rPr>
+          <w:lang w:val="en-NZ"/>
+        </w:rPr>
       </w:pPr>
-      <w:bookmarkStart w:id="11" w:name="_Toc236403138"/>
+    </w:p>
+    <w:p>
+      <w:pPr>
+        <w:rPr>
+          <w:lang w:val="en-NZ"/>
+        </w:rPr>
+      </w:pPr>
+    </w:p>
+    <w:p>
+      <w:pPr>
+        <w:rPr>
+          <w:lang w:val="en-NZ"/>
+        </w:rPr>
+      </w:pPr>
+    </w:p>
+    <w:p>
+      <w:pPr>
+        <w:rPr>
+          <w:lang w:val="en-NZ"/>
+        </w:rPr>
+      </w:pPr>
+    </w:p>
+    <w:p>
+      <w:pPr>
+        <w:rPr>
+          <w:lang w:val="en-NZ"/>
+        </w:rPr>
+      </w:pPr>
+    </w:p>
+    <w:p>
+      <w:pPr>
+        <w:rPr>
+          <w:lang w:val="en-NZ"/>
+        </w:rPr>
+      </w:pPr>
+    </w:p>
+    <w:p>
+      <w:pPr>
+        <w:rPr>
+          <w:lang w:val="en-NZ"/>
+        </w:rPr>
+      </w:pPr>
+    </w:p>
+    <w:p>
+      <w:pPr>
+        <w:rPr>
+          <w:lang w:val="en-NZ"/>
+        </w:rPr>
+      </w:pPr>
+    </w:p>
+    <w:p>
+      <w:pPr>
+        <w:rPr>
+          <w:lang w:val="en-NZ"/>
+        </w:rPr>
+      </w:pPr>
+    </w:p>
+    <w:p>
+      <w:pPr>
+        <w:rPr>
+          <w:lang w:val="en-NZ"/>
+        </w:rPr>
+      </w:pPr>
+    </w:p>
+    <w:p>
+      <w:pPr>
+        <w:rPr>
+          <w:lang w:val="en-NZ"/>
+        </w:rPr>
+      </w:pPr>
+    </w:p>
+    <w:p>
+      <w:pPr>
+        <w:rPr>
+          <w:lang w:val="en-NZ"/>
+        </w:rPr>
+      </w:pPr>
+    </w:p>
+    <w:p>
+      <w:pPr>
+        <w:rPr>
+          <w:lang w:val="en-NZ"/>
+        </w:rPr>
+      </w:pPr>
+    </w:p>
+    <w:p>
+      <w:pPr>
+        <w:rPr>
+          <w:lang w:val="en-NZ"/>
+        </w:rPr>
+      </w:pPr>
+    </w:p>
+    <w:p>
+      <w:pPr>
+        <w:rPr>
+          <w:lang w:val="en-NZ"/>
+        </w:rPr>
+      </w:pPr>
+    </w:p>
+    <w:p>
+      <w:pPr>
+        <w:rPr>
+          <w:lang w:val="en-NZ"/>
+        </w:rPr>
+      </w:pPr>
+    </w:p>
+    <w:p>
+      <w:pPr>
+        <w:rPr>
+          <w:lang w:val="en-NZ"/>
+        </w:rPr>
+      </w:pPr>
+    </w:p>
+    <w:p>
+      <w:pPr>
+        <w:pStyle w:val="Heading1"/>
+        <w:rPr>
+          <w:highlight w:val="cyan"/>
+        </w:rPr>
+      </w:pPr>
+      <w:bookmarkStart w:id="10" w:name="_Toc236403144"/>
+      <w:bookmarkStart w:id="11" w:name="_Toc236665775"/>
       <w:r>
-        <w:t>Client details including organisation</w:t>
+        <w:rPr>
+          <w:highlight w:val="cyan"/>
+        </w:rPr>
+        <w:lastRenderedPageBreak/>
+        <w:t>Project Personnel</w:t>
       </w:r>
       <w:bookmarkEnd w:id="11"/>
     </w:p>
     <w:p>
       <w:pPr>
         <w:pStyle w:val="Heading2"/>
+        <w:rPr>
+          <w:highlight w:val="cyan"/>
+        </w:rPr>
       </w:pPr>
-      <w:bookmarkStart w:id="12" w:name="_Toc236403139"/>
+      <w:bookmarkStart w:id="12" w:name="_Toc236665776"/>
       <w:r>
-        <w:t>Group Members</w:t>
+        <w:rPr>
+          <w:highlight w:val="cyan"/>
+        </w:rPr>
+        <w:t>Client details including organisation</w:t>
       </w:r>
       <w:bookmarkEnd w:id="12"/>
     </w:p>
     <w:p>
       <w:pPr>
-        <w:pStyle w:val="Heading2"/>
+        <w:pStyle w:val="TNR"/>
+        <w:rPr>
+          <w:highlight w:val="cyan"/>
+        </w:rPr>
       </w:pPr>
-      <w:bookmarkStart w:id="13" w:name="_Toc236403140"/>
       <w:r>
-        <w:t>Project Advisor</w:t>
+        <w:rPr>
+          <w:highlight w:val="cyan"/>
+        </w:rPr>
+        <w:t xml:space="preserve">Geoff Gordon is a staff member of </w:t>
       </w:r>
-      <w:bookmarkEnd w:id="13"/>
+      <w:proofErr w:type="spellStart"/>
+      <w:r>
+        <w:rPr>
+          <w:highlight w:val="cyan"/>
+        </w:rPr>
+        <w:t>WelTec</w:t>
+      </w:r>
+      <w:proofErr w:type="spellEnd"/>
+      <w:r>
+        <w:rPr>
+          <w:highlight w:val="cyan"/>
+        </w:rPr>
+        <w:t>, he provides technical networking expertise in the context of the tertiary environment. He has familiarity, curiosity and deep interest in AI models and their behaviour, as well as their associated hardware/platforms. He is interested in whether AI is has a place in the field of digital forensics.</w:t>
+      </w:r>
+    </w:p>
+    <w:p>
+      <w:pPr>
+        <w:pStyle w:val="TNR"/>
+        <w:rPr>
+          <w:highlight w:val="cyan"/>
+        </w:rPr>
+      </w:pPr>
+      <w:r>
+        <w:rPr>
+          <w:highlight w:val="cyan"/>
+        </w:rPr>
+        <w:t xml:space="preserve">Geoff has been the client on multiple previous capstone IT projects with a focus on AI. One example is an AI chatbot for IT support at the school. </w:t>
+      </w:r>
     </w:p>
     <w:p>
       <w:pPr>
         <w:pStyle w:val="Heading2"/>
+        <w:rPr>
+          <w:highlight w:val="cyan"/>
+        </w:rPr>
       </w:pPr>
-      <w:bookmarkStart w:id="14" w:name="_Toc236403141"/>
+      <w:bookmarkStart w:id="13" w:name="_Toc236665777"/>
       <w:r>
-        <w:t>Communication plan</w:t>
+        <w:rPr>
+          <w:highlight w:val="cyan"/>
+        </w:rPr>
+        <w:t>Group Members</w:t>
       </w:r>
-      <w:bookmarkEnd w:id="14"/>
+      <w:bookmarkEnd w:id="13"/>
     </w:p>
     <w:tbl>
       <w:tblPr>
@@ -6260,23 +6424,25 @@
         <w:tblLook w:val="04A0" w:firstRow="1" w:lastRow="0" w:firstColumn="1" w:lastColumn="0" w:noHBand="0" w:noVBand="1"/>
       </w:tblPr>
       <w:tblGrid>
-        <w:gridCol w:w="4508"/>
-        <w:gridCol w:w="4508"/>
+        <w:gridCol w:w="1980"/>
+        <w:gridCol w:w="1276"/>
+        <w:gridCol w:w="7200"/>
       </w:tblGrid>
       <w:tr>
         <w:tc>
           <w:tcPr>
-            <w:tcW w:w="4508" w:type="dxa"/>
-          </w:tcPr>
-          <w:p>
-            <w:pPr>
-              <w:rPr>
-                <w:lang w:val="en-NZ"/>
-              </w:rPr>
-            </w:pPr>
-            <w:r>
-              <w:rPr>
-                <w:lang w:val="en-NZ"/>
+            <w:tcW w:w="1980" w:type="dxa"/>
+          </w:tcPr>
+          <w:p>
+            <w:pPr>
+              <w:pStyle w:val="TNR"/>
+              <w:rPr>
+                <w:highlight w:val="cyan"/>
+              </w:rPr>
+            </w:pPr>
+            <w:r>
+              <w:rPr>
+                <w:highlight w:val="cyan"/>
               </w:rPr>
               <w:t>Name</w:t>
             </w:r>
@@ -6284,19 +6450,39 @@
         </w:tc>
         <w:tc>
           <w:tcPr>
-            <w:tcW w:w="4508" w:type="dxa"/>
-          </w:tcPr>
-          <w:p>
-            <w:pPr>
-              <w:rPr>
-                <w:lang w:val="en-NZ"/>
-              </w:rPr>
-            </w:pPr>
-            <w:r>
-              <w:rPr>
-                <w:lang w:val="en-NZ"/>
-              </w:rPr>
-              <w:t>Email address</w:t>
+            <w:tcW w:w="1276" w:type="dxa"/>
+          </w:tcPr>
+          <w:p>
+            <w:pPr>
+              <w:pStyle w:val="TNR"/>
+              <w:rPr>
+                <w:highlight w:val="cyan"/>
+              </w:rPr>
+            </w:pPr>
+            <w:r>
+              <w:rPr>
+                <w:highlight w:val="cyan"/>
+              </w:rPr>
+              <w:t>Role</w:t>
+            </w:r>
+          </w:p>
+        </w:tc>
+        <w:tc>
+          <w:tcPr>
+            <w:tcW w:w="7200" w:type="dxa"/>
+          </w:tcPr>
+          <w:p>
+            <w:pPr>
+              <w:pStyle w:val="TNR"/>
+              <w:rPr>
+                <w:highlight w:val="cyan"/>
+              </w:rPr>
+            </w:pPr>
+            <w:r>
+              <w:rPr>
+                <w:highlight w:val="cyan"/>
+              </w:rPr>
+              <w:t>Main duties</w:t>
             </w:r>
           </w:p>
         </w:tc>
@@ -6304,237 +6490,743 @@
       <w:tr>
         <w:tc>
           <w:tcPr>
-            <w:tcW w:w="4508" w:type="dxa"/>
-          </w:tcPr>
-          <w:p>
-            <w:pPr>
-              <w:rPr>
-                <w:lang w:val="en-NZ"/>
-              </w:rPr>
-            </w:pPr>
-            <w:r>
-              <w:rPr>
-                <w:lang w:val="en-NZ"/>
-              </w:rPr>
-              <w:t>Client</w:t>
-            </w:r>
-            <w:r>
-              <w:rPr>
-                <w:lang w:val="en-NZ"/>
-              </w:rPr>
-              <w:t>: Geoff Gordon</w:t>
-            </w:r>
-          </w:p>
-        </w:tc>
-        <w:tc>
-          <w:tcPr>
-            <w:tcW w:w="4508" w:type="dxa"/>
-          </w:tcPr>
-          <w:p>
-            <w:pPr>
-              <w:rPr>
-                <w:lang w:val="en-NZ"/>
-              </w:rPr>
-            </w:pPr>
+            <w:tcW w:w="1980" w:type="dxa"/>
+          </w:tcPr>
+          <w:p>
+            <w:pPr>
+              <w:pStyle w:val="TNR"/>
+              <w:rPr>
+                <w:highlight w:val="cyan"/>
+              </w:rPr>
+            </w:pPr>
+            <w:r>
+              <w:rPr>
+                <w:highlight w:val="cyan"/>
+              </w:rPr>
+              <w:t>Matt Baker</w:t>
+            </w:r>
+          </w:p>
+        </w:tc>
+        <w:tc>
+          <w:tcPr>
+            <w:tcW w:w="1276" w:type="dxa"/>
+          </w:tcPr>
+          <w:p>
+            <w:pPr>
+              <w:pStyle w:val="TNR"/>
+              <w:rPr>
+                <w:highlight w:val="cyan"/>
+              </w:rPr>
+            </w:pPr>
+            <w:r>
+              <w:rPr>
+                <w:highlight w:val="cyan"/>
+              </w:rPr>
+              <w:t>Developer</w:t>
+            </w:r>
+          </w:p>
+        </w:tc>
+        <w:tc>
+          <w:tcPr>
+            <w:tcW w:w="7200" w:type="dxa"/>
+          </w:tcPr>
+          <w:p>
+            <w:pPr>
+              <w:pStyle w:val="TNR"/>
+              <w:rPr>
+                <w:highlight w:val="cyan"/>
+              </w:rPr>
+            </w:pPr>
+            <w:r>
+              <w:rPr>
+                <w:highlight w:val="cyan"/>
+              </w:rPr>
+              <w:t xml:space="preserve">Installation, configuration, research, troubleshooting, and implementation of software/tools/operating systems required to support our investigation. Integration of AI into our forensics tools. Designing testing environments and performing forensic activities with legacy and AI based forensics tools, recording the results under a reliable doctrine. </w:t>
+            </w:r>
           </w:p>
         </w:tc>
       </w:tr>
       <w:tr>
         <w:tc>
           <w:tcPr>
-            <w:tcW w:w="4508" w:type="dxa"/>
-          </w:tcPr>
-          <w:p>
-            <w:pPr>
-              <w:rPr>
-                <w:lang w:val="en-NZ"/>
-              </w:rPr>
-            </w:pPr>
-            <w:r>
-              <w:rPr>
-                <w:lang w:val="en-NZ"/>
-              </w:rPr>
-              <w:t>Project advisor</w:t>
-            </w:r>
-            <w:r>
-              <w:rPr>
-                <w:lang w:val="en-NZ"/>
-              </w:rPr>
-              <w:t xml:space="preserve">: Clement </w:t>
-            </w:r>
-            <w:proofErr w:type="spellStart"/>
-            <w:r>
-              <w:rPr>
-                <w:lang w:val="en-NZ"/>
-              </w:rPr>
-              <w:t>Swarnappa</w:t>
-            </w:r>
-            <w:proofErr w:type="spellEnd"/>
-          </w:p>
-        </w:tc>
-        <w:tc>
-          <w:tcPr>
-            <w:tcW w:w="4508" w:type="dxa"/>
-          </w:tcPr>
-          <w:p>
-            <w:pPr>
-              <w:rPr>
-                <w:lang w:val="en-NZ"/>
-              </w:rPr>
-            </w:pPr>
+            <w:tcW w:w="1980" w:type="dxa"/>
+          </w:tcPr>
+          <w:p>
+            <w:pPr>
+              <w:pStyle w:val="TNR"/>
+              <w:rPr>
+                <w:highlight w:val="cyan"/>
+              </w:rPr>
+            </w:pPr>
+            <w:r>
+              <w:rPr>
+                <w:highlight w:val="cyan"/>
+              </w:rPr>
+              <w:t>Sam Davies</w:t>
+            </w:r>
+          </w:p>
+        </w:tc>
+        <w:tc>
+          <w:tcPr>
+            <w:tcW w:w="1276" w:type="dxa"/>
+          </w:tcPr>
+          <w:p>
+            <w:pPr>
+              <w:pStyle w:val="TNR"/>
+              <w:rPr>
+                <w:highlight w:val="cyan"/>
+              </w:rPr>
+            </w:pPr>
+            <w:r>
+              <w:rPr>
+                <w:highlight w:val="cyan"/>
+              </w:rPr>
+              <w:t>Developer</w:t>
+            </w:r>
+          </w:p>
+        </w:tc>
+        <w:tc>
+          <w:tcPr>
+            <w:tcW w:w="7200" w:type="dxa"/>
+          </w:tcPr>
+          <w:p>
+            <w:pPr>
+              <w:pStyle w:val="TNR"/>
+              <w:rPr>
+                <w:highlight w:val="cyan"/>
+              </w:rPr>
+            </w:pPr>
+            <w:r>
+              <w:rPr>
+                <w:highlight w:val="cyan"/>
+              </w:rPr>
+              <w:t>Maintain availability of the physical PC used to power the AI models. Ensures that processing power is consistent before testing via benchmark. Employing forensics tools during tests and communicating lessons from previous similar projects.</w:t>
+            </w:r>
           </w:p>
         </w:tc>
       </w:tr>
       <w:tr>
         <w:tc>
           <w:tcPr>
-            <w:tcW w:w="4508" w:type="dxa"/>
-          </w:tcPr>
-          <w:p>
-            <w:pPr>
-              <w:rPr>
-                <w:lang w:val="en-NZ"/>
-              </w:rPr>
-            </w:pPr>
-            <w:r>
-              <w:rPr>
-                <w:lang w:val="en-NZ"/>
-              </w:rPr>
-              <w:t>Group project manager</w:t>
-            </w:r>
-            <w:r>
-              <w:rPr>
-                <w:lang w:val="en-NZ"/>
-              </w:rPr>
-              <w:t xml:space="preserve">: </w:t>
-            </w:r>
-            <w:r>
-              <w:rPr>
-                <w:lang w:val="en-NZ"/>
-              </w:rPr>
-              <w:t>Dave Sushames</w:t>
-            </w:r>
-          </w:p>
-        </w:tc>
-        <w:tc>
-          <w:tcPr>
-            <w:tcW w:w="4508" w:type="dxa"/>
-          </w:tcPr>
-          <w:p>
-            <w:pPr>
-              <w:rPr>
-                <w:lang w:val="en-NZ"/>
-              </w:rPr>
-            </w:pPr>
+            <w:tcW w:w="1980" w:type="dxa"/>
+          </w:tcPr>
+          <w:p>
+            <w:pPr>
+              <w:pStyle w:val="TNR"/>
+              <w:rPr>
+                <w:highlight w:val="cyan"/>
+              </w:rPr>
+            </w:pPr>
+            <w:r>
+              <w:rPr>
+                <w:highlight w:val="cyan"/>
+              </w:rPr>
+              <w:t>Olivia Hey</w:t>
+            </w:r>
+          </w:p>
+        </w:tc>
+        <w:tc>
+          <w:tcPr>
+            <w:tcW w:w="1276" w:type="dxa"/>
+          </w:tcPr>
+          <w:p>
+            <w:pPr>
+              <w:pStyle w:val="TNR"/>
+              <w:rPr>
+                <w:highlight w:val="cyan"/>
+              </w:rPr>
+            </w:pPr>
+            <w:r>
+              <w:rPr>
+                <w:highlight w:val="cyan"/>
+              </w:rPr>
+              <w:t>Developer</w:t>
+            </w:r>
+          </w:p>
+        </w:tc>
+        <w:tc>
+          <w:tcPr>
+            <w:tcW w:w="7200" w:type="dxa"/>
+          </w:tcPr>
+          <w:p>
+            <w:pPr>
+              <w:pStyle w:val="TNR"/>
+              <w:rPr>
+                <w:highlight w:val="cyan"/>
+              </w:rPr>
+            </w:pPr>
+            <w:r>
+              <w:rPr>
+                <w:highlight w:val="cyan"/>
+              </w:rPr>
+              <w:t>Documentation, organization of evidence, forensic disk images and datasets, research material as well as partaking in the testing itself. Keeping track of testing documentation, organizing results for testing under diverse criteria.</w:t>
+            </w:r>
           </w:p>
         </w:tc>
       </w:tr>
       <w:tr>
         <w:tc>
           <w:tcPr>
-            <w:tcW w:w="4508" w:type="dxa"/>
-          </w:tcPr>
-          <w:p>
-            <w:pPr>
-              <w:rPr>
-                <w:lang w:val="en-NZ"/>
-              </w:rPr>
-            </w:pPr>
-            <w:r>
-              <w:rPr>
-                <w:lang w:val="en-NZ"/>
-              </w:rPr>
-              <w:t>Group member</w:t>
-            </w:r>
-            <w:r>
-              <w:rPr>
-                <w:lang w:val="en-NZ"/>
-              </w:rPr>
-              <w:t>: Olivia Hey</w:t>
-            </w:r>
-          </w:p>
-        </w:tc>
-        <w:tc>
-          <w:tcPr>
-            <w:tcW w:w="4508" w:type="dxa"/>
-          </w:tcPr>
-          <w:p>
-            <w:pPr>
-              <w:rPr>
-                <w:lang w:val="en-NZ"/>
-              </w:rPr>
-            </w:pPr>
+            <w:tcW w:w="1980" w:type="dxa"/>
+          </w:tcPr>
+          <w:p>
+            <w:pPr>
+              <w:pStyle w:val="TNR"/>
+              <w:rPr>
+                <w:highlight w:val="cyan"/>
+              </w:rPr>
+            </w:pPr>
+            <w:r>
+              <w:rPr>
+                <w:highlight w:val="cyan"/>
+              </w:rPr>
+              <w:t>Dave Sushames</w:t>
+            </w:r>
+          </w:p>
+        </w:tc>
+        <w:tc>
+          <w:tcPr>
+            <w:tcW w:w="1276" w:type="dxa"/>
+          </w:tcPr>
+          <w:p>
+            <w:pPr>
+              <w:pStyle w:val="TNR"/>
+              <w:rPr>
+                <w:highlight w:val="cyan"/>
+              </w:rPr>
+            </w:pPr>
+            <w:r>
+              <w:rPr>
+                <w:highlight w:val="cyan"/>
+              </w:rPr>
+              <w:t>Project Manager</w:t>
+            </w:r>
+          </w:p>
+        </w:tc>
+        <w:tc>
+          <w:tcPr>
+            <w:tcW w:w="7200" w:type="dxa"/>
+          </w:tcPr>
+          <w:p>
+            <w:pPr>
+              <w:pStyle w:val="TNR"/>
+              <w:rPr>
+                <w:highlight w:val="cyan"/>
+              </w:rPr>
+            </w:pPr>
+            <w:r>
+              <w:rPr>
+                <w:highlight w:val="cyan"/>
+              </w:rPr>
+              <w:t>Organises meetings with the client/advisor, consolidates individual log hours into the group hours log, manages the git repository, contributes to collaborative documents and conducts research. Ensures we are following the chosen methodology.</w:t>
+            </w:r>
+          </w:p>
+        </w:tc>
+      </w:tr>
+    </w:tbl>
+    <w:p>
+      <w:pPr>
+        <w:rPr>
+          <w:highlight w:val="cyan"/>
+          <w:lang w:val="en-NZ"/>
+        </w:rPr>
+      </w:pPr>
+    </w:p>
+    <w:p>
+      <w:pPr>
+        <w:pStyle w:val="Heading2"/>
+        <w:rPr>
+          <w:highlight w:val="cyan"/>
+        </w:rPr>
+      </w:pPr>
+      <w:bookmarkStart w:id="14" w:name="_Toc236665778"/>
+      <w:r>
+        <w:rPr>
+          <w:highlight w:val="cyan"/>
+        </w:rPr>
+        <w:t>Project Advisor</w:t>
+      </w:r>
+      <w:bookmarkEnd w:id="14"/>
+    </w:p>
+    <w:p>
+      <w:pPr>
+        <w:pStyle w:val="TNR"/>
+        <w:rPr>
+          <w:highlight w:val="cyan"/>
+        </w:rPr>
+      </w:pPr>
+      <w:r>
+        <w:rPr>
+          <w:highlight w:val="cyan"/>
+        </w:rPr>
+        <w:t>The project advisor for this project is Clement Swarnappa.</w:t>
+      </w:r>
+    </w:p>
+    <w:p>
+      <w:pPr>
+        <w:pStyle w:val="TNR"/>
+        <w:rPr>
+          <w:highlight w:val="cyan"/>
+        </w:rPr>
+      </w:pPr>
+      <w:bookmarkStart w:id="15" w:name="_Toc236665779"/>
+      <w:r>
+        <w:rPr>
+          <w:highlight w:val="cyan"/>
+        </w:rPr>
+        <w:t>Communication plan</w:t>
+      </w:r>
+      <w:bookmarkEnd w:id="15"/>
+    </w:p>
+    <w:tbl>
+      <w:tblPr>
+        <w:tblStyle w:val="TableGrid"/>
+        <w:tblW w:w="0" w:type="auto"/>
+        <w:tblLook w:val="04A0" w:firstRow="1" w:lastRow="0" w:firstColumn="1" w:lastColumn="0" w:noHBand="0" w:noVBand="1"/>
+      </w:tblPr>
+      <w:tblGrid>
+        <w:gridCol w:w="3361"/>
+        <w:gridCol w:w="4134"/>
+        <w:gridCol w:w="2961"/>
+      </w:tblGrid>
+      <w:tr>
+        <w:tc>
+          <w:tcPr>
+            <w:tcW w:w="3361" w:type="dxa"/>
+          </w:tcPr>
+          <w:p>
+            <w:pPr>
+              <w:pStyle w:val="TNR"/>
+              <w:rPr>
+                <w:highlight w:val="cyan"/>
+              </w:rPr>
+            </w:pPr>
+            <w:r>
+              <w:rPr>
+                <w:highlight w:val="cyan"/>
+              </w:rPr>
+              <w:t>Name</w:t>
+            </w:r>
+          </w:p>
+        </w:tc>
+        <w:tc>
+          <w:tcPr>
+            <w:tcW w:w="4134" w:type="dxa"/>
+          </w:tcPr>
+          <w:p>
+            <w:pPr>
+              <w:pStyle w:val="TNR"/>
+              <w:rPr>
+                <w:highlight w:val="cyan"/>
+              </w:rPr>
+            </w:pPr>
+            <w:r>
+              <w:rPr>
+                <w:highlight w:val="cyan"/>
+              </w:rPr>
+              <w:t>Email address</w:t>
+            </w:r>
+          </w:p>
+        </w:tc>
+        <w:tc>
+          <w:tcPr>
+            <w:tcW w:w="2961" w:type="dxa"/>
+          </w:tcPr>
+          <w:p>
+            <w:pPr>
+              <w:pStyle w:val="TNR"/>
+              <w:rPr>
+                <w:highlight w:val="cyan"/>
+              </w:rPr>
+            </w:pPr>
+            <w:r>
+              <w:rPr>
+                <w:highlight w:val="cyan"/>
+              </w:rPr>
+              <w:t>Primary Method of Contact</w:t>
+            </w:r>
           </w:p>
         </w:tc>
       </w:tr>
       <w:tr>
         <w:tc>
           <w:tcPr>
-            <w:tcW w:w="4508" w:type="dxa"/>
-          </w:tcPr>
-          <w:p>
-            <w:pPr>
-              <w:rPr>
-                <w:lang w:val="en-NZ"/>
-              </w:rPr>
-            </w:pPr>
-            <w:r>
-              <w:rPr>
-                <w:lang w:val="en-NZ"/>
-              </w:rPr>
-              <w:t>Group member</w:t>
-            </w:r>
-            <w:r>
-              <w:rPr>
-                <w:lang w:val="en-NZ"/>
-              </w:rPr>
-              <w:t>: Matt Baker</w:t>
-            </w:r>
-          </w:p>
-        </w:tc>
-        <w:tc>
-          <w:tcPr>
-            <w:tcW w:w="4508" w:type="dxa"/>
-          </w:tcPr>
-          <w:p>
-            <w:pPr>
-              <w:rPr>
-                <w:lang w:val="en-NZ"/>
-              </w:rPr>
-            </w:pPr>
+            <w:tcW w:w="3361" w:type="dxa"/>
+          </w:tcPr>
+          <w:p>
+            <w:pPr>
+              <w:pStyle w:val="TNR"/>
+              <w:rPr>
+                <w:highlight w:val="cyan"/>
+              </w:rPr>
+            </w:pPr>
+            <w:r>
+              <w:rPr>
+                <w:highlight w:val="cyan"/>
+              </w:rPr>
+              <w:t>Client: Geoff Gordon</w:t>
+            </w:r>
+          </w:p>
+        </w:tc>
+        <w:tc>
+          <w:tcPr>
+            <w:tcW w:w="4134" w:type="dxa"/>
+          </w:tcPr>
+          <w:p>
+            <w:pPr>
+              <w:pStyle w:val="TNR"/>
+              <w:rPr>
+                <w:highlight w:val="cyan"/>
+              </w:rPr>
+            </w:pPr>
+            <w:r>
+              <w:rPr>
+                <w:highlight w:val="cyan"/>
+              </w:rPr>
+              <w:t>Geoff.Gordon@whitireia.ac.nz</w:t>
+            </w:r>
+          </w:p>
+        </w:tc>
+        <w:tc>
+          <w:tcPr>
+            <w:tcW w:w="2961" w:type="dxa"/>
+          </w:tcPr>
+          <w:p>
+            <w:pPr>
+              <w:pStyle w:val="TNR"/>
+              <w:rPr>
+                <w:highlight w:val="cyan"/>
+              </w:rPr>
+            </w:pPr>
+            <w:r>
+              <w:rPr>
+                <w:highlight w:val="cyan"/>
+              </w:rPr>
+              <w:t>Email</w:t>
+            </w:r>
           </w:p>
         </w:tc>
       </w:tr>
       <w:tr>
         <w:tc>
           <w:tcPr>
-            <w:tcW w:w="4508" w:type="dxa"/>
-          </w:tcPr>
-          <w:p>
-            <w:pPr>
-              <w:rPr>
-                <w:lang w:val="en-NZ"/>
-              </w:rPr>
-            </w:pPr>
-            <w:r>
-              <w:rPr>
-                <w:lang w:val="en-NZ"/>
-              </w:rPr>
+            <w:tcW w:w="3361" w:type="dxa"/>
+          </w:tcPr>
+          <w:p>
+            <w:pPr>
+              <w:pStyle w:val="TNR"/>
+              <w:rPr>
+                <w:highlight w:val="cyan"/>
+              </w:rPr>
+            </w:pPr>
+            <w:r>
+              <w:rPr>
+                <w:highlight w:val="cyan"/>
+              </w:rPr>
+              <w:t xml:space="preserve">Project advisor: Clement </w:t>
+            </w:r>
+            <w:proofErr w:type="spellStart"/>
+            <w:r>
+              <w:rPr>
+                <w:highlight w:val="cyan"/>
+              </w:rPr>
+              <w:t>Swarnappa</w:t>
+            </w:r>
+            <w:proofErr w:type="spellEnd"/>
+          </w:p>
+        </w:tc>
+        <w:tc>
+          <w:tcPr>
+            <w:tcW w:w="4134" w:type="dxa"/>
+          </w:tcPr>
+          <w:p>
+            <w:pPr>
+              <w:pStyle w:val="TNR"/>
+              <w:rPr>
+                <w:highlight w:val="cyan"/>
+              </w:rPr>
+            </w:pPr>
+            <w:r>
+              <w:rPr>
+                <w:highlight w:val="cyan"/>
+              </w:rPr>
+              <w:t>Clement.Sudhakar@weltec.ac.nz</w:t>
+            </w:r>
+          </w:p>
+        </w:tc>
+        <w:tc>
+          <w:tcPr>
+            <w:tcW w:w="2961" w:type="dxa"/>
+          </w:tcPr>
+          <w:p>
+            <w:pPr>
+              <w:pStyle w:val="TNR"/>
+              <w:rPr>
+                <w:highlight w:val="cyan"/>
+              </w:rPr>
+            </w:pPr>
+            <w:r>
+              <w:rPr>
+                <w:highlight w:val="cyan"/>
+              </w:rPr>
+              <w:t>Email</w:t>
+            </w:r>
+          </w:p>
+        </w:tc>
+      </w:tr>
+      <w:tr>
+        <w:tc>
+          <w:tcPr>
+            <w:tcW w:w="3361" w:type="dxa"/>
+          </w:tcPr>
+          <w:p>
+            <w:pPr>
+              <w:pStyle w:val="TNR"/>
+              <w:rPr>
+                <w:highlight w:val="cyan"/>
+              </w:rPr>
+            </w:pPr>
+            <w:r>
+              <w:rPr>
+                <w:highlight w:val="cyan"/>
+              </w:rPr>
+              <w:t>Group project manager: Dave Sushames</w:t>
+            </w:r>
+          </w:p>
+        </w:tc>
+        <w:tc>
+          <w:tcPr>
+            <w:tcW w:w="4134" w:type="dxa"/>
+          </w:tcPr>
+          <w:p>
+            <w:pPr>
+              <w:pStyle w:val="TNR"/>
+              <w:rPr>
+                <w:highlight w:val="cyan"/>
+              </w:rPr>
+            </w:pPr>
+            <w:r>
+              <w:rPr>
+                <w:highlight w:val="cyan"/>
+              </w:rPr>
+              <w:t>david.sushames@gmail.com</w:t>
+            </w:r>
+          </w:p>
+        </w:tc>
+        <w:tc>
+          <w:tcPr>
+            <w:tcW w:w="2961" w:type="dxa"/>
+          </w:tcPr>
+          <w:p>
+            <w:pPr>
+              <w:pStyle w:val="TNR"/>
+              <w:rPr>
+                <w:highlight w:val="cyan"/>
+              </w:rPr>
+            </w:pPr>
+            <w:r>
+              <w:rPr>
+                <w:highlight w:val="cyan"/>
+              </w:rPr>
+              <w:t>Discord</w:t>
+            </w:r>
+          </w:p>
+        </w:tc>
+      </w:tr>
+      <w:tr>
+        <w:tc>
+          <w:tcPr>
+            <w:tcW w:w="3361" w:type="dxa"/>
+          </w:tcPr>
+          <w:p>
+            <w:pPr>
+              <w:pStyle w:val="TNR"/>
+              <w:rPr>
+                <w:highlight w:val="cyan"/>
+              </w:rPr>
+            </w:pPr>
+            <w:r>
+              <w:rPr>
+                <w:highlight w:val="cyan"/>
+              </w:rPr>
+              <w:t>Group member: Olivia Hey</w:t>
+            </w:r>
+          </w:p>
+        </w:tc>
+        <w:tc>
+          <w:tcPr>
+            <w:tcW w:w="4134" w:type="dxa"/>
+          </w:tcPr>
+          <w:p>
+            <w:pPr>
+              <w:pStyle w:val="TNR"/>
+              <w:rPr>
+                <w:highlight w:val="cyan"/>
+              </w:rPr>
+            </w:pPr>
+            <w:r>
+              <w:rPr>
+                <w:highlight w:val="cyan"/>
+              </w:rPr>
+              <w:t>Olivia-</w:t>
+            </w:r>
+            <w:proofErr w:type="gramStart"/>
+            <w:r>
+              <w:rPr>
+                <w:highlight w:val="cyan"/>
+              </w:rPr>
+              <w:t>hey.hey</w:t>
+            </w:r>
+            <w:proofErr w:type="gramEnd"/>
+            <w:r>
+              <w:rPr>
+                <w:highlight w:val="cyan"/>
+              </w:rPr>
+              <w:t>01</w:t>
+            </w:r>
+          </w:p>
+        </w:tc>
+        <w:tc>
+          <w:tcPr>
+            <w:tcW w:w="2961" w:type="dxa"/>
+          </w:tcPr>
+          <w:p>
+            <w:pPr>
+              <w:pStyle w:val="TNR"/>
+              <w:rPr>
+                <w:highlight w:val="cyan"/>
+              </w:rPr>
+            </w:pPr>
+            <w:r>
+              <w:rPr>
+                <w:highlight w:val="cyan"/>
+              </w:rPr>
+              <w:t>Discord</w:t>
+            </w:r>
+          </w:p>
+        </w:tc>
+      </w:tr>
+      <w:tr>
+        <w:tc>
+          <w:tcPr>
+            <w:tcW w:w="3361" w:type="dxa"/>
+          </w:tcPr>
+          <w:p>
+            <w:pPr>
+              <w:pStyle w:val="TNR"/>
+              <w:rPr>
+                <w:highlight w:val="cyan"/>
+              </w:rPr>
+            </w:pPr>
+            <w:r>
+              <w:rPr>
+                <w:highlight w:val="cyan"/>
+              </w:rPr>
+              <w:t>Group member: Matt Baker</w:t>
+            </w:r>
+          </w:p>
+        </w:tc>
+        <w:tc>
+          <w:tcPr>
+            <w:tcW w:w="4134" w:type="dxa"/>
+          </w:tcPr>
+          <w:p>
+            <w:pPr>
+              <w:pStyle w:val="TNR"/>
+              <w:rPr>
+                <w:highlight w:val="cyan"/>
+              </w:rPr>
+            </w:pPr>
+            <w:r>
+              <w:rPr>
+                <w:highlight w:val="cyan"/>
+              </w:rPr>
+              <w:t>mattwillbaker1@gmail.com</w:t>
+            </w:r>
+          </w:p>
+        </w:tc>
+        <w:tc>
+          <w:tcPr>
+            <w:tcW w:w="2961" w:type="dxa"/>
+          </w:tcPr>
+          <w:p>
+            <w:pPr>
+              <w:pStyle w:val="TNR"/>
+              <w:rPr>
+                <w:highlight w:val="cyan"/>
+              </w:rPr>
+            </w:pPr>
+            <w:r>
+              <w:rPr>
+                <w:highlight w:val="cyan"/>
+              </w:rPr>
+              <w:t>Discord</w:t>
+            </w:r>
+          </w:p>
+        </w:tc>
+      </w:tr>
+      <w:tr>
+        <w:tc>
+          <w:tcPr>
+            <w:tcW w:w="3361" w:type="dxa"/>
+          </w:tcPr>
+          <w:p>
+            <w:pPr>
+              <w:rPr>
+                <w:highlight w:val="cyan"/>
+                <w:lang w:val="en-NZ"/>
+              </w:rPr>
+            </w:pPr>
+            <w:r>
+              <w:rPr>
+                <w:highlight w:val="cyan"/>
+                <w:lang w:val="en-NZ"/>
+              </w:rPr>
+              <w:lastRenderedPageBreak/>
               <w:t>Group member: Sam Davies</w:t>
             </w:r>
           </w:p>
         </w:tc>
         <w:tc>
           <w:tcPr>
-            <w:tcW w:w="4508" w:type="dxa"/>
+            <w:tcW w:w="4134" w:type="dxa"/>
           </w:tcPr>
           <w:p>
             <w:pPr>
               <w:keepNext/>
               <w:rPr>
-                <w:lang w:val="en-NZ"/>
-              </w:rPr>
-            </w:pPr>
+                <w:highlight w:val="cyan"/>
+                <w:lang w:val="en-NZ"/>
+              </w:rPr>
+            </w:pPr>
+            <w:r>
+              <w:rPr>
+                <w:highlight w:val="cyan"/>
+                <w:lang w:val="en-NZ"/>
+              </w:rPr>
+              <w:t>Samueldavies0220@gmail.com</w:t>
+            </w:r>
+          </w:p>
+        </w:tc>
+        <w:tc>
+          <w:tcPr>
+            <w:tcW w:w="2961" w:type="dxa"/>
+          </w:tcPr>
+          <w:p>
+            <w:pPr>
+              <w:keepNext/>
+              <w:rPr>
+                <w:highlight w:val="cyan"/>
+                <w:lang w:val="en-NZ"/>
+              </w:rPr>
+            </w:pPr>
+            <w:r>
+              <w:rPr>
+                <w:highlight w:val="cyan"/>
+                <w:lang w:val="en-NZ"/>
+              </w:rPr>
+              <w:t>Discord</w:t>
+            </w:r>
           </w:p>
         </w:tc>
       </w:tr>
@@ -6572,31 +7264,1562 @@
       <w:pPr>
         <w:pStyle w:val="Heading2"/>
       </w:pPr>
-      <w:bookmarkStart w:id="15" w:name="_Toc236403142"/>
+      <w:bookmarkStart w:id="16" w:name="_Toc236665780"/>
       <w:r>
+        <w:rPr>
+          <w:highlight w:val="cyan"/>
+        </w:rPr>
         <w:t>Conflict of Interest statement</w:t>
-      </w:r>
-      <w:bookmarkEnd w:id="15"/>
-    </w:p>
-    <w:p>
-      <w:pPr>
-        <w:pStyle w:val="Heading2"/>
-      </w:pPr>
-      <w:bookmarkStart w:id="16" w:name="_Toc236403143"/>
-      <w:r>
-        <w:t>RACI assessment matrix</w:t>
       </w:r>
       <w:bookmarkEnd w:id="16"/>
     </w:p>
     <w:p>
       <w:pPr>
+        <w:jc w:val="both"/>
+        <w:rPr>
+          <w:rFonts w:cs="Arial"/>
+          <w:sz w:val="24"/>
+          <w:szCs w:val="24"/>
+          <w:lang w:val="en-NZ"/>
+        </w:rPr>
+      </w:pPr>
+      <w:r>
+        <w:rPr>
+          <w:rFonts w:cs="Arial"/>
+          <w:sz w:val="24"/>
+          <w:szCs w:val="24"/>
+          <w:highlight w:val="cyan"/>
+          <w:lang w:val="en-NZ"/>
+        </w:rPr>
+        <w:t xml:space="preserve">As our client Geoff Gordon is a member of the </w:t>
+      </w:r>
+      <w:proofErr w:type="spellStart"/>
+      <w:r>
+        <w:rPr>
+          <w:rFonts w:cs="Arial"/>
+          <w:sz w:val="24"/>
+          <w:szCs w:val="24"/>
+          <w:highlight w:val="cyan"/>
+          <w:lang w:val="en-NZ"/>
+        </w:rPr>
+        <w:t>WelTec</w:t>
+      </w:r>
+      <w:proofErr w:type="spellEnd"/>
+      <w:r>
+        <w:rPr>
+          <w:rFonts w:cs="Arial"/>
+          <w:sz w:val="24"/>
+          <w:szCs w:val="24"/>
+          <w:highlight w:val="cyan"/>
+          <w:lang w:val="en-NZ"/>
+        </w:rPr>
+        <w:t xml:space="preserve"> staff, his employer is the same as the institution that runs this capstone course, this constitutes a conflict of interest. The prevailing vague familiarity with Geoff within the team also means a relationship exists that could compromise the sincerity of the transaction of client to student.</w:t>
+      </w:r>
+      <w:r>
+        <w:rPr>
+          <w:rFonts w:cs="Arial"/>
+          <w:sz w:val="24"/>
+          <w:szCs w:val="24"/>
+          <w:lang w:val="en-NZ"/>
+        </w:rPr>
+        <w:t xml:space="preserve"> </w:t>
+      </w:r>
+    </w:p>
+    <w:p>
+      <w:pPr>
+        <w:pStyle w:val="Heading2"/>
+        <w:rPr>
+          <w:highlight w:val="cyan"/>
+        </w:rPr>
+      </w:pPr>
+      <w:bookmarkStart w:id="17" w:name="_Toc236665781"/>
+      <w:r>
+        <w:rPr>
+          <w:highlight w:val="cyan"/>
+        </w:rPr>
+        <w:t>RACI assessment matrix</w:t>
+      </w:r>
+      <w:bookmarkEnd w:id="17"/>
+    </w:p>
+    <w:p>
+      <w:pPr>
+        <w:rPr>
+          <w:lang w:val="en-NZ"/>
+        </w:rPr>
+      </w:pPr>
+      <w:r>
+        <w:rPr>
+          <w:highlight w:val="cyan"/>
+          <w:lang w:val="en-NZ"/>
+        </w:rPr>
+        <w:t>This matrix divulges the relative responsibility the stakeholders of this project possess with regards to each task.</w:t>
+      </w:r>
+      <w:r>
+        <w:rPr>
+          <w:lang w:val="en-NZ"/>
+        </w:rPr>
+        <w:t xml:space="preserve"> </w:t>
+      </w:r>
+      <w:r>
+        <w:rPr>
+          <w:highlight w:val="red"/>
+          <w:lang w:val="en-NZ"/>
+        </w:rPr>
+        <w:t>R – Responsible</w:t>
+      </w:r>
+      <w:r>
+        <w:rPr>
+          <w:lang w:val="en-NZ"/>
+        </w:rPr>
+        <w:t xml:space="preserve"> </w:t>
+      </w:r>
+      <w:r>
+        <w:rPr>
+          <w:highlight w:val="magenta"/>
+          <w:lang w:val="en-NZ"/>
+        </w:rPr>
+        <w:t>A – Accountable</w:t>
+      </w:r>
+      <w:r>
+        <w:rPr>
+          <w:lang w:val="en-NZ"/>
+        </w:rPr>
+        <w:t xml:space="preserve"> </w:t>
+      </w:r>
+      <w:r>
+        <w:rPr>
+          <w:highlight w:val="yellow"/>
+          <w:lang w:val="en-NZ"/>
+        </w:rPr>
+        <w:t>C – Consulted</w:t>
+      </w:r>
+      <w:r>
+        <w:rPr>
+          <w:lang w:val="en-NZ"/>
+        </w:rPr>
+        <w:t xml:space="preserve"> </w:t>
+      </w:r>
+      <w:r>
+        <w:rPr>
+          <w:highlight w:val="green"/>
+          <w:lang w:val="en-NZ"/>
+        </w:rPr>
+        <w:t>I - Informed</w:t>
+      </w:r>
+    </w:p>
+    <w:p>
+      <w:pPr>
+        <w:rPr>
+          <w:lang w:val="en-NZ"/>
+        </w:rPr>
+      </w:pPr>
+    </w:p>
+    <w:tbl>
+      <w:tblPr>
+        <w:tblStyle w:val="TableGrid"/>
+        <w:tblW w:w="0" w:type="auto"/>
+        <w:tblLook w:val="04A0" w:firstRow="1" w:lastRow="0" w:firstColumn="1" w:lastColumn="0" w:noHBand="0" w:noVBand="1"/>
+      </w:tblPr>
+      <w:tblGrid>
+        <w:gridCol w:w="2857"/>
+        <w:gridCol w:w="1255"/>
+        <w:gridCol w:w="1482"/>
+        <w:gridCol w:w="1439"/>
+        <w:gridCol w:w="1162"/>
+        <w:gridCol w:w="1147"/>
+        <w:gridCol w:w="1114"/>
+      </w:tblGrid>
+      <w:tr>
+        <w:tc>
+          <w:tcPr>
+            <w:tcW w:w="2857" w:type="dxa"/>
+          </w:tcPr>
+          <w:p>
+            <w:pPr>
+              <w:rPr>
+                <w:highlight w:val="cyan"/>
+                <w:lang w:val="en-NZ"/>
+              </w:rPr>
+            </w:pPr>
+            <w:r>
+              <w:rPr>
+                <w:highlight w:val="cyan"/>
+                <w:lang w:val="en-NZ"/>
+              </w:rPr>
+              <w:t>Tasks</w:t>
+            </w:r>
+          </w:p>
+        </w:tc>
+        <w:tc>
+          <w:tcPr>
+            <w:tcW w:w="1255" w:type="dxa"/>
+          </w:tcPr>
+          <w:p>
+            <w:pPr>
+              <w:rPr>
+                <w:highlight w:val="cyan"/>
+                <w:lang w:val="en-NZ"/>
+              </w:rPr>
+            </w:pPr>
+            <w:r>
+              <w:rPr>
+                <w:highlight w:val="cyan"/>
+                <w:lang w:val="en-NZ"/>
+              </w:rPr>
+              <w:t>Geoff Gordon (Client)</w:t>
+            </w:r>
+          </w:p>
+        </w:tc>
+        <w:tc>
+          <w:tcPr>
+            <w:tcW w:w="1482" w:type="dxa"/>
+          </w:tcPr>
+          <w:p>
+            <w:pPr>
+              <w:rPr>
+                <w:highlight w:val="cyan"/>
+                <w:lang w:val="en-NZ"/>
+              </w:rPr>
+            </w:pPr>
+            <w:r>
+              <w:rPr>
+                <w:highlight w:val="cyan"/>
+                <w:lang w:val="en-NZ"/>
+              </w:rPr>
+              <w:t xml:space="preserve">Clement </w:t>
+            </w:r>
+            <w:proofErr w:type="spellStart"/>
+            <w:r>
+              <w:rPr>
+                <w:highlight w:val="cyan"/>
+                <w:lang w:val="en-NZ"/>
+              </w:rPr>
+              <w:t>Swarnappa</w:t>
+            </w:r>
+            <w:proofErr w:type="spellEnd"/>
+            <w:r>
+              <w:rPr>
+                <w:highlight w:val="cyan"/>
+                <w:lang w:val="en-NZ"/>
+              </w:rPr>
+              <w:t xml:space="preserve"> (Advisor)</w:t>
+            </w:r>
+          </w:p>
+        </w:tc>
+        <w:tc>
+          <w:tcPr>
+            <w:tcW w:w="1439" w:type="dxa"/>
+          </w:tcPr>
+          <w:p>
+            <w:pPr>
+              <w:rPr>
+                <w:highlight w:val="cyan"/>
+                <w:lang w:val="en-NZ"/>
+              </w:rPr>
+            </w:pPr>
+            <w:r>
+              <w:rPr>
+                <w:highlight w:val="cyan"/>
+                <w:lang w:val="en-NZ"/>
+              </w:rPr>
+              <w:t>Dave Sushames (PM)</w:t>
+            </w:r>
+          </w:p>
+        </w:tc>
+        <w:tc>
+          <w:tcPr>
+            <w:tcW w:w="1162" w:type="dxa"/>
+          </w:tcPr>
+          <w:p>
+            <w:pPr>
+              <w:rPr>
+                <w:highlight w:val="cyan"/>
+                <w:lang w:val="en-NZ"/>
+              </w:rPr>
+            </w:pPr>
+            <w:r>
+              <w:rPr>
+                <w:highlight w:val="cyan"/>
+                <w:lang w:val="en-NZ"/>
+              </w:rPr>
+              <w:t>Matt Baker</w:t>
+            </w:r>
+          </w:p>
+        </w:tc>
+        <w:tc>
+          <w:tcPr>
+            <w:tcW w:w="1147" w:type="dxa"/>
+          </w:tcPr>
+          <w:p>
+            <w:pPr>
+              <w:rPr>
+                <w:highlight w:val="cyan"/>
+                <w:lang w:val="en-NZ"/>
+              </w:rPr>
+            </w:pPr>
+            <w:r>
+              <w:rPr>
+                <w:highlight w:val="cyan"/>
+                <w:lang w:val="en-NZ"/>
+              </w:rPr>
+              <w:t>Olivia Hey</w:t>
+            </w:r>
+          </w:p>
+        </w:tc>
+        <w:tc>
+          <w:tcPr>
+            <w:tcW w:w="1114" w:type="dxa"/>
+          </w:tcPr>
+          <w:p>
+            <w:pPr>
+              <w:rPr>
+                <w:highlight w:val="cyan"/>
+                <w:lang w:val="en-NZ"/>
+              </w:rPr>
+            </w:pPr>
+            <w:r>
+              <w:rPr>
+                <w:highlight w:val="cyan"/>
+                <w:lang w:val="en-NZ"/>
+              </w:rPr>
+              <w:t>Sam Davies</w:t>
+            </w:r>
+          </w:p>
+        </w:tc>
+      </w:tr>
+      <w:tr>
+        <w:tc>
+          <w:tcPr>
+            <w:tcW w:w="2857" w:type="dxa"/>
+          </w:tcPr>
+          <w:p>
+            <w:pPr>
+              <w:rPr>
+                <w:highlight w:val="cyan"/>
+                <w:lang w:val="en-NZ"/>
+              </w:rPr>
+            </w:pPr>
+            <w:r>
+              <w:rPr>
+                <w:highlight w:val="cyan"/>
+                <w:lang w:val="en-NZ"/>
+              </w:rPr>
+              <w:t>Installation, management of physical hardware.</w:t>
+            </w:r>
+          </w:p>
+        </w:tc>
+        <w:tc>
+          <w:tcPr>
+            <w:tcW w:w="1255" w:type="dxa"/>
+          </w:tcPr>
+          <w:p>
+            <w:pPr>
+              <w:rPr>
+                <w:lang w:val="en-NZ"/>
+              </w:rPr>
+            </w:pPr>
+            <w:r>
+              <w:rPr>
+                <w:highlight w:val="red"/>
+                <w:lang w:val="en-NZ"/>
+              </w:rPr>
+              <w:t>R</w:t>
+            </w:r>
+          </w:p>
+        </w:tc>
+        <w:tc>
+          <w:tcPr>
+            <w:tcW w:w="1482" w:type="dxa"/>
+          </w:tcPr>
+          <w:p>
+            <w:pPr>
+              <w:rPr>
+                <w:lang w:val="en-NZ"/>
+              </w:rPr>
+            </w:pPr>
+            <w:r>
+              <w:rPr>
+                <w:highlight w:val="green"/>
+                <w:lang w:val="en-NZ"/>
+              </w:rPr>
+              <w:t>I</w:t>
+            </w:r>
+          </w:p>
+        </w:tc>
+        <w:tc>
+          <w:tcPr>
+            <w:tcW w:w="1439" w:type="dxa"/>
+          </w:tcPr>
+          <w:p>
+            <w:pPr>
+              <w:rPr>
+                <w:highlight w:val="yellow"/>
+                <w:lang w:val="en-NZ"/>
+              </w:rPr>
+            </w:pPr>
+            <w:r>
+              <w:rPr>
+                <w:highlight w:val="yellow"/>
+                <w:lang w:val="en-NZ"/>
+              </w:rPr>
+              <w:t>C</w:t>
+            </w:r>
+          </w:p>
+        </w:tc>
+        <w:tc>
+          <w:tcPr>
+            <w:tcW w:w="1162" w:type="dxa"/>
+          </w:tcPr>
+          <w:p>
+            <w:pPr>
+              <w:rPr>
+                <w:highlight w:val="yellow"/>
+                <w:lang w:val="en-NZ"/>
+              </w:rPr>
+            </w:pPr>
+            <w:r>
+              <w:rPr>
+                <w:highlight w:val="yellow"/>
+                <w:lang w:val="en-NZ"/>
+              </w:rPr>
+              <w:t>C</w:t>
+            </w:r>
+          </w:p>
+        </w:tc>
+        <w:tc>
+          <w:tcPr>
+            <w:tcW w:w="1147" w:type="dxa"/>
+          </w:tcPr>
+          <w:p>
+            <w:pPr>
+              <w:rPr>
+                <w:highlight w:val="yellow"/>
+                <w:lang w:val="en-NZ"/>
+              </w:rPr>
+            </w:pPr>
+            <w:r>
+              <w:rPr>
+                <w:highlight w:val="yellow"/>
+                <w:lang w:val="en-NZ"/>
+              </w:rPr>
+              <w:t>C</w:t>
+            </w:r>
+          </w:p>
+        </w:tc>
+        <w:tc>
+          <w:tcPr>
+            <w:tcW w:w="1114" w:type="dxa"/>
+          </w:tcPr>
+          <w:p>
+            <w:pPr>
+              <w:rPr>
+                <w:lang w:val="en-NZ"/>
+              </w:rPr>
+            </w:pPr>
+            <w:r>
+              <w:rPr>
+                <w:highlight w:val="red"/>
+                <w:lang w:val="en-NZ"/>
+              </w:rPr>
+              <w:t>R</w:t>
+            </w:r>
+          </w:p>
+        </w:tc>
+      </w:tr>
+      <w:tr>
+        <w:tc>
+          <w:tcPr>
+            <w:tcW w:w="2857" w:type="dxa"/>
+          </w:tcPr>
+          <w:p>
+            <w:pPr>
+              <w:rPr>
+                <w:highlight w:val="cyan"/>
+                <w:lang w:val="en-NZ"/>
+              </w:rPr>
+            </w:pPr>
+            <w:r>
+              <w:rPr>
+                <w:highlight w:val="cyan"/>
+                <w:lang w:val="en-NZ"/>
+              </w:rPr>
+              <w:t>Installation/configuration of operating systems and software (</w:t>
+            </w:r>
+            <w:proofErr w:type="spellStart"/>
+            <w:r>
+              <w:rPr>
+                <w:highlight w:val="cyan"/>
+                <w:lang w:val="en-NZ"/>
+              </w:rPr>
+              <w:t>LMStudio</w:t>
+            </w:r>
+            <w:proofErr w:type="spellEnd"/>
+            <w:r>
+              <w:rPr>
+                <w:highlight w:val="cyan"/>
+                <w:lang w:val="en-NZ"/>
+              </w:rPr>
+              <w:t>, forensic tools such as volatility/</w:t>
+            </w:r>
+            <w:proofErr w:type="spellStart"/>
+            <w:r>
+              <w:rPr>
+                <w:highlight w:val="cyan"/>
+                <w:lang w:val="en-NZ"/>
+              </w:rPr>
+              <w:t>exiftools</w:t>
+            </w:r>
+            <w:proofErr w:type="spellEnd"/>
+            <w:r>
+              <w:rPr>
+                <w:highlight w:val="cyan"/>
+                <w:lang w:val="en-NZ"/>
+              </w:rPr>
+              <w:t>/foremost)</w:t>
+            </w:r>
+          </w:p>
+        </w:tc>
+        <w:tc>
+          <w:tcPr>
+            <w:tcW w:w="1255" w:type="dxa"/>
+          </w:tcPr>
+          <w:p>
+            <w:pPr>
+              <w:rPr>
+                <w:lang w:val="en-NZ"/>
+              </w:rPr>
+            </w:pPr>
+            <w:r>
+              <w:rPr>
+                <w:highlight w:val="yellow"/>
+                <w:lang w:val="en-NZ"/>
+              </w:rPr>
+              <w:t>C</w:t>
+            </w:r>
+          </w:p>
+        </w:tc>
+        <w:tc>
+          <w:tcPr>
+            <w:tcW w:w="1482" w:type="dxa"/>
+          </w:tcPr>
+          <w:p>
+            <w:pPr>
+              <w:rPr>
+                <w:highlight w:val="green"/>
+                <w:lang w:val="en-NZ"/>
+              </w:rPr>
+            </w:pPr>
+            <w:r>
+              <w:rPr>
+                <w:highlight w:val="green"/>
+                <w:lang w:val="en-NZ"/>
+              </w:rPr>
+              <w:t>I</w:t>
+            </w:r>
+          </w:p>
+        </w:tc>
+        <w:tc>
+          <w:tcPr>
+            <w:tcW w:w="1439" w:type="dxa"/>
+          </w:tcPr>
+          <w:p>
+            <w:pPr>
+              <w:rPr>
+                <w:highlight w:val="green"/>
+                <w:lang w:val="en-NZ"/>
+              </w:rPr>
+            </w:pPr>
+            <w:r>
+              <w:rPr>
+                <w:highlight w:val="green"/>
+                <w:lang w:val="en-NZ"/>
+              </w:rPr>
+              <w:t>I</w:t>
+            </w:r>
+          </w:p>
+        </w:tc>
+        <w:tc>
+          <w:tcPr>
+            <w:tcW w:w="1162" w:type="dxa"/>
+          </w:tcPr>
+          <w:p>
+            <w:pPr>
+              <w:rPr>
+                <w:lang w:val="en-NZ"/>
+              </w:rPr>
+            </w:pPr>
+            <w:r>
+              <w:rPr>
+                <w:highlight w:val="red"/>
+                <w:lang w:val="en-NZ"/>
+              </w:rPr>
+              <w:t>R</w:t>
+            </w:r>
+          </w:p>
+        </w:tc>
+        <w:tc>
+          <w:tcPr>
+            <w:tcW w:w="1147" w:type="dxa"/>
+          </w:tcPr>
+          <w:p>
+            <w:pPr>
+              <w:rPr>
+                <w:lang w:val="en-NZ"/>
+              </w:rPr>
+            </w:pPr>
+            <w:r>
+              <w:rPr>
+                <w:highlight w:val="magenta"/>
+                <w:lang w:val="en-NZ"/>
+              </w:rPr>
+              <w:t>A</w:t>
+            </w:r>
+          </w:p>
+        </w:tc>
+        <w:tc>
+          <w:tcPr>
+            <w:tcW w:w="1114" w:type="dxa"/>
+          </w:tcPr>
+          <w:p>
+            <w:pPr>
+              <w:rPr>
+                <w:lang w:val="en-NZ"/>
+              </w:rPr>
+            </w:pPr>
+            <w:r>
+              <w:rPr>
+                <w:highlight w:val="magenta"/>
+                <w:lang w:val="en-NZ"/>
+              </w:rPr>
+              <w:t>A</w:t>
+            </w:r>
+          </w:p>
+        </w:tc>
+      </w:tr>
+      <w:tr>
+        <w:tc>
+          <w:tcPr>
+            <w:tcW w:w="2857" w:type="dxa"/>
+          </w:tcPr>
+          <w:p>
+            <w:pPr>
+              <w:rPr>
+                <w:highlight w:val="cyan"/>
+                <w:lang w:val="en-NZ"/>
+              </w:rPr>
+            </w:pPr>
+            <w:r>
+              <w:rPr>
+                <w:highlight w:val="cyan"/>
+                <w:lang w:val="en-NZ"/>
+              </w:rPr>
+              <w:t>Acquisition of forensic datasets/disk images for analysis</w:t>
+            </w:r>
+          </w:p>
+        </w:tc>
+        <w:tc>
+          <w:tcPr>
+            <w:tcW w:w="1255" w:type="dxa"/>
+          </w:tcPr>
+          <w:p>
+            <w:pPr>
+              <w:rPr>
+                <w:highlight w:val="green"/>
+                <w:lang w:val="en-NZ"/>
+              </w:rPr>
+            </w:pPr>
+            <w:r>
+              <w:rPr>
+                <w:highlight w:val="green"/>
+                <w:lang w:val="en-NZ"/>
+              </w:rPr>
+              <w:t>I</w:t>
+            </w:r>
+          </w:p>
+        </w:tc>
+        <w:tc>
+          <w:tcPr>
+            <w:tcW w:w="1482" w:type="dxa"/>
+          </w:tcPr>
+          <w:p>
+            <w:pPr>
+              <w:rPr>
+                <w:highlight w:val="green"/>
+                <w:lang w:val="en-NZ"/>
+              </w:rPr>
+            </w:pPr>
+            <w:r>
+              <w:rPr>
+                <w:highlight w:val="green"/>
+                <w:lang w:val="en-NZ"/>
+              </w:rPr>
+              <w:t>I</w:t>
+            </w:r>
+          </w:p>
+        </w:tc>
+        <w:tc>
+          <w:tcPr>
+            <w:tcW w:w="1439" w:type="dxa"/>
+          </w:tcPr>
+          <w:p>
+            <w:pPr>
+              <w:rPr>
+                <w:highlight w:val="yellow"/>
+                <w:lang w:val="en-NZ"/>
+              </w:rPr>
+            </w:pPr>
+            <w:r>
+              <w:rPr>
+                <w:highlight w:val="yellow"/>
+                <w:lang w:val="en-NZ"/>
+              </w:rPr>
+              <w:t>C</w:t>
+            </w:r>
+          </w:p>
+        </w:tc>
+        <w:tc>
+          <w:tcPr>
+            <w:tcW w:w="1162" w:type="dxa"/>
+          </w:tcPr>
+          <w:p>
+            <w:pPr>
+              <w:rPr>
+                <w:highlight w:val="yellow"/>
+                <w:lang w:val="en-NZ"/>
+              </w:rPr>
+            </w:pPr>
+            <w:r>
+              <w:rPr>
+                <w:highlight w:val="yellow"/>
+                <w:lang w:val="en-NZ"/>
+              </w:rPr>
+              <w:t>C</w:t>
+            </w:r>
+          </w:p>
+        </w:tc>
+        <w:tc>
+          <w:tcPr>
+            <w:tcW w:w="1147" w:type="dxa"/>
+          </w:tcPr>
+          <w:p>
+            <w:pPr>
+              <w:rPr>
+                <w:lang w:val="en-NZ"/>
+              </w:rPr>
+            </w:pPr>
+            <w:r>
+              <w:rPr>
+                <w:highlight w:val="red"/>
+                <w:lang w:val="en-NZ"/>
+              </w:rPr>
+              <w:t>R</w:t>
+            </w:r>
+          </w:p>
+        </w:tc>
+        <w:tc>
+          <w:tcPr>
+            <w:tcW w:w="1114" w:type="dxa"/>
+          </w:tcPr>
+          <w:p>
+            <w:pPr>
+              <w:rPr>
+                <w:lang w:val="en-NZ"/>
+              </w:rPr>
+            </w:pPr>
+            <w:r>
+              <w:rPr>
+                <w:highlight w:val="yellow"/>
+                <w:lang w:val="en-NZ"/>
+              </w:rPr>
+              <w:t>C</w:t>
+            </w:r>
+          </w:p>
+        </w:tc>
+      </w:tr>
+      <w:tr>
+        <w:tc>
+          <w:tcPr>
+            <w:tcW w:w="2857" w:type="dxa"/>
+          </w:tcPr>
+          <w:p>
+            <w:pPr>
+              <w:rPr>
+                <w:highlight w:val="cyan"/>
+                <w:lang w:val="en-NZ"/>
+              </w:rPr>
+            </w:pPr>
+            <w:r>
+              <w:rPr>
+                <w:highlight w:val="cyan"/>
+                <w:lang w:val="en-NZ"/>
+              </w:rPr>
+              <w:t>AI integration with digital forensics tools</w:t>
+            </w:r>
+          </w:p>
+        </w:tc>
+        <w:tc>
+          <w:tcPr>
+            <w:tcW w:w="1255" w:type="dxa"/>
+          </w:tcPr>
+          <w:p>
+            <w:pPr>
+              <w:rPr>
+                <w:lang w:val="en-NZ"/>
+              </w:rPr>
+            </w:pPr>
+            <w:r>
+              <w:rPr>
+                <w:highlight w:val="yellow"/>
+                <w:lang w:val="en-NZ"/>
+              </w:rPr>
+              <w:t>C</w:t>
+            </w:r>
+          </w:p>
+        </w:tc>
+        <w:tc>
+          <w:tcPr>
+            <w:tcW w:w="1482" w:type="dxa"/>
+          </w:tcPr>
+          <w:p>
+            <w:pPr>
+              <w:rPr>
+                <w:lang w:val="en-NZ"/>
+              </w:rPr>
+            </w:pPr>
+            <w:r>
+              <w:rPr>
+                <w:highlight w:val="green"/>
+                <w:lang w:val="en-NZ"/>
+              </w:rPr>
+              <w:t>I</w:t>
+            </w:r>
+          </w:p>
+        </w:tc>
+        <w:tc>
+          <w:tcPr>
+            <w:tcW w:w="1439" w:type="dxa"/>
+          </w:tcPr>
+          <w:p>
+            <w:pPr>
+              <w:rPr>
+                <w:lang w:val="en-NZ"/>
+              </w:rPr>
+            </w:pPr>
+            <w:r>
+              <w:rPr>
+                <w:highlight w:val="yellow"/>
+                <w:lang w:val="en-NZ"/>
+              </w:rPr>
+              <w:t>C</w:t>
+            </w:r>
+          </w:p>
+        </w:tc>
+        <w:tc>
+          <w:tcPr>
+            <w:tcW w:w="1162" w:type="dxa"/>
+          </w:tcPr>
+          <w:p>
+            <w:pPr>
+              <w:rPr>
+                <w:lang w:val="en-NZ"/>
+              </w:rPr>
+            </w:pPr>
+            <w:r>
+              <w:rPr>
+                <w:highlight w:val="red"/>
+                <w:lang w:val="en-NZ"/>
+              </w:rPr>
+              <w:t>R</w:t>
+            </w:r>
+          </w:p>
+        </w:tc>
+        <w:tc>
+          <w:tcPr>
+            <w:tcW w:w="1147" w:type="dxa"/>
+          </w:tcPr>
+          <w:p>
+            <w:pPr>
+              <w:rPr>
+                <w:highlight w:val="yellow"/>
+                <w:lang w:val="en-NZ"/>
+              </w:rPr>
+            </w:pPr>
+            <w:r>
+              <w:rPr>
+                <w:highlight w:val="yellow"/>
+                <w:lang w:val="en-NZ"/>
+              </w:rPr>
+              <w:t>C</w:t>
+            </w:r>
+          </w:p>
+        </w:tc>
+        <w:tc>
+          <w:tcPr>
+            <w:tcW w:w="1114" w:type="dxa"/>
+          </w:tcPr>
+          <w:p>
+            <w:pPr>
+              <w:rPr>
+                <w:highlight w:val="yellow"/>
+                <w:lang w:val="en-NZ"/>
+              </w:rPr>
+            </w:pPr>
+            <w:r>
+              <w:rPr>
+                <w:highlight w:val="yellow"/>
+                <w:lang w:val="en-NZ"/>
+              </w:rPr>
+              <w:t>C</w:t>
+            </w:r>
+          </w:p>
+        </w:tc>
+      </w:tr>
+      <w:tr>
+        <w:tc>
+          <w:tcPr>
+            <w:tcW w:w="2857" w:type="dxa"/>
+          </w:tcPr>
+          <w:p>
+            <w:pPr>
+              <w:rPr>
+                <w:highlight w:val="cyan"/>
+                <w:lang w:val="en-NZ"/>
+              </w:rPr>
+            </w:pPr>
+            <w:r>
+              <w:rPr>
+                <w:highlight w:val="cyan"/>
+                <w:lang w:val="en-NZ"/>
+              </w:rPr>
+              <w:t xml:space="preserve">Creation or adaption of </w:t>
+            </w:r>
+            <w:r>
+              <w:rPr>
+                <w:highlight w:val="cyan"/>
+                <w:lang w:val="en-NZ"/>
+              </w:rPr>
+              <w:t xml:space="preserve">a </w:t>
+            </w:r>
+            <w:r>
+              <w:rPr>
+                <w:highlight w:val="cyan"/>
+                <w:lang w:val="en-NZ"/>
+              </w:rPr>
+              <w:t xml:space="preserve">process </w:t>
+            </w:r>
+            <w:r>
+              <w:rPr>
+                <w:highlight w:val="cyan"/>
+                <w:lang w:val="en-NZ"/>
+              </w:rPr>
+              <w:t xml:space="preserve">(CFTT) </w:t>
+            </w:r>
+            <w:r>
+              <w:rPr>
+                <w:highlight w:val="cyan"/>
+                <w:lang w:val="en-NZ"/>
+              </w:rPr>
+              <w:t xml:space="preserve">and metrics with which to objectively assess the efficacy of </w:t>
+            </w:r>
+            <w:r>
+              <w:rPr>
+                <w:highlight w:val="cyan"/>
+                <w:lang w:val="en-NZ"/>
+              </w:rPr>
+              <w:t xml:space="preserve">two or more </w:t>
+            </w:r>
+            <w:r>
+              <w:rPr>
+                <w:highlight w:val="cyan"/>
+                <w:lang w:val="en-NZ"/>
+              </w:rPr>
+              <w:t>tools.</w:t>
+            </w:r>
+          </w:p>
+        </w:tc>
+        <w:tc>
+          <w:tcPr>
+            <w:tcW w:w="1255" w:type="dxa"/>
+          </w:tcPr>
+          <w:p>
+            <w:pPr>
+              <w:rPr>
+                <w:highlight w:val="yellow"/>
+                <w:lang w:val="en-NZ"/>
+              </w:rPr>
+            </w:pPr>
+            <w:r>
+              <w:rPr>
+                <w:highlight w:val="yellow"/>
+                <w:lang w:val="en-NZ"/>
+              </w:rPr>
+              <w:t>C</w:t>
+            </w:r>
+          </w:p>
+        </w:tc>
+        <w:tc>
+          <w:tcPr>
+            <w:tcW w:w="1482" w:type="dxa"/>
+          </w:tcPr>
+          <w:p>
+            <w:pPr>
+              <w:rPr>
+                <w:highlight w:val="yellow"/>
+                <w:lang w:val="en-NZ"/>
+              </w:rPr>
+            </w:pPr>
+            <w:r>
+              <w:rPr>
+                <w:highlight w:val="yellow"/>
+                <w:lang w:val="en-NZ"/>
+              </w:rPr>
+              <w:t>C</w:t>
+            </w:r>
+          </w:p>
+        </w:tc>
+        <w:tc>
+          <w:tcPr>
+            <w:tcW w:w="1439" w:type="dxa"/>
+          </w:tcPr>
+          <w:p>
+            <w:pPr>
+              <w:rPr>
+                <w:highlight w:val="red"/>
+                <w:lang w:val="en-NZ"/>
+              </w:rPr>
+            </w:pPr>
+            <w:r>
+              <w:rPr>
+                <w:highlight w:val="red"/>
+                <w:lang w:val="en-NZ"/>
+              </w:rPr>
+              <w:t>R</w:t>
+            </w:r>
+          </w:p>
+        </w:tc>
+        <w:tc>
+          <w:tcPr>
+            <w:tcW w:w="1162" w:type="dxa"/>
+          </w:tcPr>
+          <w:p>
+            <w:pPr>
+              <w:rPr>
+                <w:highlight w:val="magenta"/>
+                <w:lang w:val="en-NZ"/>
+              </w:rPr>
+            </w:pPr>
+            <w:r>
+              <w:rPr>
+                <w:highlight w:val="magenta"/>
+                <w:lang w:val="en-NZ"/>
+              </w:rPr>
+              <w:t>A</w:t>
+            </w:r>
+          </w:p>
+        </w:tc>
+        <w:tc>
+          <w:tcPr>
+            <w:tcW w:w="1147" w:type="dxa"/>
+          </w:tcPr>
+          <w:p>
+            <w:pPr>
+              <w:rPr>
+                <w:highlight w:val="magenta"/>
+                <w:lang w:val="en-NZ"/>
+              </w:rPr>
+            </w:pPr>
+            <w:r>
+              <w:rPr>
+                <w:highlight w:val="magenta"/>
+                <w:lang w:val="en-NZ"/>
+              </w:rPr>
+              <w:t>A</w:t>
+            </w:r>
+          </w:p>
+        </w:tc>
+        <w:tc>
+          <w:tcPr>
+            <w:tcW w:w="1114" w:type="dxa"/>
+          </w:tcPr>
+          <w:p>
+            <w:pPr>
+              <w:rPr>
+                <w:highlight w:val="magenta"/>
+                <w:lang w:val="en-NZ"/>
+              </w:rPr>
+            </w:pPr>
+            <w:r>
+              <w:rPr>
+                <w:highlight w:val="magenta"/>
+                <w:lang w:val="en-NZ"/>
+              </w:rPr>
+              <w:t>A</w:t>
+            </w:r>
+          </w:p>
+        </w:tc>
+      </w:tr>
+      <w:tr>
+        <w:tc>
+          <w:tcPr>
+            <w:tcW w:w="2857" w:type="dxa"/>
+          </w:tcPr>
+          <w:p>
+            <w:pPr>
+              <w:rPr>
+                <w:highlight w:val="cyan"/>
+                <w:lang w:val="en-NZ"/>
+              </w:rPr>
+            </w:pPr>
+            <w:r>
+              <w:rPr>
+                <w:highlight w:val="cyan"/>
+                <w:lang w:val="en-NZ"/>
+              </w:rPr>
+              <w:t>Documentation and measuring of results of testing.</w:t>
+            </w:r>
+          </w:p>
+        </w:tc>
+        <w:tc>
+          <w:tcPr>
+            <w:tcW w:w="1255" w:type="dxa"/>
+          </w:tcPr>
+          <w:p>
+            <w:pPr>
+              <w:rPr>
+                <w:highlight w:val="yellow"/>
+                <w:lang w:val="en-NZ"/>
+              </w:rPr>
+            </w:pPr>
+            <w:r>
+              <w:rPr>
+                <w:highlight w:val="yellow"/>
+                <w:lang w:val="en-NZ"/>
+              </w:rPr>
+              <w:t>C</w:t>
+            </w:r>
+          </w:p>
+        </w:tc>
+        <w:tc>
+          <w:tcPr>
+            <w:tcW w:w="1482" w:type="dxa"/>
+          </w:tcPr>
+          <w:p>
+            <w:pPr>
+              <w:rPr>
+                <w:highlight w:val="yellow"/>
+                <w:lang w:val="en-NZ"/>
+              </w:rPr>
+            </w:pPr>
+            <w:r>
+              <w:rPr>
+                <w:highlight w:val="yellow"/>
+                <w:lang w:val="en-NZ"/>
+              </w:rPr>
+              <w:t>C</w:t>
+            </w:r>
+          </w:p>
+        </w:tc>
+        <w:tc>
+          <w:tcPr>
+            <w:tcW w:w="1439" w:type="dxa"/>
+          </w:tcPr>
+          <w:p>
+            <w:pPr>
+              <w:rPr>
+                <w:highlight w:val="yellow"/>
+                <w:lang w:val="en-NZ"/>
+              </w:rPr>
+            </w:pPr>
+            <w:r>
+              <w:rPr>
+                <w:highlight w:val="yellow"/>
+                <w:lang w:val="en-NZ"/>
+              </w:rPr>
+              <w:t>C</w:t>
+            </w:r>
+          </w:p>
+        </w:tc>
+        <w:tc>
+          <w:tcPr>
+            <w:tcW w:w="1162" w:type="dxa"/>
+          </w:tcPr>
+          <w:p>
+            <w:pPr>
+              <w:rPr>
+                <w:lang w:val="en-NZ"/>
+              </w:rPr>
+            </w:pPr>
+            <w:r>
+              <w:rPr>
+                <w:highlight w:val="red"/>
+                <w:lang w:val="en-NZ"/>
+              </w:rPr>
+              <w:t>R</w:t>
+            </w:r>
+          </w:p>
+        </w:tc>
+        <w:tc>
+          <w:tcPr>
+            <w:tcW w:w="1147" w:type="dxa"/>
+          </w:tcPr>
+          <w:p>
+            <w:pPr>
+              <w:rPr>
+                <w:lang w:val="en-NZ"/>
+              </w:rPr>
+            </w:pPr>
+            <w:r>
+              <w:rPr>
+                <w:highlight w:val="red"/>
+                <w:lang w:val="en-NZ"/>
+              </w:rPr>
+              <w:t>R</w:t>
+            </w:r>
+          </w:p>
+        </w:tc>
+        <w:tc>
+          <w:tcPr>
+            <w:tcW w:w="1114" w:type="dxa"/>
+          </w:tcPr>
+          <w:p>
+            <w:pPr>
+              <w:rPr>
+                <w:lang w:val="en-NZ"/>
+              </w:rPr>
+            </w:pPr>
+            <w:r>
+              <w:rPr>
+                <w:highlight w:val="red"/>
+                <w:lang w:val="en-NZ"/>
+              </w:rPr>
+              <w:t>R</w:t>
+            </w:r>
+          </w:p>
+        </w:tc>
+      </w:tr>
+      <w:tr>
+        <w:tc>
+          <w:tcPr>
+            <w:tcW w:w="2857" w:type="dxa"/>
+          </w:tcPr>
+          <w:p>
+            <w:pPr>
+              <w:rPr>
+                <w:highlight w:val="cyan"/>
+                <w:lang w:val="en-NZ"/>
+              </w:rPr>
+            </w:pPr>
+            <w:r>
+              <w:rPr>
+                <w:highlight w:val="cyan"/>
+                <w:lang w:val="en-NZ"/>
+              </w:rPr>
+              <w:t xml:space="preserve">Testing in multiple evidence environments (mobile/desktop) on multiple types of target data (credentials, confidential information, </w:t>
+            </w:r>
+            <w:r>
+              <w:rPr>
+                <w:highlight w:val="cyan"/>
+                <w:lang w:val="en-NZ"/>
+              </w:rPr>
+              <w:lastRenderedPageBreak/>
+              <w:t>intrusion indicators, suspicious processes/media)</w:t>
+            </w:r>
+          </w:p>
+        </w:tc>
+        <w:tc>
+          <w:tcPr>
+            <w:tcW w:w="1255" w:type="dxa"/>
+          </w:tcPr>
+          <w:p>
+            <w:pPr>
+              <w:rPr>
+                <w:highlight w:val="green"/>
+                <w:lang w:val="en-NZ"/>
+              </w:rPr>
+            </w:pPr>
+            <w:r>
+              <w:rPr>
+                <w:highlight w:val="green"/>
+                <w:lang w:val="en-NZ"/>
+              </w:rPr>
+              <w:lastRenderedPageBreak/>
+              <w:t>I</w:t>
+            </w:r>
+          </w:p>
+        </w:tc>
+        <w:tc>
+          <w:tcPr>
+            <w:tcW w:w="1482" w:type="dxa"/>
+          </w:tcPr>
+          <w:p>
+            <w:pPr>
+              <w:rPr>
+                <w:highlight w:val="green"/>
+                <w:lang w:val="en-NZ"/>
+              </w:rPr>
+            </w:pPr>
+            <w:r>
+              <w:rPr>
+                <w:highlight w:val="green"/>
+                <w:lang w:val="en-NZ"/>
+              </w:rPr>
+              <w:t>I</w:t>
+            </w:r>
+          </w:p>
+        </w:tc>
+        <w:tc>
+          <w:tcPr>
+            <w:tcW w:w="1439" w:type="dxa"/>
+          </w:tcPr>
+          <w:p>
+            <w:pPr>
+              <w:rPr>
+                <w:lang w:val="en-NZ"/>
+              </w:rPr>
+            </w:pPr>
+            <w:r>
+              <w:rPr>
+                <w:highlight w:val="yellow"/>
+                <w:lang w:val="en-NZ"/>
+              </w:rPr>
+              <w:t>C</w:t>
+            </w:r>
+          </w:p>
+        </w:tc>
+        <w:tc>
+          <w:tcPr>
+            <w:tcW w:w="1162" w:type="dxa"/>
+          </w:tcPr>
+          <w:p>
+            <w:pPr>
+              <w:rPr>
+                <w:highlight w:val="red"/>
+                <w:lang w:val="en-NZ"/>
+              </w:rPr>
+            </w:pPr>
+            <w:r>
+              <w:rPr>
+                <w:highlight w:val="red"/>
+                <w:lang w:val="en-NZ"/>
+              </w:rPr>
+              <w:t>R</w:t>
+            </w:r>
+          </w:p>
+        </w:tc>
+        <w:tc>
+          <w:tcPr>
+            <w:tcW w:w="1147" w:type="dxa"/>
+          </w:tcPr>
+          <w:p>
+            <w:pPr>
+              <w:rPr>
+                <w:highlight w:val="red"/>
+                <w:lang w:val="en-NZ"/>
+              </w:rPr>
+            </w:pPr>
+            <w:r>
+              <w:rPr>
+                <w:highlight w:val="red"/>
+                <w:lang w:val="en-NZ"/>
+              </w:rPr>
+              <w:t>R</w:t>
+            </w:r>
+          </w:p>
+        </w:tc>
+        <w:tc>
+          <w:tcPr>
+            <w:tcW w:w="1114" w:type="dxa"/>
+          </w:tcPr>
+          <w:p>
+            <w:pPr>
+              <w:rPr>
+                <w:lang w:val="en-NZ"/>
+              </w:rPr>
+            </w:pPr>
+            <w:r>
+              <w:rPr>
+                <w:highlight w:val="yellow"/>
+                <w:lang w:val="en-NZ"/>
+              </w:rPr>
+              <w:t>C</w:t>
+            </w:r>
+          </w:p>
+        </w:tc>
+      </w:tr>
+      <w:tr>
+        <w:tc>
+          <w:tcPr>
+            <w:tcW w:w="2857" w:type="dxa"/>
+          </w:tcPr>
+          <w:p>
+            <w:pPr>
+              <w:rPr>
+                <w:highlight w:val="cyan"/>
+                <w:lang w:val="en-NZ"/>
+              </w:rPr>
+            </w:pPr>
+            <w:r>
+              <w:rPr>
+                <w:highlight w:val="cyan"/>
+                <w:lang w:val="en-NZ"/>
+              </w:rPr>
+              <w:t xml:space="preserve">Design a consistent test environment, ensuring all variables are the same and that available processing power is consistent before testing. </w:t>
+            </w:r>
+          </w:p>
+        </w:tc>
+        <w:tc>
+          <w:tcPr>
+            <w:tcW w:w="1255" w:type="dxa"/>
+          </w:tcPr>
+          <w:p>
+            <w:pPr>
+              <w:rPr>
+                <w:highlight w:val="green"/>
+                <w:lang w:val="en-NZ"/>
+              </w:rPr>
+            </w:pPr>
+            <w:r>
+              <w:rPr>
+                <w:highlight w:val="green"/>
+                <w:lang w:val="en-NZ"/>
+              </w:rPr>
+              <w:t>I</w:t>
+            </w:r>
+          </w:p>
+        </w:tc>
+        <w:tc>
+          <w:tcPr>
+            <w:tcW w:w="1482" w:type="dxa"/>
+          </w:tcPr>
+          <w:p>
+            <w:pPr>
+              <w:rPr>
+                <w:highlight w:val="green"/>
+                <w:lang w:val="en-NZ"/>
+              </w:rPr>
+            </w:pPr>
+            <w:r>
+              <w:rPr>
+                <w:highlight w:val="green"/>
+                <w:lang w:val="en-NZ"/>
+              </w:rPr>
+              <w:t>I</w:t>
+            </w:r>
+          </w:p>
+        </w:tc>
+        <w:tc>
+          <w:tcPr>
+            <w:tcW w:w="1439" w:type="dxa"/>
+          </w:tcPr>
+          <w:p>
+            <w:pPr>
+              <w:rPr>
+                <w:lang w:val="en-NZ"/>
+              </w:rPr>
+            </w:pPr>
+            <w:r>
+              <w:rPr>
+                <w:highlight w:val="yellow"/>
+                <w:lang w:val="en-NZ"/>
+              </w:rPr>
+              <w:t>C</w:t>
+            </w:r>
+          </w:p>
+        </w:tc>
+        <w:tc>
+          <w:tcPr>
+            <w:tcW w:w="1162" w:type="dxa"/>
+          </w:tcPr>
+          <w:p>
+            <w:pPr>
+              <w:rPr>
+                <w:highlight w:val="red"/>
+                <w:lang w:val="en-NZ"/>
+              </w:rPr>
+            </w:pPr>
+            <w:r>
+              <w:rPr>
+                <w:highlight w:val="red"/>
+                <w:lang w:val="en-NZ"/>
+              </w:rPr>
+              <w:t>R</w:t>
+            </w:r>
+          </w:p>
+        </w:tc>
+        <w:tc>
+          <w:tcPr>
+            <w:tcW w:w="1147" w:type="dxa"/>
+          </w:tcPr>
+          <w:p>
+            <w:pPr>
+              <w:rPr>
+                <w:highlight w:val="red"/>
+                <w:lang w:val="en-NZ"/>
+              </w:rPr>
+            </w:pPr>
+            <w:r>
+              <w:rPr>
+                <w:highlight w:val="red"/>
+                <w:lang w:val="en-NZ"/>
+              </w:rPr>
+              <w:t>R</w:t>
+            </w:r>
+          </w:p>
+        </w:tc>
+        <w:tc>
+          <w:tcPr>
+            <w:tcW w:w="1114" w:type="dxa"/>
+          </w:tcPr>
+          <w:p>
+            <w:pPr>
+              <w:rPr>
+                <w:highlight w:val="red"/>
+                <w:lang w:val="en-NZ"/>
+              </w:rPr>
+            </w:pPr>
+            <w:r>
+              <w:rPr>
+                <w:highlight w:val="red"/>
+                <w:lang w:val="en-NZ"/>
+              </w:rPr>
+              <w:t>R</w:t>
+            </w:r>
+          </w:p>
+        </w:tc>
+      </w:tr>
+    </w:tbl>
+    <w:p/>
+    <w:p/>
+    <w:p/>
+    <w:p/>
+    <w:p/>
+    <w:p/>
+    <w:p/>
+    <w:p/>
+    <w:p/>
+    <w:p/>
+    <w:p/>
+    <w:p/>
+    <w:p/>
+    <w:p/>
+    <w:p/>
+    <w:p/>
+    <w:p/>
+    <w:p/>
+    <w:p/>
+    <w:p/>
+    <w:p/>
+    <w:p/>
+    <w:p/>
+    <w:p>
+      <w:pPr>
         <w:pStyle w:val="Heading1"/>
       </w:pPr>
-      <w:bookmarkStart w:id="17" w:name="_Toc236403144"/>
       <w:r>
+        <w:lastRenderedPageBreak/>
         <w:t>Project timeline and milestones</w:t>
       </w:r>
-      <w:bookmarkEnd w:id="17"/>
+      <w:bookmarkEnd w:id="10"/>
     </w:p>
     <w:p>
       <w:pPr>
@@ -6630,7 +8853,6 @@
               <w:rPr>
                 <w:lang w:val="en-NZ"/>
               </w:rPr>
-              <w:lastRenderedPageBreak/>
               <w:t>Requirement</w:t>
             </w:r>
           </w:p>
@@ -6825,12 +9047,12 @@
       <w:pPr>
         <w:pStyle w:val="Heading1"/>
       </w:pPr>
-      <w:bookmarkStart w:id="18" w:name="_Toc236403146"/>
-      <w:bookmarkStart w:id="19" w:name="_Toc236403145"/>
+      <w:bookmarkStart w:id="18" w:name="_Toc236403145"/>
+      <w:bookmarkStart w:id="19" w:name="_Toc236403146"/>
       <w:r>
         <w:t>Project Risk Analysis</w:t>
       </w:r>
-      <w:bookmarkEnd w:id="19"/>
+      <w:bookmarkEnd w:id="18"/>
     </w:p>
     <w:tbl>
       <w:tblPr>
@@ -7709,7 +9931,6 @@
                 <w:bCs/>
                 <w:lang w:val="en-NZ"/>
               </w:rPr>
-              <w:lastRenderedPageBreak/>
               <w:t>Risk</w:t>
             </w:r>
           </w:p>
@@ -8184,6 +10405,7 @@
               <w:rPr>
                 <w:lang w:val="en-NZ"/>
               </w:rPr>
+              <w:lastRenderedPageBreak/>
               <w:t>R12 Internet outage</w:t>
             </w:r>
           </w:p>
@@ -8223,7 +10445,6 @@
               <w:rPr>
                 <w:lang w:val="en-NZ"/>
               </w:rPr>
-              <w:lastRenderedPageBreak/>
               <w:t>R13 Natural disaster or pandemic</w:t>
             </w:r>
           </w:p>
@@ -8243,7 +10464,21 @@
               <w:rPr>
                 <w:lang w:val="en-NZ"/>
               </w:rPr>
-              <w:t>Make sure the majority of work can be completed from home and doesn’t require onsite presence.</w:t>
+              <w:t xml:space="preserve">Make sure </w:t>
+            </w:r>
+            <w:proofErr w:type="gramStart"/>
+            <w:r>
+              <w:rPr>
+                <w:lang w:val="en-NZ"/>
+              </w:rPr>
+              <w:t>the majority of</w:t>
+            </w:r>
+            <w:proofErr w:type="gramEnd"/>
+            <w:r>
+              <w:rPr>
+                <w:lang w:val="en-NZ"/>
+              </w:rPr>
+              <w:t xml:space="preserve"> work can be completed from home and doesn’t require onsite presence.</w:t>
             </w:r>
           </w:p>
         </w:tc>
@@ -8483,7 +10718,21 @@
               <w:rPr>
                 <w:lang w:val="en-NZ"/>
               </w:rPr>
-              <w:t>Redistribute missing team member’s tasks to the rest of the team. Inform advisor if unavailability is for an extended period of time. Possibly request scope adjustment.</w:t>
+              <w:t xml:space="preserve">Redistribute missing team member’s tasks to the rest of the team. Inform advisor if unavailability is for an extended </w:t>
+            </w:r>
+            <w:proofErr w:type="gramStart"/>
+            <w:r>
+              <w:rPr>
+                <w:lang w:val="en-NZ"/>
+              </w:rPr>
+              <w:t>period of time</w:t>
+            </w:r>
+            <w:proofErr w:type="gramEnd"/>
+            <w:r>
+              <w:rPr>
+                <w:lang w:val="en-NZ"/>
+              </w:rPr>
+              <w:t>. Possibly request scope adjustment.</w:t>
             </w:r>
           </w:p>
         </w:tc>
@@ -8797,6 +11046,7 @@
               <w:rPr>
                 <w:lang w:val="en-NZ"/>
               </w:rPr>
+              <w:lastRenderedPageBreak/>
               <w:t>R10 Advisor becomes unavailable</w:t>
             </w:r>
           </w:p>
@@ -8836,7 +11086,6 @@
               <w:rPr>
                 <w:lang w:val="en-NZ"/>
               </w:rPr>
-              <w:lastRenderedPageBreak/>
               <w:t>R11 Tech/Vendor becomes unavailable</w:t>
             </w:r>
           </w:p>
@@ -8895,7 +11144,21 @@
               <w:rPr>
                 <w:lang w:val="en-NZ"/>
               </w:rPr>
-              <w:t>Fall back to phone/text to stay coordinated. Work offline, or tether/hotspot using mobile data to stay online.</w:t>
+              <w:t xml:space="preserve">Fall back to phone/text to stay coordinated. Work </w:t>
+            </w:r>
+            <w:proofErr w:type="gramStart"/>
+            <w:r>
+              <w:rPr>
+                <w:lang w:val="en-NZ"/>
+              </w:rPr>
+              <w:t>offline, or</w:t>
+            </w:r>
+            <w:proofErr w:type="gramEnd"/>
+            <w:r>
+              <w:rPr>
+                <w:lang w:val="en-NZ"/>
+              </w:rPr>
+              <w:t xml:space="preserve"> tether/hotspot using mobile data to stay online.</w:t>
             </w:r>
           </w:p>
         </w:tc>
@@ -9054,7 +11317,7 @@
       <w:r>
         <w:t>References</w:t>
       </w:r>
-      <w:bookmarkEnd w:id="18"/>
+      <w:bookmarkEnd w:id="19"/>
     </w:p>
     <w:p>
       <w:pPr>
@@ -9199,6 +11462,7 @@
         <w:rPr>
           <w:lang w:val="en-NZ"/>
         </w:rPr>
+        <w:lastRenderedPageBreak/>
         <w:t>the final video meets the following requirements.</w:t>
       </w:r>
     </w:p>
@@ -9225,7 +11489,6 @@
         <w:rPr>
           <w:lang w:val="en-NZ"/>
         </w:rPr>
-        <w:lastRenderedPageBreak/>
         <w:t>Team members should have their cameras on as should the client.</w:t>
       </w:r>
     </w:p>
@@ -9239,7 +11502,21 @@
         <w:rPr>
           <w:lang w:val="en-NZ"/>
         </w:rPr>
-        <w:t>If there are technical or other reasons why this cannot be done they need to be discussed with the</w:t>
+        <w:t xml:space="preserve">If there are technical or other reasons why this cannot be </w:t>
+      </w:r>
+      <w:proofErr w:type="gramStart"/>
+      <w:r>
+        <w:rPr>
+          <w:lang w:val="en-NZ"/>
+        </w:rPr>
+        <w:t>done</w:t>
+      </w:r>
+      <w:proofErr w:type="gramEnd"/>
+      <w:r>
+        <w:rPr>
+          <w:lang w:val="en-NZ"/>
+        </w:rPr>
+        <w:t xml:space="preserve"> they need to be discussed with the</w:t>
       </w:r>
       <w:r>
         <w:rPr>
@@ -9317,7 +11594,21 @@
         <w:rPr>
           <w:lang w:val="en-NZ"/>
         </w:rPr>
-        <w:t xml:space="preserve">/questions of the client, or answering the client’s </w:t>
+        <w:t xml:space="preserve">/questions of the </w:t>
+      </w:r>
+      <w:proofErr w:type="gramStart"/>
+      <w:r>
+        <w:rPr>
+          <w:lang w:val="en-NZ"/>
+        </w:rPr>
+        <w:t>client, or</w:t>
+      </w:r>
+      <w:proofErr w:type="gramEnd"/>
+      <w:r>
+        <w:rPr>
+          <w:lang w:val="en-NZ"/>
+        </w:rPr>
+        <w:t xml:space="preserve"> answering the client’s </w:t>
       </w:r>
       <w:proofErr w:type="spellStart"/>
       <w:r>
@@ -9399,7 +11690,7 @@
       </w:r>
     </w:p>
     <w:sectPr>
-      <w:footerReference w:type="default" r:id="rId10"/>
+      <w:footerReference w:type="default" r:id="rId9"/>
       <w:pgSz w:w="11906" w:h="16838"/>
       <w:pgMar w:top="720" w:right="720" w:bottom="720" w:left="720" w:header="708" w:footer="708" w:gutter="0"/>
       <w:pgNumType w:start="0"/>
@@ -9446,7 +11737,6 @@
         <w:docPartUnique/>
       </w:docPartObj>
     </w:sdtPr>
-    <w:sdtEndPr/>
     <w:sdtContent>
       <w:p>
         <w:pPr>
@@ -10688,6 +12978,33 @@
       <w:u w:val="single"/>
     </w:rPr>
   </w:style>
+  <w:style w:type="paragraph" w:customStyle="1" w:styleId="TNR">
+    <w:name w:val="TNR"/>
+    <w:basedOn w:val="Normal"/>
+    <w:link w:val="TNRChar"/>
+    <w:qFormat/>
+    <w:rsid w:val="00C45261"/>
+    <w:pPr>
+      <w:jc w:val="both"/>
+    </w:pPr>
+    <w:rPr>
+      <w:rFonts w:ascii="Times New Roman" w:hAnsi="Times New Roman"/>
+      <w:lang w:val="en-NZ"/>
+    </w:rPr>
+  </w:style>
+  <w:style w:type="character" w:customStyle="1" w:styleId="TNRChar">
+    <w:name w:val="TNR Char"/>
+    <w:basedOn w:val="DefaultParagraphFont"/>
+    <w:link w:val="TNR"/>
+    <w:rsid w:val="00C45261"/>
+    <w:rPr>
+      <w:rFonts w:ascii="Times New Roman" w:hAnsi="Times New Roman"/>
+      <w:kern w:val="0"/>
+      <w:sz w:val="22"/>
+      <w:szCs w:val="22"/>
+      <w14:ligatures w14:val="none"/>
+    </w:rPr>
+  </w:style>
 </w:styles>
 </file>
 

--- a/Capstone Proposal.docx
+++ b/Capstone Proposal.docx
@@ -3870,7 +3870,7 @@
                                               </pic:cNvPicPr>
                                             </pic:nvPicPr>
                                             <pic:blipFill>
-                                              <a:blip r:embed="rId8">
+                                              <a:blip r:embed="rId9">
                                                 <a:extLst>
                                                   <a:ext uri="{28A0092B-C50C-407E-A947-70E740481C1C}">
                                                     <a14:useLocalDpi xmlns:a14="http://schemas.microsoft.com/office/drawing/2010/main" val="0"/>
@@ -4100,7 +4100,7 @@
                                         </pic:cNvPicPr>
                                       </pic:nvPicPr>
                                       <pic:blipFill>
-                                        <a:blip r:embed="rId8">
+                                        <a:blip r:embed="rId9">
                                           <a:extLst>
                                             <a:ext uri="{28A0092B-C50C-407E-A947-70E740481C1C}">
                                               <a14:useLocalDpi xmlns:a14="http://schemas.microsoft.com/office/drawing/2010/main" val="0"/>
@@ -11680,17 +11680,3203 @@
       </w:r>
     </w:p>
     <w:p>
+      <w:r>
+        <w:t>Special note: The meeting minutes for the week that you select will need to highlight that each member led at least one of the discussion points in the agenda/meeting minutes.</w:t>
+      </w:r>
+    </w:p>
+    <w:p>
+      <w:pPr>
+        <w:pStyle w:val="Heading1"/>
+      </w:pPr>
+      <w:r>
+        <w:t>Appendices</w:t>
+      </w:r>
+    </w:p>
+    <w:p>
       <w:pPr>
         <w:rPr>
           <w:lang w:val="en-NZ"/>
         </w:rPr>
       </w:pPr>
-      <w:r>
-        <w:t>Special note: The meeting minutes for the week that you select will need to highlight that each member led at least one of the discussion points in the agenda/meeting minutes.</w:t>
-      </w:r>
+    </w:p>
+    <w:p>
+      <w:pPr>
+        <w:pStyle w:val="Heading2"/>
+      </w:pPr>
+      <w:r>
+        <w:t>Appendix A</w:t>
+      </w:r>
+    </w:p>
+    <w:p>
+      <w:pPr>
+        <w:rPr>
+          <w:lang w:val="en-NZ"/>
+        </w:rPr>
+      </w:pPr>
+      <w:r>
+        <w:rPr>
+          <w:lang w:val="en-NZ"/>
+        </w:rPr>
+        <w:t>(GANNT CHART)</w:t>
+      </w:r>
+    </w:p>
+    <w:p>
+      <w:pPr>
+        <w:rPr>
+          <w:lang w:val="en-NZ"/>
+        </w:rPr>
+      </w:pPr>
+    </w:p>
+    <w:p>
+      <w:pPr>
+        <w:rPr>
+          <w:lang w:val="en-NZ"/>
+        </w:rPr>
+      </w:pPr>
+    </w:p>
+    <w:p>
+      <w:pPr>
+        <w:rPr>
+          <w:lang w:val="en-NZ"/>
+        </w:rPr>
+      </w:pPr>
+    </w:p>
+    <w:p>
+      <w:pPr>
+        <w:rPr>
+          <w:lang w:val="en-NZ"/>
+        </w:rPr>
+      </w:pPr>
+    </w:p>
+    <w:p>
+      <w:pPr>
+        <w:rPr>
+          <w:lang w:val="en-NZ"/>
+        </w:rPr>
+      </w:pPr>
+    </w:p>
+    <w:p>
+      <w:pPr>
+        <w:rPr>
+          <w:lang w:val="en-NZ"/>
+        </w:rPr>
+      </w:pPr>
+    </w:p>
+    <w:p>
+      <w:pPr>
+        <w:rPr>
+          <w:lang w:val="en-NZ"/>
+        </w:rPr>
+      </w:pPr>
+    </w:p>
+    <w:p>
+      <w:pPr>
+        <w:rPr>
+          <w:lang w:val="en-NZ"/>
+        </w:rPr>
+      </w:pPr>
+    </w:p>
+    <w:p>
+      <w:pPr>
+        <w:pStyle w:val="Heading2"/>
+      </w:pPr>
+      <w:r>
+        <w:lastRenderedPageBreak/>
+        <w:t xml:space="preserve">Appendix </w:t>
+      </w:r>
+      <w:r>
+        <w:t>B</w:t>
+      </w:r>
+    </w:p>
+    <w:p>
+      <w:pPr>
+        <w:spacing w:after="0" w:line="259" w:lineRule="auto"/>
+      </w:pPr>
+      <w:r>
+        <w:rPr>
+          <w:i/>
+          <w:color w:val="006F00"/>
+          <w:sz w:val="48"/>
+        </w:rPr>
+        <w:t xml:space="preserve">IT7510 Project Client Contract </w:t>
+      </w:r>
+    </w:p>
+    <w:p>
+      <w:pPr>
+        <w:spacing w:after="408" w:line="259" w:lineRule="auto"/>
+        <w:ind w:left="-29" w:right="-755"/>
+      </w:pPr>
+      <w:r>
+        <w:rPr>
+          <w:rFonts w:ascii="Calibri" w:eastAsia="Calibri" w:hAnsi="Calibri" w:cs="Calibri"/>
+          <w:noProof/>
+        </w:rPr>
+        <mc:AlternateContent>
+          <mc:Choice Requires="wpg">
+            <w:drawing>
+              <wp:inline distT="0" distB="0" distL="0" distR="0" wp14:anchorId="58123F14" wp14:editId="4F0AC88B">
+                <wp:extent cx="6697981" cy="9144"/>
+                <wp:effectExtent l="0" t="0" r="0" b="0"/>
+                <wp:docPr id="3184" name="Group 3184"/>
+                <wp:cNvGraphicFramePr/>
+                <a:graphic xmlns:a="http://schemas.openxmlformats.org/drawingml/2006/main">
+                  <a:graphicData uri="http://schemas.microsoft.com/office/word/2010/wordprocessingGroup">
+                    <wpg:wgp>
+                      <wpg:cNvGrpSpPr/>
+                      <wpg:grpSpPr>
+                        <a:xfrm>
+                          <a:off x="0" y="0"/>
+                          <a:ext cx="6697981" cy="9144"/>
+                          <a:chOff x="0" y="0"/>
+                          <a:chExt cx="6697981" cy="9144"/>
+                        </a:xfrm>
+                      </wpg:grpSpPr>
+                      <wps:wsp>
+                        <wps:cNvPr id="4615" name="Shape 4615"/>
+                        <wps:cNvSpPr/>
+                        <wps:spPr>
+                          <a:xfrm>
+                            <a:off x="0" y="0"/>
+                            <a:ext cx="6697981" cy="9144"/>
+                          </a:xfrm>
+                          <a:custGeom>
+                            <a:avLst/>
+                            <a:gdLst/>
+                            <a:ahLst/>
+                            <a:cxnLst/>
+                            <a:rect l="0" t="0" r="0" b="0"/>
+                            <a:pathLst>
+                              <a:path w="6697981" h="9144">
+                                <a:moveTo>
+                                  <a:pt x="0" y="0"/>
+                                </a:moveTo>
+                                <a:lnTo>
+                                  <a:pt x="6697981" y="0"/>
+                                </a:lnTo>
+                                <a:lnTo>
+                                  <a:pt x="6697981" y="9144"/>
+                                </a:lnTo>
+                                <a:lnTo>
+                                  <a:pt x="0" y="9144"/>
+                                </a:lnTo>
+                                <a:lnTo>
+                                  <a:pt x="0" y="0"/>
+                                </a:lnTo>
+                              </a:path>
+                            </a:pathLst>
+                          </a:custGeom>
+                          <a:ln w="0" cap="flat">
+                            <a:miter lim="127000"/>
+                          </a:ln>
+                        </wps:spPr>
+                        <wps:style>
+                          <a:lnRef idx="0">
+                            <a:srgbClr val="000000">
+                              <a:alpha val="0"/>
+                            </a:srgbClr>
+                          </a:lnRef>
+                          <a:fillRef idx="1">
+                            <a:srgbClr val="C0C0C0"/>
+                          </a:fillRef>
+                          <a:effectRef idx="0">
+                            <a:scrgbClr r="0" g="0" b="0"/>
+                          </a:effectRef>
+                          <a:fontRef idx="none"/>
+                        </wps:style>
+                        <wps:bodyPr/>
+                      </wps:wsp>
+                    </wpg:wgp>
+                  </a:graphicData>
+                </a:graphic>
+              </wp:inline>
+            </w:drawing>
+          </mc:Choice>
+          <mc:Fallback>
+            <w:pict>
+              <v:group w14:anchorId="5CE4B382" id="Group 3184" o:spid="_x0000_s1026" style="width:527.4pt;height:.7pt;mso-position-horizontal-relative:char;mso-position-vertical-relative:line" coordsize="66979,91" o:gfxdata="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">
+                <v:shape id="Shape 4615" o:spid="_x0000_s1027" style="position:absolute;width:66979;height:91;visibility:visible;mso-wrap-style:square;v-text-anchor:top" coordsize="6697981,9144" o:gfxdata="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" path="m,l6697981,r,9144l,9144,,e" fillcolor="silver" stroked="f" strokeweight="0">
+                  <v:stroke miterlimit="83231f" joinstyle="miter"/>
+                  <v:path arrowok="t" textboxrect="0,0,6697981,9144"/>
+                </v:shape>
+                <w10:anchorlock/>
+              </v:group>
+            </w:pict>
+          </mc:Fallback>
+        </mc:AlternateContent>
+      </w:r>
+    </w:p>
+    <w:p>
+      <w:pPr>
+        <w:ind w:left="279"/>
+      </w:pPr>
+      <w:r>
+        <w:t xml:space="preserve">WHITIREIA and WELTEC NEW ZEALAND </w:t>
+      </w:r>
+    </w:p>
+    <w:p>
+      <w:pPr>
+        <w:ind w:left="279"/>
+      </w:pPr>
+      <w:r>
+        <w:t xml:space="preserve">SCHOOL OF INNOVATION, DESIGN and TECHNOLOGY </w:t>
+      </w:r>
+    </w:p>
+    <w:p>
+      <w:pPr>
+        <w:ind w:left="279"/>
+      </w:pPr>
+      <w:r>
+        <w:t xml:space="preserve">PROJECT AGREEMENT </w:t>
+      </w:r>
+    </w:p>
+    <w:p>
+      <w:pPr>
+        <w:spacing w:after="158" w:line="259" w:lineRule="auto"/>
+        <w:ind w:left="284"/>
+      </w:pPr>
+      <w:r>
+        <w:t xml:space="preserve"> </w:t>
+      </w:r>
+    </w:p>
+    <w:p>
+      <w:pPr>
+        <w:pStyle w:val="Heading1"/>
+        <w:ind w:left="279"/>
+      </w:pPr>
+      <w:r>
+        <w:t xml:space="preserve">The Parties </w:t>
+      </w:r>
+    </w:p>
+    <w:p>
+      <w:pPr>
+        <w:spacing w:after="160" w:line="259" w:lineRule="auto"/>
+        <w:ind w:left="284"/>
+      </w:pPr>
+      <w:r>
+        <w:t xml:space="preserve"> </w:t>
+      </w:r>
+    </w:p>
+    <w:p>
+      <w:pPr>
+        <w:ind w:left="279"/>
+      </w:pPr>
+      <w:r>
+        <w:t xml:space="preserve">This Student(s) Project Agreement (the “Agreement”) is made between: </w:t>
+      </w:r>
+    </w:p>
+    <w:p>
+      <w:pPr>
+        <w:numPr>
+          <w:ilvl w:val="0"/>
+          <w:numId w:val="1"/>
+        </w:numPr>
+        <w:spacing w:after="170" w:line="249" w:lineRule="auto"/>
+        <w:ind w:hanging="427"/>
+        <w:jc w:val="both"/>
+      </w:pPr>
+      <w:r>
+        <w:t xml:space="preserve">Whitireia and </w:t>
+      </w:r>
+      <w:proofErr w:type="spellStart"/>
+      <w:r>
+        <w:t>Weltec</w:t>
+      </w:r>
+      <w:proofErr w:type="spellEnd"/>
+      <w:r>
+        <w:t xml:space="preserve"> New Zealand School of Innovation, Design and Technology </w:t>
+      </w:r>
+    </w:p>
+    <w:p>
+      <w:pPr>
+        <w:ind w:left="279"/>
+      </w:pPr>
+      <w:r>
+        <w:t xml:space="preserve">(the “Faculty”); </w:t>
+      </w:r>
+    </w:p>
+    <w:p>
+      <w:pPr>
+        <w:numPr>
+          <w:ilvl w:val="0"/>
+          <w:numId w:val="1"/>
+        </w:numPr>
+        <w:spacing w:after="28" w:line="249" w:lineRule="auto"/>
+        <w:ind w:hanging="427"/>
+        <w:jc w:val="both"/>
+      </w:pPr>
+      <w:r>
+        <w:t xml:space="preserve">the nominated computing student(s) (the “Student(s)”) (as listed under section 6); and </w:t>
+      </w:r>
+    </w:p>
+    <w:p>
+      <w:pPr>
+        <w:tabs>
+          <w:tab w:val="center" w:pos="2668"/>
+          <w:tab w:val="center" w:pos="5079"/>
+          <w:tab w:val="center" w:pos="5992"/>
+          <w:tab w:val="center" w:pos="7142"/>
+          <w:tab w:val="center" w:pos="8457"/>
+          <w:tab w:val="right" w:pos="9764"/>
+        </w:tabs>
+        <w:spacing w:after="4" w:line="259" w:lineRule="auto"/>
+      </w:pPr>
+      <w:r>
+        <w:rPr>
+          <w:rFonts w:ascii="Calibri" w:eastAsia="Calibri" w:hAnsi="Calibri" w:cs="Calibri"/>
+        </w:rPr>
+        <w:tab/>
+      </w:r>
+      <w:r>
+        <w:t xml:space="preserve">________________________________ </w:t>
+      </w:r>
+      <w:r>
+        <w:tab/>
+        <w:t xml:space="preserve">the </w:t>
+      </w:r>
+      <w:r>
+        <w:tab/>
+        <w:t xml:space="preserve">proposed </w:t>
+      </w:r>
+      <w:r>
+        <w:tab/>
+        <w:t xml:space="preserve">Industry </w:t>
+      </w:r>
+      <w:r>
+        <w:tab/>
+        <w:t xml:space="preserve">Organisation </w:t>
+      </w:r>
+      <w:r>
+        <w:tab/>
+        <w:t xml:space="preserve">(the </w:t>
+      </w:r>
+    </w:p>
+    <w:p>
+      <w:pPr>
+        <w:ind w:left="721"/>
+      </w:pPr>
+      <w:r>
+        <w:t xml:space="preserve">“Organisation”). </w:t>
+      </w:r>
+    </w:p>
+    <w:p>
+      <w:pPr>
+        <w:spacing w:after="158" w:line="259" w:lineRule="auto"/>
+        <w:ind w:left="284"/>
+      </w:pPr>
+      <w:r>
+        <w:t xml:space="preserve"> </w:t>
+      </w:r>
+    </w:p>
+    <w:p>
+      <w:pPr>
+        <w:ind w:left="279"/>
+      </w:pPr>
+      <w:r>
+        <w:t xml:space="preserve">BACKGROUND </w:t>
+      </w:r>
+    </w:p>
+    <w:p>
+      <w:pPr>
+        <w:spacing w:after="160" w:line="259" w:lineRule="auto"/>
+        <w:ind w:left="284"/>
+      </w:pPr>
+      <w:r>
+        <w:t xml:space="preserve"> </w:t>
+      </w:r>
+    </w:p>
+    <w:p>
+      <w:pPr>
+        <w:numPr>
+          <w:ilvl w:val="0"/>
+          <w:numId w:val="2"/>
+        </w:numPr>
+        <w:spacing w:after="170" w:line="249" w:lineRule="auto"/>
+        <w:ind w:hanging="427"/>
+        <w:jc w:val="both"/>
+      </w:pPr>
+      <w:r>
+        <w:t xml:space="preserve">As part of an established course of study at the Faculty, Bachelor of Information Technology students take a course module IT7x01, in which the </w:t>
+      </w:r>
+      <w:proofErr w:type="gramStart"/>
+      <w:r>
+        <w:t>Student</w:t>
+      </w:r>
+      <w:proofErr w:type="gramEnd"/>
+      <w:r>
+        <w:t xml:space="preserve">(s) completes a project (“the Project”) with the Organisation on the basis set out in this Agreement. </w:t>
+      </w:r>
+    </w:p>
+    <w:p>
+      <w:pPr>
+        <w:numPr>
+          <w:ilvl w:val="0"/>
+          <w:numId w:val="2"/>
+        </w:numPr>
+        <w:spacing w:after="170" w:line="249" w:lineRule="auto"/>
+        <w:ind w:hanging="427"/>
+        <w:jc w:val="both"/>
+      </w:pPr>
+      <w:r>
+        <w:t xml:space="preserve">The Organisation agrees to allow the </w:t>
+      </w:r>
+      <w:proofErr w:type="gramStart"/>
+      <w:r>
+        <w:t>Student</w:t>
+      </w:r>
+      <w:proofErr w:type="gramEnd"/>
+      <w:r>
+        <w:t xml:space="preserve">(s) access to its premises if needed to undertake that Project on the basis set out in this Agreement. </w:t>
+      </w:r>
+    </w:p>
+    <w:p>
+      <w:pPr>
+        <w:numPr>
+          <w:ilvl w:val="0"/>
+          <w:numId w:val="2"/>
+        </w:numPr>
+        <w:spacing w:after="170" w:line="249" w:lineRule="auto"/>
+        <w:ind w:hanging="427"/>
+        <w:jc w:val="both"/>
+      </w:pPr>
+      <w:r>
+        <w:t xml:space="preserve">The </w:t>
+      </w:r>
+      <w:proofErr w:type="gramStart"/>
+      <w:r>
+        <w:t>Faculty</w:t>
+      </w:r>
+      <w:proofErr w:type="gramEnd"/>
+      <w:r>
+        <w:t xml:space="preserve"> is satisfied that the Organisation is suitable for the Student(s) Project. </w:t>
+      </w:r>
+    </w:p>
+    <w:p>
+      <w:pPr>
+        <w:spacing w:after="158" w:line="259" w:lineRule="auto"/>
+        <w:ind w:left="283"/>
+      </w:pPr>
+      <w:r>
+        <w:t xml:space="preserve"> </w:t>
+      </w:r>
+    </w:p>
+    <w:p>
+      <w:pPr>
+        <w:ind w:left="279"/>
+      </w:pPr>
+      <w:r>
+        <w:t xml:space="preserve">TERMS </w:t>
+      </w:r>
+    </w:p>
+    <w:p>
+      <w:pPr>
+        <w:spacing w:after="160" w:line="259" w:lineRule="auto"/>
+        <w:ind w:left="283"/>
+      </w:pPr>
+      <w:r>
+        <w:t xml:space="preserve"> </w:t>
+      </w:r>
+    </w:p>
+    <w:p>
+      <w:pPr>
+        <w:spacing w:after="0" w:line="259" w:lineRule="auto"/>
+        <w:ind w:left="279"/>
+      </w:pPr>
+      <w:r>
+        <w:rPr>
+          <w:b/>
+        </w:rPr>
+        <w:t xml:space="preserve">1. Effective Date </w:t>
+      </w:r>
+    </w:p>
+    <w:p>
+      <w:pPr>
+        <w:spacing w:after="0" w:line="259" w:lineRule="auto"/>
+        <w:ind w:left="703"/>
+      </w:pPr>
+      <w:r>
+        <w:rPr>
+          <w:b/>
+        </w:rPr>
+        <w:t xml:space="preserve"> </w:t>
+      </w:r>
+    </w:p>
+    <w:p>
+      <w:pPr>
+        <w:ind w:left="713"/>
+      </w:pPr>
+      <w:r>
+        <w:t xml:space="preserve">This Agreement shall be effective as of ____________________ until ________________ </w:t>
+      </w:r>
+    </w:p>
+    <w:p>
+      <w:pPr>
+        <w:spacing w:after="158" w:line="259" w:lineRule="auto"/>
+        <w:ind w:left="283"/>
+      </w:pPr>
+      <w:r>
+        <w:rPr>
+          <w:b/>
+        </w:rPr>
+        <w:t xml:space="preserve"> </w:t>
+      </w:r>
+    </w:p>
+    <w:p>
+      <w:pPr>
+        <w:pStyle w:val="Heading1"/>
+        <w:ind w:left="279"/>
+      </w:pPr>
+      <w:r>
+        <w:t xml:space="preserve">2. Undertakings </w:t>
+      </w:r>
+    </w:p>
+    <w:p>
+      <w:pPr>
+        <w:spacing w:after="160" w:line="259" w:lineRule="auto"/>
+        <w:ind w:left="283"/>
+      </w:pPr>
+      <w:r>
+        <w:rPr>
+          <w:b/>
+        </w:rPr>
+        <w:t xml:space="preserve"> </w:t>
+      </w:r>
+    </w:p>
+    <w:p>
+      <w:pPr>
+        <w:ind w:left="696" w:hanging="427"/>
+      </w:pPr>
+      <w:r>
+        <w:lastRenderedPageBreak/>
+        <w:t xml:space="preserve">2.1 The Organisation has accepted the </w:t>
+      </w:r>
+      <w:proofErr w:type="gramStart"/>
+      <w:r>
+        <w:t>Student</w:t>
+      </w:r>
+      <w:proofErr w:type="gramEnd"/>
+      <w:r>
+        <w:t xml:space="preserve">(s) and agrees to allow that Student(s) access to its premises as needed. </w:t>
+      </w:r>
+    </w:p>
+    <w:p>
+      <w:pPr>
+        <w:ind w:left="696" w:hanging="427"/>
+      </w:pPr>
+      <w:r>
+        <w:t xml:space="preserve">2.2 The Organisation agrees to be responsible for meeting the requirements of its statutory obligations, e.g. Health and Safety in Employment Act, Human Rights Act, etc., for the </w:t>
+      </w:r>
+      <w:proofErr w:type="gramStart"/>
+      <w:r>
+        <w:t>Student</w:t>
+      </w:r>
+      <w:proofErr w:type="gramEnd"/>
+      <w:r>
+        <w:t xml:space="preserve">(s). </w:t>
+      </w:r>
+    </w:p>
+    <w:p>
+      <w:pPr>
+        <w:ind w:left="696" w:hanging="427"/>
+      </w:pPr>
+      <w:r>
+        <w:t xml:space="preserve">2.3 The Student(s) will use their best efforts in undertaking the Project for the Organisation, as mutually agreed by the parties and set out in a separate written proposal which will form part of this Agreement. </w:t>
+      </w:r>
+    </w:p>
+    <w:p>
+      <w:pPr>
+        <w:ind w:left="696" w:hanging="427"/>
+      </w:pPr>
+      <w:r>
+        <w:t xml:space="preserve">2.4 The Organisation understands that the primary reason for the Project is education and advancement of knowledge, and, consequently, the Project must further that purpose. </w:t>
+      </w:r>
+    </w:p>
+    <w:p>
+      <w:pPr>
+        <w:ind w:left="696" w:hanging="427"/>
+      </w:pPr>
+      <w:r>
+        <w:t xml:space="preserve">2.5 Neither the Faculty nor the </w:t>
+      </w:r>
+      <w:proofErr w:type="gramStart"/>
+      <w:r>
+        <w:t>Student</w:t>
+      </w:r>
+      <w:proofErr w:type="gramEnd"/>
+      <w:r>
+        <w:t xml:space="preserve">(s) guarantee specific results and the Project will be undertaken only on a </w:t>
+      </w:r>
+      <w:proofErr w:type="gramStart"/>
+      <w:r>
+        <w:t>best efforts</w:t>
+      </w:r>
+      <w:proofErr w:type="gramEnd"/>
+      <w:r>
+        <w:t xml:space="preserve"> basis. </w:t>
+      </w:r>
+    </w:p>
+    <w:p>
+      <w:pPr>
+        <w:ind w:left="696" w:hanging="427"/>
+      </w:pPr>
+      <w:r>
+        <w:t xml:space="preserve">2.6 The Student(s) agrees to submit their IT7510 report to their nominated supervisor at the Organisation. </w:t>
+      </w:r>
+    </w:p>
+    <w:p>
+      <w:pPr>
+        <w:spacing w:after="180" w:line="259" w:lineRule="auto"/>
+        <w:ind w:left="282"/>
+      </w:pPr>
+      <w:r>
+        <w:t xml:space="preserve"> </w:t>
+      </w:r>
+    </w:p>
+    <w:p>
+      <w:pPr>
+        <w:pStyle w:val="Heading1"/>
+        <w:tabs>
+          <w:tab w:val="center" w:pos="344"/>
+          <w:tab w:val="center" w:pos="4390"/>
+        </w:tabs>
+      </w:pPr>
+      <w:r>
+        <w:rPr>
+          <w:rFonts w:ascii="Calibri" w:eastAsia="Calibri" w:hAnsi="Calibri" w:cs="Calibri"/>
+          <w:b w:val="0"/>
+        </w:rPr>
+        <w:tab/>
+      </w:r>
+      <w:r>
+        <w:t xml:space="preserve">3 </w:t>
+      </w:r>
+      <w:r>
+        <w:tab/>
+        <w:t xml:space="preserve">Copyright, Patents, </w:t>
+      </w:r>
+      <w:proofErr w:type="gramStart"/>
+      <w:r>
+        <w:t>Trade Marks</w:t>
+      </w:r>
+      <w:proofErr w:type="gramEnd"/>
+      <w:r>
+        <w:t xml:space="preserve"> and other Intellectual Property Rights </w:t>
+      </w:r>
+    </w:p>
+    <w:p>
+      <w:pPr>
+        <w:spacing w:after="160" w:line="259" w:lineRule="auto"/>
+        <w:ind w:left="282"/>
+      </w:pPr>
+      <w:r>
+        <w:rPr>
+          <w:b/>
+        </w:rPr>
+        <w:t xml:space="preserve"> </w:t>
+      </w:r>
+    </w:p>
+    <w:p>
+      <w:pPr>
+        <w:ind w:left="279"/>
+      </w:pPr>
+      <w:r>
+        <w:t xml:space="preserve">The Faculty and Student(s) each acknowledge that all copyright, trademarks, trade names, patents and other intellectual property rights belonging to the Organisation that the Faculty and Student(s) come into contact with are and shall remain the sole property of the Organisation, and no claim or right to them is to be made by or created in the Faculty or Student(s). </w:t>
+      </w:r>
+    </w:p>
+    <w:p>
+      <w:pPr>
+        <w:spacing w:after="177" w:line="259" w:lineRule="auto"/>
+        <w:ind w:left="282"/>
+      </w:pPr>
+      <w:r>
+        <w:t xml:space="preserve"> </w:t>
+      </w:r>
+    </w:p>
+    <w:p>
+      <w:pPr>
+        <w:pStyle w:val="Heading1"/>
+        <w:tabs>
+          <w:tab w:val="center" w:pos="343"/>
+          <w:tab w:val="center" w:pos="1980"/>
+        </w:tabs>
+      </w:pPr>
+      <w:r>
+        <w:rPr>
+          <w:rFonts w:ascii="Calibri" w:eastAsia="Calibri" w:hAnsi="Calibri" w:cs="Calibri"/>
+          <w:b w:val="0"/>
+        </w:rPr>
+        <w:tab/>
+      </w:r>
+      <w:r>
+        <w:t xml:space="preserve">4 </w:t>
+      </w:r>
+      <w:r>
+        <w:tab/>
+        <w:t xml:space="preserve">Confidential Information </w:t>
+      </w:r>
+    </w:p>
+    <w:p>
+      <w:pPr>
+        <w:spacing w:after="160" w:line="259" w:lineRule="auto"/>
+        <w:ind w:left="282"/>
+      </w:pPr>
+      <w:r>
+        <w:t xml:space="preserve"> </w:t>
+      </w:r>
+    </w:p>
+    <w:p>
+      <w:pPr>
+        <w:ind w:left="696" w:hanging="427"/>
+      </w:pPr>
+      <w:r>
+        <w:t xml:space="preserve">4.1 The parties may wish, from time to time, in connection with the Project undertaken under this Agreement, to disclose certain information of a confidential nature (“Confidential Information”) to each other.  Each party will use reasonable efforts to prevent the disclosure of any of the other parties Confidential Information to third parties for a period of three (3) years from receipt of that information, provided that the recipient party’s obligation shall not apply to information that: </w:t>
+      </w:r>
+    </w:p>
+    <w:p>
+      <w:pPr>
+        <w:spacing w:after="160" w:line="259" w:lineRule="auto"/>
+        <w:ind w:left="282"/>
+      </w:pPr>
+      <w:r>
+        <w:t xml:space="preserve"> </w:t>
+      </w:r>
+    </w:p>
+    <w:p>
+      <w:pPr>
+        <w:numPr>
+          <w:ilvl w:val="0"/>
+          <w:numId w:val="3"/>
+        </w:numPr>
+        <w:spacing w:after="170" w:line="249" w:lineRule="auto"/>
+        <w:ind w:hanging="425"/>
+        <w:jc w:val="both"/>
+      </w:pPr>
+      <w:r>
+        <w:t xml:space="preserve">is not disclosed in writing or reduced to writing and marked with an appropriate confidentiality legend or designated in writing as Confidential Information within thirty (30) days of disclosure; </w:t>
+      </w:r>
+    </w:p>
+    <w:p>
+      <w:pPr>
+        <w:numPr>
+          <w:ilvl w:val="0"/>
+          <w:numId w:val="3"/>
+        </w:numPr>
+        <w:spacing w:after="170" w:line="249" w:lineRule="auto"/>
+        <w:ind w:hanging="425"/>
+        <w:jc w:val="both"/>
+      </w:pPr>
+      <w:r>
+        <w:t xml:space="preserve">is already in the recipient party’s possession at the time of disclosure; </w:t>
+      </w:r>
+    </w:p>
+    <w:p>
+      <w:pPr>
+        <w:numPr>
+          <w:ilvl w:val="0"/>
+          <w:numId w:val="3"/>
+        </w:numPr>
+        <w:spacing w:after="170" w:line="249" w:lineRule="auto"/>
+        <w:ind w:hanging="425"/>
+        <w:jc w:val="both"/>
+      </w:pPr>
+      <w:r>
+        <w:t xml:space="preserve">is or later becomes part of the public domain through no fault of the recipient party; </w:t>
+      </w:r>
+    </w:p>
+    <w:p>
+      <w:pPr>
+        <w:numPr>
+          <w:ilvl w:val="0"/>
+          <w:numId w:val="3"/>
+        </w:numPr>
+        <w:spacing w:after="170" w:line="249" w:lineRule="auto"/>
+        <w:ind w:hanging="425"/>
+        <w:jc w:val="both"/>
+      </w:pPr>
+      <w:r>
+        <w:t xml:space="preserve">is received from a third party having no obligations of confidentiality to the disclosing party; </w:t>
+      </w:r>
+    </w:p>
+    <w:p>
+      <w:pPr>
+        <w:numPr>
+          <w:ilvl w:val="0"/>
+          <w:numId w:val="3"/>
+        </w:numPr>
+        <w:spacing w:after="170" w:line="249" w:lineRule="auto"/>
+        <w:ind w:hanging="425"/>
+        <w:jc w:val="both"/>
+      </w:pPr>
+      <w:r>
+        <w:t xml:space="preserve">is independently developed by the recipient party; or </w:t>
+      </w:r>
+    </w:p>
+    <w:p>
+      <w:pPr>
+        <w:numPr>
+          <w:ilvl w:val="0"/>
+          <w:numId w:val="3"/>
+        </w:numPr>
+        <w:spacing w:after="170" w:line="249" w:lineRule="auto"/>
+        <w:ind w:hanging="425"/>
+        <w:jc w:val="both"/>
+      </w:pPr>
+      <w:r>
+        <w:t xml:space="preserve">is required by law or regulation to be disclosed. </w:t>
+      </w:r>
+    </w:p>
+    <w:p>
+      <w:pPr>
+        <w:spacing w:after="160" w:line="259" w:lineRule="auto"/>
+        <w:ind w:left="709"/>
+      </w:pPr>
+      <w:r>
+        <w:lastRenderedPageBreak/>
+        <w:t xml:space="preserve"> </w:t>
+      </w:r>
+    </w:p>
+    <w:p>
+      <w:pPr>
+        <w:numPr>
+          <w:ilvl w:val="1"/>
+          <w:numId w:val="4"/>
+        </w:numPr>
+        <w:spacing w:after="9" w:line="249" w:lineRule="auto"/>
+        <w:ind w:hanging="427"/>
+        <w:jc w:val="both"/>
+      </w:pPr>
+      <w:r>
+        <w:t xml:space="preserve">Application may be made to any party for written permission to use Confidential Information.  </w:t>
+      </w:r>
+    </w:p>
+    <w:p>
+      <w:pPr>
+        <w:ind w:left="719"/>
+      </w:pPr>
+      <w:r>
+        <w:t xml:space="preserve">No party shall unreasonably withhold such permission. </w:t>
+      </w:r>
+    </w:p>
+    <w:p>
+      <w:pPr>
+        <w:numPr>
+          <w:ilvl w:val="1"/>
+          <w:numId w:val="4"/>
+        </w:numPr>
+        <w:spacing w:after="170" w:line="249" w:lineRule="auto"/>
+        <w:ind w:hanging="427"/>
+        <w:jc w:val="both"/>
+      </w:pPr>
+      <w:r>
+        <w:t xml:space="preserve">If permission to use Confidential Information is withheld by a party, then that party will state the reason or basis for refusal of permission. </w:t>
+      </w:r>
+    </w:p>
+    <w:p>
+      <w:pPr>
+        <w:spacing w:after="177" w:line="259" w:lineRule="auto"/>
+        <w:ind w:left="283"/>
+      </w:pPr>
+      <w:r>
+        <w:t xml:space="preserve"> </w:t>
+      </w:r>
+    </w:p>
+    <w:p>
+      <w:pPr>
+        <w:pStyle w:val="Heading1"/>
+        <w:tabs>
+          <w:tab w:val="center" w:pos="344"/>
+          <w:tab w:val="center" w:pos="2141"/>
+        </w:tabs>
+      </w:pPr>
+      <w:r>
+        <w:rPr>
+          <w:rFonts w:ascii="Calibri" w:eastAsia="Calibri" w:hAnsi="Calibri" w:cs="Calibri"/>
+          <w:b w:val="0"/>
+        </w:rPr>
+        <w:tab/>
+      </w:r>
+      <w:r>
+        <w:t xml:space="preserve">5 </w:t>
+      </w:r>
+      <w:r>
+        <w:tab/>
+        <w:t xml:space="preserve">Intellectual Property Rights </w:t>
+      </w:r>
+    </w:p>
+    <w:p>
+      <w:pPr>
+        <w:ind w:left="696" w:hanging="427"/>
+      </w:pPr>
+      <w:r>
+        <w:t xml:space="preserve">5.1 The parties agree that both the Faculty and the Student(s) may use the intellectual property rights that are created </w:t>
+      </w:r>
+      <w:proofErr w:type="gramStart"/>
+      <w:r>
+        <w:t>as a result of</w:t>
+      </w:r>
+      <w:proofErr w:type="gramEnd"/>
+      <w:r>
+        <w:t xml:space="preserve"> the Project work undertaken by each Student for the Organisation for portfolio purposes to promote the </w:t>
+      </w:r>
+      <w:proofErr w:type="gramStart"/>
+      <w:r>
+        <w:t>Faculty</w:t>
+      </w:r>
+      <w:proofErr w:type="gramEnd"/>
+      <w:r>
+        <w:t xml:space="preserve"> and/or the </w:t>
+      </w:r>
+      <w:proofErr w:type="gramStart"/>
+      <w:r>
+        <w:t>Student</w:t>
+      </w:r>
+      <w:proofErr w:type="gramEnd"/>
+      <w:r>
+        <w:t xml:space="preserve">(s). </w:t>
+      </w:r>
+    </w:p>
+    <w:p>
+      <w:pPr>
+        <w:ind w:left="279"/>
+      </w:pPr>
+      <w:r>
+        <w:t xml:space="preserve">5.2 The following intellectual property rights are agreed between the parties: </w:t>
+      </w:r>
+    </w:p>
+    <w:p>
+      <w:pPr>
+        <w:spacing w:after="163" w:line="259" w:lineRule="auto"/>
+        <w:ind w:left="282"/>
+      </w:pPr>
+      <w:r>
+        <w:t xml:space="preserve"> </w:t>
+      </w:r>
+    </w:p>
+    <w:p>
+      <w:pPr>
+        <w:spacing w:after="163" w:line="257" w:lineRule="auto"/>
+        <w:ind w:left="705"/>
+      </w:pPr>
+      <w:r>
+        <w:rPr>
+          <w:i/>
+        </w:rPr>
+        <w:t xml:space="preserve">(Please indicate which option is agreed upon by placing a tick in the appropriate box and deleting the options that do not apply.) </w:t>
+      </w:r>
+    </w:p>
+    <w:p>
+      <w:pPr>
+        <w:spacing w:after="133" w:line="259" w:lineRule="auto"/>
+        <w:ind w:left="710"/>
+      </w:pPr>
+      <w:r>
+        <w:rPr>
+          <w:i/>
+        </w:rPr>
+        <w:t xml:space="preserve"> </w:t>
+      </w:r>
+    </w:p>
+    <w:p>
+      <w:pPr>
+        <w:tabs>
+          <w:tab w:val="center" w:pos="554"/>
+          <w:tab w:val="center" w:pos="3018"/>
+        </w:tabs>
+        <w:spacing w:after="133" w:line="259" w:lineRule="auto"/>
+      </w:pPr>
+      <w:r>
+        <w:rPr>
+          <w:rFonts w:ascii="Calibri" w:eastAsia="Calibri" w:hAnsi="Calibri" w:cs="Calibri"/>
+        </w:rPr>
+        <w:tab/>
+      </w:r>
+      <w:r>
+        <w:rPr>
+          <w:rFonts w:ascii="Calibri" w:eastAsia="Calibri" w:hAnsi="Calibri" w:cs="Calibri"/>
+          <w:noProof/>
+        </w:rPr>
+        <mc:AlternateContent>
+          <mc:Choice Requires="wpg">
+            <w:drawing>
+              <wp:inline distT="0" distB="0" distL="0" distR="0" wp14:anchorId="6BBC5403" wp14:editId="32EFD6ED">
+                <wp:extent cx="182880" cy="182880"/>
+                <wp:effectExtent l="0" t="0" r="0" b="0"/>
+                <wp:docPr id="3400" name="Group 3400"/>
+                <wp:cNvGraphicFramePr/>
+                <a:graphic xmlns:a="http://schemas.openxmlformats.org/drawingml/2006/main">
+                  <a:graphicData uri="http://schemas.microsoft.com/office/word/2010/wordprocessingGroup">
+                    <wpg:wgp>
+                      <wpg:cNvGrpSpPr/>
+                      <wpg:grpSpPr>
+                        <a:xfrm>
+                          <a:off x="0" y="0"/>
+                          <a:ext cx="182880" cy="182880"/>
+                          <a:chOff x="0" y="0"/>
+                          <a:chExt cx="182880" cy="182880"/>
+                        </a:xfrm>
+                      </wpg:grpSpPr>
+                      <wps:wsp>
+                        <wps:cNvPr id="185" name="Shape 185"/>
+                        <wps:cNvSpPr/>
+                        <wps:spPr>
+                          <a:xfrm>
+                            <a:off x="0" y="0"/>
+                            <a:ext cx="182880" cy="182880"/>
+                          </a:xfrm>
+                          <a:custGeom>
+                            <a:avLst/>
+                            <a:gdLst/>
+                            <a:ahLst/>
+                            <a:cxnLst/>
+                            <a:rect l="0" t="0" r="0" b="0"/>
+                            <a:pathLst>
+                              <a:path w="182880" h="182880">
+                                <a:moveTo>
+                                  <a:pt x="0" y="0"/>
+                                </a:moveTo>
+                                <a:lnTo>
+                                  <a:pt x="182880" y="0"/>
+                                </a:lnTo>
+                                <a:lnTo>
+                                  <a:pt x="182880" y="182880"/>
+                                </a:lnTo>
+                                <a:lnTo>
+                                  <a:pt x="0" y="182880"/>
+                                </a:lnTo>
+                                <a:lnTo>
+                                  <a:pt x="0" y="0"/>
+                                </a:lnTo>
+                                <a:close/>
+                              </a:path>
+                            </a:pathLst>
+                          </a:custGeom>
+                          <a:ln w="9525" cap="flat">
+                            <a:miter lim="101600"/>
+                          </a:ln>
+                        </wps:spPr>
+                        <wps:style>
+                          <a:lnRef idx="1">
+                            <a:srgbClr val="000000"/>
+                          </a:lnRef>
+                          <a:fillRef idx="0">
+                            <a:srgbClr val="FFFFFF"/>
+                          </a:fillRef>
+                          <a:effectRef idx="0">
+                            <a:scrgbClr r="0" g="0" b="0"/>
+                          </a:effectRef>
+                          <a:fontRef idx="none"/>
+                        </wps:style>
+                        <wps:bodyPr/>
+                      </wps:wsp>
+                    </wpg:wgp>
+                  </a:graphicData>
+                </a:graphic>
+              </wp:inline>
+            </w:drawing>
+          </mc:Choice>
+          <mc:Fallback>
+            <w:pict>
+              <v:group w14:anchorId="4B204673" id="Group 3400" o:spid="_x0000_s1026" style="width:14.4pt;height:14.4pt;mso-position-horizontal-relative:char;mso-position-vertical-relative:line" coordsize="182880,182880" o:gfxdata="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">
+                <v:shape id="Shape 185" o:spid="_x0000_s1027" style="position:absolute;width:182880;height:182880;visibility:visible;mso-wrap-style:square;v-text-anchor:top" coordsize="182880,182880" o:gfxdata="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" path="m,l182880,r,182880l,182880,,xe" filled="f">
+                  <v:stroke miterlimit="66585f" joinstyle="miter"/>
+                  <v:path arrowok="t" textboxrect="0,0,182880,182880"/>
+                </v:shape>
+                <w10:anchorlock/>
+              </v:group>
+            </w:pict>
+          </mc:Fallback>
+        </mc:AlternateContent>
+      </w:r>
+      <w:r>
+        <w:rPr>
+          <w:b/>
+        </w:rPr>
+        <w:tab/>
+        <w:t xml:space="preserve">Option 1 – Organisation Ownership: </w:t>
+      </w:r>
+    </w:p>
+    <w:p>
+      <w:pPr>
+        <w:spacing w:after="6"/>
+        <w:ind w:left="1144"/>
+      </w:pPr>
+      <w:r>
+        <w:t xml:space="preserve">All intellectual property rights that are created </w:t>
+      </w:r>
+      <w:proofErr w:type="gramStart"/>
+      <w:r>
+        <w:t>as a result of</w:t>
+      </w:r>
+      <w:proofErr w:type="gramEnd"/>
+      <w:r>
+        <w:t xml:space="preserve"> the Project work undertaken by the Student(s) for the Organisation shall vest absolutely in the Organisation.  </w:t>
+      </w:r>
+    </w:p>
+    <w:p>
+      <w:pPr>
+        <w:spacing w:after="177" w:line="259" w:lineRule="auto"/>
+        <w:ind w:left="1134"/>
+      </w:pPr>
+      <w:r>
+        <w:t xml:space="preserve"> </w:t>
+      </w:r>
+    </w:p>
+    <w:p>
+      <w:pPr>
+        <w:tabs>
+          <w:tab w:val="center" w:pos="554"/>
+          <w:tab w:val="center" w:pos="2882"/>
+        </w:tabs>
+        <w:spacing w:after="48" w:line="259" w:lineRule="auto"/>
+      </w:pPr>
+      <w:r>
+        <w:rPr>
+          <w:rFonts w:ascii="Calibri" w:eastAsia="Calibri" w:hAnsi="Calibri" w:cs="Calibri"/>
+        </w:rPr>
+        <w:tab/>
+      </w:r>
+      <w:r>
+        <w:rPr>
+          <w:rFonts w:ascii="Calibri" w:eastAsia="Calibri" w:hAnsi="Calibri" w:cs="Calibri"/>
+          <w:noProof/>
+        </w:rPr>
+        <mc:AlternateContent>
+          <mc:Choice Requires="wpg">
+            <w:drawing>
+              <wp:inline distT="0" distB="0" distL="0" distR="0" wp14:anchorId="361501DD" wp14:editId="5EF544DD">
+                <wp:extent cx="182880" cy="182880"/>
+                <wp:effectExtent l="0" t="0" r="0" b="0"/>
+                <wp:docPr id="3401" name="Group 3401"/>
+                <wp:cNvGraphicFramePr/>
+                <a:graphic xmlns:a="http://schemas.openxmlformats.org/drawingml/2006/main">
+                  <a:graphicData uri="http://schemas.microsoft.com/office/word/2010/wordprocessingGroup">
+                    <wpg:wgp>
+                      <wpg:cNvGrpSpPr/>
+                      <wpg:grpSpPr>
+                        <a:xfrm>
+                          <a:off x="0" y="0"/>
+                          <a:ext cx="182880" cy="182880"/>
+                          <a:chOff x="0" y="0"/>
+                          <a:chExt cx="182880" cy="182880"/>
+                        </a:xfrm>
+                      </wpg:grpSpPr>
+                      <wps:wsp>
+                        <wps:cNvPr id="186" name="Shape 186"/>
+                        <wps:cNvSpPr/>
+                        <wps:spPr>
+                          <a:xfrm>
+                            <a:off x="0" y="0"/>
+                            <a:ext cx="182880" cy="182880"/>
+                          </a:xfrm>
+                          <a:custGeom>
+                            <a:avLst/>
+                            <a:gdLst/>
+                            <a:ahLst/>
+                            <a:cxnLst/>
+                            <a:rect l="0" t="0" r="0" b="0"/>
+                            <a:pathLst>
+                              <a:path w="182880" h="182880">
+                                <a:moveTo>
+                                  <a:pt x="0" y="0"/>
+                                </a:moveTo>
+                                <a:lnTo>
+                                  <a:pt x="182880" y="0"/>
+                                </a:lnTo>
+                                <a:lnTo>
+                                  <a:pt x="182880" y="182880"/>
+                                </a:lnTo>
+                                <a:lnTo>
+                                  <a:pt x="0" y="182880"/>
+                                </a:lnTo>
+                                <a:lnTo>
+                                  <a:pt x="0" y="0"/>
+                                </a:lnTo>
+                                <a:close/>
+                              </a:path>
+                            </a:pathLst>
+                          </a:custGeom>
+                          <a:ln w="9525" cap="flat">
+                            <a:miter lim="101600"/>
+                          </a:ln>
+                        </wps:spPr>
+                        <wps:style>
+                          <a:lnRef idx="1">
+                            <a:srgbClr val="000000"/>
+                          </a:lnRef>
+                          <a:fillRef idx="0">
+                            <a:srgbClr val="FFFFFF"/>
+                          </a:fillRef>
+                          <a:effectRef idx="0">
+                            <a:scrgbClr r="0" g="0" b="0"/>
+                          </a:effectRef>
+                          <a:fontRef idx="none"/>
+                        </wps:style>
+                        <wps:bodyPr/>
+                      </wps:wsp>
+                    </wpg:wgp>
+                  </a:graphicData>
+                </a:graphic>
+              </wp:inline>
+            </w:drawing>
+          </mc:Choice>
+          <mc:Fallback>
+            <w:pict>
+              <v:group w14:anchorId="18FF15BE" id="Group 3401" o:spid="_x0000_s1026" style="width:14.4pt;height:14.4pt;mso-position-horizontal-relative:char;mso-position-vertical-relative:line" coordsize="182880,182880" o:gfxdata="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">
+                <v:shape id="Shape 186" o:spid="_x0000_s1027" style="position:absolute;width:182880;height:182880;visibility:visible;mso-wrap-style:square;v-text-anchor:top" coordsize="182880,182880" o:gfxdata="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" path="m,l182880,r,182880l,182880,,xe" filled="f">
+                  <v:stroke miterlimit="66585f" joinstyle="miter"/>
+                  <v:path arrowok="t" textboxrect="0,0,182880,182880"/>
+                </v:shape>
+                <w10:anchorlock/>
+              </v:group>
+            </w:pict>
+          </mc:Fallback>
+        </mc:AlternateContent>
+      </w:r>
+      <w:r>
+        <w:rPr>
+          <w:b/>
+        </w:rPr>
+        <w:tab/>
+        <w:t xml:space="preserve">Option 2 – Student(s) Ownership: </w:t>
+      </w:r>
+    </w:p>
+    <w:p>
+      <w:pPr>
+        <w:ind w:left="1144"/>
+      </w:pPr>
+      <w:r>
+        <w:t xml:space="preserve">All intellectual property rights that are created </w:t>
+      </w:r>
+      <w:proofErr w:type="gramStart"/>
+      <w:r>
+        <w:t>as a result of</w:t>
+      </w:r>
+      <w:proofErr w:type="gramEnd"/>
+      <w:r>
+        <w:t xml:space="preserve"> the Project work undertaken by each Student for the Organisation shall vest absolutely in each respective Student.  Each Student hereby grants the Organisation, and where more than one Student has been involved in the Project, the other Student(s) are granted, a perpetual non-exclusive licence for that intellectual property. </w:t>
+      </w:r>
+    </w:p>
+    <w:p>
+      <w:pPr>
+        <w:spacing w:after="147" w:line="259" w:lineRule="auto"/>
+        <w:ind w:left="1134"/>
+      </w:pPr>
+      <w:r>
+        <w:t xml:space="preserve"> </w:t>
+      </w:r>
+    </w:p>
+    <w:p>
+      <w:pPr>
+        <w:pStyle w:val="Heading1"/>
+        <w:tabs>
+          <w:tab w:val="center" w:pos="554"/>
+          <w:tab w:val="center" w:pos="2541"/>
+        </w:tabs>
+        <w:spacing w:after="117"/>
+        <w:rPr>
+          <w:sz w:val="22"/>
+          <w:szCs w:val="22"/>
+          <w:u w:val="none"/>
+        </w:rPr>
+      </w:pPr>
+      <w:r>
+        <w:rPr>
+          <w:rFonts w:ascii="Calibri" w:eastAsia="Calibri" w:hAnsi="Calibri" w:cs="Calibri"/>
+          <w:b w:val="0"/>
+          <w:sz w:val="22"/>
+          <w:szCs w:val="22"/>
+          <w:u w:val="none"/>
+        </w:rPr>
+        <w:tab/>
+      </w:r>
+      <w:r>
+        <w:rPr>
+          <w:rFonts w:ascii="Calibri" w:eastAsia="Calibri" w:hAnsi="Calibri" w:cs="Calibri"/>
+          <w:noProof/>
+          <w:sz w:val="22"/>
+          <w:szCs w:val="22"/>
+          <w:u w:val="none"/>
+        </w:rPr>
+        <mc:AlternateContent>
+          <mc:Choice Requires="wpg">
+            <w:drawing>
+              <wp:inline distT="0" distB="0" distL="0" distR="0" wp14:anchorId="025FBA5D" wp14:editId="2D7D40BA">
+                <wp:extent cx="182880" cy="182880"/>
+                <wp:effectExtent l="0" t="0" r="0" b="0"/>
+                <wp:docPr id="3402" name="Group 3402"/>
+                <wp:cNvGraphicFramePr/>
+                <a:graphic xmlns:a="http://schemas.openxmlformats.org/drawingml/2006/main">
+                  <a:graphicData uri="http://schemas.microsoft.com/office/word/2010/wordprocessingGroup">
+                    <wpg:wgp>
+                      <wpg:cNvGrpSpPr/>
+                      <wpg:grpSpPr>
+                        <a:xfrm>
+                          <a:off x="0" y="0"/>
+                          <a:ext cx="182880" cy="182880"/>
+                          <a:chOff x="0" y="0"/>
+                          <a:chExt cx="182880" cy="182880"/>
+                        </a:xfrm>
+                      </wpg:grpSpPr>
+                      <wps:wsp>
+                        <wps:cNvPr id="187" name="Shape 187"/>
+                        <wps:cNvSpPr/>
+                        <wps:spPr>
+                          <a:xfrm>
+                            <a:off x="0" y="0"/>
+                            <a:ext cx="182880" cy="182880"/>
+                          </a:xfrm>
+                          <a:custGeom>
+                            <a:avLst/>
+                            <a:gdLst/>
+                            <a:ahLst/>
+                            <a:cxnLst/>
+                            <a:rect l="0" t="0" r="0" b="0"/>
+                            <a:pathLst>
+                              <a:path w="182880" h="182880">
+                                <a:moveTo>
+                                  <a:pt x="0" y="0"/>
+                                </a:moveTo>
+                                <a:lnTo>
+                                  <a:pt x="182880" y="0"/>
+                                </a:lnTo>
+                                <a:lnTo>
+                                  <a:pt x="182880" y="182880"/>
+                                </a:lnTo>
+                                <a:lnTo>
+                                  <a:pt x="0" y="182880"/>
+                                </a:lnTo>
+                                <a:lnTo>
+                                  <a:pt x="0" y="0"/>
+                                </a:lnTo>
+                                <a:close/>
+                              </a:path>
+                            </a:pathLst>
+                          </a:custGeom>
+                          <a:ln w="9525" cap="flat">
+                            <a:miter lim="101600"/>
+                          </a:ln>
+                        </wps:spPr>
+                        <wps:style>
+                          <a:lnRef idx="1">
+                            <a:srgbClr val="000000"/>
+                          </a:lnRef>
+                          <a:fillRef idx="0">
+                            <a:srgbClr val="FFFFFF"/>
+                          </a:fillRef>
+                          <a:effectRef idx="0">
+                            <a:scrgbClr r="0" g="0" b="0"/>
+                          </a:effectRef>
+                          <a:fontRef idx="none"/>
+                        </wps:style>
+                        <wps:bodyPr/>
+                      </wps:wsp>
+                    </wpg:wgp>
+                  </a:graphicData>
+                </a:graphic>
+              </wp:inline>
+            </w:drawing>
+          </mc:Choice>
+          <mc:Fallback>
+            <w:pict>
+              <v:group w14:anchorId="0B562C4B" id="Group 3402" o:spid="_x0000_s1026" style="width:14.4pt;height:14.4pt;mso-position-horizontal-relative:char;mso-position-vertical-relative:line" coordsize="182880,182880" o:gfxdata="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">
+                <v:shape id="Shape 187" o:spid="_x0000_s1027" style="position:absolute;width:182880;height:182880;visibility:visible;mso-wrap-style:square;v-text-anchor:top" coordsize="182880,182880" o:gfxdata="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" path="m,l182880,r,182880l,182880,,xe" filled="f">
+                  <v:stroke miterlimit="66585f" joinstyle="miter"/>
+                  <v:path arrowok="t" textboxrect="0,0,182880,182880"/>
+                </v:shape>
+                <w10:anchorlock/>
+              </v:group>
+            </w:pict>
+          </mc:Fallback>
+        </mc:AlternateContent>
+      </w:r>
+      <w:r>
+        <w:rPr>
+          <w:sz w:val="22"/>
+          <w:szCs w:val="22"/>
+          <w:u w:val="none"/>
+        </w:rPr>
+        <w:tab/>
+      </w:r>
+      <w:r>
+        <w:rPr>
+          <w:sz w:val="22"/>
+          <w:szCs w:val="22"/>
+          <w:u w:val="none"/>
+        </w:rPr>
+        <w:t xml:space="preserve"> </w:t>
+      </w:r>
+      <w:r>
+        <w:rPr>
+          <w:sz w:val="22"/>
+          <w:szCs w:val="22"/>
+          <w:u w:val="none"/>
+        </w:rPr>
+        <w:t xml:space="preserve">Option 3 – Split Ownership </w:t>
+      </w:r>
+    </w:p>
+    <w:p>
+      <w:pPr>
+        <w:spacing w:after="203"/>
+        <w:ind w:left="1144"/>
+      </w:pPr>
+      <w:r>
+        <w:t xml:space="preserve">There shall be two types of intellectual property: </w:t>
+      </w:r>
+    </w:p>
+    <w:p>
+      <w:pPr>
+        <w:numPr>
+          <w:ilvl w:val="0"/>
+          <w:numId w:val="5"/>
+        </w:numPr>
+        <w:spacing w:after="6" w:line="249" w:lineRule="auto"/>
+        <w:ind w:hanging="425"/>
+        <w:jc w:val="both"/>
+      </w:pPr>
+      <w:r>
+        <w:t xml:space="preserve">Custom property (being intellectual property specifically developed by the Student(s) for the Organisation) </w:t>
+      </w:r>
+    </w:p>
+    <w:p>
+      <w:pPr>
+        <w:numPr>
+          <w:ilvl w:val="0"/>
+          <w:numId w:val="5"/>
+        </w:numPr>
+        <w:spacing w:after="0" w:line="249" w:lineRule="auto"/>
+        <w:ind w:hanging="425"/>
+        <w:jc w:val="both"/>
+      </w:pPr>
+      <w:r>
+        <w:t xml:space="preserve">Generic property (being any intellectual property not specifically developed by the Student(s) for the Organisation) </w:t>
+      </w:r>
+    </w:p>
+    <w:p>
+      <w:pPr>
+        <w:spacing w:after="160" w:line="257" w:lineRule="auto"/>
+        <w:ind w:left="1135"/>
+      </w:pPr>
+      <w:r>
+        <w:t xml:space="preserve">The Custom property will be vested solely in the Organisation whereas Generic property will vest solely in each respective Student.  Each Student hereby grants the Organisation and where more than one Student has been involved in the Project, the other Student(s), a perpetual non-exclusive licence for that Generic property. </w:t>
+      </w:r>
+    </w:p>
+    <w:p>
+      <w:pPr>
+        <w:spacing w:after="180" w:line="259" w:lineRule="auto"/>
+        <w:ind w:left="1135"/>
+      </w:pPr>
+      <w:r>
+        <w:t xml:space="preserve"> </w:t>
+      </w:r>
+    </w:p>
+    <w:p>
+      <w:pPr>
+        <w:tabs>
+          <w:tab w:val="center" w:pos="554"/>
+          <w:tab w:val="center" w:pos="4449"/>
+        </w:tabs>
+        <w:spacing w:after="63" w:line="259" w:lineRule="auto"/>
+      </w:pPr>
+      <w:r>
+        <w:rPr>
+          <w:rFonts w:ascii="Calibri" w:eastAsia="Calibri" w:hAnsi="Calibri" w:cs="Calibri"/>
+        </w:rPr>
+        <w:tab/>
+      </w:r>
+      <w:r>
+        <w:rPr>
+          <w:rFonts w:ascii="Calibri" w:eastAsia="Calibri" w:hAnsi="Calibri" w:cs="Calibri"/>
+          <w:noProof/>
+        </w:rPr>
+        <mc:AlternateContent>
+          <mc:Choice Requires="wpg">
+            <w:drawing>
+              <wp:inline distT="0" distB="0" distL="0" distR="0" wp14:anchorId="3928E93A" wp14:editId="718835C0">
+                <wp:extent cx="182880" cy="182880"/>
+                <wp:effectExtent l="0" t="0" r="0" b="0"/>
+                <wp:docPr id="3403" name="Group 3403"/>
+                <wp:cNvGraphicFramePr/>
+                <a:graphic xmlns:a="http://schemas.openxmlformats.org/drawingml/2006/main">
+                  <a:graphicData uri="http://schemas.microsoft.com/office/word/2010/wordprocessingGroup">
+                    <wpg:wgp>
+                      <wpg:cNvGrpSpPr/>
+                      <wpg:grpSpPr>
+                        <a:xfrm>
+                          <a:off x="0" y="0"/>
+                          <a:ext cx="182880" cy="182880"/>
+                          <a:chOff x="0" y="0"/>
+                          <a:chExt cx="182880" cy="182880"/>
+                        </a:xfrm>
+                      </wpg:grpSpPr>
+                      <wps:wsp>
+                        <wps:cNvPr id="188" name="Shape 188"/>
+                        <wps:cNvSpPr/>
+                        <wps:spPr>
+                          <a:xfrm>
+                            <a:off x="0" y="0"/>
+                            <a:ext cx="182880" cy="182880"/>
+                          </a:xfrm>
+                          <a:custGeom>
+                            <a:avLst/>
+                            <a:gdLst/>
+                            <a:ahLst/>
+                            <a:cxnLst/>
+                            <a:rect l="0" t="0" r="0" b="0"/>
+                            <a:pathLst>
+                              <a:path w="182880" h="182880">
+                                <a:moveTo>
+                                  <a:pt x="0" y="0"/>
+                                </a:moveTo>
+                                <a:lnTo>
+                                  <a:pt x="182880" y="0"/>
+                                </a:lnTo>
+                                <a:lnTo>
+                                  <a:pt x="182880" y="182880"/>
+                                </a:lnTo>
+                                <a:lnTo>
+                                  <a:pt x="0" y="182880"/>
+                                </a:lnTo>
+                                <a:lnTo>
+                                  <a:pt x="0" y="0"/>
+                                </a:lnTo>
+                                <a:close/>
+                              </a:path>
+                            </a:pathLst>
+                          </a:custGeom>
+                          <a:ln w="9525" cap="flat">
+                            <a:miter lim="101600"/>
+                          </a:ln>
+                        </wps:spPr>
+                        <wps:style>
+                          <a:lnRef idx="1">
+                            <a:srgbClr val="000000"/>
+                          </a:lnRef>
+                          <a:fillRef idx="0">
+                            <a:srgbClr val="FFFFFF"/>
+                          </a:fillRef>
+                          <a:effectRef idx="0">
+                            <a:scrgbClr r="0" g="0" b="0"/>
+                          </a:effectRef>
+                          <a:fontRef idx="none"/>
+                        </wps:style>
+                        <wps:bodyPr/>
+                      </wps:wsp>
+                    </wpg:wgp>
+                  </a:graphicData>
+                </a:graphic>
+              </wp:inline>
+            </w:drawing>
+          </mc:Choice>
+          <mc:Fallback>
+            <w:pict>
+              <v:group w14:anchorId="358CDD22" id="Group 3403" o:spid="_x0000_s1026" style="width:14.4pt;height:14.4pt;mso-position-horizontal-relative:char;mso-position-vertical-relative:line" coordsize="182880,182880" o:gfxdata="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">
+                <v:shape id="Shape 188" o:spid="_x0000_s1027" style="position:absolute;width:182880;height:182880;visibility:visible;mso-wrap-style:square;v-text-anchor:top" coordsize="182880,182880" o:gfxdata="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" path="m,l182880,r,182880l,182880,,xe" filled="f">
+                  <v:stroke miterlimit="66585f" joinstyle="miter"/>
+                  <v:path arrowok="t" textboxrect="0,0,182880,182880"/>
+                </v:shape>
+                <w10:anchorlock/>
+              </v:group>
+            </w:pict>
+          </mc:Fallback>
+        </mc:AlternateContent>
+      </w:r>
+      <w:r>
+        <w:rPr>
+          <w:b/>
+        </w:rPr>
+        <w:tab/>
+        <w:t xml:space="preserve">Option 4 – Client NDA and any other intellectual property rights </w:t>
+      </w:r>
+    </w:p>
+    <w:p>
+      <w:pPr>
+        <w:spacing w:after="163" w:line="257" w:lineRule="auto"/>
+        <w:ind w:left="1145"/>
+      </w:pPr>
+      <w:r>
+        <w:rPr>
+          <w:i/>
+        </w:rPr>
+        <w:lastRenderedPageBreak/>
+        <w:t xml:space="preserve">(Please </w:t>
+      </w:r>
+      <w:proofErr w:type="gramStart"/>
+      <w:r>
+        <w:rPr>
+          <w:i/>
+        </w:rPr>
+        <w:t>attach  here</w:t>
+      </w:r>
+      <w:proofErr w:type="gramEnd"/>
+      <w:r>
+        <w:rPr>
+          <w:i/>
+        </w:rPr>
+        <w:t xml:space="preserve">  any other intellectual property rights agreed between the parties) </w:t>
+      </w:r>
+    </w:p>
+    <w:p>
+      <w:pPr>
+        <w:pStyle w:val="Heading1"/>
+        <w:tabs>
+          <w:tab w:val="center" w:pos="704"/>
+          <w:tab w:val="center" w:pos="1633"/>
+        </w:tabs>
+      </w:pPr>
+      <w:r>
+        <w:t xml:space="preserve">6 </w:t>
+      </w:r>
+      <w:r>
+        <w:tab/>
+        <w:t xml:space="preserve">Signatures </w:t>
+      </w:r>
+    </w:p>
+    <w:p>
+      <w:pPr>
+        <w:spacing w:after="158" w:line="259" w:lineRule="auto"/>
+        <w:ind w:left="283"/>
+      </w:pPr>
+      <w:r>
+        <w:rPr>
+          <w:b/>
+        </w:rPr>
+        <w:t xml:space="preserve"> </w:t>
+      </w:r>
+    </w:p>
+    <w:p>
+      <w:pPr>
+        <w:spacing w:after="180" w:line="259" w:lineRule="auto"/>
+        <w:ind w:left="283"/>
+      </w:pPr>
+      <w:r>
+        <w:rPr>
+          <w:b/>
+        </w:rPr>
+        <w:t xml:space="preserve"> </w:t>
+      </w:r>
+    </w:p>
+    <w:p>
+      <w:pPr>
+        <w:tabs>
+          <w:tab w:val="center" w:pos="988"/>
+          <w:tab w:val="center" w:pos="3666"/>
+        </w:tabs>
+        <w:spacing w:after="193"/>
+      </w:pPr>
+      <w:r>
+        <w:rPr>
+          <w:rFonts w:ascii="Calibri" w:eastAsia="Calibri" w:hAnsi="Calibri" w:cs="Calibri"/>
+        </w:rPr>
+        <w:tab/>
+      </w:r>
+      <w:r>
+        <w:rPr>
+          <w:b/>
+        </w:rPr>
+        <w:t>Project Name:  AI vs</w:t>
+      </w:r>
+      <w:r>
+        <w:rPr>
+          <w:b/>
+        </w:rPr>
+        <w:t xml:space="preserve"> Legacy </w:t>
+      </w:r>
+      <w:r>
+        <w:rPr>
+          <w:b/>
+        </w:rPr>
+        <w:t>Digital Forensics Tools – A Comparative Efficacy Analysis</w:t>
+      </w:r>
+    </w:p>
+    <w:p>
+      <w:pPr>
+        <w:spacing w:after="167" w:line="259" w:lineRule="auto"/>
+        <w:ind w:left="283"/>
+      </w:pPr>
+      <w:r>
+        <w:t xml:space="preserve"> </w:t>
+      </w:r>
+      <w:r>
+        <w:tab/>
+        <w:t xml:space="preserve"> </w:t>
+      </w:r>
+    </w:p>
+    <w:p>
+      <w:pPr>
+        <w:spacing w:after="0" w:line="259" w:lineRule="auto"/>
+        <w:ind w:left="283"/>
+      </w:pPr>
+      <w:r>
+        <w:t xml:space="preserve"> </w:t>
+      </w:r>
+    </w:p>
+    <w:tbl>
+      <w:tblPr>
+        <w:tblStyle w:val="TableGrid0"/>
+        <w:tblW w:w="9463" w:type="dxa"/>
+        <w:tblInd w:w="283" w:type="dxa"/>
+        <w:tblCellMar>
+          <w:top w:w="55" w:type="dxa"/>
+          <w:right w:w="154" w:type="dxa"/>
+        </w:tblCellMar>
+        <w:tblLook w:val="04A0" w:firstRow="1" w:lastRow="0" w:firstColumn="1" w:lastColumn="0" w:noHBand="0" w:noVBand="1"/>
+      </w:tblPr>
+      <w:tblGrid>
+        <w:gridCol w:w="2022"/>
+        <w:gridCol w:w="3040"/>
+        <w:gridCol w:w="1709"/>
+        <w:gridCol w:w="1721"/>
+        <w:gridCol w:w="971"/>
+      </w:tblGrid>
+      <w:tr>
+        <w:trPr>
+          <w:trHeight w:val="413"/>
+        </w:trPr>
+        <w:tc>
+          <w:tcPr>
+            <w:tcW w:w="2149" w:type="dxa"/>
+            <w:tcBorders>
+              <w:top w:val="single" w:sz="8" w:space="0" w:color="000000"/>
+              <w:left w:val="nil"/>
+              <w:bottom w:val="single" w:sz="8" w:space="0" w:color="000000"/>
+              <w:right w:val="nil"/>
+            </w:tcBorders>
+          </w:tcPr>
+          <w:p>
+            <w:pPr>
+              <w:spacing w:after="0" w:line="259" w:lineRule="auto"/>
+              <w:ind w:left="108"/>
+            </w:pPr>
+            <w:r>
+              <w:t xml:space="preserve"> </w:t>
+            </w:r>
+          </w:p>
+        </w:tc>
+        <w:tc>
+          <w:tcPr>
+            <w:tcW w:w="1985" w:type="dxa"/>
+            <w:tcBorders>
+              <w:top w:val="single" w:sz="8" w:space="0" w:color="000000"/>
+              <w:left w:val="nil"/>
+              <w:bottom w:val="single" w:sz="8" w:space="0" w:color="000000"/>
+              <w:right w:val="nil"/>
+            </w:tcBorders>
+          </w:tcPr>
+          <w:p>
+            <w:pPr>
+              <w:spacing w:after="0" w:line="259" w:lineRule="auto"/>
+            </w:pPr>
+            <w:r>
+              <w:rPr>
+                <w:b/>
+              </w:rPr>
+              <w:t xml:space="preserve">Role </w:t>
+            </w:r>
+          </w:p>
+        </w:tc>
+        <w:tc>
+          <w:tcPr>
+            <w:tcW w:w="2016" w:type="dxa"/>
+            <w:tcBorders>
+              <w:top w:val="single" w:sz="8" w:space="0" w:color="000000"/>
+              <w:left w:val="nil"/>
+              <w:bottom w:val="single" w:sz="8" w:space="0" w:color="000000"/>
+              <w:right w:val="nil"/>
+            </w:tcBorders>
+          </w:tcPr>
+          <w:p>
+            <w:pPr>
+              <w:spacing w:after="0" w:line="259" w:lineRule="auto"/>
+            </w:pPr>
+            <w:r>
+              <w:rPr>
+                <w:b/>
+              </w:rPr>
+              <w:t xml:space="preserve">Name </w:t>
+            </w:r>
+          </w:p>
+        </w:tc>
+        <w:tc>
+          <w:tcPr>
+            <w:tcW w:w="2105" w:type="dxa"/>
+            <w:tcBorders>
+              <w:top w:val="single" w:sz="8" w:space="0" w:color="000000"/>
+              <w:left w:val="nil"/>
+              <w:bottom w:val="single" w:sz="8" w:space="0" w:color="000000"/>
+              <w:right w:val="nil"/>
+            </w:tcBorders>
+          </w:tcPr>
+          <w:p>
+            <w:pPr>
+              <w:spacing w:after="0" w:line="259" w:lineRule="auto"/>
+            </w:pPr>
+            <w:r>
+              <w:rPr>
+                <w:b/>
+              </w:rPr>
+              <w:t xml:space="preserve">Signature </w:t>
+            </w:r>
+          </w:p>
+        </w:tc>
+        <w:tc>
+          <w:tcPr>
+            <w:tcW w:w="1208" w:type="dxa"/>
+            <w:tcBorders>
+              <w:top w:val="single" w:sz="8" w:space="0" w:color="000000"/>
+              <w:left w:val="nil"/>
+              <w:bottom w:val="single" w:sz="8" w:space="0" w:color="000000"/>
+              <w:right w:val="nil"/>
+            </w:tcBorders>
+          </w:tcPr>
+          <w:p>
+            <w:pPr>
+              <w:spacing w:after="0" w:line="259" w:lineRule="auto"/>
+            </w:pPr>
+            <w:r>
+              <w:rPr>
+                <w:b/>
+              </w:rPr>
+              <w:t xml:space="preserve">Date </w:t>
+            </w:r>
+          </w:p>
+        </w:tc>
+      </w:tr>
+      <w:tr>
+        <w:trPr>
+          <w:trHeight w:val="1320"/>
+        </w:trPr>
+        <w:tc>
+          <w:tcPr>
+            <w:tcW w:w="2149" w:type="dxa"/>
+            <w:tcBorders>
+              <w:top w:val="single" w:sz="8" w:space="0" w:color="000000"/>
+              <w:left w:val="nil"/>
+              <w:bottom w:val="single" w:sz="8" w:space="0" w:color="000000"/>
+              <w:right w:val="nil"/>
+            </w:tcBorders>
+          </w:tcPr>
+          <w:p>
+            <w:pPr>
+              <w:tabs>
+                <w:tab w:val="right" w:pos="1996"/>
+              </w:tabs>
+              <w:spacing w:after="4" w:line="259" w:lineRule="auto"/>
+            </w:pPr>
+            <w:r>
+              <w:t xml:space="preserve">Project </w:t>
+            </w:r>
+            <w:r>
+              <w:tab/>
+              <w:t xml:space="preserve">       Client</w:t>
+            </w:r>
+          </w:p>
+          <w:p>
+            <w:pPr>
+              <w:spacing w:after="0" w:line="259" w:lineRule="auto"/>
+              <w:ind w:left="108"/>
+            </w:pPr>
+            <w:r>
+              <w:rPr>
+                <w:b/>
+              </w:rPr>
+              <w:t xml:space="preserve">Organisation </w:t>
+            </w:r>
+          </w:p>
+          <w:p>
+            <w:pPr>
+              <w:spacing w:after="0" w:line="259" w:lineRule="auto"/>
+              <w:ind w:left="108"/>
+            </w:pPr>
+            <w:r>
+              <w:rPr>
+                <w:b/>
+              </w:rPr>
+              <w:t>Representative</w:t>
+            </w:r>
+            <w:r>
+              <w:t xml:space="preserve"> </w:t>
+            </w:r>
+          </w:p>
+        </w:tc>
+        <w:tc>
+          <w:tcPr>
+            <w:tcW w:w="1985" w:type="dxa"/>
+            <w:tcBorders>
+              <w:top w:val="single" w:sz="8" w:space="0" w:color="000000"/>
+              <w:left w:val="nil"/>
+              <w:bottom w:val="single" w:sz="8" w:space="0" w:color="000000"/>
+              <w:right w:val="nil"/>
+            </w:tcBorders>
+          </w:tcPr>
+          <w:p>
+            <w:pPr>
+              <w:spacing w:after="158" w:line="259" w:lineRule="auto"/>
+            </w:pPr>
+            <w:r>
+              <w:t xml:space="preserve"> </w:t>
+            </w:r>
+          </w:p>
+          <w:p>
+            <w:pPr>
+              <w:spacing w:after="158" w:line="259" w:lineRule="auto"/>
+            </w:pPr>
+            <w:r>
+              <w:t xml:space="preserve"> </w:t>
+            </w:r>
+          </w:p>
+          <w:p>
+            <w:pPr>
+              <w:spacing w:after="0" w:line="259" w:lineRule="auto"/>
+            </w:pPr>
+            <w:r>
+              <w:t xml:space="preserve"> </w:t>
+            </w:r>
+          </w:p>
+        </w:tc>
+        <w:tc>
+          <w:tcPr>
+            <w:tcW w:w="2016" w:type="dxa"/>
+            <w:tcBorders>
+              <w:top w:val="single" w:sz="8" w:space="0" w:color="000000"/>
+              <w:left w:val="nil"/>
+              <w:bottom w:val="single" w:sz="8" w:space="0" w:color="000000"/>
+              <w:right w:val="nil"/>
+            </w:tcBorders>
+          </w:tcPr>
+          <w:p>
+            <w:pPr>
+              <w:spacing w:after="0" w:line="259" w:lineRule="auto"/>
+            </w:pPr>
+            <w:r>
+              <w:t>Geoff Gordon</w:t>
+            </w:r>
+          </w:p>
+        </w:tc>
+        <w:tc>
+          <w:tcPr>
+            <w:tcW w:w="2105" w:type="dxa"/>
+            <w:tcBorders>
+              <w:top w:val="single" w:sz="8" w:space="0" w:color="000000"/>
+              <w:left w:val="nil"/>
+              <w:bottom w:val="single" w:sz="8" w:space="0" w:color="000000"/>
+              <w:right w:val="nil"/>
+            </w:tcBorders>
+          </w:tcPr>
+          <w:p>
+            <w:pPr>
+              <w:spacing w:after="0" w:line="259" w:lineRule="auto"/>
+              <w:ind w:left="1"/>
+            </w:pPr>
+            <w:r>
+              <w:t xml:space="preserve"> </w:t>
+            </w:r>
+          </w:p>
+        </w:tc>
+        <w:tc>
+          <w:tcPr>
+            <w:tcW w:w="1208" w:type="dxa"/>
+            <w:tcBorders>
+              <w:top w:val="single" w:sz="8" w:space="0" w:color="000000"/>
+              <w:left w:val="nil"/>
+              <w:bottom w:val="single" w:sz="8" w:space="0" w:color="000000"/>
+              <w:right w:val="nil"/>
+            </w:tcBorders>
+          </w:tcPr>
+          <w:p>
+            <w:pPr>
+              <w:spacing w:after="0" w:line="259" w:lineRule="auto"/>
+              <w:ind w:left="1"/>
+            </w:pPr>
+            <w:r>
+              <w:t xml:space="preserve"> </w:t>
+            </w:r>
+          </w:p>
+        </w:tc>
+      </w:tr>
+      <w:tr>
+        <w:trPr>
+          <w:trHeight w:val="1231"/>
+        </w:trPr>
+        <w:tc>
+          <w:tcPr>
+            <w:tcW w:w="2149" w:type="dxa"/>
+            <w:tcBorders>
+              <w:top w:val="single" w:sz="8" w:space="0" w:color="000000"/>
+              <w:left w:val="nil"/>
+              <w:bottom w:val="single" w:sz="8" w:space="0" w:color="000000"/>
+              <w:right w:val="nil"/>
+            </w:tcBorders>
+          </w:tcPr>
+          <w:p>
+            <w:pPr>
+              <w:spacing w:after="0" w:line="259" w:lineRule="auto"/>
+              <w:ind w:left="108" w:right="58"/>
+            </w:pPr>
+            <w:r>
+              <w:t xml:space="preserve">Representative of Whitireia New Zealand/ </w:t>
+            </w:r>
+            <w:r>
+              <w:rPr>
+                <w:b/>
+              </w:rPr>
+              <w:t xml:space="preserve">Faculty </w:t>
+            </w:r>
+          </w:p>
+          <w:p>
+            <w:pPr>
+              <w:spacing w:after="0" w:line="259" w:lineRule="auto"/>
+              <w:ind w:left="108"/>
+            </w:pPr>
+            <w:r>
+              <w:rPr>
+                <w:b/>
+              </w:rPr>
+              <w:t>Representative</w:t>
+            </w:r>
+            <w:r>
+              <w:t xml:space="preserve"> </w:t>
+            </w:r>
+          </w:p>
+        </w:tc>
+        <w:tc>
+          <w:tcPr>
+            <w:tcW w:w="1985" w:type="dxa"/>
+            <w:tcBorders>
+              <w:top w:val="single" w:sz="8" w:space="0" w:color="000000"/>
+              <w:left w:val="nil"/>
+              <w:bottom w:val="single" w:sz="8" w:space="0" w:color="000000"/>
+              <w:right w:val="nil"/>
+            </w:tcBorders>
+          </w:tcPr>
+          <w:p>
+            <w:pPr>
+              <w:spacing w:after="0" w:line="259" w:lineRule="auto"/>
+            </w:pPr>
+            <w:r>
+              <w:t xml:space="preserve"> </w:t>
+            </w:r>
+          </w:p>
+        </w:tc>
+        <w:tc>
+          <w:tcPr>
+            <w:tcW w:w="2016" w:type="dxa"/>
+            <w:tcBorders>
+              <w:top w:val="single" w:sz="8" w:space="0" w:color="000000"/>
+              <w:left w:val="nil"/>
+              <w:bottom w:val="single" w:sz="8" w:space="0" w:color="000000"/>
+              <w:right w:val="nil"/>
+            </w:tcBorders>
+          </w:tcPr>
+          <w:p>
+            <w:pPr>
+              <w:spacing w:after="0" w:line="259" w:lineRule="auto"/>
+            </w:pPr>
+            <w:r>
+              <w:t xml:space="preserve">Clement </w:t>
+            </w:r>
+          </w:p>
+          <w:p>
+            <w:pPr>
+              <w:spacing w:after="0" w:line="259" w:lineRule="auto"/>
+            </w:pPr>
+            <w:proofErr w:type="spellStart"/>
+            <w:r>
+              <w:t>Swarnappa</w:t>
+            </w:r>
+            <w:proofErr w:type="spellEnd"/>
+          </w:p>
+        </w:tc>
+        <w:tc>
+          <w:tcPr>
+            <w:tcW w:w="2105" w:type="dxa"/>
+            <w:tcBorders>
+              <w:top w:val="single" w:sz="8" w:space="0" w:color="000000"/>
+              <w:left w:val="nil"/>
+              <w:bottom w:val="single" w:sz="8" w:space="0" w:color="000000"/>
+              <w:right w:val="nil"/>
+            </w:tcBorders>
+          </w:tcPr>
+          <w:p>
+            <w:pPr>
+              <w:spacing w:after="0" w:line="259" w:lineRule="auto"/>
+              <w:ind w:left="1"/>
+            </w:pPr>
+            <w:r>
+              <w:t xml:space="preserve"> </w:t>
+            </w:r>
+          </w:p>
+        </w:tc>
+        <w:tc>
+          <w:tcPr>
+            <w:tcW w:w="1208" w:type="dxa"/>
+            <w:tcBorders>
+              <w:top w:val="single" w:sz="8" w:space="0" w:color="000000"/>
+              <w:left w:val="nil"/>
+              <w:bottom w:val="single" w:sz="8" w:space="0" w:color="000000"/>
+              <w:right w:val="nil"/>
+            </w:tcBorders>
+          </w:tcPr>
+          <w:p>
+            <w:pPr>
+              <w:spacing w:after="0" w:line="259" w:lineRule="auto"/>
+              <w:ind w:left="1"/>
+            </w:pPr>
+            <w:r>
+              <w:t xml:space="preserve"> </w:t>
+            </w:r>
+          </w:p>
+        </w:tc>
+      </w:tr>
+      <w:tr>
+        <w:trPr>
+          <w:trHeight w:val="886"/>
+        </w:trPr>
+        <w:tc>
+          <w:tcPr>
+            <w:tcW w:w="2149" w:type="dxa"/>
+            <w:tcBorders>
+              <w:top w:val="single" w:sz="8" w:space="0" w:color="000000"/>
+              <w:left w:val="nil"/>
+              <w:bottom w:val="single" w:sz="8" w:space="0" w:color="000000"/>
+              <w:right w:val="nil"/>
+            </w:tcBorders>
+          </w:tcPr>
+          <w:p>
+            <w:pPr>
+              <w:spacing w:after="0" w:line="259" w:lineRule="auto"/>
+              <w:ind w:left="108"/>
+            </w:pPr>
+            <w:r>
+              <w:t xml:space="preserve">Student  </w:t>
+            </w:r>
+          </w:p>
+        </w:tc>
+        <w:tc>
+          <w:tcPr>
+            <w:tcW w:w="1985" w:type="dxa"/>
+            <w:tcBorders>
+              <w:top w:val="single" w:sz="8" w:space="0" w:color="000000"/>
+              <w:left w:val="nil"/>
+              <w:bottom w:val="single" w:sz="8" w:space="0" w:color="000000"/>
+              <w:right w:val="nil"/>
+            </w:tcBorders>
+          </w:tcPr>
+          <w:p>
+            <w:pPr>
+              <w:spacing w:after="160" w:line="259" w:lineRule="auto"/>
+            </w:pPr>
+            <w:r>
+              <w:t xml:space="preserve"> Project Manager</w:t>
+            </w:r>
+          </w:p>
+          <w:p>
+            <w:pPr>
+              <w:spacing w:after="0" w:line="259" w:lineRule="auto"/>
+            </w:pPr>
+            <w:r>
+              <w:t xml:space="preserve"> </w:t>
+            </w:r>
+          </w:p>
+        </w:tc>
+        <w:tc>
+          <w:tcPr>
+            <w:tcW w:w="2016" w:type="dxa"/>
+            <w:tcBorders>
+              <w:top w:val="single" w:sz="8" w:space="0" w:color="000000"/>
+              <w:left w:val="nil"/>
+              <w:bottom w:val="single" w:sz="8" w:space="0" w:color="000000"/>
+              <w:right w:val="nil"/>
+            </w:tcBorders>
+          </w:tcPr>
+          <w:p>
+            <w:pPr>
+              <w:spacing w:after="0" w:line="259" w:lineRule="auto"/>
+            </w:pPr>
+            <w:r>
+              <w:t>Dave    Sushames</w:t>
+            </w:r>
+          </w:p>
+        </w:tc>
+        <w:tc>
+          <w:tcPr>
+            <w:tcW w:w="2105" w:type="dxa"/>
+            <w:tcBorders>
+              <w:top w:val="single" w:sz="8" w:space="0" w:color="000000"/>
+              <w:left w:val="nil"/>
+              <w:bottom w:val="single" w:sz="8" w:space="0" w:color="000000"/>
+              <w:right w:val="nil"/>
+            </w:tcBorders>
+          </w:tcPr>
+          <w:p>
+            <w:pPr>
+              <w:spacing w:after="0" w:line="259" w:lineRule="auto"/>
+              <w:ind w:left="1"/>
+            </w:pPr>
+            <w:r>
+              <w:t xml:space="preserve"> </w:t>
+            </w:r>
+          </w:p>
+        </w:tc>
+        <w:tc>
+          <w:tcPr>
+            <w:tcW w:w="1208" w:type="dxa"/>
+            <w:tcBorders>
+              <w:top w:val="single" w:sz="8" w:space="0" w:color="000000"/>
+              <w:left w:val="nil"/>
+              <w:bottom w:val="single" w:sz="8" w:space="0" w:color="000000"/>
+              <w:right w:val="nil"/>
+            </w:tcBorders>
+          </w:tcPr>
+          <w:p>
+            <w:pPr>
+              <w:spacing w:after="0" w:line="259" w:lineRule="auto"/>
+              <w:ind w:left="1"/>
+            </w:pPr>
+            <w:r>
+              <w:t xml:space="preserve"> </w:t>
+            </w:r>
+          </w:p>
+        </w:tc>
+      </w:tr>
+      <w:tr>
+        <w:trPr>
+          <w:trHeight w:val="886"/>
+        </w:trPr>
+        <w:tc>
+          <w:tcPr>
+            <w:tcW w:w="2149" w:type="dxa"/>
+            <w:tcBorders>
+              <w:top w:val="single" w:sz="8" w:space="0" w:color="000000"/>
+              <w:left w:val="nil"/>
+              <w:bottom w:val="single" w:sz="8" w:space="0" w:color="000000"/>
+              <w:right w:val="nil"/>
+            </w:tcBorders>
+          </w:tcPr>
+          <w:p>
+            <w:pPr>
+              <w:spacing w:after="0" w:line="259" w:lineRule="auto"/>
+              <w:ind w:left="108"/>
+            </w:pPr>
+            <w:r>
+              <w:t xml:space="preserve">Student </w:t>
+            </w:r>
+          </w:p>
+        </w:tc>
+        <w:tc>
+          <w:tcPr>
+            <w:tcW w:w="1985" w:type="dxa"/>
+            <w:tcBorders>
+              <w:top w:val="single" w:sz="8" w:space="0" w:color="000000"/>
+              <w:left w:val="nil"/>
+              <w:bottom w:val="single" w:sz="8" w:space="0" w:color="000000"/>
+              <w:right w:val="nil"/>
+            </w:tcBorders>
+          </w:tcPr>
+          <w:p>
+            <w:pPr>
+              <w:spacing w:after="158" w:line="259" w:lineRule="auto"/>
+            </w:pPr>
+            <w:r>
+              <w:t xml:space="preserve"> Developer/Researcher/Tester</w:t>
+            </w:r>
+          </w:p>
+          <w:p>
+            <w:pPr>
+              <w:spacing w:after="0" w:line="259" w:lineRule="auto"/>
+            </w:pPr>
+            <w:r>
+              <w:t xml:space="preserve"> </w:t>
+            </w:r>
+          </w:p>
+        </w:tc>
+        <w:tc>
+          <w:tcPr>
+            <w:tcW w:w="2016" w:type="dxa"/>
+            <w:tcBorders>
+              <w:top w:val="single" w:sz="8" w:space="0" w:color="000000"/>
+              <w:left w:val="nil"/>
+              <w:bottom w:val="single" w:sz="8" w:space="0" w:color="000000"/>
+              <w:right w:val="nil"/>
+            </w:tcBorders>
+          </w:tcPr>
+          <w:p>
+            <w:pPr>
+              <w:spacing w:after="0" w:line="259" w:lineRule="auto"/>
+            </w:pPr>
+            <w:r>
+              <w:t xml:space="preserve"> Matt Baker</w:t>
+            </w:r>
+          </w:p>
+        </w:tc>
+        <w:tc>
+          <w:tcPr>
+            <w:tcW w:w="2105" w:type="dxa"/>
+            <w:tcBorders>
+              <w:top w:val="single" w:sz="8" w:space="0" w:color="000000"/>
+              <w:left w:val="nil"/>
+              <w:bottom w:val="single" w:sz="8" w:space="0" w:color="000000"/>
+              <w:right w:val="nil"/>
+            </w:tcBorders>
+          </w:tcPr>
+          <w:p>
+            <w:pPr>
+              <w:spacing w:after="0" w:line="259" w:lineRule="auto"/>
+              <w:ind w:left="1"/>
+            </w:pPr>
+            <w:r>
+              <w:t xml:space="preserve"> </w:t>
+            </w:r>
+          </w:p>
+        </w:tc>
+        <w:tc>
+          <w:tcPr>
+            <w:tcW w:w="1208" w:type="dxa"/>
+            <w:tcBorders>
+              <w:top w:val="single" w:sz="8" w:space="0" w:color="000000"/>
+              <w:left w:val="nil"/>
+              <w:bottom w:val="single" w:sz="8" w:space="0" w:color="000000"/>
+              <w:right w:val="nil"/>
+            </w:tcBorders>
+          </w:tcPr>
+          <w:p>
+            <w:pPr>
+              <w:spacing w:after="0" w:line="259" w:lineRule="auto"/>
+              <w:ind w:left="1"/>
+            </w:pPr>
+            <w:r>
+              <w:t xml:space="preserve"> </w:t>
+            </w:r>
+          </w:p>
+        </w:tc>
+      </w:tr>
+      <w:tr>
+        <w:trPr>
+          <w:trHeight w:val="886"/>
+        </w:trPr>
+        <w:tc>
+          <w:tcPr>
+            <w:tcW w:w="2149" w:type="dxa"/>
+            <w:tcBorders>
+              <w:top w:val="single" w:sz="8" w:space="0" w:color="000000"/>
+              <w:left w:val="nil"/>
+              <w:bottom w:val="single" w:sz="8" w:space="0" w:color="000000"/>
+              <w:right w:val="nil"/>
+            </w:tcBorders>
+          </w:tcPr>
+          <w:p>
+            <w:pPr>
+              <w:spacing w:after="0" w:line="259" w:lineRule="auto"/>
+              <w:ind w:left="108"/>
+            </w:pPr>
+            <w:r>
+              <w:t>Student</w:t>
+            </w:r>
+          </w:p>
+        </w:tc>
+        <w:tc>
+          <w:tcPr>
+            <w:tcW w:w="1985" w:type="dxa"/>
+            <w:tcBorders>
+              <w:top w:val="single" w:sz="8" w:space="0" w:color="000000"/>
+              <w:left w:val="nil"/>
+              <w:bottom w:val="single" w:sz="8" w:space="0" w:color="000000"/>
+              <w:right w:val="nil"/>
+            </w:tcBorders>
+          </w:tcPr>
+          <w:p>
+            <w:pPr>
+              <w:spacing w:after="158" w:line="259" w:lineRule="auto"/>
+            </w:pPr>
+            <w:r>
+              <w:t>Developer/Researcher/Tester</w:t>
+            </w:r>
+          </w:p>
+        </w:tc>
+        <w:tc>
+          <w:tcPr>
+            <w:tcW w:w="2016" w:type="dxa"/>
+            <w:tcBorders>
+              <w:top w:val="single" w:sz="8" w:space="0" w:color="000000"/>
+              <w:left w:val="nil"/>
+              <w:bottom w:val="single" w:sz="8" w:space="0" w:color="000000"/>
+              <w:right w:val="nil"/>
+            </w:tcBorders>
+          </w:tcPr>
+          <w:p>
+            <w:pPr>
+              <w:spacing w:after="0" w:line="259" w:lineRule="auto"/>
+            </w:pPr>
+            <w:r>
+              <w:t>Sam Davies</w:t>
+            </w:r>
+          </w:p>
+        </w:tc>
+        <w:tc>
+          <w:tcPr>
+            <w:tcW w:w="2105" w:type="dxa"/>
+            <w:tcBorders>
+              <w:top w:val="single" w:sz="8" w:space="0" w:color="000000"/>
+              <w:left w:val="nil"/>
+              <w:bottom w:val="single" w:sz="8" w:space="0" w:color="000000"/>
+              <w:right w:val="nil"/>
+            </w:tcBorders>
+          </w:tcPr>
+          <w:p>
+            <w:pPr>
+              <w:spacing w:after="0" w:line="259" w:lineRule="auto"/>
+              <w:ind w:left="1"/>
+            </w:pPr>
+          </w:p>
+        </w:tc>
+        <w:tc>
+          <w:tcPr>
+            <w:tcW w:w="1208" w:type="dxa"/>
+            <w:tcBorders>
+              <w:top w:val="single" w:sz="8" w:space="0" w:color="000000"/>
+              <w:left w:val="nil"/>
+              <w:bottom w:val="single" w:sz="8" w:space="0" w:color="000000"/>
+              <w:right w:val="nil"/>
+            </w:tcBorders>
+          </w:tcPr>
+          <w:p>
+            <w:pPr>
+              <w:spacing w:after="0" w:line="259" w:lineRule="auto"/>
+              <w:ind w:left="1"/>
+            </w:pPr>
+          </w:p>
+        </w:tc>
+      </w:tr>
+    </w:tbl>
+    <w:p>
+      <w:pPr>
+        <w:tabs>
+          <w:tab w:val="center" w:pos="771"/>
+          <w:tab w:val="center" w:pos="2434"/>
+          <w:tab w:val="center" w:pos="4418"/>
+          <w:tab w:val="center" w:pos="6434"/>
+          <w:tab w:val="center" w:pos="8539"/>
+        </w:tabs>
+        <w:spacing w:after="26"/>
+      </w:pPr>
+      <w:r>
+        <w:rPr>
+          <w:rFonts w:ascii="Calibri" w:eastAsia="Calibri" w:hAnsi="Calibri" w:cs="Calibri"/>
+        </w:rPr>
+        <w:tab/>
+      </w:r>
+      <w:r>
+        <w:t xml:space="preserve">Student                   </w:t>
+      </w:r>
+      <w:r>
+        <w:tab/>
+        <w:t>Developer Researcher/</w:t>
+      </w:r>
+      <w:proofErr w:type="gramStart"/>
+      <w:r>
+        <w:t>Tester</w:t>
+      </w:r>
+      <w:r>
+        <w:rPr>
+          <w:sz w:val="34"/>
+          <w:vertAlign w:val="superscript"/>
+        </w:rPr>
+        <w:t xml:space="preserve">  Olivia</w:t>
+      </w:r>
+      <w:proofErr w:type="gramEnd"/>
+      <w:r>
+        <w:rPr>
+          <w:sz w:val="34"/>
+          <w:vertAlign w:val="superscript"/>
+        </w:rPr>
+        <w:t xml:space="preserve"> Hey</w:t>
+      </w:r>
+      <w:r>
+        <w:rPr>
+          <w:sz w:val="34"/>
+          <w:vertAlign w:val="superscript"/>
+        </w:rPr>
+        <w:tab/>
+        <w:t xml:space="preserve"> </w:t>
+      </w:r>
+      <w:r>
+        <w:rPr>
+          <w:sz w:val="34"/>
+          <w:vertAlign w:val="superscript"/>
+        </w:rPr>
+        <w:tab/>
+        <w:t xml:space="preserve"> </w:t>
+      </w:r>
+      <w:r>
+        <w:rPr>
+          <w:sz w:val="34"/>
+          <w:vertAlign w:val="superscript"/>
+        </w:rPr>
+        <w:tab/>
+        <w:t xml:space="preserve"> </w:t>
+      </w:r>
+    </w:p>
+    <w:p>
+      <w:pPr>
+        <w:spacing w:after="0" w:line="259" w:lineRule="auto"/>
+        <w:ind w:left="2434"/>
+      </w:pPr>
+      <w:r>
+        <w:t xml:space="preserve"> </w:t>
+      </w:r>
+    </w:p>
+    <w:p>
+      <w:pPr>
+        <w:spacing w:after="46" w:line="259" w:lineRule="auto"/>
+        <w:ind w:left="269"/>
+      </w:pPr>
+      <w:r>
+        <w:rPr>
+          <w:rFonts w:ascii="Calibri" w:eastAsia="Calibri" w:hAnsi="Calibri" w:cs="Calibri"/>
+          <w:noProof/>
+        </w:rPr>
+        <mc:AlternateContent>
+          <mc:Choice Requires="wpg">
+            <w:drawing>
+              <wp:inline distT="0" distB="0" distL="0" distR="0" wp14:anchorId="1183053B" wp14:editId="6A6C7349">
+                <wp:extent cx="6018277" cy="12192"/>
+                <wp:effectExtent l="0" t="0" r="0" b="0"/>
+                <wp:docPr id="4298" name="Group 4298"/>
+                <wp:cNvGraphicFramePr/>
+                <a:graphic xmlns:a="http://schemas.openxmlformats.org/drawingml/2006/main">
+                  <a:graphicData uri="http://schemas.microsoft.com/office/word/2010/wordprocessingGroup">
+                    <wpg:wgp>
+                      <wpg:cNvGrpSpPr/>
+                      <wpg:grpSpPr>
+                        <a:xfrm>
+                          <a:off x="0" y="0"/>
+                          <a:ext cx="6018277" cy="12192"/>
+                          <a:chOff x="0" y="0"/>
+                          <a:chExt cx="6018277" cy="12192"/>
+                        </a:xfrm>
+                      </wpg:grpSpPr>
+                      <wps:wsp>
+                        <wps:cNvPr id="4617" name="Shape 4617"/>
+                        <wps:cNvSpPr/>
+                        <wps:spPr>
+                          <a:xfrm>
+                            <a:off x="0" y="0"/>
+                            <a:ext cx="1306068" cy="12192"/>
+                          </a:xfrm>
+                          <a:custGeom>
+                            <a:avLst/>
+                            <a:gdLst/>
+                            <a:ahLst/>
+                            <a:cxnLst/>
+                            <a:rect l="0" t="0" r="0" b="0"/>
+                            <a:pathLst>
+                              <a:path w="1306068" h="12192">
+                                <a:moveTo>
+                                  <a:pt x="0" y="0"/>
+                                </a:moveTo>
+                                <a:lnTo>
+                                  <a:pt x="1306068" y="0"/>
+                                </a:lnTo>
+                                <a:lnTo>
+                                  <a:pt x="1306068" y="12192"/>
+                                </a:lnTo>
+                                <a:lnTo>
+                                  <a:pt x="0" y="12192"/>
+                                </a:lnTo>
+                                <a:lnTo>
+                                  <a:pt x="0" y="0"/>
+                                </a:lnTo>
+                              </a:path>
+                            </a:pathLst>
+                          </a:custGeom>
+                          <a:ln w="0" cap="flat">
+                            <a:miter lim="127000"/>
+                          </a:ln>
+                        </wps:spPr>
+                        <wps:style>
+                          <a:lnRef idx="0">
+                            <a:srgbClr val="000000">
+                              <a:alpha val="0"/>
+                            </a:srgbClr>
+                          </a:lnRef>
+                          <a:fillRef idx="1">
+                            <a:srgbClr val="000000"/>
+                          </a:fillRef>
+                          <a:effectRef idx="0">
+                            <a:scrgbClr r="0" g="0" b="0"/>
+                          </a:effectRef>
+                          <a:fontRef idx="none"/>
+                        </wps:style>
+                        <wps:bodyPr/>
+                      </wps:wsp>
+                      <wps:wsp>
+                        <wps:cNvPr id="4618" name="Shape 4618"/>
+                        <wps:cNvSpPr/>
+                        <wps:spPr>
+                          <a:xfrm>
+                            <a:off x="1296924" y="0"/>
+                            <a:ext cx="12179" cy="12192"/>
+                          </a:xfrm>
+                          <a:custGeom>
+                            <a:avLst/>
+                            <a:gdLst/>
+                            <a:ahLst/>
+                            <a:cxnLst/>
+                            <a:rect l="0" t="0" r="0" b="0"/>
+                            <a:pathLst>
+                              <a:path w="12179" h="12192">
+                                <a:moveTo>
+                                  <a:pt x="0" y="0"/>
+                                </a:moveTo>
+                                <a:lnTo>
+                                  <a:pt x="12179" y="0"/>
+                                </a:lnTo>
+                                <a:lnTo>
+                                  <a:pt x="12179" y="12192"/>
+                                </a:lnTo>
+                                <a:lnTo>
+                                  <a:pt x="0" y="12192"/>
+                                </a:lnTo>
+                                <a:lnTo>
+                                  <a:pt x="0" y="0"/>
+                                </a:lnTo>
+                              </a:path>
+                            </a:pathLst>
+                          </a:custGeom>
+                          <a:ln w="0" cap="flat">
+                            <a:miter lim="127000"/>
+                          </a:ln>
+                        </wps:spPr>
+                        <wps:style>
+                          <a:lnRef idx="0">
+                            <a:srgbClr val="000000">
+                              <a:alpha val="0"/>
+                            </a:srgbClr>
+                          </a:lnRef>
+                          <a:fillRef idx="1">
+                            <a:srgbClr val="000000"/>
+                          </a:fillRef>
+                          <a:effectRef idx="0">
+                            <a:scrgbClr r="0" g="0" b="0"/>
+                          </a:effectRef>
+                          <a:fontRef idx="none"/>
+                        </wps:style>
+                        <wps:bodyPr/>
+                      </wps:wsp>
+                      <wps:wsp>
+                        <wps:cNvPr id="4619" name="Shape 4619"/>
+                        <wps:cNvSpPr/>
+                        <wps:spPr>
+                          <a:xfrm>
+                            <a:off x="1309116" y="0"/>
+                            <a:ext cx="1257300" cy="12192"/>
+                          </a:xfrm>
+                          <a:custGeom>
+                            <a:avLst/>
+                            <a:gdLst/>
+                            <a:ahLst/>
+                            <a:cxnLst/>
+                            <a:rect l="0" t="0" r="0" b="0"/>
+                            <a:pathLst>
+                              <a:path w="1257300" h="12192">
+                                <a:moveTo>
+                                  <a:pt x="0" y="0"/>
+                                </a:moveTo>
+                                <a:lnTo>
+                                  <a:pt x="1257300" y="0"/>
+                                </a:lnTo>
+                                <a:lnTo>
+                                  <a:pt x="1257300" y="12192"/>
+                                </a:lnTo>
+                                <a:lnTo>
+                                  <a:pt x="0" y="12192"/>
+                                </a:lnTo>
+                                <a:lnTo>
+                                  <a:pt x="0" y="0"/>
+                                </a:lnTo>
+                              </a:path>
+                            </a:pathLst>
+                          </a:custGeom>
+                          <a:ln w="0" cap="flat">
+                            <a:miter lim="127000"/>
+                          </a:ln>
+                        </wps:spPr>
+                        <wps:style>
+                          <a:lnRef idx="0">
+                            <a:srgbClr val="000000">
+                              <a:alpha val="0"/>
+                            </a:srgbClr>
+                          </a:lnRef>
+                          <a:fillRef idx="1">
+                            <a:srgbClr val="000000"/>
+                          </a:fillRef>
+                          <a:effectRef idx="0">
+                            <a:scrgbClr r="0" g="0" b="0"/>
+                          </a:effectRef>
+                          <a:fontRef idx="none"/>
+                        </wps:style>
+                        <wps:bodyPr/>
+                      </wps:wsp>
+                      <wps:wsp>
+                        <wps:cNvPr id="4620" name="Shape 4620"/>
+                        <wps:cNvSpPr/>
+                        <wps:spPr>
+                          <a:xfrm>
+                            <a:off x="2557272" y="0"/>
+                            <a:ext cx="12192" cy="12192"/>
+                          </a:xfrm>
+                          <a:custGeom>
+                            <a:avLst/>
+                            <a:gdLst/>
+                            <a:ahLst/>
+                            <a:cxnLst/>
+                            <a:rect l="0" t="0" r="0" b="0"/>
+                            <a:pathLst>
+                              <a:path w="12192" h="12192">
+                                <a:moveTo>
+                                  <a:pt x="0" y="0"/>
+                                </a:moveTo>
+                                <a:lnTo>
+                                  <a:pt x="12192" y="0"/>
+                                </a:lnTo>
+                                <a:lnTo>
+                                  <a:pt x="12192" y="12192"/>
+                                </a:lnTo>
+                                <a:lnTo>
+                                  <a:pt x="0" y="12192"/>
+                                </a:lnTo>
+                                <a:lnTo>
+                                  <a:pt x="0" y="0"/>
+                                </a:lnTo>
+                              </a:path>
+                            </a:pathLst>
+                          </a:custGeom>
+                          <a:ln w="0" cap="flat">
+                            <a:miter lim="127000"/>
+                          </a:ln>
+                        </wps:spPr>
+                        <wps:style>
+                          <a:lnRef idx="0">
+                            <a:srgbClr val="000000">
+                              <a:alpha val="0"/>
+                            </a:srgbClr>
+                          </a:lnRef>
+                          <a:fillRef idx="1">
+                            <a:srgbClr val="000000"/>
+                          </a:fillRef>
+                          <a:effectRef idx="0">
+                            <a:scrgbClr r="0" g="0" b="0"/>
+                          </a:effectRef>
+                          <a:fontRef idx="none"/>
+                        </wps:style>
+                        <wps:bodyPr/>
+                      </wps:wsp>
+                      <wps:wsp>
+                        <wps:cNvPr id="4621" name="Shape 4621"/>
+                        <wps:cNvSpPr/>
+                        <wps:spPr>
+                          <a:xfrm>
+                            <a:off x="2569464" y="0"/>
+                            <a:ext cx="1277112" cy="12192"/>
+                          </a:xfrm>
+                          <a:custGeom>
+                            <a:avLst/>
+                            <a:gdLst/>
+                            <a:ahLst/>
+                            <a:cxnLst/>
+                            <a:rect l="0" t="0" r="0" b="0"/>
+                            <a:pathLst>
+                              <a:path w="1277112" h="12192">
+                                <a:moveTo>
+                                  <a:pt x="0" y="0"/>
+                                </a:moveTo>
+                                <a:lnTo>
+                                  <a:pt x="1277112" y="0"/>
+                                </a:lnTo>
+                                <a:lnTo>
+                                  <a:pt x="1277112" y="12192"/>
+                                </a:lnTo>
+                                <a:lnTo>
+                                  <a:pt x="0" y="12192"/>
+                                </a:lnTo>
+                                <a:lnTo>
+                                  <a:pt x="0" y="0"/>
+                                </a:lnTo>
+                              </a:path>
+                            </a:pathLst>
+                          </a:custGeom>
+                          <a:ln w="0" cap="flat">
+                            <a:miter lim="127000"/>
+                          </a:ln>
+                        </wps:spPr>
+                        <wps:style>
+                          <a:lnRef idx="0">
+                            <a:srgbClr val="000000">
+                              <a:alpha val="0"/>
+                            </a:srgbClr>
+                          </a:lnRef>
+                          <a:fillRef idx="1">
+                            <a:srgbClr val="000000"/>
+                          </a:fillRef>
+                          <a:effectRef idx="0">
+                            <a:scrgbClr r="0" g="0" b="0"/>
+                          </a:effectRef>
+                          <a:fontRef idx="none"/>
+                        </wps:style>
+                        <wps:bodyPr/>
+                      </wps:wsp>
+                      <wps:wsp>
+                        <wps:cNvPr id="4622" name="Shape 4622"/>
+                        <wps:cNvSpPr/>
+                        <wps:spPr>
+                          <a:xfrm>
+                            <a:off x="3837432" y="0"/>
+                            <a:ext cx="12192" cy="12192"/>
+                          </a:xfrm>
+                          <a:custGeom>
+                            <a:avLst/>
+                            <a:gdLst/>
+                            <a:ahLst/>
+                            <a:cxnLst/>
+                            <a:rect l="0" t="0" r="0" b="0"/>
+                            <a:pathLst>
+                              <a:path w="12192" h="12192">
+                                <a:moveTo>
+                                  <a:pt x="0" y="0"/>
+                                </a:moveTo>
+                                <a:lnTo>
+                                  <a:pt x="12192" y="0"/>
+                                </a:lnTo>
+                                <a:lnTo>
+                                  <a:pt x="12192" y="12192"/>
+                                </a:lnTo>
+                                <a:lnTo>
+                                  <a:pt x="0" y="12192"/>
+                                </a:lnTo>
+                                <a:lnTo>
+                                  <a:pt x="0" y="0"/>
+                                </a:lnTo>
+                              </a:path>
+                            </a:pathLst>
+                          </a:custGeom>
+                          <a:ln w="0" cap="flat">
+                            <a:miter lim="127000"/>
+                          </a:ln>
+                        </wps:spPr>
+                        <wps:style>
+                          <a:lnRef idx="0">
+                            <a:srgbClr val="000000">
+                              <a:alpha val="0"/>
+                            </a:srgbClr>
+                          </a:lnRef>
+                          <a:fillRef idx="1">
+                            <a:srgbClr val="000000"/>
+                          </a:fillRef>
+                          <a:effectRef idx="0">
+                            <a:scrgbClr r="0" g="0" b="0"/>
+                          </a:effectRef>
+                          <a:fontRef idx="none"/>
+                        </wps:style>
+                        <wps:bodyPr/>
+                      </wps:wsp>
+                      <wps:wsp>
+                        <wps:cNvPr id="4623" name="Shape 4623"/>
+                        <wps:cNvSpPr/>
+                        <wps:spPr>
+                          <a:xfrm>
+                            <a:off x="3849624" y="0"/>
+                            <a:ext cx="1333500" cy="12192"/>
+                          </a:xfrm>
+                          <a:custGeom>
+                            <a:avLst/>
+                            <a:gdLst/>
+                            <a:ahLst/>
+                            <a:cxnLst/>
+                            <a:rect l="0" t="0" r="0" b="0"/>
+                            <a:pathLst>
+                              <a:path w="1333500" h="12192">
+                                <a:moveTo>
+                                  <a:pt x="0" y="0"/>
+                                </a:moveTo>
+                                <a:lnTo>
+                                  <a:pt x="1333500" y="0"/>
+                                </a:lnTo>
+                                <a:lnTo>
+                                  <a:pt x="1333500" y="12192"/>
+                                </a:lnTo>
+                                <a:lnTo>
+                                  <a:pt x="0" y="12192"/>
+                                </a:lnTo>
+                                <a:lnTo>
+                                  <a:pt x="0" y="0"/>
+                                </a:lnTo>
+                              </a:path>
+                            </a:pathLst>
+                          </a:custGeom>
+                          <a:ln w="0" cap="flat">
+                            <a:miter lim="127000"/>
+                          </a:ln>
+                        </wps:spPr>
+                        <wps:style>
+                          <a:lnRef idx="0">
+                            <a:srgbClr val="000000">
+                              <a:alpha val="0"/>
+                            </a:srgbClr>
+                          </a:lnRef>
+                          <a:fillRef idx="1">
+                            <a:srgbClr val="000000"/>
+                          </a:fillRef>
+                          <a:effectRef idx="0">
+                            <a:scrgbClr r="0" g="0" b="0"/>
+                          </a:effectRef>
+                          <a:fontRef idx="none"/>
+                        </wps:style>
+                        <wps:bodyPr/>
+                      </wps:wsp>
+                      <wps:wsp>
+                        <wps:cNvPr id="4624" name="Shape 4624"/>
+                        <wps:cNvSpPr/>
+                        <wps:spPr>
+                          <a:xfrm>
+                            <a:off x="5173980" y="0"/>
+                            <a:ext cx="12179" cy="12192"/>
+                          </a:xfrm>
+                          <a:custGeom>
+                            <a:avLst/>
+                            <a:gdLst/>
+                            <a:ahLst/>
+                            <a:cxnLst/>
+                            <a:rect l="0" t="0" r="0" b="0"/>
+                            <a:pathLst>
+                              <a:path w="12179" h="12192">
+                                <a:moveTo>
+                                  <a:pt x="0" y="0"/>
+                                </a:moveTo>
+                                <a:lnTo>
+                                  <a:pt x="12179" y="0"/>
+                                </a:lnTo>
+                                <a:lnTo>
+                                  <a:pt x="12179" y="12192"/>
+                                </a:lnTo>
+                                <a:lnTo>
+                                  <a:pt x="0" y="12192"/>
+                                </a:lnTo>
+                                <a:lnTo>
+                                  <a:pt x="0" y="0"/>
+                                </a:lnTo>
+                              </a:path>
+                            </a:pathLst>
+                          </a:custGeom>
+                          <a:ln w="0" cap="flat">
+                            <a:miter lim="127000"/>
+                          </a:ln>
+                        </wps:spPr>
+                        <wps:style>
+                          <a:lnRef idx="0">
+                            <a:srgbClr val="000000">
+                              <a:alpha val="0"/>
+                            </a:srgbClr>
+                          </a:lnRef>
+                          <a:fillRef idx="1">
+                            <a:srgbClr val="000000"/>
+                          </a:fillRef>
+                          <a:effectRef idx="0">
+                            <a:scrgbClr r="0" g="0" b="0"/>
+                          </a:effectRef>
+                          <a:fontRef idx="none"/>
+                        </wps:style>
+                        <wps:bodyPr/>
+                      </wps:wsp>
+                      <wps:wsp>
+                        <wps:cNvPr id="4625" name="Shape 4625"/>
+                        <wps:cNvSpPr/>
+                        <wps:spPr>
+                          <a:xfrm>
+                            <a:off x="5186172" y="0"/>
+                            <a:ext cx="832104" cy="12192"/>
+                          </a:xfrm>
+                          <a:custGeom>
+                            <a:avLst/>
+                            <a:gdLst/>
+                            <a:ahLst/>
+                            <a:cxnLst/>
+                            <a:rect l="0" t="0" r="0" b="0"/>
+                            <a:pathLst>
+                              <a:path w="832104" h="12192">
+                                <a:moveTo>
+                                  <a:pt x="0" y="0"/>
+                                </a:moveTo>
+                                <a:lnTo>
+                                  <a:pt x="832104" y="0"/>
+                                </a:lnTo>
+                                <a:lnTo>
+                                  <a:pt x="832104" y="12192"/>
+                                </a:lnTo>
+                                <a:lnTo>
+                                  <a:pt x="0" y="12192"/>
+                                </a:lnTo>
+                                <a:lnTo>
+                                  <a:pt x="0" y="0"/>
+                                </a:lnTo>
+                              </a:path>
+                            </a:pathLst>
+                          </a:custGeom>
+                          <a:ln w="0" cap="flat">
+                            <a:miter lim="127000"/>
+                          </a:ln>
+                        </wps:spPr>
+                        <wps:style>
+                          <a:lnRef idx="0">
+                            <a:srgbClr val="000000">
+                              <a:alpha val="0"/>
+                            </a:srgbClr>
+                          </a:lnRef>
+                          <a:fillRef idx="1">
+                            <a:srgbClr val="000000"/>
+                          </a:fillRef>
+                          <a:effectRef idx="0">
+                            <a:scrgbClr r="0" g="0" b="0"/>
+                          </a:effectRef>
+                          <a:fontRef idx="none"/>
+                        </wps:style>
+                        <wps:bodyPr/>
+                      </wps:wsp>
+                    </wpg:wgp>
+                  </a:graphicData>
+                </a:graphic>
+              </wp:inline>
+            </w:drawing>
+          </mc:Choice>
+          <mc:Fallback>
+            <w:pict>
+              <v:group w14:anchorId="44D447A4" id="Group 4298" o:spid="_x0000_s1026" style="width:473.9pt;height:.95pt;mso-position-horizontal-relative:char;mso-position-vertical-relative:line" coordsize="60182,121" o:gfxdata="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">
+                <v:shape id="Shape 4617" o:spid="_x0000_s1027" style="position:absolute;width:13060;height:121;visibility:visible;mso-wrap-style:square;v-text-anchor:top" coordsize="1306068,12192" o:gfxdata="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" path="m,l1306068,r,12192l,12192,,e" fillcolor="black" stroked="f" strokeweight="0">
+                  <v:stroke miterlimit="83231f" joinstyle="miter"/>
+                  <v:path arrowok="t" textboxrect="0,0,1306068,12192"/>
+                </v:shape>
+                <v:shape id="Shape 4618" o:spid="_x0000_s1028" style="position:absolute;left:12969;width:122;height:121;visibility:visible;mso-wrap-style:square;v-text-anchor:top" coordsize="12179,12192" o:gfxdata="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" path="m,l12179,r,12192l,12192,,e" fillcolor="black" stroked="f" strokeweight="0">
+                  <v:stroke miterlimit="83231f" joinstyle="miter"/>
+                  <v:path arrowok="t" textboxrect="0,0,12179,12192"/>
+                </v:shape>
+                <v:shape id="Shape 4619" o:spid="_x0000_s1029" style="position:absolute;left:13091;width:12573;height:121;visibility:visible;mso-wrap-style:square;v-text-anchor:top" coordsize="1257300,12192" o:gfxdata="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" path="m,l1257300,r,12192l,12192,,e" fillcolor="black" stroked="f" strokeweight="0">
+                  <v:stroke miterlimit="83231f" joinstyle="miter"/>
+                  <v:path arrowok="t" textboxrect="0,0,1257300,12192"/>
+                </v:shape>
+                <v:shape id="Shape 4620" o:spid="_x0000_s1030" style="position:absolute;left:25572;width:122;height:121;visibility:visible;mso-wrap-style:square;v-text-anchor:top" coordsize="12192,12192" o:gfxdata="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" path="m,l12192,r,12192l,12192,,e" fillcolor="black" stroked="f" strokeweight="0">
+                  <v:stroke miterlimit="83231f" joinstyle="miter"/>
+                  <v:path arrowok="t" textboxrect="0,0,12192,12192"/>
+                </v:shape>
+                <v:shape id="Shape 4621" o:spid="_x0000_s1031" style="position:absolute;left:25694;width:12771;height:121;visibility:visible;mso-wrap-style:square;v-text-anchor:top" coordsize="1277112,12192" o:gfxdata="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" path="m,l1277112,r,12192l,12192,,e" fillcolor="black" stroked="f" strokeweight="0">
+                  <v:stroke miterlimit="83231f" joinstyle="miter"/>
+                  <v:path arrowok="t" textboxrect="0,0,1277112,12192"/>
+                </v:shape>
+                <v:shape id="Shape 4622" o:spid="_x0000_s1032" style="position:absolute;left:38374;width:122;height:121;visibility:visible;mso-wrap-style:square;v-text-anchor:top" coordsize="12192,12192" o:gfxdata="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" path="m,l12192,r,12192l,12192,,e" fillcolor="black" stroked="f" strokeweight="0">
+                  <v:stroke miterlimit="83231f" joinstyle="miter"/>
+                  <v:path arrowok="t" textboxrect="0,0,12192,12192"/>
+                </v:shape>
+                <v:shape id="Shape 4623" o:spid="_x0000_s1033" style="position:absolute;left:38496;width:13335;height:121;visibility:visible;mso-wrap-style:square;v-text-anchor:top" coordsize="1333500,12192" o:gfxdata="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" path="m,l1333500,r,12192l,12192,,e" fillcolor="black" stroked="f" strokeweight="0">
+                  <v:stroke miterlimit="83231f" joinstyle="miter"/>
+                  <v:path arrowok="t" textboxrect="0,0,1333500,12192"/>
+                </v:shape>
+                <v:shape id="Shape 4624" o:spid="_x0000_s1034" style="position:absolute;left:51739;width:122;height:121;visibility:visible;mso-wrap-style:square;v-text-anchor:top" coordsize="12179,12192" o:gfxdata="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" path="m,l12179,r,12192l,12192,,e" fillcolor="black" stroked="f" strokeweight="0">
+                  <v:stroke miterlimit="83231f" joinstyle="miter"/>
+                  <v:path arrowok="t" textboxrect="0,0,12179,12192"/>
+                </v:shape>
+                <v:shape id="Shape 4625" o:spid="_x0000_s1035" style="position:absolute;left:51861;width:8321;height:121;visibility:visible;mso-wrap-style:square;v-text-anchor:top" coordsize="832104,12192" o:gfxdata="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" path="m,l832104,r,12192l,12192,,e" fillcolor="black" stroked="f" strokeweight="0">
+                  <v:stroke miterlimit="83231f" joinstyle="miter"/>
+                  <v:path arrowok="t" textboxrect="0,0,832104,12192"/>
+                </v:shape>
+                <w10:anchorlock/>
+              </v:group>
+            </w:pict>
+          </mc:Fallback>
+        </mc:AlternateContent>
+      </w:r>
+    </w:p>
+    <w:p>
+      <w:pPr>
+        <w:spacing w:after="158" w:line="259" w:lineRule="auto"/>
+        <w:ind w:left="283"/>
+      </w:pPr>
+      <w:r>
+        <w:t xml:space="preserve"> </w:t>
+      </w:r>
+    </w:p>
+    <w:p>
+      <w:pPr>
+        <w:spacing w:after="0" w:line="259" w:lineRule="auto"/>
+        <w:ind w:left="283"/>
+      </w:pPr>
+      <w:r>
+        <w:t xml:space="preserve"> </w:t>
+      </w:r>
+    </w:p>
+    <w:p>
+      <w:pPr>
+        <w:rPr>
+          <w:lang w:val="en-NZ"/>
+        </w:rPr>
+      </w:pPr>
+    </w:p>
+    <w:p>
+      <w:pPr>
+        <w:pStyle w:val="Heading2"/>
+      </w:pPr>
+      <w:r>
+        <w:t xml:space="preserve">Appendix C </w:t>
+      </w:r>
+    </w:p>
+    <w:p>
+      <w:pPr>
+        <w:rPr>
+          <w:lang w:val="en-NZ"/>
+        </w:rPr>
+      </w:pPr>
+      <w:r>
+        <w:rPr>
+          <w:lang w:val="en-NZ"/>
+        </w:rPr>
+        <w:t>(Statement of no NDA required)</w:t>
+      </w:r>
+    </w:p>
+    <w:p>
+      <w:pPr>
+        <w:pStyle w:val="Heading2"/>
+      </w:pPr>
+      <w:r>
+        <w:t xml:space="preserve">Appendix </w:t>
+      </w:r>
+      <w:r>
+        <w:t>D</w:t>
+      </w:r>
+    </w:p>
+    <w:p>
+      <w:pPr>
+        <w:rPr>
+          <w:lang w:val="en-NZ"/>
+        </w:rPr>
+      </w:pPr>
+      <w:r>
+        <w:rPr>
+          <w:lang w:val="en-NZ"/>
+        </w:rPr>
+        <w:t>(Weekly group log, to demonstrate meeting outcome 2)</w:t>
+      </w:r>
+    </w:p>
+    <w:p>
+      <w:pPr>
+        <w:rPr>
+          <w:lang w:val="en-NZ"/>
+        </w:rPr>
+      </w:pPr>
+    </w:p>
+    <w:p>
+      <w:pPr>
+        <w:rPr>
+          <w:lang w:val="en-NZ"/>
+        </w:rPr>
+      </w:pPr>
     </w:p>
     <w:sectPr>
-      <w:footerReference w:type="default" r:id="rId9"/>
+      <w:footerReference w:type="default" r:id="rId10"/>
       <w:pgSz w:w="11906" w:h="16838"/>
       <w:pgMar w:top="720" w:right="720" w:bottom="720" w:left="720" w:header="708" w:footer="708" w:gutter="0"/>
       <w:pgNumType w:start="0"/>
@@ -11795,6 +14981,1087 @@
     </w:p>
   </w:footnote>
 </w:footnotes>
+</file>
+
+<file path=word/numbering.xml><?xml version="1.0" encoding="utf-8"?>
+<w:numbering xmlns:wpc="http://schemas.microsoft.com/office/word/2010/wordprocessingCanvas" xmlns:cx="http://schemas.microsoft.com/office/drawing/2014/chartex" xmlns:cx1="http://schemas.microsoft.com/office/drawing/2015/9/8/chartex" xmlns:cx2="http://schemas.microsoft.com/office/drawing/2015/10/21/chartex" xmlns:cx3="http://schemas.microsoft.com/office/drawing/2016/5/9/chartex" xmlns:cx4="http://schemas.microsoft.com/office/drawing/2016/5/10/chartex" xmlns:cx5="http://schemas.microsoft.com/office/drawing/2016/5/11/chartex" xmlns:cx6="http://schemas.microsoft.com/office/drawing/2016/5/12/chartex" xmlns:cx7="http://schemas.microsoft.com/office/drawing/2016/5/13/chartex" xmlns:cx8="http://schemas.microsoft.com/office/drawing/2016/5/14/chartex" xmlns:mc="http://schemas.openxmlformats.org/markup-compatibility/2006" xmlns:aink="http://schemas.microsoft.com/office/drawing/2016/ink" xmlns:am3d="http://schemas.microsoft.com/office/drawing/2017/model3d" xmlns:o="urn:schemas-microsoft-com:office:office" xmlns:oel="http://schemas.microsoft.com/office/2019/extlst" xmlns:r="http://schemas.openxmlformats.org/officeDocument/2006/relationships" xmlns:m="http://schemas.openxmlformats.org/officeDocument/2006/math" xmlns:v="urn:schemas-microsoft-com:vml" xmlns:wp14="http://schemas.microsoft.com/office/word/2010/wordprocessingDrawing" xmlns:wp="http://schemas.openxmlformats.org/drawingml/2006/wordprocessingDrawing" xmlns:w10="urn:schemas-microsoft-com:office:word" xmlns:w="http://schemas.openxmlformats.org/wordprocessingml/2006/main" xmlns:w14="http://schemas.microsoft.com/office/word/2010/wordml" xmlns:w15="http://schemas.microsoft.com/office/word/2012/wordml" xmlns:w16cei="http://schemas.microsoft.com/office/word/2026/wordml/cei" xmlns:w16cex="http://schemas.microsoft.com/office/word/2018/wordml/cex" xmlns:w16cid="http://schemas.microsoft.com/office/word/2016/wordml/cid" xmlns:w16="http://schemas.microsoft.com/office/word/2018/wordml" xmlns:w16du="http://schemas.microsoft.com/office/word/2023/wordml/word16du" xmlns:w16sdtdh="http://schemas.microsoft.com/office/word/2020/wordml/sdtdatahash" xmlns:w16sdtfl="http://schemas.microsoft.com/office/word/2024/wordml/sdtformatlock" xmlns:w16se="http://schemas.microsoft.com/office/word/2015/wordml/symex" xmlns:wpg="http://schemas.microsoft.com/office/word/2010/wordprocessingGroup" xmlns:wpi="http://schemas.microsoft.com/office/word/2010/wordprocessingInk" xmlns:wne="http://schemas.microsoft.com/office/word/2006/wordml" xmlns:wps="http://schemas.microsoft.com/office/word/2010/wordprocessingShape" mc:Ignorable="w14 w15 w16se w16cid w16 w16cex w16sdtdh w16sdtfl w16du wp14">
+  <w:abstractNum w:abstractNumId="0" w15:restartNumberingAfterBreak="0">
+    <w:nsid w:val="021B7D22"/>
+    <w:multiLevelType w:val="multilevel"/>
+    <w:tmpl w:val="B8CA8B76"/>
+    <w:lvl w:ilvl="0">
+      <w:start w:val="4"/>
+      <w:numFmt w:val="decimal"/>
+      <w:lvlText w:val="%1"/>
+      <w:lvlJc w:val="left"/>
+      <w:pPr>
+        <w:ind w:left="360"/>
+      </w:pPr>
+      <w:rPr>
+        <w:rFonts w:ascii="Arial" w:eastAsia="Arial" w:hAnsi="Arial" w:cs="Arial"/>
+        <w:b w:val="0"/>
+        <w:i w:val="0"/>
+        <w:strike w:val="0"/>
+        <w:dstrike w:val="0"/>
+        <w:color w:val="000000"/>
+        <w:sz w:val="22"/>
+        <w:szCs w:val="22"/>
+        <w:u w:val="none" w:color="000000"/>
+        <w:bdr w:val="none" w:sz="0" w:space="0" w:color="auto"/>
+        <w:shd w:val="clear" w:color="auto" w:fill="auto"/>
+        <w:vertAlign w:val="baseline"/>
+      </w:rPr>
+    </w:lvl>
+    <w:lvl w:ilvl="1">
+      <w:start w:val="2"/>
+      <w:numFmt w:val="decimal"/>
+      <w:lvlRestart w:val="0"/>
+      <w:lvlText w:val="%1.%2"/>
+      <w:lvlJc w:val="left"/>
+      <w:pPr>
+        <w:ind w:left="696"/>
+      </w:pPr>
+      <w:rPr>
+        <w:rFonts w:ascii="Arial" w:eastAsia="Arial" w:hAnsi="Arial" w:cs="Arial"/>
+        <w:b w:val="0"/>
+        <w:i w:val="0"/>
+        <w:strike w:val="0"/>
+        <w:dstrike w:val="0"/>
+        <w:color w:val="000000"/>
+        <w:sz w:val="22"/>
+        <w:szCs w:val="22"/>
+        <w:u w:val="none" w:color="000000"/>
+        <w:bdr w:val="none" w:sz="0" w:space="0" w:color="auto"/>
+        <w:shd w:val="clear" w:color="auto" w:fill="auto"/>
+        <w:vertAlign w:val="baseline"/>
+      </w:rPr>
+    </w:lvl>
+    <w:lvl w:ilvl="2">
+      <w:start w:val="1"/>
+      <w:numFmt w:val="lowerRoman"/>
+      <w:lvlText w:val="%3"/>
+      <w:lvlJc w:val="left"/>
+      <w:pPr>
+        <w:ind w:left="1080"/>
+      </w:pPr>
+      <w:rPr>
+        <w:rFonts w:ascii="Arial" w:eastAsia="Arial" w:hAnsi="Arial" w:cs="Arial"/>
+        <w:b w:val="0"/>
+        <w:i w:val="0"/>
+        <w:strike w:val="0"/>
+        <w:dstrike w:val="0"/>
+        <w:color w:val="000000"/>
+        <w:sz w:val="22"/>
+        <w:szCs w:val="22"/>
+        <w:u w:val="none" w:color="000000"/>
+        <w:bdr w:val="none" w:sz="0" w:space="0" w:color="auto"/>
+        <w:shd w:val="clear" w:color="auto" w:fill="auto"/>
+        <w:vertAlign w:val="baseline"/>
+      </w:rPr>
+    </w:lvl>
+    <w:lvl w:ilvl="3">
+      <w:start w:val="1"/>
+      <w:numFmt w:val="decimal"/>
+      <w:lvlText w:val="%4"/>
+      <w:lvlJc w:val="left"/>
+      <w:pPr>
+        <w:ind w:left="1800"/>
+      </w:pPr>
+      <w:rPr>
+        <w:rFonts w:ascii="Arial" w:eastAsia="Arial" w:hAnsi="Arial" w:cs="Arial"/>
+        <w:b w:val="0"/>
+        <w:i w:val="0"/>
+        <w:strike w:val="0"/>
+        <w:dstrike w:val="0"/>
+        <w:color w:val="000000"/>
+        <w:sz w:val="22"/>
+        <w:szCs w:val="22"/>
+        <w:u w:val="none" w:color="000000"/>
+        <w:bdr w:val="none" w:sz="0" w:space="0" w:color="auto"/>
+        <w:shd w:val="clear" w:color="auto" w:fill="auto"/>
+        <w:vertAlign w:val="baseline"/>
+      </w:rPr>
+    </w:lvl>
+    <w:lvl w:ilvl="4">
+      <w:start w:val="1"/>
+      <w:numFmt w:val="lowerLetter"/>
+      <w:lvlText w:val="%5"/>
+      <w:lvlJc w:val="left"/>
+      <w:pPr>
+        <w:ind w:left="2520"/>
+      </w:pPr>
+      <w:rPr>
+        <w:rFonts w:ascii="Arial" w:eastAsia="Arial" w:hAnsi="Arial" w:cs="Arial"/>
+        <w:b w:val="0"/>
+        <w:i w:val="0"/>
+        <w:strike w:val="0"/>
+        <w:dstrike w:val="0"/>
+        <w:color w:val="000000"/>
+        <w:sz w:val="22"/>
+        <w:szCs w:val="22"/>
+        <w:u w:val="none" w:color="000000"/>
+        <w:bdr w:val="none" w:sz="0" w:space="0" w:color="auto"/>
+        <w:shd w:val="clear" w:color="auto" w:fill="auto"/>
+        <w:vertAlign w:val="baseline"/>
+      </w:rPr>
+    </w:lvl>
+    <w:lvl w:ilvl="5">
+      <w:start w:val="1"/>
+      <w:numFmt w:val="lowerRoman"/>
+      <w:lvlText w:val="%6"/>
+      <w:lvlJc w:val="left"/>
+      <w:pPr>
+        <w:ind w:left="3240"/>
+      </w:pPr>
+      <w:rPr>
+        <w:rFonts w:ascii="Arial" w:eastAsia="Arial" w:hAnsi="Arial" w:cs="Arial"/>
+        <w:b w:val="0"/>
+        <w:i w:val="0"/>
+        <w:strike w:val="0"/>
+        <w:dstrike w:val="0"/>
+        <w:color w:val="000000"/>
+        <w:sz w:val="22"/>
+        <w:szCs w:val="22"/>
+        <w:u w:val="none" w:color="000000"/>
+        <w:bdr w:val="none" w:sz="0" w:space="0" w:color="auto"/>
+        <w:shd w:val="clear" w:color="auto" w:fill="auto"/>
+        <w:vertAlign w:val="baseline"/>
+      </w:rPr>
+    </w:lvl>
+    <w:lvl w:ilvl="6">
+      <w:start w:val="1"/>
+      <w:numFmt w:val="decimal"/>
+      <w:lvlText w:val="%7"/>
+      <w:lvlJc w:val="left"/>
+      <w:pPr>
+        <w:ind w:left="3960"/>
+      </w:pPr>
+      <w:rPr>
+        <w:rFonts w:ascii="Arial" w:eastAsia="Arial" w:hAnsi="Arial" w:cs="Arial"/>
+        <w:b w:val="0"/>
+        <w:i w:val="0"/>
+        <w:strike w:val="0"/>
+        <w:dstrike w:val="0"/>
+        <w:color w:val="000000"/>
+        <w:sz w:val="22"/>
+        <w:szCs w:val="22"/>
+        <w:u w:val="none" w:color="000000"/>
+        <w:bdr w:val="none" w:sz="0" w:space="0" w:color="auto"/>
+        <w:shd w:val="clear" w:color="auto" w:fill="auto"/>
+        <w:vertAlign w:val="baseline"/>
+      </w:rPr>
+    </w:lvl>
+    <w:lvl w:ilvl="7">
+      <w:start w:val="1"/>
+      <w:numFmt w:val="lowerLetter"/>
+      <w:lvlText w:val="%8"/>
+      <w:lvlJc w:val="left"/>
+      <w:pPr>
+        <w:ind w:left="4680"/>
+      </w:pPr>
+      <w:rPr>
+        <w:rFonts w:ascii="Arial" w:eastAsia="Arial" w:hAnsi="Arial" w:cs="Arial"/>
+        <w:b w:val="0"/>
+        <w:i w:val="0"/>
+        <w:strike w:val="0"/>
+        <w:dstrike w:val="0"/>
+        <w:color w:val="000000"/>
+        <w:sz w:val="22"/>
+        <w:szCs w:val="22"/>
+        <w:u w:val="none" w:color="000000"/>
+        <w:bdr w:val="none" w:sz="0" w:space="0" w:color="auto"/>
+        <w:shd w:val="clear" w:color="auto" w:fill="auto"/>
+        <w:vertAlign w:val="baseline"/>
+      </w:rPr>
+    </w:lvl>
+    <w:lvl w:ilvl="8">
+      <w:start w:val="1"/>
+      <w:numFmt w:val="lowerRoman"/>
+      <w:lvlText w:val="%9"/>
+      <w:lvlJc w:val="left"/>
+      <w:pPr>
+        <w:ind w:left="5400"/>
+      </w:pPr>
+      <w:rPr>
+        <w:rFonts w:ascii="Arial" w:eastAsia="Arial" w:hAnsi="Arial" w:cs="Arial"/>
+        <w:b w:val="0"/>
+        <w:i w:val="0"/>
+        <w:strike w:val="0"/>
+        <w:dstrike w:val="0"/>
+        <w:color w:val="000000"/>
+        <w:sz w:val="22"/>
+        <w:szCs w:val="22"/>
+        <w:u w:val="none" w:color="000000"/>
+        <w:bdr w:val="none" w:sz="0" w:space="0" w:color="auto"/>
+        <w:shd w:val="clear" w:color="auto" w:fill="auto"/>
+        <w:vertAlign w:val="baseline"/>
+      </w:rPr>
+    </w:lvl>
+  </w:abstractNum>
+  <w:abstractNum w:abstractNumId="1" w15:restartNumberingAfterBreak="0">
+    <w:nsid w:val="11BC0757"/>
+    <w:multiLevelType w:val="hybridMultilevel"/>
+    <w:tmpl w:val="7D4E8138"/>
+    <w:lvl w:ilvl="0" w:tplc="9F7CD4B8">
+      <w:start w:val="1"/>
+      <w:numFmt w:val="lowerLetter"/>
+      <w:lvlText w:val="%1)"/>
+      <w:lvlJc w:val="left"/>
+      <w:pPr>
+        <w:ind w:left="696"/>
+      </w:pPr>
+      <w:rPr>
+        <w:rFonts w:ascii="Arial" w:eastAsia="Arial" w:hAnsi="Arial" w:cs="Arial"/>
+        <w:b w:val="0"/>
+        <w:i w:val="0"/>
+        <w:strike w:val="0"/>
+        <w:dstrike w:val="0"/>
+        <w:color w:val="000000"/>
+        <w:sz w:val="22"/>
+        <w:szCs w:val="22"/>
+        <w:u w:val="none" w:color="000000"/>
+        <w:bdr w:val="none" w:sz="0" w:space="0" w:color="auto"/>
+        <w:shd w:val="clear" w:color="auto" w:fill="auto"/>
+        <w:vertAlign w:val="baseline"/>
+      </w:rPr>
+    </w:lvl>
+    <w:lvl w:ilvl="1" w:tplc="2708C772">
+      <w:start w:val="1"/>
+      <w:numFmt w:val="lowerLetter"/>
+      <w:lvlText w:val="%2"/>
+      <w:lvlJc w:val="left"/>
+      <w:pPr>
+        <w:ind w:left="1363"/>
+      </w:pPr>
+      <w:rPr>
+        <w:rFonts w:ascii="Arial" w:eastAsia="Arial" w:hAnsi="Arial" w:cs="Arial"/>
+        <w:b w:val="0"/>
+        <w:i w:val="0"/>
+        <w:strike w:val="0"/>
+        <w:dstrike w:val="0"/>
+        <w:color w:val="000000"/>
+        <w:sz w:val="22"/>
+        <w:szCs w:val="22"/>
+        <w:u w:val="none" w:color="000000"/>
+        <w:bdr w:val="none" w:sz="0" w:space="0" w:color="auto"/>
+        <w:shd w:val="clear" w:color="auto" w:fill="auto"/>
+        <w:vertAlign w:val="baseline"/>
+      </w:rPr>
+    </w:lvl>
+    <w:lvl w:ilvl="2" w:tplc="1376F9EA">
+      <w:start w:val="1"/>
+      <w:numFmt w:val="lowerRoman"/>
+      <w:lvlText w:val="%3"/>
+      <w:lvlJc w:val="left"/>
+      <w:pPr>
+        <w:ind w:left="2083"/>
+      </w:pPr>
+      <w:rPr>
+        <w:rFonts w:ascii="Arial" w:eastAsia="Arial" w:hAnsi="Arial" w:cs="Arial"/>
+        <w:b w:val="0"/>
+        <w:i w:val="0"/>
+        <w:strike w:val="0"/>
+        <w:dstrike w:val="0"/>
+        <w:color w:val="000000"/>
+        <w:sz w:val="22"/>
+        <w:szCs w:val="22"/>
+        <w:u w:val="none" w:color="000000"/>
+        <w:bdr w:val="none" w:sz="0" w:space="0" w:color="auto"/>
+        <w:shd w:val="clear" w:color="auto" w:fill="auto"/>
+        <w:vertAlign w:val="baseline"/>
+      </w:rPr>
+    </w:lvl>
+    <w:lvl w:ilvl="3" w:tplc="115A0F1E">
+      <w:start w:val="1"/>
+      <w:numFmt w:val="decimal"/>
+      <w:lvlText w:val="%4"/>
+      <w:lvlJc w:val="left"/>
+      <w:pPr>
+        <w:ind w:left="2803"/>
+      </w:pPr>
+      <w:rPr>
+        <w:rFonts w:ascii="Arial" w:eastAsia="Arial" w:hAnsi="Arial" w:cs="Arial"/>
+        <w:b w:val="0"/>
+        <w:i w:val="0"/>
+        <w:strike w:val="0"/>
+        <w:dstrike w:val="0"/>
+        <w:color w:val="000000"/>
+        <w:sz w:val="22"/>
+        <w:szCs w:val="22"/>
+        <w:u w:val="none" w:color="000000"/>
+        <w:bdr w:val="none" w:sz="0" w:space="0" w:color="auto"/>
+        <w:shd w:val="clear" w:color="auto" w:fill="auto"/>
+        <w:vertAlign w:val="baseline"/>
+      </w:rPr>
+    </w:lvl>
+    <w:lvl w:ilvl="4" w:tplc="4202B08A">
+      <w:start w:val="1"/>
+      <w:numFmt w:val="lowerLetter"/>
+      <w:lvlText w:val="%5"/>
+      <w:lvlJc w:val="left"/>
+      <w:pPr>
+        <w:ind w:left="3523"/>
+      </w:pPr>
+      <w:rPr>
+        <w:rFonts w:ascii="Arial" w:eastAsia="Arial" w:hAnsi="Arial" w:cs="Arial"/>
+        <w:b w:val="0"/>
+        <w:i w:val="0"/>
+        <w:strike w:val="0"/>
+        <w:dstrike w:val="0"/>
+        <w:color w:val="000000"/>
+        <w:sz w:val="22"/>
+        <w:szCs w:val="22"/>
+        <w:u w:val="none" w:color="000000"/>
+        <w:bdr w:val="none" w:sz="0" w:space="0" w:color="auto"/>
+        <w:shd w:val="clear" w:color="auto" w:fill="auto"/>
+        <w:vertAlign w:val="baseline"/>
+      </w:rPr>
+    </w:lvl>
+    <w:lvl w:ilvl="5" w:tplc="33106564">
+      <w:start w:val="1"/>
+      <w:numFmt w:val="lowerRoman"/>
+      <w:lvlText w:val="%6"/>
+      <w:lvlJc w:val="left"/>
+      <w:pPr>
+        <w:ind w:left="4243"/>
+      </w:pPr>
+      <w:rPr>
+        <w:rFonts w:ascii="Arial" w:eastAsia="Arial" w:hAnsi="Arial" w:cs="Arial"/>
+        <w:b w:val="0"/>
+        <w:i w:val="0"/>
+        <w:strike w:val="0"/>
+        <w:dstrike w:val="0"/>
+        <w:color w:val="000000"/>
+        <w:sz w:val="22"/>
+        <w:szCs w:val="22"/>
+        <w:u w:val="none" w:color="000000"/>
+        <w:bdr w:val="none" w:sz="0" w:space="0" w:color="auto"/>
+        <w:shd w:val="clear" w:color="auto" w:fill="auto"/>
+        <w:vertAlign w:val="baseline"/>
+      </w:rPr>
+    </w:lvl>
+    <w:lvl w:ilvl="6" w:tplc="4BDA81B2">
+      <w:start w:val="1"/>
+      <w:numFmt w:val="decimal"/>
+      <w:lvlText w:val="%7"/>
+      <w:lvlJc w:val="left"/>
+      <w:pPr>
+        <w:ind w:left="4963"/>
+      </w:pPr>
+      <w:rPr>
+        <w:rFonts w:ascii="Arial" w:eastAsia="Arial" w:hAnsi="Arial" w:cs="Arial"/>
+        <w:b w:val="0"/>
+        <w:i w:val="0"/>
+        <w:strike w:val="0"/>
+        <w:dstrike w:val="0"/>
+        <w:color w:val="000000"/>
+        <w:sz w:val="22"/>
+        <w:szCs w:val="22"/>
+        <w:u w:val="none" w:color="000000"/>
+        <w:bdr w:val="none" w:sz="0" w:space="0" w:color="auto"/>
+        <w:shd w:val="clear" w:color="auto" w:fill="auto"/>
+        <w:vertAlign w:val="baseline"/>
+      </w:rPr>
+    </w:lvl>
+    <w:lvl w:ilvl="7" w:tplc="044E7452">
+      <w:start w:val="1"/>
+      <w:numFmt w:val="lowerLetter"/>
+      <w:lvlText w:val="%8"/>
+      <w:lvlJc w:val="left"/>
+      <w:pPr>
+        <w:ind w:left="5683"/>
+      </w:pPr>
+      <w:rPr>
+        <w:rFonts w:ascii="Arial" w:eastAsia="Arial" w:hAnsi="Arial" w:cs="Arial"/>
+        <w:b w:val="0"/>
+        <w:i w:val="0"/>
+        <w:strike w:val="0"/>
+        <w:dstrike w:val="0"/>
+        <w:color w:val="000000"/>
+        <w:sz w:val="22"/>
+        <w:szCs w:val="22"/>
+        <w:u w:val="none" w:color="000000"/>
+        <w:bdr w:val="none" w:sz="0" w:space="0" w:color="auto"/>
+        <w:shd w:val="clear" w:color="auto" w:fill="auto"/>
+        <w:vertAlign w:val="baseline"/>
+      </w:rPr>
+    </w:lvl>
+    <w:lvl w:ilvl="8" w:tplc="DD521D28">
+      <w:start w:val="1"/>
+      <w:numFmt w:val="lowerRoman"/>
+      <w:lvlText w:val="%9"/>
+      <w:lvlJc w:val="left"/>
+      <w:pPr>
+        <w:ind w:left="6403"/>
+      </w:pPr>
+      <w:rPr>
+        <w:rFonts w:ascii="Arial" w:eastAsia="Arial" w:hAnsi="Arial" w:cs="Arial"/>
+        <w:b w:val="0"/>
+        <w:i w:val="0"/>
+        <w:strike w:val="0"/>
+        <w:dstrike w:val="0"/>
+        <w:color w:val="000000"/>
+        <w:sz w:val="22"/>
+        <w:szCs w:val="22"/>
+        <w:u w:val="none" w:color="000000"/>
+        <w:bdr w:val="none" w:sz="0" w:space="0" w:color="auto"/>
+        <w:shd w:val="clear" w:color="auto" w:fill="auto"/>
+        <w:vertAlign w:val="baseline"/>
+      </w:rPr>
+    </w:lvl>
+  </w:abstractNum>
+  <w:abstractNum w:abstractNumId="2" w15:restartNumberingAfterBreak="0">
+    <w:nsid w:val="2F476821"/>
+    <w:multiLevelType w:val="hybridMultilevel"/>
+    <w:tmpl w:val="0C74053E"/>
+    <w:lvl w:ilvl="0" w:tplc="649ADB0A">
+      <w:start w:val="1"/>
+      <w:numFmt w:val="lowerLetter"/>
+      <w:lvlText w:val="%1)"/>
+      <w:lvlJc w:val="left"/>
+      <w:pPr>
+        <w:ind w:left="1134"/>
+      </w:pPr>
+      <w:rPr>
+        <w:rFonts w:ascii="Arial" w:eastAsia="Arial" w:hAnsi="Arial" w:cs="Arial"/>
+        <w:b w:val="0"/>
+        <w:i w:val="0"/>
+        <w:strike w:val="0"/>
+        <w:dstrike w:val="0"/>
+        <w:color w:val="000000"/>
+        <w:sz w:val="22"/>
+        <w:szCs w:val="22"/>
+        <w:u w:val="none" w:color="000000"/>
+        <w:bdr w:val="none" w:sz="0" w:space="0" w:color="auto"/>
+        <w:shd w:val="clear" w:color="auto" w:fill="auto"/>
+        <w:vertAlign w:val="baseline"/>
+      </w:rPr>
+    </w:lvl>
+    <w:lvl w:ilvl="1" w:tplc="A852C0D0">
+      <w:start w:val="1"/>
+      <w:numFmt w:val="lowerLetter"/>
+      <w:lvlText w:val="%2"/>
+      <w:lvlJc w:val="left"/>
+      <w:pPr>
+        <w:ind w:left="1507"/>
+      </w:pPr>
+      <w:rPr>
+        <w:rFonts w:ascii="Arial" w:eastAsia="Arial" w:hAnsi="Arial" w:cs="Arial"/>
+        <w:b w:val="0"/>
+        <w:i w:val="0"/>
+        <w:strike w:val="0"/>
+        <w:dstrike w:val="0"/>
+        <w:color w:val="000000"/>
+        <w:sz w:val="22"/>
+        <w:szCs w:val="22"/>
+        <w:u w:val="none" w:color="000000"/>
+        <w:bdr w:val="none" w:sz="0" w:space="0" w:color="auto"/>
+        <w:shd w:val="clear" w:color="auto" w:fill="auto"/>
+        <w:vertAlign w:val="baseline"/>
+      </w:rPr>
+    </w:lvl>
+    <w:lvl w:ilvl="2" w:tplc="6A282084">
+      <w:start w:val="1"/>
+      <w:numFmt w:val="lowerRoman"/>
+      <w:lvlText w:val="%3"/>
+      <w:lvlJc w:val="left"/>
+      <w:pPr>
+        <w:ind w:left="2227"/>
+      </w:pPr>
+      <w:rPr>
+        <w:rFonts w:ascii="Arial" w:eastAsia="Arial" w:hAnsi="Arial" w:cs="Arial"/>
+        <w:b w:val="0"/>
+        <w:i w:val="0"/>
+        <w:strike w:val="0"/>
+        <w:dstrike w:val="0"/>
+        <w:color w:val="000000"/>
+        <w:sz w:val="22"/>
+        <w:szCs w:val="22"/>
+        <w:u w:val="none" w:color="000000"/>
+        <w:bdr w:val="none" w:sz="0" w:space="0" w:color="auto"/>
+        <w:shd w:val="clear" w:color="auto" w:fill="auto"/>
+        <w:vertAlign w:val="baseline"/>
+      </w:rPr>
+    </w:lvl>
+    <w:lvl w:ilvl="3" w:tplc="B88C70B4">
+      <w:start w:val="1"/>
+      <w:numFmt w:val="decimal"/>
+      <w:lvlText w:val="%4"/>
+      <w:lvlJc w:val="left"/>
+      <w:pPr>
+        <w:ind w:left="2947"/>
+      </w:pPr>
+      <w:rPr>
+        <w:rFonts w:ascii="Arial" w:eastAsia="Arial" w:hAnsi="Arial" w:cs="Arial"/>
+        <w:b w:val="0"/>
+        <w:i w:val="0"/>
+        <w:strike w:val="0"/>
+        <w:dstrike w:val="0"/>
+        <w:color w:val="000000"/>
+        <w:sz w:val="22"/>
+        <w:szCs w:val="22"/>
+        <w:u w:val="none" w:color="000000"/>
+        <w:bdr w:val="none" w:sz="0" w:space="0" w:color="auto"/>
+        <w:shd w:val="clear" w:color="auto" w:fill="auto"/>
+        <w:vertAlign w:val="baseline"/>
+      </w:rPr>
+    </w:lvl>
+    <w:lvl w:ilvl="4" w:tplc="1D2C6900">
+      <w:start w:val="1"/>
+      <w:numFmt w:val="lowerLetter"/>
+      <w:lvlText w:val="%5"/>
+      <w:lvlJc w:val="left"/>
+      <w:pPr>
+        <w:ind w:left="3667"/>
+      </w:pPr>
+      <w:rPr>
+        <w:rFonts w:ascii="Arial" w:eastAsia="Arial" w:hAnsi="Arial" w:cs="Arial"/>
+        <w:b w:val="0"/>
+        <w:i w:val="0"/>
+        <w:strike w:val="0"/>
+        <w:dstrike w:val="0"/>
+        <w:color w:val="000000"/>
+        <w:sz w:val="22"/>
+        <w:szCs w:val="22"/>
+        <w:u w:val="none" w:color="000000"/>
+        <w:bdr w:val="none" w:sz="0" w:space="0" w:color="auto"/>
+        <w:shd w:val="clear" w:color="auto" w:fill="auto"/>
+        <w:vertAlign w:val="baseline"/>
+      </w:rPr>
+    </w:lvl>
+    <w:lvl w:ilvl="5" w:tplc="89448180">
+      <w:start w:val="1"/>
+      <w:numFmt w:val="lowerRoman"/>
+      <w:lvlText w:val="%6"/>
+      <w:lvlJc w:val="left"/>
+      <w:pPr>
+        <w:ind w:left="4387"/>
+      </w:pPr>
+      <w:rPr>
+        <w:rFonts w:ascii="Arial" w:eastAsia="Arial" w:hAnsi="Arial" w:cs="Arial"/>
+        <w:b w:val="0"/>
+        <w:i w:val="0"/>
+        <w:strike w:val="0"/>
+        <w:dstrike w:val="0"/>
+        <w:color w:val="000000"/>
+        <w:sz w:val="22"/>
+        <w:szCs w:val="22"/>
+        <w:u w:val="none" w:color="000000"/>
+        <w:bdr w:val="none" w:sz="0" w:space="0" w:color="auto"/>
+        <w:shd w:val="clear" w:color="auto" w:fill="auto"/>
+        <w:vertAlign w:val="baseline"/>
+      </w:rPr>
+    </w:lvl>
+    <w:lvl w:ilvl="6" w:tplc="73C012CC">
+      <w:start w:val="1"/>
+      <w:numFmt w:val="decimal"/>
+      <w:lvlText w:val="%7"/>
+      <w:lvlJc w:val="left"/>
+      <w:pPr>
+        <w:ind w:left="5107"/>
+      </w:pPr>
+      <w:rPr>
+        <w:rFonts w:ascii="Arial" w:eastAsia="Arial" w:hAnsi="Arial" w:cs="Arial"/>
+        <w:b w:val="0"/>
+        <w:i w:val="0"/>
+        <w:strike w:val="0"/>
+        <w:dstrike w:val="0"/>
+        <w:color w:val="000000"/>
+        <w:sz w:val="22"/>
+        <w:szCs w:val="22"/>
+        <w:u w:val="none" w:color="000000"/>
+        <w:bdr w:val="none" w:sz="0" w:space="0" w:color="auto"/>
+        <w:shd w:val="clear" w:color="auto" w:fill="auto"/>
+        <w:vertAlign w:val="baseline"/>
+      </w:rPr>
+    </w:lvl>
+    <w:lvl w:ilvl="7" w:tplc="67580CB4">
+      <w:start w:val="1"/>
+      <w:numFmt w:val="lowerLetter"/>
+      <w:lvlText w:val="%8"/>
+      <w:lvlJc w:val="left"/>
+      <w:pPr>
+        <w:ind w:left="5827"/>
+      </w:pPr>
+      <w:rPr>
+        <w:rFonts w:ascii="Arial" w:eastAsia="Arial" w:hAnsi="Arial" w:cs="Arial"/>
+        <w:b w:val="0"/>
+        <w:i w:val="0"/>
+        <w:strike w:val="0"/>
+        <w:dstrike w:val="0"/>
+        <w:color w:val="000000"/>
+        <w:sz w:val="22"/>
+        <w:szCs w:val="22"/>
+        <w:u w:val="none" w:color="000000"/>
+        <w:bdr w:val="none" w:sz="0" w:space="0" w:color="auto"/>
+        <w:shd w:val="clear" w:color="auto" w:fill="auto"/>
+        <w:vertAlign w:val="baseline"/>
+      </w:rPr>
+    </w:lvl>
+    <w:lvl w:ilvl="8" w:tplc="CB169A14">
+      <w:start w:val="1"/>
+      <w:numFmt w:val="lowerRoman"/>
+      <w:lvlText w:val="%9"/>
+      <w:lvlJc w:val="left"/>
+      <w:pPr>
+        <w:ind w:left="6547"/>
+      </w:pPr>
+      <w:rPr>
+        <w:rFonts w:ascii="Arial" w:eastAsia="Arial" w:hAnsi="Arial" w:cs="Arial"/>
+        <w:b w:val="0"/>
+        <w:i w:val="0"/>
+        <w:strike w:val="0"/>
+        <w:dstrike w:val="0"/>
+        <w:color w:val="000000"/>
+        <w:sz w:val="22"/>
+        <w:szCs w:val="22"/>
+        <w:u w:val="none" w:color="000000"/>
+        <w:bdr w:val="none" w:sz="0" w:space="0" w:color="auto"/>
+        <w:shd w:val="clear" w:color="auto" w:fill="auto"/>
+        <w:vertAlign w:val="baseline"/>
+      </w:rPr>
+    </w:lvl>
+  </w:abstractNum>
+  <w:abstractNum w:abstractNumId="3" w15:restartNumberingAfterBreak="0">
+    <w:nsid w:val="49F21884"/>
+    <w:multiLevelType w:val="hybridMultilevel"/>
+    <w:tmpl w:val="5802C03E"/>
+    <w:lvl w:ilvl="0" w:tplc="83C006A6">
+      <w:start w:val="1"/>
+      <w:numFmt w:val="lowerLetter"/>
+      <w:lvlText w:val="%1)"/>
+      <w:lvlJc w:val="left"/>
+      <w:pPr>
+        <w:ind w:left="696"/>
+      </w:pPr>
+      <w:rPr>
+        <w:rFonts w:ascii="Arial" w:eastAsia="Arial" w:hAnsi="Arial" w:cs="Arial"/>
+        <w:b w:val="0"/>
+        <w:i w:val="0"/>
+        <w:strike w:val="0"/>
+        <w:dstrike w:val="0"/>
+        <w:color w:val="000000"/>
+        <w:sz w:val="22"/>
+        <w:szCs w:val="22"/>
+        <w:u w:val="none" w:color="000000"/>
+        <w:bdr w:val="none" w:sz="0" w:space="0" w:color="auto"/>
+        <w:shd w:val="clear" w:color="auto" w:fill="auto"/>
+        <w:vertAlign w:val="baseline"/>
+      </w:rPr>
+    </w:lvl>
+    <w:lvl w:ilvl="1" w:tplc="580E9B0C">
+      <w:start w:val="1"/>
+      <w:numFmt w:val="lowerLetter"/>
+      <w:lvlText w:val="%2"/>
+      <w:lvlJc w:val="left"/>
+      <w:pPr>
+        <w:ind w:left="1364"/>
+      </w:pPr>
+      <w:rPr>
+        <w:rFonts w:ascii="Arial" w:eastAsia="Arial" w:hAnsi="Arial" w:cs="Arial"/>
+        <w:b w:val="0"/>
+        <w:i w:val="0"/>
+        <w:strike w:val="0"/>
+        <w:dstrike w:val="0"/>
+        <w:color w:val="000000"/>
+        <w:sz w:val="22"/>
+        <w:szCs w:val="22"/>
+        <w:u w:val="none" w:color="000000"/>
+        <w:bdr w:val="none" w:sz="0" w:space="0" w:color="auto"/>
+        <w:shd w:val="clear" w:color="auto" w:fill="auto"/>
+        <w:vertAlign w:val="baseline"/>
+      </w:rPr>
+    </w:lvl>
+    <w:lvl w:ilvl="2" w:tplc="CC0EDD30">
+      <w:start w:val="1"/>
+      <w:numFmt w:val="lowerRoman"/>
+      <w:lvlText w:val="%3"/>
+      <w:lvlJc w:val="left"/>
+      <w:pPr>
+        <w:ind w:left="2084"/>
+      </w:pPr>
+      <w:rPr>
+        <w:rFonts w:ascii="Arial" w:eastAsia="Arial" w:hAnsi="Arial" w:cs="Arial"/>
+        <w:b w:val="0"/>
+        <w:i w:val="0"/>
+        <w:strike w:val="0"/>
+        <w:dstrike w:val="0"/>
+        <w:color w:val="000000"/>
+        <w:sz w:val="22"/>
+        <w:szCs w:val="22"/>
+        <w:u w:val="none" w:color="000000"/>
+        <w:bdr w:val="none" w:sz="0" w:space="0" w:color="auto"/>
+        <w:shd w:val="clear" w:color="auto" w:fill="auto"/>
+        <w:vertAlign w:val="baseline"/>
+      </w:rPr>
+    </w:lvl>
+    <w:lvl w:ilvl="3" w:tplc="3ED4C918">
+      <w:start w:val="1"/>
+      <w:numFmt w:val="decimal"/>
+      <w:lvlText w:val="%4"/>
+      <w:lvlJc w:val="left"/>
+      <w:pPr>
+        <w:ind w:left="2804"/>
+      </w:pPr>
+      <w:rPr>
+        <w:rFonts w:ascii="Arial" w:eastAsia="Arial" w:hAnsi="Arial" w:cs="Arial"/>
+        <w:b w:val="0"/>
+        <w:i w:val="0"/>
+        <w:strike w:val="0"/>
+        <w:dstrike w:val="0"/>
+        <w:color w:val="000000"/>
+        <w:sz w:val="22"/>
+        <w:szCs w:val="22"/>
+        <w:u w:val="none" w:color="000000"/>
+        <w:bdr w:val="none" w:sz="0" w:space="0" w:color="auto"/>
+        <w:shd w:val="clear" w:color="auto" w:fill="auto"/>
+        <w:vertAlign w:val="baseline"/>
+      </w:rPr>
+    </w:lvl>
+    <w:lvl w:ilvl="4" w:tplc="38C67356">
+      <w:start w:val="1"/>
+      <w:numFmt w:val="lowerLetter"/>
+      <w:lvlText w:val="%5"/>
+      <w:lvlJc w:val="left"/>
+      <w:pPr>
+        <w:ind w:left="3524"/>
+      </w:pPr>
+      <w:rPr>
+        <w:rFonts w:ascii="Arial" w:eastAsia="Arial" w:hAnsi="Arial" w:cs="Arial"/>
+        <w:b w:val="0"/>
+        <w:i w:val="0"/>
+        <w:strike w:val="0"/>
+        <w:dstrike w:val="0"/>
+        <w:color w:val="000000"/>
+        <w:sz w:val="22"/>
+        <w:szCs w:val="22"/>
+        <w:u w:val="none" w:color="000000"/>
+        <w:bdr w:val="none" w:sz="0" w:space="0" w:color="auto"/>
+        <w:shd w:val="clear" w:color="auto" w:fill="auto"/>
+        <w:vertAlign w:val="baseline"/>
+      </w:rPr>
+    </w:lvl>
+    <w:lvl w:ilvl="5" w:tplc="113C679A">
+      <w:start w:val="1"/>
+      <w:numFmt w:val="lowerRoman"/>
+      <w:lvlText w:val="%6"/>
+      <w:lvlJc w:val="left"/>
+      <w:pPr>
+        <w:ind w:left="4244"/>
+      </w:pPr>
+      <w:rPr>
+        <w:rFonts w:ascii="Arial" w:eastAsia="Arial" w:hAnsi="Arial" w:cs="Arial"/>
+        <w:b w:val="0"/>
+        <w:i w:val="0"/>
+        <w:strike w:val="0"/>
+        <w:dstrike w:val="0"/>
+        <w:color w:val="000000"/>
+        <w:sz w:val="22"/>
+        <w:szCs w:val="22"/>
+        <w:u w:val="none" w:color="000000"/>
+        <w:bdr w:val="none" w:sz="0" w:space="0" w:color="auto"/>
+        <w:shd w:val="clear" w:color="auto" w:fill="auto"/>
+        <w:vertAlign w:val="baseline"/>
+      </w:rPr>
+    </w:lvl>
+    <w:lvl w:ilvl="6" w:tplc="DFE02A04">
+      <w:start w:val="1"/>
+      <w:numFmt w:val="decimal"/>
+      <w:lvlText w:val="%7"/>
+      <w:lvlJc w:val="left"/>
+      <w:pPr>
+        <w:ind w:left="4964"/>
+      </w:pPr>
+      <w:rPr>
+        <w:rFonts w:ascii="Arial" w:eastAsia="Arial" w:hAnsi="Arial" w:cs="Arial"/>
+        <w:b w:val="0"/>
+        <w:i w:val="0"/>
+        <w:strike w:val="0"/>
+        <w:dstrike w:val="0"/>
+        <w:color w:val="000000"/>
+        <w:sz w:val="22"/>
+        <w:szCs w:val="22"/>
+        <w:u w:val="none" w:color="000000"/>
+        <w:bdr w:val="none" w:sz="0" w:space="0" w:color="auto"/>
+        <w:shd w:val="clear" w:color="auto" w:fill="auto"/>
+        <w:vertAlign w:val="baseline"/>
+      </w:rPr>
+    </w:lvl>
+    <w:lvl w:ilvl="7" w:tplc="45E6E428">
+      <w:start w:val="1"/>
+      <w:numFmt w:val="lowerLetter"/>
+      <w:lvlText w:val="%8"/>
+      <w:lvlJc w:val="left"/>
+      <w:pPr>
+        <w:ind w:left="5684"/>
+      </w:pPr>
+      <w:rPr>
+        <w:rFonts w:ascii="Arial" w:eastAsia="Arial" w:hAnsi="Arial" w:cs="Arial"/>
+        <w:b w:val="0"/>
+        <w:i w:val="0"/>
+        <w:strike w:val="0"/>
+        <w:dstrike w:val="0"/>
+        <w:color w:val="000000"/>
+        <w:sz w:val="22"/>
+        <w:szCs w:val="22"/>
+        <w:u w:val="none" w:color="000000"/>
+        <w:bdr w:val="none" w:sz="0" w:space="0" w:color="auto"/>
+        <w:shd w:val="clear" w:color="auto" w:fill="auto"/>
+        <w:vertAlign w:val="baseline"/>
+      </w:rPr>
+    </w:lvl>
+    <w:lvl w:ilvl="8" w:tplc="703E7418">
+      <w:start w:val="1"/>
+      <w:numFmt w:val="lowerRoman"/>
+      <w:lvlText w:val="%9"/>
+      <w:lvlJc w:val="left"/>
+      <w:pPr>
+        <w:ind w:left="6404"/>
+      </w:pPr>
+      <w:rPr>
+        <w:rFonts w:ascii="Arial" w:eastAsia="Arial" w:hAnsi="Arial" w:cs="Arial"/>
+        <w:b w:val="0"/>
+        <w:i w:val="0"/>
+        <w:strike w:val="0"/>
+        <w:dstrike w:val="0"/>
+        <w:color w:val="000000"/>
+        <w:sz w:val="22"/>
+        <w:szCs w:val="22"/>
+        <w:u w:val="none" w:color="000000"/>
+        <w:bdr w:val="none" w:sz="0" w:space="0" w:color="auto"/>
+        <w:shd w:val="clear" w:color="auto" w:fill="auto"/>
+        <w:vertAlign w:val="baseline"/>
+      </w:rPr>
+    </w:lvl>
+  </w:abstractNum>
+  <w:abstractNum w:abstractNumId="4" w15:restartNumberingAfterBreak="0">
+    <w:nsid w:val="681C4A0B"/>
+    <w:multiLevelType w:val="hybridMultilevel"/>
+    <w:tmpl w:val="807EDC2E"/>
+    <w:lvl w:ilvl="0" w:tplc="71289584">
+      <w:start w:val="1"/>
+      <w:numFmt w:val="bullet"/>
+      <w:lvlText w:val="•"/>
+      <w:lvlJc w:val="left"/>
+      <w:pPr>
+        <w:ind w:left="1559"/>
+      </w:pPr>
+      <w:rPr>
+        <w:rFonts w:ascii="Arial" w:eastAsia="Arial" w:hAnsi="Arial" w:cs="Arial"/>
+        <w:b w:val="0"/>
+        <w:i w:val="0"/>
+        <w:strike w:val="0"/>
+        <w:dstrike w:val="0"/>
+        <w:color w:val="00006F"/>
+        <w:sz w:val="22"/>
+        <w:szCs w:val="22"/>
+        <w:u w:val="none" w:color="000000"/>
+        <w:bdr w:val="none" w:sz="0" w:space="0" w:color="auto"/>
+        <w:shd w:val="clear" w:color="auto" w:fill="auto"/>
+        <w:vertAlign w:val="baseline"/>
+      </w:rPr>
+    </w:lvl>
+    <w:lvl w:ilvl="1" w:tplc="86D070DC">
+      <w:start w:val="1"/>
+      <w:numFmt w:val="bullet"/>
+      <w:lvlText w:val="o"/>
+      <w:lvlJc w:val="left"/>
+      <w:pPr>
+        <w:ind w:left="1932"/>
+      </w:pPr>
+      <w:rPr>
+        <w:rFonts w:ascii="Segoe UI Symbol" w:eastAsia="Segoe UI Symbol" w:hAnsi="Segoe UI Symbol" w:cs="Segoe UI Symbol"/>
+        <w:b w:val="0"/>
+        <w:i w:val="0"/>
+        <w:strike w:val="0"/>
+        <w:dstrike w:val="0"/>
+        <w:color w:val="00006F"/>
+        <w:sz w:val="22"/>
+        <w:szCs w:val="22"/>
+        <w:u w:val="none" w:color="000000"/>
+        <w:bdr w:val="none" w:sz="0" w:space="0" w:color="auto"/>
+        <w:shd w:val="clear" w:color="auto" w:fill="auto"/>
+        <w:vertAlign w:val="baseline"/>
+      </w:rPr>
+    </w:lvl>
+    <w:lvl w:ilvl="2" w:tplc="32FE8ABC">
+      <w:start w:val="1"/>
+      <w:numFmt w:val="bullet"/>
+      <w:lvlText w:val="▪"/>
+      <w:lvlJc w:val="left"/>
+      <w:pPr>
+        <w:ind w:left="2652"/>
+      </w:pPr>
+      <w:rPr>
+        <w:rFonts w:ascii="Segoe UI Symbol" w:eastAsia="Segoe UI Symbol" w:hAnsi="Segoe UI Symbol" w:cs="Segoe UI Symbol"/>
+        <w:b w:val="0"/>
+        <w:i w:val="0"/>
+        <w:strike w:val="0"/>
+        <w:dstrike w:val="0"/>
+        <w:color w:val="00006F"/>
+        <w:sz w:val="22"/>
+        <w:szCs w:val="22"/>
+        <w:u w:val="none" w:color="000000"/>
+        <w:bdr w:val="none" w:sz="0" w:space="0" w:color="auto"/>
+        <w:shd w:val="clear" w:color="auto" w:fill="auto"/>
+        <w:vertAlign w:val="baseline"/>
+      </w:rPr>
+    </w:lvl>
+    <w:lvl w:ilvl="3" w:tplc="F5263ADC">
+      <w:start w:val="1"/>
+      <w:numFmt w:val="bullet"/>
+      <w:lvlText w:val="•"/>
+      <w:lvlJc w:val="left"/>
+      <w:pPr>
+        <w:ind w:left="3372"/>
+      </w:pPr>
+      <w:rPr>
+        <w:rFonts w:ascii="Arial" w:eastAsia="Arial" w:hAnsi="Arial" w:cs="Arial"/>
+        <w:b w:val="0"/>
+        <w:i w:val="0"/>
+        <w:strike w:val="0"/>
+        <w:dstrike w:val="0"/>
+        <w:color w:val="00006F"/>
+        <w:sz w:val="22"/>
+        <w:szCs w:val="22"/>
+        <w:u w:val="none" w:color="000000"/>
+        <w:bdr w:val="none" w:sz="0" w:space="0" w:color="auto"/>
+        <w:shd w:val="clear" w:color="auto" w:fill="auto"/>
+        <w:vertAlign w:val="baseline"/>
+      </w:rPr>
+    </w:lvl>
+    <w:lvl w:ilvl="4" w:tplc="59544FE0">
+      <w:start w:val="1"/>
+      <w:numFmt w:val="bullet"/>
+      <w:lvlText w:val="o"/>
+      <w:lvlJc w:val="left"/>
+      <w:pPr>
+        <w:ind w:left="4092"/>
+      </w:pPr>
+      <w:rPr>
+        <w:rFonts w:ascii="Segoe UI Symbol" w:eastAsia="Segoe UI Symbol" w:hAnsi="Segoe UI Symbol" w:cs="Segoe UI Symbol"/>
+        <w:b w:val="0"/>
+        <w:i w:val="0"/>
+        <w:strike w:val="0"/>
+        <w:dstrike w:val="0"/>
+        <w:color w:val="00006F"/>
+        <w:sz w:val="22"/>
+        <w:szCs w:val="22"/>
+        <w:u w:val="none" w:color="000000"/>
+        <w:bdr w:val="none" w:sz="0" w:space="0" w:color="auto"/>
+        <w:shd w:val="clear" w:color="auto" w:fill="auto"/>
+        <w:vertAlign w:val="baseline"/>
+      </w:rPr>
+    </w:lvl>
+    <w:lvl w:ilvl="5" w:tplc="B9A44774">
+      <w:start w:val="1"/>
+      <w:numFmt w:val="bullet"/>
+      <w:lvlText w:val="▪"/>
+      <w:lvlJc w:val="left"/>
+      <w:pPr>
+        <w:ind w:left="4812"/>
+      </w:pPr>
+      <w:rPr>
+        <w:rFonts w:ascii="Segoe UI Symbol" w:eastAsia="Segoe UI Symbol" w:hAnsi="Segoe UI Symbol" w:cs="Segoe UI Symbol"/>
+        <w:b w:val="0"/>
+        <w:i w:val="0"/>
+        <w:strike w:val="0"/>
+        <w:dstrike w:val="0"/>
+        <w:color w:val="00006F"/>
+        <w:sz w:val="22"/>
+        <w:szCs w:val="22"/>
+        <w:u w:val="none" w:color="000000"/>
+        <w:bdr w:val="none" w:sz="0" w:space="0" w:color="auto"/>
+        <w:shd w:val="clear" w:color="auto" w:fill="auto"/>
+        <w:vertAlign w:val="baseline"/>
+      </w:rPr>
+    </w:lvl>
+    <w:lvl w:ilvl="6" w:tplc="A0E4B6FC">
+      <w:start w:val="1"/>
+      <w:numFmt w:val="bullet"/>
+      <w:lvlText w:val="•"/>
+      <w:lvlJc w:val="left"/>
+      <w:pPr>
+        <w:ind w:left="5532"/>
+      </w:pPr>
+      <w:rPr>
+        <w:rFonts w:ascii="Arial" w:eastAsia="Arial" w:hAnsi="Arial" w:cs="Arial"/>
+        <w:b w:val="0"/>
+        <w:i w:val="0"/>
+        <w:strike w:val="0"/>
+        <w:dstrike w:val="0"/>
+        <w:color w:val="00006F"/>
+        <w:sz w:val="22"/>
+        <w:szCs w:val="22"/>
+        <w:u w:val="none" w:color="000000"/>
+        <w:bdr w:val="none" w:sz="0" w:space="0" w:color="auto"/>
+        <w:shd w:val="clear" w:color="auto" w:fill="auto"/>
+        <w:vertAlign w:val="baseline"/>
+      </w:rPr>
+    </w:lvl>
+    <w:lvl w:ilvl="7" w:tplc="566269E4">
+      <w:start w:val="1"/>
+      <w:numFmt w:val="bullet"/>
+      <w:lvlText w:val="o"/>
+      <w:lvlJc w:val="left"/>
+      <w:pPr>
+        <w:ind w:left="6252"/>
+      </w:pPr>
+      <w:rPr>
+        <w:rFonts w:ascii="Segoe UI Symbol" w:eastAsia="Segoe UI Symbol" w:hAnsi="Segoe UI Symbol" w:cs="Segoe UI Symbol"/>
+        <w:b w:val="0"/>
+        <w:i w:val="0"/>
+        <w:strike w:val="0"/>
+        <w:dstrike w:val="0"/>
+        <w:color w:val="00006F"/>
+        <w:sz w:val="22"/>
+        <w:szCs w:val="22"/>
+        <w:u w:val="none" w:color="000000"/>
+        <w:bdr w:val="none" w:sz="0" w:space="0" w:color="auto"/>
+        <w:shd w:val="clear" w:color="auto" w:fill="auto"/>
+        <w:vertAlign w:val="baseline"/>
+      </w:rPr>
+    </w:lvl>
+    <w:lvl w:ilvl="8" w:tplc="E9005B00">
+      <w:start w:val="1"/>
+      <w:numFmt w:val="bullet"/>
+      <w:lvlText w:val="▪"/>
+      <w:lvlJc w:val="left"/>
+      <w:pPr>
+        <w:ind w:left="6972"/>
+      </w:pPr>
+      <w:rPr>
+        <w:rFonts w:ascii="Segoe UI Symbol" w:eastAsia="Segoe UI Symbol" w:hAnsi="Segoe UI Symbol" w:cs="Segoe UI Symbol"/>
+        <w:b w:val="0"/>
+        <w:i w:val="0"/>
+        <w:strike w:val="0"/>
+        <w:dstrike w:val="0"/>
+        <w:color w:val="00006F"/>
+        <w:sz w:val="22"/>
+        <w:szCs w:val="22"/>
+        <w:u w:val="none" w:color="000000"/>
+        <w:bdr w:val="none" w:sz="0" w:space="0" w:color="auto"/>
+        <w:shd w:val="clear" w:color="auto" w:fill="auto"/>
+        <w:vertAlign w:val="baseline"/>
+      </w:rPr>
+    </w:lvl>
+  </w:abstractNum>
+  <w:num w:numId="1" w16cid:durableId="1680350313">
+    <w:abstractNumId w:val="3"/>
+  </w:num>
+  <w:num w:numId="2" w16cid:durableId="1268611101">
+    <w:abstractNumId w:val="1"/>
+  </w:num>
+  <w:num w:numId="3" w16cid:durableId="1173646095">
+    <w:abstractNumId w:val="2"/>
+  </w:num>
+  <w:num w:numId="4" w16cid:durableId="103231826">
+    <w:abstractNumId w:val="0"/>
+  </w:num>
+  <w:num w:numId="5" w16cid:durableId="1745881564">
+    <w:abstractNumId w:val="4"/>
+  </w:num>
+</w:numbering>
 </file>
 
 <file path=word/styles.xml><?xml version="1.0" encoding="utf-8"?>
@@ -13005,6 +17272,25 @@
       <w14:ligatures w14:val="none"/>
     </w:rPr>
   </w:style>
+  <w:style w:type="table" w:customStyle="1" w:styleId="TableGrid0">
+    <w:name w:val="TableGrid"/>
+    <w:rsid w:val="00450039"/>
+    <w:pPr>
+      <w:spacing w:after="0" w:line="240" w:lineRule="auto"/>
+    </w:pPr>
+    <w:rPr>
+      <w:rFonts w:eastAsiaTheme="minorEastAsia"/>
+      <w:lang w:eastAsia="en-NZ"/>
+    </w:rPr>
+    <w:tblPr>
+      <w:tblCellMar>
+        <w:top w:w="0" w:type="dxa"/>
+        <w:left w:w="0" w:type="dxa"/>
+        <w:bottom w:w="0" w:type="dxa"/>
+        <w:right w:w="0" w:type="dxa"/>
+      </w:tblCellMar>
+    </w:tblPr>
+  </w:style>
 </w:styles>
 </file>
 

--- a/Capstone Proposal.docx
+++ b/Capstone Proposal.docx
@@ -4232,10 +4232,16 @@
           <w:pPr>
             <w:pStyle w:val="TOC1"/>
             <w:tabs>
-              <w:tab w:val="right" w:leader="dot" w:pos="9016"/>
+              <w:tab w:val="right" w:leader="dot" w:pos="10456"/>
             </w:tabs>
             <w:rPr>
+              <w:rFonts w:asciiTheme="minorHAnsi" w:eastAsiaTheme="minorEastAsia" w:hAnsiTheme="minorHAnsi"/>
               <w:noProof/>
+              <w:kern w:val="2"/>
+              <w:sz w:val="24"/>
+              <w:szCs w:val="24"/>
+              <w:lang w:val="en-NZ" w:eastAsia="en-NZ"/>
+              <w14:ligatures w14:val="standardContextual"/>
             </w:rPr>
           </w:pPr>
           <w:r>
@@ -4247,7 +4253,7 @@
           <w:r>
             <w:fldChar w:fldCharType="separate"/>
           </w:r>
-          <w:hyperlink w:anchor="_Toc236403127" w:history="1">
+          <w:hyperlink w:anchor="_Toc236838724" w:history="1">
             <w:r>
               <w:rPr>
                 <w:rStyle w:val="Hyperlink"/>
@@ -4274,7 +4280,7 @@
                 <w:noProof/>
                 <w:webHidden/>
               </w:rPr>
-              <w:instrText xml:space="preserve"> PAGEREF _Toc236403127 \h </w:instrText>
+              <w:instrText xml:space="preserve"> PAGEREF _Toc236838724 \h </w:instrText>
             </w:r>
             <w:r>
               <w:rPr>
@@ -4294,7 +4300,7 @@
                 <w:noProof/>
                 <w:webHidden/>
               </w:rPr>
-              <w:t>2</w:t>
+              <w:t>1</w:t>
             </w:r>
             <w:r>
               <w:rPr>
@@ -4309,13 +4315,19 @@
           <w:pPr>
             <w:pStyle w:val="TOC2"/>
             <w:tabs>
-              <w:tab w:val="right" w:leader="dot" w:pos="9016"/>
+              <w:tab w:val="right" w:leader="dot" w:pos="10456"/>
             </w:tabs>
             <w:rPr>
+              <w:rFonts w:asciiTheme="minorHAnsi" w:eastAsiaTheme="minorEastAsia" w:hAnsiTheme="minorHAnsi"/>
               <w:noProof/>
+              <w:kern w:val="2"/>
+              <w:sz w:val="24"/>
+              <w:szCs w:val="24"/>
+              <w:lang w:val="en-NZ" w:eastAsia="en-NZ"/>
+              <w14:ligatures w14:val="standardContextual"/>
             </w:rPr>
           </w:pPr>
-          <w:hyperlink w:anchor="_Toc236403128" w:history="1">
+          <w:hyperlink w:anchor="_Toc236838725" w:history="1">
             <w:r>
               <w:rPr>
                 <w:rStyle w:val="Hyperlink"/>
@@ -4342,7 +4354,7 @@
                 <w:noProof/>
                 <w:webHidden/>
               </w:rPr>
-              <w:instrText xml:space="preserve"> PAGEREF _Toc236403128 \h </w:instrText>
+              <w:instrText xml:space="preserve"> PAGEREF _Toc236838725 \h </w:instrText>
             </w:r>
             <w:r>
               <w:rPr>
@@ -4362,7 +4374,7 @@
                 <w:noProof/>
                 <w:webHidden/>
               </w:rPr>
-              <w:t>2</w:t>
+              <w:t>1</w:t>
             </w:r>
             <w:r>
               <w:rPr>
@@ -4377,13 +4389,19 @@
           <w:pPr>
             <w:pStyle w:val="TOC2"/>
             <w:tabs>
-              <w:tab w:val="right" w:leader="dot" w:pos="9016"/>
+              <w:tab w:val="right" w:leader="dot" w:pos="10456"/>
             </w:tabs>
             <w:rPr>
+              <w:rFonts w:asciiTheme="minorHAnsi" w:eastAsiaTheme="minorEastAsia" w:hAnsiTheme="minorHAnsi"/>
               <w:noProof/>
+              <w:kern w:val="2"/>
+              <w:sz w:val="24"/>
+              <w:szCs w:val="24"/>
+              <w:lang w:val="en-NZ" w:eastAsia="en-NZ"/>
+              <w14:ligatures w14:val="standardContextual"/>
             </w:rPr>
           </w:pPr>
-          <w:hyperlink w:anchor="_Toc236403129" w:history="1">
+          <w:hyperlink w:anchor="_Toc236838726" w:history="1">
             <w:r>
               <w:rPr>
                 <w:rStyle w:val="Hyperlink"/>
@@ -4410,7 +4428,7 @@
                 <w:noProof/>
                 <w:webHidden/>
               </w:rPr>
-              <w:instrText xml:space="preserve"> PAGEREF _Toc236403129 \h </w:instrText>
+              <w:instrText xml:space="preserve"> PAGEREF _Toc236838726 \h </w:instrText>
             </w:r>
             <w:r>
               <w:rPr>
@@ -4445,13 +4463,19 @@
           <w:pPr>
             <w:pStyle w:val="TOC2"/>
             <w:tabs>
-              <w:tab w:val="right" w:leader="dot" w:pos="9016"/>
+              <w:tab w:val="right" w:leader="dot" w:pos="10456"/>
             </w:tabs>
             <w:rPr>
+              <w:rFonts w:asciiTheme="minorHAnsi" w:eastAsiaTheme="minorEastAsia" w:hAnsiTheme="minorHAnsi"/>
               <w:noProof/>
+              <w:kern w:val="2"/>
+              <w:sz w:val="24"/>
+              <w:szCs w:val="24"/>
+              <w:lang w:val="en-NZ" w:eastAsia="en-NZ"/>
+              <w14:ligatures w14:val="standardContextual"/>
             </w:rPr>
           </w:pPr>
-          <w:hyperlink w:anchor="_Toc236403130" w:history="1">
+          <w:hyperlink w:anchor="_Toc236838727" w:history="1">
             <w:r>
               <w:rPr>
                 <w:rStyle w:val="Hyperlink"/>
@@ -4478,7 +4502,7 @@
                 <w:noProof/>
                 <w:webHidden/>
               </w:rPr>
-              <w:instrText xml:space="preserve"> PAGEREF _Toc236403130 \h </w:instrText>
+              <w:instrText xml:space="preserve"> PAGEREF _Toc236838727 \h </w:instrText>
             </w:r>
             <w:r>
               <w:rPr>
@@ -4513,13 +4537,19 @@
           <w:pPr>
             <w:pStyle w:val="TOC2"/>
             <w:tabs>
-              <w:tab w:val="right" w:leader="dot" w:pos="9016"/>
+              <w:tab w:val="right" w:leader="dot" w:pos="10456"/>
             </w:tabs>
             <w:rPr>
+              <w:rFonts w:asciiTheme="minorHAnsi" w:eastAsiaTheme="minorEastAsia" w:hAnsiTheme="minorHAnsi"/>
               <w:noProof/>
+              <w:kern w:val="2"/>
+              <w:sz w:val="24"/>
+              <w:szCs w:val="24"/>
+              <w:lang w:val="en-NZ" w:eastAsia="en-NZ"/>
+              <w14:ligatures w14:val="standardContextual"/>
             </w:rPr>
           </w:pPr>
-          <w:hyperlink w:anchor="_Toc236403131" w:history="1">
+          <w:hyperlink w:anchor="_Toc236838728" w:history="1">
             <w:r>
               <w:rPr>
                 <w:rStyle w:val="Hyperlink"/>
@@ -4546,7 +4576,7 @@
                 <w:noProof/>
                 <w:webHidden/>
               </w:rPr>
-              <w:instrText xml:space="preserve"> PAGEREF _Toc236403131 \h </w:instrText>
+              <w:instrText xml:space="preserve"> PAGEREF _Toc236838728 \h </w:instrText>
             </w:r>
             <w:r>
               <w:rPr>
@@ -4581,13 +4611,19 @@
           <w:pPr>
             <w:pStyle w:val="TOC2"/>
             <w:tabs>
-              <w:tab w:val="right" w:leader="dot" w:pos="9016"/>
+              <w:tab w:val="right" w:leader="dot" w:pos="10456"/>
             </w:tabs>
             <w:rPr>
+              <w:rFonts w:asciiTheme="minorHAnsi" w:eastAsiaTheme="minorEastAsia" w:hAnsiTheme="minorHAnsi"/>
               <w:noProof/>
+              <w:kern w:val="2"/>
+              <w:sz w:val="24"/>
+              <w:szCs w:val="24"/>
+              <w:lang w:val="en-NZ" w:eastAsia="en-NZ"/>
+              <w14:ligatures w14:val="standardContextual"/>
             </w:rPr>
           </w:pPr>
-          <w:hyperlink w:anchor="_Toc236403132" w:history="1">
+          <w:hyperlink w:anchor="_Toc236838729" w:history="1">
             <w:r>
               <w:rPr>
                 <w:rStyle w:val="Hyperlink"/>
@@ -4614,7 +4650,7 @@
                 <w:noProof/>
                 <w:webHidden/>
               </w:rPr>
-              <w:instrText xml:space="preserve"> PAGEREF _Toc236403132 \h </w:instrText>
+              <w:instrText xml:space="preserve"> PAGEREF _Toc236838729 \h </w:instrText>
             </w:r>
             <w:r>
               <w:rPr>
@@ -4649,13 +4685,19 @@
           <w:pPr>
             <w:pStyle w:val="TOC1"/>
             <w:tabs>
-              <w:tab w:val="right" w:leader="dot" w:pos="9016"/>
+              <w:tab w:val="right" w:leader="dot" w:pos="10456"/>
             </w:tabs>
             <w:rPr>
+              <w:rFonts w:asciiTheme="minorHAnsi" w:eastAsiaTheme="minorEastAsia" w:hAnsiTheme="minorHAnsi"/>
               <w:noProof/>
+              <w:kern w:val="2"/>
+              <w:sz w:val="24"/>
+              <w:szCs w:val="24"/>
+              <w:lang w:val="en-NZ" w:eastAsia="en-NZ"/>
+              <w14:ligatures w14:val="standardContextual"/>
             </w:rPr>
           </w:pPr>
-          <w:hyperlink w:anchor="_Toc236403133" w:history="1">
+          <w:hyperlink w:anchor="_Toc236838730" w:history="1">
             <w:r>
               <w:rPr>
                 <w:rStyle w:val="Hyperlink"/>
@@ -4682,7 +4724,7 @@
                 <w:noProof/>
                 <w:webHidden/>
               </w:rPr>
-              <w:instrText xml:space="preserve"> PAGEREF _Toc236403133 \h </w:instrText>
+              <w:instrText xml:space="preserve"> PAGEREF _Toc236838730 \h </w:instrText>
             </w:r>
             <w:r>
               <w:rPr>
@@ -4717,13 +4759,19 @@
           <w:pPr>
             <w:pStyle w:val="TOC2"/>
             <w:tabs>
-              <w:tab w:val="right" w:leader="dot" w:pos="9016"/>
+              <w:tab w:val="right" w:leader="dot" w:pos="10456"/>
             </w:tabs>
             <w:rPr>
+              <w:rFonts w:asciiTheme="minorHAnsi" w:eastAsiaTheme="minorEastAsia" w:hAnsiTheme="minorHAnsi"/>
               <w:noProof/>
+              <w:kern w:val="2"/>
+              <w:sz w:val="24"/>
+              <w:szCs w:val="24"/>
+              <w:lang w:val="en-NZ" w:eastAsia="en-NZ"/>
+              <w14:ligatures w14:val="standardContextual"/>
             </w:rPr>
           </w:pPr>
-          <w:hyperlink w:anchor="_Toc236403134" w:history="1">
+          <w:hyperlink w:anchor="_Toc236838731" w:history="1">
             <w:r>
               <w:rPr>
                 <w:rStyle w:val="Hyperlink"/>
@@ -4750,7 +4798,7 @@
                 <w:noProof/>
                 <w:webHidden/>
               </w:rPr>
-              <w:instrText xml:space="preserve"> PAGEREF _Toc236403134 \h </w:instrText>
+              <w:instrText xml:space="preserve"> PAGEREF _Toc236838731 \h </w:instrText>
             </w:r>
             <w:r>
               <w:rPr>
@@ -4785,13 +4833,19 @@
           <w:pPr>
             <w:pStyle w:val="TOC2"/>
             <w:tabs>
-              <w:tab w:val="right" w:leader="dot" w:pos="9016"/>
+              <w:tab w:val="right" w:leader="dot" w:pos="10456"/>
             </w:tabs>
             <w:rPr>
+              <w:rFonts w:asciiTheme="minorHAnsi" w:eastAsiaTheme="minorEastAsia" w:hAnsiTheme="minorHAnsi"/>
               <w:noProof/>
+              <w:kern w:val="2"/>
+              <w:sz w:val="24"/>
+              <w:szCs w:val="24"/>
+              <w:lang w:val="en-NZ" w:eastAsia="en-NZ"/>
+              <w14:ligatures w14:val="standardContextual"/>
             </w:rPr>
           </w:pPr>
-          <w:hyperlink w:anchor="_Toc236403135" w:history="1">
+          <w:hyperlink w:anchor="_Toc236838732" w:history="1">
             <w:r>
               <w:rPr>
                 <w:rStyle w:val="Hyperlink"/>
@@ -4818,7 +4872,7 @@
                 <w:noProof/>
                 <w:webHidden/>
               </w:rPr>
-              <w:instrText xml:space="preserve"> PAGEREF _Toc236403135 \h </w:instrText>
+              <w:instrText xml:space="preserve"> PAGEREF _Toc236838732 \h </w:instrText>
             </w:r>
             <w:r>
               <w:rPr>
@@ -4853,13 +4907,19 @@
           <w:pPr>
             <w:pStyle w:val="TOC2"/>
             <w:tabs>
-              <w:tab w:val="right" w:leader="dot" w:pos="9016"/>
+              <w:tab w:val="right" w:leader="dot" w:pos="10456"/>
             </w:tabs>
             <w:rPr>
+              <w:rFonts w:asciiTheme="minorHAnsi" w:eastAsiaTheme="minorEastAsia" w:hAnsiTheme="minorHAnsi"/>
               <w:noProof/>
+              <w:kern w:val="2"/>
+              <w:sz w:val="24"/>
+              <w:szCs w:val="24"/>
+              <w:lang w:val="en-NZ" w:eastAsia="en-NZ"/>
+              <w14:ligatures w14:val="standardContextual"/>
             </w:rPr>
           </w:pPr>
-          <w:hyperlink w:anchor="_Toc236403136" w:history="1">
+          <w:hyperlink w:anchor="_Toc236838733" w:history="1">
             <w:r>
               <w:rPr>
                 <w:rStyle w:val="Hyperlink"/>
@@ -4886,7 +4946,7 @@
                 <w:noProof/>
                 <w:webHidden/>
               </w:rPr>
-              <w:instrText xml:space="preserve"> PAGEREF _Toc236403136 \h </w:instrText>
+              <w:instrText xml:space="preserve"> PAGEREF _Toc236838733 \h </w:instrText>
             </w:r>
             <w:r>
               <w:rPr>
@@ -4921,17 +4981,24 @@
           <w:pPr>
             <w:pStyle w:val="TOC1"/>
             <w:tabs>
-              <w:tab w:val="right" w:leader="dot" w:pos="9016"/>
+              <w:tab w:val="right" w:leader="dot" w:pos="10456"/>
             </w:tabs>
             <w:rPr>
+              <w:rFonts w:asciiTheme="minorHAnsi" w:eastAsiaTheme="minorEastAsia" w:hAnsiTheme="minorHAnsi"/>
               <w:noProof/>
+              <w:kern w:val="2"/>
+              <w:sz w:val="24"/>
+              <w:szCs w:val="24"/>
+              <w:lang w:val="en-NZ" w:eastAsia="en-NZ"/>
+              <w14:ligatures w14:val="standardContextual"/>
             </w:rPr>
           </w:pPr>
-          <w:hyperlink w:anchor="_Toc236403137" w:history="1">
+          <w:hyperlink w:anchor="_Toc236838734" w:history="1">
             <w:r>
               <w:rPr>
                 <w:rStyle w:val="Hyperlink"/>
                 <w:noProof/>
+                <w:highlight w:val="cyan"/>
               </w:rPr>
               <w:t>Project Personnel</w:t>
             </w:r>
@@ -4954,7 +5021,7 @@
                 <w:noProof/>
                 <w:webHidden/>
               </w:rPr>
-              <w:instrText xml:space="preserve"> PAGEREF _Toc236403137 \h </w:instrText>
+              <w:instrText xml:space="preserve"> PAGEREF _Toc236838734 \h </w:instrText>
             </w:r>
             <w:r>
               <w:rPr>
@@ -4974,7 +5041,7 @@
                 <w:noProof/>
                 <w:webHidden/>
               </w:rPr>
-              <w:t>2</w:t>
+              <w:t>3</w:t>
             </w:r>
             <w:r>
               <w:rPr>
@@ -4989,17 +5056,24 @@
           <w:pPr>
             <w:pStyle w:val="TOC2"/>
             <w:tabs>
-              <w:tab w:val="right" w:leader="dot" w:pos="9016"/>
+              <w:tab w:val="right" w:leader="dot" w:pos="10456"/>
             </w:tabs>
             <w:rPr>
+              <w:rFonts w:asciiTheme="minorHAnsi" w:eastAsiaTheme="minorEastAsia" w:hAnsiTheme="minorHAnsi"/>
               <w:noProof/>
+              <w:kern w:val="2"/>
+              <w:sz w:val="24"/>
+              <w:szCs w:val="24"/>
+              <w:lang w:val="en-NZ" w:eastAsia="en-NZ"/>
+              <w14:ligatures w14:val="standardContextual"/>
             </w:rPr>
           </w:pPr>
-          <w:hyperlink w:anchor="_Toc236403138" w:history="1">
+          <w:hyperlink w:anchor="_Toc236838735" w:history="1">
             <w:r>
               <w:rPr>
                 <w:rStyle w:val="Hyperlink"/>
                 <w:noProof/>
+                <w:highlight w:val="cyan"/>
               </w:rPr>
               <w:t>Client details including organisation</w:t>
             </w:r>
@@ -5022,7 +5096,7 @@
                 <w:noProof/>
                 <w:webHidden/>
               </w:rPr>
-              <w:instrText xml:space="preserve"> PAGEREF _Toc236403138 \h </w:instrText>
+              <w:instrText xml:space="preserve"> PAGEREF _Toc236838735 \h </w:instrText>
             </w:r>
             <w:r>
               <w:rPr>
@@ -5042,7 +5116,7 @@
                 <w:noProof/>
                 <w:webHidden/>
               </w:rPr>
-              <w:t>2</w:t>
+              <w:t>3</w:t>
             </w:r>
             <w:r>
               <w:rPr>
@@ -5057,17 +5131,24 @@
           <w:pPr>
             <w:pStyle w:val="TOC2"/>
             <w:tabs>
-              <w:tab w:val="right" w:leader="dot" w:pos="9016"/>
+              <w:tab w:val="right" w:leader="dot" w:pos="10456"/>
             </w:tabs>
             <w:rPr>
+              <w:rFonts w:asciiTheme="minorHAnsi" w:eastAsiaTheme="minorEastAsia" w:hAnsiTheme="minorHAnsi"/>
               <w:noProof/>
+              <w:kern w:val="2"/>
+              <w:sz w:val="24"/>
+              <w:szCs w:val="24"/>
+              <w:lang w:val="en-NZ" w:eastAsia="en-NZ"/>
+              <w14:ligatures w14:val="standardContextual"/>
             </w:rPr>
           </w:pPr>
-          <w:hyperlink w:anchor="_Toc236403139" w:history="1">
+          <w:hyperlink w:anchor="_Toc236838736" w:history="1">
             <w:r>
               <w:rPr>
                 <w:rStyle w:val="Hyperlink"/>
                 <w:noProof/>
+                <w:highlight w:val="cyan"/>
               </w:rPr>
               <w:t>Group Members</w:t>
             </w:r>
@@ -5090,7 +5171,7 @@
                 <w:noProof/>
                 <w:webHidden/>
               </w:rPr>
-              <w:instrText xml:space="preserve"> PAGEREF _Toc236403139 \h </w:instrText>
+              <w:instrText xml:space="preserve"> PAGEREF _Toc236838736 \h </w:instrText>
             </w:r>
             <w:r>
               <w:rPr>
@@ -5110,7 +5191,7 @@
                 <w:noProof/>
                 <w:webHidden/>
               </w:rPr>
-              <w:t>2</w:t>
+              <w:t>3</w:t>
             </w:r>
             <w:r>
               <w:rPr>
@@ -5125,17 +5206,24 @@
           <w:pPr>
             <w:pStyle w:val="TOC2"/>
             <w:tabs>
-              <w:tab w:val="right" w:leader="dot" w:pos="9016"/>
+              <w:tab w:val="right" w:leader="dot" w:pos="10456"/>
             </w:tabs>
             <w:rPr>
+              <w:rFonts w:asciiTheme="minorHAnsi" w:eastAsiaTheme="minorEastAsia" w:hAnsiTheme="minorHAnsi"/>
               <w:noProof/>
+              <w:kern w:val="2"/>
+              <w:sz w:val="24"/>
+              <w:szCs w:val="24"/>
+              <w:lang w:val="en-NZ" w:eastAsia="en-NZ"/>
+              <w14:ligatures w14:val="standardContextual"/>
             </w:rPr>
           </w:pPr>
-          <w:hyperlink w:anchor="_Toc236403140" w:history="1">
+          <w:hyperlink w:anchor="_Toc236838737" w:history="1">
             <w:r>
               <w:rPr>
                 <w:rStyle w:val="Hyperlink"/>
                 <w:noProof/>
+                <w:highlight w:val="cyan"/>
               </w:rPr>
               <w:t>Project Advisor</w:t>
             </w:r>
@@ -5158,7 +5246,7 @@
                 <w:noProof/>
                 <w:webHidden/>
               </w:rPr>
-              <w:instrText xml:space="preserve"> PAGEREF _Toc236403140 \h </w:instrText>
+              <w:instrText xml:space="preserve"> PAGEREF _Toc236838737 \h </w:instrText>
             </w:r>
             <w:r>
               <w:rPr>
@@ -5178,7 +5266,7 @@
                 <w:noProof/>
                 <w:webHidden/>
               </w:rPr>
-              <w:t>2</w:t>
+              <w:t>3</w:t>
             </w:r>
             <w:r>
               <w:rPr>
@@ -5193,19 +5281,26 @@
           <w:pPr>
             <w:pStyle w:val="TOC2"/>
             <w:tabs>
-              <w:tab w:val="right" w:leader="dot" w:pos="9016"/>
+              <w:tab w:val="right" w:leader="dot" w:pos="10456"/>
             </w:tabs>
             <w:rPr>
+              <w:rFonts w:asciiTheme="minorHAnsi" w:eastAsiaTheme="minorEastAsia" w:hAnsiTheme="minorHAnsi"/>
               <w:noProof/>
+              <w:kern w:val="2"/>
+              <w:sz w:val="24"/>
+              <w:szCs w:val="24"/>
+              <w:lang w:val="en-NZ" w:eastAsia="en-NZ"/>
+              <w14:ligatures w14:val="standardContextual"/>
             </w:rPr>
           </w:pPr>
-          <w:hyperlink w:anchor="_Toc236403141" w:history="1">
+          <w:hyperlink w:anchor="_Toc236838738" w:history="1">
             <w:r>
               <w:rPr>
                 <w:rStyle w:val="Hyperlink"/>
                 <w:noProof/>
-              </w:rPr>
-              <w:t>Communication plan</w:t>
+                <w:highlight w:val="cyan"/>
+              </w:rPr>
+              <w:t>Conflict of Interest statement</w:t>
             </w:r>
             <w:r>
               <w:rPr>
@@ -5226,7 +5321,7 @@
                 <w:noProof/>
                 <w:webHidden/>
               </w:rPr>
-              <w:instrText xml:space="preserve"> PAGEREF _Toc236403141 \h </w:instrText>
+              <w:instrText xml:space="preserve"> PAGEREF _Toc236838738 \h </w:instrText>
             </w:r>
             <w:r>
               <w:rPr>
@@ -5246,7 +5341,7 @@
                 <w:noProof/>
                 <w:webHidden/>
               </w:rPr>
-              <w:t>2</w:t>
+              <w:t>4</w:t>
             </w:r>
             <w:r>
               <w:rPr>
@@ -5261,19 +5356,26 @@
           <w:pPr>
             <w:pStyle w:val="TOC2"/>
             <w:tabs>
-              <w:tab w:val="right" w:leader="dot" w:pos="9016"/>
+              <w:tab w:val="right" w:leader="dot" w:pos="10456"/>
             </w:tabs>
             <w:rPr>
+              <w:rFonts w:asciiTheme="minorHAnsi" w:eastAsiaTheme="minorEastAsia" w:hAnsiTheme="minorHAnsi"/>
               <w:noProof/>
+              <w:kern w:val="2"/>
+              <w:sz w:val="24"/>
+              <w:szCs w:val="24"/>
+              <w:lang w:val="en-NZ" w:eastAsia="en-NZ"/>
+              <w14:ligatures w14:val="standardContextual"/>
             </w:rPr>
           </w:pPr>
-          <w:hyperlink w:anchor="_Toc236403142" w:history="1">
+          <w:hyperlink w:anchor="_Toc236838739" w:history="1">
             <w:r>
               <w:rPr>
                 <w:rStyle w:val="Hyperlink"/>
                 <w:noProof/>
-              </w:rPr>
-              <w:t>Conflict of Interest statement</w:t>
+                <w:highlight w:val="cyan"/>
+              </w:rPr>
+              <w:t>RACI assessment matrix</w:t>
             </w:r>
             <w:r>
               <w:rPr>
@@ -5294,7 +5396,7 @@
                 <w:noProof/>
                 <w:webHidden/>
               </w:rPr>
-              <w:instrText xml:space="preserve"> PAGEREF _Toc236403142 \h </w:instrText>
+              <w:instrText xml:space="preserve"> PAGEREF _Toc236838739 \h </w:instrText>
             </w:r>
             <w:r>
               <w:rPr>
@@ -5314,7 +5416,303 @@
                 <w:noProof/>
                 <w:webHidden/>
               </w:rPr>
-              <w:t>3</w:t>
+              <w:t>4</w:t>
+            </w:r>
+            <w:r>
+              <w:rPr>
+                <w:noProof/>
+                <w:webHidden/>
+              </w:rPr>
+              <w:fldChar w:fldCharType="end"/>
+            </w:r>
+          </w:hyperlink>
+        </w:p>
+        <w:p>
+          <w:pPr>
+            <w:pStyle w:val="TOC1"/>
+            <w:tabs>
+              <w:tab w:val="right" w:leader="dot" w:pos="10456"/>
+            </w:tabs>
+            <w:rPr>
+              <w:rFonts w:asciiTheme="minorHAnsi" w:eastAsiaTheme="minorEastAsia" w:hAnsiTheme="minorHAnsi"/>
+              <w:noProof/>
+              <w:kern w:val="2"/>
+              <w:sz w:val="24"/>
+              <w:szCs w:val="24"/>
+              <w:lang w:val="en-NZ" w:eastAsia="en-NZ"/>
+              <w14:ligatures w14:val="standardContextual"/>
+            </w:rPr>
+          </w:pPr>
+          <w:hyperlink w:anchor="_Toc236838740" w:history="1">
+            <w:r>
+              <w:rPr>
+                <w:rStyle w:val="Hyperlink"/>
+                <w:noProof/>
+              </w:rPr>
+              <w:t>Project timeline and milestones</w:t>
+            </w:r>
+            <w:r>
+              <w:rPr>
+                <w:noProof/>
+                <w:webHidden/>
+              </w:rPr>
+              <w:tab/>
+            </w:r>
+            <w:r>
+              <w:rPr>
+                <w:noProof/>
+                <w:webHidden/>
+              </w:rPr>
+              <w:fldChar w:fldCharType="begin"/>
+            </w:r>
+            <w:r>
+              <w:rPr>
+                <w:noProof/>
+                <w:webHidden/>
+              </w:rPr>
+              <w:instrText xml:space="preserve"> PAGEREF _Toc236838740 \h </w:instrText>
+            </w:r>
+            <w:r>
+              <w:rPr>
+                <w:noProof/>
+                <w:webHidden/>
+              </w:rPr>
+            </w:r>
+            <w:r>
+              <w:rPr>
+                <w:noProof/>
+                <w:webHidden/>
+              </w:rPr>
+              <w:fldChar w:fldCharType="separate"/>
+            </w:r>
+            <w:r>
+              <w:rPr>
+                <w:noProof/>
+                <w:webHidden/>
+              </w:rPr>
+              <w:t>6</w:t>
+            </w:r>
+            <w:r>
+              <w:rPr>
+                <w:noProof/>
+                <w:webHidden/>
+              </w:rPr>
+              <w:fldChar w:fldCharType="end"/>
+            </w:r>
+          </w:hyperlink>
+        </w:p>
+        <w:p>
+          <w:pPr>
+            <w:pStyle w:val="TOC1"/>
+            <w:tabs>
+              <w:tab w:val="right" w:leader="dot" w:pos="10456"/>
+            </w:tabs>
+            <w:rPr>
+              <w:rFonts w:asciiTheme="minorHAnsi" w:eastAsiaTheme="minorEastAsia" w:hAnsiTheme="minorHAnsi"/>
+              <w:noProof/>
+              <w:kern w:val="2"/>
+              <w:sz w:val="24"/>
+              <w:szCs w:val="24"/>
+              <w:lang w:val="en-NZ" w:eastAsia="en-NZ"/>
+              <w14:ligatures w14:val="standardContextual"/>
+            </w:rPr>
+          </w:pPr>
+          <w:hyperlink w:anchor="_Toc236838741" w:history="1">
+            <w:r>
+              <w:rPr>
+                <w:rStyle w:val="Hyperlink"/>
+                <w:noProof/>
+              </w:rPr>
+              <w:t>Project Risk Analysis</w:t>
+            </w:r>
+            <w:r>
+              <w:rPr>
+                <w:noProof/>
+                <w:webHidden/>
+              </w:rPr>
+              <w:tab/>
+            </w:r>
+            <w:r>
+              <w:rPr>
+                <w:noProof/>
+                <w:webHidden/>
+              </w:rPr>
+              <w:fldChar w:fldCharType="begin"/>
+            </w:r>
+            <w:r>
+              <w:rPr>
+                <w:noProof/>
+                <w:webHidden/>
+              </w:rPr>
+              <w:instrText xml:space="preserve"> PAGEREF _Toc236838741 \h </w:instrText>
+            </w:r>
+            <w:r>
+              <w:rPr>
+                <w:noProof/>
+                <w:webHidden/>
+              </w:rPr>
+            </w:r>
+            <w:r>
+              <w:rPr>
+                <w:noProof/>
+                <w:webHidden/>
+              </w:rPr>
+              <w:fldChar w:fldCharType="separate"/>
+            </w:r>
+            <w:r>
+              <w:rPr>
+                <w:noProof/>
+                <w:webHidden/>
+              </w:rPr>
+              <w:t>6</w:t>
+            </w:r>
+            <w:r>
+              <w:rPr>
+                <w:noProof/>
+                <w:webHidden/>
+              </w:rPr>
+              <w:fldChar w:fldCharType="end"/>
+            </w:r>
+          </w:hyperlink>
+        </w:p>
+        <w:p>
+          <w:pPr>
+            <w:pStyle w:val="TOC1"/>
+            <w:tabs>
+              <w:tab w:val="right" w:leader="dot" w:pos="10456"/>
+            </w:tabs>
+            <w:rPr>
+              <w:rFonts w:asciiTheme="minorHAnsi" w:eastAsiaTheme="minorEastAsia" w:hAnsiTheme="minorHAnsi"/>
+              <w:noProof/>
+              <w:kern w:val="2"/>
+              <w:sz w:val="24"/>
+              <w:szCs w:val="24"/>
+              <w:lang w:val="en-NZ" w:eastAsia="en-NZ"/>
+              <w14:ligatures w14:val="standardContextual"/>
+            </w:rPr>
+          </w:pPr>
+          <w:hyperlink w:anchor="_Toc236838742" w:history="1">
+            <w:r>
+              <w:rPr>
+                <w:rStyle w:val="Hyperlink"/>
+                <w:noProof/>
+              </w:rPr>
+              <w:t>References</w:t>
+            </w:r>
+            <w:r>
+              <w:rPr>
+                <w:noProof/>
+                <w:webHidden/>
+              </w:rPr>
+              <w:tab/>
+            </w:r>
+            <w:r>
+              <w:rPr>
+                <w:noProof/>
+                <w:webHidden/>
+              </w:rPr>
+              <w:fldChar w:fldCharType="begin"/>
+            </w:r>
+            <w:r>
+              <w:rPr>
+                <w:noProof/>
+                <w:webHidden/>
+              </w:rPr>
+              <w:instrText xml:space="preserve"> PAGEREF _Toc236838742 \h </w:instrText>
+            </w:r>
+            <w:r>
+              <w:rPr>
+                <w:noProof/>
+                <w:webHidden/>
+              </w:rPr>
+            </w:r>
+            <w:r>
+              <w:rPr>
+                <w:noProof/>
+                <w:webHidden/>
+              </w:rPr>
+              <w:fldChar w:fldCharType="separate"/>
+            </w:r>
+            <w:r>
+              <w:rPr>
+                <w:noProof/>
+                <w:webHidden/>
+              </w:rPr>
+              <w:t>9</w:t>
+            </w:r>
+            <w:r>
+              <w:rPr>
+                <w:noProof/>
+                <w:webHidden/>
+              </w:rPr>
+              <w:fldChar w:fldCharType="end"/>
+            </w:r>
+          </w:hyperlink>
+        </w:p>
+        <w:p>
+          <w:pPr>
+            <w:pStyle w:val="TOC1"/>
+            <w:tabs>
+              <w:tab w:val="right" w:leader="dot" w:pos="10456"/>
+            </w:tabs>
+            <w:rPr>
+              <w:rFonts w:asciiTheme="minorHAnsi" w:eastAsiaTheme="minorEastAsia" w:hAnsiTheme="minorHAnsi"/>
+              <w:noProof/>
+              <w:kern w:val="2"/>
+              <w:sz w:val="24"/>
+              <w:szCs w:val="24"/>
+              <w:lang w:val="en-NZ" w:eastAsia="en-NZ"/>
+              <w14:ligatures w14:val="standardContextual"/>
+            </w:rPr>
+          </w:pPr>
+          <w:hyperlink w:anchor="_Toc236838743" w:history="1">
+            <w:r>
+              <w:rPr>
+                <w:rStyle w:val="Hyperlink"/>
+                <w:noProof/>
+              </w:rPr>
+              <w:t>Appendices</w:t>
+            </w:r>
+            <w:r>
+              <w:rPr>
+                <w:noProof/>
+                <w:webHidden/>
+              </w:rPr>
+              <w:tab/>
+            </w:r>
+            <w:r>
+              <w:rPr>
+                <w:noProof/>
+                <w:webHidden/>
+              </w:rPr>
+              <w:fldChar w:fldCharType="begin"/>
+            </w:r>
+            <w:r>
+              <w:rPr>
+                <w:noProof/>
+                <w:webHidden/>
+              </w:rPr>
+              <w:instrText xml:space="preserve"> PAGEREF _Toc236838743 \h </w:instrText>
+            </w:r>
+            <w:r>
+              <w:rPr>
+                <w:noProof/>
+                <w:webHidden/>
+              </w:rPr>
+            </w:r>
+            <w:r>
+              <w:rPr>
+                <w:noProof/>
+                <w:webHidden/>
+              </w:rPr>
+              <w:fldChar w:fldCharType="separate"/>
+            </w:r>
+            <w:r>
+              <w:rPr>
+                <w:noProof/>
+                <w:webHidden/>
+              </w:rPr>
+              <w:t>9</w:t>
             </w:r>
             <w:r>
               <w:rPr>
@@ -5329,19 +5727,25 @@
           <w:pPr>
             <w:pStyle w:val="TOC2"/>
             <w:tabs>
-              <w:tab w:val="right" w:leader="dot" w:pos="9016"/>
+              <w:tab w:val="right" w:leader="dot" w:pos="10456"/>
             </w:tabs>
             <w:rPr>
+              <w:rFonts w:asciiTheme="minorHAnsi" w:eastAsiaTheme="minorEastAsia" w:hAnsiTheme="minorHAnsi"/>
               <w:noProof/>
+              <w:kern w:val="2"/>
+              <w:sz w:val="24"/>
+              <w:szCs w:val="24"/>
+              <w:lang w:val="en-NZ" w:eastAsia="en-NZ"/>
+              <w14:ligatures w14:val="standardContextual"/>
             </w:rPr>
           </w:pPr>
-          <w:hyperlink w:anchor="_Toc236403143" w:history="1">
+          <w:hyperlink w:anchor="_Toc236838744" w:history="1">
             <w:r>
               <w:rPr>
                 <w:rStyle w:val="Hyperlink"/>
                 <w:noProof/>
               </w:rPr>
-              <w:t>RACI assessment matrix</w:t>
+              <w:t>Appendix A</w:t>
             </w:r>
             <w:r>
               <w:rPr>
@@ -5362,7 +5766,7 @@
                 <w:noProof/>
                 <w:webHidden/>
               </w:rPr>
-              <w:instrText xml:space="preserve"> PAGEREF _Toc236403143 \h </w:instrText>
+              <w:instrText xml:space="preserve"> PAGEREF _Toc236838744 \h </w:instrText>
             </w:r>
             <w:r>
               <w:rPr>
@@ -5382,7 +5786,229 @@
                 <w:noProof/>
                 <w:webHidden/>
               </w:rPr>
-              <w:t>3</w:t>
+              <w:t>9</w:t>
+            </w:r>
+            <w:r>
+              <w:rPr>
+                <w:noProof/>
+                <w:webHidden/>
+              </w:rPr>
+              <w:fldChar w:fldCharType="end"/>
+            </w:r>
+          </w:hyperlink>
+        </w:p>
+        <w:p>
+          <w:pPr>
+            <w:pStyle w:val="TOC2"/>
+            <w:tabs>
+              <w:tab w:val="right" w:leader="dot" w:pos="10456"/>
+            </w:tabs>
+            <w:rPr>
+              <w:rFonts w:asciiTheme="minorHAnsi" w:eastAsiaTheme="minorEastAsia" w:hAnsiTheme="minorHAnsi"/>
+              <w:noProof/>
+              <w:kern w:val="2"/>
+              <w:sz w:val="24"/>
+              <w:szCs w:val="24"/>
+              <w:lang w:val="en-NZ" w:eastAsia="en-NZ"/>
+              <w14:ligatures w14:val="standardContextual"/>
+            </w:rPr>
+          </w:pPr>
+          <w:hyperlink w:anchor="_Toc236838745" w:history="1">
+            <w:r>
+              <w:rPr>
+                <w:rStyle w:val="Hyperlink"/>
+                <w:noProof/>
+              </w:rPr>
+              <w:t>Appendix B</w:t>
+            </w:r>
+            <w:r>
+              <w:rPr>
+                <w:noProof/>
+                <w:webHidden/>
+              </w:rPr>
+              <w:tab/>
+            </w:r>
+            <w:r>
+              <w:rPr>
+                <w:noProof/>
+                <w:webHidden/>
+              </w:rPr>
+              <w:fldChar w:fldCharType="begin"/>
+            </w:r>
+            <w:r>
+              <w:rPr>
+                <w:noProof/>
+                <w:webHidden/>
+              </w:rPr>
+              <w:instrText xml:space="preserve"> PAGEREF _Toc236838745 \h </w:instrText>
+            </w:r>
+            <w:r>
+              <w:rPr>
+                <w:noProof/>
+                <w:webHidden/>
+              </w:rPr>
+            </w:r>
+            <w:r>
+              <w:rPr>
+                <w:noProof/>
+                <w:webHidden/>
+              </w:rPr>
+              <w:fldChar w:fldCharType="separate"/>
+            </w:r>
+            <w:r>
+              <w:rPr>
+                <w:noProof/>
+                <w:webHidden/>
+              </w:rPr>
+              <w:t>9</w:t>
+            </w:r>
+            <w:r>
+              <w:rPr>
+                <w:noProof/>
+                <w:webHidden/>
+              </w:rPr>
+              <w:fldChar w:fldCharType="end"/>
+            </w:r>
+          </w:hyperlink>
+        </w:p>
+        <w:p>
+          <w:pPr>
+            <w:pStyle w:val="TOC2"/>
+            <w:tabs>
+              <w:tab w:val="right" w:leader="dot" w:pos="10456"/>
+            </w:tabs>
+            <w:rPr>
+              <w:rFonts w:asciiTheme="minorHAnsi" w:eastAsiaTheme="minorEastAsia" w:hAnsiTheme="minorHAnsi"/>
+              <w:noProof/>
+              <w:kern w:val="2"/>
+              <w:sz w:val="24"/>
+              <w:szCs w:val="24"/>
+              <w:lang w:val="en-NZ" w:eastAsia="en-NZ"/>
+              <w14:ligatures w14:val="standardContextual"/>
+            </w:rPr>
+          </w:pPr>
+          <w:hyperlink w:anchor="_Toc236838746" w:history="1">
+            <w:r>
+              <w:rPr>
+                <w:rStyle w:val="Hyperlink"/>
+                <w:noProof/>
+              </w:rPr>
+              <w:t>Appendix C</w:t>
+            </w:r>
+            <w:r>
+              <w:rPr>
+                <w:noProof/>
+                <w:webHidden/>
+              </w:rPr>
+              <w:tab/>
+            </w:r>
+            <w:r>
+              <w:rPr>
+                <w:noProof/>
+                <w:webHidden/>
+              </w:rPr>
+              <w:fldChar w:fldCharType="begin"/>
+            </w:r>
+            <w:r>
+              <w:rPr>
+                <w:noProof/>
+                <w:webHidden/>
+              </w:rPr>
+              <w:instrText xml:space="preserve"> PAGEREF _Toc236838746 \h </w:instrText>
+            </w:r>
+            <w:r>
+              <w:rPr>
+                <w:noProof/>
+                <w:webHidden/>
+              </w:rPr>
+            </w:r>
+            <w:r>
+              <w:rPr>
+                <w:noProof/>
+                <w:webHidden/>
+              </w:rPr>
+              <w:fldChar w:fldCharType="separate"/>
+            </w:r>
+            <w:r>
+              <w:rPr>
+                <w:noProof/>
+                <w:webHidden/>
+              </w:rPr>
+              <w:t>9</w:t>
+            </w:r>
+            <w:r>
+              <w:rPr>
+                <w:noProof/>
+                <w:webHidden/>
+              </w:rPr>
+              <w:fldChar w:fldCharType="end"/>
+            </w:r>
+          </w:hyperlink>
+        </w:p>
+        <w:p>
+          <w:pPr>
+            <w:pStyle w:val="TOC2"/>
+            <w:tabs>
+              <w:tab w:val="right" w:leader="dot" w:pos="10456"/>
+            </w:tabs>
+            <w:rPr>
+              <w:rFonts w:asciiTheme="minorHAnsi" w:eastAsiaTheme="minorEastAsia" w:hAnsiTheme="minorHAnsi"/>
+              <w:noProof/>
+              <w:kern w:val="2"/>
+              <w:sz w:val="24"/>
+              <w:szCs w:val="24"/>
+              <w:lang w:val="en-NZ" w:eastAsia="en-NZ"/>
+              <w14:ligatures w14:val="standardContextual"/>
+            </w:rPr>
+          </w:pPr>
+          <w:hyperlink w:anchor="_Toc236838747" w:history="1">
+            <w:r>
+              <w:rPr>
+                <w:rStyle w:val="Hyperlink"/>
+                <w:noProof/>
+              </w:rPr>
+              <w:t>Appendix D</w:t>
+            </w:r>
+            <w:r>
+              <w:rPr>
+                <w:noProof/>
+                <w:webHidden/>
+              </w:rPr>
+              <w:tab/>
+            </w:r>
+            <w:r>
+              <w:rPr>
+                <w:noProof/>
+                <w:webHidden/>
+              </w:rPr>
+              <w:fldChar w:fldCharType="begin"/>
+            </w:r>
+            <w:r>
+              <w:rPr>
+                <w:noProof/>
+                <w:webHidden/>
+              </w:rPr>
+              <w:instrText xml:space="preserve"> PAGEREF _Toc236838747 \h </w:instrText>
+            </w:r>
+            <w:r>
+              <w:rPr>
+                <w:noProof/>
+                <w:webHidden/>
+              </w:rPr>
+            </w:r>
+            <w:r>
+              <w:rPr>
+                <w:noProof/>
+                <w:webHidden/>
+              </w:rPr>
+              <w:fldChar w:fldCharType="separate"/>
+            </w:r>
+            <w:r>
+              <w:rPr>
+                <w:noProof/>
+                <w:webHidden/>
+              </w:rPr>
+              <w:t>9</w:t>
             </w:r>
             <w:r>
               <w:rPr>
@@ -5397,19 +6023,25 @@
           <w:pPr>
             <w:pStyle w:val="TOC1"/>
             <w:tabs>
-              <w:tab w:val="right" w:leader="dot" w:pos="9016"/>
+              <w:tab w:val="right" w:leader="dot" w:pos="10456"/>
             </w:tabs>
             <w:rPr>
+              <w:rFonts w:asciiTheme="minorHAnsi" w:eastAsiaTheme="minorEastAsia" w:hAnsiTheme="minorHAnsi"/>
               <w:noProof/>
+              <w:kern w:val="2"/>
+              <w:sz w:val="24"/>
+              <w:szCs w:val="24"/>
+              <w:lang w:val="en-NZ" w:eastAsia="en-NZ"/>
+              <w14:ligatures w14:val="standardContextual"/>
             </w:rPr>
           </w:pPr>
-          <w:hyperlink w:anchor="_Toc236403144" w:history="1">
+          <w:hyperlink w:anchor="_Toc236838748" w:history="1">
             <w:r>
               <w:rPr>
                 <w:rStyle w:val="Hyperlink"/>
                 <w:noProof/>
               </w:rPr>
-              <w:t>Project timeline and milestones</w:t>
+              <w:t>Video</w:t>
             </w:r>
             <w:r>
               <w:rPr>
@@ -5430,7 +6062,7 @@
                 <w:noProof/>
                 <w:webHidden/>
               </w:rPr>
-              <w:instrText xml:space="preserve"> PAGEREF _Toc236403144 \h </w:instrText>
+              <w:instrText xml:space="preserve"> PAGEREF _Toc236838748 \h </w:instrText>
             </w:r>
             <w:r>
               <w:rPr>
@@ -5450,7 +6082,7 @@
                 <w:noProof/>
                 <w:webHidden/>
               </w:rPr>
-              <w:t>3</w:t>
+              <w:t>9</w:t>
             </w:r>
             <w:r>
               <w:rPr>
@@ -5465,19 +6097,25 @@
           <w:pPr>
             <w:pStyle w:val="TOC1"/>
             <w:tabs>
-              <w:tab w:val="right" w:leader="dot" w:pos="9016"/>
+              <w:tab w:val="right" w:leader="dot" w:pos="10456"/>
             </w:tabs>
             <w:rPr>
+              <w:rFonts w:asciiTheme="minorHAnsi" w:eastAsiaTheme="minorEastAsia" w:hAnsiTheme="minorHAnsi"/>
               <w:noProof/>
+              <w:kern w:val="2"/>
+              <w:sz w:val="24"/>
+              <w:szCs w:val="24"/>
+              <w:lang w:val="en-NZ" w:eastAsia="en-NZ"/>
+              <w14:ligatures w14:val="standardContextual"/>
             </w:rPr>
           </w:pPr>
-          <w:hyperlink w:anchor="_Toc236403145" w:history="1">
+          <w:hyperlink w:anchor="_Toc236838749" w:history="1">
             <w:r>
               <w:rPr>
                 <w:rStyle w:val="Hyperlink"/>
                 <w:noProof/>
               </w:rPr>
-              <w:t>Project Risk Analysis</w:t>
+              <w:t>Weekly Group log Minutes</w:t>
             </w:r>
             <w:r>
               <w:rPr>
@@ -5498,7 +6136,7 @@
                 <w:noProof/>
                 <w:webHidden/>
               </w:rPr>
-              <w:instrText xml:space="preserve"> PAGEREF _Toc236403145 \h </w:instrText>
+              <w:instrText xml:space="preserve"> PAGEREF _Toc236838749 \h </w:instrText>
             </w:r>
             <w:r>
               <w:rPr>
@@ -5518,551 +6156,7 @@
                 <w:noProof/>
                 <w:webHidden/>
               </w:rPr>
-              <w:t>3</w:t>
-            </w:r>
-            <w:r>
-              <w:rPr>
-                <w:noProof/>
-                <w:webHidden/>
-              </w:rPr>
-              <w:fldChar w:fldCharType="end"/>
-            </w:r>
-          </w:hyperlink>
-        </w:p>
-        <w:p>
-          <w:pPr>
-            <w:pStyle w:val="TOC1"/>
-            <w:tabs>
-              <w:tab w:val="right" w:leader="dot" w:pos="9016"/>
-            </w:tabs>
-            <w:rPr>
-              <w:noProof/>
-            </w:rPr>
-          </w:pPr>
-          <w:hyperlink w:anchor="_Toc236403146" w:history="1">
-            <w:r>
-              <w:rPr>
-                <w:rStyle w:val="Hyperlink"/>
-                <w:noProof/>
-              </w:rPr>
-              <w:t>References</w:t>
-            </w:r>
-            <w:r>
-              <w:rPr>
-                <w:noProof/>
-                <w:webHidden/>
-              </w:rPr>
-              <w:tab/>
-            </w:r>
-            <w:r>
-              <w:rPr>
-                <w:noProof/>
-                <w:webHidden/>
-              </w:rPr>
-              <w:fldChar w:fldCharType="begin"/>
-            </w:r>
-            <w:r>
-              <w:rPr>
-                <w:noProof/>
-                <w:webHidden/>
-              </w:rPr>
-              <w:instrText xml:space="preserve"> PAGEREF _Toc236403146 \h </w:instrText>
-            </w:r>
-            <w:r>
-              <w:rPr>
-                <w:noProof/>
-                <w:webHidden/>
-              </w:rPr>
-            </w:r>
-            <w:r>
-              <w:rPr>
-                <w:noProof/>
-                <w:webHidden/>
-              </w:rPr>
-              <w:fldChar w:fldCharType="separate"/>
-            </w:r>
-            <w:r>
-              <w:rPr>
-                <w:noProof/>
-                <w:webHidden/>
-              </w:rPr>
-              <w:t>4</w:t>
-            </w:r>
-            <w:r>
-              <w:rPr>
-                <w:noProof/>
-                <w:webHidden/>
-              </w:rPr>
-              <w:fldChar w:fldCharType="end"/>
-            </w:r>
-          </w:hyperlink>
-        </w:p>
-        <w:p>
-          <w:pPr>
-            <w:pStyle w:val="TOC1"/>
-            <w:tabs>
-              <w:tab w:val="right" w:leader="dot" w:pos="9016"/>
-            </w:tabs>
-            <w:rPr>
-              <w:noProof/>
-            </w:rPr>
-          </w:pPr>
-          <w:hyperlink w:anchor="_Toc236403147" w:history="1">
-            <w:r>
-              <w:rPr>
-                <w:rStyle w:val="Hyperlink"/>
-                <w:noProof/>
-              </w:rPr>
-              <w:t>Appendices</w:t>
-            </w:r>
-            <w:r>
-              <w:rPr>
-                <w:noProof/>
-                <w:webHidden/>
-              </w:rPr>
-              <w:tab/>
-            </w:r>
-            <w:r>
-              <w:rPr>
-                <w:noProof/>
-                <w:webHidden/>
-              </w:rPr>
-              <w:fldChar w:fldCharType="begin"/>
-            </w:r>
-            <w:r>
-              <w:rPr>
-                <w:noProof/>
-                <w:webHidden/>
-              </w:rPr>
-              <w:instrText xml:space="preserve"> PAGEREF _Toc236403147 \h </w:instrText>
-            </w:r>
-            <w:r>
-              <w:rPr>
-                <w:noProof/>
-                <w:webHidden/>
-              </w:rPr>
-            </w:r>
-            <w:r>
-              <w:rPr>
-                <w:noProof/>
-                <w:webHidden/>
-              </w:rPr>
-              <w:fldChar w:fldCharType="separate"/>
-            </w:r>
-            <w:r>
-              <w:rPr>
-                <w:noProof/>
-                <w:webHidden/>
-              </w:rPr>
-              <w:t>4</w:t>
-            </w:r>
-            <w:r>
-              <w:rPr>
-                <w:noProof/>
-                <w:webHidden/>
-              </w:rPr>
-              <w:fldChar w:fldCharType="end"/>
-            </w:r>
-          </w:hyperlink>
-        </w:p>
-        <w:p>
-          <w:pPr>
-            <w:pStyle w:val="TOC2"/>
-            <w:tabs>
-              <w:tab w:val="right" w:leader="dot" w:pos="9016"/>
-            </w:tabs>
-            <w:rPr>
-              <w:noProof/>
-            </w:rPr>
-          </w:pPr>
-          <w:hyperlink w:anchor="_Toc236403148" w:history="1">
-            <w:r>
-              <w:rPr>
-                <w:rStyle w:val="Hyperlink"/>
-                <w:noProof/>
-              </w:rPr>
-              <w:t>Appendix A</w:t>
-            </w:r>
-            <w:r>
-              <w:rPr>
-                <w:noProof/>
-                <w:webHidden/>
-              </w:rPr>
-              <w:tab/>
-            </w:r>
-            <w:r>
-              <w:rPr>
-                <w:noProof/>
-                <w:webHidden/>
-              </w:rPr>
-              <w:fldChar w:fldCharType="begin"/>
-            </w:r>
-            <w:r>
-              <w:rPr>
-                <w:noProof/>
-                <w:webHidden/>
-              </w:rPr>
-              <w:instrText xml:space="preserve"> PAGEREF _Toc236403148 \h </w:instrText>
-            </w:r>
-            <w:r>
-              <w:rPr>
-                <w:noProof/>
-                <w:webHidden/>
-              </w:rPr>
-            </w:r>
-            <w:r>
-              <w:rPr>
-                <w:noProof/>
-                <w:webHidden/>
-              </w:rPr>
-              <w:fldChar w:fldCharType="separate"/>
-            </w:r>
-            <w:r>
-              <w:rPr>
-                <w:noProof/>
-                <w:webHidden/>
-              </w:rPr>
-              <w:t>4</w:t>
-            </w:r>
-            <w:r>
-              <w:rPr>
-                <w:noProof/>
-                <w:webHidden/>
-              </w:rPr>
-              <w:fldChar w:fldCharType="end"/>
-            </w:r>
-          </w:hyperlink>
-        </w:p>
-        <w:p>
-          <w:pPr>
-            <w:pStyle w:val="TOC2"/>
-            <w:tabs>
-              <w:tab w:val="right" w:leader="dot" w:pos="9016"/>
-            </w:tabs>
-            <w:rPr>
-              <w:noProof/>
-            </w:rPr>
-          </w:pPr>
-          <w:hyperlink w:anchor="_Toc236403149" w:history="1">
-            <w:r>
-              <w:rPr>
-                <w:rStyle w:val="Hyperlink"/>
-                <w:noProof/>
-              </w:rPr>
-              <w:t>Appendix B</w:t>
-            </w:r>
-            <w:r>
-              <w:rPr>
-                <w:noProof/>
-                <w:webHidden/>
-              </w:rPr>
-              <w:tab/>
-            </w:r>
-            <w:r>
-              <w:rPr>
-                <w:noProof/>
-                <w:webHidden/>
-              </w:rPr>
-              <w:fldChar w:fldCharType="begin"/>
-            </w:r>
-            <w:r>
-              <w:rPr>
-                <w:noProof/>
-                <w:webHidden/>
-              </w:rPr>
-              <w:instrText xml:space="preserve"> PAGEREF _Toc236403149 \h </w:instrText>
-            </w:r>
-            <w:r>
-              <w:rPr>
-                <w:noProof/>
-                <w:webHidden/>
-              </w:rPr>
-            </w:r>
-            <w:r>
-              <w:rPr>
-                <w:noProof/>
-                <w:webHidden/>
-              </w:rPr>
-              <w:fldChar w:fldCharType="separate"/>
-            </w:r>
-            <w:r>
-              <w:rPr>
-                <w:noProof/>
-                <w:webHidden/>
-              </w:rPr>
-              <w:t>4</w:t>
-            </w:r>
-            <w:r>
-              <w:rPr>
-                <w:noProof/>
-                <w:webHidden/>
-              </w:rPr>
-              <w:fldChar w:fldCharType="end"/>
-            </w:r>
-          </w:hyperlink>
-        </w:p>
-        <w:p>
-          <w:pPr>
-            <w:pStyle w:val="TOC2"/>
-            <w:tabs>
-              <w:tab w:val="right" w:leader="dot" w:pos="9016"/>
-            </w:tabs>
-            <w:rPr>
-              <w:noProof/>
-            </w:rPr>
-          </w:pPr>
-          <w:hyperlink w:anchor="_Toc236403150" w:history="1">
-            <w:r>
-              <w:rPr>
-                <w:rStyle w:val="Hyperlink"/>
-                <w:noProof/>
-              </w:rPr>
-              <w:t>Appendix C</w:t>
-            </w:r>
-            <w:r>
-              <w:rPr>
-                <w:noProof/>
-                <w:webHidden/>
-              </w:rPr>
-              <w:tab/>
-            </w:r>
-            <w:r>
-              <w:rPr>
-                <w:noProof/>
-                <w:webHidden/>
-              </w:rPr>
-              <w:fldChar w:fldCharType="begin"/>
-            </w:r>
-            <w:r>
-              <w:rPr>
-                <w:noProof/>
-                <w:webHidden/>
-              </w:rPr>
-              <w:instrText xml:space="preserve"> PAGEREF _Toc236403150 \h </w:instrText>
-            </w:r>
-            <w:r>
-              <w:rPr>
-                <w:noProof/>
-                <w:webHidden/>
-              </w:rPr>
-            </w:r>
-            <w:r>
-              <w:rPr>
-                <w:noProof/>
-                <w:webHidden/>
-              </w:rPr>
-              <w:fldChar w:fldCharType="separate"/>
-            </w:r>
-            <w:r>
-              <w:rPr>
-                <w:noProof/>
-                <w:webHidden/>
-              </w:rPr>
-              <w:t>4</w:t>
-            </w:r>
-            <w:r>
-              <w:rPr>
-                <w:noProof/>
-                <w:webHidden/>
-              </w:rPr>
-              <w:fldChar w:fldCharType="end"/>
-            </w:r>
-          </w:hyperlink>
-        </w:p>
-        <w:p>
-          <w:pPr>
-            <w:pStyle w:val="TOC2"/>
-            <w:tabs>
-              <w:tab w:val="right" w:leader="dot" w:pos="9016"/>
-            </w:tabs>
-            <w:rPr>
-              <w:noProof/>
-            </w:rPr>
-          </w:pPr>
-          <w:hyperlink w:anchor="_Toc236403151" w:history="1">
-            <w:r>
-              <w:rPr>
-                <w:rStyle w:val="Hyperlink"/>
-                <w:noProof/>
-              </w:rPr>
-              <w:t>Appendix D</w:t>
-            </w:r>
-            <w:r>
-              <w:rPr>
-                <w:noProof/>
-                <w:webHidden/>
-              </w:rPr>
-              <w:tab/>
-            </w:r>
-            <w:r>
-              <w:rPr>
-                <w:noProof/>
-                <w:webHidden/>
-              </w:rPr>
-              <w:fldChar w:fldCharType="begin"/>
-            </w:r>
-            <w:r>
-              <w:rPr>
-                <w:noProof/>
-                <w:webHidden/>
-              </w:rPr>
-              <w:instrText xml:space="preserve"> PAGEREF _Toc236403151 \h </w:instrText>
-            </w:r>
-            <w:r>
-              <w:rPr>
-                <w:noProof/>
-                <w:webHidden/>
-              </w:rPr>
-            </w:r>
-            <w:r>
-              <w:rPr>
-                <w:noProof/>
-                <w:webHidden/>
-              </w:rPr>
-              <w:fldChar w:fldCharType="separate"/>
-            </w:r>
-            <w:r>
-              <w:rPr>
-                <w:noProof/>
-                <w:webHidden/>
-              </w:rPr>
-              <w:t>4</w:t>
-            </w:r>
-            <w:r>
-              <w:rPr>
-                <w:noProof/>
-                <w:webHidden/>
-              </w:rPr>
-              <w:fldChar w:fldCharType="end"/>
-            </w:r>
-          </w:hyperlink>
-        </w:p>
-        <w:p>
-          <w:pPr>
-            <w:pStyle w:val="TOC1"/>
-            <w:tabs>
-              <w:tab w:val="right" w:leader="dot" w:pos="9016"/>
-            </w:tabs>
-            <w:rPr>
-              <w:noProof/>
-            </w:rPr>
-          </w:pPr>
-          <w:hyperlink w:anchor="_Toc236403152" w:history="1">
-            <w:r>
-              <w:rPr>
-                <w:rStyle w:val="Hyperlink"/>
-                <w:noProof/>
-              </w:rPr>
-              <w:t>Video</w:t>
-            </w:r>
-            <w:r>
-              <w:rPr>
-                <w:noProof/>
-                <w:webHidden/>
-              </w:rPr>
-              <w:tab/>
-            </w:r>
-            <w:r>
-              <w:rPr>
-                <w:noProof/>
-                <w:webHidden/>
-              </w:rPr>
-              <w:fldChar w:fldCharType="begin"/>
-            </w:r>
-            <w:r>
-              <w:rPr>
-                <w:noProof/>
-                <w:webHidden/>
-              </w:rPr>
-              <w:instrText xml:space="preserve"> PAGEREF _Toc236403152 \h </w:instrText>
-            </w:r>
-            <w:r>
-              <w:rPr>
-                <w:noProof/>
-                <w:webHidden/>
-              </w:rPr>
-            </w:r>
-            <w:r>
-              <w:rPr>
-                <w:noProof/>
-                <w:webHidden/>
-              </w:rPr>
-              <w:fldChar w:fldCharType="separate"/>
-            </w:r>
-            <w:r>
-              <w:rPr>
-                <w:noProof/>
-                <w:webHidden/>
-              </w:rPr>
-              <w:t>4</w:t>
-            </w:r>
-            <w:r>
-              <w:rPr>
-                <w:noProof/>
-                <w:webHidden/>
-              </w:rPr>
-              <w:fldChar w:fldCharType="end"/>
-            </w:r>
-          </w:hyperlink>
-        </w:p>
-        <w:p>
-          <w:pPr>
-            <w:pStyle w:val="TOC1"/>
-            <w:tabs>
-              <w:tab w:val="right" w:leader="dot" w:pos="9016"/>
-            </w:tabs>
-            <w:rPr>
-              <w:noProof/>
-            </w:rPr>
-          </w:pPr>
-          <w:hyperlink w:anchor="_Toc236403153" w:history="1">
-            <w:r>
-              <w:rPr>
-                <w:rStyle w:val="Hyperlink"/>
-                <w:noProof/>
-              </w:rPr>
-              <w:t>Weekly Group log Minutes</w:t>
-            </w:r>
-            <w:r>
-              <w:rPr>
-                <w:noProof/>
-                <w:webHidden/>
-              </w:rPr>
-              <w:tab/>
-            </w:r>
-            <w:r>
-              <w:rPr>
-                <w:noProof/>
-                <w:webHidden/>
-              </w:rPr>
-              <w:fldChar w:fldCharType="begin"/>
-            </w:r>
-            <w:r>
-              <w:rPr>
-                <w:noProof/>
-                <w:webHidden/>
-              </w:rPr>
-              <w:instrText xml:space="preserve"> PAGEREF _Toc236403153 \h </w:instrText>
-            </w:r>
-            <w:r>
-              <w:rPr>
-                <w:noProof/>
-                <w:webHidden/>
-              </w:rPr>
-            </w:r>
-            <w:r>
-              <w:rPr>
-                <w:noProof/>
-                <w:webHidden/>
-              </w:rPr>
-              <w:fldChar w:fldCharType="separate"/>
-            </w:r>
-            <w:r>
-              <w:rPr>
-                <w:noProof/>
-                <w:webHidden/>
-              </w:rPr>
-              <w:t>5</w:t>
+              <w:t>10</w:t>
             </w:r>
             <w:r>
               <w:rPr>
@@ -6089,7 +6183,7 @@
       <w:pPr>
         <w:pStyle w:val="Heading1"/>
       </w:pPr>
-      <w:bookmarkStart w:id="0" w:name="_Toc236403127"/>
+      <w:bookmarkStart w:id="0" w:name="_Toc236838724"/>
       <w:r>
         <w:t>Project Objective</w:t>
       </w:r>
@@ -6099,7 +6193,7 @@
       <w:pPr>
         <w:pStyle w:val="Heading2"/>
       </w:pPr>
-      <w:bookmarkStart w:id="1" w:name="_Toc236403128"/>
+      <w:bookmarkStart w:id="1" w:name="_Toc236838725"/>
       <w:r>
         <w:t>Client background</w:t>
       </w:r>
@@ -6122,7 +6216,7 @@
       <w:pPr>
         <w:pStyle w:val="Heading2"/>
       </w:pPr>
-      <w:bookmarkStart w:id="2" w:name="_Toc236403129"/>
+      <w:bookmarkStart w:id="2" w:name="_Toc236838726"/>
       <w:r>
         <w:lastRenderedPageBreak/>
         <w:t>Deliverables</w:t>
@@ -6133,7 +6227,7 @@
       <w:pPr>
         <w:pStyle w:val="Heading2"/>
       </w:pPr>
-      <w:bookmarkStart w:id="3" w:name="_Toc236403130"/>
+      <w:bookmarkStart w:id="3" w:name="_Toc236838727"/>
       <w:r>
         <w:t>Must haves</w:t>
       </w:r>
@@ -6143,7 +6237,7 @@
       <w:pPr>
         <w:pStyle w:val="Heading2"/>
       </w:pPr>
-      <w:bookmarkStart w:id="4" w:name="_Toc236403131"/>
+      <w:bookmarkStart w:id="4" w:name="_Toc236838728"/>
       <w:r>
         <w:t>Nice to haves</w:t>
       </w:r>
@@ -6153,7 +6247,7 @@
       <w:pPr>
         <w:pStyle w:val="Heading2"/>
       </w:pPr>
-      <w:bookmarkStart w:id="5" w:name="_Toc236403132"/>
+      <w:bookmarkStart w:id="5" w:name="_Toc236838729"/>
       <w:r>
         <w:t>Scope</w:t>
       </w:r>
@@ -6163,7 +6257,7 @@
       <w:pPr>
         <w:pStyle w:val="Heading1"/>
       </w:pPr>
-      <w:bookmarkStart w:id="6" w:name="_Toc236403133"/>
+      <w:bookmarkStart w:id="6" w:name="_Toc236838730"/>
       <w:r>
         <w:t>Project Plan</w:t>
       </w:r>
@@ -6173,7 +6267,7 @@
       <w:pPr>
         <w:pStyle w:val="Heading2"/>
       </w:pPr>
-      <w:bookmarkStart w:id="7" w:name="_Toc236403134"/>
+      <w:bookmarkStart w:id="7" w:name="_Toc236838731"/>
       <w:r>
         <w:t>Methodology</w:t>
       </w:r>
@@ -6183,7 +6277,7 @@
       <w:pPr>
         <w:pStyle w:val="Heading2"/>
       </w:pPr>
-      <w:bookmarkStart w:id="8" w:name="_Toc236403135"/>
+      <w:bookmarkStart w:id="8" w:name="_Toc236838732"/>
       <w:r>
         <w:t>Technologies</w:t>
       </w:r>
@@ -6193,7 +6287,7 @@
       <w:pPr>
         <w:pStyle w:val="Heading2"/>
       </w:pPr>
-      <w:bookmarkStart w:id="9" w:name="_Toc236403136"/>
+      <w:bookmarkStart w:id="9" w:name="_Toc236838733"/>
       <w:r>
         <w:t>Project budget</w:t>
       </w:r>
@@ -6332,8 +6426,8 @@
           <w:highlight w:val="cyan"/>
         </w:rPr>
       </w:pPr>
-      <w:bookmarkStart w:id="10" w:name="_Toc236403144"/>
-      <w:bookmarkStart w:id="11" w:name="_Toc236665775"/>
+      <w:bookmarkStart w:id="10" w:name="_Toc236665775"/>
+      <w:bookmarkStart w:id="11" w:name="_Toc236838734"/>
       <w:r>
         <w:rPr>
           <w:highlight w:val="cyan"/>
@@ -6341,6 +6435,7 @@
         <w:lastRenderedPageBreak/>
         <w:t>Project Personnel</w:t>
       </w:r>
+      <w:bookmarkEnd w:id="10"/>
       <w:bookmarkEnd w:id="11"/>
     </w:p>
     <w:p>
@@ -6351,6 +6446,7 @@
         </w:rPr>
       </w:pPr>
       <w:bookmarkStart w:id="12" w:name="_Toc236665776"/>
+      <w:bookmarkStart w:id="13" w:name="_Toc236838735"/>
       <w:r>
         <w:rPr>
           <w:highlight w:val="cyan"/>
@@ -6358,6 +6454,7 @@
         <w:t>Client details including organisation</w:t>
       </w:r>
       <w:bookmarkEnd w:id="12"/>
+      <w:bookmarkEnd w:id="13"/>
     </w:p>
     <w:p>
       <w:pPr>
@@ -6408,14 +6505,16 @@
           <w:highlight w:val="cyan"/>
         </w:rPr>
       </w:pPr>
-      <w:bookmarkStart w:id="13" w:name="_Toc236665777"/>
+      <w:bookmarkStart w:id="14" w:name="_Toc236665777"/>
+      <w:bookmarkStart w:id="15" w:name="_Toc236838736"/>
       <w:r>
         <w:rPr>
           <w:highlight w:val="cyan"/>
         </w:rPr>
         <w:t>Group Members</w:t>
       </w:r>
-      <w:bookmarkEnd w:id="13"/>
+      <w:bookmarkEnd w:id="14"/>
+      <w:bookmarkEnd w:id="15"/>
     </w:p>
     <w:tbl>
       <w:tblPr>
@@ -6739,14 +6838,16 @@
           <w:highlight w:val="cyan"/>
         </w:rPr>
       </w:pPr>
-      <w:bookmarkStart w:id="14" w:name="_Toc236665778"/>
+      <w:bookmarkStart w:id="16" w:name="_Toc236665778"/>
+      <w:bookmarkStart w:id="17" w:name="_Toc236838737"/>
       <w:r>
         <w:rPr>
           <w:highlight w:val="cyan"/>
         </w:rPr>
         <w:t>Project Advisor</w:t>
       </w:r>
-      <w:bookmarkEnd w:id="14"/>
+      <w:bookmarkEnd w:id="16"/>
+      <w:bookmarkEnd w:id="17"/>
     </w:p>
     <w:p>
       <w:pPr>
@@ -6769,14 +6870,14 @@
           <w:highlight w:val="cyan"/>
         </w:rPr>
       </w:pPr>
-      <w:bookmarkStart w:id="15" w:name="_Toc236665779"/>
+      <w:bookmarkStart w:id="18" w:name="_Toc236665779"/>
       <w:r>
         <w:rPr>
           <w:highlight w:val="cyan"/>
         </w:rPr>
         <w:t>Communication plan</w:t>
       </w:r>
-      <w:bookmarkEnd w:id="15"/>
+      <w:bookmarkEnd w:id="18"/>
     </w:p>
     <w:tbl>
       <w:tblPr>
@@ -7264,14 +7365,16 @@
       <w:pPr>
         <w:pStyle w:val="Heading2"/>
       </w:pPr>
-      <w:bookmarkStart w:id="16" w:name="_Toc236665780"/>
+      <w:bookmarkStart w:id="19" w:name="_Toc236665780"/>
+      <w:bookmarkStart w:id="20" w:name="_Toc236838738"/>
       <w:r>
         <w:rPr>
           <w:highlight w:val="cyan"/>
         </w:rPr>
         <w:t>Conflict of Interest statement</w:t>
       </w:r>
-      <w:bookmarkEnd w:id="16"/>
+      <w:bookmarkEnd w:id="19"/>
+      <w:bookmarkEnd w:id="20"/>
     </w:p>
     <w:p>
       <w:pPr>
@@ -7332,14 +7435,16 @@
           <w:highlight w:val="cyan"/>
         </w:rPr>
       </w:pPr>
-      <w:bookmarkStart w:id="17" w:name="_Toc236665781"/>
+      <w:bookmarkStart w:id="21" w:name="_Toc236665781"/>
+      <w:bookmarkStart w:id="22" w:name="_Toc236838739"/>
       <w:r>
         <w:rPr>
           <w:highlight w:val="cyan"/>
         </w:rPr>
         <w:t>RACI assessment matrix</w:t>
       </w:r>
-      <w:bookmarkEnd w:id="17"/>
+      <w:bookmarkEnd w:id="21"/>
+      <w:bookmarkEnd w:id="22"/>
     </w:p>
     <w:p>
       <w:pPr>
@@ -8815,11 +8920,12 @@
       <w:pPr>
         <w:pStyle w:val="Heading1"/>
       </w:pPr>
+      <w:bookmarkStart w:id="23" w:name="_Toc236838740"/>
       <w:r>
         <w:lastRenderedPageBreak/>
         <w:t>Project timeline and milestones</w:t>
       </w:r>
-      <w:bookmarkEnd w:id="10"/>
+      <w:bookmarkEnd w:id="23"/>
     </w:p>
     <w:p>
       <w:pPr>
@@ -9047,12 +9153,11 @@
       <w:pPr>
         <w:pStyle w:val="Heading1"/>
       </w:pPr>
-      <w:bookmarkStart w:id="18" w:name="_Toc236403145"/>
-      <w:bookmarkStart w:id="19" w:name="_Toc236403146"/>
+      <w:bookmarkStart w:id="24" w:name="_Toc236838741"/>
       <w:r>
         <w:t>Project Risk Analysis</w:t>
       </w:r>
-      <w:bookmarkEnd w:id="18"/>
+      <w:bookmarkEnd w:id="24"/>
     </w:p>
     <w:tbl>
       <w:tblPr>
@@ -10464,21 +10569,7 @@
               <w:rPr>
                 <w:lang w:val="en-NZ"/>
               </w:rPr>
-              <w:t xml:space="preserve">Make sure </w:t>
-            </w:r>
-            <w:proofErr w:type="gramStart"/>
-            <w:r>
-              <w:rPr>
-                <w:lang w:val="en-NZ"/>
-              </w:rPr>
-              <w:t>the majority of</w:t>
-            </w:r>
-            <w:proofErr w:type="gramEnd"/>
-            <w:r>
-              <w:rPr>
-                <w:lang w:val="en-NZ"/>
-              </w:rPr>
-              <w:t xml:space="preserve"> work can be completed from home and doesn’t require onsite presence.</w:t>
+              <w:t>Make sure the majority of work can be completed from home and doesn’t require onsite presence.</w:t>
             </w:r>
           </w:p>
         </w:tc>
@@ -10718,21 +10809,7 @@
               <w:rPr>
                 <w:lang w:val="en-NZ"/>
               </w:rPr>
-              <w:t xml:space="preserve">Redistribute missing team member’s tasks to the rest of the team. Inform advisor if unavailability is for an extended </w:t>
-            </w:r>
-            <w:proofErr w:type="gramStart"/>
-            <w:r>
-              <w:rPr>
-                <w:lang w:val="en-NZ"/>
-              </w:rPr>
-              <w:t>period of time</w:t>
-            </w:r>
-            <w:proofErr w:type="gramEnd"/>
-            <w:r>
-              <w:rPr>
-                <w:lang w:val="en-NZ"/>
-              </w:rPr>
-              <w:t>. Possibly request scope adjustment.</w:t>
+              <w:t>Redistribute missing team member’s tasks to the rest of the team. Inform advisor if unavailability is for an extended period of time. Possibly request scope adjustment.</w:t>
             </w:r>
           </w:p>
         </w:tc>
@@ -11144,21 +11221,7 @@
               <w:rPr>
                 <w:lang w:val="en-NZ"/>
               </w:rPr>
-              <w:t xml:space="preserve">Fall back to phone/text to stay coordinated. Work </w:t>
-            </w:r>
-            <w:proofErr w:type="gramStart"/>
-            <w:r>
-              <w:rPr>
-                <w:lang w:val="en-NZ"/>
-              </w:rPr>
-              <w:t>offline, or</w:t>
-            </w:r>
-            <w:proofErr w:type="gramEnd"/>
-            <w:r>
-              <w:rPr>
-                <w:lang w:val="en-NZ"/>
-              </w:rPr>
-              <w:t xml:space="preserve"> tether/hotspot using mobile data to stay online.</w:t>
+              <w:t>Fall back to phone/text to stay coordinated. Work offline, or tether/hotspot using mobile data to stay online.</w:t>
             </w:r>
           </w:p>
         </w:tc>
@@ -11314,30 +11377,31 @@
       <w:pPr>
         <w:pStyle w:val="Heading1"/>
       </w:pPr>
+      <w:bookmarkStart w:id="25" w:name="_Toc236838742"/>
       <w:r>
         <w:t>References</w:t>
       </w:r>
-      <w:bookmarkEnd w:id="19"/>
+      <w:bookmarkEnd w:id="25"/>
     </w:p>
     <w:p>
       <w:pPr>
         <w:pStyle w:val="Heading1"/>
       </w:pPr>
-      <w:bookmarkStart w:id="20" w:name="_Toc236403147"/>
+      <w:bookmarkStart w:id="26" w:name="_Toc236838743"/>
       <w:r>
         <w:t>Appendices</w:t>
       </w:r>
-      <w:bookmarkEnd w:id="20"/>
+      <w:bookmarkEnd w:id="26"/>
     </w:p>
     <w:p>
       <w:pPr>
         <w:pStyle w:val="Heading2"/>
       </w:pPr>
-      <w:bookmarkStart w:id="21" w:name="_Toc236403148"/>
+      <w:bookmarkStart w:id="27" w:name="_Toc236838744"/>
       <w:r>
         <w:t>Appendix A</w:t>
       </w:r>
-      <w:bookmarkEnd w:id="21"/>
+      <w:bookmarkEnd w:id="27"/>
     </w:p>
     <w:p>
       <w:pPr>
@@ -11356,11 +11420,11 @@
       <w:pPr>
         <w:pStyle w:val="Heading2"/>
       </w:pPr>
-      <w:bookmarkStart w:id="22" w:name="_Toc236403149"/>
+      <w:bookmarkStart w:id="28" w:name="_Toc236838745"/>
       <w:r>
         <w:t>Appendix B</w:t>
       </w:r>
-      <w:bookmarkEnd w:id="22"/>
+      <w:bookmarkEnd w:id="28"/>
     </w:p>
     <w:p>
       <w:pPr>
@@ -11379,11 +11443,11 @@
       <w:pPr>
         <w:pStyle w:val="Heading2"/>
       </w:pPr>
-      <w:bookmarkStart w:id="23" w:name="_Toc236403150"/>
+      <w:bookmarkStart w:id="29" w:name="_Toc236838746"/>
       <w:r>
         <w:t>Appendix C</w:t>
       </w:r>
-      <w:bookmarkEnd w:id="23"/>
+      <w:bookmarkEnd w:id="29"/>
     </w:p>
     <w:p>
       <w:r>
@@ -11394,11 +11458,11 @@
       <w:pPr>
         <w:pStyle w:val="Heading2"/>
       </w:pPr>
-      <w:bookmarkStart w:id="24" w:name="_Toc236403151"/>
+      <w:bookmarkStart w:id="30" w:name="_Toc236838747"/>
       <w:r>
         <w:t>Appendix D</w:t>
       </w:r>
-      <w:bookmarkEnd w:id="24"/>
+      <w:bookmarkEnd w:id="30"/>
     </w:p>
     <w:p>
       <w:r>
@@ -11420,11 +11484,11 @@
       <w:pPr>
         <w:pStyle w:val="Heading1"/>
       </w:pPr>
-      <w:bookmarkStart w:id="25" w:name="_Toc236403152"/>
+      <w:bookmarkStart w:id="31" w:name="_Toc236838748"/>
       <w:r>
         <w:t>Video</w:t>
       </w:r>
-      <w:bookmarkEnd w:id="25"/>
+      <w:bookmarkEnd w:id="31"/>
     </w:p>
     <w:p>
       <w:pPr>
@@ -11594,21 +11658,7 @@
         <w:rPr>
           <w:lang w:val="en-NZ"/>
         </w:rPr>
-        <w:t xml:space="preserve">/questions of the </w:t>
-      </w:r>
-      <w:proofErr w:type="gramStart"/>
-      <w:r>
-        <w:rPr>
-          <w:lang w:val="en-NZ"/>
-        </w:rPr>
-        <w:t>client, or</w:t>
-      </w:r>
-      <w:proofErr w:type="gramEnd"/>
-      <w:r>
-        <w:rPr>
-          <w:lang w:val="en-NZ"/>
-        </w:rPr>
-        <w:t xml:space="preserve"> answering the client’s </w:t>
+        <w:t xml:space="preserve">/questions of the client, or answering the client’s </w:t>
       </w:r>
       <w:proofErr w:type="spellStart"/>
       <w:r>
@@ -11668,11 +11718,11 @@
       <w:pPr>
         <w:pStyle w:val="Heading1"/>
       </w:pPr>
-      <w:bookmarkStart w:id="26" w:name="_Toc236403153"/>
+      <w:bookmarkStart w:id="32" w:name="_Toc236838749"/>
       <w:r>
         <w:t>Weekly Group log Minutes</w:t>
       </w:r>
-      <w:bookmarkEnd w:id="26"/>
+      <w:bookmarkEnd w:id="32"/>
     </w:p>
     <w:p>
       <w:r>

--- a/Capstone Proposal.docx
+++ b/Capstone Proposal.docx
@@ -14,6 +14,7 @@
           <w:docPartUnique/>
         </w:docPartObj>
       </w:sdtPr>
+      <w:sdtEndPr/>
       <w:sdtContent>
         <w:p>
           <w:pPr>
@@ -3551,6 +3552,7 @@
                                     <w:dataBinding w:prefixMappings="xmlns:ns0='http://schemas.openxmlformats.org/officeDocument/2006/extended-properties' " w:xpath="/ns0:Properties[1]/ns0:Company[1]" w:storeItemID="{6668398D-A668-4E3E-A5EB-62B293D839F1}"/>
                                     <w:text/>
                                   </w:sdtPr>
+                                  <w:sdtEndPr/>
                                   <w:sdtContent>
                                     <w:r>
                                       <w:rPr>
@@ -3617,6 +3619,7 @@
                               <w:dataBinding w:prefixMappings="xmlns:ns0='http://schemas.openxmlformats.org/officeDocument/2006/extended-properties' " w:xpath="/ns0:Properties[1]/ns0:Company[1]" w:storeItemID="{6668398D-A668-4E3E-A5EB-62B293D839F1}"/>
                               <w:text/>
                             </w:sdtPr>
+                            <w:sdtEndPr/>
                             <w:sdtContent>
                               <w:r>
                                 <w:rPr>
@@ -3720,6 +3723,7 @@
                                     <w:dataBinding w:prefixMappings="xmlns:ns0='http://purl.org/dc/elements/1.1/' xmlns:ns1='http://schemas.openxmlformats.org/package/2006/metadata/core-properties' " w:xpath="/ns1:coreProperties[1]/ns0:title[1]" w:storeItemID="{6C3C8BC8-F283-45AE-878A-BAB7291924A1}"/>
                                     <w:text/>
                                   </w:sdtPr>
+                                  <w:sdtEndPr/>
                                   <w:sdtContent>
                                     <w:r>
                                       <w:rPr>
@@ -3755,6 +3759,7 @@
                                     <w:dataBinding w:prefixMappings="xmlns:ns0='http://purl.org/dc/elements/1.1/' xmlns:ns1='http://schemas.openxmlformats.org/package/2006/metadata/core-properties' " w:xpath="/ns1:coreProperties[1]/ns0:subject[1]" w:storeItemID="{6C3C8BC8-F283-45AE-878A-BAB7291924A1}"/>
                                     <w:text/>
                                   </w:sdtPr>
+                                  <w:sdtEndPr/>
                                   <w:sdtContent>
                                     <w:r>
                                       <w:rPr>
@@ -3830,7 +3835,6 @@
                                     <w:szCs w:val="36"/>
                                   </w:rPr>
                                 </w:pPr>
-                                <w:proofErr w:type="spellStart"/>
                                 <w:r>
                                   <w:rPr>
                                     <w:color w:val="404040" w:themeColor="text1" w:themeTint="BF"/>
@@ -3839,7 +3843,6 @@
                                   </w:rPr>
                                   <w:t>WelTec</w:t>
                                 </w:r>
-                                <w:proofErr w:type="spellEnd"/>
                                 <w:r>
                                   <w:rPr>
                                     <w:color w:val="404040" w:themeColor="text1" w:themeTint="BF"/>
@@ -3950,6 +3953,7 @@
                               <w:dataBinding w:prefixMappings="xmlns:ns0='http://purl.org/dc/elements/1.1/' xmlns:ns1='http://schemas.openxmlformats.org/package/2006/metadata/core-properties' " w:xpath="/ns1:coreProperties[1]/ns0:title[1]" w:storeItemID="{6C3C8BC8-F283-45AE-878A-BAB7291924A1}"/>
                               <w:text/>
                             </w:sdtPr>
+                            <w:sdtEndPr/>
                             <w:sdtContent>
                               <w:r>
                                 <w:rPr>
@@ -3985,6 +3989,7 @@
                               <w:dataBinding w:prefixMappings="xmlns:ns0='http://purl.org/dc/elements/1.1/' xmlns:ns1='http://schemas.openxmlformats.org/package/2006/metadata/core-properties' " w:xpath="/ns1:coreProperties[1]/ns0:subject[1]" w:storeItemID="{6C3C8BC8-F283-45AE-878A-BAB7291924A1}"/>
                               <w:text/>
                             </w:sdtPr>
+                            <w:sdtEndPr/>
                             <w:sdtContent>
                               <w:r>
                                 <w:rPr>
@@ -4060,7 +4065,6 @@
                               <w:szCs w:val="36"/>
                             </w:rPr>
                           </w:pPr>
-                          <w:proofErr w:type="spellStart"/>
                           <w:r>
                             <w:rPr>
                               <w:color w:val="404040" w:themeColor="text1" w:themeTint="BF"/>
@@ -4069,7 +4073,6 @@
                             </w:rPr>
                             <w:t>WelTec</w:t>
                           </w:r>
-                          <w:proofErr w:type="spellEnd"/>
                           <w:r>
                             <w:rPr>
                               <w:color w:val="404040" w:themeColor="text1" w:themeTint="BF"/>
@@ -6332,8 +6335,8 @@
           <w:highlight w:val="cyan"/>
         </w:rPr>
       </w:pPr>
-      <w:bookmarkStart w:id="10" w:name="_Toc236403144"/>
-      <w:bookmarkStart w:id="11" w:name="_Toc236665775"/>
+      <w:bookmarkStart w:id="10" w:name="_Toc236665775"/>
+      <w:bookmarkStart w:id="11" w:name="_Toc236403144"/>
       <w:r>
         <w:rPr>
           <w:highlight w:val="cyan"/>
@@ -6341,7 +6344,7 @@
         <w:lastRenderedPageBreak/>
         <w:t>Project Personnel</w:t>
       </w:r>
-      <w:bookmarkEnd w:id="11"/>
+      <w:bookmarkEnd w:id="10"/>
     </w:p>
     <w:p>
       <w:pPr>
@@ -6363,39 +6366,37 @@
       <w:pPr>
         <w:pStyle w:val="TNR"/>
         <w:rPr>
+          <w:rFonts w:ascii="Arial" w:hAnsi="Arial" w:cs="Arial"/>
+          <w:sz w:val="24"/>
+          <w:szCs w:val="24"/>
           <w:highlight w:val="cyan"/>
         </w:rPr>
       </w:pPr>
       <w:r>
         <w:rPr>
+          <w:rFonts w:ascii="Arial" w:hAnsi="Arial" w:cs="Arial"/>
+          <w:sz w:val="24"/>
+          <w:szCs w:val="24"/>
           <w:highlight w:val="cyan"/>
         </w:rPr>
-        <w:t xml:space="preserve">Geoff Gordon is a staff member of </w:t>
-      </w:r>
-      <w:proofErr w:type="spellStart"/>
-      <w:r>
+        <w:t>Geoff Gordon is a staff member of WelTec, he provides technical networking expertise in the context of the tertiary environment. He has familiarity, curiosity and deep interest in AI models and their behaviour, as well as their associated hardware/platforms. He is interested in whether AI is has a place in the field of digital forensics.</w:t>
+      </w:r>
+    </w:p>
+    <w:p>
+      <w:pPr>
+        <w:pStyle w:val="TNR"/>
         <w:rPr>
+          <w:rFonts w:ascii="Arial" w:hAnsi="Arial" w:cs="Arial"/>
+          <w:sz w:val="24"/>
+          <w:szCs w:val="24"/>
           <w:highlight w:val="cyan"/>
         </w:rPr>
-        <w:t>WelTec</w:t>
-      </w:r>
-      <w:proofErr w:type="spellEnd"/>
+      </w:pPr>
       <w:r>
         <w:rPr>
-          <w:highlight w:val="cyan"/>
-        </w:rPr>
-        <w:t>, he provides technical networking expertise in the context of the tertiary environment. He has familiarity, curiosity and deep interest in AI models and their behaviour, as well as their associated hardware/platforms. He is interested in whether AI is has a place in the field of digital forensics.</w:t>
-      </w:r>
-    </w:p>
-    <w:p>
-      <w:pPr>
-        <w:pStyle w:val="TNR"/>
-        <w:rPr>
-          <w:highlight w:val="cyan"/>
-        </w:rPr>
-      </w:pPr>
-      <w:r>
-        <w:rPr>
+          <w:rFonts w:ascii="Arial" w:hAnsi="Arial" w:cs="Arial"/>
+          <w:sz w:val="24"/>
+          <w:szCs w:val="24"/>
           <w:highlight w:val="cyan"/>
         </w:rPr>
         <w:t xml:space="preserve">Geoff has been the client on multiple previous capstone IT projects with a focus on AI. One example is an AI chatbot for IT support at the school. </w:t>
@@ -6424,9 +6425,9 @@
         <w:tblLook w:val="04A0" w:firstRow="1" w:lastRow="0" w:firstColumn="1" w:lastColumn="0" w:noHBand="0" w:noVBand="1"/>
       </w:tblPr>
       <w:tblGrid>
-        <w:gridCol w:w="1980"/>
-        <w:gridCol w:w="1276"/>
-        <w:gridCol w:w="7200"/>
+        <w:gridCol w:w="1976"/>
+        <w:gridCol w:w="1310"/>
+        <w:gridCol w:w="7170"/>
       </w:tblGrid>
       <w:tr>
         <w:tc>
@@ -6496,11 +6497,17 @@
             <w:pPr>
               <w:pStyle w:val="TNR"/>
               <w:rPr>
+                <w:rFonts w:ascii="Arial" w:hAnsi="Arial" w:cs="Arial"/>
+                <w:sz w:val="24"/>
+                <w:szCs w:val="24"/>
                 <w:highlight w:val="cyan"/>
               </w:rPr>
             </w:pPr>
             <w:r>
               <w:rPr>
+                <w:rFonts w:ascii="Arial" w:hAnsi="Arial" w:cs="Arial"/>
+                <w:sz w:val="24"/>
+                <w:szCs w:val="24"/>
                 <w:highlight w:val="cyan"/>
               </w:rPr>
               <w:t>Matt Baker</w:t>
@@ -6515,11 +6522,17 @@
             <w:pPr>
               <w:pStyle w:val="TNR"/>
               <w:rPr>
+                <w:rFonts w:ascii="Arial" w:hAnsi="Arial" w:cs="Arial"/>
+                <w:sz w:val="24"/>
+                <w:szCs w:val="24"/>
                 <w:highlight w:val="cyan"/>
               </w:rPr>
             </w:pPr>
             <w:r>
               <w:rPr>
+                <w:rFonts w:ascii="Arial" w:hAnsi="Arial" w:cs="Arial"/>
+                <w:sz w:val="24"/>
+                <w:szCs w:val="24"/>
                 <w:highlight w:val="cyan"/>
               </w:rPr>
               <w:t>Developer</w:t>
@@ -6534,11 +6547,17 @@
             <w:pPr>
               <w:pStyle w:val="TNR"/>
               <w:rPr>
+                <w:rFonts w:ascii="Arial" w:hAnsi="Arial" w:cs="Arial"/>
+                <w:sz w:val="24"/>
+                <w:szCs w:val="24"/>
                 <w:highlight w:val="cyan"/>
               </w:rPr>
             </w:pPr>
             <w:r>
               <w:rPr>
+                <w:rFonts w:ascii="Arial" w:hAnsi="Arial" w:cs="Arial"/>
+                <w:sz w:val="24"/>
+                <w:szCs w:val="24"/>
                 <w:highlight w:val="cyan"/>
               </w:rPr>
               <w:t xml:space="preserve">Installation, configuration, research, troubleshooting, and implementation of software/tools/operating systems required to support our investigation. Integration of AI into our forensics tools. Designing testing environments and performing forensic activities with legacy and AI based forensics tools, recording the results under a reliable doctrine. </w:t>
@@ -6555,11 +6574,17 @@
             <w:pPr>
               <w:pStyle w:val="TNR"/>
               <w:rPr>
+                <w:rFonts w:ascii="Arial" w:hAnsi="Arial" w:cs="Arial"/>
+                <w:sz w:val="24"/>
+                <w:szCs w:val="24"/>
                 <w:highlight w:val="cyan"/>
               </w:rPr>
             </w:pPr>
             <w:r>
               <w:rPr>
+                <w:rFonts w:ascii="Arial" w:hAnsi="Arial" w:cs="Arial"/>
+                <w:sz w:val="24"/>
+                <w:szCs w:val="24"/>
                 <w:highlight w:val="cyan"/>
               </w:rPr>
               <w:t>Sam Davies</w:t>
@@ -6574,11 +6599,17 @@
             <w:pPr>
               <w:pStyle w:val="TNR"/>
               <w:rPr>
+                <w:rFonts w:ascii="Arial" w:hAnsi="Arial" w:cs="Arial"/>
+                <w:sz w:val="24"/>
+                <w:szCs w:val="24"/>
                 <w:highlight w:val="cyan"/>
               </w:rPr>
             </w:pPr>
             <w:r>
               <w:rPr>
+                <w:rFonts w:ascii="Arial" w:hAnsi="Arial" w:cs="Arial"/>
+                <w:sz w:val="24"/>
+                <w:szCs w:val="24"/>
                 <w:highlight w:val="cyan"/>
               </w:rPr>
               <w:t>Developer</w:t>
@@ -6593,11 +6624,17 @@
             <w:pPr>
               <w:pStyle w:val="TNR"/>
               <w:rPr>
+                <w:rFonts w:ascii="Arial" w:hAnsi="Arial" w:cs="Arial"/>
+                <w:sz w:val="24"/>
+                <w:szCs w:val="24"/>
                 <w:highlight w:val="cyan"/>
               </w:rPr>
             </w:pPr>
             <w:r>
               <w:rPr>
+                <w:rFonts w:ascii="Arial" w:hAnsi="Arial" w:cs="Arial"/>
+                <w:sz w:val="24"/>
+                <w:szCs w:val="24"/>
                 <w:highlight w:val="cyan"/>
               </w:rPr>
               <w:t>Maintain availability of the physical PC used to power the AI models. Ensures that processing power is consistent before testing via benchmark. Employing forensics tools during tests and communicating lessons from previous similar projects.</w:t>
@@ -6614,11 +6651,17 @@
             <w:pPr>
               <w:pStyle w:val="TNR"/>
               <w:rPr>
+                <w:rFonts w:ascii="Arial" w:hAnsi="Arial" w:cs="Arial"/>
+                <w:sz w:val="24"/>
+                <w:szCs w:val="24"/>
                 <w:highlight w:val="cyan"/>
               </w:rPr>
             </w:pPr>
             <w:r>
               <w:rPr>
+                <w:rFonts w:ascii="Arial" w:hAnsi="Arial" w:cs="Arial"/>
+                <w:sz w:val="24"/>
+                <w:szCs w:val="24"/>
                 <w:highlight w:val="cyan"/>
               </w:rPr>
               <w:t>Olivia Hey</w:t>
@@ -6633,11 +6676,17 @@
             <w:pPr>
               <w:pStyle w:val="TNR"/>
               <w:rPr>
+                <w:rFonts w:ascii="Arial" w:hAnsi="Arial" w:cs="Arial"/>
+                <w:sz w:val="24"/>
+                <w:szCs w:val="24"/>
                 <w:highlight w:val="cyan"/>
               </w:rPr>
             </w:pPr>
             <w:r>
               <w:rPr>
+                <w:rFonts w:ascii="Arial" w:hAnsi="Arial" w:cs="Arial"/>
+                <w:sz w:val="24"/>
+                <w:szCs w:val="24"/>
                 <w:highlight w:val="cyan"/>
               </w:rPr>
               <w:t>Developer</w:t>
@@ -6652,11 +6701,17 @@
             <w:pPr>
               <w:pStyle w:val="TNR"/>
               <w:rPr>
+                <w:rFonts w:ascii="Arial" w:hAnsi="Arial" w:cs="Arial"/>
+                <w:sz w:val="24"/>
+                <w:szCs w:val="24"/>
                 <w:highlight w:val="cyan"/>
               </w:rPr>
             </w:pPr>
             <w:r>
               <w:rPr>
+                <w:rFonts w:ascii="Arial" w:hAnsi="Arial" w:cs="Arial"/>
+                <w:sz w:val="24"/>
+                <w:szCs w:val="24"/>
                 <w:highlight w:val="cyan"/>
               </w:rPr>
               <w:t>Documentation, organization of evidence, forensic disk images and datasets, research material as well as partaking in the testing itself. Keeping track of testing documentation, organizing results for testing under diverse criteria.</w:t>
@@ -6673,11 +6728,17 @@
             <w:pPr>
               <w:pStyle w:val="TNR"/>
               <w:rPr>
+                <w:rFonts w:ascii="Arial" w:hAnsi="Arial" w:cs="Arial"/>
+                <w:sz w:val="24"/>
+                <w:szCs w:val="24"/>
                 <w:highlight w:val="cyan"/>
               </w:rPr>
             </w:pPr>
             <w:r>
               <w:rPr>
+                <w:rFonts w:ascii="Arial" w:hAnsi="Arial" w:cs="Arial"/>
+                <w:sz w:val="24"/>
+                <w:szCs w:val="24"/>
                 <w:highlight w:val="cyan"/>
               </w:rPr>
               <w:t>Dave Sushames</w:t>
@@ -6692,11 +6753,17 @@
             <w:pPr>
               <w:pStyle w:val="TNR"/>
               <w:rPr>
+                <w:rFonts w:ascii="Arial" w:hAnsi="Arial" w:cs="Arial"/>
+                <w:sz w:val="24"/>
+                <w:szCs w:val="24"/>
                 <w:highlight w:val="cyan"/>
               </w:rPr>
             </w:pPr>
             <w:r>
               <w:rPr>
+                <w:rFonts w:ascii="Arial" w:hAnsi="Arial" w:cs="Arial"/>
+                <w:sz w:val="24"/>
+                <w:szCs w:val="24"/>
                 <w:highlight w:val="cyan"/>
               </w:rPr>
               <w:t>Project Manager</w:t>
@@ -6711,11 +6778,17 @@
             <w:pPr>
               <w:pStyle w:val="TNR"/>
               <w:rPr>
+                <w:rFonts w:ascii="Arial" w:hAnsi="Arial" w:cs="Arial"/>
+                <w:sz w:val="24"/>
+                <w:szCs w:val="24"/>
                 <w:highlight w:val="cyan"/>
               </w:rPr>
             </w:pPr>
             <w:r>
               <w:rPr>
+                <w:rFonts w:ascii="Arial" w:hAnsi="Arial" w:cs="Arial"/>
+                <w:sz w:val="24"/>
+                <w:szCs w:val="24"/>
                 <w:highlight w:val="cyan"/>
               </w:rPr>
               <w:t>Organises meetings with the client/advisor, consolidates individual log hours into the group hours log, manages the git repository, contributes to collaborative documents and conducts research. Ensures we are following the chosen methodology.</w:t>
@@ -6752,11 +6825,17 @@
       <w:pPr>
         <w:pStyle w:val="TNR"/>
         <w:rPr>
+          <w:rFonts w:ascii="Arial" w:hAnsi="Arial" w:cs="Arial"/>
+          <w:sz w:val="24"/>
+          <w:szCs w:val="24"/>
           <w:highlight w:val="cyan"/>
         </w:rPr>
       </w:pPr>
       <w:r>
         <w:rPr>
+          <w:rFonts w:ascii="Arial" w:hAnsi="Arial" w:cs="Arial"/>
+          <w:sz w:val="24"/>
+          <w:szCs w:val="24"/>
           <w:highlight w:val="cyan"/>
         </w:rPr>
         <w:t>The project advisor for this project is Clement Swarnappa.</w:t>
@@ -6766,12 +6845,18 @@
       <w:pPr>
         <w:pStyle w:val="TNR"/>
         <w:rPr>
+          <w:rFonts w:ascii="Arial" w:hAnsi="Arial" w:cs="Arial"/>
+          <w:sz w:val="24"/>
+          <w:szCs w:val="24"/>
           <w:highlight w:val="cyan"/>
         </w:rPr>
       </w:pPr>
       <w:bookmarkStart w:id="15" w:name="_Toc236665779"/>
       <w:r>
         <w:rPr>
+          <w:rFonts w:ascii="Arial" w:hAnsi="Arial" w:cs="Arial"/>
+          <w:sz w:val="24"/>
+          <w:szCs w:val="24"/>
           <w:highlight w:val="cyan"/>
         </w:rPr>
         <w:t>Communication plan</w:t>
@@ -6798,11 +6883,17 @@
             <w:pPr>
               <w:pStyle w:val="TNR"/>
               <w:rPr>
+                <w:rFonts w:ascii="Arial" w:hAnsi="Arial" w:cs="Arial"/>
+                <w:sz w:val="24"/>
+                <w:szCs w:val="24"/>
                 <w:highlight w:val="cyan"/>
               </w:rPr>
             </w:pPr>
             <w:r>
               <w:rPr>
+                <w:rFonts w:ascii="Arial" w:hAnsi="Arial" w:cs="Arial"/>
+                <w:sz w:val="24"/>
+                <w:szCs w:val="24"/>
                 <w:highlight w:val="cyan"/>
               </w:rPr>
               <w:t>Name</w:t>
@@ -6817,11 +6908,17 @@
             <w:pPr>
               <w:pStyle w:val="TNR"/>
               <w:rPr>
+                <w:rFonts w:ascii="Arial" w:hAnsi="Arial" w:cs="Arial"/>
+                <w:sz w:val="24"/>
+                <w:szCs w:val="24"/>
                 <w:highlight w:val="cyan"/>
               </w:rPr>
             </w:pPr>
             <w:r>
               <w:rPr>
+                <w:rFonts w:ascii="Arial" w:hAnsi="Arial" w:cs="Arial"/>
+                <w:sz w:val="24"/>
+                <w:szCs w:val="24"/>
                 <w:highlight w:val="cyan"/>
               </w:rPr>
               <w:t>Email address</w:t>
@@ -6836,11 +6933,17 @@
             <w:pPr>
               <w:pStyle w:val="TNR"/>
               <w:rPr>
+                <w:rFonts w:ascii="Arial" w:hAnsi="Arial" w:cs="Arial"/>
+                <w:sz w:val="24"/>
+                <w:szCs w:val="24"/>
                 <w:highlight w:val="cyan"/>
               </w:rPr>
             </w:pPr>
             <w:r>
               <w:rPr>
+                <w:rFonts w:ascii="Arial" w:hAnsi="Arial" w:cs="Arial"/>
+                <w:sz w:val="24"/>
+                <w:szCs w:val="24"/>
                 <w:highlight w:val="cyan"/>
               </w:rPr>
               <w:t>Primary Method of Contact</w:t>
@@ -6857,11 +6960,17 @@
             <w:pPr>
               <w:pStyle w:val="TNR"/>
               <w:rPr>
+                <w:rFonts w:ascii="Arial" w:hAnsi="Arial" w:cs="Arial"/>
+                <w:sz w:val="24"/>
+                <w:szCs w:val="24"/>
                 <w:highlight w:val="cyan"/>
               </w:rPr>
             </w:pPr>
             <w:r>
               <w:rPr>
+                <w:rFonts w:ascii="Arial" w:hAnsi="Arial" w:cs="Arial"/>
+                <w:sz w:val="24"/>
+                <w:szCs w:val="24"/>
                 <w:highlight w:val="cyan"/>
               </w:rPr>
               <w:t>Client: Geoff Gordon</w:t>
@@ -6876,11 +6985,17 @@
             <w:pPr>
               <w:pStyle w:val="TNR"/>
               <w:rPr>
+                <w:rFonts w:ascii="Arial" w:hAnsi="Arial" w:cs="Arial"/>
+                <w:sz w:val="24"/>
+                <w:szCs w:val="24"/>
                 <w:highlight w:val="cyan"/>
               </w:rPr>
             </w:pPr>
             <w:r>
               <w:rPr>
+                <w:rFonts w:ascii="Arial" w:hAnsi="Arial" w:cs="Arial"/>
+                <w:sz w:val="24"/>
+                <w:szCs w:val="24"/>
                 <w:highlight w:val="cyan"/>
               </w:rPr>
               <w:t>Geoff.Gordon@whitireia.ac.nz</w:t>
@@ -6895,11 +7010,17 @@
             <w:pPr>
               <w:pStyle w:val="TNR"/>
               <w:rPr>
+                <w:rFonts w:ascii="Arial" w:hAnsi="Arial" w:cs="Arial"/>
+                <w:sz w:val="24"/>
+                <w:szCs w:val="24"/>
                 <w:highlight w:val="cyan"/>
               </w:rPr>
             </w:pPr>
             <w:r>
               <w:rPr>
+                <w:rFonts w:ascii="Arial" w:hAnsi="Arial" w:cs="Arial"/>
+                <w:sz w:val="24"/>
+                <w:szCs w:val="24"/>
                 <w:highlight w:val="cyan"/>
               </w:rPr>
               <w:t>Email</w:t>
@@ -6916,57 +7037,67 @@
             <w:pPr>
               <w:pStyle w:val="TNR"/>
               <w:rPr>
+                <w:rFonts w:ascii="Arial" w:hAnsi="Arial" w:cs="Arial"/>
+                <w:sz w:val="24"/>
+                <w:szCs w:val="24"/>
                 <w:highlight w:val="cyan"/>
               </w:rPr>
             </w:pPr>
             <w:r>
               <w:rPr>
+                <w:rFonts w:ascii="Arial" w:hAnsi="Arial" w:cs="Arial"/>
+                <w:sz w:val="24"/>
+                <w:szCs w:val="24"/>
                 <w:highlight w:val="cyan"/>
               </w:rPr>
-              <w:t xml:space="preserve">Project advisor: Clement </w:t>
-            </w:r>
-            <w:proofErr w:type="spellStart"/>
-            <w:r>
-              <w:rPr>
+              <w:t>Project advisor: Clement Swarnappa</w:t>
+            </w:r>
+          </w:p>
+        </w:tc>
+        <w:tc>
+          <w:tcPr>
+            <w:tcW w:w="4134" w:type="dxa"/>
+          </w:tcPr>
+          <w:p>
+            <w:pPr>
+              <w:pStyle w:val="TNR"/>
+              <w:rPr>
+                <w:rFonts w:ascii="Arial" w:hAnsi="Arial" w:cs="Arial"/>
+                <w:sz w:val="24"/>
+                <w:szCs w:val="24"/>
                 <w:highlight w:val="cyan"/>
               </w:rPr>
-              <w:t>Swarnappa</w:t>
-            </w:r>
-            <w:proofErr w:type="spellEnd"/>
-          </w:p>
-        </w:tc>
-        <w:tc>
-          <w:tcPr>
-            <w:tcW w:w="4134" w:type="dxa"/>
+            </w:pPr>
+            <w:r>
+              <w:rPr>
+                <w:rFonts w:ascii="Arial" w:hAnsi="Arial" w:cs="Arial"/>
+                <w:sz w:val="24"/>
+                <w:szCs w:val="24"/>
+                <w:highlight w:val="cyan"/>
+              </w:rPr>
+              <w:t>Clement.Sudhakar@weltec.ac.nz</w:t>
+            </w:r>
+          </w:p>
+        </w:tc>
+        <w:tc>
+          <w:tcPr>
+            <w:tcW w:w="2961" w:type="dxa"/>
           </w:tcPr>
           <w:p>
             <w:pPr>
               <w:pStyle w:val="TNR"/>
               <w:rPr>
+                <w:rFonts w:ascii="Arial" w:hAnsi="Arial" w:cs="Arial"/>
+                <w:sz w:val="24"/>
+                <w:szCs w:val="24"/>
                 <w:highlight w:val="cyan"/>
               </w:rPr>
             </w:pPr>
             <w:r>
               <w:rPr>
-                <w:highlight w:val="cyan"/>
-              </w:rPr>
-              <w:t>Clement.Sudhakar@weltec.ac.nz</w:t>
-            </w:r>
-          </w:p>
-        </w:tc>
-        <w:tc>
-          <w:tcPr>
-            <w:tcW w:w="2961" w:type="dxa"/>
-          </w:tcPr>
-          <w:p>
-            <w:pPr>
-              <w:pStyle w:val="TNR"/>
-              <w:rPr>
-                <w:highlight w:val="cyan"/>
-              </w:rPr>
-            </w:pPr>
-            <w:r>
-              <w:rPr>
+                <w:rFonts w:ascii="Arial" w:hAnsi="Arial" w:cs="Arial"/>
+                <w:sz w:val="24"/>
+                <w:szCs w:val="24"/>
                 <w:highlight w:val="cyan"/>
               </w:rPr>
               <w:t>Email</w:t>
@@ -6983,13 +7114,20 @@
             <w:pPr>
               <w:pStyle w:val="TNR"/>
               <w:rPr>
+                <w:rFonts w:ascii="Arial" w:hAnsi="Arial" w:cs="Arial"/>
+                <w:sz w:val="24"/>
+                <w:szCs w:val="24"/>
                 <w:highlight w:val="cyan"/>
               </w:rPr>
             </w:pPr>
             <w:r>
               <w:rPr>
+                <w:rFonts w:ascii="Arial" w:hAnsi="Arial" w:cs="Arial"/>
+                <w:sz w:val="24"/>
+                <w:szCs w:val="24"/>
                 <w:highlight w:val="cyan"/>
               </w:rPr>
+              <w:lastRenderedPageBreak/>
               <w:t>Group project manager: Dave Sushames</w:t>
             </w:r>
           </w:p>
@@ -7002,11 +7140,17 @@
             <w:pPr>
               <w:pStyle w:val="TNR"/>
               <w:rPr>
+                <w:rFonts w:ascii="Arial" w:hAnsi="Arial" w:cs="Arial"/>
+                <w:sz w:val="24"/>
+                <w:szCs w:val="24"/>
                 <w:highlight w:val="cyan"/>
               </w:rPr>
             </w:pPr>
             <w:r>
               <w:rPr>
+                <w:rFonts w:ascii="Arial" w:hAnsi="Arial" w:cs="Arial"/>
+                <w:sz w:val="24"/>
+                <w:szCs w:val="24"/>
                 <w:highlight w:val="cyan"/>
               </w:rPr>
               <w:t>david.sushames@gmail.com</w:t>
@@ -7021,11 +7165,17 @@
             <w:pPr>
               <w:pStyle w:val="TNR"/>
               <w:rPr>
+                <w:rFonts w:ascii="Arial" w:hAnsi="Arial" w:cs="Arial"/>
+                <w:sz w:val="24"/>
+                <w:szCs w:val="24"/>
                 <w:highlight w:val="cyan"/>
               </w:rPr>
             </w:pPr>
             <w:r>
               <w:rPr>
+                <w:rFonts w:ascii="Arial" w:hAnsi="Arial" w:cs="Arial"/>
+                <w:sz w:val="24"/>
+                <w:szCs w:val="24"/>
                 <w:highlight w:val="cyan"/>
               </w:rPr>
               <w:t>Discord</w:t>
@@ -7042,11 +7192,17 @@
             <w:pPr>
               <w:pStyle w:val="TNR"/>
               <w:rPr>
+                <w:rFonts w:ascii="Arial" w:hAnsi="Arial" w:cs="Arial"/>
+                <w:sz w:val="24"/>
+                <w:szCs w:val="24"/>
                 <w:highlight w:val="cyan"/>
               </w:rPr>
             </w:pPr>
             <w:r>
               <w:rPr>
+                <w:rFonts w:ascii="Arial" w:hAnsi="Arial" w:cs="Arial"/>
+                <w:sz w:val="24"/>
+                <w:szCs w:val="24"/>
                 <w:highlight w:val="cyan"/>
               </w:rPr>
               <w:t>Group member: Olivia Hey</w:t>
@@ -7061,44 +7217,42 @@
             <w:pPr>
               <w:pStyle w:val="TNR"/>
               <w:rPr>
+                <w:rFonts w:ascii="Arial" w:hAnsi="Arial" w:cs="Arial"/>
+                <w:sz w:val="24"/>
+                <w:szCs w:val="24"/>
                 <w:highlight w:val="cyan"/>
               </w:rPr>
             </w:pPr>
             <w:r>
               <w:rPr>
+                <w:rFonts w:ascii="Arial" w:hAnsi="Arial" w:cs="Arial"/>
+                <w:sz w:val="24"/>
+                <w:szCs w:val="24"/>
                 <w:highlight w:val="cyan"/>
               </w:rPr>
-              <w:t>Olivia-</w:t>
-            </w:r>
-            <w:proofErr w:type="gramStart"/>
-            <w:r>
-              <w:rPr>
+              <w:t>Olivia-hey.hey01</w:t>
+            </w:r>
+          </w:p>
+        </w:tc>
+        <w:tc>
+          <w:tcPr>
+            <w:tcW w:w="2961" w:type="dxa"/>
+          </w:tcPr>
+          <w:p>
+            <w:pPr>
+              <w:pStyle w:val="TNR"/>
+              <w:rPr>
+                <w:rFonts w:ascii="Arial" w:hAnsi="Arial" w:cs="Arial"/>
+                <w:sz w:val="24"/>
+                <w:szCs w:val="24"/>
                 <w:highlight w:val="cyan"/>
               </w:rPr>
-              <w:t>hey.hey</w:t>
-            </w:r>
-            <w:proofErr w:type="gramEnd"/>
-            <w:r>
-              <w:rPr>
-                <w:highlight w:val="cyan"/>
-              </w:rPr>
-              <w:t>01</w:t>
-            </w:r>
-          </w:p>
-        </w:tc>
-        <w:tc>
-          <w:tcPr>
-            <w:tcW w:w="2961" w:type="dxa"/>
-          </w:tcPr>
-          <w:p>
-            <w:pPr>
-              <w:pStyle w:val="TNR"/>
-              <w:rPr>
-                <w:highlight w:val="cyan"/>
-              </w:rPr>
-            </w:pPr>
-            <w:r>
-              <w:rPr>
+            </w:pPr>
+            <w:r>
+              <w:rPr>
+                <w:rFonts w:ascii="Arial" w:hAnsi="Arial" w:cs="Arial"/>
+                <w:sz w:val="24"/>
+                <w:szCs w:val="24"/>
                 <w:highlight w:val="cyan"/>
               </w:rPr>
               <w:t>Discord</w:t>
@@ -7115,11 +7269,17 @@
             <w:pPr>
               <w:pStyle w:val="TNR"/>
               <w:rPr>
+                <w:rFonts w:ascii="Arial" w:hAnsi="Arial" w:cs="Arial"/>
+                <w:sz w:val="24"/>
+                <w:szCs w:val="24"/>
                 <w:highlight w:val="cyan"/>
               </w:rPr>
             </w:pPr>
             <w:r>
               <w:rPr>
+                <w:rFonts w:ascii="Arial" w:hAnsi="Arial" w:cs="Arial"/>
+                <w:sz w:val="24"/>
+                <w:szCs w:val="24"/>
                 <w:highlight w:val="cyan"/>
               </w:rPr>
               <w:t>Group member: Matt Baker</w:t>
@@ -7134,11 +7294,17 @@
             <w:pPr>
               <w:pStyle w:val="TNR"/>
               <w:rPr>
+                <w:rFonts w:ascii="Arial" w:hAnsi="Arial" w:cs="Arial"/>
+                <w:sz w:val="24"/>
+                <w:szCs w:val="24"/>
                 <w:highlight w:val="cyan"/>
               </w:rPr>
             </w:pPr>
             <w:r>
               <w:rPr>
+                <w:rFonts w:ascii="Arial" w:hAnsi="Arial" w:cs="Arial"/>
+                <w:sz w:val="24"/>
+                <w:szCs w:val="24"/>
                 <w:highlight w:val="cyan"/>
               </w:rPr>
               <w:t>mattwillbaker1@gmail.com</w:t>
@@ -7153,11 +7319,17 @@
             <w:pPr>
               <w:pStyle w:val="TNR"/>
               <w:rPr>
+                <w:rFonts w:ascii="Arial" w:hAnsi="Arial" w:cs="Arial"/>
+                <w:sz w:val="24"/>
+                <w:szCs w:val="24"/>
                 <w:highlight w:val="cyan"/>
               </w:rPr>
             </w:pPr>
             <w:r>
               <w:rPr>
+                <w:rFonts w:ascii="Arial" w:hAnsi="Arial" w:cs="Arial"/>
+                <w:sz w:val="24"/>
+                <w:szCs w:val="24"/>
                 <w:highlight w:val="cyan"/>
               </w:rPr>
               <w:t>Discord</w:t>
@@ -7173,16 +7345,21 @@
           <w:p>
             <w:pPr>
               <w:rPr>
+                <w:rFonts w:cs="Arial"/>
+                <w:sz w:val="24"/>
+                <w:szCs w:val="24"/>
                 <w:highlight w:val="cyan"/>
                 <w:lang w:val="en-NZ"/>
               </w:rPr>
             </w:pPr>
             <w:r>
               <w:rPr>
+                <w:rFonts w:cs="Arial"/>
+                <w:sz w:val="24"/>
+                <w:szCs w:val="24"/>
                 <w:highlight w:val="cyan"/>
                 <w:lang w:val="en-NZ"/>
               </w:rPr>
-              <w:lastRenderedPageBreak/>
               <w:t>Group member: Sam Davies</w:t>
             </w:r>
           </w:p>
@@ -7195,12 +7372,18 @@
             <w:pPr>
               <w:keepNext/>
               <w:rPr>
+                <w:rFonts w:cs="Arial"/>
+                <w:sz w:val="24"/>
+                <w:szCs w:val="24"/>
                 <w:highlight w:val="cyan"/>
                 <w:lang w:val="en-NZ"/>
               </w:rPr>
             </w:pPr>
             <w:r>
               <w:rPr>
+                <w:rFonts w:cs="Arial"/>
+                <w:sz w:val="24"/>
+                <w:szCs w:val="24"/>
                 <w:highlight w:val="cyan"/>
                 <w:lang w:val="en-NZ"/>
               </w:rPr>
@@ -7216,12 +7399,18 @@
             <w:pPr>
               <w:keepNext/>
               <w:rPr>
+                <w:rFonts w:cs="Arial"/>
+                <w:sz w:val="24"/>
+                <w:szCs w:val="24"/>
                 <w:highlight w:val="cyan"/>
                 <w:lang w:val="en-NZ"/>
               </w:rPr>
             </w:pPr>
             <w:r>
               <w:rPr>
+                <w:rFonts w:cs="Arial"/>
+                <w:sz w:val="24"/>
+                <w:szCs w:val="24"/>
                 <w:highlight w:val="cyan"/>
                 <w:lang w:val="en-NZ"/>
               </w:rPr>
@@ -7291,29 +7480,7 @@
           <w:highlight w:val="cyan"/>
           <w:lang w:val="en-NZ"/>
         </w:rPr>
-        <w:t xml:space="preserve">As our client Geoff Gordon is a member of the </w:t>
-      </w:r>
-      <w:proofErr w:type="spellStart"/>
-      <w:r>
-        <w:rPr>
-          <w:rFonts w:cs="Arial"/>
-          <w:sz w:val="24"/>
-          <w:szCs w:val="24"/>
-          <w:highlight w:val="cyan"/>
-          <w:lang w:val="en-NZ"/>
-        </w:rPr>
-        <w:t>WelTec</w:t>
-      </w:r>
-      <w:proofErr w:type="spellEnd"/>
-      <w:r>
-        <w:rPr>
-          <w:rFonts w:cs="Arial"/>
-          <w:sz w:val="24"/>
-          <w:szCs w:val="24"/>
-          <w:highlight w:val="cyan"/>
-          <w:lang w:val="en-NZ"/>
-        </w:rPr>
-        <w:t xml:space="preserve"> staff, his employer is the same as the institution that runs this capstone course, this constitutes a conflict of interest. The prevailing vague familiarity with Geoff within the team also means a relationship exists that could compromise the sincerity of the transaction of client to student.</w:t>
+        <w:t>As our client Geoff Gordon is a member of the WelTec staff, his employer is the same as the institution that runs this capstone course, this constitutes a conflict of interest. The prevailing vague familiarity with Geoff within the team also means a relationship exists that could compromise the sincerity of the transaction of client to student.</w:t>
       </w:r>
       <w:r>
         <w:rPr>
@@ -7486,23 +7653,7 @@
                 <w:highlight w:val="cyan"/>
                 <w:lang w:val="en-NZ"/>
               </w:rPr>
-              <w:t xml:space="preserve">Clement </w:t>
-            </w:r>
-            <w:proofErr w:type="spellStart"/>
-            <w:r>
-              <w:rPr>
-                <w:highlight w:val="cyan"/>
-                <w:lang w:val="en-NZ"/>
-              </w:rPr>
-              <w:t>Swarnappa</w:t>
-            </w:r>
-            <w:proofErr w:type="spellEnd"/>
-            <w:r>
-              <w:rPr>
-                <w:highlight w:val="cyan"/>
-                <w:lang w:val="en-NZ"/>
-              </w:rPr>
-              <w:t xml:space="preserve"> (Advisor)</w:t>
+              <w:t>Clement Swarnappa (Advisor)</w:t>
             </w:r>
           </w:p>
         </w:tc>
@@ -7743,39 +7894,7 @@
                 <w:highlight w:val="cyan"/>
                 <w:lang w:val="en-NZ"/>
               </w:rPr>
-              <w:t>Installation/configuration of operating systems and software (</w:t>
-            </w:r>
-            <w:proofErr w:type="spellStart"/>
-            <w:r>
-              <w:rPr>
-                <w:highlight w:val="cyan"/>
-                <w:lang w:val="en-NZ"/>
-              </w:rPr>
-              <w:t>LMStudio</w:t>
-            </w:r>
-            <w:proofErr w:type="spellEnd"/>
-            <w:r>
-              <w:rPr>
-                <w:highlight w:val="cyan"/>
-                <w:lang w:val="en-NZ"/>
-              </w:rPr>
-              <w:t>, forensic tools such as volatility/</w:t>
-            </w:r>
-            <w:proofErr w:type="spellStart"/>
-            <w:r>
-              <w:rPr>
-                <w:highlight w:val="cyan"/>
-                <w:lang w:val="en-NZ"/>
-              </w:rPr>
-              <w:t>exiftools</w:t>
-            </w:r>
-            <w:proofErr w:type="spellEnd"/>
-            <w:r>
-              <w:rPr>
-                <w:highlight w:val="cyan"/>
-                <w:lang w:val="en-NZ"/>
-              </w:rPr>
-              <w:t>/foremost)</w:t>
+              <w:t>Installation/configuration of operating systems and software (LMStudio, forensic tools such as volatility/exiftools/foremost)</w:t>
             </w:r>
           </w:p>
         </w:tc>
@@ -8514,15 +8633,8 @@
                 <w:highlight w:val="cyan"/>
                 <w:lang w:val="en-NZ"/>
               </w:rPr>
-              <w:t xml:space="preserve">Testing in multiple evidence environments (mobile/desktop) on multiple types of target data (credentials, confidential information, </w:t>
-            </w:r>
-            <w:r>
-              <w:rPr>
-                <w:highlight w:val="cyan"/>
-                <w:lang w:val="en-NZ"/>
-              </w:rPr>
               <w:lastRenderedPageBreak/>
-              <w:t>intrusion indicators, suspicious processes/media)</w:t>
+              <w:t>Testing in multiple evidence environments (mobile/desktop) on multiple types of target data (credentials, confidential information, intrusion indicators, suspicious processes/media)</w:t>
             </w:r>
           </w:p>
         </w:tc>
@@ -8542,7 +8654,6 @@
                 <w:highlight w:val="green"/>
                 <w:lang w:val="en-NZ"/>
               </w:rPr>
-              <w:lastRenderedPageBreak/>
               <w:t>I</w:t>
             </w:r>
           </w:p>
@@ -8816,10 +8927,9 @@
         <w:pStyle w:val="Heading1"/>
       </w:pPr>
       <w:r>
-        <w:lastRenderedPageBreak/>
         <w:t>Project timeline and milestones</w:t>
       </w:r>
-      <w:bookmarkEnd w:id="10"/>
+      <w:bookmarkEnd w:id="11"/>
     </w:p>
     <w:p>
       <w:pPr>
@@ -9784,6 +9894,7 @@
                 <w:bCs/>
                 <w:lang w:val="en-NZ"/>
               </w:rPr>
+              <w:lastRenderedPageBreak/>
               <w:t>1</w:t>
             </w:r>
           </w:p>
@@ -10366,6 +10477,7 @@
               <w:rPr>
                 <w:lang w:val="en-NZ"/>
               </w:rPr>
+              <w:lastRenderedPageBreak/>
               <w:t>R11 Tech/Vendor becomes unavailable</w:t>
             </w:r>
           </w:p>
@@ -10405,7 +10517,6 @@
               <w:rPr>
                 <w:lang w:val="en-NZ"/>
               </w:rPr>
-              <w:lastRenderedPageBreak/>
               <w:t>R12 Internet outage</w:t>
             </w:r>
           </w:p>
@@ -10464,21 +10575,7 @@
               <w:rPr>
                 <w:lang w:val="en-NZ"/>
               </w:rPr>
-              <w:t xml:space="preserve">Make sure </w:t>
-            </w:r>
-            <w:proofErr w:type="gramStart"/>
-            <w:r>
-              <w:rPr>
-                <w:lang w:val="en-NZ"/>
-              </w:rPr>
-              <w:t>the majority of</w:t>
-            </w:r>
-            <w:proofErr w:type="gramEnd"/>
-            <w:r>
-              <w:rPr>
-                <w:lang w:val="en-NZ"/>
-              </w:rPr>
-              <w:t xml:space="preserve"> work can be completed from home and doesn’t require onsite presence.</w:t>
+              <w:t>Make sure the majority of work can be completed from home and doesn’t require onsite presence.</w:t>
             </w:r>
           </w:p>
         </w:tc>
@@ -10718,21 +10815,7 @@
               <w:rPr>
                 <w:lang w:val="en-NZ"/>
               </w:rPr>
-              <w:t xml:space="preserve">Redistribute missing team member’s tasks to the rest of the team. Inform advisor if unavailability is for an extended </w:t>
-            </w:r>
-            <w:proofErr w:type="gramStart"/>
-            <w:r>
-              <w:rPr>
-                <w:lang w:val="en-NZ"/>
-              </w:rPr>
-              <w:t>period of time</w:t>
-            </w:r>
-            <w:proofErr w:type="gramEnd"/>
-            <w:r>
-              <w:rPr>
-                <w:lang w:val="en-NZ"/>
-              </w:rPr>
-              <w:t>. Possibly request scope adjustment.</w:t>
+              <w:t>Redistribute missing team member’s tasks to the rest of the team. Inform advisor if unavailability is for an extended period of time. Possibly request scope adjustment.</w:t>
             </w:r>
           </w:p>
         </w:tc>
@@ -10925,21 +11008,7 @@
               <w:rPr>
                 <w:lang w:val="en-NZ"/>
               </w:rPr>
-              <w:t xml:space="preserve">Report to </w:t>
-            </w:r>
-            <w:proofErr w:type="spellStart"/>
-            <w:r>
-              <w:rPr>
-                <w:lang w:val="en-NZ"/>
-              </w:rPr>
-              <w:t>WelTec</w:t>
-            </w:r>
-            <w:proofErr w:type="spellEnd"/>
-            <w:r>
-              <w:rPr>
-                <w:lang w:val="en-NZ"/>
-              </w:rPr>
-              <w:t xml:space="preserve"> and police. Contact client, advisor, and possibly coordinator for further steps.</w:t>
+              <w:t>Report to WelTec and police. Contact client, advisor, and possibly coordinator for further steps.</w:t>
             </w:r>
           </w:p>
         </w:tc>
@@ -10959,6 +11028,7 @@
               <w:rPr>
                 <w:lang w:val="en-NZ"/>
               </w:rPr>
+              <w:lastRenderedPageBreak/>
               <w:t>R08 Data/File loss/corruption</w:t>
             </w:r>
           </w:p>
@@ -11046,7 +11116,6 @@
               <w:rPr>
                 <w:lang w:val="en-NZ"/>
               </w:rPr>
-              <w:lastRenderedPageBreak/>
               <w:t>R10 Advisor becomes unavailable</w:t>
             </w:r>
           </w:p>
@@ -11144,21 +11213,7 @@
               <w:rPr>
                 <w:lang w:val="en-NZ"/>
               </w:rPr>
-              <w:t xml:space="preserve">Fall back to phone/text to stay coordinated. Work </w:t>
-            </w:r>
-            <w:proofErr w:type="gramStart"/>
-            <w:r>
-              <w:rPr>
-                <w:lang w:val="en-NZ"/>
-              </w:rPr>
-              <w:t>offline, or</w:t>
-            </w:r>
-            <w:proofErr w:type="gramEnd"/>
-            <w:r>
-              <w:rPr>
-                <w:lang w:val="en-NZ"/>
-              </w:rPr>
-              <w:t xml:space="preserve"> tether/hotspot using mobile data to stay online.</w:t>
+              <w:t>Fall back to phone/text to stay coordinated. Work offline, or tether/hotspot using mobile data to stay online.</w:t>
             </w:r>
           </w:p>
         </w:tc>
@@ -11349,7 +11404,41 @@
         <w:rPr>
           <w:lang w:val="en-NZ"/>
         </w:rPr>
-        <w:t>Appendix A is the Gantt chart</w:t>
+        <w:drawing>
+          <wp:inline distT="0" distB="0" distL="0" distR="0" wp14:anchorId="586CE429" wp14:editId="5E7385C5">
+            <wp:extent cx="6645910" cy="2219960"/>
+            <wp:effectExtent l="0" t="0" r="2540" b="8890"/>
+            <wp:docPr id="357466923" name="Picture 1"/>
+            <wp:cNvGraphicFramePr>
+              <a:graphicFrameLocks xmlns:a="http://schemas.openxmlformats.org/drawingml/2006/main" noChangeAspect="1"/>
+            </wp:cNvGraphicFramePr>
+            <a:graphic xmlns:a="http://schemas.openxmlformats.org/drawingml/2006/main">
+              <a:graphicData uri="http://schemas.openxmlformats.org/drawingml/2006/picture">
+                <pic:pic xmlns:pic="http://schemas.openxmlformats.org/drawingml/2006/picture">
+                  <pic:nvPicPr>
+                    <pic:cNvPr id="357466923" name=""/>
+                    <pic:cNvPicPr/>
+                  </pic:nvPicPr>
+                  <pic:blipFill>
+                    <a:blip r:embed="rId10"/>
+                    <a:stretch>
+                      <a:fillRect/>
+                    </a:stretch>
+                  </pic:blipFill>
+                  <pic:spPr>
+                    <a:xfrm>
+                      <a:off x="0" y="0"/>
+                      <a:ext cx="6645910" cy="2219960"/>
+                    </a:xfrm>
+                    <a:prstGeom prst="rect">
+                      <a:avLst/>
+                    </a:prstGeom>
+                  </pic:spPr>
+                </pic:pic>
+              </a:graphicData>
+            </a:graphic>
+          </wp:inline>
+        </w:drawing>
       </w:r>
     </w:p>
     <w:p>
@@ -11358,6 +11447,7 @@
       </w:pPr>
       <w:bookmarkStart w:id="22" w:name="_Toc236403149"/>
       <w:r>
+        <w:lastRenderedPageBreak/>
         <w:t>Appendix B</w:t>
       </w:r>
       <w:bookmarkEnd w:id="22"/>
@@ -11462,7 +11552,6 @@
         <w:rPr>
           <w:lang w:val="en-NZ"/>
         </w:rPr>
-        <w:lastRenderedPageBreak/>
         <w:t>the final video meets the following requirements.</w:t>
       </w:r>
     </w:p>
@@ -11502,21 +11591,7 @@
         <w:rPr>
           <w:lang w:val="en-NZ"/>
         </w:rPr>
-        <w:t xml:space="preserve">If there are technical or other reasons why this cannot be </w:t>
-      </w:r>
-      <w:proofErr w:type="gramStart"/>
-      <w:r>
-        <w:rPr>
-          <w:lang w:val="en-NZ"/>
-        </w:rPr>
-        <w:t>done</w:t>
-      </w:r>
-      <w:proofErr w:type="gramEnd"/>
-      <w:r>
-        <w:rPr>
-          <w:lang w:val="en-NZ"/>
-        </w:rPr>
-        <w:t xml:space="preserve"> they need to be discussed with the</w:t>
+        <w:t>If there are technical or other reasons why this cannot be done they need to be discussed with the</w:t>
       </w:r>
       <w:r>
         <w:rPr>
@@ -11580,49 +11655,7 @@
         <w:rPr>
           <w:lang w:val="en-NZ"/>
         </w:rPr>
-        <w:t xml:space="preserve">either asking </w:t>
-      </w:r>
-      <w:proofErr w:type="spellStart"/>
-      <w:r>
-        <w:rPr>
-          <w:lang w:val="en-NZ"/>
-        </w:rPr>
-        <w:t>pātai</w:t>
-      </w:r>
-      <w:proofErr w:type="spellEnd"/>
-      <w:r>
-        <w:rPr>
-          <w:lang w:val="en-NZ"/>
-        </w:rPr>
-        <w:t xml:space="preserve">/questions of the </w:t>
-      </w:r>
-      <w:proofErr w:type="gramStart"/>
-      <w:r>
-        <w:rPr>
-          <w:lang w:val="en-NZ"/>
-        </w:rPr>
-        <w:t>client, or</w:t>
-      </w:r>
-      <w:proofErr w:type="gramEnd"/>
-      <w:r>
-        <w:rPr>
-          <w:lang w:val="en-NZ"/>
-        </w:rPr>
-        <w:t xml:space="preserve"> answering the client’s </w:t>
-      </w:r>
-      <w:proofErr w:type="spellStart"/>
-      <w:r>
-        <w:rPr>
-          <w:lang w:val="en-NZ"/>
-        </w:rPr>
-        <w:t>pātai</w:t>
-      </w:r>
-      <w:proofErr w:type="spellEnd"/>
-      <w:r>
-        <w:rPr>
-          <w:lang w:val="en-NZ"/>
-        </w:rPr>
-        <w:t>/questions.</w:t>
+        <w:t>either asking pātai/questions of the client, or answering the client’s pātai/questions.</w:t>
       </w:r>
     </w:p>
     <w:p>
@@ -11704,6 +11737,7 @@
         <w:pStyle w:val="Heading2"/>
       </w:pPr>
       <w:r>
+        <w:lastRenderedPageBreak/>
         <w:t>Appendix A</w:t>
       </w:r>
     </w:p>
@@ -11781,11 +11815,7 @@
         <w:pStyle w:val="Heading2"/>
       </w:pPr>
       <w:r>
-        <w:lastRenderedPageBreak/>
-        <w:t xml:space="preserve">Appendix </w:t>
-      </w:r>
-      <w:r>
-        <w:t>B</w:t>
+        <w:t>Appendix B</w:t>
       </w:r>
     </w:p>
     <w:p>
@@ -11975,15 +12005,7 @@
         <w:jc w:val="both"/>
       </w:pPr>
       <w:r>
-        <w:t xml:space="preserve">Whitireia and </w:t>
-      </w:r>
-      <w:proofErr w:type="spellStart"/>
-      <w:r>
-        <w:t>Weltec</w:t>
-      </w:r>
-      <w:proofErr w:type="spellEnd"/>
-      <w:r>
-        <w:t xml:space="preserve"> New Zealand School of Innovation, Design and Technology </w:t>
+        <w:t xml:space="preserve">Whitireia and Weltec New Zealand School of Innovation, Design and Technology </w:t>
       </w:r>
     </w:p>
     <w:p>
@@ -12095,15 +12117,7 @@
         <w:jc w:val="both"/>
       </w:pPr>
       <w:r>
-        <w:t xml:space="preserve">As part of an established course of study at the Faculty, Bachelor of Information Technology students take a course module IT7x01, in which the </w:t>
-      </w:r>
-      <w:proofErr w:type="gramStart"/>
-      <w:r>
-        <w:t>Student</w:t>
-      </w:r>
-      <w:proofErr w:type="gramEnd"/>
-      <w:r>
-        <w:t xml:space="preserve">(s) completes a project (“the Project”) with the Organisation on the basis set out in this Agreement. </w:t>
+        <w:t xml:space="preserve">As part of an established course of study at the Faculty, Bachelor of Information Technology students take a course module IT7x01, in which the Student(s) completes a project (“the Project”) with the Organisation on the basis set out in this Agreement. </w:t>
       </w:r>
     </w:p>
     <w:p>
@@ -12117,15 +12131,7 @@
         <w:jc w:val="both"/>
       </w:pPr>
       <w:r>
-        <w:t xml:space="preserve">The Organisation agrees to allow the </w:t>
-      </w:r>
-      <w:proofErr w:type="gramStart"/>
-      <w:r>
-        <w:t>Student</w:t>
-      </w:r>
-      <w:proofErr w:type="gramEnd"/>
-      <w:r>
-        <w:t xml:space="preserve">(s) access to its premises if needed to undertake that Project on the basis set out in this Agreement. </w:t>
+        <w:t xml:space="preserve">The Organisation agrees to allow the Student(s) access to its premises if needed to undertake that Project on the basis set out in this Agreement. </w:t>
       </w:r>
     </w:p>
     <w:p>
@@ -12139,15 +12145,8 @@
         <w:jc w:val="both"/>
       </w:pPr>
       <w:r>
-        <w:t xml:space="preserve">The </w:t>
-      </w:r>
-      <w:proofErr w:type="gramStart"/>
-      <w:r>
-        <w:t>Faculty</w:t>
-      </w:r>
-      <w:proofErr w:type="gramEnd"/>
-      <w:r>
-        <w:t xml:space="preserve"> is satisfied that the Organisation is suitable for the Student(s) Project. </w:t>
+        <w:lastRenderedPageBreak/>
+        <w:t xml:space="preserve">The Faculty is satisfied that the Organisation is suitable for the Student(s) Project. </w:t>
       </w:r>
     </w:p>
     <w:p>
@@ -12246,16 +12245,7 @@
         <w:ind w:left="696" w:hanging="427"/>
       </w:pPr>
       <w:r>
-        <w:lastRenderedPageBreak/>
-        <w:t xml:space="preserve">2.1 The Organisation has accepted the </w:t>
-      </w:r>
-      <w:proofErr w:type="gramStart"/>
-      <w:r>
-        <w:t>Student</w:t>
-      </w:r>
-      <w:proofErr w:type="gramEnd"/>
-      <w:r>
-        <w:t xml:space="preserve">(s) and agrees to allow that Student(s) access to its premises as needed. </w:t>
+        <w:t xml:space="preserve">2.1 The Organisation has accepted the Student(s) and agrees to allow that Student(s) access to its premises as needed. </w:t>
       </w:r>
     </w:p>
     <w:p>
@@ -12263,15 +12253,7 @@
         <w:ind w:left="696" w:hanging="427"/>
       </w:pPr>
       <w:r>
-        <w:t xml:space="preserve">2.2 The Organisation agrees to be responsible for meeting the requirements of its statutory obligations, e.g. Health and Safety in Employment Act, Human Rights Act, etc., for the </w:t>
-      </w:r>
-      <w:proofErr w:type="gramStart"/>
-      <w:r>
-        <w:t>Student</w:t>
-      </w:r>
-      <w:proofErr w:type="gramEnd"/>
-      <w:r>
-        <w:t xml:space="preserve">(s). </w:t>
+        <w:t xml:space="preserve">2.2 The Organisation agrees to be responsible for meeting the requirements of its statutory obligations, e.g. Health and Safety in Employment Act, Human Rights Act, etc., for the Student(s). </w:t>
       </w:r>
     </w:p>
     <w:p>
@@ -12295,23 +12277,7 @@
         <w:ind w:left="696" w:hanging="427"/>
       </w:pPr>
       <w:r>
-        <w:t xml:space="preserve">2.5 Neither the Faculty nor the </w:t>
-      </w:r>
-      <w:proofErr w:type="gramStart"/>
-      <w:r>
-        <w:t>Student</w:t>
-      </w:r>
-      <w:proofErr w:type="gramEnd"/>
-      <w:r>
-        <w:t xml:space="preserve">(s) guarantee specific results and the Project will be undertaken only on a </w:t>
-      </w:r>
-      <w:proofErr w:type="gramStart"/>
-      <w:r>
-        <w:t>best efforts</w:t>
-      </w:r>
-      <w:proofErr w:type="gramEnd"/>
-      <w:r>
-        <w:t xml:space="preserve"> basis. </w:t>
+        <w:t xml:space="preserve">2.5 Neither the Faculty nor the Student(s) guarantee specific results and the Project will be undertaken only on a best efforts basis. </w:t>
       </w:r>
     </w:p>
     <w:p>
@@ -12351,15 +12317,7 @@
       </w:r>
       <w:r>
         <w:tab/>
-        <w:t xml:space="preserve">Copyright, Patents, </w:t>
-      </w:r>
-      <w:proofErr w:type="gramStart"/>
-      <w:r>
-        <w:t>Trade Marks</w:t>
-      </w:r>
-      <w:proofErr w:type="gramEnd"/>
-      <w:r>
-        <w:t xml:space="preserve"> and other Intellectual Property Rights </w:t>
+        <w:t xml:space="preserve">Copyright, Patents, Trade Marks and other Intellectual Property Rights </w:t>
       </w:r>
     </w:p>
     <w:p>
@@ -12428,6 +12386,7 @@
         <w:ind w:left="696" w:hanging="427"/>
       </w:pPr>
       <w:r>
+        <w:lastRenderedPageBreak/>
         <w:t xml:space="preserve">4.1 The parties may wish, from time to time, in connection with the Project undertaken under this Agreement, to disclose certain information of a confidential nature (“Confidential Information”) to each other.  Each party will use reasonable efforts to prevent the disclosure of any of the other parties Confidential Information to third parties for a period of three (3) years from receipt of that information, provided that the recipient party’s obligation shall not apply to information that: </w:t>
       </w:r>
     </w:p>
@@ -12530,7 +12489,6 @@
         <w:ind w:left="709"/>
       </w:pPr>
       <w:r>
-        <w:lastRenderedPageBreak/>
         <w:t xml:space="preserve"> </w:t>
       </w:r>
     </w:p>
@@ -12607,31 +12565,7 @@
         <w:ind w:left="696" w:hanging="427"/>
       </w:pPr>
       <w:r>
-        <w:t xml:space="preserve">5.1 The parties agree that both the Faculty and the Student(s) may use the intellectual property rights that are created </w:t>
-      </w:r>
-      <w:proofErr w:type="gramStart"/>
-      <w:r>
-        <w:t>as a result of</w:t>
-      </w:r>
-      <w:proofErr w:type="gramEnd"/>
-      <w:r>
-        <w:t xml:space="preserve"> the Project work undertaken by each Student for the Organisation for portfolio purposes to promote the </w:t>
-      </w:r>
-      <w:proofErr w:type="gramStart"/>
-      <w:r>
-        <w:t>Faculty</w:t>
-      </w:r>
-      <w:proofErr w:type="gramEnd"/>
-      <w:r>
-        <w:t xml:space="preserve"> and/or the </w:t>
-      </w:r>
-      <w:proofErr w:type="gramStart"/>
-      <w:r>
-        <w:t>Student</w:t>
-      </w:r>
-      <w:proofErr w:type="gramEnd"/>
-      <w:r>
-        <w:t xml:space="preserve">(s). </w:t>
+        <w:t xml:space="preserve">5.1 The parties agree that both the Faculty and the Student(s) may use the intellectual property rights that are created as a result of the Project work undertaken by each Student for the Organisation for portfolio purposes to promote the Faculty and/or the Student(s). </w:t>
       </w:r>
     </w:p>
     <w:p>
@@ -12800,15 +12734,7 @@
         <w:ind w:left="1144"/>
       </w:pPr>
       <w:r>
-        <w:t xml:space="preserve">All intellectual property rights that are created </w:t>
-      </w:r>
-      <w:proofErr w:type="gramStart"/>
-      <w:r>
-        <w:t>as a result of</w:t>
-      </w:r>
-      <w:proofErr w:type="gramEnd"/>
-      <w:r>
-        <w:t xml:space="preserve"> the Project work undertaken by the Student(s) for the Organisation shall vest absolutely in the Organisation.  </w:t>
+        <w:t xml:space="preserve">All intellectual property rights that are created as a result of the Project work undertaken by the Student(s) for the Organisation shall vest absolutely in the Organisation.  </w:t>
       </w:r>
     </w:p>
     <w:p>
@@ -12944,15 +12870,7 @@
         <w:ind w:left="1144"/>
       </w:pPr>
       <w:r>
-        <w:t xml:space="preserve">All intellectual property rights that are created </w:t>
-      </w:r>
-      <w:proofErr w:type="gramStart"/>
-      <w:r>
-        <w:t>as a result of</w:t>
-      </w:r>
-      <w:proofErr w:type="gramEnd"/>
-      <w:r>
-        <w:t xml:space="preserve"> the Project work undertaken by each Student for the Organisation shall vest absolutely in each respective Student.  Each Student hereby grants the Organisation, and where more than one Student has been involved in the Project, the other Student(s) are granted, a perpetual non-exclusive licence for that intellectual property. </w:t>
+        <w:t xml:space="preserve">All intellectual property rights that are created as a result of the Project work undertaken by each Student for the Organisation shall vest absolutely in each respective Student.  Each Student hereby grants the Organisation, and where more than one Student has been involved in the Project, the other Student(s) are granted, a perpetual non-exclusive licence for that intellectual property. </w:t>
       </w:r>
     </w:p>
     <w:p>
@@ -12961,6 +12879,7 @@
         <w:ind w:left="1134"/>
       </w:pPr>
       <w:r>
+        <w:lastRenderedPageBreak/>
         <w:t xml:space="preserve"> </w:t>
       </w:r>
     </w:p>
@@ -13296,22 +13215,7 @@
         <w:rPr>
           <w:i/>
         </w:rPr>
-        <w:lastRenderedPageBreak/>
-        <w:t xml:space="preserve">(Please </w:t>
-      </w:r>
-      <w:proofErr w:type="gramStart"/>
-      <w:r>
-        <w:rPr>
-          <w:i/>
-        </w:rPr>
-        <w:t>attach  here</w:t>
-      </w:r>
-      <w:proofErr w:type="gramEnd"/>
-      <w:r>
-        <w:rPr>
-          <w:i/>
-        </w:rPr>
-        <w:t xml:space="preserve">  any other intellectual property rights agreed between the parties) </w:t>
+        <w:t xml:space="preserve">(Please attach  here  any other intellectual property rights agreed between the parties) </w:t>
       </w:r>
     </w:p>
     <w:p>
@@ -13778,11 +13682,9 @@
             <w:pPr>
               <w:spacing w:after="0" w:line="259" w:lineRule="auto"/>
             </w:pPr>
-            <w:proofErr w:type="spellStart"/>
             <w:r>
               <w:t>Swarnappa</w:t>
             </w:r>
-            <w:proofErr w:type="spellEnd"/>
           </w:p>
         </w:tc>
         <w:tc>
@@ -14168,26 +14070,14 @@
       </w:r>
       <w:r>
         <w:tab/>
-        <w:t>Developer Researcher/</w:t>
-      </w:r>
-      <w:proofErr w:type="gramStart"/>
-      <w:r>
-        <w:t>Tester</w:t>
+        <w:t>Developer Researcher/Tester</w:t>
       </w:r>
       <w:r>
         <w:rPr>
           <w:sz w:val="34"/>
           <w:vertAlign w:val="superscript"/>
         </w:rPr>
-        <w:t xml:space="preserve">  Olivia</w:t>
-      </w:r>
-      <w:proofErr w:type="gramEnd"/>
-      <w:r>
-        <w:rPr>
-          <w:sz w:val="34"/>
-          <w:vertAlign w:val="superscript"/>
-        </w:rPr>
-        <w:t xml:space="preserve"> Hey</w:t>
+        <w:t xml:space="preserve">  Olivia Hey</w:t>
       </w:r>
       <w:r>
         <w:rPr>
@@ -14220,6 +14110,7 @@
         <w:ind w:left="2434"/>
       </w:pPr>
       <w:r>
+        <w:lastRenderedPageBreak/>
         <w:t xml:space="preserve"> </w:t>
       </w:r>
     </w:p>
@@ -14842,10 +14733,7 @@
         <w:pStyle w:val="Heading2"/>
       </w:pPr>
       <w:r>
-        <w:t xml:space="preserve">Appendix </w:t>
-      </w:r>
-      <w:r>
-        <w:t>D</w:t>
+        <w:t>Appendix D</w:t>
       </w:r>
     </w:p>
     <w:p>
@@ -14876,7 +14764,7 @@
       </w:pPr>
     </w:p>
     <w:sectPr>
-      <w:footerReference w:type="default" r:id="rId10"/>
+      <w:footerReference w:type="default" r:id="rId11"/>
       <w:pgSz w:w="11906" w:h="16838"/>
       <w:pgMar w:top="720" w:right="720" w:bottom="720" w:left="720" w:header="708" w:footer="708" w:gutter="0"/>
       <w:pgNumType w:start="0"/>
@@ -14923,6 +14811,7 @@
         <w:docPartUnique/>
       </w:docPartObj>
     </w:sdtPr>
+    <w:sdtEndPr/>
     <w:sdtContent>
       <w:p>
         <w:pPr>

--- a/Capstone Proposal.docx
+++ b/Capstone Proposal.docx
@@ -14,7 +14,6 @@
           <w:docPartUnique/>
         </w:docPartObj>
       </w:sdtPr>
-      <w:sdtEndPr/>
       <w:sdtContent>
         <w:p>
           <w:pPr>
@@ -3552,7 +3551,6 @@
                                     <w:dataBinding w:prefixMappings="xmlns:ns0='http://schemas.openxmlformats.org/officeDocument/2006/extended-properties' " w:xpath="/ns0:Properties[1]/ns0:Company[1]" w:storeItemID="{6668398D-A668-4E3E-A5EB-62B293D839F1}"/>
                                     <w:text/>
                                   </w:sdtPr>
-                                  <w:sdtEndPr/>
                                   <w:sdtContent>
                                     <w:r>
                                       <w:rPr>
@@ -3619,7 +3617,6 @@
                               <w:dataBinding w:prefixMappings="xmlns:ns0='http://schemas.openxmlformats.org/officeDocument/2006/extended-properties' " w:xpath="/ns0:Properties[1]/ns0:Company[1]" w:storeItemID="{6668398D-A668-4E3E-A5EB-62B293D839F1}"/>
                               <w:text/>
                             </w:sdtPr>
-                            <w:sdtEndPr/>
                             <w:sdtContent>
                               <w:r>
                                 <w:rPr>
@@ -3723,7 +3720,6 @@
                                     <w:dataBinding w:prefixMappings="xmlns:ns0='http://purl.org/dc/elements/1.1/' xmlns:ns1='http://schemas.openxmlformats.org/package/2006/metadata/core-properties' " w:xpath="/ns1:coreProperties[1]/ns0:title[1]" w:storeItemID="{6C3C8BC8-F283-45AE-878A-BAB7291924A1}"/>
                                     <w:text/>
                                   </w:sdtPr>
-                                  <w:sdtEndPr/>
                                   <w:sdtContent>
                                     <w:r>
                                       <w:rPr>
@@ -3759,7 +3755,6 @@
                                     <w:dataBinding w:prefixMappings="xmlns:ns0='http://purl.org/dc/elements/1.1/' xmlns:ns1='http://schemas.openxmlformats.org/package/2006/metadata/core-properties' " w:xpath="/ns1:coreProperties[1]/ns0:subject[1]" w:storeItemID="{6C3C8BC8-F283-45AE-878A-BAB7291924A1}"/>
                                     <w:text/>
                                   </w:sdtPr>
-                                  <w:sdtEndPr/>
                                   <w:sdtContent>
                                     <w:r>
                                       <w:rPr>
@@ -3835,6 +3830,7 @@
                                     <w:szCs w:val="36"/>
                                   </w:rPr>
                                 </w:pPr>
+                                <w:proofErr w:type="spellStart"/>
                                 <w:r>
                                   <w:rPr>
                                     <w:color w:val="404040" w:themeColor="text1" w:themeTint="BF"/>
@@ -3843,6 +3839,7 @@
                                   </w:rPr>
                                   <w:t>WelTec</w:t>
                                 </w:r>
+                                <w:proofErr w:type="spellEnd"/>
                                 <w:r>
                                   <w:rPr>
                                     <w:color w:val="404040" w:themeColor="text1" w:themeTint="BF"/>
@@ -3953,7 +3950,6 @@
                               <w:dataBinding w:prefixMappings="xmlns:ns0='http://purl.org/dc/elements/1.1/' xmlns:ns1='http://schemas.openxmlformats.org/package/2006/metadata/core-properties' " w:xpath="/ns1:coreProperties[1]/ns0:title[1]" w:storeItemID="{6C3C8BC8-F283-45AE-878A-BAB7291924A1}"/>
                               <w:text/>
                             </w:sdtPr>
-                            <w:sdtEndPr/>
                             <w:sdtContent>
                               <w:r>
                                 <w:rPr>
@@ -3989,7 +3985,6 @@
                               <w:dataBinding w:prefixMappings="xmlns:ns0='http://purl.org/dc/elements/1.1/' xmlns:ns1='http://schemas.openxmlformats.org/package/2006/metadata/core-properties' " w:xpath="/ns1:coreProperties[1]/ns0:subject[1]" w:storeItemID="{6C3C8BC8-F283-45AE-878A-BAB7291924A1}"/>
                               <w:text/>
                             </w:sdtPr>
-                            <w:sdtEndPr/>
                             <w:sdtContent>
                               <w:r>
                                 <w:rPr>
@@ -4065,6 +4060,7 @@
                               <w:szCs w:val="36"/>
                             </w:rPr>
                           </w:pPr>
+                          <w:proofErr w:type="spellStart"/>
                           <w:r>
                             <w:rPr>
                               <w:color w:val="404040" w:themeColor="text1" w:themeTint="BF"/>
@@ -4073,6 +4069,7 @@
                             </w:rPr>
                             <w:t>WelTec</w:t>
                           </w:r>
+                          <w:proofErr w:type="spellEnd"/>
                           <w:r>
                             <w:rPr>
                               <w:color w:val="404040" w:themeColor="text1" w:themeTint="BF"/>
@@ -4149,55 +4146,6 @@
         </w:p>
       </w:sdtContent>
     </w:sdt>
-    <w:p>
-      <w:pPr>
-        <w:rPr>
-          <w:noProof/>
-          <w:sz w:val="24"/>
-          <w:szCs w:val="24"/>
-        </w:rPr>
-      </w:pPr>
-      <w:r>
-        <w:rPr>
-          <w:sz w:val="24"/>
-          <w:szCs w:val="24"/>
-        </w:rPr>
-        <w:lastRenderedPageBreak/>
-        <w:t xml:space="preserve">Times New Roman, Calibri, or Arial 12pt. with 1.15 spacing. </w:t>
-      </w:r>
-      <w:r>
-        <w:rPr>
-          <w:sz w:val="24"/>
-          <w:szCs w:val="24"/>
-        </w:rPr>
-        <w:br/>
-        <w:t>Use “Justify” instead of “Left Align”.</w:t>
-      </w:r>
-      <w:r>
-        <w:rPr>
-          <w:sz w:val="24"/>
-          <w:szCs w:val="24"/>
-        </w:rPr>
-        <w:br/>
-        <w:t>Pages need numbers.</w:t>
-      </w:r>
-      <w:r>
-        <w:rPr>
-          <w:sz w:val="24"/>
-          <w:szCs w:val="24"/>
-        </w:rPr>
-        <w:br/>
-        <w:t>Tables/figures need captions.</w:t>
-      </w:r>
-      <w:r>
-        <w:rPr>
-          <w:sz w:val="24"/>
-          <w:szCs w:val="24"/>
-        </w:rPr>
-        <w:br/>
-        <w:t>Need a table of Contents.</w:t>
-      </w:r>
-    </w:p>
     <w:sdt>
       <w:sdtPr>
         <w:rPr>
@@ -4235,10 +4183,16 @@
           <w:pPr>
             <w:pStyle w:val="TOC1"/>
             <w:tabs>
-              <w:tab w:val="right" w:leader="dot" w:pos="9016"/>
+              <w:tab w:val="right" w:leader="dot" w:pos="10456"/>
             </w:tabs>
             <w:rPr>
+              <w:rFonts w:asciiTheme="minorHAnsi" w:eastAsiaTheme="minorEastAsia" w:hAnsiTheme="minorHAnsi"/>
               <w:noProof/>
+              <w:kern w:val="2"/>
+              <w:sz w:val="24"/>
+              <w:szCs w:val="24"/>
+              <w:lang w:val="en-NZ" w:eastAsia="en-NZ"/>
+              <w14:ligatures w14:val="standardContextual"/>
             </w:rPr>
           </w:pPr>
           <w:r>
@@ -4250,7 +4204,7 @@
           <w:r>
             <w:fldChar w:fldCharType="separate"/>
           </w:r>
-          <w:hyperlink w:anchor="_Toc236403127" w:history="1">
+          <w:hyperlink w:anchor="_Toc236989168" w:history="1">
             <w:r>
               <w:rPr>
                 <w:rStyle w:val="Hyperlink"/>
@@ -4277,7 +4231,7 @@
                 <w:noProof/>
                 <w:webHidden/>
               </w:rPr>
-              <w:instrText xml:space="preserve"> PAGEREF _Toc236403127 \h </w:instrText>
+              <w:instrText xml:space="preserve"> PAGEREF _Toc236989168 \h </w:instrText>
             </w:r>
             <w:r>
               <w:rPr>
@@ -4312,13 +4266,19 @@
           <w:pPr>
             <w:pStyle w:val="TOC2"/>
             <w:tabs>
-              <w:tab w:val="right" w:leader="dot" w:pos="9016"/>
+              <w:tab w:val="right" w:leader="dot" w:pos="10456"/>
             </w:tabs>
             <w:rPr>
+              <w:rFonts w:asciiTheme="minorHAnsi" w:eastAsiaTheme="minorEastAsia" w:hAnsiTheme="minorHAnsi"/>
               <w:noProof/>
+              <w:kern w:val="2"/>
+              <w:sz w:val="24"/>
+              <w:szCs w:val="24"/>
+              <w:lang w:val="en-NZ" w:eastAsia="en-NZ"/>
+              <w14:ligatures w14:val="standardContextual"/>
             </w:rPr>
           </w:pPr>
-          <w:hyperlink w:anchor="_Toc236403128" w:history="1">
+          <w:hyperlink w:anchor="_Toc236989169" w:history="1">
             <w:r>
               <w:rPr>
                 <w:rStyle w:val="Hyperlink"/>
@@ -4345,7 +4305,7 @@
                 <w:noProof/>
                 <w:webHidden/>
               </w:rPr>
-              <w:instrText xml:space="preserve"> PAGEREF _Toc236403128 \h </w:instrText>
+              <w:instrText xml:space="preserve"> PAGEREF _Toc236989169 \h </w:instrText>
             </w:r>
             <w:r>
               <w:rPr>
@@ -4380,13 +4340,19 @@
           <w:pPr>
             <w:pStyle w:val="TOC2"/>
             <w:tabs>
-              <w:tab w:val="right" w:leader="dot" w:pos="9016"/>
+              <w:tab w:val="right" w:leader="dot" w:pos="10456"/>
             </w:tabs>
             <w:rPr>
+              <w:rFonts w:asciiTheme="minorHAnsi" w:eastAsiaTheme="minorEastAsia" w:hAnsiTheme="minorHAnsi"/>
               <w:noProof/>
+              <w:kern w:val="2"/>
+              <w:sz w:val="24"/>
+              <w:szCs w:val="24"/>
+              <w:lang w:val="en-NZ" w:eastAsia="en-NZ"/>
+              <w14:ligatures w14:val="standardContextual"/>
             </w:rPr>
           </w:pPr>
-          <w:hyperlink w:anchor="_Toc236403129" w:history="1">
+          <w:hyperlink w:anchor="_Toc236989170" w:history="1">
             <w:r>
               <w:rPr>
                 <w:rStyle w:val="Hyperlink"/>
@@ -4413,7 +4379,7 @@
                 <w:noProof/>
                 <w:webHidden/>
               </w:rPr>
-              <w:instrText xml:space="preserve"> PAGEREF _Toc236403129 \h </w:instrText>
+              <w:instrText xml:space="preserve"> PAGEREF _Toc236989170 \h </w:instrText>
             </w:r>
             <w:r>
               <w:rPr>
@@ -4448,13 +4414,19 @@
           <w:pPr>
             <w:pStyle w:val="TOC2"/>
             <w:tabs>
-              <w:tab w:val="right" w:leader="dot" w:pos="9016"/>
+              <w:tab w:val="right" w:leader="dot" w:pos="10456"/>
             </w:tabs>
             <w:rPr>
+              <w:rFonts w:asciiTheme="minorHAnsi" w:eastAsiaTheme="minorEastAsia" w:hAnsiTheme="minorHAnsi"/>
               <w:noProof/>
+              <w:kern w:val="2"/>
+              <w:sz w:val="24"/>
+              <w:szCs w:val="24"/>
+              <w:lang w:val="en-NZ" w:eastAsia="en-NZ"/>
+              <w14:ligatures w14:val="standardContextual"/>
             </w:rPr>
           </w:pPr>
-          <w:hyperlink w:anchor="_Toc236403130" w:history="1">
+          <w:hyperlink w:anchor="_Toc236989171" w:history="1">
             <w:r>
               <w:rPr>
                 <w:rStyle w:val="Hyperlink"/>
@@ -4481,7 +4453,7 @@
                 <w:noProof/>
                 <w:webHidden/>
               </w:rPr>
-              <w:instrText xml:space="preserve"> PAGEREF _Toc236403130 \h </w:instrText>
+              <w:instrText xml:space="preserve"> PAGEREF _Toc236989171 \h </w:instrText>
             </w:r>
             <w:r>
               <w:rPr>
@@ -4516,13 +4488,19 @@
           <w:pPr>
             <w:pStyle w:val="TOC2"/>
             <w:tabs>
-              <w:tab w:val="right" w:leader="dot" w:pos="9016"/>
+              <w:tab w:val="right" w:leader="dot" w:pos="10456"/>
             </w:tabs>
             <w:rPr>
+              <w:rFonts w:asciiTheme="minorHAnsi" w:eastAsiaTheme="minorEastAsia" w:hAnsiTheme="minorHAnsi"/>
               <w:noProof/>
+              <w:kern w:val="2"/>
+              <w:sz w:val="24"/>
+              <w:szCs w:val="24"/>
+              <w:lang w:val="en-NZ" w:eastAsia="en-NZ"/>
+              <w14:ligatures w14:val="standardContextual"/>
             </w:rPr>
           </w:pPr>
-          <w:hyperlink w:anchor="_Toc236403131" w:history="1">
+          <w:hyperlink w:anchor="_Toc236989172" w:history="1">
             <w:r>
               <w:rPr>
                 <w:rStyle w:val="Hyperlink"/>
@@ -4549,7 +4527,7 @@
                 <w:noProof/>
                 <w:webHidden/>
               </w:rPr>
-              <w:instrText xml:space="preserve"> PAGEREF _Toc236403131 \h </w:instrText>
+              <w:instrText xml:space="preserve"> PAGEREF _Toc236989172 \h </w:instrText>
             </w:r>
             <w:r>
               <w:rPr>
@@ -4584,13 +4562,19 @@
           <w:pPr>
             <w:pStyle w:val="TOC2"/>
             <w:tabs>
-              <w:tab w:val="right" w:leader="dot" w:pos="9016"/>
+              <w:tab w:val="right" w:leader="dot" w:pos="10456"/>
             </w:tabs>
             <w:rPr>
+              <w:rFonts w:asciiTheme="minorHAnsi" w:eastAsiaTheme="minorEastAsia" w:hAnsiTheme="minorHAnsi"/>
               <w:noProof/>
+              <w:kern w:val="2"/>
+              <w:sz w:val="24"/>
+              <w:szCs w:val="24"/>
+              <w:lang w:val="en-NZ" w:eastAsia="en-NZ"/>
+              <w14:ligatures w14:val="standardContextual"/>
             </w:rPr>
           </w:pPr>
-          <w:hyperlink w:anchor="_Toc236403132" w:history="1">
+          <w:hyperlink w:anchor="_Toc236989173" w:history="1">
             <w:r>
               <w:rPr>
                 <w:rStyle w:val="Hyperlink"/>
@@ -4617,7 +4601,7 @@
                 <w:noProof/>
                 <w:webHidden/>
               </w:rPr>
-              <w:instrText xml:space="preserve"> PAGEREF _Toc236403132 \h </w:instrText>
+              <w:instrText xml:space="preserve"> PAGEREF _Toc236989173 \h </w:instrText>
             </w:r>
             <w:r>
               <w:rPr>
@@ -4652,13 +4636,19 @@
           <w:pPr>
             <w:pStyle w:val="TOC1"/>
             <w:tabs>
-              <w:tab w:val="right" w:leader="dot" w:pos="9016"/>
+              <w:tab w:val="right" w:leader="dot" w:pos="10456"/>
             </w:tabs>
             <w:rPr>
+              <w:rFonts w:asciiTheme="minorHAnsi" w:eastAsiaTheme="minorEastAsia" w:hAnsiTheme="minorHAnsi"/>
               <w:noProof/>
+              <w:kern w:val="2"/>
+              <w:sz w:val="24"/>
+              <w:szCs w:val="24"/>
+              <w:lang w:val="en-NZ" w:eastAsia="en-NZ"/>
+              <w14:ligatures w14:val="standardContextual"/>
             </w:rPr>
           </w:pPr>
-          <w:hyperlink w:anchor="_Toc236403133" w:history="1">
+          <w:hyperlink w:anchor="_Toc236989174" w:history="1">
             <w:r>
               <w:rPr>
                 <w:rStyle w:val="Hyperlink"/>
@@ -4685,7 +4675,7 @@
                 <w:noProof/>
                 <w:webHidden/>
               </w:rPr>
-              <w:instrText xml:space="preserve"> PAGEREF _Toc236403133 \h </w:instrText>
+              <w:instrText xml:space="preserve"> PAGEREF _Toc236989174 \h </w:instrText>
             </w:r>
             <w:r>
               <w:rPr>
@@ -4705,7 +4695,7 @@
                 <w:noProof/>
                 <w:webHidden/>
               </w:rPr>
-              <w:t>2</w:t>
+              <w:t>4</w:t>
             </w:r>
             <w:r>
               <w:rPr>
@@ -4720,13 +4710,19 @@
           <w:pPr>
             <w:pStyle w:val="TOC2"/>
             <w:tabs>
-              <w:tab w:val="right" w:leader="dot" w:pos="9016"/>
+              <w:tab w:val="right" w:leader="dot" w:pos="10456"/>
             </w:tabs>
             <w:rPr>
+              <w:rFonts w:asciiTheme="minorHAnsi" w:eastAsiaTheme="minorEastAsia" w:hAnsiTheme="minorHAnsi"/>
               <w:noProof/>
+              <w:kern w:val="2"/>
+              <w:sz w:val="24"/>
+              <w:szCs w:val="24"/>
+              <w:lang w:val="en-NZ" w:eastAsia="en-NZ"/>
+              <w14:ligatures w14:val="standardContextual"/>
             </w:rPr>
           </w:pPr>
-          <w:hyperlink w:anchor="_Toc236403134" w:history="1">
+          <w:hyperlink w:anchor="_Toc236989175" w:history="1">
             <w:r>
               <w:rPr>
                 <w:rStyle w:val="Hyperlink"/>
@@ -4753,7 +4749,7 @@
                 <w:noProof/>
                 <w:webHidden/>
               </w:rPr>
-              <w:instrText xml:space="preserve"> PAGEREF _Toc236403134 \h </w:instrText>
+              <w:instrText xml:space="preserve"> PAGEREF _Toc236989175 \h </w:instrText>
             </w:r>
             <w:r>
               <w:rPr>
@@ -4773,7 +4769,7 @@
                 <w:noProof/>
                 <w:webHidden/>
               </w:rPr>
-              <w:t>2</w:t>
+              <w:t>4</w:t>
             </w:r>
             <w:r>
               <w:rPr>
@@ -4788,19 +4784,25 @@
           <w:pPr>
             <w:pStyle w:val="TOC2"/>
             <w:tabs>
-              <w:tab w:val="right" w:leader="dot" w:pos="9016"/>
+              <w:tab w:val="right" w:leader="dot" w:pos="10456"/>
             </w:tabs>
             <w:rPr>
+              <w:rFonts w:asciiTheme="minorHAnsi" w:eastAsiaTheme="minorEastAsia" w:hAnsiTheme="minorHAnsi"/>
               <w:noProof/>
+              <w:kern w:val="2"/>
+              <w:sz w:val="24"/>
+              <w:szCs w:val="24"/>
+              <w:lang w:val="en-NZ" w:eastAsia="en-NZ"/>
+              <w14:ligatures w14:val="standardContextual"/>
             </w:rPr>
           </w:pPr>
-          <w:hyperlink w:anchor="_Toc236403135" w:history="1">
+          <w:hyperlink w:anchor="_Toc236989176" w:history="1">
             <w:r>
               <w:rPr>
                 <w:rStyle w:val="Hyperlink"/>
                 <w:noProof/>
               </w:rPr>
-              <w:t>Technologies</w:t>
+              <w:t>Kanban</w:t>
             </w:r>
             <w:r>
               <w:rPr>
@@ -4821,7 +4823,7 @@
                 <w:noProof/>
                 <w:webHidden/>
               </w:rPr>
-              <w:instrText xml:space="preserve"> PAGEREF _Toc236403135 \h </w:instrText>
+              <w:instrText xml:space="preserve"> PAGEREF _Toc236989176 \h </w:instrText>
             </w:r>
             <w:r>
               <w:rPr>
@@ -4841,7 +4843,7 @@
                 <w:noProof/>
                 <w:webHidden/>
               </w:rPr>
-              <w:t>2</w:t>
+              <w:t>4</w:t>
             </w:r>
             <w:r>
               <w:rPr>
@@ -4856,18 +4858,98 @@
           <w:pPr>
             <w:pStyle w:val="TOC2"/>
             <w:tabs>
-              <w:tab w:val="right" w:leader="dot" w:pos="9016"/>
+              <w:tab w:val="right" w:leader="dot" w:pos="10456"/>
             </w:tabs>
             <w:rPr>
+              <w:rFonts w:asciiTheme="minorHAnsi" w:eastAsiaTheme="minorEastAsia" w:hAnsiTheme="minorHAnsi"/>
               <w:noProof/>
+              <w:kern w:val="2"/>
+              <w:sz w:val="24"/>
+              <w:szCs w:val="24"/>
+              <w:lang w:val="en-NZ" w:eastAsia="en-NZ"/>
+              <w14:ligatures w14:val="standardContextual"/>
             </w:rPr>
           </w:pPr>
-          <w:hyperlink w:anchor="_Toc236403136" w:history="1">
+          <w:hyperlink w:anchor="_Toc236989177" w:history="1">
             <w:r>
               <w:rPr>
                 <w:rStyle w:val="Hyperlink"/>
                 <w:noProof/>
               </w:rPr>
+              <w:t>Technologies</w:t>
+            </w:r>
+            <w:r>
+              <w:rPr>
+                <w:noProof/>
+                <w:webHidden/>
+              </w:rPr>
+              <w:tab/>
+            </w:r>
+            <w:r>
+              <w:rPr>
+                <w:noProof/>
+                <w:webHidden/>
+              </w:rPr>
+              <w:fldChar w:fldCharType="begin"/>
+            </w:r>
+            <w:r>
+              <w:rPr>
+                <w:noProof/>
+                <w:webHidden/>
+              </w:rPr>
+              <w:instrText xml:space="preserve"> PAGEREF _Toc236989177 \h </w:instrText>
+            </w:r>
+            <w:r>
+              <w:rPr>
+                <w:noProof/>
+                <w:webHidden/>
+              </w:rPr>
+            </w:r>
+            <w:r>
+              <w:rPr>
+                <w:noProof/>
+                <w:webHidden/>
+              </w:rPr>
+              <w:fldChar w:fldCharType="separate"/>
+            </w:r>
+            <w:r>
+              <w:rPr>
+                <w:noProof/>
+                <w:webHidden/>
+              </w:rPr>
+              <w:t>4</w:t>
+            </w:r>
+            <w:r>
+              <w:rPr>
+                <w:noProof/>
+                <w:webHidden/>
+              </w:rPr>
+              <w:fldChar w:fldCharType="end"/>
+            </w:r>
+          </w:hyperlink>
+        </w:p>
+        <w:p>
+          <w:pPr>
+            <w:pStyle w:val="TOC2"/>
+            <w:tabs>
+              <w:tab w:val="right" w:leader="dot" w:pos="10456"/>
+            </w:tabs>
+            <w:rPr>
+              <w:rFonts w:asciiTheme="minorHAnsi" w:eastAsiaTheme="minorEastAsia" w:hAnsiTheme="minorHAnsi"/>
+              <w:noProof/>
+              <w:kern w:val="2"/>
+              <w:sz w:val="24"/>
+              <w:szCs w:val="24"/>
+              <w:lang w:val="en-NZ" w:eastAsia="en-NZ"/>
+              <w14:ligatures w14:val="standardContextual"/>
+            </w:rPr>
+          </w:pPr>
+          <w:hyperlink w:anchor="_Toc236989178" w:history="1">
+            <w:r>
+              <w:rPr>
+                <w:rStyle w:val="Hyperlink"/>
+                <w:noProof/>
+              </w:rPr>
               <w:t>Project budget</w:t>
             </w:r>
             <w:r>
@@ -4889,7 +4971,7 @@
                 <w:noProof/>
                 <w:webHidden/>
               </w:rPr>
-              <w:instrText xml:space="preserve"> PAGEREF _Toc236403136 \h </w:instrText>
+              <w:instrText xml:space="preserve"> PAGEREF _Toc236989178 \h </w:instrText>
             </w:r>
             <w:r>
               <w:rPr>
@@ -4909,7 +4991,7 @@
                 <w:noProof/>
                 <w:webHidden/>
               </w:rPr>
-              <w:t>2</w:t>
+              <w:t>4</w:t>
             </w:r>
             <w:r>
               <w:rPr>
@@ -4924,13 +5006,19 @@
           <w:pPr>
             <w:pStyle w:val="TOC1"/>
             <w:tabs>
-              <w:tab w:val="right" w:leader="dot" w:pos="9016"/>
+              <w:tab w:val="right" w:leader="dot" w:pos="10456"/>
             </w:tabs>
             <w:rPr>
+              <w:rFonts w:asciiTheme="minorHAnsi" w:eastAsiaTheme="minorEastAsia" w:hAnsiTheme="minorHAnsi"/>
               <w:noProof/>
+              <w:kern w:val="2"/>
+              <w:sz w:val="24"/>
+              <w:szCs w:val="24"/>
+              <w:lang w:val="en-NZ" w:eastAsia="en-NZ"/>
+              <w14:ligatures w14:val="standardContextual"/>
             </w:rPr>
           </w:pPr>
-          <w:hyperlink w:anchor="_Toc236403137" w:history="1">
+          <w:hyperlink w:anchor="_Toc236989179" w:history="1">
             <w:r>
               <w:rPr>
                 <w:rStyle w:val="Hyperlink"/>
@@ -4957,7 +5045,7 @@
                 <w:noProof/>
                 <w:webHidden/>
               </w:rPr>
-              <w:instrText xml:space="preserve"> PAGEREF _Toc236403137 \h </w:instrText>
+              <w:instrText xml:space="preserve"> PAGEREF _Toc236989179 \h </w:instrText>
             </w:r>
             <w:r>
               <w:rPr>
@@ -4977,7 +5065,7 @@
                 <w:noProof/>
                 <w:webHidden/>
               </w:rPr>
-              <w:t>2</w:t>
+              <w:t>5</w:t>
             </w:r>
             <w:r>
               <w:rPr>
@@ -4992,13 +5080,19 @@
           <w:pPr>
             <w:pStyle w:val="TOC2"/>
             <w:tabs>
-              <w:tab w:val="right" w:leader="dot" w:pos="9016"/>
+              <w:tab w:val="right" w:leader="dot" w:pos="10456"/>
             </w:tabs>
             <w:rPr>
+              <w:rFonts w:asciiTheme="minorHAnsi" w:eastAsiaTheme="minorEastAsia" w:hAnsiTheme="minorHAnsi"/>
               <w:noProof/>
+              <w:kern w:val="2"/>
+              <w:sz w:val="24"/>
+              <w:szCs w:val="24"/>
+              <w:lang w:val="en-NZ" w:eastAsia="en-NZ"/>
+              <w14:ligatures w14:val="standardContextual"/>
             </w:rPr>
           </w:pPr>
-          <w:hyperlink w:anchor="_Toc236403138" w:history="1">
+          <w:hyperlink w:anchor="_Toc236989180" w:history="1">
             <w:r>
               <w:rPr>
                 <w:rStyle w:val="Hyperlink"/>
@@ -5025,7 +5119,7 @@
                 <w:noProof/>
                 <w:webHidden/>
               </w:rPr>
-              <w:instrText xml:space="preserve"> PAGEREF _Toc236403138 \h </w:instrText>
+              <w:instrText xml:space="preserve"> PAGEREF _Toc236989180 \h </w:instrText>
             </w:r>
             <w:r>
               <w:rPr>
@@ -5045,7 +5139,7 @@
                 <w:noProof/>
                 <w:webHidden/>
               </w:rPr>
-              <w:t>2</w:t>
+              <w:t>5</w:t>
             </w:r>
             <w:r>
               <w:rPr>
@@ -5060,13 +5154,19 @@
           <w:pPr>
             <w:pStyle w:val="TOC2"/>
             <w:tabs>
-              <w:tab w:val="right" w:leader="dot" w:pos="9016"/>
+              <w:tab w:val="right" w:leader="dot" w:pos="10456"/>
             </w:tabs>
             <w:rPr>
+              <w:rFonts w:asciiTheme="minorHAnsi" w:eastAsiaTheme="minorEastAsia" w:hAnsiTheme="minorHAnsi"/>
               <w:noProof/>
+              <w:kern w:val="2"/>
+              <w:sz w:val="24"/>
+              <w:szCs w:val="24"/>
+              <w:lang w:val="en-NZ" w:eastAsia="en-NZ"/>
+              <w14:ligatures w14:val="standardContextual"/>
             </w:rPr>
           </w:pPr>
-          <w:hyperlink w:anchor="_Toc236403139" w:history="1">
+          <w:hyperlink w:anchor="_Toc236989181" w:history="1">
             <w:r>
               <w:rPr>
                 <w:rStyle w:val="Hyperlink"/>
@@ -5093,7 +5193,7 @@
                 <w:noProof/>
                 <w:webHidden/>
               </w:rPr>
-              <w:instrText xml:space="preserve"> PAGEREF _Toc236403139 \h </w:instrText>
+              <w:instrText xml:space="preserve"> PAGEREF _Toc236989181 \h </w:instrText>
             </w:r>
             <w:r>
               <w:rPr>
@@ -5113,7 +5213,7 @@
                 <w:noProof/>
                 <w:webHidden/>
               </w:rPr>
-              <w:t>2</w:t>
+              <w:t>5</w:t>
             </w:r>
             <w:r>
               <w:rPr>
@@ -5128,13 +5228,19 @@
           <w:pPr>
             <w:pStyle w:val="TOC2"/>
             <w:tabs>
-              <w:tab w:val="right" w:leader="dot" w:pos="9016"/>
+              <w:tab w:val="right" w:leader="dot" w:pos="10456"/>
             </w:tabs>
             <w:rPr>
+              <w:rFonts w:asciiTheme="minorHAnsi" w:eastAsiaTheme="minorEastAsia" w:hAnsiTheme="minorHAnsi"/>
               <w:noProof/>
+              <w:kern w:val="2"/>
+              <w:sz w:val="24"/>
+              <w:szCs w:val="24"/>
+              <w:lang w:val="en-NZ" w:eastAsia="en-NZ"/>
+              <w14:ligatures w14:val="standardContextual"/>
             </w:rPr>
           </w:pPr>
-          <w:hyperlink w:anchor="_Toc236403140" w:history="1">
+          <w:hyperlink w:anchor="_Toc236989182" w:history="1">
             <w:r>
               <w:rPr>
                 <w:rStyle w:val="Hyperlink"/>
@@ -5161,7 +5267,7 @@
                 <w:noProof/>
                 <w:webHidden/>
               </w:rPr>
-              <w:instrText xml:space="preserve"> PAGEREF _Toc236403140 \h </w:instrText>
+              <w:instrText xml:space="preserve"> PAGEREF _Toc236989182 \h </w:instrText>
             </w:r>
             <w:r>
               <w:rPr>
@@ -5181,7 +5287,7 @@
                 <w:noProof/>
                 <w:webHidden/>
               </w:rPr>
-              <w:t>2</w:t>
+              <w:t>5</w:t>
             </w:r>
             <w:r>
               <w:rPr>
@@ -5196,19 +5302,25 @@
           <w:pPr>
             <w:pStyle w:val="TOC2"/>
             <w:tabs>
-              <w:tab w:val="right" w:leader="dot" w:pos="9016"/>
+              <w:tab w:val="right" w:leader="dot" w:pos="10456"/>
             </w:tabs>
             <w:rPr>
+              <w:rFonts w:asciiTheme="minorHAnsi" w:eastAsiaTheme="minorEastAsia" w:hAnsiTheme="minorHAnsi"/>
               <w:noProof/>
+              <w:kern w:val="2"/>
+              <w:sz w:val="24"/>
+              <w:szCs w:val="24"/>
+              <w:lang w:val="en-NZ" w:eastAsia="en-NZ"/>
+              <w14:ligatures w14:val="standardContextual"/>
             </w:rPr>
           </w:pPr>
-          <w:hyperlink w:anchor="_Toc236403141" w:history="1">
+          <w:hyperlink w:anchor="_Toc236989183" w:history="1">
             <w:r>
               <w:rPr>
                 <w:rStyle w:val="Hyperlink"/>
                 <w:noProof/>
               </w:rPr>
-              <w:t>Communication plan</w:t>
+              <w:t>General Conflict of Interest statement</w:t>
             </w:r>
             <w:r>
               <w:rPr>
@@ -5229,7 +5341,7 @@
                 <w:noProof/>
                 <w:webHidden/>
               </w:rPr>
-              <w:instrText xml:space="preserve"> PAGEREF _Toc236403141 \h </w:instrText>
+              <w:instrText xml:space="preserve"> PAGEREF _Toc236989183 \h </w:instrText>
             </w:r>
             <w:r>
               <w:rPr>
@@ -5249,7 +5361,7 @@
                 <w:noProof/>
                 <w:webHidden/>
               </w:rPr>
-              <w:t>2</w:t>
+              <w:t>6</w:t>
             </w:r>
             <w:r>
               <w:rPr>
@@ -5264,19 +5376,25 @@
           <w:pPr>
             <w:pStyle w:val="TOC2"/>
             <w:tabs>
-              <w:tab w:val="right" w:leader="dot" w:pos="9016"/>
+              <w:tab w:val="right" w:leader="dot" w:pos="10456"/>
             </w:tabs>
             <w:rPr>
+              <w:rFonts w:asciiTheme="minorHAnsi" w:eastAsiaTheme="minorEastAsia" w:hAnsiTheme="minorHAnsi"/>
               <w:noProof/>
+              <w:kern w:val="2"/>
+              <w:sz w:val="24"/>
+              <w:szCs w:val="24"/>
+              <w:lang w:val="en-NZ" w:eastAsia="en-NZ"/>
+              <w14:ligatures w14:val="standardContextual"/>
             </w:rPr>
           </w:pPr>
-          <w:hyperlink w:anchor="_Toc236403142" w:history="1">
+          <w:hyperlink w:anchor="_Toc236989184" w:history="1">
             <w:r>
               <w:rPr>
                 <w:rStyle w:val="Hyperlink"/>
                 <w:noProof/>
               </w:rPr>
-              <w:t>Conflict of Interest statement</w:t>
+              <w:t>RACI assessment matrix</w:t>
             </w:r>
             <w:r>
               <w:rPr>
@@ -5297,7 +5415,7 @@
                 <w:noProof/>
                 <w:webHidden/>
               </w:rPr>
-              <w:instrText xml:space="preserve"> PAGEREF _Toc236403142 \h </w:instrText>
+              <w:instrText xml:space="preserve"> PAGEREF _Toc236989184 \h </w:instrText>
             </w:r>
             <w:r>
               <w:rPr>
@@ -5317,7 +5435,303 @@
                 <w:noProof/>
                 <w:webHidden/>
               </w:rPr>
-              <w:t>3</w:t>
+              <w:t>6</w:t>
+            </w:r>
+            <w:r>
+              <w:rPr>
+                <w:noProof/>
+                <w:webHidden/>
+              </w:rPr>
+              <w:fldChar w:fldCharType="end"/>
+            </w:r>
+          </w:hyperlink>
+        </w:p>
+        <w:p>
+          <w:pPr>
+            <w:pStyle w:val="TOC1"/>
+            <w:tabs>
+              <w:tab w:val="right" w:leader="dot" w:pos="10456"/>
+            </w:tabs>
+            <w:rPr>
+              <w:rFonts w:asciiTheme="minorHAnsi" w:eastAsiaTheme="minorEastAsia" w:hAnsiTheme="minorHAnsi"/>
+              <w:noProof/>
+              <w:kern w:val="2"/>
+              <w:sz w:val="24"/>
+              <w:szCs w:val="24"/>
+              <w:lang w:val="en-NZ" w:eastAsia="en-NZ"/>
+              <w14:ligatures w14:val="standardContextual"/>
+            </w:rPr>
+          </w:pPr>
+          <w:hyperlink w:anchor="_Toc236989185" w:history="1">
+            <w:r>
+              <w:rPr>
+                <w:rStyle w:val="Hyperlink"/>
+                <w:noProof/>
+              </w:rPr>
+              <w:t>Project timeline and milestones</w:t>
+            </w:r>
+            <w:r>
+              <w:rPr>
+                <w:noProof/>
+                <w:webHidden/>
+              </w:rPr>
+              <w:tab/>
+            </w:r>
+            <w:r>
+              <w:rPr>
+                <w:noProof/>
+                <w:webHidden/>
+              </w:rPr>
+              <w:fldChar w:fldCharType="begin"/>
+            </w:r>
+            <w:r>
+              <w:rPr>
+                <w:noProof/>
+                <w:webHidden/>
+              </w:rPr>
+              <w:instrText xml:space="preserve"> PAGEREF _Toc236989185 \h </w:instrText>
+            </w:r>
+            <w:r>
+              <w:rPr>
+                <w:noProof/>
+                <w:webHidden/>
+              </w:rPr>
+            </w:r>
+            <w:r>
+              <w:rPr>
+                <w:noProof/>
+                <w:webHidden/>
+              </w:rPr>
+              <w:fldChar w:fldCharType="separate"/>
+            </w:r>
+            <w:r>
+              <w:rPr>
+                <w:noProof/>
+                <w:webHidden/>
+              </w:rPr>
+              <w:t>8</w:t>
+            </w:r>
+            <w:r>
+              <w:rPr>
+                <w:noProof/>
+                <w:webHidden/>
+              </w:rPr>
+              <w:fldChar w:fldCharType="end"/>
+            </w:r>
+          </w:hyperlink>
+        </w:p>
+        <w:p>
+          <w:pPr>
+            <w:pStyle w:val="TOC1"/>
+            <w:tabs>
+              <w:tab w:val="right" w:leader="dot" w:pos="10456"/>
+            </w:tabs>
+            <w:rPr>
+              <w:rFonts w:asciiTheme="minorHAnsi" w:eastAsiaTheme="minorEastAsia" w:hAnsiTheme="minorHAnsi"/>
+              <w:noProof/>
+              <w:kern w:val="2"/>
+              <w:sz w:val="24"/>
+              <w:szCs w:val="24"/>
+              <w:lang w:val="en-NZ" w:eastAsia="en-NZ"/>
+              <w14:ligatures w14:val="standardContextual"/>
+            </w:rPr>
+          </w:pPr>
+          <w:hyperlink w:anchor="_Toc236989186" w:history="1">
+            <w:r>
+              <w:rPr>
+                <w:rStyle w:val="Hyperlink"/>
+                <w:noProof/>
+              </w:rPr>
+              <w:t>Project Risk Analysis</w:t>
+            </w:r>
+            <w:r>
+              <w:rPr>
+                <w:noProof/>
+                <w:webHidden/>
+              </w:rPr>
+              <w:tab/>
+            </w:r>
+            <w:r>
+              <w:rPr>
+                <w:noProof/>
+                <w:webHidden/>
+              </w:rPr>
+              <w:fldChar w:fldCharType="begin"/>
+            </w:r>
+            <w:r>
+              <w:rPr>
+                <w:noProof/>
+                <w:webHidden/>
+              </w:rPr>
+              <w:instrText xml:space="preserve"> PAGEREF _Toc236989186 \h </w:instrText>
+            </w:r>
+            <w:r>
+              <w:rPr>
+                <w:noProof/>
+                <w:webHidden/>
+              </w:rPr>
+            </w:r>
+            <w:r>
+              <w:rPr>
+                <w:noProof/>
+                <w:webHidden/>
+              </w:rPr>
+              <w:fldChar w:fldCharType="separate"/>
+            </w:r>
+            <w:r>
+              <w:rPr>
+                <w:noProof/>
+                <w:webHidden/>
+              </w:rPr>
+              <w:t>8</w:t>
+            </w:r>
+            <w:r>
+              <w:rPr>
+                <w:noProof/>
+                <w:webHidden/>
+              </w:rPr>
+              <w:fldChar w:fldCharType="end"/>
+            </w:r>
+          </w:hyperlink>
+        </w:p>
+        <w:p>
+          <w:pPr>
+            <w:pStyle w:val="TOC1"/>
+            <w:tabs>
+              <w:tab w:val="right" w:leader="dot" w:pos="10456"/>
+            </w:tabs>
+            <w:rPr>
+              <w:rFonts w:asciiTheme="minorHAnsi" w:eastAsiaTheme="minorEastAsia" w:hAnsiTheme="minorHAnsi"/>
+              <w:noProof/>
+              <w:kern w:val="2"/>
+              <w:sz w:val="24"/>
+              <w:szCs w:val="24"/>
+              <w:lang w:val="en-NZ" w:eastAsia="en-NZ"/>
+              <w14:ligatures w14:val="standardContextual"/>
+            </w:rPr>
+          </w:pPr>
+          <w:hyperlink w:anchor="_Toc236989187" w:history="1">
+            <w:r>
+              <w:rPr>
+                <w:rStyle w:val="Hyperlink"/>
+                <w:noProof/>
+              </w:rPr>
+              <w:t>References</w:t>
+            </w:r>
+            <w:r>
+              <w:rPr>
+                <w:noProof/>
+                <w:webHidden/>
+              </w:rPr>
+              <w:tab/>
+            </w:r>
+            <w:r>
+              <w:rPr>
+                <w:noProof/>
+                <w:webHidden/>
+              </w:rPr>
+              <w:fldChar w:fldCharType="begin"/>
+            </w:r>
+            <w:r>
+              <w:rPr>
+                <w:noProof/>
+                <w:webHidden/>
+              </w:rPr>
+              <w:instrText xml:space="preserve"> PAGEREF _Toc236989187 \h </w:instrText>
+            </w:r>
+            <w:r>
+              <w:rPr>
+                <w:noProof/>
+                <w:webHidden/>
+              </w:rPr>
+            </w:r>
+            <w:r>
+              <w:rPr>
+                <w:noProof/>
+                <w:webHidden/>
+              </w:rPr>
+              <w:fldChar w:fldCharType="separate"/>
+            </w:r>
+            <w:r>
+              <w:rPr>
+                <w:noProof/>
+                <w:webHidden/>
+              </w:rPr>
+              <w:t>12</w:t>
+            </w:r>
+            <w:r>
+              <w:rPr>
+                <w:noProof/>
+                <w:webHidden/>
+              </w:rPr>
+              <w:fldChar w:fldCharType="end"/>
+            </w:r>
+          </w:hyperlink>
+        </w:p>
+        <w:p>
+          <w:pPr>
+            <w:pStyle w:val="TOC1"/>
+            <w:tabs>
+              <w:tab w:val="right" w:leader="dot" w:pos="10456"/>
+            </w:tabs>
+            <w:rPr>
+              <w:rFonts w:asciiTheme="minorHAnsi" w:eastAsiaTheme="minorEastAsia" w:hAnsiTheme="minorHAnsi"/>
+              <w:noProof/>
+              <w:kern w:val="2"/>
+              <w:sz w:val="24"/>
+              <w:szCs w:val="24"/>
+              <w:lang w:val="en-NZ" w:eastAsia="en-NZ"/>
+              <w14:ligatures w14:val="standardContextual"/>
+            </w:rPr>
+          </w:pPr>
+          <w:hyperlink w:anchor="_Toc236989188" w:history="1">
+            <w:r>
+              <w:rPr>
+                <w:rStyle w:val="Hyperlink"/>
+                <w:noProof/>
+              </w:rPr>
+              <w:t>Appendices</w:t>
+            </w:r>
+            <w:r>
+              <w:rPr>
+                <w:noProof/>
+                <w:webHidden/>
+              </w:rPr>
+              <w:tab/>
+            </w:r>
+            <w:r>
+              <w:rPr>
+                <w:noProof/>
+                <w:webHidden/>
+              </w:rPr>
+              <w:fldChar w:fldCharType="begin"/>
+            </w:r>
+            <w:r>
+              <w:rPr>
+                <w:noProof/>
+                <w:webHidden/>
+              </w:rPr>
+              <w:instrText xml:space="preserve"> PAGEREF _Toc236989188 \h </w:instrText>
+            </w:r>
+            <w:r>
+              <w:rPr>
+                <w:noProof/>
+                <w:webHidden/>
+              </w:rPr>
+            </w:r>
+            <w:r>
+              <w:rPr>
+                <w:noProof/>
+                <w:webHidden/>
+              </w:rPr>
+              <w:fldChar w:fldCharType="separate"/>
+            </w:r>
+            <w:r>
+              <w:rPr>
+                <w:noProof/>
+                <w:webHidden/>
+              </w:rPr>
+              <w:t>13</w:t>
             </w:r>
             <w:r>
               <w:rPr>
@@ -5332,19 +5746,25 @@
           <w:pPr>
             <w:pStyle w:val="TOC2"/>
             <w:tabs>
-              <w:tab w:val="right" w:leader="dot" w:pos="9016"/>
+              <w:tab w:val="right" w:leader="dot" w:pos="10456"/>
             </w:tabs>
             <w:rPr>
+              <w:rFonts w:asciiTheme="minorHAnsi" w:eastAsiaTheme="minorEastAsia" w:hAnsiTheme="minorHAnsi"/>
               <w:noProof/>
+              <w:kern w:val="2"/>
+              <w:sz w:val="24"/>
+              <w:szCs w:val="24"/>
+              <w:lang w:val="en-NZ" w:eastAsia="en-NZ"/>
+              <w14:ligatures w14:val="standardContextual"/>
             </w:rPr>
           </w:pPr>
-          <w:hyperlink w:anchor="_Toc236403143" w:history="1">
+          <w:hyperlink w:anchor="_Toc236989189" w:history="1">
             <w:r>
               <w:rPr>
                 <w:rStyle w:val="Hyperlink"/>
                 <w:noProof/>
               </w:rPr>
-              <w:t>RACI assessment matrix</w:t>
+              <w:t>Appendix A</w:t>
             </w:r>
             <w:r>
               <w:rPr>
@@ -5365,7 +5785,7 @@
                 <w:noProof/>
                 <w:webHidden/>
               </w:rPr>
-              <w:instrText xml:space="preserve"> PAGEREF _Toc236403143 \h </w:instrText>
+              <w:instrText xml:space="preserve"> PAGEREF _Toc236989189 \h </w:instrText>
             </w:r>
             <w:r>
               <w:rPr>
@@ -5385,7 +5805,81 @@
                 <w:noProof/>
                 <w:webHidden/>
               </w:rPr>
-              <w:t>3</w:t>
+              <w:t>13</w:t>
+            </w:r>
+            <w:r>
+              <w:rPr>
+                <w:noProof/>
+                <w:webHidden/>
+              </w:rPr>
+              <w:fldChar w:fldCharType="end"/>
+            </w:r>
+          </w:hyperlink>
+        </w:p>
+        <w:p>
+          <w:pPr>
+            <w:pStyle w:val="TOC2"/>
+            <w:tabs>
+              <w:tab w:val="right" w:leader="dot" w:pos="10456"/>
+            </w:tabs>
+            <w:rPr>
+              <w:rFonts w:asciiTheme="minorHAnsi" w:eastAsiaTheme="minorEastAsia" w:hAnsiTheme="minorHAnsi"/>
+              <w:noProof/>
+              <w:kern w:val="2"/>
+              <w:sz w:val="24"/>
+              <w:szCs w:val="24"/>
+              <w:lang w:val="en-NZ" w:eastAsia="en-NZ"/>
+              <w14:ligatures w14:val="standardContextual"/>
+            </w:rPr>
+          </w:pPr>
+          <w:hyperlink w:anchor="_Toc236989190" w:history="1">
+            <w:r>
+              <w:rPr>
+                <w:rStyle w:val="Hyperlink"/>
+                <w:noProof/>
+              </w:rPr>
+              <w:t>Appendix B</w:t>
+            </w:r>
+            <w:r>
+              <w:rPr>
+                <w:noProof/>
+                <w:webHidden/>
+              </w:rPr>
+              <w:tab/>
+            </w:r>
+            <w:r>
+              <w:rPr>
+                <w:noProof/>
+                <w:webHidden/>
+              </w:rPr>
+              <w:fldChar w:fldCharType="begin"/>
+            </w:r>
+            <w:r>
+              <w:rPr>
+                <w:noProof/>
+                <w:webHidden/>
+              </w:rPr>
+              <w:instrText xml:space="preserve"> PAGEREF _Toc236989190 \h </w:instrText>
+            </w:r>
+            <w:r>
+              <w:rPr>
+                <w:noProof/>
+                <w:webHidden/>
+              </w:rPr>
+            </w:r>
+            <w:r>
+              <w:rPr>
+                <w:noProof/>
+                <w:webHidden/>
+              </w:rPr>
+              <w:fldChar w:fldCharType="separate"/>
+            </w:r>
+            <w:r>
+              <w:rPr>
+                <w:noProof/>
+                <w:webHidden/>
+              </w:rPr>
+              <w:t>14</w:t>
             </w:r>
             <w:r>
               <w:rPr>
@@ -5400,19 +5894,25 @@
           <w:pPr>
             <w:pStyle w:val="TOC1"/>
             <w:tabs>
-              <w:tab w:val="right" w:leader="dot" w:pos="9016"/>
+              <w:tab w:val="right" w:leader="dot" w:pos="10456"/>
             </w:tabs>
             <w:rPr>
+              <w:rFonts w:asciiTheme="minorHAnsi" w:eastAsiaTheme="minorEastAsia" w:hAnsiTheme="minorHAnsi"/>
               <w:noProof/>
+              <w:kern w:val="2"/>
+              <w:sz w:val="24"/>
+              <w:szCs w:val="24"/>
+              <w:lang w:val="en-NZ" w:eastAsia="en-NZ"/>
+              <w14:ligatures w14:val="standardContextual"/>
             </w:rPr>
           </w:pPr>
-          <w:hyperlink w:anchor="_Toc236403144" w:history="1">
+          <w:hyperlink w:anchor="_Toc236989191" w:history="1">
             <w:r>
               <w:rPr>
                 <w:rStyle w:val="Hyperlink"/>
                 <w:noProof/>
               </w:rPr>
-              <w:t>Project timeline and milestones</w:t>
+              <w:t>The Parties</w:t>
             </w:r>
             <w:r>
               <w:rPr>
@@ -5433,7 +5933,7 @@
                 <w:noProof/>
                 <w:webHidden/>
               </w:rPr>
-              <w:instrText xml:space="preserve"> PAGEREF _Toc236403144 \h </w:instrText>
+              <w:instrText xml:space="preserve"> PAGEREF _Toc236989191 \h </w:instrText>
             </w:r>
             <w:r>
               <w:rPr>
@@ -5453,7 +5953,7 @@
                 <w:noProof/>
                 <w:webHidden/>
               </w:rPr>
-              <w:t>3</w:t>
+              <w:t>14</w:t>
             </w:r>
             <w:r>
               <w:rPr>
@@ -5468,19 +5968,25 @@
           <w:pPr>
             <w:pStyle w:val="TOC1"/>
             <w:tabs>
-              <w:tab w:val="right" w:leader="dot" w:pos="9016"/>
+              <w:tab w:val="right" w:leader="dot" w:pos="10456"/>
             </w:tabs>
             <w:rPr>
+              <w:rFonts w:asciiTheme="minorHAnsi" w:eastAsiaTheme="minorEastAsia" w:hAnsiTheme="minorHAnsi"/>
               <w:noProof/>
+              <w:kern w:val="2"/>
+              <w:sz w:val="24"/>
+              <w:szCs w:val="24"/>
+              <w:lang w:val="en-NZ" w:eastAsia="en-NZ"/>
+              <w14:ligatures w14:val="standardContextual"/>
             </w:rPr>
           </w:pPr>
-          <w:hyperlink w:anchor="_Toc236403145" w:history="1">
+          <w:hyperlink w:anchor="_Toc236989192" w:history="1">
             <w:r>
               <w:rPr>
                 <w:rStyle w:val="Hyperlink"/>
                 <w:noProof/>
               </w:rPr>
-              <w:t>Project Risk Analysis</w:t>
+              <w:t>2. Undertakings</w:t>
             </w:r>
             <w:r>
               <w:rPr>
@@ -5501,7 +6007,7 @@
                 <w:noProof/>
                 <w:webHidden/>
               </w:rPr>
-              <w:instrText xml:space="preserve"> PAGEREF _Toc236403145 \h </w:instrText>
+              <w:instrText xml:space="preserve"> PAGEREF _Toc236989192 \h </w:instrText>
             </w:r>
             <w:r>
               <w:rPr>
@@ -5521,7 +6027,7 @@
                 <w:noProof/>
                 <w:webHidden/>
               </w:rPr>
-              <w:t>3</w:t>
+              <w:t>14</w:t>
             </w:r>
             <w:r>
               <w:rPr>
@@ -5536,29 +6042,55 @@
           <w:pPr>
             <w:pStyle w:val="TOC1"/>
             <w:tabs>
-              <w:tab w:val="right" w:leader="dot" w:pos="9016"/>
+              <w:tab w:val="left" w:pos="480"/>
+              <w:tab w:val="right" w:leader="dot" w:pos="10456"/>
             </w:tabs>
             <w:rPr>
+              <w:rFonts w:asciiTheme="minorHAnsi" w:eastAsiaTheme="minorEastAsia" w:hAnsiTheme="minorHAnsi"/>
               <w:noProof/>
+              <w:kern w:val="2"/>
+              <w:sz w:val="24"/>
+              <w:szCs w:val="24"/>
+              <w:lang w:val="en-NZ" w:eastAsia="en-NZ"/>
+              <w14:ligatures w14:val="standardContextual"/>
             </w:rPr>
           </w:pPr>
-          <w:hyperlink w:anchor="_Toc236403146" w:history="1">
+          <w:hyperlink w:anchor="_Toc236989193" w:history="1">
             <w:r>
               <w:rPr>
                 <w:rStyle w:val="Hyperlink"/>
                 <w:noProof/>
               </w:rPr>
-              <w:t>References</w:t>
-            </w:r>
-            <w:r>
-              <w:rPr>
-                <w:noProof/>
-                <w:webHidden/>
+              <w:t xml:space="preserve">3 </w:t>
+            </w:r>
+            <w:r>
+              <w:rPr>
+                <w:rFonts w:asciiTheme="minorHAnsi" w:eastAsiaTheme="minorEastAsia" w:hAnsiTheme="minorHAnsi"/>
+                <w:noProof/>
+                <w:kern w:val="2"/>
+                <w:sz w:val="24"/>
+                <w:szCs w:val="24"/>
+                <w:lang w:val="en-NZ" w:eastAsia="en-NZ"/>
+                <w14:ligatures w14:val="standardContextual"/>
               </w:rPr>
               <w:tab/>
             </w:r>
             <w:r>
               <w:rPr>
+                <w:rStyle w:val="Hyperlink"/>
+                <w:noProof/>
+              </w:rPr>
+              <w:t>Copyright, Patents, Trade Marks and other Intellectual Property Rights</w:t>
+            </w:r>
+            <w:r>
+              <w:rPr>
+                <w:noProof/>
+                <w:webHidden/>
+              </w:rPr>
+              <w:tab/>
+            </w:r>
+            <w:r>
+              <w:rPr>
                 <w:noProof/>
                 <w:webHidden/>
               </w:rPr>
@@ -5569,7 +6101,7 @@
                 <w:noProof/>
                 <w:webHidden/>
               </w:rPr>
-              <w:instrText xml:space="preserve"> PAGEREF _Toc236403146 \h </w:instrText>
+              <w:instrText xml:space="preserve"> PAGEREF _Toc236989193 \h </w:instrText>
             </w:r>
             <w:r>
               <w:rPr>
@@ -5589,7 +6121,7 @@
                 <w:noProof/>
                 <w:webHidden/>
               </w:rPr>
-              <w:t>4</w:t>
+              <w:t>15</w:t>
             </w:r>
             <w:r>
               <w:rPr>
@@ -5604,29 +6136,55 @@
           <w:pPr>
             <w:pStyle w:val="TOC1"/>
             <w:tabs>
-              <w:tab w:val="right" w:leader="dot" w:pos="9016"/>
+              <w:tab w:val="left" w:pos="480"/>
+              <w:tab w:val="right" w:leader="dot" w:pos="10456"/>
             </w:tabs>
             <w:rPr>
+              <w:rFonts w:asciiTheme="minorHAnsi" w:eastAsiaTheme="minorEastAsia" w:hAnsiTheme="minorHAnsi"/>
               <w:noProof/>
+              <w:kern w:val="2"/>
+              <w:sz w:val="24"/>
+              <w:szCs w:val="24"/>
+              <w:lang w:val="en-NZ" w:eastAsia="en-NZ"/>
+              <w14:ligatures w14:val="standardContextual"/>
             </w:rPr>
           </w:pPr>
-          <w:hyperlink w:anchor="_Toc236403147" w:history="1">
+          <w:hyperlink w:anchor="_Toc236989194" w:history="1">
             <w:r>
               <w:rPr>
                 <w:rStyle w:val="Hyperlink"/>
                 <w:noProof/>
               </w:rPr>
-              <w:t>Appendices</w:t>
-            </w:r>
-            <w:r>
-              <w:rPr>
-                <w:noProof/>
-                <w:webHidden/>
+              <w:t xml:space="preserve">4 </w:t>
+            </w:r>
+            <w:r>
+              <w:rPr>
+                <w:rFonts w:asciiTheme="minorHAnsi" w:eastAsiaTheme="minorEastAsia" w:hAnsiTheme="minorHAnsi"/>
+                <w:noProof/>
+                <w:kern w:val="2"/>
+                <w:sz w:val="24"/>
+                <w:szCs w:val="24"/>
+                <w:lang w:val="en-NZ" w:eastAsia="en-NZ"/>
+                <w14:ligatures w14:val="standardContextual"/>
               </w:rPr>
               <w:tab/>
             </w:r>
             <w:r>
               <w:rPr>
+                <w:rStyle w:val="Hyperlink"/>
+                <w:noProof/>
+              </w:rPr>
+              <w:t>Confidential Information</w:t>
+            </w:r>
+            <w:r>
+              <w:rPr>
+                <w:noProof/>
+                <w:webHidden/>
+              </w:rPr>
+              <w:tab/>
+            </w:r>
+            <w:r>
+              <w:rPr>
                 <w:noProof/>
                 <w:webHidden/>
               </w:rPr>
@@ -5637,7 +6195,7 @@
                 <w:noProof/>
                 <w:webHidden/>
               </w:rPr>
-              <w:instrText xml:space="preserve"> PAGEREF _Toc236403147 \h </w:instrText>
+              <w:instrText xml:space="preserve"> PAGEREF _Toc236989194 \h </w:instrText>
             </w:r>
             <w:r>
               <w:rPr>
@@ -5657,7 +6215,195 @@
                 <w:noProof/>
                 <w:webHidden/>
               </w:rPr>
-              <w:t>4</w:t>
+              <w:t>15</w:t>
+            </w:r>
+            <w:r>
+              <w:rPr>
+                <w:noProof/>
+                <w:webHidden/>
+              </w:rPr>
+              <w:fldChar w:fldCharType="end"/>
+            </w:r>
+          </w:hyperlink>
+        </w:p>
+        <w:p>
+          <w:pPr>
+            <w:pStyle w:val="TOC1"/>
+            <w:tabs>
+              <w:tab w:val="left" w:pos="480"/>
+              <w:tab w:val="right" w:leader="dot" w:pos="10456"/>
+            </w:tabs>
+            <w:rPr>
+              <w:rFonts w:asciiTheme="minorHAnsi" w:eastAsiaTheme="minorEastAsia" w:hAnsiTheme="minorHAnsi"/>
+              <w:noProof/>
+              <w:kern w:val="2"/>
+              <w:sz w:val="24"/>
+              <w:szCs w:val="24"/>
+              <w:lang w:val="en-NZ" w:eastAsia="en-NZ"/>
+              <w14:ligatures w14:val="standardContextual"/>
+            </w:rPr>
+          </w:pPr>
+          <w:hyperlink w:anchor="_Toc236989195" w:history="1">
+            <w:r>
+              <w:rPr>
+                <w:rStyle w:val="Hyperlink"/>
+                <w:noProof/>
+              </w:rPr>
+              <w:t xml:space="preserve">5 </w:t>
+            </w:r>
+            <w:r>
+              <w:rPr>
+                <w:rFonts w:asciiTheme="minorHAnsi" w:eastAsiaTheme="minorEastAsia" w:hAnsiTheme="minorHAnsi"/>
+                <w:noProof/>
+                <w:kern w:val="2"/>
+                <w:sz w:val="24"/>
+                <w:szCs w:val="24"/>
+                <w:lang w:val="en-NZ" w:eastAsia="en-NZ"/>
+                <w14:ligatures w14:val="standardContextual"/>
+              </w:rPr>
+              <w:tab/>
+            </w:r>
+            <w:r>
+              <w:rPr>
+                <w:rStyle w:val="Hyperlink"/>
+                <w:noProof/>
+              </w:rPr>
+              <w:t>Intellectual Property Rights</w:t>
+            </w:r>
+            <w:r>
+              <w:rPr>
+                <w:noProof/>
+                <w:webHidden/>
+              </w:rPr>
+              <w:tab/>
+            </w:r>
+            <w:r>
+              <w:rPr>
+                <w:noProof/>
+                <w:webHidden/>
+              </w:rPr>
+              <w:fldChar w:fldCharType="begin"/>
+            </w:r>
+            <w:r>
+              <w:rPr>
+                <w:noProof/>
+                <w:webHidden/>
+              </w:rPr>
+              <w:instrText xml:space="preserve"> PAGEREF _Toc236989195 \h </w:instrText>
+            </w:r>
+            <w:r>
+              <w:rPr>
+                <w:noProof/>
+                <w:webHidden/>
+              </w:rPr>
+            </w:r>
+            <w:r>
+              <w:rPr>
+                <w:noProof/>
+                <w:webHidden/>
+              </w:rPr>
+              <w:fldChar w:fldCharType="separate"/>
+            </w:r>
+            <w:r>
+              <w:rPr>
+                <w:noProof/>
+                <w:webHidden/>
+              </w:rPr>
+              <w:t>17</w:t>
+            </w:r>
+            <w:r>
+              <w:rPr>
+                <w:noProof/>
+                <w:webHidden/>
+              </w:rPr>
+              <w:fldChar w:fldCharType="end"/>
+            </w:r>
+          </w:hyperlink>
+        </w:p>
+        <w:p>
+          <w:pPr>
+            <w:pStyle w:val="TOC1"/>
+            <w:tabs>
+              <w:tab w:val="left" w:pos="480"/>
+              <w:tab w:val="right" w:leader="dot" w:pos="10456"/>
+            </w:tabs>
+            <w:rPr>
+              <w:rFonts w:asciiTheme="minorHAnsi" w:eastAsiaTheme="minorEastAsia" w:hAnsiTheme="minorHAnsi"/>
+              <w:noProof/>
+              <w:kern w:val="2"/>
+              <w:sz w:val="24"/>
+              <w:szCs w:val="24"/>
+              <w:lang w:val="en-NZ" w:eastAsia="en-NZ"/>
+              <w14:ligatures w14:val="standardContextual"/>
+            </w:rPr>
+          </w:pPr>
+          <w:hyperlink w:anchor="_Toc236989196" w:history="1">
+            <w:r>
+              <w:rPr>
+                <w:rStyle w:val="Hyperlink"/>
+                <w:noProof/>
+              </w:rPr>
+              <w:t xml:space="preserve">6 </w:t>
+            </w:r>
+            <w:r>
+              <w:rPr>
+                <w:rFonts w:asciiTheme="minorHAnsi" w:eastAsiaTheme="minorEastAsia" w:hAnsiTheme="minorHAnsi"/>
+                <w:noProof/>
+                <w:kern w:val="2"/>
+                <w:sz w:val="24"/>
+                <w:szCs w:val="24"/>
+                <w:lang w:val="en-NZ" w:eastAsia="en-NZ"/>
+                <w14:ligatures w14:val="standardContextual"/>
+              </w:rPr>
+              <w:tab/>
+            </w:r>
+            <w:r>
+              <w:rPr>
+                <w:rStyle w:val="Hyperlink"/>
+                <w:noProof/>
+              </w:rPr>
+              <w:t>Signatures</w:t>
+            </w:r>
+            <w:r>
+              <w:rPr>
+                <w:noProof/>
+                <w:webHidden/>
+              </w:rPr>
+              <w:tab/>
+            </w:r>
+            <w:r>
+              <w:rPr>
+                <w:noProof/>
+                <w:webHidden/>
+              </w:rPr>
+              <w:fldChar w:fldCharType="begin"/>
+            </w:r>
+            <w:r>
+              <w:rPr>
+                <w:noProof/>
+                <w:webHidden/>
+              </w:rPr>
+              <w:instrText xml:space="preserve"> PAGEREF _Toc236989196 \h </w:instrText>
+            </w:r>
+            <w:r>
+              <w:rPr>
+                <w:noProof/>
+                <w:webHidden/>
+              </w:rPr>
+            </w:r>
+            <w:r>
+              <w:rPr>
+                <w:noProof/>
+                <w:webHidden/>
+              </w:rPr>
+              <w:fldChar w:fldCharType="separate"/>
+            </w:r>
+            <w:r>
+              <w:rPr>
+                <w:noProof/>
+                <w:webHidden/>
+              </w:rPr>
+              <w:t>18</w:t>
             </w:r>
             <w:r>
               <w:rPr>
@@ -5672,19 +6418,25 @@
           <w:pPr>
             <w:pStyle w:val="TOC2"/>
             <w:tabs>
-              <w:tab w:val="right" w:leader="dot" w:pos="9016"/>
+              <w:tab w:val="right" w:leader="dot" w:pos="10456"/>
             </w:tabs>
             <w:rPr>
+              <w:rFonts w:asciiTheme="minorHAnsi" w:eastAsiaTheme="minorEastAsia" w:hAnsiTheme="minorHAnsi"/>
               <w:noProof/>
+              <w:kern w:val="2"/>
+              <w:sz w:val="24"/>
+              <w:szCs w:val="24"/>
+              <w:lang w:val="en-NZ" w:eastAsia="en-NZ"/>
+              <w14:ligatures w14:val="standardContextual"/>
             </w:rPr>
           </w:pPr>
-          <w:hyperlink w:anchor="_Toc236403148" w:history="1">
+          <w:hyperlink w:anchor="_Toc236989197" w:history="1">
             <w:r>
               <w:rPr>
                 <w:rStyle w:val="Hyperlink"/>
                 <w:noProof/>
               </w:rPr>
-              <w:t>Appendix A</w:t>
+              <w:t>Appendix C</w:t>
             </w:r>
             <w:r>
               <w:rPr>
@@ -5705,7 +6457,7 @@
                 <w:noProof/>
                 <w:webHidden/>
               </w:rPr>
-              <w:instrText xml:space="preserve"> PAGEREF _Toc236403148 \h </w:instrText>
+              <w:instrText xml:space="preserve"> PAGEREF _Toc236989197 \h </w:instrText>
             </w:r>
             <w:r>
               <w:rPr>
@@ -5725,7 +6477,7 @@
                 <w:noProof/>
                 <w:webHidden/>
               </w:rPr>
-              <w:t>4</w:t>
+              <w:t>18</w:t>
             </w:r>
             <w:r>
               <w:rPr>
@@ -5740,19 +6492,25 @@
           <w:pPr>
             <w:pStyle w:val="TOC2"/>
             <w:tabs>
-              <w:tab w:val="right" w:leader="dot" w:pos="9016"/>
+              <w:tab w:val="right" w:leader="dot" w:pos="10456"/>
             </w:tabs>
             <w:rPr>
+              <w:rFonts w:asciiTheme="minorHAnsi" w:eastAsiaTheme="minorEastAsia" w:hAnsiTheme="minorHAnsi"/>
               <w:noProof/>
+              <w:kern w:val="2"/>
+              <w:sz w:val="24"/>
+              <w:szCs w:val="24"/>
+              <w:lang w:val="en-NZ" w:eastAsia="en-NZ"/>
+              <w14:ligatures w14:val="standardContextual"/>
             </w:rPr>
           </w:pPr>
-          <w:hyperlink w:anchor="_Toc236403149" w:history="1">
+          <w:hyperlink w:anchor="_Toc236989198" w:history="1">
             <w:r>
               <w:rPr>
                 <w:rStyle w:val="Hyperlink"/>
                 <w:noProof/>
               </w:rPr>
-              <w:t>Appendix B</w:t>
+              <w:t>Appendix D</w:t>
             </w:r>
             <w:r>
               <w:rPr>
@@ -5773,7 +6531,7 @@
                 <w:noProof/>
                 <w:webHidden/>
               </w:rPr>
-              <w:instrText xml:space="preserve"> PAGEREF _Toc236403149 \h </w:instrText>
+              <w:instrText xml:space="preserve"> PAGEREF _Toc236989198 \h </w:instrText>
             </w:r>
             <w:r>
               <w:rPr>
@@ -5793,279 +6551,7 @@
                 <w:noProof/>
                 <w:webHidden/>
               </w:rPr>
-              <w:t>4</w:t>
-            </w:r>
-            <w:r>
-              <w:rPr>
-                <w:noProof/>
-                <w:webHidden/>
-              </w:rPr>
-              <w:fldChar w:fldCharType="end"/>
-            </w:r>
-          </w:hyperlink>
-        </w:p>
-        <w:p>
-          <w:pPr>
-            <w:pStyle w:val="TOC2"/>
-            <w:tabs>
-              <w:tab w:val="right" w:leader="dot" w:pos="9016"/>
-            </w:tabs>
-            <w:rPr>
-              <w:noProof/>
-            </w:rPr>
-          </w:pPr>
-          <w:hyperlink w:anchor="_Toc236403150" w:history="1">
-            <w:r>
-              <w:rPr>
-                <w:rStyle w:val="Hyperlink"/>
-                <w:noProof/>
-              </w:rPr>
-              <w:t>Appendix C</w:t>
-            </w:r>
-            <w:r>
-              <w:rPr>
-                <w:noProof/>
-                <w:webHidden/>
-              </w:rPr>
-              <w:tab/>
-            </w:r>
-            <w:r>
-              <w:rPr>
-                <w:noProof/>
-                <w:webHidden/>
-              </w:rPr>
-              <w:fldChar w:fldCharType="begin"/>
-            </w:r>
-            <w:r>
-              <w:rPr>
-                <w:noProof/>
-                <w:webHidden/>
-              </w:rPr>
-              <w:instrText xml:space="preserve"> PAGEREF _Toc236403150 \h </w:instrText>
-            </w:r>
-            <w:r>
-              <w:rPr>
-                <w:noProof/>
-                <w:webHidden/>
-              </w:rPr>
-            </w:r>
-            <w:r>
-              <w:rPr>
-                <w:noProof/>
-                <w:webHidden/>
-              </w:rPr>
-              <w:fldChar w:fldCharType="separate"/>
-            </w:r>
-            <w:r>
-              <w:rPr>
-                <w:noProof/>
-                <w:webHidden/>
-              </w:rPr>
-              <w:t>4</w:t>
-            </w:r>
-            <w:r>
-              <w:rPr>
-                <w:noProof/>
-                <w:webHidden/>
-              </w:rPr>
-              <w:fldChar w:fldCharType="end"/>
-            </w:r>
-          </w:hyperlink>
-        </w:p>
-        <w:p>
-          <w:pPr>
-            <w:pStyle w:val="TOC2"/>
-            <w:tabs>
-              <w:tab w:val="right" w:leader="dot" w:pos="9016"/>
-            </w:tabs>
-            <w:rPr>
-              <w:noProof/>
-            </w:rPr>
-          </w:pPr>
-          <w:hyperlink w:anchor="_Toc236403151" w:history="1">
-            <w:r>
-              <w:rPr>
-                <w:rStyle w:val="Hyperlink"/>
-                <w:noProof/>
-              </w:rPr>
-              <w:t>Appendix D</w:t>
-            </w:r>
-            <w:r>
-              <w:rPr>
-                <w:noProof/>
-                <w:webHidden/>
-              </w:rPr>
-              <w:tab/>
-            </w:r>
-            <w:r>
-              <w:rPr>
-                <w:noProof/>
-                <w:webHidden/>
-              </w:rPr>
-              <w:fldChar w:fldCharType="begin"/>
-            </w:r>
-            <w:r>
-              <w:rPr>
-                <w:noProof/>
-                <w:webHidden/>
-              </w:rPr>
-              <w:instrText xml:space="preserve"> PAGEREF _Toc236403151 \h </w:instrText>
-            </w:r>
-            <w:r>
-              <w:rPr>
-                <w:noProof/>
-                <w:webHidden/>
-              </w:rPr>
-            </w:r>
-            <w:r>
-              <w:rPr>
-                <w:noProof/>
-                <w:webHidden/>
-              </w:rPr>
-              <w:fldChar w:fldCharType="separate"/>
-            </w:r>
-            <w:r>
-              <w:rPr>
-                <w:noProof/>
-                <w:webHidden/>
-              </w:rPr>
-              <w:t>4</w:t>
-            </w:r>
-            <w:r>
-              <w:rPr>
-                <w:noProof/>
-                <w:webHidden/>
-              </w:rPr>
-              <w:fldChar w:fldCharType="end"/>
-            </w:r>
-          </w:hyperlink>
-        </w:p>
-        <w:p>
-          <w:pPr>
-            <w:pStyle w:val="TOC1"/>
-            <w:tabs>
-              <w:tab w:val="right" w:leader="dot" w:pos="9016"/>
-            </w:tabs>
-            <w:rPr>
-              <w:noProof/>
-            </w:rPr>
-          </w:pPr>
-          <w:hyperlink w:anchor="_Toc236403152" w:history="1">
-            <w:r>
-              <w:rPr>
-                <w:rStyle w:val="Hyperlink"/>
-                <w:noProof/>
-              </w:rPr>
-              <w:t>Video</w:t>
-            </w:r>
-            <w:r>
-              <w:rPr>
-                <w:noProof/>
-                <w:webHidden/>
-              </w:rPr>
-              <w:tab/>
-            </w:r>
-            <w:r>
-              <w:rPr>
-                <w:noProof/>
-                <w:webHidden/>
-              </w:rPr>
-              <w:fldChar w:fldCharType="begin"/>
-            </w:r>
-            <w:r>
-              <w:rPr>
-                <w:noProof/>
-                <w:webHidden/>
-              </w:rPr>
-              <w:instrText xml:space="preserve"> PAGEREF _Toc236403152 \h </w:instrText>
-            </w:r>
-            <w:r>
-              <w:rPr>
-                <w:noProof/>
-                <w:webHidden/>
-              </w:rPr>
-            </w:r>
-            <w:r>
-              <w:rPr>
-                <w:noProof/>
-                <w:webHidden/>
-              </w:rPr>
-              <w:fldChar w:fldCharType="separate"/>
-            </w:r>
-            <w:r>
-              <w:rPr>
-                <w:noProof/>
-                <w:webHidden/>
-              </w:rPr>
-              <w:t>4</w:t>
-            </w:r>
-            <w:r>
-              <w:rPr>
-                <w:noProof/>
-                <w:webHidden/>
-              </w:rPr>
-              <w:fldChar w:fldCharType="end"/>
-            </w:r>
-          </w:hyperlink>
-        </w:p>
-        <w:p>
-          <w:pPr>
-            <w:pStyle w:val="TOC1"/>
-            <w:tabs>
-              <w:tab w:val="right" w:leader="dot" w:pos="9016"/>
-            </w:tabs>
-            <w:rPr>
-              <w:noProof/>
-            </w:rPr>
-          </w:pPr>
-          <w:hyperlink w:anchor="_Toc236403153" w:history="1">
-            <w:r>
-              <w:rPr>
-                <w:rStyle w:val="Hyperlink"/>
-                <w:noProof/>
-              </w:rPr>
-              <w:t>Weekly Group log Minutes</w:t>
-            </w:r>
-            <w:r>
-              <w:rPr>
-                <w:noProof/>
-                <w:webHidden/>
-              </w:rPr>
-              <w:tab/>
-            </w:r>
-            <w:r>
-              <w:rPr>
-                <w:noProof/>
-                <w:webHidden/>
-              </w:rPr>
-              <w:fldChar w:fldCharType="begin"/>
-            </w:r>
-            <w:r>
-              <w:rPr>
-                <w:noProof/>
-                <w:webHidden/>
-              </w:rPr>
-              <w:instrText xml:space="preserve"> PAGEREF _Toc236403153 \h </w:instrText>
-            </w:r>
-            <w:r>
-              <w:rPr>
-                <w:noProof/>
-                <w:webHidden/>
-              </w:rPr>
-            </w:r>
-            <w:r>
-              <w:rPr>
-                <w:noProof/>
-                <w:webHidden/>
-              </w:rPr>
-              <w:fldChar w:fldCharType="separate"/>
-            </w:r>
-            <w:r>
-              <w:rPr>
-                <w:noProof/>
-                <w:webHidden/>
-              </w:rPr>
-              <w:t>5</w:t>
+              <w:t>18</w:t>
             </w:r>
             <w:r>
               <w:rPr>
@@ -6088,25 +6574,248 @@
         </w:p>
       </w:sdtContent>
     </w:sdt>
+    <w:p/>
+    <w:p/>
+    <w:p/>
+    <w:p/>
     <w:p>
       <w:pPr>
         <w:pStyle w:val="Heading1"/>
       </w:pPr>
-      <w:bookmarkStart w:id="0" w:name="_Toc236403127"/>
-      <w:r>
+      <w:bookmarkStart w:id="0" w:name="_Toc236989168"/>
+      <w:r>
+        <w:lastRenderedPageBreak/>
         <w:t>Project Objective</w:t>
       </w:r>
       <w:bookmarkEnd w:id="0"/>
     </w:p>
     <w:p>
       <w:pPr>
+        <w:pStyle w:val="TNR"/>
+      </w:pPr>
+      <w:r>
+        <w:t>This section of the report generally outlines the why of your project.</w:t>
+      </w:r>
+    </w:p>
+    <w:p>
+      <w:pPr>
         <w:pStyle w:val="Heading2"/>
       </w:pPr>
-      <w:bookmarkStart w:id="1" w:name="_Toc236403128"/>
+      <w:bookmarkStart w:id="1" w:name="_Toc236989169"/>
       <w:r>
         <w:t>Client background</w:t>
       </w:r>
       <w:bookmarkEnd w:id="1"/>
+    </w:p>
+    <w:p>
+      <w:pPr>
+        <w:pStyle w:val="TNR"/>
+      </w:pPr>
+      <w:r>
+        <w:t xml:space="preserve">The client for this project is Geoff Gordon who is a Network Administrator for </w:t>
+      </w:r>
+      <w:proofErr w:type="spellStart"/>
+      <w:r>
+        <w:t>WelTec</w:t>
+      </w:r>
+      <w:proofErr w:type="spellEnd"/>
+      <w:r>
+        <w:t xml:space="preserve"> and Whitireia, a local Polytechnic that is </w:t>
+      </w:r>
+      <w:r>
+        <w:t xml:space="preserve">a subsidiary of </w:t>
+      </w:r>
+      <w:proofErr w:type="spellStart"/>
+      <w:r>
+        <w:t>Te</w:t>
+      </w:r>
+      <w:proofErr w:type="spellEnd"/>
+      <w:r>
+        <w:t xml:space="preserve"> </w:t>
+      </w:r>
+      <w:proofErr w:type="spellStart"/>
+      <w:r>
+        <w:t>Pūkenga</w:t>
+      </w:r>
+      <w:proofErr w:type="spellEnd"/>
+      <w:r>
+        <w:t xml:space="preserve"> – New Zealand</w:t>
+      </w:r>
+      <w:r>
+        <w:t>’s</w:t>
+      </w:r>
+      <w:r>
+        <w:t xml:space="preserve"> Institute of Skills and Technology</w:t>
+      </w:r>
+      <w:r>
+        <w:t xml:space="preserve">. Geoff offers technical support to staff, students and lecturers’ and is an on-site “fix-it” man for delivering technical solutions and helpful ideas (Whitireia &amp; </w:t>
+      </w:r>
+      <w:proofErr w:type="spellStart"/>
+      <w:r>
+        <w:t>Weltec</w:t>
+      </w:r>
+      <w:proofErr w:type="spellEnd"/>
+      <w:r>
+        <w:t xml:space="preserve">, </w:t>
+      </w:r>
+      <w:proofErr w:type="spellStart"/>
+      <w:r>
+        <w:t>n.d</w:t>
+      </w:r>
+      <w:proofErr w:type="spellEnd"/>
+      <w:r>
+        <w:t xml:space="preserve">). </w:t>
+      </w:r>
+    </w:p>
+    <w:p>
+      <w:pPr>
+        <w:pStyle w:val="TNR"/>
+      </w:pPr>
+      <w:r>
+        <w:t xml:space="preserve">The key problem they would like solved is the comparison of traditional forensic tools to AI versions of forensic tools so that we may develop an analysis of </w:t>
+      </w:r>
+      <w:proofErr w:type="gramStart"/>
+      <w:r>
+        <w:t>whether or not</w:t>
+      </w:r>
+      <w:proofErr w:type="gramEnd"/>
+      <w:r>
+        <w:t xml:space="preserve"> AI is a worthwhile venture for forensics or if it uses an unreasonable </w:t>
+      </w:r>
+      <w:proofErr w:type="gramStart"/>
+      <w:r>
+        <w:t>amount</w:t>
+      </w:r>
+      <w:proofErr w:type="gramEnd"/>
+      <w:r>
+        <w:t xml:space="preserve"> of resources. </w:t>
+      </w:r>
+    </w:p>
+    <w:p>
+      <w:pPr>
+        <w:pStyle w:val="Heading2"/>
+      </w:pPr>
+      <w:bookmarkStart w:id="2" w:name="_Toc236989170"/>
+      <w:r>
+        <w:t>Deliverables</w:t>
+      </w:r>
+      <w:bookmarkEnd w:id="2"/>
+    </w:p>
+    <w:p>
+      <w:pPr>
+        <w:pStyle w:val="TNR"/>
+      </w:pPr>
+      <w:r>
+        <w:t xml:space="preserve">The main deliverable for this project will be a research report that discusses our working output and analysis for every file that we have tested our tools and locally hosted AI on and the resulting output of our findings. The deliverables will also include either a live demonstration or a video demonstration depending on the viability of what is included within it. </w:t>
+      </w:r>
+    </w:p>
+    <w:p>
+      <w:pPr>
+        <w:pStyle w:val="Heading2"/>
+      </w:pPr>
+      <w:bookmarkStart w:id="3" w:name="_Toc236989171"/>
+      <w:r>
+        <w:t>Must haves</w:t>
+      </w:r>
+      <w:bookmarkEnd w:id="3"/>
+    </w:p>
+    <w:p>
+      <w:pPr>
+        <w:pStyle w:val="TNR"/>
+      </w:pPr>
+      <w:r>
+        <w:t xml:space="preserve">The main project ‘must have’ is proving that both types of tools can be run on one machine and having a test plan that can be completed by both types of tools. It is important that the final report includes a discussion on what sections of the forensic process have been impacted the most by Artificial Intelligence and what makes it worth using the resources. This discussion must also include why exactly it is worth it or not worth it, to invest in the resources into using AI. </w:t>
+      </w:r>
+    </w:p>
+    <w:p>
+      <w:pPr>
+        <w:pStyle w:val="Heading2"/>
+      </w:pPr>
+      <w:bookmarkStart w:id="4" w:name="_Toc236989172"/>
+      <w:r>
+        <w:t>Nice to haves</w:t>
+      </w:r>
+      <w:bookmarkEnd w:id="4"/>
+    </w:p>
+    <w:p>
+      <w:pPr>
+        <w:pStyle w:val="TNR"/>
+      </w:pPr>
+      <w:r>
+        <w:t xml:space="preserve">The ethicality and risks of data leakage aren’t necessarily included in the scope of the project but would be considered a “nice to have” in the final version. Other ‘luxuries’ would include testing on larger models; however, this does come at the cost of requiring more equipment such as higher-end GPUs with more memory. Therefore, being able to test on a setup with 2 graphics cards is considered superfluous but will be excellent to include if we are able to manage that. </w:t>
+      </w:r>
+    </w:p>
+    <w:p>
+      <w:pPr>
+        <w:pStyle w:val="TNR"/>
+      </w:pPr>
+      <w:r>
+        <w:t xml:space="preserve">It is also of mention that one of the outputs you could expect with more technology available, is the ability to see if the larger model output is worth the extra resources invested. This is </w:t>
+      </w:r>
+      <w:proofErr w:type="gramStart"/>
+      <w:r>
+        <w:t>due to the fact that</w:t>
+      </w:r>
+      <w:proofErr w:type="gramEnd"/>
+      <w:r>
+        <w:t xml:space="preserve"> accuracy is a very important factor in the production of a forensics report. Having the ability to tell if more resources invested leads to a higher degree of usefulness/quality from the AI, would be helpful. </w:t>
+      </w:r>
+    </w:p>
+    <w:p>
+      <w:pPr>
+        <w:pStyle w:val="TNR"/>
+      </w:pPr>
+      <w:r>
+        <w:t xml:space="preserve">Another extra addition to the project could be an environment or scripts that help to automate certain activities. If it is within our capability, having a record that data is not leaving the network by tracking the flow of packets from the computer during the extent of this project is also something that can be considered as a stretch goal. </w:t>
+      </w:r>
+    </w:p>
+    <w:p>
+      <w:pPr>
+        <w:pStyle w:val="Heading2"/>
+      </w:pPr>
+      <w:bookmarkStart w:id="5" w:name="_Toc236989173"/>
+      <w:r>
+        <w:t>Scope</w:t>
+      </w:r>
+      <w:bookmarkEnd w:id="5"/>
+    </w:p>
+    <w:p>
+      <w:pPr>
+        <w:pStyle w:val="TNR"/>
+      </w:pPr>
+      <w:r>
+        <w:t xml:space="preserve">Tools that can be run in the Kali Linux environment for the intended uses of performing digital forensics against publicly available datasets are within the scope of this project. Forensic testing and analysis will be performed on OS and mobile-based datasets. As forensics expands a wide variety of activities such as data-carving, memory forensics and network forensics, these will all be considered in-scope for this project as we are looking to test these tools against a variety of different datasets to display their strengths and weaknesses.  The testing of legacy forensics tools and tools that are aided by artificial intelligence are in scope as we are looking to compare the two types of </w:t>
+      </w:r>
+      <w:proofErr w:type="gramStart"/>
+      <w:r>
+        <w:t>tool</w:t>
+      </w:r>
+      <w:proofErr w:type="gramEnd"/>
+      <w:r>
+        <w:t xml:space="preserve">. The analysis and documentation of said testing is also within scope. </w:t>
+      </w:r>
+    </w:p>
+    <w:p>
+      <w:pPr>
+        <w:pStyle w:val="TNR"/>
+      </w:pPr>
+    </w:p>
+    <w:p>
+      <w:pPr>
+        <w:pStyle w:val="TNR"/>
+      </w:pPr>
+      <w:r>
+        <w:lastRenderedPageBreak/>
+        <w:t xml:space="preserve">The development of our own tools for forensics purposes isn’t considered within the scope of the project; we will be using publicly available ones instead. Ethics and risks of data leakages while considered a nice to have inclusion, are still considered to be outside the scope of this project. Cloud-based tools are also out of </w:t>
+      </w:r>
+      <w:proofErr w:type="gramStart"/>
+      <w:r>
+        <w:t>scope,</w:t>
+      </w:r>
+      <w:proofErr w:type="gramEnd"/>
+      <w:r>
+        <w:t xml:space="preserve"> this is because the machine we will be working on is a locally hosted machine on a local network. Digital forensics is usually categorised in within incident response, we are strictly doing the forensics side of IRDF, we will only be testing on previously available datasets as we are not responding to any incident nor are performing forensics for any third party besides our client, Geoff Gordon. </w:t>
+      </w:r>
     </w:p>
     <w:p>
       <w:pPr>
@@ -6114,93 +6823,13 @@
           <w:lang w:val="en-NZ"/>
         </w:rPr>
       </w:pPr>
-      <w:r>
+    </w:p>
+    <w:p>
+      <w:pPr>
         <w:rPr>
           <w:lang w:val="en-NZ"/>
         </w:rPr>
-        <w:t>Our client is Geoff Gordon</w:t>
-      </w:r>
-    </w:p>
-    <w:p>
-      <w:pPr>
-        <w:pStyle w:val="Heading2"/>
-      </w:pPr>
-      <w:bookmarkStart w:id="2" w:name="_Toc236403129"/>
-      <w:r>
-        <w:lastRenderedPageBreak/>
-        <w:t>Deliverables</w:t>
-      </w:r>
-      <w:bookmarkEnd w:id="2"/>
-    </w:p>
-    <w:p>
-      <w:pPr>
-        <w:pStyle w:val="Heading2"/>
-      </w:pPr>
-      <w:bookmarkStart w:id="3" w:name="_Toc236403130"/>
-      <w:r>
-        <w:t>Must haves</w:t>
-      </w:r>
-      <w:bookmarkEnd w:id="3"/>
-    </w:p>
-    <w:p>
-      <w:pPr>
-        <w:pStyle w:val="Heading2"/>
-      </w:pPr>
-      <w:bookmarkStart w:id="4" w:name="_Toc236403131"/>
-      <w:r>
-        <w:t>Nice to haves</w:t>
-      </w:r>
-      <w:bookmarkEnd w:id="4"/>
-    </w:p>
-    <w:p>
-      <w:pPr>
-        <w:pStyle w:val="Heading2"/>
-      </w:pPr>
-      <w:bookmarkStart w:id="5" w:name="_Toc236403132"/>
-      <w:r>
-        <w:t>Scope</w:t>
-      </w:r>
-      <w:bookmarkEnd w:id="5"/>
-    </w:p>
-    <w:p>
-      <w:pPr>
-        <w:pStyle w:val="Heading1"/>
-      </w:pPr>
-      <w:bookmarkStart w:id="6" w:name="_Toc236403133"/>
-      <w:r>
-        <w:t>Project Plan</w:t>
-      </w:r>
-      <w:bookmarkEnd w:id="6"/>
-    </w:p>
-    <w:p>
-      <w:pPr>
-        <w:pStyle w:val="Heading2"/>
-      </w:pPr>
-      <w:bookmarkStart w:id="7" w:name="_Toc236403134"/>
-      <w:r>
-        <w:t>Methodology</w:t>
-      </w:r>
-      <w:bookmarkEnd w:id="7"/>
-    </w:p>
-    <w:p>
-      <w:pPr>
-        <w:pStyle w:val="Heading2"/>
-      </w:pPr>
-      <w:bookmarkStart w:id="8" w:name="_Toc236403135"/>
-      <w:r>
-        <w:t>Technologies</w:t>
-      </w:r>
-      <w:bookmarkEnd w:id="8"/>
-    </w:p>
-    <w:p>
-      <w:pPr>
-        <w:pStyle w:val="Heading2"/>
-      </w:pPr>
-      <w:bookmarkStart w:id="9" w:name="_Toc236403136"/>
-      <w:r>
-        <w:t>Project budget</w:t>
-      </w:r>
-      <w:bookmarkEnd w:id="9"/>
+      </w:pPr>
     </w:p>
     <w:p>
       <w:pPr>
@@ -6330,93 +6959,345 @@
     </w:p>
     <w:p>
       <w:pPr>
+        <w:rPr>
+          <w:lang w:val="en-NZ"/>
+        </w:rPr>
+      </w:pPr>
+    </w:p>
+    <w:p>
+      <w:pPr>
+        <w:rPr>
+          <w:lang w:val="en-NZ"/>
+        </w:rPr>
+      </w:pPr>
+    </w:p>
+    <w:p>
+      <w:pPr>
+        <w:rPr>
+          <w:lang w:val="en-NZ"/>
+        </w:rPr>
+      </w:pPr>
+    </w:p>
+    <w:p>
+      <w:pPr>
+        <w:rPr>
+          <w:lang w:val="en-NZ"/>
+        </w:rPr>
+      </w:pPr>
+    </w:p>
+    <w:p>
+      <w:pPr>
         <w:pStyle w:val="Heading1"/>
+      </w:pPr>
+      <w:bookmarkStart w:id="6" w:name="_Toc236989174"/>
+      <w:r>
+        <w:lastRenderedPageBreak/>
+        <w:t>Project Plan</w:t>
+      </w:r>
+      <w:bookmarkEnd w:id="6"/>
+    </w:p>
+    <w:p>
+      <w:pPr>
+        <w:pStyle w:val="Heading2"/>
+      </w:pPr>
+      <w:bookmarkStart w:id="7" w:name="_Toc236989175"/>
+      <w:r>
+        <w:t>Methodology</w:t>
+      </w:r>
+      <w:bookmarkEnd w:id="7"/>
+    </w:p>
+    <w:p>
+      <w:pPr>
+        <w:pStyle w:val="TNR"/>
+      </w:pPr>
+      <w:r>
+        <w:t>The Project Management methodology that we will be using is for this project is Kanban. We have selected Kanban because it is one of the key Project Methodologies used in the current real-world workplaces. Kanban is a visual workflow management method that will allow us to better visualize the workload and optimise it according to demand. Kanban works best for us because it is familiar to us as we have used it in previous classes and can be integrated seamlessly into our project.</w:t>
+      </w:r>
+    </w:p>
+    <w:p>
+      <w:pPr>
+        <w:pStyle w:val="Heading2"/>
+      </w:pPr>
+      <w:hyperlink r:id="rId10" w:history="1">
+        <w:bookmarkStart w:id="8" w:name="_Toc236989176"/>
+        <w:r>
+          <w:rPr>
+            <w:rStyle w:val="Hyperlink"/>
+          </w:rPr>
+          <w:t>K</w:t>
+        </w:r>
+        <w:r>
+          <w:rPr>
+            <w:rStyle w:val="Hyperlink"/>
+          </w:rPr>
+          <w:t>anban</w:t>
+        </w:r>
+        <w:bookmarkEnd w:id="8"/>
+      </w:hyperlink>
+      <w:r>
+        <w:t xml:space="preserve"> </w:t>
+      </w:r>
+    </w:p>
+    <w:p>
+      <w:pPr>
+        <w:pStyle w:val="TNR"/>
+      </w:pPr>
+      <w:r>
+        <w:t>The Testing Methodology that we have selected is the CFTT Computer Forensic Tool Testing Process by NIST which is a functionality driven testing methodology that we believe reflects the requirements of our project because of the nature of the research driven outcomes, the process of which is as follows, Acquire tool to be tested, Review tool documentation, Select relevant test cases depending on features supported by tool, Develop Test strategy, Execute tests, Produce test report, Steering committee reviews test report, Vendor reviews test report, Post support software to web, DHS (our appropriate replacement of organisation) posts report to web. Using this testing process, we believe that we can achieve the outcomes required of our project as it is a testing process specific to tool testing.</w:t>
+      </w:r>
+    </w:p>
+    <w:p>
+      <w:pPr>
+        <w:jc w:val="both"/>
         <w:rPr>
-          <w:highlight w:val="cyan"/>
+          <w:b/>
+          <w:bCs/>
+          <w:sz w:val="28"/>
+          <w:szCs w:val="28"/>
+          <w:lang w:val="en-NZ"/>
         </w:rPr>
       </w:pPr>
-      <w:bookmarkStart w:id="10" w:name="_Toc236665775"/>
-      <w:bookmarkStart w:id="11" w:name="_Toc236403144"/>
+      <w:hyperlink r:id="rId11" w:history="1">
+        <w:r>
+          <w:rPr>
+            <w:rStyle w:val="Hyperlink"/>
+            <w:b/>
+            <w:bCs/>
+            <w:sz w:val="28"/>
+            <w:szCs w:val="28"/>
+            <w:lang w:val="en-NZ"/>
+          </w:rPr>
+          <w:t xml:space="preserve">NIST </w:t>
+        </w:r>
+        <w:r>
+          <w:rPr>
+            <w:rStyle w:val="Hyperlink"/>
+            <w:b/>
+            <w:bCs/>
+            <w:sz w:val="28"/>
+            <w:szCs w:val="28"/>
+            <w:lang w:val="en-NZ"/>
+          </w:rPr>
+          <w:t>CTFF</w:t>
+        </w:r>
+      </w:hyperlink>
       <w:r>
         <w:rPr>
-          <w:highlight w:val="cyan"/>
+          <w:b/>
+          <w:bCs/>
+          <w:sz w:val="28"/>
+          <w:szCs w:val="28"/>
+          <w:lang w:val="en-NZ"/>
         </w:rPr>
+        <w:t xml:space="preserve"> </w:t>
+      </w:r>
+    </w:p>
+    <w:p>
+      <w:pPr>
+        <w:pStyle w:val="Heading2"/>
+      </w:pPr>
+      <w:bookmarkStart w:id="9" w:name="_Toc236989177"/>
+      <w:r>
+        <w:t>Technologies</w:t>
+      </w:r>
+      <w:bookmarkEnd w:id="9"/>
+    </w:p>
+    <w:p>
+      <w:pPr>
+        <w:pStyle w:val="TNR"/>
+      </w:pPr>
+      <w:r>
+        <w:t xml:space="preserve">The technologies that will be used for this research project are LM studio and a PC, as well as AI tools. The PC will be used to locally host the LM studio application which can run AI models from a local computer instead of running them through online LLM’s which can prove to be a security risk as information is being sent out of the machine to an externally hosted datacentre. </w:t>
+      </w:r>
+    </w:p>
+    <w:p>
+      <w:pPr>
+        <w:pStyle w:val="TNR"/>
+      </w:pPr>
+      <w:r>
+        <w:t xml:space="preserve">Everything will be running </w:t>
+      </w:r>
+      <w:proofErr w:type="gramStart"/>
+      <w:r>
+        <w:t>off of</w:t>
+      </w:r>
+      <w:proofErr w:type="gramEnd"/>
+      <w:r>
+        <w:t xml:space="preserve"> the </w:t>
+      </w:r>
+      <w:r>
+        <w:t>Kali Digital Forensics Operating System</w:t>
+      </w:r>
+      <w:r>
+        <w:t xml:space="preserve"> which is a version of Linux optimised for digital forensics, using this we will be running legacy tools which can be compared to the AI tools from the same system.</w:t>
+      </w:r>
+    </w:p>
+    <w:p>
+      <w:pPr>
+        <w:pStyle w:val="TNR"/>
+      </w:pPr>
+      <w:r>
+        <w:t xml:space="preserve">Our group will be using GitHub repository </w:t>
+      </w:r>
+      <w:proofErr w:type="gramStart"/>
+      <w:r>
+        <w:t>in order to</w:t>
+      </w:r>
+      <w:proofErr w:type="gramEnd"/>
+      <w:r>
+        <w:t xml:space="preserve"> collate our work, and which provides us with a clear history of changes and can provide a timeline for when work was completed </w:t>
+      </w:r>
+      <w:proofErr w:type="gramStart"/>
+      <w:r>
+        <w:t>in order to</w:t>
+      </w:r>
+      <w:proofErr w:type="gramEnd"/>
+      <w:r>
+        <w:t xml:space="preserve"> be presented once the project has been completed.</w:t>
+      </w:r>
+    </w:p>
+    <w:p>
+      <w:pPr>
+        <w:pStyle w:val="Heading2"/>
+      </w:pPr>
+      <w:bookmarkStart w:id="10" w:name="_Toc236989178"/>
+      <w:r>
+        <w:t>Project budget</w:t>
+      </w:r>
+      <w:bookmarkEnd w:id="10"/>
+    </w:p>
+    <w:p>
+      <w:pPr>
+        <w:pStyle w:val="TNR"/>
+      </w:pPr>
+      <w:r>
+        <w:t xml:space="preserve">Our project should not include any costs whatsoever to the client or the team members because all the tools and equipment used are either provided by team members, client or Whitireia and </w:t>
+      </w:r>
+      <w:proofErr w:type="spellStart"/>
+      <w:r>
+        <w:t>Weltec</w:t>
+      </w:r>
+      <w:proofErr w:type="spellEnd"/>
+      <w:r>
+        <w:t>. The equipment submitted for the project will be returned to the relative owners after the project is completed.</w:t>
+      </w:r>
+    </w:p>
+    <w:p>
+      <w:pPr>
+        <w:rPr>
+          <w:lang w:val="en-NZ"/>
+        </w:rPr>
+      </w:pPr>
+    </w:p>
+    <w:p>
+      <w:pPr>
+        <w:rPr>
+          <w:lang w:val="en-NZ"/>
+        </w:rPr>
+      </w:pPr>
+    </w:p>
+    <w:p>
+      <w:pPr>
+        <w:rPr>
+          <w:lang w:val="en-NZ"/>
+        </w:rPr>
+      </w:pPr>
+    </w:p>
+    <w:p>
+      <w:pPr>
+        <w:rPr>
+          <w:lang w:val="en-NZ"/>
+        </w:rPr>
+      </w:pPr>
+    </w:p>
+    <w:p>
+      <w:pPr>
+        <w:rPr>
+          <w:lang w:val="en-NZ"/>
+        </w:rPr>
+      </w:pPr>
+    </w:p>
+    <w:p>
+      <w:pPr>
+        <w:rPr>
+          <w:lang w:val="en-NZ"/>
+        </w:rPr>
+      </w:pPr>
+    </w:p>
+    <w:p>
+      <w:pPr>
+        <w:rPr>
+          <w:lang w:val="en-NZ"/>
+        </w:rPr>
+      </w:pPr>
+    </w:p>
+    <w:p>
+      <w:pPr>
+        <w:rPr>
+          <w:lang w:val="en-NZ"/>
+        </w:rPr>
+      </w:pPr>
+    </w:p>
+    <w:p>
+      <w:pPr>
+        <w:pStyle w:val="Heading1"/>
+      </w:pPr>
+      <w:bookmarkStart w:id="11" w:name="_Toc236665775"/>
+      <w:bookmarkStart w:id="12" w:name="_Toc236989179"/>
+      <w:r>
         <w:lastRenderedPageBreak/>
         <w:t>Project Personnel</w:t>
       </w:r>
-      <w:bookmarkEnd w:id="10"/>
+      <w:bookmarkEnd w:id="11"/>
+      <w:bookmarkEnd w:id="12"/>
     </w:p>
     <w:p>
       <w:pPr>
         <w:pStyle w:val="Heading2"/>
-        <w:rPr>
-          <w:highlight w:val="cyan"/>
-        </w:rPr>
-      </w:pPr>
-      <w:bookmarkStart w:id="12" w:name="_Toc236665776"/>
-      <w:r>
-        <w:rPr>
-          <w:highlight w:val="cyan"/>
-        </w:rPr>
+      </w:pPr>
+      <w:bookmarkStart w:id="13" w:name="_Toc236665776"/>
+      <w:bookmarkStart w:id="14" w:name="_Toc236989180"/>
+      <w:r>
         <w:t>Client details including organisation</w:t>
       </w:r>
-      <w:bookmarkEnd w:id="12"/>
+      <w:bookmarkEnd w:id="13"/>
+      <w:bookmarkEnd w:id="14"/>
     </w:p>
     <w:p>
       <w:pPr>
         <w:pStyle w:val="TNR"/>
-        <w:rPr>
-          <w:rFonts w:ascii="Arial" w:hAnsi="Arial" w:cs="Arial"/>
-          <w:sz w:val="24"/>
-          <w:szCs w:val="24"/>
-          <w:highlight w:val="cyan"/>
-        </w:rPr>
-      </w:pPr>
-      <w:r>
-        <w:rPr>
-          <w:rFonts w:ascii="Arial" w:hAnsi="Arial" w:cs="Arial"/>
-          <w:sz w:val="24"/>
-          <w:szCs w:val="24"/>
-          <w:highlight w:val="cyan"/>
-        </w:rPr>
-        <w:t>Geoff Gordon is a staff member of WelTec, he provides technical networking expertise in the context of the tertiary environment. He has familiarity, curiosity and deep interest in AI models and their behaviour, as well as their associated hardware/platforms. He is interested in whether AI is has a place in the field of digital forensics.</w:t>
+      </w:pPr>
+      <w:r>
+        <w:t xml:space="preserve">Geoff Gordon is a staff member of </w:t>
+      </w:r>
+      <w:proofErr w:type="spellStart"/>
+      <w:r>
+        <w:t>WelTec</w:t>
+      </w:r>
+      <w:proofErr w:type="spellEnd"/>
+      <w:r>
+        <w:t>, he provides technical networking expertise in the context of the tertiary environment. He has familiarity, curiosity and deep interest in AI models and their behaviour, as well as their associated hardware/platforms. He is interested in whether AI is has a place in the field of digital forensics.</w:t>
       </w:r>
     </w:p>
     <w:p>
       <w:pPr>
         <w:pStyle w:val="TNR"/>
-        <w:rPr>
-          <w:rFonts w:ascii="Arial" w:hAnsi="Arial" w:cs="Arial"/>
-          <w:sz w:val="24"/>
-          <w:szCs w:val="24"/>
-          <w:highlight w:val="cyan"/>
-        </w:rPr>
-      </w:pPr>
-      <w:r>
-        <w:rPr>
-          <w:rFonts w:ascii="Arial" w:hAnsi="Arial" w:cs="Arial"/>
-          <w:sz w:val="24"/>
-          <w:szCs w:val="24"/>
-          <w:highlight w:val="cyan"/>
-        </w:rPr>
+      </w:pPr>
+      <w:r>
         <w:t xml:space="preserve">Geoff has been the client on multiple previous capstone IT projects with a focus on AI. One example is an AI chatbot for IT support at the school. </w:t>
       </w:r>
     </w:p>
     <w:p>
       <w:pPr>
         <w:pStyle w:val="Heading2"/>
-        <w:rPr>
-          <w:highlight w:val="cyan"/>
-        </w:rPr>
-      </w:pPr>
-      <w:bookmarkStart w:id="13" w:name="_Toc236665777"/>
-      <w:r>
-        <w:rPr>
-          <w:highlight w:val="cyan"/>
-        </w:rPr>
+      </w:pPr>
+      <w:bookmarkStart w:id="15" w:name="_Toc236665777"/>
+      <w:bookmarkStart w:id="16" w:name="_Toc236989181"/>
+      <w:r>
         <w:t>Group Members</w:t>
       </w:r>
-      <w:bookmarkEnd w:id="13"/>
+      <w:bookmarkEnd w:id="15"/>
+      <w:bookmarkEnd w:id="16"/>
     </w:p>
     <w:tbl>
       <w:tblPr>
@@ -6425,9 +7306,9 @@
         <w:tblLook w:val="04A0" w:firstRow="1" w:lastRow="0" w:firstColumn="1" w:lastColumn="0" w:noHBand="0" w:noVBand="1"/>
       </w:tblPr>
       <w:tblGrid>
-        <w:gridCol w:w="1976"/>
-        <w:gridCol w:w="1310"/>
-        <w:gridCol w:w="7170"/>
+        <w:gridCol w:w="1980"/>
+        <w:gridCol w:w="1276"/>
+        <w:gridCol w:w="7200"/>
       </w:tblGrid>
       <w:tr>
         <w:tc>
@@ -6437,14 +7318,8 @@
           <w:p>
             <w:pPr>
               <w:pStyle w:val="TNR"/>
-              <w:rPr>
-                <w:highlight w:val="cyan"/>
-              </w:rPr>
-            </w:pPr>
-            <w:r>
-              <w:rPr>
-                <w:highlight w:val="cyan"/>
-              </w:rPr>
+            </w:pPr>
+            <w:r>
               <w:t>Name</w:t>
             </w:r>
           </w:p>
@@ -6456,14 +7331,8 @@
           <w:p>
             <w:pPr>
               <w:pStyle w:val="TNR"/>
-              <w:rPr>
-                <w:highlight w:val="cyan"/>
-              </w:rPr>
-            </w:pPr>
-            <w:r>
-              <w:rPr>
-                <w:highlight w:val="cyan"/>
-              </w:rPr>
+            </w:pPr>
+            <w:r>
               <w:t>Role</w:t>
             </w:r>
           </w:p>
@@ -6475,14 +7344,8 @@
           <w:p>
             <w:pPr>
               <w:pStyle w:val="TNR"/>
-              <w:rPr>
-                <w:highlight w:val="cyan"/>
-              </w:rPr>
-            </w:pPr>
-            <w:r>
-              <w:rPr>
-                <w:highlight w:val="cyan"/>
-              </w:rPr>
+            </w:pPr>
+            <w:r>
               <w:t>Main duties</w:t>
             </w:r>
           </w:p>
@@ -6496,20 +7359,8 @@
           <w:p>
             <w:pPr>
               <w:pStyle w:val="TNR"/>
-              <w:rPr>
-                <w:rFonts w:ascii="Arial" w:hAnsi="Arial" w:cs="Arial"/>
-                <w:sz w:val="24"/>
-                <w:szCs w:val="24"/>
-                <w:highlight w:val="cyan"/>
-              </w:rPr>
-            </w:pPr>
-            <w:r>
-              <w:rPr>
-                <w:rFonts w:ascii="Arial" w:hAnsi="Arial" w:cs="Arial"/>
-                <w:sz w:val="24"/>
-                <w:szCs w:val="24"/>
-                <w:highlight w:val="cyan"/>
-              </w:rPr>
+            </w:pPr>
+            <w:r>
               <w:t>Matt Baker</w:t>
             </w:r>
           </w:p>
@@ -6521,21 +7372,9 @@
           <w:p>
             <w:pPr>
               <w:pStyle w:val="TNR"/>
-              <w:rPr>
-                <w:rFonts w:ascii="Arial" w:hAnsi="Arial" w:cs="Arial"/>
-                <w:sz w:val="24"/>
-                <w:szCs w:val="24"/>
-                <w:highlight w:val="cyan"/>
-              </w:rPr>
-            </w:pPr>
-            <w:r>
-              <w:rPr>
-                <w:rFonts w:ascii="Arial" w:hAnsi="Arial" w:cs="Arial"/>
-                <w:sz w:val="24"/>
-                <w:szCs w:val="24"/>
-                <w:highlight w:val="cyan"/>
-              </w:rPr>
-              <w:t>Developer</w:t>
+            </w:pPr>
+            <w:r>
+              <w:t>Digital Forensics Technician</w:t>
             </w:r>
           </w:p>
         </w:tc>
@@ -6546,20 +7385,8 @@
           <w:p>
             <w:pPr>
               <w:pStyle w:val="TNR"/>
-              <w:rPr>
-                <w:rFonts w:ascii="Arial" w:hAnsi="Arial" w:cs="Arial"/>
-                <w:sz w:val="24"/>
-                <w:szCs w:val="24"/>
-                <w:highlight w:val="cyan"/>
-              </w:rPr>
-            </w:pPr>
-            <w:r>
-              <w:rPr>
-                <w:rFonts w:ascii="Arial" w:hAnsi="Arial" w:cs="Arial"/>
-                <w:sz w:val="24"/>
-                <w:szCs w:val="24"/>
-                <w:highlight w:val="cyan"/>
-              </w:rPr>
+            </w:pPr>
+            <w:r>
               <w:t xml:space="preserve">Installation, configuration, research, troubleshooting, and implementation of software/tools/operating systems required to support our investigation. Integration of AI into our forensics tools. Designing testing environments and performing forensic activities with legacy and AI based forensics tools, recording the results under a reliable doctrine. </w:t>
             </w:r>
           </w:p>
@@ -6573,20 +7400,8 @@
           <w:p>
             <w:pPr>
               <w:pStyle w:val="TNR"/>
-              <w:rPr>
-                <w:rFonts w:ascii="Arial" w:hAnsi="Arial" w:cs="Arial"/>
-                <w:sz w:val="24"/>
-                <w:szCs w:val="24"/>
-                <w:highlight w:val="cyan"/>
-              </w:rPr>
-            </w:pPr>
-            <w:r>
-              <w:rPr>
-                <w:rFonts w:ascii="Arial" w:hAnsi="Arial" w:cs="Arial"/>
-                <w:sz w:val="24"/>
-                <w:szCs w:val="24"/>
-                <w:highlight w:val="cyan"/>
-              </w:rPr>
+            </w:pPr>
+            <w:r>
               <w:t>Sam Davies</w:t>
             </w:r>
           </w:p>
@@ -6598,21 +7413,9 @@
           <w:p>
             <w:pPr>
               <w:pStyle w:val="TNR"/>
-              <w:rPr>
-                <w:rFonts w:ascii="Arial" w:hAnsi="Arial" w:cs="Arial"/>
-                <w:sz w:val="24"/>
-                <w:szCs w:val="24"/>
-                <w:highlight w:val="cyan"/>
-              </w:rPr>
-            </w:pPr>
-            <w:r>
-              <w:rPr>
-                <w:rFonts w:ascii="Arial" w:hAnsi="Arial" w:cs="Arial"/>
-                <w:sz w:val="24"/>
-                <w:szCs w:val="24"/>
-                <w:highlight w:val="cyan"/>
-              </w:rPr>
-              <w:t>Developer</w:t>
+            </w:pPr>
+            <w:r>
+              <w:t>Digital Forensics Technician</w:t>
             </w:r>
           </w:p>
         </w:tc>
@@ -6623,20 +7426,8 @@
           <w:p>
             <w:pPr>
               <w:pStyle w:val="TNR"/>
-              <w:rPr>
-                <w:rFonts w:ascii="Arial" w:hAnsi="Arial" w:cs="Arial"/>
-                <w:sz w:val="24"/>
-                <w:szCs w:val="24"/>
-                <w:highlight w:val="cyan"/>
-              </w:rPr>
-            </w:pPr>
-            <w:r>
-              <w:rPr>
-                <w:rFonts w:ascii="Arial" w:hAnsi="Arial" w:cs="Arial"/>
-                <w:sz w:val="24"/>
-                <w:szCs w:val="24"/>
-                <w:highlight w:val="cyan"/>
-              </w:rPr>
+            </w:pPr>
+            <w:r>
               <w:t>Maintain availability of the physical PC used to power the AI models. Ensures that processing power is consistent before testing via benchmark. Employing forensics tools during tests and communicating lessons from previous similar projects.</w:t>
             </w:r>
           </w:p>
@@ -6650,20 +7441,8 @@
           <w:p>
             <w:pPr>
               <w:pStyle w:val="TNR"/>
-              <w:rPr>
-                <w:rFonts w:ascii="Arial" w:hAnsi="Arial" w:cs="Arial"/>
-                <w:sz w:val="24"/>
-                <w:szCs w:val="24"/>
-                <w:highlight w:val="cyan"/>
-              </w:rPr>
-            </w:pPr>
-            <w:r>
-              <w:rPr>
-                <w:rFonts w:ascii="Arial" w:hAnsi="Arial" w:cs="Arial"/>
-                <w:sz w:val="24"/>
-                <w:szCs w:val="24"/>
-                <w:highlight w:val="cyan"/>
-              </w:rPr>
+            </w:pPr>
+            <w:r>
               <w:t>Olivia Hey</w:t>
             </w:r>
           </w:p>
@@ -6675,21 +7454,9 @@
           <w:p>
             <w:pPr>
               <w:pStyle w:val="TNR"/>
-              <w:rPr>
-                <w:rFonts w:ascii="Arial" w:hAnsi="Arial" w:cs="Arial"/>
-                <w:sz w:val="24"/>
-                <w:szCs w:val="24"/>
-                <w:highlight w:val="cyan"/>
-              </w:rPr>
-            </w:pPr>
-            <w:r>
-              <w:rPr>
-                <w:rFonts w:ascii="Arial" w:hAnsi="Arial" w:cs="Arial"/>
-                <w:sz w:val="24"/>
-                <w:szCs w:val="24"/>
-                <w:highlight w:val="cyan"/>
-              </w:rPr>
-              <w:t>Developer</w:t>
+            </w:pPr>
+            <w:r>
+              <w:t>Digital Forensics Technician</w:t>
             </w:r>
           </w:p>
         </w:tc>
@@ -6700,20 +7467,8 @@
           <w:p>
             <w:pPr>
               <w:pStyle w:val="TNR"/>
-              <w:rPr>
-                <w:rFonts w:ascii="Arial" w:hAnsi="Arial" w:cs="Arial"/>
-                <w:sz w:val="24"/>
-                <w:szCs w:val="24"/>
-                <w:highlight w:val="cyan"/>
-              </w:rPr>
-            </w:pPr>
-            <w:r>
-              <w:rPr>
-                <w:rFonts w:ascii="Arial" w:hAnsi="Arial" w:cs="Arial"/>
-                <w:sz w:val="24"/>
-                <w:szCs w:val="24"/>
-                <w:highlight w:val="cyan"/>
-              </w:rPr>
+            </w:pPr>
+            <w:r>
               <w:t>Documentation, organization of evidence, forensic disk images and datasets, research material as well as partaking in the testing itself. Keeping track of testing documentation, organizing results for testing under diverse criteria.</w:t>
             </w:r>
           </w:p>
@@ -6727,20 +7482,8 @@
           <w:p>
             <w:pPr>
               <w:pStyle w:val="TNR"/>
-              <w:rPr>
-                <w:rFonts w:ascii="Arial" w:hAnsi="Arial" w:cs="Arial"/>
-                <w:sz w:val="24"/>
-                <w:szCs w:val="24"/>
-                <w:highlight w:val="cyan"/>
-              </w:rPr>
-            </w:pPr>
-            <w:r>
-              <w:rPr>
-                <w:rFonts w:ascii="Arial" w:hAnsi="Arial" w:cs="Arial"/>
-                <w:sz w:val="24"/>
-                <w:szCs w:val="24"/>
-                <w:highlight w:val="cyan"/>
-              </w:rPr>
+            </w:pPr>
+            <w:r>
               <w:t>Dave Sushames</w:t>
             </w:r>
           </w:p>
@@ -6752,20 +7495,8 @@
           <w:p>
             <w:pPr>
               <w:pStyle w:val="TNR"/>
-              <w:rPr>
-                <w:rFonts w:ascii="Arial" w:hAnsi="Arial" w:cs="Arial"/>
-                <w:sz w:val="24"/>
-                <w:szCs w:val="24"/>
-                <w:highlight w:val="cyan"/>
-              </w:rPr>
-            </w:pPr>
-            <w:r>
-              <w:rPr>
-                <w:rFonts w:ascii="Arial" w:hAnsi="Arial" w:cs="Arial"/>
-                <w:sz w:val="24"/>
-                <w:szCs w:val="24"/>
-                <w:highlight w:val="cyan"/>
-              </w:rPr>
+            </w:pPr>
+            <w:r>
               <w:t>Project Manager</w:t>
             </w:r>
           </w:p>
@@ -6777,20 +7508,8 @@
           <w:p>
             <w:pPr>
               <w:pStyle w:val="TNR"/>
-              <w:rPr>
-                <w:rFonts w:ascii="Arial" w:hAnsi="Arial" w:cs="Arial"/>
-                <w:sz w:val="24"/>
-                <w:szCs w:val="24"/>
-                <w:highlight w:val="cyan"/>
-              </w:rPr>
-            </w:pPr>
-            <w:r>
-              <w:rPr>
-                <w:rFonts w:ascii="Arial" w:hAnsi="Arial" w:cs="Arial"/>
-                <w:sz w:val="24"/>
-                <w:szCs w:val="24"/>
-                <w:highlight w:val="cyan"/>
-              </w:rPr>
+            </w:pPr>
+            <w:r>
               <w:t>Organises meetings with the client/advisor, consolidates individual log hours into the group hours log, manages the git repository, contributes to collaborative documents and conducts research. Ensures we are following the chosen methodology.</w:t>
             </w:r>
           </w:p>
@@ -6800,7 +7519,6 @@
     <w:p>
       <w:pPr>
         <w:rPr>
-          <w:highlight w:val="cyan"/>
           <w:lang w:val="en-NZ"/>
         </w:rPr>
       </w:pPr>
@@ -6808,60 +7526,32 @@
     <w:p>
       <w:pPr>
         <w:pStyle w:val="Heading2"/>
-        <w:rPr>
-          <w:highlight w:val="cyan"/>
-        </w:rPr>
-      </w:pPr>
-      <w:bookmarkStart w:id="14" w:name="_Toc236665778"/>
-      <w:r>
-        <w:rPr>
-          <w:highlight w:val="cyan"/>
-        </w:rPr>
+      </w:pPr>
+      <w:bookmarkStart w:id="17" w:name="_Toc236665778"/>
+      <w:bookmarkStart w:id="18" w:name="_Toc236989182"/>
+      <w:r>
         <w:t>Project Advisor</w:t>
       </w:r>
-      <w:bookmarkEnd w:id="14"/>
+      <w:bookmarkEnd w:id="17"/>
+      <w:bookmarkEnd w:id="18"/>
     </w:p>
     <w:p>
       <w:pPr>
         <w:pStyle w:val="TNR"/>
-        <w:rPr>
-          <w:rFonts w:ascii="Arial" w:hAnsi="Arial" w:cs="Arial"/>
-          <w:sz w:val="24"/>
-          <w:szCs w:val="24"/>
-          <w:highlight w:val="cyan"/>
-        </w:rPr>
-      </w:pPr>
-      <w:r>
-        <w:rPr>
-          <w:rFonts w:ascii="Arial" w:hAnsi="Arial" w:cs="Arial"/>
-          <w:sz w:val="24"/>
-          <w:szCs w:val="24"/>
-          <w:highlight w:val="cyan"/>
-        </w:rPr>
+      </w:pPr>
+      <w:r>
         <w:t>The project advisor for this project is Clement Swarnappa.</w:t>
       </w:r>
     </w:p>
     <w:p>
       <w:pPr>
         <w:pStyle w:val="TNR"/>
-        <w:rPr>
-          <w:rFonts w:ascii="Arial" w:hAnsi="Arial" w:cs="Arial"/>
-          <w:sz w:val="24"/>
-          <w:szCs w:val="24"/>
-          <w:highlight w:val="cyan"/>
-        </w:rPr>
-      </w:pPr>
-      <w:bookmarkStart w:id="15" w:name="_Toc236665779"/>
-      <w:r>
-        <w:rPr>
-          <w:rFonts w:ascii="Arial" w:hAnsi="Arial" w:cs="Arial"/>
-          <w:sz w:val="24"/>
-          <w:szCs w:val="24"/>
-          <w:highlight w:val="cyan"/>
-        </w:rPr>
+      </w:pPr>
+      <w:bookmarkStart w:id="19" w:name="_Toc236665779"/>
+      <w:r>
         <w:t>Communication plan</w:t>
       </w:r>
-      <w:bookmarkEnd w:id="15"/>
+      <w:bookmarkEnd w:id="19"/>
     </w:p>
     <w:tbl>
       <w:tblPr>
@@ -6882,20 +7572,8 @@
           <w:p>
             <w:pPr>
               <w:pStyle w:val="TNR"/>
-              <w:rPr>
-                <w:rFonts w:ascii="Arial" w:hAnsi="Arial" w:cs="Arial"/>
-                <w:sz w:val="24"/>
-                <w:szCs w:val="24"/>
-                <w:highlight w:val="cyan"/>
-              </w:rPr>
-            </w:pPr>
-            <w:r>
-              <w:rPr>
-                <w:rFonts w:ascii="Arial" w:hAnsi="Arial" w:cs="Arial"/>
-                <w:sz w:val="24"/>
-                <w:szCs w:val="24"/>
-                <w:highlight w:val="cyan"/>
-              </w:rPr>
+            </w:pPr>
+            <w:r>
               <w:t>Name</w:t>
             </w:r>
           </w:p>
@@ -6907,20 +7585,8 @@
           <w:p>
             <w:pPr>
               <w:pStyle w:val="TNR"/>
-              <w:rPr>
-                <w:rFonts w:ascii="Arial" w:hAnsi="Arial" w:cs="Arial"/>
-                <w:sz w:val="24"/>
-                <w:szCs w:val="24"/>
-                <w:highlight w:val="cyan"/>
-              </w:rPr>
-            </w:pPr>
-            <w:r>
-              <w:rPr>
-                <w:rFonts w:ascii="Arial" w:hAnsi="Arial" w:cs="Arial"/>
-                <w:sz w:val="24"/>
-                <w:szCs w:val="24"/>
-                <w:highlight w:val="cyan"/>
-              </w:rPr>
+            </w:pPr>
+            <w:r>
               <w:t>Email address</w:t>
             </w:r>
           </w:p>
@@ -6932,20 +7598,8 @@
           <w:p>
             <w:pPr>
               <w:pStyle w:val="TNR"/>
-              <w:rPr>
-                <w:rFonts w:ascii="Arial" w:hAnsi="Arial" w:cs="Arial"/>
-                <w:sz w:val="24"/>
-                <w:szCs w:val="24"/>
-                <w:highlight w:val="cyan"/>
-              </w:rPr>
-            </w:pPr>
-            <w:r>
-              <w:rPr>
-                <w:rFonts w:ascii="Arial" w:hAnsi="Arial" w:cs="Arial"/>
-                <w:sz w:val="24"/>
-                <w:szCs w:val="24"/>
-                <w:highlight w:val="cyan"/>
-              </w:rPr>
+            </w:pPr>
+            <w:r>
               <w:t>Primary Method of Contact</w:t>
             </w:r>
           </w:p>
@@ -6959,20 +7613,8 @@
           <w:p>
             <w:pPr>
               <w:pStyle w:val="TNR"/>
-              <w:rPr>
-                <w:rFonts w:ascii="Arial" w:hAnsi="Arial" w:cs="Arial"/>
-                <w:sz w:val="24"/>
-                <w:szCs w:val="24"/>
-                <w:highlight w:val="cyan"/>
-              </w:rPr>
-            </w:pPr>
-            <w:r>
-              <w:rPr>
-                <w:rFonts w:ascii="Arial" w:hAnsi="Arial" w:cs="Arial"/>
-                <w:sz w:val="24"/>
-                <w:szCs w:val="24"/>
-                <w:highlight w:val="cyan"/>
-              </w:rPr>
+            </w:pPr>
+            <w:r>
               <w:t>Client: Geoff Gordon</w:t>
             </w:r>
           </w:p>
@@ -6984,20 +7626,8 @@
           <w:p>
             <w:pPr>
               <w:pStyle w:val="TNR"/>
-              <w:rPr>
-                <w:rFonts w:ascii="Arial" w:hAnsi="Arial" w:cs="Arial"/>
-                <w:sz w:val="24"/>
-                <w:szCs w:val="24"/>
-                <w:highlight w:val="cyan"/>
-              </w:rPr>
-            </w:pPr>
-            <w:r>
-              <w:rPr>
-                <w:rFonts w:ascii="Arial" w:hAnsi="Arial" w:cs="Arial"/>
-                <w:sz w:val="24"/>
-                <w:szCs w:val="24"/>
-                <w:highlight w:val="cyan"/>
-              </w:rPr>
+            </w:pPr>
+            <w:r>
               <w:t>Geoff.Gordon@whitireia.ac.nz</w:t>
             </w:r>
           </w:p>
@@ -7009,20 +7639,8 @@
           <w:p>
             <w:pPr>
               <w:pStyle w:val="TNR"/>
-              <w:rPr>
-                <w:rFonts w:ascii="Arial" w:hAnsi="Arial" w:cs="Arial"/>
-                <w:sz w:val="24"/>
-                <w:szCs w:val="24"/>
-                <w:highlight w:val="cyan"/>
-              </w:rPr>
-            </w:pPr>
-            <w:r>
-              <w:rPr>
-                <w:rFonts w:ascii="Arial" w:hAnsi="Arial" w:cs="Arial"/>
-                <w:sz w:val="24"/>
-                <w:szCs w:val="24"/>
-                <w:highlight w:val="cyan"/>
-              </w:rPr>
+            </w:pPr>
+            <w:r>
               <w:t>Email</w:t>
             </w:r>
           </w:p>
@@ -7036,22 +7654,15 @@
           <w:p>
             <w:pPr>
               <w:pStyle w:val="TNR"/>
-              <w:rPr>
-                <w:rFonts w:ascii="Arial" w:hAnsi="Arial" w:cs="Arial"/>
-                <w:sz w:val="24"/>
-                <w:szCs w:val="24"/>
-                <w:highlight w:val="cyan"/>
-              </w:rPr>
-            </w:pPr>
-            <w:r>
-              <w:rPr>
-                <w:rFonts w:ascii="Arial" w:hAnsi="Arial" w:cs="Arial"/>
-                <w:sz w:val="24"/>
-                <w:szCs w:val="24"/>
-                <w:highlight w:val="cyan"/>
-              </w:rPr>
-              <w:t>Project advisor: Clement Swarnappa</w:t>
-            </w:r>
+            </w:pPr>
+            <w:r>
+              <w:t xml:space="preserve">Project advisor: Clement </w:t>
+            </w:r>
+            <w:proofErr w:type="spellStart"/>
+            <w:r>
+              <w:t>Swarnappa</w:t>
+            </w:r>
+            <w:proofErr w:type="spellEnd"/>
           </w:p>
         </w:tc>
         <w:tc>
@@ -7061,20 +7672,8 @@
           <w:p>
             <w:pPr>
               <w:pStyle w:val="TNR"/>
-              <w:rPr>
-                <w:rFonts w:ascii="Arial" w:hAnsi="Arial" w:cs="Arial"/>
-                <w:sz w:val="24"/>
-                <w:szCs w:val="24"/>
-                <w:highlight w:val="cyan"/>
-              </w:rPr>
-            </w:pPr>
-            <w:r>
-              <w:rPr>
-                <w:rFonts w:ascii="Arial" w:hAnsi="Arial" w:cs="Arial"/>
-                <w:sz w:val="24"/>
-                <w:szCs w:val="24"/>
-                <w:highlight w:val="cyan"/>
-              </w:rPr>
+            </w:pPr>
+            <w:r>
               <w:t>Clement.Sudhakar@weltec.ac.nz</w:t>
             </w:r>
           </w:p>
@@ -7086,20 +7685,8 @@
           <w:p>
             <w:pPr>
               <w:pStyle w:val="TNR"/>
-              <w:rPr>
-                <w:rFonts w:ascii="Arial" w:hAnsi="Arial" w:cs="Arial"/>
-                <w:sz w:val="24"/>
-                <w:szCs w:val="24"/>
-                <w:highlight w:val="cyan"/>
-              </w:rPr>
-            </w:pPr>
-            <w:r>
-              <w:rPr>
-                <w:rFonts w:ascii="Arial" w:hAnsi="Arial" w:cs="Arial"/>
-                <w:sz w:val="24"/>
-                <w:szCs w:val="24"/>
-                <w:highlight w:val="cyan"/>
-              </w:rPr>
+            </w:pPr>
+            <w:r>
               <w:t>Email</w:t>
             </w:r>
           </w:p>
@@ -7113,21 +7700,8 @@
           <w:p>
             <w:pPr>
               <w:pStyle w:val="TNR"/>
-              <w:rPr>
-                <w:rFonts w:ascii="Arial" w:hAnsi="Arial" w:cs="Arial"/>
-                <w:sz w:val="24"/>
-                <w:szCs w:val="24"/>
-                <w:highlight w:val="cyan"/>
-              </w:rPr>
-            </w:pPr>
-            <w:r>
-              <w:rPr>
-                <w:rFonts w:ascii="Arial" w:hAnsi="Arial" w:cs="Arial"/>
-                <w:sz w:val="24"/>
-                <w:szCs w:val="24"/>
-                <w:highlight w:val="cyan"/>
-              </w:rPr>
-              <w:lastRenderedPageBreak/>
+            </w:pPr>
+            <w:r>
               <w:t>Group project manager: Dave Sushames</w:t>
             </w:r>
           </w:p>
@@ -7139,20 +7713,8 @@
           <w:p>
             <w:pPr>
               <w:pStyle w:val="TNR"/>
-              <w:rPr>
-                <w:rFonts w:ascii="Arial" w:hAnsi="Arial" w:cs="Arial"/>
-                <w:sz w:val="24"/>
-                <w:szCs w:val="24"/>
-                <w:highlight w:val="cyan"/>
-              </w:rPr>
-            </w:pPr>
-            <w:r>
-              <w:rPr>
-                <w:rFonts w:ascii="Arial" w:hAnsi="Arial" w:cs="Arial"/>
-                <w:sz w:val="24"/>
-                <w:szCs w:val="24"/>
-                <w:highlight w:val="cyan"/>
-              </w:rPr>
+            </w:pPr>
+            <w:r>
               <w:t>david.sushames@gmail.com</w:t>
             </w:r>
           </w:p>
@@ -7164,20 +7726,8 @@
           <w:p>
             <w:pPr>
               <w:pStyle w:val="TNR"/>
-              <w:rPr>
-                <w:rFonts w:ascii="Arial" w:hAnsi="Arial" w:cs="Arial"/>
-                <w:sz w:val="24"/>
-                <w:szCs w:val="24"/>
-                <w:highlight w:val="cyan"/>
-              </w:rPr>
-            </w:pPr>
-            <w:r>
-              <w:rPr>
-                <w:rFonts w:ascii="Arial" w:hAnsi="Arial" w:cs="Arial"/>
-                <w:sz w:val="24"/>
-                <w:szCs w:val="24"/>
-                <w:highlight w:val="cyan"/>
-              </w:rPr>
+            </w:pPr>
+            <w:r>
               <w:t>Discord</w:t>
             </w:r>
           </w:p>
@@ -7191,20 +7741,8 @@
           <w:p>
             <w:pPr>
               <w:pStyle w:val="TNR"/>
-              <w:rPr>
-                <w:rFonts w:ascii="Arial" w:hAnsi="Arial" w:cs="Arial"/>
-                <w:sz w:val="24"/>
-                <w:szCs w:val="24"/>
-                <w:highlight w:val="cyan"/>
-              </w:rPr>
-            </w:pPr>
-            <w:r>
-              <w:rPr>
-                <w:rFonts w:ascii="Arial" w:hAnsi="Arial" w:cs="Arial"/>
-                <w:sz w:val="24"/>
-                <w:szCs w:val="24"/>
-                <w:highlight w:val="cyan"/>
-              </w:rPr>
+            </w:pPr>
+            <w:r>
               <w:t>Group member: Olivia Hey</w:t>
             </w:r>
           </w:p>
@@ -7216,21 +7754,17 @@
           <w:p>
             <w:pPr>
               <w:pStyle w:val="TNR"/>
-              <w:rPr>
-                <w:rFonts w:ascii="Arial" w:hAnsi="Arial" w:cs="Arial"/>
-                <w:sz w:val="24"/>
-                <w:szCs w:val="24"/>
-                <w:highlight w:val="cyan"/>
-              </w:rPr>
-            </w:pPr>
-            <w:r>
-              <w:rPr>
-                <w:rFonts w:ascii="Arial" w:hAnsi="Arial" w:cs="Arial"/>
-                <w:sz w:val="24"/>
-                <w:szCs w:val="24"/>
-                <w:highlight w:val="cyan"/>
-              </w:rPr>
-              <w:t>Olivia-hey.hey01</w:t>
+            </w:pPr>
+            <w:r>
+              <w:t>Olivia-</w:t>
+            </w:r>
+            <w:proofErr w:type="gramStart"/>
+            <w:r>
+              <w:t>hey.hey</w:t>
+            </w:r>
+            <w:proofErr w:type="gramEnd"/>
+            <w:r>
+              <w:t>01</w:t>
             </w:r>
           </w:p>
         </w:tc>
@@ -7241,20 +7775,8 @@
           <w:p>
             <w:pPr>
               <w:pStyle w:val="TNR"/>
-              <w:rPr>
-                <w:rFonts w:ascii="Arial" w:hAnsi="Arial" w:cs="Arial"/>
-                <w:sz w:val="24"/>
-                <w:szCs w:val="24"/>
-                <w:highlight w:val="cyan"/>
-              </w:rPr>
-            </w:pPr>
-            <w:r>
-              <w:rPr>
-                <w:rFonts w:ascii="Arial" w:hAnsi="Arial" w:cs="Arial"/>
-                <w:sz w:val="24"/>
-                <w:szCs w:val="24"/>
-                <w:highlight w:val="cyan"/>
-              </w:rPr>
+            </w:pPr>
+            <w:r>
               <w:t>Discord</w:t>
             </w:r>
           </w:p>
@@ -7268,20 +7790,8 @@
           <w:p>
             <w:pPr>
               <w:pStyle w:val="TNR"/>
-              <w:rPr>
-                <w:rFonts w:ascii="Arial" w:hAnsi="Arial" w:cs="Arial"/>
-                <w:sz w:val="24"/>
-                <w:szCs w:val="24"/>
-                <w:highlight w:val="cyan"/>
-              </w:rPr>
-            </w:pPr>
-            <w:r>
-              <w:rPr>
-                <w:rFonts w:ascii="Arial" w:hAnsi="Arial" w:cs="Arial"/>
-                <w:sz w:val="24"/>
-                <w:szCs w:val="24"/>
-                <w:highlight w:val="cyan"/>
-              </w:rPr>
+            </w:pPr>
+            <w:r>
               <w:t>Group member: Matt Baker</w:t>
             </w:r>
           </w:p>
@@ -7293,20 +7803,8 @@
           <w:p>
             <w:pPr>
               <w:pStyle w:val="TNR"/>
-              <w:rPr>
-                <w:rFonts w:ascii="Arial" w:hAnsi="Arial" w:cs="Arial"/>
-                <w:sz w:val="24"/>
-                <w:szCs w:val="24"/>
-                <w:highlight w:val="cyan"/>
-              </w:rPr>
-            </w:pPr>
-            <w:r>
-              <w:rPr>
-                <w:rFonts w:ascii="Arial" w:hAnsi="Arial" w:cs="Arial"/>
-                <w:sz w:val="24"/>
-                <w:szCs w:val="24"/>
-                <w:highlight w:val="cyan"/>
-              </w:rPr>
+            </w:pPr>
+            <w:r>
               <w:t>mattwillbaker1@gmail.com</w:t>
             </w:r>
           </w:p>
@@ -7318,20 +7816,8 @@
           <w:p>
             <w:pPr>
               <w:pStyle w:val="TNR"/>
-              <w:rPr>
-                <w:rFonts w:ascii="Arial" w:hAnsi="Arial" w:cs="Arial"/>
-                <w:sz w:val="24"/>
-                <w:szCs w:val="24"/>
-                <w:highlight w:val="cyan"/>
-              </w:rPr>
-            </w:pPr>
-            <w:r>
-              <w:rPr>
-                <w:rFonts w:ascii="Arial" w:hAnsi="Arial" w:cs="Arial"/>
-                <w:sz w:val="24"/>
-                <w:szCs w:val="24"/>
-                <w:highlight w:val="cyan"/>
-              </w:rPr>
+            </w:pPr>
+            <w:r>
               <w:t>Discord</w:t>
             </w:r>
           </w:p>
@@ -7344,22 +7830,10 @@
           </w:tcPr>
           <w:p>
             <w:pPr>
-              <w:rPr>
-                <w:rFonts w:cs="Arial"/>
-                <w:sz w:val="24"/>
-                <w:szCs w:val="24"/>
-                <w:highlight w:val="cyan"/>
-                <w:lang w:val="en-NZ"/>
-              </w:rPr>
-            </w:pPr>
-            <w:r>
-              <w:rPr>
-                <w:rFonts w:cs="Arial"/>
-                <w:sz w:val="24"/>
-                <w:szCs w:val="24"/>
-                <w:highlight w:val="cyan"/>
-                <w:lang w:val="en-NZ"/>
-              </w:rPr>
+              <w:pStyle w:val="TNR"/>
+            </w:pPr>
+            <w:r>
+              <w:lastRenderedPageBreak/>
               <w:t>Group member: Sam Davies</w:t>
             </w:r>
           </w:p>
@@ -7370,23 +7844,9 @@
           </w:tcPr>
           <w:p>
             <w:pPr>
-              <w:keepNext/>
-              <w:rPr>
-                <w:rFonts w:cs="Arial"/>
-                <w:sz w:val="24"/>
-                <w:szCs w:val="24"/>
-                <w:highlight w:val="cyan"/>
-                <w:lang w:val="en-NZ"/>
-              </w:rPr>
-            </w:pPr>
-            <w:r>
-              <w:rPr>
-                <w:rFonts w:cs="Arial"/>
-                <w:sz w:val="24"/>
-                <w:szCs w:val="24"/>
-                <w:highlight w:val="cyan"/>
-                <w:lang w:val="en-NZ"/>
-              </w:rPr>
+              <w:pStyle w:val="TNR"/>
+            </w:pPr>
+            <w:r>
               <w:t>Samueldavies0220@gmail.com</w:t>
             </w:r>
           </w:p>
@@ -7397,23 +7857,9 @@
           </w:tcPr>
           <w:p>
             <w:pPr>
-              <w:keepNext/>
-              <w:rPr>
-                <w:rFonts w:cs="Arial"/>
-                <w:sz w:val="24"/>
-                <w:szCs w:val="24"/>
-                <w:highlight w:val="cyan"/>
-                <w:lang w:val="en-NZ"/>
-              </w:rPr>
-            </w:pPr>
-            <w:r>
-              <w:rPr>
-                <w:rFonts w:cs="Arial"/>
-                <w:sz w:val="24"/>
-                <w:szCs w:val="24"/>
-                <w:highlight w:val="cyan"/>
-                <w:lang w:val="en-NZ"/>
-              </w:rPr>
+              <w:pStyle w:val="TNR"/>
+            </w:pPr>
+            <w:r>
               <w:t>Discord</w:t>
             </w:r>
           </w:p>
@@ -7453,125 +7899,75 @@
       <w:pPr>
         <w:pStyle w:val="Heading2"/>
       </w:pPr>
-      <w:bookmarkStart w:id="16" w:name="_Toc236665780"/>
-      <w:r>
-        <w:rPr>
-          <w:highlight w:val="cyan"/>
-        </w:rPr>
+      <w:bookmarkStart w:id="20" w:name="_Toc236665780"/>
+      <w:bookmarkStart w:id="21" w:name="_Toc236989183"/>
+      <w:r>
+        <w:t xml:space="preserve">General </w:t>
+      </w:r>
+      <w:r>
         <w:t>Conflict of Interest statement</w:t>
       </w:r>
-      <w:bookmarkEnd w:id="16"/>
-    </w:p>
-    <w:p>
-      <w:pPr>
-        <w:jc w:val="both"/>
-        <w:rPr>
-          <w:rFonts w:cs="Arial"/>
-          <w:sz w:val="24"/>
-          <w:szCs w:val="24"/>
-          <w:lang w:val="en-NZ"/>
-        </w:rPr>
-      </w:pPr>
-      <w:r>
-        <w:rPr>
-          <w:rFonts w:cs="Arial"/>
-          <w:sz w:val="24"/>
-          <w:szCs w:val="24"/>
-          <w:highlight w:val="cyan"/>
-          <w:lang w:val="en-NZ"/>
-        </w:rPr>
-        <w:t>As our client Geoff Gordon is a member of the WelTec staff, his employer is the same as the institution that runs this capstone course, this constitutes a conflict of interest. The prevailing vague familiarity with Geoff within the team also means a relationship exists that could compromise the sincerity of the transaction of client to student.</w:t>
-      </w:r>
-      <w:r>
-        <w:rPr>
-          <w:rFonts w:cs="Arial"/>
-          <w:sz w:val="24"/>
-          <w:szCs w:val="24"/>
-          <w:lang w:val="en-NZ"/>
-        </w:rPr>
+      <w:bookmarkEnd w:id="20"/>
+      <w:bookmarkEnd w:id="21"/>
+    </w:p>
+    <w:p>
+      <w:pPr>
+        <w:pStyle w:val="TNR"/>
+      </w:pPr>
+      <w:r>
+        <w:t xml:space="preserve">As our client Geoff Gordon is a member of the </w:t>
+      </w:r>
+      <w:proofErr w:type="spellStart"/>
+      <w:r>
+        <w:t>WelTec</w:t>
+      </w:r>
+      <w:proofErr w:type="spellEnd"/>
+      <w:r>
+        <w:t xml:space="preserve"> staff, his employer is the same as the institution that runs this capstone course, this constitutes a conflict of interest. The prevailing vague familiarity with Geoff within the team also means a relationship exists that could compromise the sincerity of </w:t>
+      </w:r>
+      <w:r>
+        <w:t>professional</w:t>
+      </w:r>
+      <w:r>
+        <w:t xml:space="preserve"> transaction</w:t>
+      </w:r>
+      <w:r>
+        <w:t>s</w:t>
+      </w:r>
+      <w:r>
         <w:t xml:space="preserve"> </w:t>
       </w:r>
+      <w:r>
+        <w:t>between</w:t>
+      </w:r>
+      <w:r>
+        <w:t xml:space="preserve"> client </w:t>
+      </w:r>
+      <w:r>
+        <w:t>and</w:t>
+      </w:r>
+      <w:r>
+        <w:t xml:space="preserve"> student. </w:t>
+      </w:r>
     </w:p>
     <w:p>
       <w:pPr>
         <w:pStyle w:val="Heading2"/>
-        <w:rPr>
-          <w:highlight w:val="cyan"/>
-        </w:rPr>
-      </w:pPr>
-      <w:bookmarkStart w:id="17" w:name="_Toc236665781"/>
-      <w:r>
-        <w:rPr>
-          <w:highlight w:val="cyan"/>
-        </w:rPr>
+      </w:pPr>
+      <w:bookmarkStart w:id="22" w:name="_Toc236665781"/>
+      <w:bookmarkStart w:id="23" w:name="_Toc236989184"/>
+      <w:r>
         <w:t>RACI assessment matrix</w:t>
       </w:r>
-      <w:bookmarkEnd w:id="17"/>
-    </w:p>
-    <w:p>
-      <w:pPr>
-        <w:rPr>
-          <w:lang w:val="en-NZ"/>
-        </w:rPr>
-      </w:pPr>
-      <w:r>
-        <w:rPr>
-          <w:highlight w:val="cyan"/>
-          <w:lang w:val="en-NZ"/>
-        </w:rPr>
-        <w:t>This matrix divulges the relative responsibility the stakeholders of this project possess with regards to each task.</w:t>
-      </w:r>
-      <w:r>
-        <w:rPr>
-          <w:lang w:val="en-NZ"/>
-        </w:rPr>
-        <w:t xml:space="preserve"> </w:t>
-      </w:r>
-      <w:r>
-        <w:rPr>
-          <w:highlight w:val="red"/>
-          <w:lang w:val="en-NZ"/>
-        </w:rPr>
-        <w:t>R – Responsible</w:t>
-      </w:r>
-      <w:r>
-        <w:rPr>
-          <w:lang w:val="en-NZ"/>
-        </w:rPr>
-        <w:t xml:space="preserve"> </w:t>
-      </w:r>
-      <w:r>
-        <w:rPr>
-          <w:highlight w:val="magenta"/>
-          <w:lang w:val="en-NZ"/>
-        </w:rPr>
-        <w:t>A – Accountable</w:t>
-      </w:r>
-      <w:r>
-        <w:rPr>
-          <w:lang w:val="en-NZ"/>
-        </w:rPr>
-        <w:t xml:space="preserve"> </w:t>
-      </w:r>
-      <w:r>
-        <w:rPr>
-          <w:highlight w:val="yellow"/>
-          <w:lang w:val="en-NZ"/>
-        </w:rPr>
-        <w:t>C – Consulted</w:t>
-      </w:r>
-      <w:r>
-        <w:rPr>
-          <w:lang w:val="en-NZ"/>
-        </w:rPr>
-        <w:t xml:space="preserve"> </w:t>
-      </w:r>
-      <w:r>
-        <w:rPr>
-          <w:highlight w:val="green"/>
-          <w:lang w:val="en-NZ"/>
-        </w:rPr>
-        <w:t>I - Informed</w:t>
+      <w:bookmarkEnd w:id="22"/>
+      <w:bookmarkEnd w:id="23"/>
+    </w:p>
+    <w:p>
+      <w:pPr>
+        <w:pStyle w:val="TNR"/>
+      </w:pPr>
+      <w:r>
+        <w:t>This matrix divulges the relative responsibility the stakeholders of this project possess with regards to each task. R – Responsible A – Accountable C – Consulted I - Informed</w:t>
       </w:r>
     </w:p>
     <w:p>
@@ -7603,16 +7999,9 @@
           </w:tcPr>
           <w:p>
             <w:pPr>
-              <w:rPr>
-                <w:highlight w:val="cyan"/>
-                <w:lang w:val="en-NZ"/>
-              </w:rPr>
-            </w:pPr>
-            <w:r>
-              <w:rPr>
-                <w:highlight w:val="cyan"/>
-                <w:lang w:val="en-NZ"/>
-              </w:rPr>
+              <w:pStyle w:val="TNR"/>
+            </w:pPr>
+            <w:r>
               <w:t>Tasks</w:t>
             </w:r>
           </w:p>
@@ -7623,16 +8012,9 @@
           </w:tcPr>
           <w:p>
             <w:pPr>
-              <w:rPr>
-                <w:highlight w:val="cyan"/>
-                <w:lang w:val="en-NZ"/>
-              </w:rPr>
-            </w:pPr>
-            <w:r>
-              <w:rPr>
-                <w:highlight w:val="cyan"/>
-                <w:lang w:val="en-NZ"/>
-              </w:rPr>
+              <w:pStyle w:val="TNR"/>
+            </w:pPr>
+            <w:r>
               <w:t>Geoff Gordon (Client)</w:t>
             </w:r>
           </w:p>
@@ -7643,17 +8025,18 @@
           </w:tcPr>
           <w:p>
             <w:pPr>
-              <w:rPr>
-                <w:highlight w:val="cyan"/>
-                <w:lang w:val="en-NZ"/>
-              </w:rPr>
-            </w:pPr>
-            <w:r>
-              <w:rPr>
-                <w:highlight w:val="cyan"/>
-                <w:lang w:val="en-NZ"/>
-              </w:rPr>
-              <w:t>Clement Swarnappa (Advisor)</w:t>
+              <w:pStyle w:val="TNR"/>
+            </w:pPr>
+            <w:r>
+              <w:t xml:space="preserve">Clement </w:t>
+            </w:r>
+            <w:proofErr w:type="spellStart"/>
+            <w:r>
+              <w:t>Swarnappa</w:t>
+            </w:r>
+            <w:proofErr w:type="spellEnd"/>
+            <w:r>
+              <w:t xml:space="preserve"> (Advisor)</w:t>
             </w:r>
           </w:p>
         </w:tc>
@@ -7663,16 +8046,9 @@
           </w:tcPr>
           <w:p>
             <w:pPr>
-              <w:rPr>
-                <w:highlight w:val="cyan"/>
-                <w:lang w:val="en-NZ"/>
-              </w:rPr>
-            </w:pPr>
-            <w:r>
-              <w:rPr>
-                <w:highlight w:val="cyan"/>
-                <w:lang w:val="en-NZ"/>
-              </w:rPr>
+              <w:pStyle w:val="TNR"/>
+            </w:pPr>
+            <w:r>
               <w:t>Dave Sushames (PM)</w:t>
             </w:r>
           </w:p>
@@ -7683,16 +8059,9 @@
           </w:tcPr>
           <w:p>
             <w:pPr>
-              <w:rPr>
-                <w:highlight w:val="cyan"/>
-                <w:lang w:val="en-NZ"/>
-              </w:rPr>
-            </w:pPr>
-            <w:r>
-              <w:rPr>
-                <w:highlight w:val="cyan"/>
-                <w:lang w:val="en-NZ"/>
-              </w:rPr>
+              <w:pStyle w:val="TNR"/>
+            </w:pPr>
+            <w:r>
               <w:t>Matt Baker</w:t>
             </w:r>
           </w:p>
@@ -7703,16 +8072,9 @@
           </w:tcPr>
           <w:p>
             <w:pPr>
-              <w:rPr>
-                <w:highlight w:val="cyan"/>
-                <w:lang w:val="en-NZ"/>
-              </w:rPr>
-            </w:pPr>
-            <w:r>
-              <w:rPr>
-                <w:highlight w:val="cyan"/>
-                <w:lang w:val="en-NZ"/>
-              </w:rPr>
+              <w:pStyle w:val="TNR"/>
+            </w:pPr>
+            <w:r>
               <w:t>Olivia Hey</w:t>
             </w:r>
           </w:p>
@@ -7723,16 +8085,9 @@
           </w:tcPr>
           <w:p>
             <w:pPr>
-              <w:rPr>
-                <w:highlight w:val="cyan"/>
-                <w:lang w:val="en-NZ"/>
-              </w:rPr>
-            </w:pPr>
-            <w:r>
-              <w:rPr>
-                <w:highlight w:val="cyan"/>
-                <w:lang w:val="en-NZ"/>
-              </w:rPr>
+              <w:pStyle w:val="TNR"/>
+            </w:pPr>
+            <w:r>
               <w:t>Sam Davies</w:t>
             </w:r>
           </w:p>
@@ -7745,16 +8100,9 @@
           </w:tcPr>
           <w:p>
             <w:pPr>
-              <w:rPr>
-                <w:highlight w:val="cyan"/>
-                <w:lang w:val="en-NZ"/>
-              </w:rPr>
-            </w:pPr>
-            <w:r>
-              <w:rPr>
-                <w:highlight w:val="cyan"/>
-                <w:lang w:val="en-NZ"/>
-              </w:rPr>
+              <w:pStyle w:val="TNR"/>
+            </w:pPr>
+            <w:r>
               <w:t>Installation, management of physical hardware.</w:t>
             </w:r>
           </w:p>
@@ -7765,15 +8113,9 @@
           </w:tcPr>
           <w:p>
             <w:pPr>
-              <w:rPr>
-                <w:lang w:val="en-NZ"/>
-              </w:rPr>
-            </w:pPr>
-            <w:r>
-              <w:rPr>
-                <w:highlight w:val="red"/>
-                <w:lang w:val="en-NZ"/>
-              </w:rPr>
+              <w:pStyle w:val="TNR"/>
+            </w:pPr>
+            <w:r>
               <w:t>R</w:t>
             </w:r>
           </w:p>
@@ -7784,15 +8126,9 @@
           </w:tcPr>
           <w:p>
             <w:pPr>
-              <w:rPr>
-                <w:lang w:val="en-NZ"/>
-              </w:rPr>
-            </w:pPr>
-            <w:r>
-              <w:rPr>
-                <w:highlight w:val="green"/>
-                <w:lang w:val="en-NZ"/>
-              </w:rPr>
+              <w:pStyle w:val="TNR"/>
+            </w:pPr>
+            <w:r>
               <w:t>I</w:t>
             </w:r>
           </w:p>
@@ -7803,16 +8139,9 @@
           </w:tcPr>
           <w:p>
             <w:pPr>
-              <w:rPr>
-                <w:highlight w:val="yellow"/>
-                <w:lang w:val="en-NZ"/>
-              </w:rPr>
-            </w:pPr>
-            <w:r>
-              <w:rPr>
-                <w:highlight w:val="yellow"/>
-                <w:lang w:val="en-NZ"/>
-              </w:rPr>
+              <w:pStyle w:val="TNR"/>
+            </w:pPr>
+            <w:r>
               <w:t>C</w:t>
             </w:r>
           </w:p>
@@ -7823,16 +8152,9 @@
           </w:tcPr>
           <w:p>
             <w:pPr>
-              <w:rPr>
-                <w:highlight w:val="yellow"/>
-                <w:lang w:val="en-NZ"/>
-              </w:rPr>
-            </w:pPr>
-            <w:r>
-              <w:rPr>
-                <w:highlight w:val="yellow"/>
-                <w:lang w:val="en-NZ"/>
-              </w:rPr>
+              <w:pStyle w:val="TNR"/>
+            </w:pPr>
+            <w:r>
               <w:t>C</w:t>
             </w:r>
           </w:p>
@@ -7843,16 +8165,9 @@
           </w:tcPr>
           <w:p>
             <w:pPr>
-              <w:rPr>
-                <w:highlight w:val="yellow"/>
-                <w:lang w:val="en-NZ"/>
-              </w:rPr>
-            </w:pPr>
-            <w:r>
-              <w:rPr>
-                <w:highlight w:val="yellow"/>
-                <w:lang w:val="en-NZ"/>
-              </w:rPr>
+              <w:pStyle w:val="TNR"/>
+            </w:pPr>
+            <w:r>
               <w:t>C</w:t>
             </w:r>
           </w:p>
@@ -7863,15 +8178,9 @@
           </w:tcPr>
           <w:p>
             <w:pPr>
-              <w:rPr>
-                <w:lang w:val="en-NZ"/>
-              </w:rPr>
-            </w:pPr>
-            <w:r>
-              <w:rPr>
-                <w:highlight w:val="red"/>
-                <w:lang w:val="en-NZ"/>
-              </w:rPr>
+              <w:pStyle w:val="TNR"/>
+            </w:pPr>
+            <w:r>
               <w:t>R</w:t>
             </w:r>
           </w:p>
@@ -7884,17 +8193,26 @@
           </w:tcPr>
           <w:p>
             <w:pPr>
-              <w:rPr>
-                <w:highlight w:val="cyan"/>
-                <w:lang w:val="en-NZ"/>
-              </w:rPr>
-            </w:pPr>
-            <w:r>
-              <w:rPr>
-                <w:highlight w:val="cyan"/>
-                <w:lang w:val="en-NZ"/>
-              </w:rPr>
-              <w:t>Installation/configuration of operating systems and software (LMStudio, forensic tools such as volatility/exiftools/foremost)</w:t>
+              <w:pStyle w:val="TNR"/>
+            </w:pPr>
+            <w:r>
+              <w:t>Installation/configuration of operating systems and software (</w:t>
+            </w:r>
+            <w:proofErr w:type="spellStart"/>
+            <w:r>
+              <w:t>LMStudio</w:t>
+            </w:r>
+            <w:proofErr w:type="spellEnd"/>
+            <w:r>
+              <w:t>, forensic tools such as volatility/</w:t>
+            </w:r>
+            <w:proofErr w:type="spellStart"/>
+            <w:r>
+              <w:t>exiftools</w:t>
+            </w:r>
+            <w:proofErr w:type="spellEnd"/>
+            <w:r>
+              <w:t>/foremost)</w:t>
             </w:r>
           </w:p>
         </w:tc>
@@ -7904,15 +8222,9 @@
           </w:tcPr>
           <w:p>
             <w:pPr>
-              <w:rPr>
-                <w:lang w:val="en-NZ"/>
-              </w:rPr>
-            </w:pPr>
-            <w:r>
-              <w:rPr>
-                <w:highlight w:val="yellow"/>
-                <w:lang w:val="en-NZ"/>
-              </w:rPr>
+              <w:pStyle w:val="TNR"/>
+            </w:pPr>
+            <w:r>
               <w:t>C</w:t>
             </w:r>
           </w:p>
@@ -7923,16 +8235,9 @@
           </w:tcPr>
           <w:p>
             <w:pPr>
-              <w:rPr>
-                <w:highlight w:val="green"/>
-                <w:lang w:val="en-NZ"/>
-              </w:rPr>
-            </w:pPr>
-            <w:r>
-              <w:rPr>
-                <w:highlight w:val="green"/>
-                <w:lang w:val="en-NZ"/>
-              </w:rPr>
+              <w:pStyle w:val="TNR"/>
+            </w:pPr>
+            <w:r>
               <w:t>I</w:t>
             </w:r>
           </w:p>
@@ -7943,16 +8248,9 @@
           </w:tcPr>
           <w:p>
             <w:pPr>
-              <w:rPr>
-                <w:highlight w:val="green"/>
-                <w:lang w:val="en-NZ"/>
-              </w:rPr>
-            </w:pPr>
-            <w:r>
-              <w:rPr>
-                <w:highlight w:val="green"/>
-                <w:lang w:val="en-NZ"/>
-              </w:rPr>
+              <w:pStyle w:val="TNR"/>
+            </w:pPr>
+            <w:r>
               <w:t>I</w:t>
             </w:r>
           </w:p>
@@ -7963,15 +8261,9 @@
           </w:tcPr>
           <w:p>
             <w:pPr>
-              <w:rPr>
-                <w:lang w:val="en-NZ"/>
-              </w:rPr>
-            </w:pPr>
-            <w:r>
-              <w:rPr>
-                <w:highlight w:val="red"/>
-                <w:lang w:val="en-NZ"/>
-              </w:rPr>
+              <w:pStyle w:val="TNR"/>
+            </w:pPr>
+            <w:r>
               <w:t>R</w:t>
             </w:r>
           </w:p>
@@ -7982,15 +8274,9 @@
           </w:tcPr>
           <w:p>
             <w:pPr>
-              <w:rPr>
-                <w:lang w:val="en-NZ"/>
-              </w:rPr>
-            </w:pPr>
-            <w:r>
-              <w:rPr>
-                <w:highlight w:val="magenta"/>
-                <w:lang w:val="en-NZ"/>
-              </w:rPr>
+              <w:pStyle w:val="TNR"/>
+            </w:pPr>
+            <w:r>
               <w:t>A</w:t>
             </w:r>
           </w:p>
@@ -8001,15 +8287,9 @@
           </w:tcPr>
           <w:p>
             <w:pPr>
-              <w:rPr>
-                <w:lang w:val="en-NZ"/>
-              </w:rPr>
-            </w:pPr>
-            <w:r>
-              <w:rPr>
-                <w:highlight w:val="magenta"/>
-                <w:lang w:val="en-NZ"/>
-              </w:rPr>
+              <w:pStyle w:val="TNR"/>
+            </w:pPr>
+            <w:r>
               <w:t>A</w:t>
             </w:r>
           </w:p>
@@ -8022,16 +8302,9 @@
           </w:tcPr>
           <w:p>
             <w:pPr>
-              <w:rPr>
-                <w:highlight w:val="cyan"/>
-                <w:lang w:val="en-NZ"/>
-              </w:rPr>
-            </w:pPr>
-            <w:r>
-              <w:rPr>
-                <w:highlight w:val="cyan"/>
-                <w:lang w:val="en-NZ"/>
-              </w:rPr>
+              <w:pStyle w:val="TNR"/>
+            </w:pPr>
+            <w:r>
               <w:t>Acquisition of forensic datasets/disk images for analysis</w:t>
             </w:r>
           </w:p>
@@ -8042,16 +8315,9 @@
           </w:tcPr>
           <w:p>
             <w:pPr>
-              <w:rPr>
-                <w:highlight w:val="green"/>
-                <w:lang w:val="en-NZ"/>
-              </w:rPr>
-            </w:pPr>
-            <w:r>
-              <w:rPr>
-                <w:highlight w:val="green"/>
-                <w:lang w:val="en-NZ"/>
-              </w:rPr>
+              <w:pStyle w:val="TNR"/>
+            </w:pPr>
+            <w:r>
               <w:t>I</w:t>
             </w:r>
           </w:p>
@@ -8062,16 +8328,9 @@
           </w:tcPr>
           <w:p>
             <w:pPr>
-              <w:rPr>
-                <w:highlight w:val="green"/>
-                <w:lang w:val="en-NZ"/>
-              </w:rPr>
-            </w:pPr>
-            <w:r>
-              <w:rPr>
-                <w:highlight w:val="green"/>
-                <w:lang w:val="en-NZ"/>
-              </w:rPr>
+              <w:pStyle w:val="TNR"/>
+            </w:pPr>
+            <w:r>
               <w:t>I</w:t>
             </w:r>
           </w:p>
@@ -8082,16 +8341,9 @@
           </w:tcPr>
           <w:p>
             <w:pPr>
-              <w:rPr>
-                <w:highlight w:val="yellow"/>
-                <w:lang w:val="en-NZ"/>
-              </w:rPr>
-            </w:pPr>
-            <w:r>
-              <w:rPr>
-                <w:highlight w:val="yellow"/>
-                <w:lang w:val="en-NZ"/>
-              </w:rPr>
+              <w:pStyle w:val="TNR"/>
+            </w:pPr>
+            <w:r>
               <w:t>C</w:t>
             </w:r>
           </w:p>
@@ -8102,16 +8354,9 @@
           </w:tcPr>
           <w:p>
             <w:pPr>
-              <w:rPr>
-                <w:highlight w:val="yellow"/>
-                <w:lang w:val="en-NZ"/>
-              </w:rPr>
-            </w:pPr>
-            <w:r>
-              <w:rPr>
-                <w:highlight w:val="yellow"/>
-                <w:lang w:val="en-NZ"/>
-              </w:rPr>
+              <w:pStyle w:val="TNR"/>
+            </w:pPr>
+            <w:r>
               <w:t>C</w:t>
             </w:r>
           </w:p>
@@ -8122,15 +8367,9 @@
           </w:tcPr>
           <w:p>
             <w:pPr>
-              <w:rPr>
-                <w:lang w:val="en-NZ"/>
-              </w:rPr>
-            </w:pPr>
-            <w:r>
-              <w:rPr>
-                <w:highlight w:val="red"/>
-                <w:lang w:val="en-NZ"/>
-              </w:rPr>
+              <w:pStyle w:val="TNR"/>
+            </w:pPr>
+            <w:r>
               <w:t>R</w:t>
             </w:r>
           </w:p>
@@ -8141,15 +8380,9 @@
           </w:tcPr>
           <w:p>
             <w:pPr>
-              <w:rPr>
-                <w:lang w:val="en-NZ"/>
-              </w:rPr>
-            </w:pPr>
-            <w:r>
-              <w:rPr>
-                <w:highlight w:val="yellow"/>
-                <w:lang w:val="en-NZ"/>
-              </w:rPr>
+              <w:pStyle w:val="TNR"/>
+            </w:pPr>
+            <w:r>
               <w:t>C</w:t>
             </w:r>
           </w:p>
@@ -8162,16 +8395,9 @@
           </w:tcPr>
           <w:p>
             <w:pPr>
-              <w:rPr>
-                <w:highlight w:val="cyan"/>
-                <w:lang w:val="en-NZ"/>
-              </w:rPr>
-            </w:pPr>
-            <w:r>
-              <w:rPr>
-                <w:highlight w:val="cyan"/>
-                <w:lang w:val="en-NZ"/>
-              </w:rPr>
+              <w:pStyle w:val="TNR"/>
+            </w:pPr>
+            <w:r>
               <w:t>AI integration with digital forensics tools</w:t>
             </w:r>
           </w:p>
@@ -8182,15 +8408,9 @@
           </w:tcPr>
           <w:p>
             <w:pPr>
-              <w:rPr>
-                <w:lang w:val="en-NZ"/>
-              </w:rPr>
-            </w:pPr>
-            <w:r>
-              <w:rPr>
-                <w:highlight w:val="yellow"/>
-                <w:lang w:val="en-NZ"/>
-              </w:rPr>
+              <w:pStyle w:val="TNR"/>
+            </w:pPr>
+            <w:r>
               <w:t>C</w:t>
             </w:r>
           </w:p>
@@ -8201,15 +8421,9 @@
           </w:tcPr>
           <w:p>
             <w:pPr>
-              <w:rPr>
-                <w:lang w:val="en-NZ"/>
-              </w:rPr>
-            </w:pPr>
-            <w:r>
-              <w:rPr>
-                <w:highlight w:val="green"/>
-                <w:lang w:val="en-NZ"/>
-              </w:rPr>
+              <w:pStyle w:val="TNR"/>
+            </w:pPr>
+            <w:r>
               <w:t>I</w:t>
             </w:r>
           </w:p>
@@ -8220,15 +8434,9 @@
           </w:tcPr>
           <w:p>
             <w:pPr>
-              <w:rPr>
-                <w:lang w:val="en-NZ"/>
-              </w:rPr>
-            </w:pPr>
-            <w:r>
-              <w:rPr>
-                <w:highlight w:val="yellow"/>
-                <w:lang w:val="en-NZ"/>
-              </w:rPr>
+              <w:pStyle w:val="TNR"/>
+            </w:pPr>
+            <w:r>
               <w:t>C</w:t>
             </w:r>
           </w:p>
@@ -8239,15 +8447,9 @@
           </w:tcPr>
           <w:p>
             <w:pPr>
-              <w:rPr>
-                <w:lang w:val="en-NZ"/>
-              </w:rPr>
-            </w:pPr>
-            <w:r>
-              <w:rPr>
-                <w:highlight w:val="red"/>
-                <w:lang w:val="en-NZ"/>
-              </w:rPr>
+              <w:pStyle w:val="TNR"/>
+            </w:pPr>
+            <w:r>
               <w:t>R</w:t>
             </w:r>
           </w:p>
@@ -8258,16 +8460,9 @@
           </w:tcPr>
           <w:p>
             <w:pPr>
-              <w:rPr>
-                <w:highlight w:val="yellow"/>
-                <w:lang w:val="en-NZ"/>
-              </w:rPr>
-            </w:pPr>
-            <w:r>
-              <w:rPr>
-                <w:highlight w:val="yellow"/>
-                <w:lang w:val="en-NZ"/>
-              </w:rPr>
+              <w:pStyle w:val="TNR"/>
+            </w:pPr>
+            <w:r>
               <w:t>C</w:t>
             </w:r>
           </w:p>
@@ -8278,16 +8473,9 @@
           </w:tcPr>
           <w:p>
             <w:pPr>
-              <w:rPr>
-                <w:highlight w:val="yellow"/>
-                <w:lang w:val="en-NZ"/>
-              </w:rPr>
-            </w:pPr>
-            <w:r>
-              <w:rPr>
-                <w:highlight w:val="yellow"/>
-                <w:lang w:val="en-NZ"/>
-              </w:rPr>
+              <w:pStyle w:val="TNR"/>
+            </w:pPr>
+            <w:r>
               <w:t>C</w:t>
             </w:r>
           </w:p>
@@ -8300,59 +8488,10 @@
           </w:tcPr>
           <w:p>
             <w:pPr>
-              <w:rPr>
-                <w:highlight w:val="cyan"/>
-                <w:lang w:val="en-NZ"/>
-              </w:rPr>
-            </w:pPr>
-            <w:r>
-              <w:rPr>
-                <w:highlight w:val="cyan"/>
-                <w:lang w:val="en-NZ"/>
-              </w:rPr>
-              <w:t xml:space="preserve">Creation or adaption of </w:t>
-            </w:r>
-            <w:r>
-              <w:rPr>
-                <w:highlight w:val="cyan"/>
-                <w:lang w:val="en-NZ"/>
-              </w:rPr>
-              <w:t xml:space="preserve">a </w:t>
-            </w:r>
-            <w:r>
-              <w:rPr>
-                <w:highlight w:val="cyan"/>
-                <w:lang w:val="en-NZ"/>
-              </w:rPr>
-              <w:t xml:space="preserve">process </w:t>
-            </w:r>
-            <w:r>
-              <w:rPr>
-                <w:highlight w:val="cyan"/>
-                <w:lang w:val="en-NZ"/>
-              </w:rPr>
-              <w:t xml:space="preserve">(CFTT) </w:t>
-            </w:r>
-            <w:r>
-              <w:rPr>
-                <w:highlight w:val="cyan"/>
-                <w:lang w:val="en-NZ"/>
-              </w:rPr>
-              <w:t xml:space="preserve">and metrics with which to objectively assess the efficacy of </w:t>
-            </w:r>
-            <w:r>
-              <w:rPr>
-                <w:highlight w:val="cyan"/>
-                <w:lang w:val="en-NZ"/>
-              </w:rPr>
-              <w:t xml:space="preserve">two or more </w:t>
-            </w:r>
-            <w:r>
-              <w:rPr>
-                <w:highlight w:val="cyan"/>
-                <w:lang w:val="en-NZ"/>
-              </w:rPr>
-              <w:t>tools.</w:t>
+              <w:pStyle w:val="TNR"/>
+            </w:pPr>
+            <w:r>
+              <w:t>Creation or adaption of a process (CFTT) and metrics with which to objectively assess the efficacy of two or more tools.</w:t>
             </w:r>
           </w:p>
         </w:tc>
@@ -8362,16 +8501,9 @@
           </w:tcPr>
           <w:p>
             <w:pPr>
-              <w:rPr>
-                <w:highlight w:val="yellow"/>
-                <w:lang w:val="en-NZ"/>
-              </w:rPr>
-            </w:pPr>
-            <w:r>
-              <w:rPr>
-                <w:highlight w:val="yellow"/>
-                <w:lang w:val="en-NZ"/>
-              </w:rPr>
+              <w:pStyle w:val="TNR"/>
+            </w:pPr>
+            <w:r>
               <w:t>C</w:t>
             </w:r>
           </w:p>
@@ -8382,16 +8514,9 @@
           </w:tcPr>
           <w:p>
             <w:pPr>
-              <w:rPr>
-                <w:highlight w:val="yellow"/>
-                <w:lang w:val="en-NZ"/>
-              </w:rPr>
-            </w:pPr>
-            <w:r>
-              <w:rPr>
-                <w:highlight w:val="yellow"/>
-                <w:lang w:val="en-NZ"/>
-              </w:rPr>
+              <w:pStyle w:val="TNR"/>
+            </w:pPr>
+            <w:r>
               <w:t>C</w:t>
             </w:r>
           </w:p>
@@ -8402,16 +8527,9 @@
           </w:tcPr>
           <w:p>
             <w:pPr>
-              <w:rPr>
-                <w:highlight w:val="red"/>
-                <w:lang w:val="en-NZ"/>
-              </w:rPr>
-            </w:pPr>
-            <w:r>
-              <w:rPr>
-                <w:highlight w:val="red"/>
-                <w:lang w:val="en-NZ"/>
-              </w:rPr>
+              <w:pStyle w:val="TNR"/>
+            </w:pPr>
+            <w:r>
               <w:t>R</w:t>
             </w:r>
           </w:p>
@@ -8422,16 +8540,9 @@
           </w:tcPr>
           <w:p>
             <w:pPr>
-              <w:rPr>
-                <w:highlight w:val="magenta"/>
-                <w:lang w:val="en-NZ"/>
-              </w:rPr>
-            </w:pPr>
-            <w:r>
-              <w:rPr>
-                <w:highlight w:val="magenta"/>
-                <w:lang w:val="en-NZ"/>
-              </w:rPr>
+              <w:pStyle w:val="TNR"/>
+            </w:pPr>
+            <w:r>
               <w:t>A</w:t>
             </w:r>
           </w:p>
@@ -8442,16 +8553,9 @@
           </w:tcPr>
           <w:p>
             <w:pPr>
-              <w:rPr>
-                <w:highlight w:val="magenta"/>
-                <w:lang w:val="en-NZ"/>
-              </w:rPr>
-            </w:pPr>
-            <w:r>
-              <w:rPr>
-                <w:highlight w:val="magenta"/>
-                <w:lang w:val="en-NZ"/>
-              </w:rPr>
+              <w:pStyle w:val="TNR"/>
+            </w:pPr>
+            <w:r>
               <w:t>A</w:t>
             </w:r>
           </w:p>
@@ -8462,16 +8566,9 @@
           </w:tcPr>
           <w:p>
             <w:pPr>
-              <w:rPr>
-                <w:highlight w:val="magenta"/>
-                <w:lang w:val="en-NZ"/>
-              </w:rPr>
-            </w:pPr>
-            <w:r>
-              <w:rPr>
-                <w:highlight w:val="magenta"/>
-                <w:lang w:val="en-NZ"/>
-              </w:rPr>
+              <w:pStyle w:val="TNR"/>
+            </w:pPr>
+            <w:r>
               <w:t>A</w:t>
             </w:r>
           </w:p>
@@ -8484,16 +8581,9 @@
           </w:tcPr>
           <w:p>
             <w:pPr>
-              <w:rPr>
-                <w:highlight w:val="cyan"/>
-                <w:lang w:val="en-NZ"/>
-              </w:rPr>
-            </w:pPr>
-            <w:r>
-              <w:rPr>
-                <w:highlight w:val="cyan"/>
-                <w:lang w:val="en-NZ"/>
-              </w:rPr>
+              <w:pStyle w:val="TNR"/>
+            </w:pPr>
+            <w:r>
               <w:t>Documentation and measuring of results of testing.</w:t>
             </w:r>
           </w:p>
@@ -8504,16 +8594,9 @@
           </w:tcPr>
           <w:p>
             <w:pPr>
-              <w:rPr>
-                <w:highlight w:val="yellow"/>
-                <w:lang w:val="en-NZ"/>
-              </w:rPr>
-            </w:pPr>
-            <w:r>
-              <w:rPr>
-                <w:highlight w:val="yellow"/>
-                <w:lang w:val="en-NZ"/>
-              </w:rPr>
+              <w:pStyle w:val="TNR"/>
+            </w:pPr>
+            <w:r>
               <w:t>C</w:t>
             </w:r>
           </w:p>
@@ -8524,16 +8607,9 @@
           </w:tcPr>
           <w:p>
             <w:pPr>
-              <w:rPr>
-                <w:highlight w:val="yellow"/>
-                <w:lang w:val="en-NZ"/>
-              </w:rPr>
-            </w:pPr>
-            <w:r>
-              <w:rPr>
-                <w:highlight w:val="yellow"/>
-                <w:lang w:val="en-NZ"/>
-              </w:rPr>
+              <w:pStyle w:val="TNR"/>
+            </w:pPr>
+            <w:r>
               <w:t>C</w:t>
             </w:r>
           </w:p>
@@ -8544,16 +8620,9 @@
           </w:tcPr>
           <w:p>
             <w:pPr>
-              <w:rPr>
-                <w:highlight w:val="yellow"/>
-                <w:lang w:val="en-NZ"/>
-              </w:rPr>
-            </w:pPr>
-            <w:r>
-              <w:rPr>
-                <w:highlight w:val="yellow"/>
-                <w:lang w:val="en-NZ"/>
-              </w:rPr>
+              <w:pStyle w:val="TNR"/>
+            </w:pPr>
+            <w:r>
               <w:t>C</w:t>
             </w:r>
           </w:p>
@@ -8564,15 +8633,9 @@
           </w:tcPr>
           <w:p>
             <w:pPr>
-              <w:rPr>
-                <w:lang w:val="en-NZ"/>
-              </w:rPr>
-            </w:pPr>
-            <w:r>
-              <w:rPr>
-                <w:highlight w:val="red"/>
-                <w:lang w:val="en-NZ"/>
-              </w:rPr>
+              <w:pStyle w:val="TNR"/>
+            </w:pPr>
+            <w:r>
               <w:t>R</w:t>
             </w:r>
           </w:p>
@@ -8583,15 +8646,9 @@
           </w:tcPr>
           <w:p>
             <w:pPr>
-              <w:rPr>
-                <w:lang w:val="en-NZ"/>
-              </w:rPr>
-            </w:pPr>
-            <w:r>
-              <w:rPr>
-                <w:highlight w:val="red"/>
-                <w:lang w:val="en-NZ"/>
-              </w:rPr>
+              <w:pStyle w:val="TNR"/>
+            </w:pPr>
+            <w:r>
               <w:t>R</w:t>
             </w:r>
           </w:p>
@@ -8602,15 +8659,9 @@
           </w:tcPr>
           <w:p>
             <w:pPr>
-              <w:rPr>
-                <w:lang w:val="en-NZ"/>
-              </w:rPr>
-            </w:pPr>
-            <w:r>
-              <w:rPr>
-                <w:highlight w:val="red"/>
-                <w:lang w:val="en-NZ"/>
-              </w:rPr>
+              <w:pStyle w:val="TNR"/>
+            </w:pPr>
+            <w:r>
               <w:t>R</w:t>
             </w:r>
           </w:p>
@@ -8623,17 +8674,9 @@
           </w:tcPr>
           <w:p>
             <w:pPr>
-              <w:rPr>
-                <w:highlight w:val="cyan"/>
-                <w:lang w:val="en-NZ"/>
-              </w:rPr>
-            </w:pPr>
-            <w:r>
-              <w:rPr>
-                <w:highlight w:val="cyan"/>
-                <w:lang w:val="en-NZ"/>
-              </w:rPr>
-              <w:lastRenderedPageBreak/>
+              <w:pStyle w:val="TNR"/>
+            </w:pPr>
+            <w:r>
               <w:t>Testing in multiple evidence environments (mobile/desktop) on multiple types of target data (credentials, confidential information, intrusion indicators, suspicious processes/media)</w:t>
             </w:r>
           </w:p>
@@ -8644,16 +8687,9 @@
           </w:tcPr>
           <w:p>
             <w:pPr>
-              <w:rPr>
-                <w:highlight w:val="green"/>
-                <w:lang w:val="en-NZ"/>
-              </w:rPr>
-            </w:pPr>
-            <w:r>
-              <w:rPr>
-                <w:highlight w:val="green"/>
-                <w:lang w:val="en-NZ"/>
-              </w:rPr>
+              <w:pStyle w:val="TNR"/>
+            </w:pPr>
+            <w:r>
               <w:t>I</w:t>
             </w:r>
           </w:p>
@@ -8664,16 +8700,9 @@
           </w:tcPr>
           <w:p>
             <w:pPr>
-              <w:rPr>
-                <w:highlight w:val="green"/>
-                <w:lang w:val="en-NZ"/>
-              </w:rPr>
-            </w:pPr>
-            <w:r>
-              <w:rPr>
-                <w:highlight w:val="green"/>
-                <w:lang w:val="en-NZ"/>
-              </w:rPr>
+              <w:pStyle w:val="TNR"/>
+            </w:pPr>
+            <w:r>
               <w:t>I</w:t>
             </w:r>
           </w:p>
@@ -8684,15 +8713,9 @@
           </w:tcPr>
           <w:p>
             <w:pPr>
-              <w:rPr>
-                <w:lang w:val="en-NZ"/>
-              </w:rPr>
-            </w:pPr>
-            <w:r>
-              <w:rPr>
-                <w:highlight w:val="yellow"/>
-                <w:lang w:val="en-NZ"/>
-              </w:rPr>
+              <w:pStyle w:val="TNR"/>
+            </w:pPr>
+            <w:r>
               <w:t>C</w:t>
             </w:r>
           </w:p>
@@ -8703,16 +8726,9 @@
           </w:tcPr>
           <w:p>
             <w:pPr>
-              <w:rPr>
-                <w:highlight w:val="red"/>
-                <w:lang w:val="en-NZ"/>
-              </w:rPr>
-            </w:pPr>
-            <w:r>
-              <w:rPr>
-                <w:highlight w:val="red"/>
-                <w:lang w:val="en-NZ"/>
-              </w:rPr>
+              <w:pStyle w:val="TNR"/>
+            </w:pPr>
+            <w:r>
               <w:t>R</w:t>
             </w:r>
           </w:p>
@@ -8723,16 +8739,9 @@
           </w:tcPr>
           <w:p>
             <w:pPr>
-              <w:rPr>
-                <w:highlight w:val="red"/>
-                <w:lang w:val="en-NZ"/>
-              </w:rPr>
-            </w:pPr>
-            <w:r>
-              <w:rPr>
-                <w:highlight w:val="red"/>
-                <w:lang w:val="en-NZ"/>
-              </w:rPr>
+              <w:pStyle w:val="TNR"/>
+            </w:pPr>
+            <w:r>
               <w:t>R</w:t>
             </w:r>
           </w:p>
@@ -8743,15 +8752,9 @@
           </w:tcPr>
           <w:p>
             <w:pPr>
-              <w:rPr>
-                <w:lang w:val="en-NZ"/>
-              </w:rPr>
-            </w:pPr>
-            <w:r>
-              <w:rPr>
-                <w:highlight w:val="yellow"/>
-                <w:lang w:val="en-NZ"/>
-              </w:rPr>
+              <w:pStyle w:val="TNR"/>
+            </w:pPr>
+            <w:r>
               <w:t>C</w:t>
             </w:r>
           </w:p>
@@ -8764,16 +8767,10 @@
           </w:tcPr>
           <w:p>
             <w:pPr>
-              <w:rPr>
-                <w:highlight w:val="cyan"/>
-                <w:lang w:val="en-NZ"/>
-              </w:rPr>
-            </w:pPr>
-            <w:r>
-              <w:rPr>
-                <w:highlight w:val="cyan"/>
-                <w:lang w:val="en-NZ"/>
-              </w:rPr>
+              <w:pStyle w:val="TNR"/>
+            </w:pPr>
+            <w:r>
+              <w:lastRenderedPageBreak/>
               <w:t xml:space="preserve">Design a consistent test environment, ensuring all variables are the same and that available processing power is consistent before testing. </w:t>
             </w:r>
           </w:p>
@@ -8784,16 +8781,9 @@
           </w:tcPr>
           <w:p>
             <w:pPr>
-              <w:rPr>
-                <w:highlight w:val="green"/>
-                <w:lang w:val="en-NZ"/>
-              </w:rPr>
-            </w:pPr>
-            <w:r>
-              <w:rPr>
-                <w:highlight w:val="green"/>
-                <w:lang w:val="en-NZ"/>
-              </w:rPr>
+              <w:pStyle w:val="TNR"/>
+            </w:pPr>
+            <w:r>
               <w:t>I</w:t>
             </w:r>
           </w:p>
@@ -8804,16 +8794,9 @@
           </w:tcPr>
           <w:p>
             <w:pPr>
-              <w:rPr>
-                <w:highlight w:val="green"/>
-                <w:lang w:val="en-NZ"/>
-              </w:rPr>
-            </w:pPr>
-            <w:r>
-              <w:rPr>
-                <w:highlight w:val="green"/>
-                <w:lang w:val="en-NZ"/>
-              </w:rPr>
+              <w:pStyle w:val="TNR"/>
+            </w:pPr>
+            <w:r>
               <w:t>I</w:t>
             </w:r>
           </w:p>
@@ -8824,15 +8807,9 @@
           </w:tcPr>
           <w:p>
             <w:pPr>
-              <w:rPr>
-                <w:lang w:val="en-NZ"/>
-              </w:rPr>
-            </w:pPr>
-            <w:r>
-              <w:rPr>
-                <w:highlight w:val="yellow"/>
-                <w:lang w:val="en-NZ"/>
-              </w:rPr>
+              <w:pStyle w:val="TNR"/>
+            </w:pPr>
+            <w:r>
               <w:t>C</w:t>
             </w:r>
           </w:p>
@@ -8843,16 +8820,9 @@
           </w:tcPr>
           <w:p>
             <w:pPr>
-              <w:rPr>
-                <w:highlight w:val="red"/>
-                <w:lang w:val="en-NZ"/>
-              </w:rPr>
-            </w:pPr>
-            <w:r>
-              <w:rPr>
-                <w:highlight w:val="red"/>
-                <w:lang w:val="en-NZ"/>
-              </w:rPr>
+              <w:pStyle w:val="TNR"/>
+            </w:pPr>
+            <w:r>
               <w:t>R</w:t>
             </w:r>
           </w:p>
@@ -8863,16 +8833,9 @@
           </w:tcPr>
           <w:p>
             <w:pPr>
-              <w:rPr>
-                <w:highlight w:val="red"/>
-                <w:lang w:val="en-NZ"/>
-              </w:rPr>
-            </w:pPr>
-            <w:r>
-              <w:rPr>
-                <w:highlight w:val="red"/>
-                <w:lang w:val="en-NZ"/>
-              </w:rPr>
+              <w:pStyle w:val="TNR"/>
+            </w:pPr>
+            <w:r>
               <w:t>R</w:t>
             </w:r>
           </w:p>
@@ -8883,16 +8846,9 @@
           </w:tcPr>
           <w:p>
             <w:pPr>
-              <w:rPr>
-                <w:highlight w:val="red"/>
-                <w:lang w:val="en-NZ"/>
-              </w:rPr>
-            </w:pPr>
-            <w:r>
-              <w:rPr>
-                <w:highlight w:val="red"/>
-                <w:lang w:val="en-NZ"/>
-              </w:rPr>
+              <w:pStyle w:val="TNR"/>
+            </w:pPr>
+            <w:r>
               <w:t>R</w:t>
             </w:r>
           </w:p>
@@ -8922,14 +8878,19 @@
     <w:p/>
     <w:p/>
     <w:p/>
+    <w:p/>
+    <w:p/>
+    <w:p/>
     <w:p>
       <w:pPr>
         <w:pStyle w:val="Heading1"/>
       </w:pPr>
-      <w:r>
+      <w:bookmarkStart w:id="24" w:name="_Toc236989185"/>
+      <w:r>
+        <w:lastRenderedPageBreak/>
         <w:t>Project timeline and milestones</w:t>
       </w:r>
-      <w:bookmarkEnd w:id="11"/>
+      <w:bookmarkEnd w:id="24"/>
     </w:p>
     <w:p>
       <w:pPr>
@@ -8955,14 +8916,9 @@
           </w:tcPr>
           <w:p>
             <w:pPr>
-              <w:rPr>
-                <w:lang w:val="en-NZ"/>
-              </w:rPr>
-            </w:pPr>
-            <w:r>
-              <w:rPr>
-                <w:lang w:val="en-NZ"/>
-              </w:rPr>
+              <w:pStyle w:val="TNR"/>
+            </w:pPr>
+            <w:r>
               <w:t>Requirement</w:t>
             </w:r>
           </w:p>
@@ -8973,14 +8929,9 @@
           </w:tcPr>
           <w:p>
             <w:pPr>
-              <w:rPr>
-                <w:lang w:val="en-NZ"/>
-              </w:rPr>
-            </w:pPr>
-            <w:r>
-              <w:rPr>
-                <w:lang w:val="en-NZ"/>
-              </w:rPr>
+              <w:pStyle w:val="TNR"/>
+            </w:pPr>
+            <w:r>
               <w:t>Specific date OR academic week of semester</w:t>
             </w:r>
           </w:p>
@@ -8993,9 +8944,7 @@
           </w:tcPr>
           <w:p>
             <w:pPr>
-              <w:rPr>
-                <w:lang w:val="en-NZ"/>
-              </w:rPr>
+              <w:pStyle w:val="TNR"/>
             </w:pPr>
           </w:p>
         </w:tc>
@@ -9005,9 +8954,7 @@
           </w:tcPr>
           <w:p>
             <w:pPr>
-              <w:rPr>
-                <w:lang w:val="en-NZ"/>
-              </w:rPr>
+              <w:pStyle w:val="TNR"/>
             </w:pPr>
           </w:p>
         </w:tc>
@@ -9019,9 +8966,7 @@
           </w:tcPr>
           <w:p>
             <w:pPr>
-              <w:rPr>
-                <w:lang w:val="en-NZ"/>
-              </w:rPr>
+              <w:pStyle w:val="TNR"/>
             </w:pPr>
           </w:p>
         </w:tc>
@@ -9031,9 +8976,7 @@
           </w:tcPr>
           <w:p>
             <w:pPr>
-              <w:rPr>
-                <w:lang w:val="en-NZ"/>
-              </w:rPr>
+              <w:pStyle w:val="TNR"/>
             </w:pPr>
           </w:p>
         </w:tc>
@@ -9045,9 +8988,7 @@
           </w:tcPr>
           <w:p>
             <w:pPr>
-              <w:rPr>
-                <w:lang w:val="en-NZ"/>
-              </w:rPr>
+              <w:pStyle w:val="TNR"/>
             </w:pPr>
           </w:p>
         </w:tc>
@@ -9057,9 +8998,7 @@
           </w:tcPr>
           <w:p>
             <w:pPr>
-              <w:rPr>
-                <w:lang w:val="en-NZ"/>
-              </w:rPr>
+              <w:pStyle w:val="TNR"/>
             </w:pPr>
           </w:p>
         </w:tc>
@@ -9071,9 +9010,7 @@
           </w:tcPr>
           <w:p>
             <w:pPr>
-              <w:rPr>
-                <w:lang w:val="en-NZ"/>
-              </w:rPr>
+              <w:pStyle w:val="TNR"/>
             </w:pPr>
           </w:p>
         </w:tc>
@@ -9083,9 +9020,7 @@
           </w:tcPr>
           <w:p>
             <w:pPr>
-              <w:rPr>
-                <w:lang w:val="en-NZ"/>
-              </w:rPr>
+              <w:pStyle w:val="TNR"/>
             </w:pPr>
           </w:p>
         </w:tc>
@@ -9097,9 +9032,7 @@
           </w:tcPr>
           <w:p>
             <w:pPr>
-              <w:rPr>
-                <w:lang w:val="en-NZ"/>
-              </w:rPr>
+              <w:pStyle w:val="TNR"/>
             </w:pPr>
           </w:p>
         </w:tc>
@@ -9109,10 +9042,7 @@
           </w:tcPr>
           <w:p>
             <w:pPr>
-              <w:keepNext/>
-              <w:rPr>
-                <w:lang w:val="en-NZ"/>
-              </w:rPr>
+              <w:pStyle w:val="TNR"/>
             </w:pPr>
             <w:r>
               <w:t>Use colour coding to differentiate academic deliverables from client deliverables.</w:t>
@@ -9157,12 +9087,11 @@
       <w:pPr>
         <w:pStyle w:val="Heading1"/>
       </w:pPr>
-      <w:bookmarkStart w:id="18" w:name="_Toc236403145"/>
-      <w:bookmarkStart w:id="19" w:name="_Toc236403146"/>
+      <w:bookmarkStart w:id="25" w:name="_Toc236989186"/>
       <w:r>
         <w:t>Project Risk Analysis</w:t>
       </w:r>
-      <w:bookmarkEnd w:id="18"/>
+      <w:bookmarkEnd w:id="25"/>
     </w:p>
     <w:tbl>
       <w:tblPr>
@@ -9171,12 +9100,12 @@
         <w:tblLook w:val="04A0" w:firstRow="1" w:lastRow="0" w:firstColumn="1" w:lastColumn="0" w:noHBand="0" w:noVBand="1"/>
       </w:tblPr>
       <w:tblGrid>
-        <w:gridCol w:w="1316"/>
-        <w:gridCol w:w="1356"/>
-        <w:gridCol w:w="1769"/>
-        <w:gridCol w:w="2352"/>
-        <w:gridCol w:w="1932"/>
-        <w:gridCol w:w="1731"/>
+        <w:gridCol w:w="1317"/>
+        <w:gridCol w:w="1366"/>
+        <w:gridCol w:w="1707"/>
+        <w:gridCol w:w="2377"/>
+        <w:gridCol w:w="1940"/>
+        <w:gridCol w:w="1749"/>
       </w:tblGrid>
       <w:tr>
         <w:tc>
@@ -9436,9 +9365,7 @@
           </w:tcPr>
           <w:p>
             <w:pPr>
-              <w:rPr>
-                <w:lang w:val="en-NZ"/>
-              </w:rPr>
+              <w:pStyle w:val="TNR"/>
             </w:pPr>
           </w:p>
         </w:tc>
@@ -9449,14 +9376,9 @@
           </w:tcPr>
           <w:p>
             <w:pPr>
-              <w:rPr>
-                <w:lang w:val="en-NZ"/>
-              </w:rPr>
-            </w:pPr>
-            <w:r>
-              <w:rPr>
-                <w:lang w:val="en-NZ"/>
-              </w:rPr>
+              <w:pStyle w:val="TNR"/>
+            </w:pPr>
+            <w:r>
               <w:t>R04 Formatting inconsistencies.</w:t>
             </w:r>
           </w:p>
@@ -9468,9 +9390,7 @@
           </w:tcPr>
           <w:p>
             <w:pPr>
-              <w:rPr>
-                <w:lang w:val="en-NZ"/>
-              </w:rPr>
+              <w:pStyle w:val="TNR"/>
             </w:pPr>
           </w:p>
         </w:tc>
@@ -9481,9 +9401,7 @@
           </w:tcPr>
           <w:p>
             <w:pPr>
-              <w:rPr>
-                <w:lang w:val="en-NZ"/>
-              </w:rPr>
+              <w:pStyle w:val="TNR"/>
             </w:pPr>
           </w:p>
         </w:tc>
@@ -9494,9 +9412,7 @@
           </w:tcPr>
           <w:p>
             <w:pPr>
-              <w:rPr>
-                <w:lang w:val="en-NZ"/>
-              </w:rPr>
+              <w:pStyle w:val="TNR"/>
             </w:pPr>
           </w:p>
         </w:tc>
@@ -9531,14 +9447,9 @@
           </w:tcPr>
           <w:p>
             <w:pPr>
-              <w:rPr>
-                <w:lang w:val="en-NZ"/>
-              </w:rPr>
-            </w:pPr>
-            <w:r>
-              <w:rPr>
-                <w:lang w:val="en-NZ"/>
-              </w:rPr>
+              <w:pStyle w:val="TNR"/>
+            </w:pPr>
+            <w:r>
               <w:t>R15 Version control conflicts.</w:t>
             </w:r>
           </w:p>
@@ -9550,9 +9461,7 @@
           </w:tcPr>
           <w:p>
             <w:pPr>
-              <w:rPr>
-                <w:lang w:val="en-NZ"/>
-              </w:rPr>
+              <w:pStyle w:val="TNR"/>
             </w:pPr>
           </w:p>
         </w:tc>
@@ -9563,14 +9472,9 @@
           </w:tcPr>
           <w:p>
             <w:pPr>
-              <w:rPr>
-                <w:lang w:val="en-NZ"/>
-              </w:rPr>
-            </w:pPr>
-            <w:r>
-              <w:rPr>
-                <w:lang w:val="en-NZ"/>
-              </w:rPr>
+              <w:pStyle w:val="TNR"/>
+            </w:pPr>
+            <w:r>
               <w:t>R02 Team member becomes unavailable.</w:t>
             </w:r>
           </w:p>
@@ -9582,14 +9486,9 @@
           </w:tcPr>
           <w:p>
             <w:pPr>
-              <w:rPr>
-                <w:lang w:val="en-NZ"/>
-              </w:rPr>
-            </w:pPr>
-            <w:r>
-              <w:rPr>
-                <w:lang w:val="en-NZ"/>
-              </w:rPr>
+              <w:pStyle w:val="TNR"/>
+            </w:pPr>
+            <w:r>
               <w:t>R01 Missed deadlines.</w:t>
             </w:r>
           </w:p>
@@ -9601,9 +9500,7 @@
           </w:tcPr>
           <w:p>
             <w:pPr>
-              <w:rPr>
-                <w:lang w:val="en-NZ"/>
-              </w:rPr>
+              <w:pStyle w:val="TNR"/>
             </w:pPr>
           </w:p>
         </w:tc>
@@ -9638,9 +9535,7 @@
           </w:tcPr>
           <w:p>
             <w:pPr>
-              <w:rPr>
-                <w:lang w:val="en-NZ"/>
-              </w:rPr>
+              <w:pStyle w:val="TNR"/>
             </w:pPr>
           </w:p>
         </w:tc>
@@ -9651,14 +9546,9 @@
           </w:tcPr>
           <w:p>
             <w:pPr>
-              <w:rPr>
-                <w:lang w:val="en-NZ"/>
-              </w:rPr>
-            </w:pPr>
-            <w:r>
-              <w:rPr>
-                <w:lang w:val="en-NZ"/>
-              </w:rPr>
+              <w:pStyle w:val="TNR"/>
+            </w:pPr>
+            <w:r>
               <w:t>R12 Internet outage.</w:t>
             </w:r>
           </w:p>
@@ -9670,27 +9560,17 @@
           </w:tcPr>
           <w:p>
             <w:pPr>
-              <w:rPr>
-                <w:lang w:val="en-NZ"/>
-              </w:rPr>
-            </w:pPr>
-            <w:r>
-              <w:rPr>
-                <w:lang w:val="en-NZ"/>
-              </w:rPr>
+              <w:pStyle w:val="TNR"/>
+            </w:pPr>
+            <w:r>
               <w:t>R05 Misunderstood requirements.</w:t>
             </w:r>
           </w:p>
           <w:p>
             <w:pPr>
-              <w:rPr>
-                <w:lang w:val="en-NZ"/>
-              </w:rPr>
-            </w:pPr>
-            <w:r>
-              <w:rPr>
-                <w:lang w:val="en-NZ"/>
-              </w:rPr>
+              <w:pStyle w:val="TNR"/>
+            </w:pPr>
+            <w:r>
               <w:t>R06 Software difficulties.</w:t>
             </w:r>
           </w:p>
@@ -9702,10 +9582,7 @@
           </w:tcPr>
           <w:p>
             <w:pPr>
-              <w:ind w:firstLine="720"/>
-              <w:rPr>
-                <w:lang w:val="en-NZ"/>
-              </w:rPr>
+              <w:pStyle w:val="TNR"/>
             </w:pPr>
           </w:p>
         </w:tc>
@@ -9716,9 +9593,7 @@
           </w:tcPr>
           <w:p>
             <w:pPr>
-              <w:rPr>
-                <w:lang w:val="en-NZ"/>
-              </w:rPr>
+              <w:pStyle w:val="TNR"/>
             </w:pPr>
           </w:p>
         </w:tc>
@@ -9753,9 +9628,7 @@
           </w:tcPr>
           <w:p>
             <w:pPr>
-              <w:rPr>
-                <w:lang w:val="en-NZ"/>
-              </w:rPr>
+              <w:pStyle w:val="TNR"/>
             </w:pPr>
           </w:p>
         </w:tc>
@@ -9766,14 +9639,9 @@
           </w:tcPr>
           <w:p>
             <w:pPr>
-              <w:rPr>
-                <w:lang w:val="en-NZ"/>
-              </w:rPr>
-            </w:pPr>
-            <w:r>
-              <w:rPr>
-                <w:lang w:val="en-NZ"/>
-              </w:rPr>
+              <w:pStyle w:val="TNR"/>
+            </w:pPr>
+            <w:r>
               <w:t>R14 Power outage.</w:t>
             </w:r>
           </w:p>
@@ -9785,40 +9653,25 @@
           </w:tcPr>
           <w:p>
             <w:pPr>
-              <w:rPr>
-                <w:lang w:val="en-NZ"/>
-              </w:rPr>
-            </w:pPr>
-            <w:r>
-              <w:rPr>
-                <w:lang w:val="en-NZ"/>
-              </w:rPr>
+              <w:pStyle w:val="TNR"/>
+            </w:pPr>
+            <w:r>
               <w:t>R09 Client becomes unavailable.</w:t>
             </w:r>
           </w:p>
           <w:p>
             <w:pPr>
-              <w:rPr>
-                <w:lang w:val="en-NZ"/>
-              </w:rPr>
-            </w:pPr>
-            <w:r>
-              <w:rPr>
-                <w:lang w:val="en-NZ"/>
-              </w:rPr>
+              <w:pStyle w:val="TNR"/>
+            </w:pPr>
+            <w:r>
               <w:t>R10 Advisor becomes unavailable.</w:t>
             </w:r>
           </w:p>
           <w:p>
             <w:pPr>
-              <w:rPr>
-                <w:lang w:val="en-NZ"/>
-              </w:rPr>
-            </w:pPr>
-            <w:r>
-              <w:rPr>
-                <w:lang w:val="en-NZ"/>
-              </w:rPr>
+              <w:pStyle w:val="TNR"/>
+            </w:pPr>
+            <w:r>
               <w:t>R11 Tech/Vendor becomes unavailable.</w:t>
             </w:r>
           </w:p>
@@ -9830,27 +9683,17 @@
           </w:tcPr>
           <w:p>
             <w:pPr>
-              <w:rPr>
-                <w:lang w:val="en-NZ"/>
-              </w:rPr>
-            </w:pPr>
-            <w:r>
-              <w:rPr>
-                <w:lang w:val="en-NZ"/>
-              </w:rPr>
+              <w:pStyle w:val="TNR"/>
+            </w:pPr>
+            <w:r>
               <w:t xml:space="preserve">R07 Hardware stolen. </w:t>
             </w:r>
           </w:p>
           <w:p>
             <w:pPr>
-              <w:rPr>
-                <w:lang w:val="en-NZ"/>
-              </w:rPr>
-            </w:pPr>
-            <w:r>
-              <w:rPr>
-                <w:lang w:val="en-NZ"/>
-              </w:rPr>
+              <w:pStyle w:val="TNR"/>
+            </w:pPr>
+            <w:r>
               <w:t>R08 Data/File loss/corruption.</w:t>
             </w:r>
           </w:p>
@@ -9862,14 +9705,9 @@
           </w:tcPr>
           <w:p>
             <w:pPr>
-              <w:rPr>
-                <w:lang w:val="en-NZ"/>
-              </w:rPr>
-            </w:pPr>
-            <w:r>
-              <w:rPr>
-                <w:lang w:val="en-NZ"/>
-              </w:rPr>
+              <w:pStyle w:val="TNR"/>
+            </w:pPr>
+            <w:r>
               <w:t>R03 Academic integrity violation.</w:t>
             </w:r>
           </w:p>
@@ -9894,7 +9732,6 @@
                 <w:bCs/>
                 <w:lang w:val="en-NZ"/>
               </w:rPr>
-              <w:lastRenderedPageBreak/>
               <w:t>1</w:t>
             </w:r>
           </w:p>
@@ -9906,9 +9743,7 @@
           </w:tcPr>
           <w:p>
             <w:pPr>
-              <w:rPr>
-                <w:lang w:val="en-NZ"/>
-              </w:rPr>
+              <w:pStyle w:val="TNR"/>
             </w:pPr>
           </w:p>
         </w:tc>
@@ -9919,9 +9754,7 @@
           </w:tcPr>
           <w:p>
             <w:pPr>
-              <w:rPr>
-                <w:lang w:val="en-NZ"/>
-              </w:rPr>
+              <w:pStyle w:val="TNR"/>
             </w:pPr>
           </w:p>
         </w:tc>
@@ -9932,9 +9765,7 @@
           </w:tcPr>
           <w:p>
             <w:pPr>
-              <w:rPr>
-                <w:lang w:val="en-NZ"/>
-              </w:rPr>
+              <w:pStyle w:val="TNR"/>
             </w:pPr>
           </w:p>
         </w:tc>
@@ -9945,9 +9776,7 @@
           </w:tcPr>
           <w:p>
             <w:pPr>
-              <w:rPr>
-                <w:lang w:val="en-NZ"/>
-              </w:rPr>
+              <w:pStyle w:val="TNR"/>
             </w:pPr>
           </w:p>
         </w:tc>
@@ -9958,14 +9787,9 @@
           </w:tcPr>
           <w:p>
             <w:pPr>
-              <w:rPr>
-                <w:lang w:val="en-NZ"/>
-              </w:rPr>
-            </w:pPr>
-            <w:r>
-              <w:rPr>
-                <w:lang w:val="en-NZ"/>
-              </w:rPr>
+              <w:pStyle w:val="TNR"/>
+            </w:pPr>
+            <w:r>
               <w:t>R13 Natural disaster or pandemic.</w:t>
             </w:r>
           </w:p>
@@ -10042,6 +9866,7 @@
                 <w:bCs/>
                 <w:lang w:val="en-NZ"/>
               </w:rPr>
+              <w:lastRenderedPageBreak/>
               <w:t>Risk</w:t>
             </w:r>
           </w:p>
@@ -10076,14 +9901,9 @@
           </w:tcPr>
           <w:p>
             <w:pPr>
-              <w:rPr>
-                <w:lang w:val="en-NZ"/>
-              </w:rPr>
-            </w:pPr>
-            <w:r>
-              <w:rPr>
-                <w:lang w:val="en-NZ"/>
-              </w:rPr>
+              <w:pStyle w:val="TNR"/>
+            </w:pPr>
+            <w:r>
               <w:t>R01 Missed deadlines</w:t>
             </w:r>
           </w:p>
@@ -10094,20 +9914,12 @@
           </w:tcPr>
           <w:p>
             <w:pPr>
-              <w:rPr>
-                <w:lang w:val="en-NZ"/>
-              </w:rPr>
-            </w:pPr>
-            <w:r>
-              <w:rPr>
-                <w:lang w:val="en-NZ"/>
-              </w:rPr>
+              <w:pStyle w:val="TNR"/>
+            </w:pPr>
+            <w:r>
               <w:t>Have regular team meetings to check everyone’s progress, see what’s lacking.</w:t>
             </w:r>
             <w:r>
-              <w:rPr>
-                <w:lang w:val="en-NZ"/>
-              </w:rPr>
               <w:br/>
               <w:t>Break work into set milestones with internal deadlines.</w:t>
             </w:r>
@@ -10121,14 +9933,9 @@
           </w:tcPr>
           <w:p>
             <w:pPr>
-              <w:rPr>
-                <w:lang w:val="en-NZ"/>
-              </w:rPr>
-            </w:pPr>
-            <w:r>
-              <w:rPr>
-                <w:lang w:val="en-NZ"/>
-              </w:rPr>
+              <w:pStyle w:val="TNR"/>
+            </w:pPr>
+            <w:r>
               <w:t>R02 Team member becomes unavailable</w:t>
             </w:r>
           </w:p>
@@ -10139,14 +9946,9 @@
           </w:tcPr>
           <w:p>
             <w:pPr>
-              <w:rPr>
-                <w:lang w:val="en-NZ"/>
-              </w:rPr>
-            </w:pPr>
-            <w:r>
-              <w:rPr>
-                <w:lang w:val="en-NZ"/>
-              </w:rPr>
+              <w:pStyle w:val="TNR"/>
+            </w:pPr>
+            <w:r>
               <w:t>Ensure multiple team members can do the same tasks. Keep documentation current and have required tasks be visible for the whole team.</w:t>
             </w:r>
           </w:p>
@@ -10159,14 +9961,9 @@
           </w:tcPr>
           <w:p>
             <w:pPr>
-              <w:rPr>
-                <w:lang w:val="en-NZ"/>
-              </w:rPr>
-            </w:pPr>
-            <w:r>
-              <w:rPr>
-                <w:lang w:val="en-NZ"/>
-              </w:rPr>
+              <w:pStyle w:val="TNR"/>
+            </w:pPr>
+            <w:r>
               <w:t>R03 Academic integrity violation</w:t>
             </w:r>
           </w:p>
@@ -10177,14 +9974,9 @@
           </w:tcPr>
           <w:p>
             <w:pPr>
-              <w:rPr>
-                <w:lang w:val="en-NZ"/>
-              </w:rPr>
-            </w:pPr>
-            <w:r>
-              <w:rPr>
-                <w:lang w:val="en-NZ"/>
-              </w:rPr>
+              <w:pStyle w:val="TNR"/>
+            </w:pPr>
+            <w:r>
               <w:t>Clearly attribute any external code, sources, and AI tool use. Individual contributions tracked via commit history so authorship can be verified.</w:t>
             </w:r>
           </w:p>
@@ -10197,14 +9989,9 @@
           </w:tcPr>
           <w:p>
             <w:pPr>
-              <w:rPr>
-                <w:lang w:val="en-NZ"/>
-              </w:rPr>
-            </w:pPr>
-            <w:r>
-              <w:rPr>
-                <w:lang w:val="en-NZ"/>
-              </w:rPr>
+              <w:pStyle w:val="TNR"/>
+            </w:pPr>
+            <w:r>
               <w:t>R04 Formatting inconsistencies</w:t>
             </w:r>
           </w:p>
@@ -10215,14 +10002,9 @@
           </w:tcPr>
           <w:p>
             <w:pPr>
-              <w:rPr>
-                <w:lang w:val="en-NZ"/>
-              </w:rPr>
-            </w:pPr>
-            <w:r>
-              <w:rPr>
-                <w:lang w:val="en-NZ"/>
-              </w:rPr>
+              <w:pStyle w:val="TNR"/>
+            </w:pPr>
+            <w:r>
               <w:t>Agree on a style/template before writing begins. Do a formatting pass before each submission.</w:t>
             </w:r>
           </w:p>
@@ -10235,14 +10017,9 @@
           </w:tcPr>
           <w:p>
             <w:pPr>
-              <w:rPr>
-                <w:lang w:val="en-NZ"/>
-              </w:rPr>
-            </w:pPr>
-            <w:r>
-              <w:rPr>
-                <w:lang w:val="en-NZ"/>
-              </w:rPr>
+              <w:pStyle w:val="TNR"/>
+            </w:pPr>
+            <w:r>
               <w:t>R05 Misunderstood requirements</w:t>
             </w:r>
           </w:p>
@@ -10253,15 +10030,9 @@
           </w:tcPr>
           <w:p>
             <w:pPr>
-              <w:keepNext/>
-              <w:rPr>
-                <w:lang w:val="en-NZ"/>
-              </w:rPr>
-            </w:pPr>
-            <w:r>
-              <w:rPr>
-                <w:lang w:val="en-NZ"/>
-              </w:rPr>
+              <w:pStyle w:val="TNR"/>
+            </w:pPr>
+            <w:r>
               <w:t>Confirm requirements in writing after each client/advisor meeting. Review minutes with the team.</w:t>
             </w:r>
           </w:p>
@@ -10274,14 +10045,9 @@
           </w:tcPr>
           <w:p>
             <w:pPr>
-              <w:rPr>
-                <w:lang w:val="en-NZ"/>
-              </w:rPr>
-            </w:pPr>
-            <w:r>
-              <w:rPr>
-                <w:lang w:val="en-NZ"/>
-              </w:rPr>
+              <w:pStyle w:val="TNR"/>
+            </w:pPr>
+            <w:r>
               <w:t>R06 Software difficulties</w:t>
             </w:r>
           </w:p>
@@ -10292,15 +10058,9 @@
           </w:tcPr>
           <w:p>
             <w:pPr>
-              <w:keepNext/>
-              <w:rPr>
-                <w:lang w:val="en-NZ"/>
-              </w:rPr>
-            </w:pPr>
-            <w:r>
-              <w:rPr>
-                <w:lang w:val="en-NZ"/>
-              </w:rPr>
+              <w:pStyle w:val="TNR"/>
+            </w:pPr>
+            <w:r>
               <w:t>Research/experiment with new tools early, before committing to them. Choose tools with good documentation and/or team familiarity.</w:t>
             </w:r>
           </w:p>
@@ -10313,14 +10073,9 @@
           </w:tcPr>
           <w:p>
             <w:pPr>
-              <w:rPr>
-                <w:lang w:val="en-NZ"/>
-              </w:rPr>
-            </w:pPr>
-            <w:r>
-              <w:rPr>
-                <w:lang w:val="en-NZ"/>
-              </w:rPr>
+              <w:pStyle w:val="TNR"/>
+            </w:pPr>
+            <w:r>
               <w:t>R07 Hardware stolen</w:t>
             </w:r>
           </w:p>
@@ -10331,15 +10086,9 @@
           </w:tcPr>
           <w:p>
             <w:pPr>
-              <w:keepNext/>
-              <w:rPr>
-                <w:lang w:val="en-NZ"/>
-              </w:rPr>
-            </w:pPr>
-            <w:r>
-              <w:rPr>
-                <w:lang w:val="en-NZ"/>
-              </w:rPr>
+              <w:pStyle w:val="TNR"/>
+            </w:pPr>
+            <w:r>
               <w:t xml:space="preserve">Lock up the PC while not in use. Label components with owner’s name. </w:t>
             </w:r>
           </w:p>
@@ -10352,14 +10101,9 @@
           </w:tcPr>
           <w:p>
             <w:pPr>
-              <w:rPr>
-                <w:lang w:val="en-NZ"/>
-              </w:rPr>
-            </w:pPr>
-            <w:r>
-              <w:rPr>
-                <w:lang w:val="en-NZ"/>
-              </w:rPr>
+              <w:pStyle w:val="TNR"/>
+            </w:pPr>
+            <w:r>
               <w:t>R08 Data/File loss/corruption</w:t>
             </w:r>
           </w:p>
@@ -10370,15 +10114,9 @@
           </w:tcPr>
           <w:p>
             <w:pPr>
-              <w:keepNext/>
-              <w:rPr>
-                <w:lang w:val="en-NZ"/>
-              </w:rPr>
-            </w:pPr>
-            <w:r>
-              <w:rPr>
-                <w:lang w:val="en-NZ"/>
-              </w:rPr>
+              <w:pStyle w:val="TNR"/>
+            </w:pPr>
+            <w:r>
               <w:t>Regular backups should be done in multiple locations. Regularly commit/push to Git.</w:t>
             </w:r>
           </w:p>
@@ -10391,14 +10129,9 @@
           </w:tcPr>
           <w:p>
             <w:pPr>
-              <w:rPr>
-                <w:lang w:val="en-NZ"/>
-              </w:rPr>
-            </w:pPr>
-            <w:r>
-              <w:rPr>
-                <w:lang w:val="en-NZ"/>
-              </w:rPr>
+              <w:pStyle w:val="TNR"/>
+            </w:pPr>
+            <w:r>
               <w:t>R09 Client becomes unavailable</w:t>
             </w:r>
           </w:p>
@@ -10409,15 +10142,9 @@
           </w:tcPr>
           <w:p>
             <w:pPr>
-              <w:keepNext/>
-              <w:rPr>
-                <w:lang w:val="en-NZ"/>
-              </w:rPr>
-            </w:pPr>
-            <w:r>
-              <w:rPr>
-                <w:lang w:val="en-NZ"/>
-              </w:rPr>
+              <w:pStyle w:val="TNR"/>
+            </w:pPr>
+            <w:r>
               <w:t>Get requirements and scope signed off early, so project can continue even without ongoing client input.</w:t>
             </w:r>
           </w:p>
@@ -10430,14 +10157,9 @@
           </w:tcPr>
           <w:p>
             <w:pPr>
-              <w:rPr>
-                <w:lang w:val="en-NZ"/>
-              </w:rPr>
-            </w:pPr>
-            <w:r>
-              <w:rPr>
-                <w:lang w:val="en-NZ"/>
-              </w:rPr>
+              <w:pStyle w:val="TNR"/>
+            </w:pPr>
+            <w:r>
               <w:t>R10 Advisor becomes unavailable</w:t>
             </w:r>
           </w:p>
@@ -10448,15 +10170,9 @@
           </w:tcPr>
           <w:p>
             <w:pPr>
-              <w:keepNext/>
-              <w:rPr>
-                <w:lang w:val="en-NZ"/>
-              </w:rPr>
-            </w:pPr>
-            <w:r>
-              <w:rPr>
-                <w:lang w:val="en-NZ"/>
-              </w:rPr>
+              <w:pStyle w:val="TNR"/>
+            </w:pPr>
+            <w:r>
               <w:t>Keep written records of advisor meetings so the project isn’t reliant on any single conversation.</w:t>
             </w:r>
           </w:p>
@@ -10469,15 +10185,9 @@
           </w:tcPr>
           <w:p>
             <w:pPr>
-              <w:rPr>
-                <w:lang w:val="en-NZ"/>
-              </w:rPr>
-            </w:pPr>
-            <w:r>
-              <w:rPr>
-                <w:lang w:val="en-NZ"/>
-              </w:rPr>
-              <w:lastRenderedPageBreak/>
+              <w:pStyle w:val="TNR"/>
+            </w:pPr>
+            <w:r>
               <w:t>R11 Tech/Vendor becomes unavailable</w:t>
             </w:r>
           </w:p>
@@ -10488,15 +10198,9 @@
           </w:tcPr>
           <w:p>
             <w:pPr>
-              <w:keepNext/>
-              <w:rPr>
-                <w:lang w:val="en-NZ"/>
-              </w:rPr>
-            </w:pPr>
-            <w:r>
-              <w:rPr>
-                <w:lang w:val="en-NZ"/>
-              </w:rPr>
+              <w:pStyle w:val="TNR"/>
+            </w:pPr>
+            <w:r>
               <w:t>Use established, actively maintained tools where possible. Have backup options in case one tool goes down.</w:t>
             </w:r>
           </w:p>
@@ -10509,14 +10213,9 @@
           </w:tcPr>
           <w:p>
             <w:pPr>
-              <w:rPr>
-                <w:lang w:val="en-NZ"/>
-              </w:rPr>
-            </w:pPr>
-            <w:r>
-              <w:rPr>
-                <w:lang w:val="en-NZ"/>
-              </w:rPr>
+              <w:pStyle w:val="TNR"/>
+            </w:pPr>
+            <w:r>
               <w:t>R12 Internet outage</w:t>
             </w:r>
           </w:p>
@@ -10527,15 +10226,9 @@
           </w:tcPr>
           <w:p>
             <w:pPr>
-              <w:keepNext/>
-              <w:rPr>
-                <w:lang w:val="en-NZ"/>
-              </w:rPr>
-            </w:pPr>
-            <w:r>
-              <w:rPr>
-                <w:lang w:val="en-NZ"/>
-              </w:rPr>
+              <w:pStyle w:val="TNR"/>
+            </w:pPr>
+            <w:r>
               <w:t>Have a backup communication method (phone/text) for if discord/zoom is unreachable.</w:t>
             </w:r>
           </w:p>
@@ -10548,14 +10241,9 @@
           </w:tcPr>
           <w:p>
             <w:pPr>
-              <w:rPr>
-                <w:lang w:val="en-NZ"/>
-              </w:rPr>
-            </w:pPr>
-            <w:r>
-              <w:rPr>
-                <w:lang w:val="en-NZ"/>
-              </w:rPr>
+              <w:pStyle w:val="TNR"/>
+            </w:pPr>
+            <w:r>
               <w:t>R13 Natural disaster or pandemic</w:t>
             </w:r>
           </w:p>
@@ -10566,16 +10254,18 @@
           </w:tcPr>
           <w:p>
             <w:pPr>
-              <w:keepNext/>
-              <w:rPr>
-                <w:lang w:val="en-NZ"/>
-              </w:rPr>
-            </w:pPr>
-            <w:r>
-              <w:rPr>
-                <w:lang w:val="en-NZ"/>
-              </w:rPr>
-              <w:t>Make sure the majority of work can be completed from home and doesn’t require onsite presence.</w:t>
+              <w:pStyle w:val="TNR"/>
+            </w:pPr>
+            <w:r>
+              <w:t xml:space="preserve">Make sure </w:t>
+            </w:r>
+            <w:proofErr w:type="gramStart"/>
+            <w:r>
+              <w:t>the majority of</w:t>
+            </w:r>
+            <w:proofErr w:type="gramEnd"/>
+            <w:r>
+              <w:t xml:space="preserve"> work can be completed from home and doesn’t require onsite presence.</w:t>
             </w:r>
           </w:p>
         </w:tc>
@@ -10587,14 +10277,9 @@
           </w:tcPr>
           <w:p>
             <w:pPr>
-              <w:rPr>
-                <w:lang w:val="en-NZ"/>
-              </w:rPr>
-            </w:pPr>
-            <w:r>
-              <w:rPr>
-                <w:lang w:val="en-NZ"/>
-              </w:rPr>
+              <w:pStyle w:val="TNR"/>
+            </w:pPr>
+            <w:r>
               <w:t>R14 Power outage</w:t>
             </w:r>
           </w:p>
@@ -10605,15 +10290,9 @@
           </w:tcPr>
           <w:p>
             <w:pPr>
-              <w:keepNext/>
-              <w:rPr>
-                <w:lang w:val="en-NZ"/>
-              </w:rPr>
-            </w:pPr>
-            <w:r>
-              <w:rPr>
-                <w:lang w:val="en-NZ"/>
-              </w:rPr>
+              <w:pStyle w:val="TNR"/>
+            </w:pPr>
+            <w:r>
               <w:t xml:space="preserve">Save work frequently. Keep a laptop with files synched to it so that work can continue if power goes out. </w:t>
             </w:r>
           </w:p>
@@ -10626,14 +10305,10 @@
           </w:tcPr>
           <w:p>
             <w:pPr>
-              <w:rPr>
-                <w:lang w:val="en-NZ"/>
-              </w:rPr>
-            </w:pPr>
-            <w:r>
-              <w:rPr>
-                <w:lang w:val="en-NZ"/>
-              </w:rPr>
+              <w:pStyle w:val="TNR"/>
+            </w:pPr>
+            <w:r>
+              <w:lastRenderedPageBreak/>
               <w:t>R15 Version control conflicts</w:t>
             </w:r>
           </w:p>
@@ -10644,15 +10319,9 @@
           </w:tcPr>
           <w:p>
             <w:pPr>
-              <w:keepNext/>
-              <w:rPr>
-                <w:lang w:val="en-NZ"/>
-              </w:rPr>
-            </w:pPr>
-            <w:r>
-              <w:rPr>
-                <w:lang w:val="en-NZ"/>
-              </w:rPr>
+              <w:pStyle w:val="TNR"/>
+            </w:pPr>
+            <w:r>
               <w:t>Everyone works in separate files, then copies the whole section into the main document once done. Communicate before editing the main document.</w:t>
             </w:r>
           </w:p>
@@ -10751,14 +10420,9 @@
           </w:tcPr>
           <w:p>
             <w:pPr>
-              <w:rPr>
-                <w:lang w:val="en-NZ"/>
-              </w:rPr>
-            </w:pPr>
-            <w:r>
-              <w:rPr>
-                <w:lang w:val="en-NZ"/>
-              </w:rPr>
+              <w:pStyle w:val="TNR"/>
+            </w:pPr>
+            <w:r>
               <w:t>R01 Missed deadlines</w:t>
             </w:r>
           </w:p>
@@ -10769,14 +10433,9 @@
           </w:tcPr>
           <w:p>
             <w:pPr>
-              <w:rPr>
-                <w:lang w:val="en-NZ"/>
-              </w:rPr>
-            </w:pPr>
-            <w:r>
-              <w:rPr>
-                <w:lang w:val="en-NZ"/>
-              </w:rPr>
+              <w:pStyle w:val="TNR"/>
+            </w:pPr>
+            <w:r>
               <w:t>Urgent team meeting to reprioritise, meet with client to discuss cutting scope. Inform advisor if final deadline is at risk.</w:t>
             </w:r>
           </w:p>
@@ -10789,14 +10448,9 @@
           </w:tcPr>
           <w:p>
             <w:pPr>
-              <w:rPr>
-                <w:lang w:val="en-NZ"/>
-              </w:rPr>
-            </w:pPr>
-            <w:r>
-              <w:rPr>
-                <w:lang w:val="en-NZ"/>
-              </w:rPr>
+              <w:pStyle w:val="TNR"/>
+            </w:pPr>
+            <w:r>
               <w:t>R02 Team member becomes unavailable</w:t>
             </w:r>
           </w:p>
@@ -10807,15 +10461,18 @@
           </w:tcPr>
           <w:p>
             <w:pPr>
-              <w:rPr>
-                <w:lang w:val="en-NZ"/>
-              </w:rPr>
-            </w:pPr>
-            <w:r>
-              <w:rPr>
-                <w:lang w:val="en-NZ"/>
-              </w:rPr>
-              <w:t>Redistribute missing team member’s tasks to the rest of the team. Inform advisor if unavailability is for an extended period of time. Possibly request scope adjustment.</w:t>
+              <w:pStyle w:val="TNR"/>
+            </w:pPr>
+            <w:r>
+              <w:t xml:space="preserve">Redistribute missing team member’s tasks to the rest of the team. Inform advisor if unavailability is for an extended </w:t>
+            </w:r>
+            <w:proofErr w:type="gramStart"/>
+            <w:r>
+              <w:t>period of time</w:t>
+            </w:r>
+            <w:proofErr w:type="gramEnd"/>
+            <w:r>
+              <w:t>. Possibly request scope adjustment.</w:t>
             </w:r>
           </w:p>
         </w:tc>
@@ -10827,14 +10484,9 @@
           </w:tcPr>
           <w:p>
             <w:pPr>
-              <w:rPr>
-                <w:lang w:val="en-NZ"/>
-              </w:rPr>
-            </w:pPr>
-            <w:r>
-              <w:rPr>
-                <w:lang w:val="en-NZ"/>
-              </w:rPr>
+              <w:pStyle w:val="TNR"/>
+            </w:pPr>
+            <w:r>
               <w:t>R03 Academic integrity violation</w:t>
             </w:r>
           </w:p>
@@ -10845,14 +10497,9 @@
           </w:tcPr>
           <w:p>
             <w:pPr>
-              <w:rPr>
-                <w:lang w:val="en-NZ"/>
-              </w:rPr>
-            </w:pPr>
-            <w:r>
-              <w:rPr>
-                <w:lang w:val="en-NZ"/>
-              </w:rPr>
+              <w:pStyle w:val="TNR"/>
+            </w:pPr>
+            <w:r>
               <w:t>Notify advisor/coordinator. Team member responsible admits fault.</w:t>
             </w:r>
           </w:p>
@@ -10865,14 +10512,9 @@
           </w:tcPr>
           <w:p>
             <w:pPr>
-              <w:rPr>
-                <w:lang w:val="en-NZ"/>
-              </w:rPr>
-            </w:pPr>
-            <w:r>
-              <w:rPr>
-                <w:lang w:val="en-NZ"/>
-              </w:rPr>
+              <w:pStyle w:val="TNR"/>
+            </w:pPr>
+            <w:r>
               <w:t>R04 Formatting inconsistencies</w:t>
             </w:r>
           </w:p>
@@ -10883,14 +10525,9 @@
           </w:tcPr>
           <w:p>
             <w:pPr>
-              <w:rPr>
-                <w:lang w:val="en-NZ"/>
-              </w:rPr>
-            </w:pPr>
-            <w:r>
-              <w:rPr>
-                <w:lang w:val="en-NZ"/>
-              </w:rPr>
+              <w:pStyle w:val="TNR"/>
+            </w:pPr>
+            <w:r>
               <w:t>Do a pass before each submission to ensure consistent formatting.</w:t>
             </w:r>
           </w:p>
@@ -10903,14 +10540,9 @@
           </w:tcPr>
           <w:p>
             <w:pPr>
-              <w:rPr>
-                <w:lang w:val="en-NZ"/>
-              </w:rPr>
-            </w:pPr>
-            <w:r>
-              <w:rPr>
-                <w:lang w:val="en-NZ"/>
-              </w:rPr>
+              <w:pStyle w:val="TNR"/>
+            </w:pPr>
+            <w:r>
               <w:t>R05 Misunderstood requirements</w:t>
             </w:r>
           </w:p>
@@ -10921,15 +10553,9 @@
           </w:tcPr>
           <w:p>
             <w:pPr>
-              <w:keepNext/>
-              <w:rPr>
-                <w:lang w:val="en-NZ"/>
-              </w:rPr>
-            </w:pPr>
-            <w:r>
-              <w:rPr>
-                <w:lang w:val="en-NZ"/>
-              </w:rPr>
+              <w:pStyle w:val="TNR"/>
+            </w:pPr>
+            <w:r>
               <w:t>Book urgent meeting with client/advisor for clarification. Revise documentation for requirements.</w:t>
             </w:r>
           </w:p>
@@ -10942,14 +10568,9 @@
           </w:tcPr>
           <w:p>
             <w:pPr>
-              <w:rPr>
-                <w:lang w:val="en-NZ"/>
-              </w:rPr>
-            </w:pPr>
-            <w:r>
-              <w:rPr>
-                <w:lang w:val="en-NZ"/>
-              </w:rPr>
+              <w:pStyle w:val="TNR"/>
+            </w:pPr>
+            <w:r>
               <w:t>R06 Software difficulties</w:t>
             </w:r>
           </w:p>
@@ -10960,15 +10581,9 @@
           </w:tcPr>
           <w:p>
             <w:pPr>
-              <w:keepNext/>
-              <w:rPr>
-                <w:lang w:val="en-NZ"/>
-              </w:rPr>
-            </w:pPr>
-            <w:r>
-              <w:rPr>
-                <w:lang w:val="en-NZ"/>
-              </w:rPr>
+              <w:pStyle w:val="TNR"/>
+            </w:pPr>
+            <w:r>
               <w:t>Ask advisor for guidance. If software is too difficult to work with, fall back to an easier alternative tool.</w:t>
             </w:r>
           </w:p>
@@ -10981,14 +10596,9 @@
           </w:tcPr>
           <w:p>
             <w:pPr>
-              <w:rPr>
-                <w:lang w:val="en-NZ"/>
-              </w:rPr>
-            </w:pPr>
-            <w:r>
-              <w:rPr>
-                <w:lang w:val="en-NZ"/>
-              </w:rPr>
+              <w:pStyle w:val="TNR"/>
+            </w:pPr>
+            <w:r>
               <w:t>R07 Hardware stolen</w:t>
             </w:r>
           </w:p>
@@ -10999,16 +10609,18 @@
           </w:tcPr>
           <w:p>
             <w:pPr>
-              <w:keepNext/>
-              <w:rPr>
-                <w:lang w:val="en-NZ"/>
-              </w:rPr>
-            </w:pPr>
-            <w:r>
-              <w:rPr>
-                <w:lang w:val="en-NZ"/>
-              </w:rPr>
-              <w:t>Report to WelTec and police. Contact client, advisor, and possibly coordinator for further steps.</w:t>
+              <w:pStyle w:val="TNR"/>
+            </w:pPr>
+            <w:r>
+              <w:t xml:space="preserve">Report to </w:t>
+            </w:r>
+            <w:proofErr w:type="spellStart"/>
+            <w:r>
+              <w:t>WelTec</w:t>
+            </w:r>
+            <w:proofErr w:type="spellEnd"/>
+            <w:r>
+              <w:t xml:space="preserve"> and police. Contact client, advisor, and possibly coordinator for further steps.</w:t>
             </w:r>
           </w:p>
         </w:tc>
@@ -11020,15 +10632,9 @@
           </w:tcPr>
           <w:p>
             <w:pPr>
-              <w:rPr>
-                <w:lang w:val="en-NZ"/>
-              </w:rPr>
-            </w:pPr>
-            <w:r>
-              <w:rPr>
-                <w:lang w:val="en-NZ"/>
-              </w:rPr>
-              <w:lastRenderedPageBreak/>
+              <w:pStyle w:val="TNR"/>
+            </w:pPr>
+            <w:r>
               <w:t>R08 Data/File loss/corruption</w:t>
             </w:r>
           </w:p>
@@ -11039,10 +10645,7 @@
           </w:tcPr>
           <w:p>
             <w:pPr>
-              <w:keepNext/>
-              <w:rPr>
-                <w:lang w:val="en-NZ"/>
-              </w:rPr>
+              <w:pStyle w:val="TNR"/>
             </w:pPr>
             <w:r>
               <w:t>Notify team urgently, attempt to recover from most recent Git commit.</w:t>
@@ -11069,14 +10672,9 @@
           </w:tcPr>
           <w:p>
             <w:pPr>
-              <w:rPr>
-                <w:lang w:val="en-NZ"/>
-              </w:rPr>
-            </w:pPr>
-            <w:r>
-              <w:rPr>
-                <w:lang w:val="en-NZ"/>
-              </w:rPr>
+              <w:pStyle w:val="TNR"/>
+            </w:pPr>
+            <w:r>
               <w:t>R09 Client becomes unavailable</w:t>
             </w:r>
           </w:p>
@@ -11087,15 +10685,9 @@
           </w:tcPr>
           <w:p>
             <w:pPr>
-              <w:keepNext/>
-              <w:rPr>
-                <w:lang w:val="en-NZ"/>
-              </w:rPr>
-            </w:pPr>
-            <w:r>
-              <w:rPr>
-                <w:lang w:val="en-NZ"/>
-              </w:rPr>
+              <w:pStyle w:val="TNR"/>
+            </w:pPr>
+            <w:r>
               <w:t>Continue work according to last signed off requirements. Inform advisor/coordinator.</w:t>
             </w:r>
           </w:p>
@@ -11108,14 +10700,9 @@
           </w:tcPr>
           <w:p>
             <w:pPr>
-              <w:rPr>
-                <w:lang w:val="en-NZ"/>
-              </w:rPr>
-            </w:pPr>
-            <w:r>
-              <w:rPr>
-                <w:lang w:val="en-NZ"/>
-              </w:rPr>
+              <w:pStyle w:val="TNR"/>
+            </w:pPr>
+            <w:r>
               <w:t>R10 Advisor becomes unavailable</w:t>
             </w:r>
           </w:p>
@@ -11126,15 +10713,9 @@
           </w:tcPr>
           <w:p>
             <w:pPr>
-              <w:keepNext/>
-              <w:rPr>
-                <w:lang w:val="en-NZ"/>
-              </w:rPr>
-            </w:pPr>
-            <w:r>
-              <w:rPr>
-                <w:lang w:val="en-NZ"/>
-              </w:rPr>
+              <w:pStyle w:val="TNR"/>
+            </w:pPr>
+            <w:r>
               <w:t>Escalate to course coordinator for advice. Continue work according to last agreed requirements in the meantime.</w:t>
             </w:r>
           </w:p>
@@ -11147,14 +10728,9 @@
           </w:tcPr>
           <w:p>
             <w:pPr>
-              <w:rPr>
-                <w:lang w:val="en-NZ"/>
-              </w:rPr>
-            </w:pPr>
-            <w:r>
-              <w:rPr>
-                <w:lang w:val="en-NZ"/>
-              </w:rPr>
+              <w:pStyle w:val="TNR"/>
+            </w:pPr>
+            <w:r>
               <w:t>R11 Tech/Vendor becomes unavailable</w:t>
             </w:r>
           </w:p>
@@ -11165,15 +10741,9 @@
           </w:tcPr>
           <w:p>
             <w:pPr>
-              <w:keepNext/>
-              <w:rPr>
-                <w:lang w:val="en-NZ"/>
-              </w:rPr>
-            </w:pPr>
-            <w:r>
-              <w:rPr>
-                <w:lang w:val="en-NZ"/>
-              </w:rPr>
+              <w:pStyle w:val="TNR"/>
+            </w:pPr>
+            <w:r>
               <w:t>Switch to an alternative tool or last available open-source version. Inform client/advisor if functionality impact is significant.</w:t>
             </w:r>
           </w:p>
@@ -11186,14 +10756,9 @@
           </w:tcPr>
           <w:p>
             <w:pPr>
-              <w:rPr>
-                <w:lang w:val="en-NZ"/>
-              </w:rPr>
-            </w:pPr>
-            <w:r>
-              <w:rPr>
-                <w:lang w:val="en-NZ"/>
-              </w:rPr>
+              <w:pStyle w:val="TNR"/>
+            </w:pPr>
+            <w:r>
               <w:t>R12 Internet outage</w:t>
             </w:r>
           </w:p>
@@ -11204,16 +10769,18 @@
           </w:tcPr>
           <w:p>
             <w:pPr>
-              <w:keepNext/>
-              <w:rPr>
-                <w:lang w:val="en-NZ"/>
-              </w:rPr>
-            </w:pPr>
-            <w:r>
-              <w:rPr>
-                <w:lang w:val="en-NZ"/>
-              </w:rPr>
-              <w:t>Fall back to phone/text to stay coordinated. Work offline, or tether/hotspot using mobile data to stay online.</w:t>
+              <w:pStyle w:val="TNR"/>
+            </w:pPr>
+            <w:r>
+              <w:t xml:space="preserve">Fall back to phone/text to stay coordinated. Work </w:t>
+            </w:r>
+            <w:proofErr w:type="gramStart"/>
+            <w:r>
+              <w:t>offline, or</w:t>
+            </w:r>
+            <w:proofErr w:type="gramEnd"/>
+            <w:r>
+              <w:t xml:space="preserve"> tether/hotspot using mobile data to stay online.</w:t>
             </w:r>
           </w:p>
         </w:tc>
@@ -11225,14 +10792,10 @@
           </w:tcPr>
           <w:p>
             <w:pPr>
-              <w:rPr>
-                <w:lang w:val="en-NZ"/>
-              </w:rPr>
-            </w:pPr>
-            <w:r>
-              <w:rPr>
-                <w:lang w:val="en-NZ"/>
-              </w:rPr>
+              <w:pStyle w:val="TNR"/>
+            </w:pPr>
+            <w:r>
+              <w:lastRenderedPageBreak/>
               <w:t>R13 Natural disaster or pandemic</w:t>
             </w:r>
           </w:p>
@@ -11243,15 +10806,9 @@
           </w:tcPr>
           <w:p>
             <w:pPr>
-              <w:keepNext/>
-              <w:rPr>
-                <w:lang w:val="en-NZ"/>
-              </w:rPr>
-            </w:pPr>
-            <w:r>
-              <w:rPr>
-                <w:lang w:val="en-NZ"/>
-              </w:rPr>
+              <w:pStyle w:val="TNR"/>
+            </w:pPr>
+            <w:r>
               <w:t>Shift all work to fully remote. Hold all meetings online instead of in person.</w:t>
             </w:r>
           </w:p>
@@ -11264,14 +10821,9 @@
           </w:tcPr>
           <w:p>
             <w:pPr>
-              <w:rPr>
-                <w:lang w:val="en-NZ"/>
-              </w:rPr>
-            </w:pPr>
-            <w:r>
-              <w:rPr>
-                <w:lang w:val="en-NZ"/>
-              </w:rPr>
+              <w:pStyle w:val="TNR"/>
+            </w:pPr>
+            <w:r>
               <w:t>R14 Power outage</w:t>
             </w:r>
           </w:p>
@@ -11282,15 +10834,9 @@
           </w:tcPr>
           <w:p>
             <w:pPr>
-              <w:keepNext/>
-              <w:rPr>
-                <w:lang w:val="en-NZ"/>
-              </w:rPr>
-            </w:pPr>
-            <w:r>
-              <w:rPr>
-                <w:lang w:val="en-NZ"/>
-              </w:rPr>
+              <w:pStyle w:val="TNR"/>
+            </w:pPr>
+            <w:r>
               <w:t>Switch to laptop while battery lasts, continue work where possible. Sync changes once power restored.</w:t>
             </w:r>
           </w:p>
@@ -11303,14 +10849,9 @@
           </w:tcPr>
           <w:p>
             <w:pPr>
-              <w:rPr>
-                <w:lang w:val="en-NZ"/>
-              </w:rPr>
-            </w:pPr>
-            <w:r>
-              <w:rPr>
-                <w:lang w:val="en-NZ"/>
-              </w:rPr>
+              <w:pStyle w:val="TNR"/>
+            </w:pPr>
+            <w:r>
               <w:t>R15 Version control conflicts</w:t>
             </w:r>
           </w:p>
@@ -11321,15 +10862,9 @@
           </w:tcPr>
           <w:p>
             <w:pPr>
-              <w:keepNext/>
-              <w:rPr>
-                <w:lang w:val="en-NZ"/>
-              </w:rPr>
-            </w:pPr>
-            <w:r>
-              <w:rPr>
-                <w:lang w:val="en-NZ"/>
-              </w:rPr>
+              <w:pStyle w:val="TNR"/>
+            </w:pPr>
+            <w:r>
               <w:t xml:space="preserve">Resolve conflict with Git’s merge tools. Affected team members should discuss which lines to keep. </w:t>
             </w:r>
           </w:p>
@@ -11365,43 +10900,297 @@
         <w:t xml:space="preserve"> - Risk Contingency plan</w:t>
       </w:r>
     </w:p>
-    <w:p>
-      <w:pPr>
-        <w:pStyle w:val="Heading1"/>
-      </w:pPr>
-      <w:r>
-        <w:t>References</w:t>
-      </w:r>
-      <w:bookmarkEnd w:id="19"/>
-    </w:p>
-    <w:p>
-      <w:pPr>
-        <w:pStyle w:val="Heading1"/>
-      </w:pPr>
-      <w:bookmarkStart w:id="20" w:name="_Toc236403147"/>
-      <w:r>
-        <w:t>Appendices</w:t>
-      </w:r>
-      <w:bookmarkEnd w:id="20"/>
-    </w:p>
-    <w:p>
-      <w:pPr>
-        <w:pStyle w:val="Heading2"/>
-      </w:pPr>
-      <w:bookmarkStart w:id="21" w:name="_Toc236403148"/>
-      <w:r>
-        <w:t>Appendix A</w:t>
-      </w:r>
-      <w:bookmarkEnd w:id="21"/>
-    </w:p>
+    <w:p/>
+    <w:p/>
+    <w:p/>
+    <w:p/>
+    <w:p/>
+    <w:p/>
+    <w:p/>
+    <w:p/>
+    <w:p/>
+    <w:p/>
+    <w:p/>
+    <w:p/>
+    <w:p/>
+    <w:p/>
+    <w:p/>
+    <w:p/>
+    <w:p/>
+    <w:p/>
+    <w:p/>
+    <w:p/>
+    <w:p/>
+    <w:p/>
+    <w:bookmarkStart w:id="26" w:name="_Toc236989187" w:displacedByCustomXml="next"/>
+    <w:sdt>
+      <w:sdtPr>
+        <w:id w:val="343904282"/>
+        <w:docPartObj>
+          <w:docPartGallery w:val="Bibliographies"/>
+          <w:docPartUnique/>
+        </w:docPartObj>
+      </w:sdtPr>
+      <w:sdtEndPr>
+        <w:rPr>
+          <w:rFonts w:eastAsiaTheme="minorHAnsi" w:cstheme="minorBidi"/>
+          <w:b w:val="0"/>
+          <w:bCs w:val="0"/>
+          <w:kern w:val="0"/>
+          <w:sz w:val="22"/>
+          <w:szCs w:val="22"/>
+          <w:u w:val="none"/>
+          <w:lang w:val="en-AU"/>
+          <w14:ligatures w14:val="none"/>
+        </w:rPr>
+      </w:sdtEndPr>
+      <w:sdtContent>
+        <w:p>
+          <w:pPr>
+            <w:pStyle w:val="Heading1"/>
+          </w:pPr>
+          <w:r>
+            <w:t>References</w:t>
+          </w:r>
+          <w:bookmarkEnd w:id="26"/>
+        </w:p>
+        <w:sdt>
+          <w:sdtPr>
+            <w:id w:val="-573587230"/>
+            <w:bibliography/>
+          </w:sdtPr>
+          <w:sdtContent>
+            <w:p>
+              <w:pPr>
+                <w:pStyle w:val="Bibliography"/>
+                <w:ind w:left="720" w:hanging="720"/>
+                <w:rPr>
+                  <w:noProof/>
+                  <w:sz w:val="24"/>
+                  <w:szCs w:val="24"/>
+                </w:rPr>
+              </w:pPr>
+              <w:r>
+                <w:fldChar w:fldCharType="begin"/>
+              </w:r>
+              <w:r>
+                <w:instrText xml:space="preserve"> BIBLIOGRAPHY </w:instrText>
+              </w:r>
+              <w:r>
+                <w:fldChar w:fldCharType="separate"/>
+              </w:r>
+              <w:r>
+                <w:rPr>
+                  <w:noProof/>
+                </w:rPr>
+                <w:t xml:space="preserve">Whitireia &amp; Weltec. (n.d.). </w:t>
+              </w:r>
+              <w:r>
+                <w:rPr>
+                  <w:i/>
+                  <w:iCs/>
+                  <w:noProof/>
+                </w:rPr>
+                <w:t>Our Staff</w:t>
+              </w:r>
+              <w:r>
+                <w:rPr>
+                  <w:noProof/>
+                </w:rPr>
+                <w:t>. Retrieved from whitireiaweltec: https://www.whitireiaweltec.ac.nz/about-us/staff-profiles</w:t>
+              </w:r>
+            </w:p>
+            <w:p>
+              <w:r>
+                <w:rPr>
+                  <w:b/>
+                  <w:bCs/>
+                  <w:noProof/>
+                </w:rPr>
+                <w:fldChar w:fldCharType="end"/>
+              </w:r>
+            </w:p>
+          </w:sdtContent>
+        </w:sdt>
+      </w:sdtContent>
+    </w:sdt>
     <w:p>
       <w:pPr>
         <w:rPr>
           <w:lang w:val="en-NZ"/>
         </w:rPr>
       </w:pPr>
-      <w:r>
+    </w:p>
+    <w:p>
+      <w:pPr>
         <w:rPr>
+          <w:lang w:val="en-NZ"/>
+        </w:rPr>
+      </w:pPr>
+    </w:p>
+    <w:p>
+      <w:pPr>
+        <w:rPr>
+          <w:lang w:val="en-NZ"/>
+        </w:rPr>
+      </w:pPr>
+    </w:p>
+    <w:p>
+      <w:pPr>
+        <w:rPr>
+          <w:lang w:val="en-NZ"/>
+        </w:rPr>
+      </w:pPr>
+    </w:p>
+    <w:p>
+      <w:pPr>
+        <w:rPr>
+          <w:lang w:val="en-NZ"/>
+        </w:rPr>
+      </w:pPr>
+    </w:p>
+    <w:p>
+      <w:pPr>
+        <w:rPr>
+          <w:lang w:val="en-NZ"/>
+        </w:rPr>
+      </w:pPr>
+    </w:p>
+    <w:p>
+      <w:pPr>
+        <w:rPr>
+          <w:lang w:val="en-NZ"/>
+        </w:rPr>
+      </w:pPr>
+    </w:p>
+    <w:p>
+      <w:pPr>
+        <w:rPr>
+          <w:lang w:val="en-NZ"/>
+        </w:rPr>
+      </w:pPr>
+    </w:p>
+    <w:p>
+      <w:pPr>
+        <w:rPr>
+          <w:lang w:val="en-NZ"/>
+        </w:rPr>
+      </w:pPr>
+    </w:p>
+    <w:p>
+      <w:pPr>
+        <w:rPr>
+          <w:lang w:val="en-NZ"/>
+        </w:rPr>
+      </w:pPr>
+    </w:p>
+    <w:p>
+      <w:pPr>
+        <w:rPr>
+          <w:lang w:val="en-NZ"/>
+        </w:rPr>
+      </w:pPr>
+    </w:p>
+    <w:p>
+      <w:pPr>
+        <w:rPr>
+          <w:lang w:val="en-NZ"/>
+        </w:rPr>
+      </w:pPr>
+    </w:p>
+    <w:p>
+      <w:pPr>
+        <w:rPr>
+          <w:lang w:val="en-NZ"/>
+        </w:rPr>
+      </w:pPr>
+    </w:p>
+    <w:p>
+      <w:pPr>
+        <w:rPr>
+          <w:lang w:val="en-NZ"/>
+        </w:rPr>
+      </w:pPr>
+    </w:p>
+    <w:p>
+      <w:pPr>
+        <w:rPr>
+          <w:lang w:val="en-NZ"/>
+        </w:rPr>
+      </w:pPr>
+    </w:p>
+    <w:p>
+      <w:pPr>
+        <w:rPr>
+          <w:lang w:val="en-NZ"/>
+        </w:rPr>
+      </w:pPr>
+    </w:p>
+    <w:p>
+      <w:pPr>
+        <w:rPr>
+          <w:lang w:val="en-NZ"/>
+        </w:rPr>
+      </w:pPr>
+    </w:p>
+    <w:p>
+      <w:pPr>
+        <w:rPr>
+          <w:lang w:val="en-NZ"/>
+        </w:rPr>
+      </w:pPr>
+    </w:p>
+    <w:p>
+      <w:pPr>
+        <w:rPr>
+          <w:lang w:val="en-NZ"/>
+        </w:rPr>
+      </w:pPr>
+    </w:p>
+    <w:p>
+      <w:pPr>
+        <w:rPr>
+          <w:lang w:val="en-NZ"/>
+        </w:rPr>
+      </w:pPr>
+    </w:p>
+    <w:p>
+      <w:pPr>
+        <w:rPr>
+          <w:lang w:val="en-NZ"/>
+        </w:rPr>
+      </w:pPr>
+    </w:p>
+    <w:p>
+      <w:pPr>
+        <w:pStyle w:val="Heading1"/>
+      </w:pPr>
+      <w:bookmarkStart w:id="27" w:name="_Toc236989188"/>
+      <w:r>
+        <w:lastRenderedPageBreak/>
+        <w:t>Appendices</w:t>
+      </w:r>
+      <w:bookmarkEnd w:id="27"/>
+    </w:p>
+    <w:p>
+      <w:pPr>
+        <w:pStyle w:val="Heading2"/>
+      </w:pPr>
+      <w:bookmarkStart w:id="28" w:name="_Toc236989189"/>
+      <w:r>
+        <w:t>Appendix A</w:t>
+      </w:r>
+      <w:bookmarkEnd w:id="28"/>
+    </w:p>
+    <w:p>
+      <w:pPr>
+        <w:rPr>
+          <w:lang w:val="en-NZ"/>
+        </w:rPr>
+      </w:pPr>
+      <w:r>
+        <w:rPr>
+          <w:noProof/>
           <w:lang w:val="en-NZ"/>
         </w:rPr>
         <w:drawing>
@@ -11420,7 +11209,7 @@
                     <pic:cNvPicPr/>
                   </pic:nvPicPr>
                   <pic:blipFill>
-                    <a:blip r:embed="rId10"/>
+                    <a:blip r:embed="rId12"/>
                     <a:stretch>
                       <a:fillRect/>
                     </a:stretch>
@@ -11443,78 +11232,17 @@
     </w:p>
     <w:p>
       <w:pPr>
-        <w:pStyle w:val="Heading2"/>
-      </w:pPr>
-      <w:bookmarkStart w:id="22" w:name="_Toc236403149"/>
-      <w:r>
-        <w:lastRenderedPageBreak/>
-        <w:t>Appendix B</w:t>
-      </w:r>
-      <w:bookmarkEnd w:id="22"/>
-    </w:p>
-    <w:p>
-      <w:pPr>
         <w:rPr>
           <w:lang w:val="en-NZ"/>
         </w:rPr>
       </w:pPr>
-      <w:r>
+    </w:p>
+    <w:p>
+      <w:pPr>
         <w:rPr>
           <w:lang w:val="en-NZ"/>
         </w:rPr>
-        <w:t>Capstone Project Client Contract</w:t>
-      </w:r>
-    </w:p>
-    <w:p>
-      <w:pPr>
-        <w:pStyle w:val="Heading2"/>
-      </w:pPr>
-      <w:bookmarkStart w:id="23" w:name="_Toc236403150"/>
-      <w:r>
-        <w:t>Appendix C</w:t>
-      </w:r>
-      <w:bookmarkEnd w:id="23"/>
-    </w:p>
-    <w:p>
-      <w:r>
-        <w:t>Appendix C will be the client’s NDA or equivalent document if they require one per Option 4 of the Capstone Project Client Contract. If the client does not require an NDA per Option 4, then this appendix needs to be a clear statement to that effect.</w:t>
-      </w:r>
-    </w:p>
-    <w:p>
-      <w:pPr>
-        <w:pStyle w:val="Heading2"/>
-      </w:pPr>
-      <w:bookmarkStart w:id="24" w:name="_Toc236403151"/>
-      <w:r>
-        <w:t>Appendix D</w:t>
-      </w:r>
-      <w:bookmarkEnd w:id="24"/>
-    </w:p>
-    <w:p>
-      <w:r>
-        <w:t>Appendix D will state which Weekly Group log has been used to meet LO 2</w:t>
-      </w:r>
-      <w:r>
-        <w:br/>
-      </w:r>
-      <w:r>
-        <w:t>If the Weekly Group Log is from Week is from weeks 1-3, include it as Appendix D.</w:t>
-      </w:r>
-    </w:p>
-    <w:p>
-      <w:r>
-        <w:t>Appendix E will be the first appendix of any other relevant information.</w:t>
-      </w:r>
-    </w:p>
-    <w:p>
-      <w:pPr>
-        <w:pStyle w:val="Heading1"/>
-      </w:pPr>
-      <w:bookmarkStart w:id="25" w:name="_Toc236403152"/>
-      <w:r>
-        <w:t>Video</w:t>
-      </w:r>
-      <w:bookmarkEnd w:id="25"/>
+      </w:pPr>
     </w:p>
     <w:p>
       <w:pPr>
@@ -11522,12 +11250,13 @@
           <w:lang w:val="en-NZ"/>
         </w:rPr>
       </w:pPr>
-      <w:r>
+    </w:p>
+    <w:p>
+      <w:pPr>
         <w:rPr>
           <w:lang w:val="en-NZ"/>
         </w:rPr>
-        <w:t>The video should be a maximum of 30 minutes.</w:t>
-      </w:r>
+      </w:pPr>
     </w:p>
     <w:p>
       <w:pPr>
@@ -11535,12 +11264,13 @@
           <w:lang w:val="en-NZ"/>
         </w:rPr>
       </w:pPr>
-      <w:r>
+    </w:p>
+    <w:p>
+      <w:pPr>
         <w:rPr>
           <w:lang w:val="en-NZ"/>
         </w:rPr>
-        <w:t>If the meeting is longer than 30 minutes, be sure to edit out content that is not required as long as</w:t>
-      </w:r>
+      </w:pPr>
     </w:p>
     <w:p>
       <w:pPr>
@@ -11548,12 +11278,13 @@
           <w:lang w:val="en-NZ"/>
         </w:rPr>
       </w:pPr>
-      <w:r>
+    </w:p>
+    <w:p>
+      <w:pPr>
         <w:rPr>
           <w:lang w:val="en-NZ"/>
         </w:rPr>
-        <w:t>the final video meets the following requirements.</w:t>
-      </w:r>
+      </w:pPr>
     </w:p>
     <w:p>
       <w:pPr>
@@ -11561,12 +11292,13 @@
           <w:lang w:val="en-NZ"/>
         </w:rPr>
       </w:pPr>
-      <w:r>
+    </w:p>
+    <w:p>
+      <w:pPr>
         <w:rPr>
           <w:lang w:val="en-NZ"/>
         </w:rPr>
-        <w:t>The video should be recorded using Zoom, Teams or similar software.</w:t>
-      </w:r>
+      </w:pPr>
     </w:p>
     <w:p>
       <w:pPr>
@@ -11574,12 +11306,13 @@
           <w:lang w:val="en-NZ"/>
         </w:rPr>
       </w:pPr>
-      <w:r>
+    </w:p>
+    <w:p>
+      <w:pPr>
         <w:rPr>
           <w:lang w:val="en-NZ"/>
         </w:rPr>
-        <w:t>Team members should have their cameras on as should the client.</w:t>
-      </w:r>
+      </w:pPr>
     </w:p>
     <w:p>
       <w:pPr>
@@ -11587,24 +11320,27 @@
           <w:lang w:val="en-NZ"/>
         </w:rPr>
       </w:pPr>
-      <w:r>
+    </w:p>
+    <w:p>
+      <w:pPr>
         <w:rPr>
           <w:lang w:val="en-NZ"/>
         </w:rPr>
-        <w:t>If there are technical or other reasons why this cannot be done they need to be discussed with the</w:t>
-      </w:r>
-      <w:r>
+      </w:pPr>
+    </w:p>
+    <w:p>
+      <w:pPr>
         <w:rPr>
           <w:lang w:val="en-NZ"/>
         </w:rPr>
-        <w:t xml:space="preserve"> </w:t>
-      </w:r>
-      <w:r>
+      </w:pPr>
+    </w:p>
+    <w:p>
+      <w:pPr>
         <w:rPr>
           <w:lang w:val="en-NZ"/>
         </w:rPr>
-        <w:t>course lead before the end of Week 4.</w:t>
-      </w:r>
+      </w:pPr>
     </w:p>
     <w:p>
       <w:pPr>
@@ -11612,12 +11348,13 @@
           <w:lang w:val="en-NZ"/>
         </w:rPr>
       </w:pPr>
-      <w:r>
+    </w:p>
+    <w:p>
+      <w:pPr>
         <w:rPr>
           <w:lang w:val="en-NZ"/>
         </w:rPr>
-        <w:t>The video needs to include the following:</w:t>
-      </w:r>
+      </w:pPr>
     </w:p>
     <w:p>
       <w:pPr>
@@ -11625,198 +11362,24 @@
           <w:lang w:val="en-NZ"/>
         </w:rPr>
       </w:pPr>
-      <w:r>
+    </w:p>
+    <w:p>
+      <w:pPr>
         <w:rPr>
           <w:lang w:val="en-NZ"/>
         </w:rPr>
-        <w:t>Introductions of each person at the meeting</w:t>
-      </w:r>
-    </w:p>
-    <w:p>
-      <w:pPr>
-        <w:rPr>
-          <w:lang w:val="en-NZ"/>
-        </w:rPr>
-      </w:pPr>
-      <w:r>
-        <w:rPr>
-          <w:lang w:val="en-NZ"/>
-        </w:rPr>
-        <w:t>Each team member leading one part of the agenda or otherwise discussing part of the agenda by</w:t>
-      </w:r>
-    </w:p>
-    <w:p>
-      <w:pPr>
-        <w:rPr>
-          <w:lang w:val="en-NZ"/>
-        </w:rPr>
-      </w:pPr>
-      <w:r>
-        <w:rPr>
-          <w:lang w:val="en-NZ"/>
-        </w:rPr>
-        <w:t>either asking pātai/questions of the client, or answering the client’s pātai/questions.</w:t>
-      </w:r>
-    </w:p>
-    <w:p>
-      <w:pPr>
-        <w:rPr>
-          <w:lang w:val="en-NZ"/>
-        </w:rPr>
-      </w:pPr>
-      <w:r>
-        <w:rPr>
-          <w:lang w:val="en-NZ"/>
-        </w:rPr>
-        <w:t>The client has been given a clear opportunity to discuss their project or ask the team questions</w:t>
-      </w:r>
-    </w:p>
-    <w:p>
-      <w:pPr>
-        <w:rPr>
-          <w:lang w:val="en-NZ"/>
-        </w:rPr>
-      </w:pPr>
-      <w:r>
-        <w:rPr>
-          <w:lang w:val="en-NZ"/>
-        </w:rPr>
-        <w:t>about their project</w:t>
-      </w:r>
-    </w:p>
-    <w:p>
-      <w:pPr>
-        <w:rPr>
-          <w:lang w:val="en-NZ"/>
-        </w:rPr>
-      </w:pPr>
-      <w:r>
-        <w:rPr>
-          <w:lang w:val="en-NZ"/>
-        </w:rPr>
-        <w:t>The video must be recorded at 1x speed and uploaded at 1x speed.</w:t>
-      </w:r>
-    </w:p>
-    <w:p>
-      <w:pPr>
-        <w:pStyle w:val="Heading1"/>
-      </w:pPr>
-      <w:bookmarkStart w:id="26" w:name="_Toc236403153"/>
-      <w:r>
-        <w:t>Weekly Group log Minutes</w:t>
-      </w:r>
-      <w:bookmarkEnd w:id="26"/>
-    </w:p>
-    <w:p>
-      <w:r>
-        <w:t xml:space="preserve">The evidence for meeting minutes will be in the form of one of your weekly group logs, from Week 1 to Week 4. In your proposal, you will need to state which week’s group log has been selected to meet this requirement in Appendix D. </w:t>
-      </w:r>
-    </w:p>
-    <w:p>
-      <w:r>
-        <w:t>Special note: The meeting minutes for the week that you select will need to highlight that each member led at least one of the discussion points in the agenda/meeting minutes.</w:t>
-      </w:r>
-    </w:p>
-    <w:p>
-      <w:pPr>
-        <w:pStyle w:val="Heading1"/>
-      </w:pPr>
-      <w:r>
-        <w:t>Appendices</w:t>
-      </w:r>
-    </w:p>
-    <w:p>
-      <w:pPr>
-        <w:rPr>
-          <w:lang w:val="en-NZ"/>
-        </w:rPr>
       </w:pPr>
     </w:p>
     <w:p>
       <w:pPr>
         <w:pStyle w:val="Heading2"/>
       </w:pPr>
+      <w:bookmarkStart w:id="29" w:name="_Toc236989190"/>
       <w:r>
         <w:lastRenderedPageBreak/>
-        <w:t>Appendix A</w:t>
-      </w:r>
-    </w:p>
-    <w:p>
-      <w:pPr>
-        <w:rPr>
-          <w:lang w:val="en-NZ"/>
-        </w:rPr>
-      </w:pPr>
-      <w:r>
-        <w:rPr>
-          <w:lang w:val="en-NZ"/>
-        </w:rPr>
-        <w:t>(GANNT CHART)</w:t>
-      </w:r>
-    </w:p>
-    <w:p>
-      <w:pPr>
-        <w:rPr>
-          <w:lang w:val="en-NZ"/>
-        </w:rPr>
-      </w:pPr>
-    </w:p>
-    <w:p>
-      <w:pPr>
-        <w:rPr>
-          <w:lang w:val="en-NZ"/>
-        </w:rPr>
-      </w:pPr>
-    </w:p>
-    <w:p>
-      <w:pPr>
-        <w:rPr>
-          <w:lang w:val="en-NZ"/>
-        </w:rPr>
-      </w:pPr>
-    </w:p>
-    <w:p>
-      <w:pPr>
-        <w:rPr>
-          <w:lang w:val="en-NZ"/>
-        </w:rPr>
-      </w:pPr>
-    </w:p>
-    <w:p>
-      <w:pPr>
-        <w:rPr>
-          <w:lang w:val="en-NZ"/>
-        </w:rPr>
-      </w:pPr>
-    </w:p>
-    <w:p>
-      <w:pPr>
-        <w:rPr>
-          <w:lang w:val="en-NZ"/>
-        </w:rPr>
-      </w:pPr>
-    </w:p>
-    <w:p>
-      <w:pPr>
-        <w:rPr>
-          <w:lang w:val="en-NZ"/>
-        </w:rPr>
-      </w:pPr>
-    </w:p>
-    <w:p>
-      <w:pPr>
-        <w:rPr>
-          <w:lang w:val="en-NZ"/>
-        </w:rPr>
-      </w:pPr>
-    </w:p>
-    <w:p>
-      <w:pPr>
-        <w:pStyle w:val="Heading2"/>
-      </w:pPr>
-      <w:r>
         <w:t>Appendix B</w:t>
       </w:r>
+      <w:bookmarkEnd w:id="29"/>
     </w:p>
     <w:p>
       <w:pPr>
@@ -11844,7 +11407,7 @@
         <mc:AlternateContent>
           <mc:Choice Requires="wpg">
             <w:drawing>
-              <wp:inline distT="0" distB="0" distL="0" distR="0" wp14:anchorId="58123F14" wp14:editId="4F0AC88B">
+              <wp:inline distT="0" distB="0" distL="0" distR="0" wp14:anchorId="5656352D" wp14:editId="4442E46D">
                 <wp:extent cx="6697981" cy="9144"/>
                 <wp:effectExtent l="0" t="0" r="0" b="0"/>
                 <wp:docPr id="3184" name="Group 3184"/>
@@ -11923,7 +11486,7 @@
           </mc:Choice>
           <mc:Fallback>
             <w:pict>
-              <v:group w14:anchorId="5CE4B382" id="Group 3184" o:spid="_x0000_s1026" style="width:527.4pt;height:.7pt;mso-position-horizontal-relative:char;mso-position-vertical-relative:line" coordsize="66979,91" o:gfxdata="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">
+              <v:group w14:anchorId="14228983" id="Group 3184" o:spid="_x0000_s1026" style="width:527.4pt;height:.7pt;mso-position-horizontal-relative:char;mso-position-vertical-relative:line" coordsize="66979,91" o:gfxdata="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">
                 <v:shape id="Shape 4615" o:spid="_x0000_s1027" style="position:absolute;width:66979;height:91;visibility:visible;mso-wrap-style:square;v-text-anchor:top" coordsize="6697981,9144" o:gfxdata="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" path="m,l6697981,r,9144l,9144,,e" fillcolor="silver" stroked="f" strokeweight="0">
                   <v:stroke miterlimit="83231f" joinstyle="miter"/>
                   <v:path arrowok="t" textboxrect="0,0,6697981,9144"/>
@@ -11973,8 +11536,13 @@
         <w:pStyle w:val="Heading1"/>
         <w:ind w:left="279"/>
       </w:pPr>
-      <w:r>
-        <w:t xml:space="preserve">The Parties </w:t>
+      <w:bookmarkStart w:id="30" w:name="_Toc236989191"/>
+      <w:r>
+        <w:t>The Parties</w:t>
+      </w:r>
+      <w:bookmarkEnd w:id="30"/>
+      <w:r>
+        <w:t xml:space="preserve"> </w:t>
       </w:r>
     </w:p>
     <w:p>
@@ -12005,7 +11573,15 @@
         <w:jc w:val="both"/>
       </w:pPr>
       <w:r>
-        <w:t xml:space="preserve">Whitireia and Weltec New Zealand School of Innovation, Design and Technology </w:t>
+        <w:t xml:space="preserve">Whitireia and </w:t>
+      </w:r>
+      <w:proofErr w:type="spellStart"/>
+      <w:r>
+        <w:t>Weltec</w:t>
+      </w:r>
+      <w:proofErr w:type="spellEnd"/>
+      <w:r>
+        <w:t xml:space="preserve"> New Zealand School of Innovation, Design and Technology </w:t>
       </w:r>
     </w:p>
     <w:p>
@@ -12046,38 +11622,13 @@
         <w:rPr>
           <w:rFonts w:ascii="Calibri" w:eastAsia="Calibri" w:hAnsi="Calibri" w:cs="Calibri"/>
         </w:rPr>
-        <w:tab/>
-      </w:r>
-      <w:r>
-        <w:t xml:space="preserve">________________________________ </w:t>
-      </w:r>
-      <w:r>
-        <w:tab/>
-        <w:t xml:space="preserve">the </w:t>
-      </w:r>
-      <w:r>
-        <w:tab/>
-        <w:t xml:space="preserve">proposed </w:t>
-      </w:r>
-      <w:r>
-        <w:tab/>
-        <w:t xml:space="preserve">Industry </w:t>
-      </w:r>
-      <w:r>
-        <w:tab/>
-        <w:t xml:space="preserve">Organisation </w:t>
-      </w:r>
-      <w:r>
-        <w:tab/>
-        <w:t xml:space="preserve">(the </w:t>
-      </w:r>
-    </w:p>
-    <w:p>
-      <w:pPr>
-        <w:ind w:left="721"/>
-      </w:pPr>
-      <w:r>
-        <w:t xml:space="preserve">“Organisation”). </w:t>
+        <w:t xml:space="preserve">              </w:t>
+      </w:r>
+      <w:r>
+        <w:t xml:space="preserve">Geoff Gordon </w:t>
+      </w:r>
+      <w:r>
+        <w:t xml:space="preserve">the proposed Industry Organisation (the “Organisation”). </w:t>
       </w:r>
     </w:p>
     <w:p>
@@ -12117,7 +11668,15 @@
         <w:jc w:val="both"/>
       </w:pPr>
       <w:r>
-        <w:t xml:space="preserve">As part of an established course of study at the Faculty, Bachelor of Information Technology students take a course module IT7x01, in which the Student(s) completes a project (“the Project”) with the Organisation on the basis set out in this Agreement. </w:t>
+        <w:t xml:space="preserve">As part of an established course of study at the Faculty, Bachelor of Information Technology students take a course module IT7x01, in which the </w:t>
+      </w:r>
+      <w:proofErr w:type="gramStart"/>
+      <w:r>
+        <w:t>Student</w:t>
+      </w:r>
+      <w:proofErr w:type="gramEnd"/>
+      <w:r>
+        <w:t xml:space="preserve">(s) completes a project (“the Project”) with the Organisation on the basis set out in this Agreement. </w:t>
       </w:r>
     </w:p>
     <w:p>
@@ -12131,7 +11690,15 @@
         <w:jc w:val="both"/>
       </w:pPr>
       <w:r>
-        <w:t xml:space="preserve">The Organisation agrees to allow the Student(s) access to its premises if needed to undertake that Project on the basis set out in this Agreement. </w:t>
+        <w:t xml:space="preserve">The Organisation agrees to allow the </w:t>
+      </w:r>
+      <w:proofErr w:type="gramStart"/>
+      <w:r>
+        <w:t>Student</w:t>
+      </w:r>
+      <w:proofErr w:type="gramEnd"/>
+      <w:r>
+        <w:t xml:space="preserve">(s) access to its premises if needed to undertake that Project on the basis set out in this Agreement. </w:t>
       </w:r>
     </w:p>
     <w:p>
@@ -12145,8 +11712,15 @@
         <w:jc w:val="both"/>
       </w:pPr>
       <w:r>
-        <w:lastRenderedPageBreak/>
-        <w:t xml:space="preserve">The Faculty is satisfied that the Organisation is suitable for the Student(s) Project. </w:t>
+        <w:t xml:space="preserve">The </w:t>
+      </w:r>
+      <w:proofErr w:type="gramStart"/>
+      <w:r>
+        <w:t>Faculty</w:t>
+      </w:r>
+      <w:proofErr w:type="gramEnd"/>
+      <w:r>
+        <w:t xml:space="preserve"> is satisfied that the Organisation is suitable for the Student(s) Project. </w:t>
       </w:r>
     </w:p>
     <w:p>
@@ -12224,8 +11798,13 @@
         <w:pStyle w:val="Heading1"/>
         <w:ind w:left="279"/>
       </w:pPr>
-      <w:r>
-        <w:t xml:space="preserve">2. Undertakings </w:t>
+      <w:bookmarkStart w:id="31" w:name="_Toc236989192"/>
+      <w:r>
+        <w:t>2. Undertakings</w:t>
+      </w:r>
+      <w:bookmarkEnd w:id="31"/>
+      <w:r>
+        <w:t xml:space="preserve"> </w:t>
       </w:r>
     </w:p>
     <w:p>
@@ -12245,7 +11824,15 @@
         <w:ind w:left="696" w:hanging="427"/>
       </w:pPr>
       <w:r>
-        <w:t xml:space="preserve">2.1 The Organisation has accepted the Student(s) and agrees to allow that Student(s) access to its premises as needed. </w:t>
+        <w:t xml:space="preserve">2.1 The Organisation has accepted the </w:t>
+      </w:r>
+      <w:proofErr w:type="gramStart"/>
+      <w:r>
+        <w:t>Student</w:t>
+      </w:r>
+      <w:proofErr w:type="gramEnd"/>
+      <w:r>
+        <w:t xml:space="preserve">(s) and agrees to allow that Student(s) access to its premises as needed. </w:t>
       </w:r>
     </w:p>
     <w:p>
@@ -12253,7 +11840,16 @@
         <w:ind w:left="696" w:hanging="427"/>
       </w:pPr>
       <w:r>
-        <w:t xml:space="preserve">2.2 The Organisation agrees to be responsible for meeting the requirements of its statutory obligations, e.g. Health and Safety in Employment Act, Human Rights Act, etc., for the Student(s). </w:t>
+        <w:lastRenderedPageBreak/>
+        <w:t xml:space="preserve">2.2 The Organisation agrees to be responsible for meeting the requirements of its statutory obligations, e.g. Health and Safety in Employment Act, Human Rights Act, etc., for the </w:t>
+      </w:r>
+      <w:proofErr w:type="gramStart"/>
+      <w:r>
+        <w:t>Student</w:t>
+      </w:r>
+      <w:proofErr w:type="gramEnd"/>
+      <w:r>
+        <w:t xml:space="preserve">(s). </w:t>
       </w:r>
     </w:p>
     <w:p>
@@ -12277,7 +11873,23 @@
         <w:ind w:left="696" w:hanging="427"/>
       </w:pPr>
       <w:r>
-        <w:t xml:space="preserve">2.5 Neither the Faculty nor the Student(s) guarantee specific results and the Project will be undertaken only on a best efforts basis. </w:t>
+        <w:t xml:space="preserve">2.5 Neither the Faculty nor the </w:t>
+      </w:r>
+      <w:proofErr w:type="gramStart"/>
+      <w:r>
+        <w:t>Student</w:t>
+      </w:r>
+      <w:proofErr w:type="gramEnd"/>
+      <w:r>
+        <w:t xml:space="preserve">(s) guarantee specific results and the Project will be undertaken only on a </w:t>
+      </w:r>
+      <w:proofErr w:type="gramStart"/>
+      <w:r>
+        <w:t>best efforts</w:t>
+      </w:r>
+      <w:proofErr w:type="gramEnd"/>
+      <w:r>
+        <w:t xml:space="preserve"> basis. </w:t>
       </w:r>
     </w:p>
     <w:p>
@@ -12312,12 +11924,25 @@
         </w:rPr>
         <w:tab/>
       </w:r>
+      <w:bookmarkStart w:id="32" w:name="_Toc236989193"/>
       <w:r>
         <w:t xml:space="preserve">3 </w:t>
       </w:r>
       <w:r>
         <w:tab/>
-        <w:t xml:space="preserve">Copyright, Patents, Trade Marks and other Intellectual Property Rights </w:t>
+        <w:t xml:space="preserve">Copyright, Patents, </w:t>
+      </w:r>
+      <w:proofErr w:type="gramStart"/>
+      <w:r>
+        <w:t>Trade Marks</w:t>
+      </w:r>
+      <w:proofErr w:type="gramEnd"/>
+      <w:r>
+        <w:t xml:space="preserve"> and other Intellectual Property Rights</w:t>
+      </w:r>
+      <w:bookmarkEnd w:id="32"/>
+      <w:r>
+        <w:t xml:space="preserve"> </w:t>
       </w:r>
     </w:p>
     <w:p>
@@ -12364,12 +11989,17 @@
         </w:rPr>
         <w:tab/>
       </w:r>
+      <w:bookmarkStart w:id="33" w:name="_Toc236989194"/>
       <w:r>
         <w:t xml:space="preserve">4 </w:t>
       </w:r>
       <w:r>
         <w:tab/>
-        <w:t xml:space="preserve">Confidential Information </w:t>
+        <w:t>Confidential Information</w:t>
+      </w:r>
+      <w:bookmarkEnd w:id="33"/>
+      <w:r>
+        <w:t xml:space="preserve"> </w:t>
       </w:r>
     </w:p>
     <w:p>
@@ -12386,7 +12016,6 @@
         <w:ind w:left="696" w:hanging="427"/>
       </w:pPr>
       <w:r>
-        <w:lastRenderedPageBreak/>
         <w:t xml:space="preserve">4.1 The parties may wish, from time to time, in connection with the Project undertaken under this Agreement, to disclose certain information of a confidential nature (“Confidential Information”) to each other.  Each party will use reasonable efforts to prevent the disclosure of any of the other parties Confidential Information to third parties for a period of three (3) years from receipt of that information, provided that the recipient party’s obligation shall not apply to information that: </w:t>
       </w:r>
     </w:p>
@@ -12511,6 +12140,7 @@
         <w:ind w:left="719"/>
       </w:pPr>
       <w:r>
+        <w:lastRenderedPageBreak/>
         <w:t xml:space="preserve">No party shall unreasonably withhold such permission. </w:t>
       </w:r>
     </w:p>
@@ -12539,6 +12169,152 @@
     </w:p>
     <w:p>
       <w:pPr>
+        <w:spacing w:after="177" w:line="259" w:lineRule="auto"/>
+        <w:ind w:left="283"/>
+      </w:pPr>
+    </w:p>
+    <w:p>
+      <w:pPr>
+        <w:spacing w:after="177" w:line="259" w:lineRule="auto"/>
+      </w:pPr>
+    </w:p>
+    <w:p>
+      <w:pPr>
+        <w:spacing w:after="177" w:line="259" w:lineRule="auto"/>
+      </w:pPr>
+    </w:p>
+    <w:p>
+      <w:pPr>
+        <w:spacing w:after="177" w:line="259" w:lineRule="auto"/>
+      </w:pPr>
+    </w:p>
+    <w:p>
+      <w:pPr>
+        <w:spacing w:after="177" w:line="259" w:lineRule="auto"/>
+      </w:pPr>
+    </w:p>
+    <w:p>
+      <w:pPr>
+        <w:spacing w:after="177" w:line="259" w:lineRule="auto"/>
+      </w:pPr>
+    </w:p>
+    <w:p>
+      <w:pPr>
+        <w:spacing w:after="177" w:line="259" w:lineRule="auto"/>
+      </w:pPr>
+    </w:p>
+    <w:p>
+      <w:pPr>
+        <w:spacing w:after="177" w:line="259" w:lineRule="auto"/>
+      </w:pPr>
+    </w:p>
+    <w:p>
+      <w:pPr>
+        <w:spacing w:after="177" w:line="259" w:lineRule="auto"/>
+      </w:pPr>
+    </w:p>
+    <w:p>
+      <w:pPr>
+        <w:spacing w:after="177" w:line="259" w:lineRule="auto"/>
+      </w:pPr>
+    </w:p>
+    <w:p>
+      <w:pPr>
+        <w:spacing w:after="177" w:line="259" w:lineRule="auto"/>
+      </w:pPr>
+    </w:p>
+    <w:p>
+      <w:pPr>
+        <w:spacing w:after="177" w:line="259" w:lineRule="auto"/>
+      </w:pPr>
+    </w:p>
+    <w:p>
+      <w:pPr>
+        <w:spacing w:after="177" w:line="259" w:lineRule="auto"/>
+      </w:pPr>
+    </w:p>
+    <w:p>
+      <w:pPr>
+        <w:spacing w:after="177" w:line="259" w:lineRule="auto"/>
+      </w:pPr>
+    </w:p>
+    <w:p>
+      <w:pPr>
+        <w:spacing w:after="177" w:line="259" w:lineRule="auto"/>
+      </w:pPr>
+    </w:p>
+    <w:p>
+      <w:pPr>
+        <w:spacing w:after="177" w:line="259" w:lineRule="auto"/>
+      </w:pPr>
+    </w:p>
+    <w:p>
+      <w:pPr>
+        <w:spacing w:after="177" w:line="259" w:lineRule="auto"/>
+      </w:pPr>
+    </w:p>
+    <w:p>
+      <w:pPr>
+        <w:spacing w:after="177" w:line="259" w:lineRule="auto"/>
+      </w:pPr>
+    </w:p>
+    <w:p>
+      <w:pPr>
+        <w:spacing w:after="177" w:line="259" w:lineRule="auto"/>
+      </w:pPr>
+    </w:p>
+    <w:p>
+      <w:pPr>
+        <w:spacing w:after="177" w:line="259" w:lineRule="auto"/>
+      </w:pPr>
+    </w:p>
+    <w:p>
+      <w:pPr>
+        <w:spacing w:after="177" w:line="259" w:lineRule="auto"/>
+      </w:pPr>
+    </w:p>
+    <w:p>
+      <w:pPr>
+        <w:spacing w:after="177" w:line="259" w:lineRule="auto"/>
+      </w:pPr>
+    </w:p>
+    <w:p>
+      <w:pPr>
+        <w:spacing w:after="177" w:line="259" w:lineRule="auto"/>
+      </w:pPr>
+    </w:p>
+    <w:p>
+      <w:pPr>
+        <w:spacing w:after="177" w:line="259" w:lineRule="auto"/>
+      </w:pPr>
+    </w:p>
+    <w:p>
+      <w:pPr>
+        <w:spacing w:after="177" w:line="259" w:lineRule="auto"/>
+      </w:pPr>
+    </w:p>
+    <w:p>
+      <w:pPr>
+        <w:spacing w:after="177" w:line="259" w:lineRule="auto"/>
+      </w:pPr>
+    </w:p>
+    <w:p>
+      <w:pPr>
+        <w:spacing w:after="177" w:line="259" w:lineRule="auto"/>
+      </w:pPr>
+    </w:p>
+    <w:p>
+      <w:pPr>
+        <w:spacing w:after="177" w:line="259" w:lineRule="auto"/>
+      </w:pPr>
+    </w:p>
+    <w:p>
+      <w:pPr>
+        <w:spacing w:after="177" w:line="259" w:lineRule="auto"/>
+      </w:pPr>
+    </w:p>
+    <w:p>
+      <w:pPr>
         <w:pStyle w:val="Heading1"/>
         <w:tabs>
           <w:tab w:val="center" w:pos="344"/>
@@ -12550,14 +12326,20 @@
           <w:rFonts w:ascii="Calibri" w:eastAsia="Calibri" w:hAnsi="Calibri" w:cs="Calibri"/>
           <w:b w:val="0"/>
         </w:rPr>
+        <w:lastRenderedPageBreak/>
         <w:tab/>
       </w:r>
+      <w:bookmarkStart w:id="34" w:name="_Toc236989195"/>
       <w:r>
         <w:t xml:space="preserve">5 </w:t>
       </w:r>
       <w:r>
         <w:tab/>
-        <w:t xml:space="preserve">Intellectual Property Rights </w:t>
+        <w:t>Intellectual Property Rights</w:t>
+      </w:r>
+      <w:bookmarkEnd w:id="34"/>
+      <w:r>
+        <w:t xml:space="preserve"> </w:t>
       </w:r>
     </w:p>
     <w:p>
@@ -12565,7 +12347,31 @@
         <w:ind w:left="696" w:hanging="427"/>
       </w:pPr>
       <w:r>
-        <w:t xml:space="preserve">5.1 The parties agree that both the Faculty and the Student(s) may use the intellectual property rights that are created as a result of the Project work undertaken by each Student for the Organisation for portfolio purposes to promote the Faculty and/or the Student(s). </w:t>
+        <w:t xml:space="preserve">5.1 The parties agree that both the Faculty and the Student(s) may use the intellectual property rights that are created </w:t>
+      </w:r>
+      <w:proofErr w:type="gramStart"/>
+      <w:r>
+        <w:t>as a result of</w:t>
+      </w:r>
+      <w:proofErr w:type="gramEnd"/>
+      <w:r>
+        <w:t xml:space="preserve"> the Project work undertaken by each Student for the Organisation for portfolio purposes to promote the </w:t>
+      </w:r>
+      <w:proofErr w:type="gramStart"/>
+      <w:r>
+        <w:t>Faculty</w:t>
+      </w:r>
+      <w:proofErr w:type="gramEnd"/>
+      <w:r>
+        <w:t xml:space="preserve"> and/or the </w:t>
+      </w:r>
+      <w:proofErr w:type="gramStart"/>
+      <w:r>
+        <w:t>Student</w:t>
+      </w:r>
+      <w:proofErr w:type="gramEnd"/>
+      <w:r>
+        <w:t xml:space="preserve">(s). </w:t>
       </w:r>
     </w:p>
     <w:p>
@@ -12631,7 +12437,7 @@
         <mc:AlternateContent>
           <mc:Choice Requires="wpg">
             <w:drawing>
-              <wp:inline distT="0" distB="0" distL="0" distR="0" wp14:anchorId="6BBC5403" wp14:editId="32EFD6ED">
+              <wp:inline distT="0" distB="0" distL="0" distR="0" wp14:anchorId="554204B6" wp14:editId="60BB8F29">
                 <wp:extent cx="182880" cy="182880"/>
                 <wp:effectExtent l="0" t="0" r="0" b="0"/>
                 <wp:docPr id="3400" name="Group 3400"/>
@@ -12709,7 +12515,7 @@
           </mc:Choice>
           <mc:Fallback>
             <w:pict>
-              <v:group w14:anchorId="4B204673" id="Group 3400" o:spid="_x0000_s1026" style="width:14.4pt;height:14.4pt;mso-position-horizontal-relative:char;mso-position-vertical-relative:line" coordsize="182880,182880" o:gfxdata="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">
+              <v:group w14:anchorId="58209CAD" id="Group 3400" o:spid="_x0000_s1026" style="width:14.4pt;height:14.4pt;mso-position-horizontal-relative:char;mso-position-vertical-relative:line" coordsize="182880,182880" o:gfxdata="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">
                 <v:shape id="Shape 185" o:spid="_x0000_s1027" style="position:absolute;width:182880;height:182880;visibility:visible;mso-wrap-style:square;v-text-anchor:top" coordsize="182880,182880" o:gfxdata="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" path="m,l182880,r,182880l,182880,,xe" filled="f">
                   <v:stroke miterlimit="66585f" joinstyle="miter"/>
                   <v:path arrowok="t" textboxrect="0,0,182880,182880"/>
@@ -12734,7 +12540,15 @@
         <w:ind w:left="1144"/>
       </w:pPr>
       <w:r>
-        <w:t xml:space="preserve">All intellectual property rights that are created as a result of the Project work undertaken by the Student(s) for the Organisation shall vest absolutely in the Organisation.  </w:t>
+        <w:t xml:space="preserve">All intellectual property rights that are created </w:t>
+      </w:r>
+      <w:proofErr w:type="gramStart"/>
+      <w:r>
+        <w:t>as a result of</w:t>
+      </w:r>
+      <w:proofErr w:type="gramEnd"/>
+      <w:r>
+        <w:t xml:space="preserve"> the Project work undertaken by the Student(s) for the Organisation shall vest absolutely in the Organisation.  </w:t>
       </w:r>
     </w:p>
     <w:p>
@@ -12768,7 +12582,7 @@
         <mc:AlternateContent>
           <mc:Choice Requires="wpg">
             <w:drawing>
-              <wp:inline distT="0" distB="0" distL="0" distR="0" wp14:anchorId="361501DD" wp14:editId="5EF544DD">
+              <wp:inline distT="0" distB="0" distL="0" distR="0" wp14:anchorId="166FF7F5" wp14:editId="6088203C">
                 <wp:extent cx="182880" cy="182880"/>
                 <wp:effectExtent l="0" t="0" r="0" b="0"/>
                 <wp:docPr id="3401" name="Group 3401"/>
@@ -12846,7 +12660,7 @@
           </mc:Choice>
           <mc:Fallback>
             <w:pict>
-              <v:group w14:anchorId="18FF15BE" id="Group 3401" o:spid="_x0000_s1026" style="width:14.4pt;height:14.4pt;mso-position-horizontal-relative:char;mso-position-vertical-relative:line" coordsize="182880,182880" o:gfxdata="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">
+              <v:group w14:anchorId="37167C42" id="Group 3401" o:spid="_x0000_s1026" style="width:14.4pt;height:14.4pt;mso-position-horizontal-relative:char;mso-position-vertical-relative:line" coordsize="182880,182880" o:gfxdata="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">
                 <v:shape id="Shape 186" o:spid="_x0000_s1027" style="position:absolute;width:182880;height:182880;visibility:visible;mso-wrap-style:square;v-text-anchor:top" coordsize="182880,182880" o:gfxdata="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" path="m,l182880,r,182880l,182880,,xe" filled="f">
                   <v:stroke miterlimit="66585f" joinstyle="miter"/>
                   <v:path arrowok="t" textboxrect="0,0,182880,182880"/>
@@ -12870,7 +12684,15 @@
         <w:ind w:left="1144"/>
       </w:pPr>
       <w:r>
-        <w:t xml:space="preserve">All intellectual property rights that are created as a result of the Project work undertaken by each Student for the Organisation shall vest absolutely in each respective Student.  Each Student hereby grants the Organisation, and where more than one Student has been involved in the Project, the other Student(s) are granted, a perpetual non-exclusive licence for that intellectual property. </w:t>
+        <w:t xml:space="preserve">All intellectual property rights that are created </w:t>
+      </w:r>
+      <w:proofErr w:type="gramStart"/>
+      <w:r>
+        <w:t>as a result of</w:t>
+      </w:r>
+      <w:proofErr w:type="gramEnd"/>
+      <w:r>
+        <w:t xml:space="preserve"> the Project work undertaken by each Student for the Organisation shall vest absolutely in each respective Student.  Each Student hereby grants the Organisation, and where more than one Student has been involved in the Project, the other Student(s) are granted, a perpetual non-exclusive licence for that intellectual property. </w:t>
       </w:r>
     </w:p>
     <w:p>
@@ -12879,46 +12701,35 @@
         <w:ind w:left="1134"/>
       </w:pPr>
       <w:r>
-        <w:lastRenderedPageBreak/>
         <w:t xml:space="preserve"> </w:t>
       </w:r>
     </w:p>
     <w:p>
       <w:pPr>
-        <w:pStyle w:val="Heading1"/>
-        <w:tabs>
-          <w:tab w:val="center" w:pos="554"/>
-          <w:tab w:val="center" w:pos="2541"/>
-        </w:tabs>
-        <w:spacing w:after="117"/>
         <w:rPr>
-          <w:sz w:val="22"/>
-          <w:szCs w:val="22"/>
-          <w:u w:val="none"/>
+          <w:b/>
+          <w:bCs/>
         </w:rPr>
       </w:pPr>
       <w:r>
         <w:rPr>
           <w:rFonts w:ascii="Calibri" w:eastAsia="Calibri" w:hAnsi="Calibri" w:cs="Calibri"/>
-          <w:b w:val="0"/>
-          <w:sz w:val="22"/>
-          <w:szCs w:val="22"/>
-          <w:u w:val="none"/>
+          <w:b/>
+          <w:bCs/>
         </w:rPr>
         <w:tab/>
       </w:r>
       <w:r>
         <w:rPr>
           <w:rFonts w:ascii="Calibri" w:eastAsia="Calibri" w:hAnsi="Calibri" w:cs="Calibri"/>
+          <w:b/>
+          <w:bCs/>
           <w:noProof/>
-          <w:sz w:val="22"/>
-          <w:szCs w:val="22"/>
-          <w:u w:val="none"/>
         </w:rPr>
         <mc:AlternateContent>
           <mc:Choice Requires="wpg">
             <w:drawing>
-              <wp:inline distT="0" distB="0" distL="0" distR="0" wp14:anchorId="025FBA5D" wp14:editId="2D7D40BA">
+              <wp:inline distT="0" distB="0" distL="0" distR="0" wp14:anchorId="61497A68" wp14:editId="5AE9D51A">
                 <wp:extent cx="182880" cy="182880"/>
                 <wp:effectExtent l="0" t="0" r="0" b="0"/>
                 <wp:docPr id="3402" name="Group 3402"/>
@@ -12996,7 +12807,7 @@
           </mc:Choice>
           <mc:Fallback>
             <w:pict>
-              <v:group w14:anchorId="0B562C4B" id="Group 3402" o:spid="_x0000_s1026" style="width:14.4pt;height:14.4pt;mso-position-horizontal-relative:char;mso-position-vertical-relative:line" coordsize="182880,182880" o:gfxdata="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">
+              <v:group w14:anchorId="3BAFD592" id="Group 3402" o:spid="_x0000_s1026" style="width:14.4pt;height:14.4pt;mso-position-horizontal-relative:char;mso-position-vertical-relative:line" coordsize="182880,182880" o:gfxdata="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">
                 <v:shape id="Shape 187" o:spid="_x0000_s1027" style="position:absolute;width:182880;height:182880;visibility:visible;mso-wrap-style:square;v-text-anchor:top" coordsize="182880,182880" o:gfxdata="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" path="m,l182880,r,182880l,182880,,xe" filled="f">
                   <v:stroke miterlimit="66585f" joinstyle="miter"/>
                   <v:path arrowok="t" textboxrect="0,0,182880,182880"/>
@@ -13009,25 +12820,16 @@
       </w:r>
       <w:r>
         <w:rPr>
-          <w:sz w:val="22"/>
-          <w:szCs w:val="22"/>
-          <w:u w:val="none"/>
+          <w:rFonts w:ascii="Calibri" w:eastAsia="Calibri" w:hAnsi="Calibri" w:cs="Calibri"/>
+          <w:b/>
+          <w:bCs/>
         </w:rPr>
-        <w:tab/>
+        <w:t xml:space="preserve">   </w:t>
       </w:r>
       <w:r>
         <w:rPr>
-          <w:sz w:val="22"/>
-          <w:szCs w:val="22"/>
-          <w:u w:val="none"/>
-        </w:rPr>
-        <w:t xml:space="preserve"> </w:t>
-      </w:r>
-      <w:r>
-        <w:rPr>
-          <w:sz w:val="22"/>
-          <w:szCs w:val="22"/>
-          <w:u w:val="none"/>
+          <w:b/>
+          <w:bCs/>
         </w:rPr>
         <w:t xml:space="preserve">Option 3 – Split Ownership </w:t>
       </w:r>
@@ -13109,7 +12911,7 @@
         <mc:AlternateContent>
           <mc:Choice Requires="wpg">
             <w:drawing>
-              <wp:inline distT="0" distB="0" distL="0" distR="0" wp14:anchorId="3928E93A" wp14:editId="718835C0">
+              <wp:inline distT="0" distB="0" distL="0" distR="0" wp14:anchorId="57A120CF" wp14:editId="5B748149">
                 <wp:extent cx="182880" cy="182880"/>
                 <wp:effectExtent l="0" t="0" r="0" b="0"/>
                 <wp:docPr id="3403" name="Group 3403"/>
@@ -13187,7 +12989,7 @@
           </mc:Choice>
           <mc:Fallback>
             <w:pict>
-              <v:group w14:anchorId="358CDD22" id="Group 3403" o:spid="_x0000_s1026" style="width:14.4pt;height:14.4pt;mso-position-horizontal-relative:char;mso-position-vertical-relative:line" coordsize="182880,182880" o:gfxdata="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">
+              <v:group w14:anchorId="2DFAF224" id="Group 3403" o:spid="_x0000_s1026" style="width:14.4pt;height:14.4pt;mso-position-horizontal-relative:char;mso-position-vertical-relative:line" coordsize="182880,182880" o:gfxdata="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">
                 <v:shape id="Shape 188" o:spid="_x0000_s1027" style="position:absolute;width:182880;height:182880;visibility:visible;mso-wrap-style:square;v-text-anchor:top" coordsize="182880,182880" o:gfxdata="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" path="m,l182880,r,182880l,182880,,xe" filled="f">
                   <v:stroke miterlimit="66585f" joinstyle="miter"/>
                   <v:path arrowok="t" textboxrect="0,0,182880,182880"/>
@@ -13210,13 +13012,75 @@
       <w:pPr>
         <w:spacing w:after="163" w:line="257" w:lineRule="auto"/>
         <w:ind w:left="1145"/>
-      </w:pPr>
-      <w:r>
         <w:rPr>
           <w:i/>
         </w:rPr>
-        <w:t xml:space="preserve">(Please attach  here  any other intellectual property rights agreed between the parties) </w:t>
-      </w:r>
+      </w:pPr>
+      <w:r>
+        <w:rPr>
+          <w:i/>
+        </w:rPr>
+        <w:t xml:space="preserve">(Please </w:t>
+      </w:r>
+      <w:proofErr w:type="gramStart"/>
+      <w:r>
+        <w:rPr>
+          <w:i/>
+        </w:rPr>
+        <w:t>attach  here</w:t>
+      </w:r>
+      <w:proofErr w:type="gramEnd"/>
+      <w:r>
+        <w:rPr>
+          <w:i/>
+        </w:rPr>
+        <w:t xml:space="preserve">  any other intellectual property rights agreed between the parties) </w:t>
+      </w:r>
+    </w:p>
+    <w:p>
+      <w:pPr>
+        <w:spacing w:after="163" w:line="257" w:lineRule="auto"/>
+        <w:ind w:left="1145"/>
+        <w:rPr>
+          <w:i/>
+        </w:rPr>
+      </w:pPr>
+    </w:p>
+    <w:p>
+      <w:pPr>
+        <w:spacing w:after="163" w:line="257" w:lineRule="auto"/>
+        <w:ind w:left="1145"/>
+        <w:rPr>
+          <w:i/>
+        </w:rPr>
+      </w:pPr>
+    </w:p>
+    <w:p>
+      <w:pPr>
+        <w:spacing w:after="163" w:line="257" w:lineRule="auto"/>
+        <w:ind w:left="1145"/>
+        <w:rPr>
+          <w:i/>
+        </w:rPr>
+      </w:pPr>
+    </w:p>
+    <w:p>
+      <w:pPr>
+        <w:spacing w:after="163" w:line="257" w:lineRule="auto"/>
+        <w:ind w:left="1145"/>
+      </w:pPr>
+    </w:p>
+    <w:p>
+      <w:pPr>
+        <w:spacing w:after="163" w:line="257" w:lineRule="auto"/>
+        <w:ind w:left="1145"/>
+      </w:pPr>
+    </w:p>
+    <w:p>
+      <w:pPr>
+        <w:spacing w:after="163" w:line="257" w:lineRule="auto"/>
+        <w:ind w:left="1145"/>
+      </w:pPr>
     </w:p>
     <w:p>
       <w:pPr>
@@ -13226,35 +13090,17 @@
           <w:tab w:val="center" w:pos="1633"/>
         </w:tabs>
       </w:pPr>
-      <w:r>
+      <w:bookmarkStart w:id="35" w:name="_Toc236989196"/>
+      <w:r>
+        <w:lastRenderedPageBreak/>
         <w:t xml:space="preserve">6 </w:t>
       </w:r>
       <w:r>
         <w:tab/>
-        <w:t xml:space="preserve">Signatures </w:t>
-      </w:r>
-    </w:p>
-    <w:p>
-      <w:pPr>
-        <w:spacing w:after="158" w:line="259" w:lineRule="auto"/>
-        <w:ind w:left="283"/>
-      </w:pPr>
-      <w:r>
-        <w:rPr>
-          <w:b/>
-        </w:rPr>
-        <w:t xml:space="preserve"> </w:t>
-      </w:r>
-    </w:p>
-    <w:p>
-      <w:pPr>
-        <w:spacing w:after="180" w:line="259" w:lineRule="auto"/>
-        <w:ind w:left="283"/>
-      </w:pPr>
-      <w:r>
-        <w:rPr>
-          <w:b/>
-        </w:rPr>
+        <w:t>Signatures</w:t>
+      </w:r>
+      <w:bookmarkEnd w:id="35"/>
+      <w:r>
         <w:t xml:space="preserve"> </w:t>
       </w:r>
     </w:p>
@@ -13682,9 +13528,11 @@
             <w:pPr>
               <w:spacing w:after="0" w:line="259" w:lineRule="auto"/>
             </w:pPr>
+            <w:proofErr w:type="spellStart"/>
             <w:r>
               <w:t>Swarnappa</w:t>
             </w:r>
+            <w:proofErr w:type="spellEnd"/>
           </w:p>
         </w:tc>
         <w:tc>
@@ -14070,14 +13918,26 @@
       </w:r>
       <w:r>
         <w:tab/>
-        <w:t>Developer Researcher/Tester</w:t>
+        <w:t>Developer Researcher/</w:t>
+      </w:r>
+      <w:proofErr w:type="gramStart"/>
+      <w:r>
+        <w:t>Tester</w:t>
       </w:r>
       <w:r>
         <w:rPr>
           <w:sz w:val="34"/>
           <w:vertAlign w:val="superscript"/>
         </w:rPr>
-        <w:t xml:space="preserve">  Olivia Hey</w:t>
+        <w:t xml:space="preserve">  Olivia</w:t>
+      </w:r>
+      <w:proofErr w:type="gramEnd"/>
+      <w:r>
+        <w:rPr>
+          <w:sz w:val="34"/>
+          <w:vertAlign w:val="superscript"/>
+        </w:rPr>
+        <w:t xml:space="preserve"> Hey</w:t>
       </w:r>
       <w:r>
         <w:rPr>
@@ -14110,7 +13970,6 @@
         <w:ind w:left="2434"/>
       </w:pPr>
       <w:r>
-        <w:lastRenderedPageBreak/>
         <w:t xml:space="preserve"> </w:t>
       </w:r>
     </w:p>
@@ -14127,7 +13986,7 @@
         <mc:AlternateContent>
           <mc:Choice Requires="wpg">
             <w:drawing>
-              <wp:inline distT="0" distB="0" distL="0" distR="0" wp14:anchorId="1183053B" wp14:editId="6A6C7349">
+              <wp:inline distT="0" distB="0" distL="0" distR="0" wp14:anchorId="1F90B06D" wp14:editId="0CCD1673">
                 <wp:extent cx="6018277" cy="12192"/>
                 <wp:effectExtent l="0" t="0" r="0" b="0"/>
                 <wp:docPr id="4298" name="Group 4298"/>
@@ -14638,7 +14497,7 @@
           </mc:Choice>
           <mc:Fallback>
             <w:pict>
-              <v:group w14:anchorId="44D447A4" id="Group 4298" o:spid="_x0000_s1026" style="width:473.9pt;height:.95pt;mso-position-horizontal-relative:char;mso-position-vertical-relative:line" coordsize="60182,121" o:gfxdata="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">
+              <v:group w14:anchorId="4C9D6FA2" id="Group 4298" o:spid="_x0000_s1026" style="width:473.9pt;height:.95pt;mso-position-horizontal-relative:char;mso-position-vertical-relative:line" coordsize="60182,121" o:gfxdata="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">
                 <v:shape id="Shape 4617" o:spid="_x0000_s1027" style="position:absolute;width:13060;height:121;visibility:visible;mso-wrap-style:square;v-text-anchor:top" coordsize="1306068,12192" o:gfxdata="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" path="m,l1306068,r,12192l,12192,,e" fillcolor="black" stroked="f" strokeweight="0">
                   <v:stroke miterlimit="83231f" joinstyle="miter"/>
                   <v:path arrowok="t" textboxrect="0,0,1306068,12192"/>
@@ -14684,20 +14543,47 @@
     </w:p>
     <w:p>
       <w:pPr>
-        <w:spacing w:after="158" w:line="259" w:lineRule="auto"/>
-        <w:ind w:left="283"/>
-      </w:pPr>
-      <w:r>
-        <w:t xml:space="preserve"> </w:t>
-      </w:r>
-    </w:p>
-    <w:p>
-      <w:pPr>
-        <w:spacing w:after="0" w:line="259" w:lineRule="auto"/>
-        <w:ind w:left="283"/>
-      </w:pPr>
-      <w:r>
-        <w:t xml:space="preserve"> </w:t>
+        <w:pStyle w:val="Heading2"/>
+      </w:pPr>
+      <w:bookmarkStart w:id="36" w:name="_Toc236989197"/>
+      <w:r>
+        <w:t>Appendix C</w:t>
+      </w:r>
+      <w:bookmarkEnd w:id="36"/>
+    </w:p>
+    <w:p>
+      <w:pPr>
+        <w:pStyle w:val="TNR"/>
+      </w:pPr>
+      <w:r>
+        <w:t>Geoff didn’t get back to us in time with a clear statement</w:t>
+      </w:r>
+      <w:r>
+        <w:t xml:space="preserve"> on whether an NDA is necessary</w:t>
+      </w:r>
+      <w:r>
+        <w:t>.</w:t>
+      </w:r>
+    </w:p>
+    <w:p>
+      <w:pPr>
+        <w:pStyle w:val="Heading2"/>
+      </w:pPr>
+      <w:bookmarkStart w:id="37" w:name="_Toc236989198"/>
+      <w:r>
+        <w:t>Appendix D</w:t>
+      </w:r>
+      <w:bookmarkEnd w:id="37"/>
+    </w:p>
+    <w:p>
+      <w:r>
+        <w:t>Appendix D will state which Weekly Group log has been used to meet LO 2</w:t>
+      </w:r>
+      <w:r>
+        <w:br/>
+      </w:r>
+      <w:r>
+        <w:t>If the Weekly Group Log is from Week is from weeks 1-3, include it as Appendix D.</w:t>
       </w:r>
     </w:p>
     <w:p>
@@ -14709,32 +14595,17 @@
     </w:p>
     <w:p>
       <w:pPr>
-        <w:pStyle w:val="Heading2"/>
-      </w:pPr>
-      <w:r>
-        <w:t xml:space="preserve">Appendix C </w:t>
-      </w:r>
-    </w:p>
-    <w:p>
-      <w:pPr>
         <w:rPr>
           <w:lang w:val="en-NZ"/>
         </w:rPr>
       </w:pPr>
-      <w:r>
+    </w:p>
+    <w:p>
+      <w:pPr>
         <w:rPr>
           <w:lang w:val="en-NZ"/>
         </w:rPr>
-        <w:t>(Statement of no NDA required)</w:t>
-      </w:r>
-    </w:p>
-    <w:p>
-      <w:pPr>
-        <w:pStyle w:val="Heading2"/>
-      </w:pPr>
-      <w:r>
-        <w:t>Appendix D</w:t>
-      </w:r>
+      </w:pPr>
     </w:p>
     <w:p>
       <w:pPr>
@@ -14742,12 +14613,13 @@
           <w:lang w:val="en-NZ"/>
         </w:rPr>
       </w:pPr>
-      <w:r>
+    </w:p>
+    <w:p>
+      <w:pPr>
         <w:rPr>
           <w:lang w:val="en-NZ"/>
         </w:rPr>
-        <w:t>(Weekly group log, to demonstrate meeting outcome 2)</w:t>
-      </w:r>
+      </w:pPr>
     </w:p>
     <w:p>
       <w:pPr>
@@ -14764,7 +14636,7 @@
       </w:pPr>
     </w:p>
     <w:sectPr>
-      <w:footerReference w:type="default" r:id="rId11"/>
+      <w:footerReference w:type="default" r:id="rId13"/>
       <w:pgSz w:w="11906" w:h="16838"/>
       <w:pgMar w:top="720" w:right="720" w:bottom="720" w:left="720" w:header="708" w:footer="708" w:gutter="0"/>
       <w:pgNumType w:start="0"/>
@@ -14811,7 +14683,6 @@
         <w:docPartUnique/>
       </w:docPartObj>
     </w:sdtPr>
-    <w:sdtEndPr/>
     <w:sdtContent>
       <w:p>
         <w:pPr>
@@ -16580,7 +16451,6 @@
   <w:style w:type="character" w:default="1" w:styleId="DefaultParagraphFont">
     <w:name w:val="Default Paragraph Font"/>
     <w:uiPriority w:val="1"/>
-    <w:semiHidden/>
     <w:unhideWhenUsed/>
   </w:style>
   <w:style w:type="table" w:default="1" w:styleId="TableNormal">
@@ -17180,6 +17050,14 @@
       </w:tblCellMar>
     </w:tblPr>
   </w:style>
+  <w:style w:type="paragraph" w:styleId="Bibliography">
+    <w:name w:val="Bibliography"/>
+    <w:basedOn w:val="Normal"/>
+    <w:next w:val="Normal"/>
+    <w:uiPriority w:val="37"/>
+    <w:unhideWhenUsed/>
+    <w:rsid w:val="00411586"/>
+  </w:style>
 </w:styles>
 </file>
 
@@ -17510,7 +17388,22 @@
 </file>
 
 <file path=customXml/item2.xml><?xml version="1.0" encoding="utf-8"?>
-<b:Sources xmlns:b="http://schemas.openxmlformats.org/officeDocument/2006/bibliography" xmlns="http://schemas.openxmlformats.org/officeDocument/2006/bibliography" SelectedStyle="\APASixthEditionOfficeOnline.xsl" StyleName="APA" Version="6"/>
+<b:Sources xmlns:b="http://schemas.openxmlformats.org/officeDocument/2006/bibliography" xmlns="http://schemas.openxmlformats.org/officeDocument/2006/bibliography" SelectedStyle="\APASixthEditionOfficeOnline.xsl" StyleName="APA" Version="6">
+  <b:Source>
+    <b:Tag>Whi</b:Tag>
+    <b:SourceType>InternetSite</b:SourceType>
+    <b:Guid>{553D754C-A8A5-4EE9-B5AC-9A2D4C896E35}</b:Guid>
+    <b:Author>
+      <b:Author>
+        <b:Corporate>Whitireia &amp; Weltec</b:Corporate>
+      </b:Author>
+    </b:Author>
+    <b:Title>Our Staff</b:Title>
+    <b:InternetSiteTitle>whitireiaweltec</b:InternetSiteTitle>
+    <b:URL>https://www.whitireiaweltec.ac.nz/about-us/staff-profiles</b:URL>
+    <b:RefOrder>1</b:RefOrder>
+  </b:Source>
+</b:Sources>
 </file>
 
 <file path=customXml/itemProps1.xml><?xml version="1.0" encoding="utf-8"?>
@@ -17522,7 +17415,7 @@
 </file>
 
 <file path=customXml/itemProps2.xml><?xml version="1.0" encoding="utf-8"?>
-<ds:datastoreItem xmlns:ds="http://schemas.openxmlformats.org/officeDocument/2006/customXml" ds:itemID="{FA7259EC-4D0C-45CC-B46C-EA1B2C715816}">
+<ds:datastoreItem xmlns:ds="http://schemas.openxmlformats.org/officeDocument/2006/customXml" ds:itemID="{1F19E2C1-8625-43E3-8105-C39EC0D1FB48}">
   <ds:schemaRefs>
     <ds:schemaRef ds:uri="http://schemas.openxmlformats.org/officeDocument/2006/bibliography"/>
   </ds:schemaRefs>

--- a/Capstone Proposal.docx
+++ b/Capstone Proposal.docx
@@ -4100,7 +4100,7 @@
                                         </pic:cNvPicPr>
                                       </pic:nvPicPr>
                                       <pic:blipFill>
-                                        <a:blip r:embed="rId9">
+                                        <a:blip r:embed="rId10">
                                           <a:extLst>
                                             <a:ext uri="{28A0092B-C50C-407E-A947-70E740481C1C}">
                                               <a14:useLocalDpi xmlns:a14="http://schemas.microsoft.com/office/drawing/2010/main" val="0"/>
@@ -4204,7 +4204,7 @@
           <w:r>
             <w:fldChar w:fldCharType="separate"/>
           </w:r>
-          <w:hyperlink w:anchor="_Toc236989168" w:history="1">
+          <w:hyperlink w:anchor="_Toc236989724" w:history="1">
             <w:r>
               <w:rPr>
                 <w:rStyle w:val="Hyperlink"/>
@@ -4231,7 +4231,7 @@
                 <w:noProof/>
                 <w:webHidden/>
               </w:rPr>
-              <w:instrText xml:space="preserve"> PAGEREF _Toc236989168 \h </w:instrText>
+              <w:instrText xml:space="preserve"> PAGEREF _Toc236989724 \h </w:instrText>
             </w:r>
             <w:r>
               <w:rPr>
@@ -4278,7 +4278,7 @@
               <w14:ligatures w14:val="standardContextual"/>
             </w:rPr>
           </w:pPr>
-          <w:hyperlink w:anchor="_Toc236989169" w:history="1">
+          <w:hyperlink w:anchor="_Toc236989725" w:history="1">
             <w:r>
               <w:rPr>
                 <w:rStyle w:val="Hyperlink"/>
@@ -4305,7 +4305,7 @@
                 <w:noProof/>
                 <w:webHidden/>
               </w:rPr>
-              <w:instrText xml:space="preserve"> PAGEREF _Toc236989169 \h </w:instrText>
+              <w:instrText xml:space="preserve"> PAGEREF _Toc236989725 \h </w:instrText>
             </w:r>
             <w:r>
               <w:rPr>
@@ -4352,7 +4352,7 @@
               <w14:ligatures w14:val="standardContextual"/>
             </w:rPr>
           </w:pPr>
-          <w:hyperlink w:anchor="_Toc236989170" w:history="1">
+          <w:hyperlink w:anchor="_Toc236989726" w:history="1">
             <w:r>
               <w:rPr>
                 <w:rStyle w:val="Hyperlink"/>
@@ -4379,7 +4379,7 @@
                 <w:noProof/>
                 <w:webHidden/>
               </w:rPr>
-              <w:instrText xml:space="preserve"> PAGEREF _Toc236989170 \h </w:instrText>
+              <w:instrText xml:space="preserve"> PAGEREF _Toc236989726 \h </w:instrText>
             </w:r>
             <w:r>
               <w:rPr>
@@ -4426,7 +4426,7 @@
               <w14:ligatures w14:val="standardContextual"/>
             </w:rPr>
           </w:pPr>
-          <w:hyperlink w:anchor="_Toc236989171" w:history="1">
+          <w:hyperlink w:anchor="_Toc236989727" w:history="1">
             <w:r>
               <w:rPr>
                 <w:rStyle w:val="Hyperlink"/>
@@ -4453,7 +4453,7 @@
                 <w:noProof/>
                 <w:webHidden/>
               </w:rPr>
-              <w:instrText xml:space="preserve"> PAGEREF _Toc236989171 \h </w:instrText>
+              <w:instrText xml:space="preserve"> PAGEREF _Toc236989727 \h </w:instrText>
             </w:r>
             <w:r>
               <w:rPr>
@@ -4500,7 +4500,7 @@
               <w14:ligatures w14:val="standardContextual"/>
             </w:rPr>
           </w:pPr>
-          <w:hyperlink w:anchor="_Toc236989172" w:history="1">
+          <w:hyperlink w:anchor="_Toc236989728" w:history="1">
             <w:r>
               <w:rPr>
                 <w:rStyle w:val="Hyperlink"/>
@@ -4527,7 +4527,7 @@
                 <w:noProof/>
                 <w:webHidden/>
               </w:rPr>
-              <w:instrText xml:space="preserve"> PAGEREF _Toc236989172 \h </w:instrText>
+              <w:instrText xml:space="preserve"> PAGEREF _Toc236989728 \h </w:instrText>
             </w:r>
             <w:r>
               <w:rPr>
@@ -4574,7 +4574,7 @@
               <w14:ligatures w14:val="standardContextual"/>
             </w:rPr>
           </w:pPr>
-          <w:hyperlink w:anchor="_Toc236989173" w:history="1">
+          <w:hyperlink w:anchor="_Toc236989729" w:history="1">
             <w:r>
               <w:rPr>
                 <w:rStyle w:val="Hyperlink"/>
@@ -4601,7 +4601,7 @@
                 <w:noProof/>
                 <w:webHidden/>
               </w:rPr>
-              <w:instrText xml:space="preserve"> PAGEREF _Toc236989173 \h </w:instrText>
+              <w:instrText xml:space="preserve"> PAGEREF _Toc236989729 \h </w:instrText>
             </w:r>
             <w:r>
               <w:rPr>
@@ -4648,7 +4648,7 @@
               <w14:ligatures w14:val="standardContextual"/>
             </w:rPr>
           </w:pPr>
-          <w:hyperlink w:anchor="_Toc236989174" w:history="1">
+          <w:hyperlink w:anchor="_Toc236989730" w:history="1">
             <w:r>
               <w:rPr>
                 <w:rStyle w:val="Hyperlink"/>
@@ -4675,7 +4675,7 @@
                 <w:noProof/>
                 <w:webHidden/>
               </w:rPr>
-              <w:instrText xml:space="preserve"> PAGEREF _Toc236989174 \h </w:instrText>
+              <w:instrText xml:space="preserve"> PAGEREF _Toc236989730 \h </w:instrText>
             </w:r>
             <w:r>
               <w:rPr>
@@ -4722,7 +4722,7 @@
               <w14:ligatures w14:val="standardContextual"/>
             </w:rPr>
           </w:pPr>
-          <w:hyperlink w:anchor="_Toc236989175" w:history="1">
+          <w:hyperlink w:anchor="_Toc236989731" w:history="1">
             <w:r>
               <w:rPr>
                 <w:rStyle w:val="Hyperlink"/>
@@ -4749,7 +4749,7 @@
                 <w:noProof/>
                 <w:webHidden/>
               </w:rPr>
-              <w:instrText xml:space="preserve"> PAGEREF _Toc236989175 \h </w:instrText>
+              <w:instrText xml:space="preserve"> PAGEREF _Toc236989731 \h </w:instrText>
             </w:r>
             <w:r>
               <w:rPr>
@@ -4796,7 +4796,7 @@
               <w14:ligatures w14:val="standardContextual"/>
             </w:rPr>
           </w:pPr>
-          <w:hyperlink w:anchor="_Toc236989176" w:history="1">
+          <w:hyperlink w:anchor="_Toc236989732" w:history="1">
             <w:r>
               <w:rPr>
                 <w:rStyle w:val="Hyperlink"/>
@@ -4823,7 +4823,7 @@
                 <w:noProof/>
                 <w:webHidden/>
               </w:rPr>
-              <w:instrText xml:space="preserve"> PAGEREF _Toc236989176 \h </w:instrText>
+              <w:instrText xml:space="preserve"> PAGEREF _Toc236989732 \h </w:instrText>
             </w:r>
             <w:r>
               <w:rPr>
@@ -4870,7 +4870,7 @@
               <w14:ligatures w14:val="standardContextual"/>
             </w:rPr>
           </w:pPr>
-          <w:hyperlink w:anchor="_Toc236989177" w:history="1">
+          <w:hyperlink w:anchor="_Toc236989733" w:history="1">
             <w:r>
               <w:rPr>
                 <w:rStyle w:val="Hyperlink"/>
@@ -4897,7 +4897,7 @@
                 <w:noProof/>
                 <w:webHidden/>
               </w:rPr>
-              <w:instrText xml:space="preserve"> PAGEREF _Toc236989177 \h </w:instrText>
+              <w:instrText xml:space="preserve"> PAGEREF _Toc236989733 \h </w:instrText>
             </w:r>
             <w:r>
               <w:rPr>
@@ -4944,7 +4944,7 @@
               <w14:ligatures w14:val="standardContextual"/>
             </w:rPr>
           </w:pPr>
-          <w:hyperlink w:anchor="_Toc236989178" w:history="1">
+          <w:hyperlink w:anchor="_Toc236989734" w:history="1">
             <w:r>
               <w:rPr>
                 <w:rStyle w:val="Hyperlink"/>
@@ -4971,7 +4971,7 @@
                 <w:noProof/>
                 <w:webHidden/>
               </w:rPr>
-              <w:instrText xml:space="preserve"> PAGEREF _Toc236989178 \h </w:instrText>
+              <w:instrText xml:space="preserve"> PAGEREF _Toc236989734 \h </w:instrText>
             </w:r>
             <w:r>
               <w:rPr>
@@ -5018,7 +5018,7 @@
               <w14:ligatures w14:val="standardContextual"/>
             </w:rPr>
           </w:pPr>
-          <w:hyperlink w:anchor="_Toc236989179" w:history="1">
+          <w:hyperlink w:anchor="_Toc236989735" w:history="1">
             <w:r>
               <w:rPr>
                 <w:rStyle w:val="Hyperlink"/>
@@ -5045,7 +5045,7 @@
                 <w:noProof/>
                 <w:webHidden/>
               </w:rPr>
-              <w:instrText xml:space="preserve"> PAGEREF _Toc236989179 \h </w:instrText>
+              <w:instrText xml:space="preserve"> PAGEREF _Toc236989735 \h </w:instrText>
             </w:r>
             <w:r>
               <w:rPr>
@@ -5092,7 +5092,7 @@
               <w14:ligatures w14:val="standardContextual"/>
             </w:rPr>
           </w:pPr>
-          <w:hyperlink w:anchor="_Toc236989180" w:history="1">
+          <w:hyperlink w:anchor="_Toc236989736" w:history="1">
             <w:r>
               <w:rPr>
                 <w:rStyle w:val="Hyperlink"/>
@@ -5119,7 +5119,7 @@
                 <w:noProof/>
                 <w:webHidden/>
               </w:rPr>
-              <w:instrText xml:space="preserve"> PAGEREF _Toc236989180 \h </w:instrText>
+              <w:instrText xml:space="preserve"> PAGEREF _Toc236989736 \h </w:instrText>
             </w:r>
             <w:r>
               <w:rPr>
@@ -5166,7 +5166,7 @@
               <w14:ligatures w14:val="standardContextual"/>
             </w:rPr>
           </w:pPr>
-          <w:hyperlink w:anchor="_Toc236989181" w:history="1">
+          <w:hyperlink w:anchor="_Toc236989737" w:history="1">
             <w:r>
               <w:rPr>
                 <w:rStyle w:val="Hyperlink"/>
@@ -5193,7 +5193,7 @@
                 <w:noProof/>
                 <w:webHidden/>
               </w:rPr>
-              <w:instrText xml:space="preserve"> PAGEREF _Toc236989181 \h </w:instrText>
+              <w:instrText xml:space="preserve"> PAGEREF _Toc236989737 \h </w:instrText>
             </w:r>
             <w:r>
               <w:rPr>
@@ -5240,7 +5240,7 @@
               <w14:ligatures w14:val="standardContextual"/>
             </w:rPr>
           </w:pPr>
-          <w:hyperlink w:anchor="_Toc236989182" w:history="1">
+          <w:hyperlink w:anchor="_Toc236989738" w:history="1">
             <w:r>
               <w:rPr>
                 <w:rStyle w:val="Hyperlink"/>
@@ -5267,7 +5267,7 @@
                 <w:noProof/>
                 <w:webHidden/>
               </w:rPr>
-              <w:instrText xml:space="preserve"> PAGEREF _Toc236989182 \h </w:instrText>
+              <w:instrText xml:space="preserve"> PAGEREF _Toc236989738 \h </w:instrText>
             </w:r>
             <w:r>
               <w:rPr>
@@ -5314,7 +5314,7 @@
               <w14:ligatures w14:val="standardContextual"/>
             </w:rPr>
           </w:pPr>
-          <w:hyperlink w:anchor="_Toc236989183" w:history="1">
+          <w:hyperlink w:anchor="_Toc236989739" w:history="1">
             <w:r>
               <w:rPr>
                 <w:rStyle w:val="Hyperlink"/>
@@ -5341,7 +5341,7 @@
                 <w:noProof/>
                 <w:webHidden/>
               </w:rPr>
-              <w:instrText xml:space="preserve"> PAGEREF _Toc236989183 \h </w:instrText>
+              <w:instrText xml:space="preserve"> PAGEREF _Toc236989739 \h </w:instrText>
             </w:r>
             <w:r>
               <w:rPr>
@@ -5388,7 +5388,7 @@
               <w14:ligatures w14:val="standardContextual"/>
             </w:rPr>
           </w:pPr>
-          <w:hyperlink w:anchor="_Toc236989184" w:history="1">
+          <w:hyperlink w:anchor="_Toc236989740" w:history="1">
             <w:r>
               <w:rPr>
                 <w:rStyle w:val="Hyperlink"/>
@@ -5415,7 +5415,7 @@
                 <w:noProof/>
                 <w:webHidden/>
               </w:rPr>
-              <w:instrText xml:space="preserve"> PAGEREF _Toc236989184 \h </w:instrText>
+              <w:instrText xml:space="preserve"> PAGEREF _Toc236989740 \h </w:instrText>
             </w:r>
             <w:r>
               <w:rPr>
@@ -5462,7 +5462,7 @@
               <w14:ligatures w14:val="standardContextual"/>
             </w:rPr>
           </w:pPr>
-          <w:hyperlink w:anchor="_Toc236989185" w:history="1">
+          <w:hyperlink w:anchor="_Toc236989741" w:history="1">
             <w:r>
               <w:rPr>
                 <w:rStyle w:val="Hyperlink"/>
@@ -5489,7 +5489,7 @@
                 <w:noProof/>
                 <w:webHidden/>
               </w:rPr>
-              <w:instrText xml:space="preserve"> PAGEREF _Toc236989185 \h </w:instrText>
+              <w:instrText xml:space="preserve"> PAGEREF _Toc236989741 \h </w:instrText>
             </w:r>
             <w:r>
               <w:rPr>
@@ -5536,7 +5536,7 @@
               <w14:ligatures w14:val="standardContextual"/>
             </w:rPr>
           </w:pPr>
-          <w:hyperlink w:anchor="_Toc236989186" w:history="1">
+          <w:hyperlink w:anchor="_Toc236989742" w:history="1">
             <w:r>
               <w:rPr>
                 <w:rStyle w:val="Hyperlink"/>
@@ -5563,7 +5563,7 @@
                 <w:noProof/>
                 <w:webHidden/>
               </w:rPr>
-              <w:instrText xml:space="preserve"> PAGEREF _Toc236989186 \h </w:instrText>
+              <w:instrText xml:space="preserve"> PAGEREF _Toc236989742 \h </w:instrText>
             </w:r>
             <w:r>
               <w:rPr>
@@ -5610,7 +5610,7 @@
               <w14:ligatures w14:val="standardContextual"/>
             </w:rPr>
           </w:pPr>
-          <w:hyperlink w:anchor="_Toc236989187" w:history="1">
+          <w:hyperlink w:anchor="_Toc236989743" w:history="1">
             <w:r>
               <w:rPr>
                 <w:rStyle w:val="Hyperlink"/>
@@ -5637,7 +5637,7 @@
                 <w:noProof/>
                 <w:webHidden/>
               </w:rPr>
-              <w:instrText xml:space="preserve"> PAGEREF _Toc236989187 \h </w:instrText>
+              <w:instrText xml:space="preserve"> PAGEREF _Toc236989743 \h </w:instrText>
             </w:r>
             <w:r>
               <w:rPr>
@@ -5684,7 +5684,7 @@
               <w14:ligatures w14:val="standardContextual"/>
             </w:rPr>
           </w:pPr>
-          <w:hyperlink w:anchor="_Toc236989188" w:history="1">
+          <w:hyperlink w:anchor="_Toc236989744" w:history="1">
             <w:r>
               <w:rPr>
                 <w:rStyle w:val="Hyperlink"/>
@@ -5711,7 +5711,7 @@
                 <w:noProof/>
                 <w:webHidden/>
               </w:rPr>
-              <w:instrText xml:space="preserve"> PAGEREF _Toc236989188 \h </w:instrText>
+              <w:instrText xml:space="preserve"> PAGEREF _Toc236989744 \h </w:instrText>
             </w:r>
             <w:r>
               <w:rPr>
@@ -5758,7 +5758,7 @@
               <w14:ligatures w14:val="standardContextual"/>
             </w:rPr>
           </w:pPr>
-          <w:hyperlink w:anchor="_Toc236989189" w:history="1">
+          <w:hyperlink w:anchor="_Toc236989745" w:history="1">
             <w:r>
               <w:rPr>
                 <w:rStyle w:val="Hyperlink"/>
@@ -5785,7 +5785,7 @@
                 <w:noProof/>
                 <w:webHidden/>
               </w:rPr>
-              <w:instrText xml:space="preserve"> PAGEREF _Toc236989189 \h </w:instrText>
+              <w:instrText xml:space="preserve"> PAGEREF _Toc236989745 \h </w:instrText>
             </w:r>
             <w:r>
               <w:rPr>
@@ -5832,7 +5832,7 @@
               <w14:ligatures w14:val="standardContextual"/>
             </w:rPr>
           </w:pPr>
-          <w:hyperlink w:anchor="_Toc236989190" w:history="1">
+          <w:hyperlink w:anchor="_Toc236989746" w:history="1">
             <w:r>
               <w:rPr>
                 <w:rStyle w:val="Hyperlink"/>
@@ -5859,7 +5859,7 @@
                 <w:noProof/>
                 <w:webHidden/>
               </w:rPr>
-              <w:instrText xml:space="preserve"> PAGEREF _Toc236989190 \h </w:instrText>
+              <w:instrText xml:space="preserve"> PAGEREF _Toc236989746 \h </w:instrText>
             </w:r>
             <w:r>
               <w:rPr>
@@ -5906,7 +5906,7 @@
               <w14:ligatures w14:val="standardContextual"/>
             </w:rPr>
           </w:pPr>
-          <w:hyperlink w:anchor="_Toc236989191" w:history="1">
+          <w:hyperlink w:anchor="_Toc236989747" w:history="1">
             <w:r>
               <w:rPr>
                 <w:rStyle w:val="Hyperlink"/>
@@ -5933,7 +5933,7 @@
                 <w:noProof/>
                 <w:webHidden/>
               </w:rPr>
-              <w:instrText xml:space="preserve"> PAGEREF _Toc236989191 \h </w:instrText>
+              <w:instrText xml:space="preserve"> PAGEREF _Toc236989747 \h </w:instrText>
             </w:r>
             <w:r>
               <w:rPr>
@@ -5980,7 +5980,7 @@
               <w14:ligatures w14:val="standardContextual"/>
             </w:rPr>
           </w:pPr>
-          <w:hyperlink w:anchor="_Toc236989192" w:history="1">
+          <w:hyperlink w:anchor="_Toc236989748" w:history="1">
             <w:r>
               <w:rPr>
                 <w:rStyle w:val="Hyperlink"/>
@@ -6007,7 +6007,7 @@
                 <w:noProof/>
                 <w:webHidden/>
               </w:rPr>
-              <w:instrText xml:space="preserve"> PAGEREF _Toc236989192 \h </w:instrText>
+              <w:instrText xml:space="preserve"> PAGEREF _Toc236989748 \h </w:instrText>
             </w:r>
             <w:r>
               <w:rPr>
@@ -6055,7 +6055,7 @@
               <w14:ligatures w14:val="standardContextual"/>
             </w:rPr>
           </w:pPr>
-          <w:hyperlink w:anchor="_Toc236989193" w:history="1">
+          <w:hyperlink w:anchor="_Toc236989749" w:history="1">
             <w:r>
               <w:rPr>
                 <w:rStyle w:val="Hyperlink"/>
@@ -6101,7 +6101,7 @@
                 <w:noProof/>
                 <w:webHidden/>
               </w:rPr>
-              <w:instrText xml:space="preserve"> PAGEREF _Toc236989193 \h </w:instrText>
+              <w:instrText xml:space="preserve"> PAGEREF _Toc236989749 \h </w:instrText>
             </w:r>
             <w:r>
               <w:rPr>
@@ -6149,7 +6149,7 @@
               <w14:ligatures w14:val="standardContextual"/>
             </w:rPr>
           </w:pPr>
-          <w:hyperlink w:anchor="_Toc236989194" w:history="1">
+          <w:hyperlink w:anchor="_Toc236989750" w:history="1">
             <w:r>
               <w:rPr>
                 <w:rStyle w:val="Hyperlink"/>
@@ -6195,7 +6195,7 @@
                 <w:noProof/>
                 <w:webHidden/>
               </w:rPr>
-              <w:instrText xml:space="preserve"> PAGEREF _Toc236989194 \h </w:instrText>
+              <w:instrText xml:space="preserve"> PAGEREF _Toc236989750 \h </w:instrText>
             </w:r>
             <w:r>
               <w:rPr>
@@ -6243,7 +6243,7 @@
               <w14:ligatures w14:val="standardContextual"/>
             </w:rPr>
           </w:pPr>
-          <w:hyperlink w:anchor="_Toc236989195" w:history="1">
+          <w:hyperlink w:anchor="_Toc236989751" w:history="1">
             <w:r>
               <w:rPr>
                 <w:rStyle w:val="Hyperlink"/>
@@ -6289,7 +6289,7 @@
                 <w:noProof/>
                 <w:webHidden/>
               </w:rPr>
-              <w:instrText xml:space="preserve"> PAGEREF _Toc236989195 \h </w:instrText>
+              <w:instrText xml:space="preserve"> PAGEREF _Toc236989751 \h </w:instrText>
             </w:r>
             <w:r>
               <w:rPr>
@@ -6337,7 +6337,7 @@
               <w14:ligatures w14:val="standardContextual"/>
             </w:rPr>
           </w:pPr>
-          <w:hyperlink w:anchor="_Toc236989196" w:history="1">
+          <w:hyperlink w:anchor="_Toc236989752" w:history="1">
             <w:r>
               <w:rPr>
                 <w:rStyle w:val="Hyperlink"/>
@@ -6383,7 +6383,7 @@
                 <w:noProof/>
                 <w:webHidden/>
               </w:rPr>
-              <w:instrText xml:space="preserve"> PAGEREF _Toc236989196 \h </w:instrText>
+              <w:instrText xml:space="preserve"> PAGEREF _Toc236989752 \h </w:instrText>
             </w:r>
             <w:r>
               <w:rPr>
@@ -6430,7 +6430,7 @@
               <w14:ligatures w14:val="standardContextual"/>
             </w:rPr>
           </w:pPr>
-          <w:hyperlink w:anchor="_Toc236989197" w:history="1">
+          <w:hyperlink w:anchor="_Toc236989753" w:history="1">
             <w:r>
               <w:rPr>
                 <w:rStyle w:val="Hyperlink"/>
@@ -6457,7 +6457,7 @@
                 <w:noProof/>
                 <w:webHidden/>
               </w:rPr>
-              <w:instrText xml:space="preserve"> PAGEREF _Toc236989197 \h </w:instrText>
+              <w:instrText xml:space="preserve"> PAGEREF _Toc236989753 \h </w:instrText>
             </w:r>
             <w:r>
               <w:rPr>
@@ -6504,7 +6504,7 @@
               <w14:ligatures w14:val="standardContextual"/>
             </w:rPr>
           </w:pPr>
-          <w:hyperlink w:anchor="_Toc236989198" w:history="1">
+          <w:hyperlink w:anchor="_Toc236989754" w:history="1">
             <w:r>
               <w:rPr>
                 <w:rStyle w:val="Hyperlink"/>
@@ -6531,7 +6531,7 @@
                 <w:noProof/>
                 <w:webHidden/>
               </w:rPr>
-              <w:instrText xml:space="preserve"> PAGEREF _Toc236989198 \h </w:instrText>
+              <w:instrText xml:space="preserve"> PAGEREF _Toc236989754 \h </w:instrText>
             </w:r>
             <w:r>
               <w:rPr>
@@ -6582,7 +6582,7 @@
       <w:pPr>
         <w:pStyle w:val="Heading1"/>
       </w:pPr>
-      <w:bookmarkStart w:id="0" w:name="_Toc236989168"/>
+      <w:bookmarkStart w:id="0" w:name="_Toc236989724"/>
       <w:r>
         <w:lastRenderedPageBreak/>
         <w:t>Project Objective</w:t>
@@ -6601,7 +6601,7 @@
       <w:pPr>
         <w:pStyle w:val="Heading2"/>
       </w:pPr>
-      <w:bookmarkStart w:id="1" w:name="_Toc236989169"/>
+      <w:bookmarkStart w:id="1" w:name="_Toc236989725"/>
       <w:r>
         <w:t>Client background</w:t>
       </w:r>
@@ -6672,30 +6672,14 @@
         <w:pStyle w:val="TNR"/>
       </w:pPr>
       <w:r>
-        <w:t xml:space="preserve">The key problem they would like solved is the comparison of traditional forensic tools to AI versions of forensic tools so that we may develop an analysis of </w:t>
-      </w:r>
-      <w:proofErr w:type="gramStart"/>
-      <w:r>
-        <w:t>whether or not</w:t>
-      </w:r>
-      <w:proofErr w:type="gramEnd"/>
-      <w:r>
-        <w:t xml:space="preserve"> AI is a worthwhile venture for forensics or if it uses an unreasonable </w:t>
-      </w:r>
-      <w:proofErr w:type="gramStart"/>
-      <w:r>
-        <w:t>amount</w:t>
-      </w:r>
-      <w:proofErr w:type="gramEnd"/>
-      <w:r>
-        <w:t xml:space="preserve"> of resources. </w:t>
+        <w:t xml:space="preserve">The key problem they would like solved is the comparison of traditional forensic tools to AI versions of forensic tools so that we may develop an analysis of whether or not AI is a worthwhile venture for forensics or if it uses an unreasonable amount of resources. </w:t>
       </w:r>
     </w:p>
     <w:p>
       <w:pPr>
         <w:pStyle w:val="Heading2"/>
       </w:pPr>
-      <w:bookmarkStart w:id="2" w:name="_Toc236989170"/>
+      <w:bookmarkStart w:id="2" w:name="_Toc236989726"/>
       <w:r>
         <w:t>Deliverables</w:t>
       </w:r>
@@ -6713,7 +6697,7 @@
       <w:pPr>
         <w:pStyle w:val="Heading2"/>
       </w:pPr>
-      <w:bookmarkStart w:id="3" w:name="_Toc236989171"/>
+      <w:bookmarkStart w:id="3" w:name="_Toc236989727"/>
       <w:r>
         <w:t>Must haves</w:t>
       </w:r>
@@ -6731,7 +6715,7 @@
       <w:pPr>
         <w:pStyle w:val="Heading2"/>
       </w:pPr>
-      <w:bookmarkStart w:id="4" w:name="_Toc236989172"/>
+      <w:bookmarkStart w:id="4" w:name="_Toc236989728"/>
       <w:r>
         <w:t>Nice to haves</w:t>
       </w:r>
@@ -6750,15 +6734,7 @@
         <w:pStyle w:val="TNR"/>
       </w:pPr>
       <w:r>
-        <w:t xml:space="preserve">It is also of mention that one of the outputs you could expect with more technology available, is the ability to see if the larger model output is worth the extra resources invested. This is </w:t>
-      </w:r>
-      <w:proofErr w:type="gramStart"/>
-      <w:r>
-        <w:t>due to the fact that</w:t>
-      </w:r>
-      <w:proofErr w:type="gramEnd"/>
-      <w:r>
-        <w:t xml:space="preserve"> accuracy is a very important factor in the production of a forensics report. Having the ability to tell if more resources invested leads to a higher degree of usefulness/quality from the AI, would be helpful. </w:t>
+        <w:t xml:space="preserve">It is also of mention that one of the outputs you could expect with more technology available, is the ability to see if the larger model output is worth the extra resources invested. This is due to the fact that accuracy is a very important factor in the production of a forensics report. Having the ability to tell if more resources invested leads to a higher degree of usefulness/quality from the AI, would be helpful. </w:t>
       </w:r>
     </w:p>
     <w:p>
@@ -6773,7 +6749,7 @@
       <w:pPr>
         <w:pStyle w:val="Heading2"/>
       </w:pPr>
-      <w:bookmarkStart w:id="5" w:name="_Toc236989173"/>
+      <w:bookmarkStart w:id="5" w:name="_Toc236989729"/>
       <w:r>
         <w:t>Scope</w:t>
       </w:r>
@@ -6784,15 +6760,7 @@
         <w:pStyle w:val="TNR"/>
       </w:pPr>
       <w:r>
-        <w:t xml:space="preserve">Tools that can be run in the Kali Linux environment for the intended uses of performing digital forensics against publicly available datasets are within the scope of this project. Forensic testing and analysis will be performed on OS and mobile-based datasets. As forensics expands a wide variety of activities such as data-carving, memory forensics and network forensics, these will all be considered in-scope for this project as we are looking to test these tools against a variety of different datasets to display their strengths and weaknesses.  The testing of legacy forensics tools and tools that are aided by artificial intelligence are in scope as we are looking to compare the two types of </w:t>
-      </w:r>
-      <w:proofErr w:type="gramStart"/>
-      <w:r>
-        <w:t>tool</w:t>
-      </w:r>
-      <w:proofErr w:type="gramEnd"/>
-      <w:r>
-        <w:t xml:space="preserve">. The analysis and documentation of said testing is also within scope. </w:t>
+        <w:t xml:space="preserve">Tools that can be run in the Kali Linux environment for the intended uses of performing digital forensics against publicly available datasets are within the scope of this project. Forensic testing and analysis will be performed on OS and mobile-based datasets. As forensics expands a wide variety of activities such as data-carving, memory forensics and network forensics, these will all be considered in-scope for this project as we are looking to test these tools against a variety of different datasets to display their strengths and weaknesses.  The testing of legacy forensics tools and tools that are aided by artificial intelligence are in scope as we are looking to compare the two types of tool. The analysis and documentation of said testing is also within scope. </w:t>
       </w:r>
     </w:p>
     <w:p>
@@ -6806,15 +6774,7 @@
       </w:pPr>
       <w:r>
         <w:lastRenderedPageBreak/>
-        <w:t xml:space="preserve">The development of our own tools for forensics purposes isn’t considered within the scope of the project; we will be using publicly available ones instead. Ethics and risks of data leakages while considered a nice to have inclusion, are still considered to be outside the scope of this project. Cloud-based tools are also out of </w:t>
-      </w:r>
-      <w:proofErr w:type="gramStart"/>
-      <w:r>
-        <w:t>scope,</w:t>
-      </w:r>
-      <w:proofErr w:type="gramEnd"/>
-      <w:r>
-        <w:t xml:space="preserve"> this is because the machine we will be working on is a locally hosted machine on a local network. Digital forensics is usually categorised in within incident response, we are strictly doing the forensics side of IRDF, we will only be testing on previously available datasets as we are not responding to any incident nor are performing forensics for any third party besides our client, Geoff Gordon. </w:t>
+        <w:t xml:space="preserve">The development of our own tools for forensics purposes isn’t considered within the scope of the project; we will be using publicly available ones instead. Ethics and risks of data leakages while considered a nice to have inclusion, are still considered to be outside the scope of this project. Cloud-based tools are also out of scope, this is because the machine we will be working on is a locally hosted machine on a local network. Digital forensics is usually categorised in within incident response, we are strictly doing the forensics side of IRDF, we will only be testing on previously available datasets as we are not responding to any incident nor are performing forensics for any third party besides our client, Geoff Gordon. </w:t>
       </w:r>
     </w:p>
     <w:p>
@@ -6989,7 +6949,7 @@
       <w:pPr>
         <w:pStyle w:val="Heading1"/>
       </w:pPr>
-      <w:bookmarkStart w:id="6" w:name="_Toc236989174"/>
+      <w:bookmarkStart w:id="6" w:name="_Toc236989730"/>
       <w:r>
         <w:lastRenderedPageBreak/>
         <w:t>Project Plan</w:t>
@@ -7000,7 +6960,7 @@
       <w:pPr>
         <w:pStyle w:val="Heading2"/>
       </w:pPr>
-      <w:bookmarkStart w:id="7" w:name="_Toc236989175"/>
+      <w:bookmarkStart w:id="7" w:name="_Toc236989731"/>
       <w:r>
         <w:t>Methodology</w:t>
       </w:r>
@@ -7018,19 +6978,13 @@
       <w:pPr>
         <w:pStyle w:val="Heading2"/>
       </w:pPr>
-      <w:hyperlink r:id="rId10" w:history="1">
-        <w:bookmarkStart w:id="8" w:name="_Toc236989176"/>
+      <w:hyperlink r:id="rId11" w:history="1">
+        <w:bookmarkStart w:id="8" w:name="_Toc236989732"/>
         <w:r>
           <w:rPr>
             <w:rStyle w:val="Hyperlink"/>
           </w:rPr>
-          <w:t>K</w:t>
-        </w:r>
-        <w:r>
-          <w:rPr>
-            <w:rStyle w:val="Hyperlink"/>
-          </w:rPr>
-          <w:t>anban</w:t>
+          <w:t>Kanban</w:t>
         </w:r>
         <w:bookmarkEnd w:id="8"/>
       </w:hyperlink>
@@ -7057,7 +7011,7 @@
           <w:lang w:val="en-NZ"/>
         </w:rPr>
       </w:pPr>
-      <w:hyperlink r:id="rId11" w:history="1">
+      <w:hyperlink r:id="rId12" w:history="1">
         <w:r>
           <w:rPr>
             <w:rStyle w:val="Hyperlink"/>
@@ -7067,18 +7021,7 @@
             <w:szCs w:val="28"/>
             <w:lang w:val="en-NZ"/>
           </w:rPr>
-          <w:t xml:space="preserve">NIST </w:t>
-        </w:r>
-        <w:r>
-          <w:rPr>
-            <w:rStyle w:val="Hyperlink"/>
-            <w:b/>
-            <w:bCs/>
-            <w:sz w:val="28"/>
-            <w:szCs w:val="28"/>
-            <w:lang w:val="en-NZ"/>
-          </w:rPr>
-          <w:t>CTFF</w:t>
+          <w:t>NIST CTFF</w:t>
         </w:r>
       </w:hyperlink>
       <w:r>
@@ -7096,7 +7039,7 @@
       <w:pPr>
         <w:pStyle w:val="Heading2"/>
       </w:pPr>
-      <w:bookmarkStart w:id="9" w:name="_Toc236989177"/>
+      <w:bookmarkStart w:id="9" w:name="_Toc236989733"/>
       <w:r>
         <w:t>Technologies</w:t>
       </w:r>
@@ -7115,15 +7058,7 @@
         <w:pStyle w:val="TNR"/>
       </w:pPr>
       <w:r>
-        <w:t xml:space="preserve">Everything will be running </w:t>
-      </w:r>
-      <w:proofErr w:type="gramStart"/>
-      <w:r>
-        <w:t>off of</w:t>
-      </w:r>
-      <w:proofErr w:type="gramEnd"/>
-      <w:r>
-        <w:t xml:space="preserve"> the </w:t>
+        <w:t xml:space="preserve">Everything will be running off of the </w:t>
       </w:r>
       <w:r>
         <w:t>Kali Digital Forensics Operating System</w:t>
@@ -7137,30 +7072,14 @@
         <w:pStyle w:val="TNR"/>
       </w:pPr>
       <w:r>
-        <w:t xml:space="preserve">Our group will be using GitHub repository </w:t>
-      </w:r>
-      <w:proofErr w:type="gramStart"/>
-      <w:r>
-        <w:t>in order to</w:t>
-      </w:r>
-      <w:proofErr w:type="gramEnd"/>
-      <w:r>
-        <w:t xml:space="preserve"> collate our work, and which provides us with a clear history of changes and can provide a timeline for when work was completed </w:t>
-      </w:r>
-      <w:proofErr w:type="gramStart"/>
-      <w:r>
-        <w:t>in order to</w:t>
-      </w:r>
-      <w:proofErr w:type="gramEnd"/>
-      <w:r>
-        <w:t xml:space="preserve"> be presented once the project has been completed.</w:t>
+        <w:t>Our group will be using GitHub repository in order to collate our work, and which provides us with a clear history of changes and can provide a timeline for when work was completed in order to be presented once the project has been completed.</w:t>
       </w:r>
     </w:p>
     <w:p>
       <w:pPr>
         <w:pStyle w:val="Heading2"/>
       </w:pPr>
-      <w:bookmarkStart w:id="10" w:name="_Toc236989178"/>
+      <w:bookmarkStart w:id="10" w:name="_Toc236989734"/>
       <w:r>
         <w:t>Project budget</w:t>
       </w:r>
@@ -7243,7 +7162,7 @@
         <w:pStyle w:val="Heading1"/>
       </w:pPr>
       <w:bookmarkStart w:id="11" w:name="_Toc236665775"/>
-      <w:bookmarkStart w:id="12" w:name="_Toc236989179"/>
+      <w:bookmarkStart w:id="12" w:name="_Toc236989735"/>
       <w:r>
         <w:lastRenderedPageBreak/>
         <w:t>Project Personnel</w:t>
@@ -7256,7 +7175,7 @@
         <w:pStyle w:val="Heading2"/>
       </w:pPr>
       <w:bookmarkStart w:id="13" w:name="_Toc236665776"/>
-      <w:bookmarkStart w:id="14" w:name="_Toc236989180"/>
+      <w:bookmarkStart w:id="14" w:name="_Toc236989736"/>
       <w:r>
         <w:t>Client details including organisation</w:t>
       </w:r>
@@ -7292,7 +7211,7 @@
         <w:pStyle w:val="Heading2"/>
       </w:pPr>
       <w:bookmarkStart w:id="15" w:name="_Toc236665777"/>
-      <w:bookmarkStart w:id="16" w:name="_Toc236989181"/>
+      <w:bookmarkStart w:id="16" w:name="_Toc236989737"/>
       <w:r>
         <w:t>Group Members</w:t>
       </w:r>
@@ -7528,7 +7447,7 @@
         <w:pStyle w:val="Heading2"/>
       </w:pPr>
       <w:bookmarkStart w:id="17" w:name="_Toc236665778"/>
-      <w:bookmarkStart w:id="18" w:name="_Toc236989182"/>
+      <w:bookmarkStart w:id="18" w:name="_Toc236989738"/>
       <w:r>
         <w:t>Project Advisor</w:t>
       </w:r>
@@ -7756,15 +7675,7 @@
               <w:pStyle w:val="TNR"/>
             </w:pPr>
             <w:r>
-              <w:t>Olivia-</w:t>
-            </w:r>
-            <w:proofErr w:type="gramStart"/>
-            <w:r>
-              <w:t>hey.hey</w:t>
-            </w:r>
-            <w:proofErr w:type="gramEnd"/>
-            <w:r>
-              <w:t>01</w:t>
+              <w:t>Olivia-hey.hey01</w:t>
             </w:r>
           </w:p>
         </w:tc>
@@ -7900,7 +7811,7 @@
         <w:pStyle w:val="Heading2"/>
       </w:pPr>
       <w:bookmarkStart w:id="20" w:name="_Toc236665780"/>
-      <w:bookmarkStart w:id="21" w:name="_Toc236989183"/>
+      <w:bookmarkStart w:id="21" w:name="_Toc236989739"/>
       <w:r>
         <w:t xml:space="preserve">General </w:t>
       </w:r>
@@ -7955,7 +7866,7 @@
         <w:pStyle w:val="Heading2"/>
       </w:pPr>
       <w:bookmarkStart w:id="22" w:name="_Toc236665781"/>
-      <w:bookmarkStart w:id="23" w:name="_Toc236989184"/>
+      <w:bookmarkStart w:id="23" w:name="_Toc236989740"/>
       <w:r>
         <w:t>RACI assessment matrix</w:t>
       </w:r>
@@ -8885,7 +8796,7 @@
       <w:pPr>
         <w:pStyle w:val="Heading1"/>
       </w:pPr>
-      <w:bookmarkStart w:id="24" w:name="_Toc236989185"/>
+      <w:bookmarkStart w:id="24" w:name="_Toc236989741"/>
       <w:r>
         <w:lastRenderedPageBreak/>
         <w:t>Project timeline and milestones</w:t>
@@ -9087,7 +8998,7 @@
       <w:pPr>
         <w:pStyle w:val="Heading1"/>
       </w:pPr>
-      <w:bookmarkStart w:id="25" w:name="_Toc236989186"/>
+      <w:bookmarkStart w:id="25" w:name="_Toc236989742"/>
       <w:r>
         <w:t>Project Risk Analysis</w:t>
       </w:r>
@@ -10257,15 +10168,7 @@
               <w:pStyle w:val="TNR"/>
             </w:pPr>
             <w:r>
-              <w:t xml:space="preserve">Make sure </w:t>
-            </w:r>
-            <w:proofErr w:type="gramStart"/>
-            <w:r>
-              <w:t>the majority of</w:t>
-            </w:r>
-            <w:proofErr w:type="gramEnd"/>
-            <w:r>
-              <w:t xml:space="preserve"> work can be completed from home and doesn’t require onsite presence.</w:t>
+              <w:t>Make sure the majority of work can be completed from home and doesn’t require onsite presence.</w:t>
             </w:r>
           </w:p>
         </w:tc>
@@ -10464,15 +10367,7 @@
               <w:pStyle w:val="TNR"/>
             </w:pPr>
             <w:r>
-              <w:t xml:space="preserve">Redistribute missing team member’s tasks to the rest of the team. Inform advisor if unavailability is for an extended </w:t>
-            </w:r>
-            <w:proofErr w:type="gramStart"/>
-            <w:r>
-              <w:t>period of time</w:t>
-            </w:r>
-            <w:proofErr w:type="gramEnd"/>
-            <w:r>
-              <w:t>. Possibly request scope adjustment.</w:t>
+              <w:t>Redistribute missing team member’s tasks to the rest of the team. Inform advisor if unavailability is for an extended period of time. Possibly request scope adjustment.</w:t>
             </w:r>
           </w:p>
         </w:tc>
@@ -10772,15 +10667,7 @@
               <w:pStyle w:val="TNR"/>
             </w:pPr>
             <w:r>
-              <w:t xml:space="preserve">Fall back to phone/text to stay coordinated. Work </w:t>
-            </w:r>
-            <w:proofErr w:type="gramStart"/>
-            <w:r>
-              <w:t>offline, or</w:t>
-            </w:r>
-            <w:proofErr w:type="gramEnd"/>
-            <w:r>
-              <w:t xml:space="preserve"> tether/hotspot using mobile data to stay online.</w:t>
+              <w:t>Fall back to phone/text to stay coordinated. Work offline, or tether/hotspot using mobile data to stay online.</w:t>
             </w:r>
           </w:p>
         </w:tc>
@@ -10922,16 +10809,9 @@
     <w:p/>
     <w:p/>
     <w:p/>
-    <w:bookmarkStart w:id="26" w:name="_Toc236989187" w:displacedByCustomXml="next"/>
+    <w:bookmarkStart w:id="26" w:name="_Toc236989743" w:displacedByCustomXml="next"/>
     <w:sdt>
       <w:sdtPr>
-        <w:id w:val="343904282"/>
-        <w:docPartObj>
-          <w:docPartGallery w:val="Bibliographies"/>
-          <w:docPartUnique/>
-        </w:docPartObj>
-      </w:sdtPr>
-      <w:sdtEndPr>
         <w:rPr>
           <w:rFonts w:eastAsiaTheme="minorHAnsi" w:cstheme="minorBidi"/>
           <w:b w:val="0"/>
@@ -10943,7 +10823,12 @@
           <w:lang w:val="en-AU"/>
           <w14:ligatures w14:val="none"/>
         </w:rPr>
-      </w:sdtEndPr>
+        <w:id w:val="343904282"/>
+        <w:docPartObj>
+          <w:docPartGallery w:val="Bibliographies"/>
+          <w:docPartUnique/>
+        </w:docPartObj>
+      </w:sdtPr>
       <w:sdtContent>
         <w:p>
           <w:pPr>
@@ -10983,6 +10868,64 @@
                 <w:rPr>
                   <w:noProof/>
                 </w:rPr>
+                <w:t xml:space="preserve">NIST. (2026, May 1). </w:t>
+              </w:r>
+              <w:r>
+                <w:rPr>
+                  <w:i/>
+                  <w:iCs/>
+                  <w:noProof/>
+                </w:rPr>
+                <w:t>Computer Forensics Tool Testing Program (CFTT)</w:t>
+              </w:r>
+              <w:r>
+                <w:rPr>
+                  <w:noProof/>
+                </w:rPr>
+                <w:t>. Retrieved from NIST: https://www.nist.gov/itl/csd/secure-systems-and-applications/computer-forensics-tool-testing-program-cftt/cftt-general-0</w:t>
+              </w:r>
+            </w:p>
+            <w:p>
+              <w:pPr>
+                <w:pStyle w:val="Bibliography"/>
+                <w:ind w:left="720" w:hanging="720"/>
+                <w:rPr>
+                  <w:noProof/>
+                </w:rPr>
+              </w:pPr>
+              <w:r>
+                <w:rPr>
+                  <w:noProof/>
+                </w:rPr>
+                <w:t xml:space="preserve">Radigan, D. (n.d.). </w:t>
+              </w:r>
+              <w:r>
+                <w:rPr>
+                  <w:i/>
+                  <w:iCs/>
+                  <w:noProof/>
+                </w:rPr>
+                <w:t>What is Kanban in project management? Breaking down the methodology</w:t>
+              </w:r>
+              <w:r>
+                <w:rPr>
+                  <w:noProof/>
+                </w:rPr>
+                <w:t>. Retrieved from Atlassian: https://www.atlassian.com/agile/kanban</w:t>
+              </w:r>
+            </w:p>
+            <w:p>
+              <w:pPr>
+                <w:pStyle w:val="Bibliography"/>
+                <w:ind w:left="720" w:hanging="720"/>
+                <w:rPr>
+                  <w:noProof/>
+                </w:rPr>
+              </w:pPr>
+              <w:r>
+                <w:rPr>
+                  <w:noProof/>
+                </w:rPr>
                 <w:t xml:space="preserve">Whitireia &amp; Weltec. (n.d.). </w:t>
               </w:r>
               <w:r>
@@ -11165,7 +11108,7 @@
       <w:pPr>
         <w:pStyle w:val="Heading1"/>
       </w:pPr>
-      <w:bookmarkStart w:id="27" w:name="_Toc236989188"/>
+      <w:bookmarkStart w:id="27" w:name="_Toc236989744"/>
       <w:r>
         <w:lastRenderedPageBreak/>
         <w:t>Appendices</w:t>
@@ -11176,7 +11119,7 @@
       <w:pPr>
         <w:pStyle w:val="Heading2"/>
       </w:pPr>
-      <w:bookmarkStart w:id="28" w:name="_Toc236989189"/>
+      <w:bookmarkStart w:id="28" w:name="_Toc236989745"/>
       <w:r>
         <w:t>Appendix A</w:t>
       </w:r>
@@ -11209,7 +11152,7 @@
                     <pic:cNvPicPr/>
                   </pic:nvPicPr>
                   <pic:blipFill>
-                    <a:blip r:embed="rId12"/>
+                    <a:blip r:embed="rId13"/>
                     <a:stretch>
                       <a:fillRect/>
                     </a:stretch>
@@ -11374,7 +11317,7 @@
       <w:pPr>
         <w:pStyle w:val="Heading2"/>
       </w:pPr>
-      <w:bookmarkStart w:id="29" w:name="_Toc236989190"/>
+      <w:bookmarkStart w:id="29" w:name="_Toc236989746"/>
       <w:r>
         <w:lastRenderedPageBreak/>
         <w:t>Appendix B</w:t>
@@ -11536,7 +11479,7 @@
         <w:pStyle w:val="Heading1"/>
         <w:ind w:left="279"/>
       </w:pPr>
-      <w:bookmarkStart w:id="30" w:name="_Toc236989191"/>
+      <w:bookmarkStart w:id="30" w:name="_Toc236989747"/>
       <w:r>
         <w:t>The Parties</w:t>
       </w:r>
@@ -11668,15 +11611,7 @@
         <w:jc w:val="both"/>
       </w:pPr>
       <w:r>
-        <w:t xml:space="preserve">As part of an established course of study at the Faculty, Bachelor of Information Technology students take a course module IT7x01, in which the </w:t>
-      </w:r>
-      <w:proofErr w:type="gramStart"/>
-      <w:r>
-        <w:t>Student</w:t>
-      </w:r>
-      <w:proofErr w:type="gramEnd"/>
-      <w:r>
-        <w:t xml:space="preserve">(s) completes a project (“the Project”) with the Organisation on the basis set out in this Agreement. </w:t>
+        <w:t xml:space="preserve">As part of an established course of study at the Faculty, Bachelor of Information Technology students take a course module IT7x01, in which the Student(s) completes a project (“the Project”) with the Organisation on the basis set out in this Agreement. </w:t>
       </w:r>
     </w:p>
     <w:p>
@@ -11690,15 +11625,7 @@
         <w:jc w:val="both"/>
       </w:pPr>
       <w:r>
-        <w:t xml:space="preserve">The Organisation agrees to allow the </w:t>
-      </w:r>
-      <w:proofErr w:type="gramStart"/>
-      <w:r>
-        <w:t>Student</w:t>
-      </w:r>
-      <w:proofErr w:type="gramEnd"/>
-      <w:r>
-        <w:t xml:space="preserve">(s) access to its premises if needed to undertake that Project on the basis set out in this Agreement. </w:t>
+        <w:t xml:space="preserve">The Organisation agrees to allow the Student(s) access to its premises if needed to undertake that Project on the basis set out in this Agreement. </w:t>
       </w:r>
     </w:p>
     <w:p>
@@ -11712,15 +11639,7 @@
         <w:jc w:val="both"/>
       </w:pPr>
       <w:r>
-        <w:t xml:space="preserve">The </w:t>
-      </w:r>
-      <w:proofErr w:type="gramStart"/>
-      <w:r>
-        <w:t>Faculty</w:t>
-      </w:r>
-      <w:proofErr w:type="gramEnd"/>
-      <w:r>
-        <w:t xml:space="preserve"> is satisfied that the Organisation is suitable for the Student(s) Project. </w:t>
+        <w:t xml:space="preserve">The Faculty is satisfied that the Organisation is suitable for the Student(s) Project. </w:t>
       </w:r>
     </w:p>
     <w:p>
@@ -11798,7 +11717,7 @@
         <w:pStyle w:val="Heading1"/>
         <w:ind w:left="279"/>
       </w:pPr>
-      <w:bookmarkStart w:id="31" w:name="_Toc236989192"/>
+      <w:bookmarkStart w:id="31" w:name="_Toc236989748"/>
       <w:r>
         <w:t>2. Undertakings</w:t>
       </w:r>
@@ -11824,15 +11743,7 @@
         <w:ind w:left="696" w:hanging="427"/>
       </w:pPr>
       <w:r>
-        <w:t xml:space="preserve">2.1 The Organisation has accepted the </w:t>
-      </w:r>
-      <w:proofErr w:type="gramStart"/>
-      <w:r>
-        <w:t>Student</w:t>
-      </w:r>
-      <w:proofErr w:type="gramEnd"/>
-      <w:r>
-        <w:t xml:space="preserve">(s) and agrees to allow that Student(s) access to its premises as needed. </w:t>
+        <w:t xml:space="preserve">2.1 The Organisation has accepted the Student(s) and agrees to allow that Student(s) access to its premises as needed. </w:t>
       </w:r>
     </w:p>
     <w:p>
@@ -11841,15 +11752,7 @@
       </w:pPr>
       <w:r>
         <w:lastRenderedPageBreak/>
-        <w:t xml:space="preserve">2.2 The Organisation agrees to be responsible for meeting the requirements of its statutory obligations, e.g. Health and Safety in Employment Act, Human Rights Act, etc., for the </w:t>
-      </w:r>
-      <w:proofErr w:type="gramStart"/>
-      <w:r>
-        <w:t>Student</w:t>
-      </w:r>
-      <w:proofErr w:type="gramEnd"/>
-      <w:r>
-        <w:t xml:space="preserve">(s). </w:t>
+        <w:t xml:space="preserve">2.2 The Organisation agrees to be responsible for meeting the requirements of its statutory obligations, e.g. Health and Safety in Employment Act, Human Rights Act, etc., for the Student(s). </w:t>
       </w:r>
     </w:p>
     <w:p>
@@ -11873,23 +11776,7 @@
         <w:ind w:left="696" w:hanging="427"/>
       </w:pPr>
       <w:r>
-        <w:t xml:space="preserve">2.5 Neither the Faculty nor the </w:t>
-      </w:r>
-      <w:proofErr w:type="gramStart"/>
-      <w:r>
-        <w:t>Student</w:t>
-      </w:r>
-      <w:proofErr w:type="gramEnd"/>
-      <w:r>
-        <w:t xml:space="preserve">(s) guarantee specific results and the Project will be undertaken only on a </w:t>
-      </w:r>
-      <w:proofErr w:type="gramStart"/>
-      <w:r>
-        <w:t>best efforts</w:t>
-      </w:r>
-      <w:proofErr w:type="gramEnd"/>
-      <w:r>
-        <w:t xml:space="preserve"> basis. </w:t>
+        <w:t xml:space="preserve">2.5 Neither the Faculty nor the Student(s) guarantee specific results and the Project will be undertaken only on a best efforts basis. </w:t>
       </w:r>
     </w:p>
     <w:p>
@@ -11924,21 +11811,13 @@
         </w:rPr>
         <w:tab/>
       </w:r>
-      <w:bookmarkStart w:id="32" w:name="_Toc236989193"/>
+      <w:bookmarkStart w:id="32" w:name="_Toc236989749"/>
       <w:r>
         <w:t xml:space="preserve">3 </w:t>
       </w:r>
       <w:r>
         <w:tab/>
-        <w:t xml:space="preserve">Copyright, Patents, </w:t>
-      </w:r>
-      <w:proofErr w:type="gramStart"/>
-      <w:r>
-        <w:t>Trade Marks</w:t>
-      </w:r>
-      <w:proofErr w:type="gramEnd"/>
-      <w:r>
-        <w:t xml:space="preserve"> and other Intellectual Property Rights</w:t>
+        <w:t>Copyright, Patents, Trade Marks and other Intellectual Property Rights</w:t>
       </w:r>
       <w:bookmarkEnd w:id="32"/>
       <w:r>
@@ -11989,7 +11868,7 @@
         </w:rPr>
         <w:tab/>
       </w:r>
-      <w:bookmarkStart w:id="33" w:name="_Toc236989194"/>
+      <w:bookmarkStart w:id="33" w:name="_Toc236989750"/>
       <w:r>
         <w:t xml:space="preserve">4 </w:t>
       </w:r>
@@ -12329,7 +12208,7 @@
         <w:lastRenderedPageBreak/>
         <w:tab/>
       </w:r>
-      <w:bookmarkStart w:id="34" w:name="_Toc236989195"/>
+      <w:bookmarkStart w:id="34" w:name="_Toc236989751"/>
       <w:r>
         <w:t xml:space="preserve">5 </w:t>
       </w:r>
@@ -12347,31 +12226,7 @@
         <w:ind w:left="696" w:hanging="427"/>
       </w:pPr>
       <w:r>
-        <w:t xml:space="preserve">5.1 The parties agree that both the Faculty and the Student(s) may use the intellectual property rights that are created </w:t>
-      </w:r>
-      <w:proofErr w:type="gramStart"/>
-      <w:r>
-        <w:t>as a result of</w:t>
-      </w:r>
-      <w:proofErr w:type="gramEnd"/>
-      <w:r>
-        <w:t xml:space="preserve"> the Project work undertaken by each Student for the Organisation for portfolio purposes to promote the </w:t>
-      </w:r>
-      <w:proofErr w:type="gramStart"/>
-      <w:r>
-        <w:t>Faculty</w:t>
-      </w:r>
-      <w:proofErr w:type="gramEnd"/>
-      <w:r>
-        <w:t xml:space="preserve"> and/or the </w:t>
-      </w:r>
-      <w:proofErr w:type="gramStart"/>
-      <w:r>
-        <w:t>Student</w:t>
-      </w:r>
-      <w:proofErr w:type="gramEnd"/>
-      <w:r>
-        <w:t xml:space="preserve">(s). </w:t>
+        <w:t xml:space="preserve">5.1 The parties agree that both the Faculty and the Student(s) may use the intellectual property rights that are created as a result of the Project work undertaken by each Student for the Organisation for portfolio purposes to promote the Faculty and/or the Student(s). </w:t>
       </w:r>
     </w:p>
     <w:p>
@@ -12540,15 +12395,7 @@
         <w:ind w:left="1144"/>
       </w:pPr>
       <w:r>
-        <w:t xml:space="preserve">All intellectual property rights that are created </w:t>
-      </w:r>
-      <w:proofErr w:type="gramStart"/>
-      <w:r>
-        <w:t>as a result of</w:t>
-      </w:r>
-      <w:proofErr w:type="gramEnd"/>
-      <w:r>
-        <w:t xml:space="preserve"> the Project work undertaken by the Student(s) for the Organisation shall vest absolutely in the Organisation.  </w:t>
+        <w:t xml:space="preserve">All intellectual property rights that are created as a result of the Project work undertaken by the Student(s) for the Organisation shall vest absolutely in the Organisation.  </w:t>
       </w:r>
     </w:p>
     <w:p>
@@ -12684,15 +12531,7 @@
         <w:ind w:left="1144"/>
       </w:pPr>
       <w:r>
-        <w:t xml:space="preserve">All intellectual property rights that are created </w:t>
-      </w:r>
-      <w:proofErr w:type="gramStart"/>
-      <w:r>
-        <w:t>as a result of</w:t>
-      </w:r>
-      <w:proofErr w:type="gramEnd"/>
-      <w:r>
-        <w:t xml:space="preserve"> the Project work undertaken by each Student for the Organisation shall vest absolutely in each respective Student.  Each Student hereby grants the Organisation, and where more than one Student has been involved in the Project, the other Student(s) are granted, a perpetual non-exclusive licence for that intellectual property. </w:t>
+        <w:t xml:space="preserve">All intellectual property rights that are created as a result of the Project work undertaken by each Student for the Organisation shall vest absolutely in each respective Student.  Each Student hereby grants the Organisation, and where more than one Student has been involved in the Project, the other Student(s) are granted, a perpetual non-exclusive licence for that intellectual property. </w:t>
       </w:r>
     </w:p>
     <w:p>
@@ -13020,21 +12859,7 @@
         <w:rPr>
           <w:i/>
         </w:rPr>
-        <w:t xml:space="preserve">(Please </w:t>
-      </w:r>
-      <w:proofErr w:type="gramStart"/>
-      <w:r>
-        <w:rPr>
-          <w:i/>
-        </w:rPr>
-        <w:t>attach  here</w:t>
-      </w:r>
-      <w:proofErr w:type="gramEnd"/>
-      <w:r>
-        <w:rPr>
-          <w:i/>
-        </w:rPr>
-        <w:t xml:space="preserve">  any other intellectual property rights agreed between the parties) </w:t>
+        <w:t xml:space="preserve">(Please attach  here  any other intellectual property rights agreed between the parties) </w:t>
       </w:r>
     </w:p>
     <w:p>
@@ -13090,7 +12915,7 @@
           <w:tab w:val="center" w:pos="1633"/>
         </w:tabs>
       </w:pPr>
-      <w:bookmarkStart w:id="35" w:name="_Toc236989196"/>
+      <w:bookmarkStart w:id="35" w:name="_Toc236989752"/>
       <w:r>
         <w:lastRenderedPageBreak/>
         <w:t xml:space="preserve">6 </w:t>
@@ -13171,11 +12996,11 @@
         <w:tblLook w:val="04A0" w:firstRow="1" w:lastRow="0" w:firstColumn="1" w:lastColumn="0" w:noHBand="0" w:noVBand="1"/>
       </w:tblPr>
       <w:tblGrid>
-        <w:gridCol w:w="2022"/>
+        <w:gridCol w:w="2025"/>
         <w:gridCol w:w="3040"/>
-        <w:gridCol w:w="1709"/>
-        <w:gridCol w:w="1721"/>
-        <w:gridCol w:w="971"/>
+        <w:gridCol w:w="1688"/>
+        <w:gridCol w:w="1732"/>
+        <w:gridCol w:w="978"/>
       </w:tblGrid>
       <w:tr>
         <w:trPr>
@@ -13520,19 +13345,6 @@
             <w:pPr>
               <w:spacing w:after="0" w:line="259" w:lineRule="auto"/>
             </w:pPr>
-            <w:r>
-              <w:t xml:space="preserve">Clement </w:t>
-            </w:r>
-          </w:p>
-          <w:p>
-            <w:pPr>
-              <w:spacing w:after="0" w:line="259" w:lineRule="auto"/>
-            </w:pPr>
-            <w:proofErr w:type="spellStart"/>
-            <w:r>
-              <w:t>Swarnappa</w:t>
-            </w:r>
-            <w:proofErr w:type="spellEnd"/>
           </w:p>
         </w:tc>
         <w:tc>
@@ -13918,26 +13730,14 @@
       </w:r>
       <w:r>
         <w:tab/>
-        <w:t>Developer Researcher/</w:t>
-      </w:r>
-      <w:proofErr w:type="gramStart"/>
-      <w:r>
-        <w:t>Tester</w:t>
+        <w:t>Developer Researcher/Tester</w:t>
       </w:r>
       <w:r>
         <w:rPr>
           <w:sz w:val="34"/>
           <w:vertAlign w:val="superscript"/>
         </w:rPr>
-        <w:t xml:space="preserve">  Olivia</w:t>
-      </w:r>
-      <w:proofErr w:type="gramEnd"/>
-      <w:r>
-        <w:rPr>
-          <w:sz w:val="34"/>
-          <w:vertAlign w:val="superscript"/>
-        </w:rPr>
-        <w:t xml:space="preserve"> Hey</w:t>
+        <w:t xml:space="preserve">  Olivia Hey</w:t>
       </w:r>
       <w:r>
         <w:rPr>
@@ -14545,7 +14345,7 @@
       <w:pPr>
         <w:pStyle w:val="Heading2"/>
       </w:pPr>
-      <w:bookmarkStart w:id="36" w:name="_Toc236989197"/>
+      <w:bookmarkStart w:id="36" w:name="_Toc236989753"/>
       <w:r>
         <w:t>Appendix C</w:t>
       </w:r>
@@ -14569,7 +14369,7 @@
       <w:pPr>
         <w:pStyle w:val="Heading2"/>
       </w:pPr>
-      <w:bookmarkStart w:id="37" w:name="_Toc236989198"/>
+      <w:bookmarkStart w:id="37" w:name="_Toc236989754"/>
       <w:r>
         <w:t>Appendix D</w:t>
       </w:r>
@@ -14636,7 +14436,7 @@
       </w:pPr>
     </w:p>
     <w:sectPr>
-      <w:footerReference w:type="default" r:id="rId13"/>
+      <w:footerReference w:type="default" r:id="rId14"/>
       <w:pgSz w:w="11906" w:h="16838"/>
       <w:pgMar w:top="720" w:right="720" w:bottom="720" w:left="720" w:header="708" w:footer="708" w:gutter="0"/>
       <w:pgNumType w:start="0"/>
@@ -16451,6 +16251,7 @@
   <w:style w:type="character" w:default="1" w:styleId="DefaultParagraphFont">
     <w:name w:val="Default Paragraph Font"/>
     <w:uiPriority w:val="1"/>
+    <w:semiHidden/>
     <w:unhideWhenUsed/>
   </w:style>
   <w:style w:type="table" w:default="1" w:styleId="TableNormal">
@@ -17058,6 +16859,18 @@
     <w:unhideWhenUsed/>
     <w:rsid w:val="00411586"/>
   </w:style>
+  <w:style w:type="character" w:styleId="FollowedHyperlink">
+    <w:name w:val="FollowedHyperlink"/>
+    <w:basedOn w:val="DefaultParagraphFont"/>
+    <w:uiPriority w:val="99"/>
+    <w:semiHidden/>
+    <w:unhideWhenUsed/>
+    <w:rsid w:val="006012AA"/>
+    <w:rPr>
+      <w:color w:val="96607D" w:themeColor="followedHyperlink"/>
+      <w:u w:val="single"/>
+    </w:rPr>
+  </w:style>
 </w:styles>
 </file>
 
@@ -17403,6 +17216,42 @@
     <b:URL>https://www.whitireiaweltec.ac.nz/about-us/staff-profiles</b:URL>
     <b:RefOrder>1</b:RefOrder>
   </b:Source>
+  <b:Source>
+    <b:Tag>Dan</b:Tag>
+    <b:SourceType>InternetSite</b:SourceType>
+    <b:Guid>{0580B3B7-9586-48E3-B649-215CC2078FDE}</b:Guid>
+    <b:Author>
+      <b:Author>
+        <b:NameList>
+          <b:Person>
+            <b:Last>Radigan</b:Last>
+            <b:First>Dan</b:First>
+          </b:Person>
+        </b:NameList>
+      </b:Author>
+    </b:Author>
+    <b:Title>What is Kanban in project management? Breaking down the methodology</b:Title>
+    <b:InternetSiteTitle>Atlassian</b:InternetSiteTitle>
+    <b:URL>https://www.atlassian.com/agile/kanban</b:URL>
+    <b:RefOrder>2</b:RefOrder>
+  </b:Source>
+  <b:Source>
+    <b:Tag>NIS26</b:Tag>
+    <b:SourceType>InternetSite</b:SourceType>
+    <b:Guid>{EED4DC60-A0FC-4944-9F09-DB99A7FA84DE}</b:Guid>
+    <b:Author>
+      <b:Author>
+        <b:Corporate>NIST</b:Corporate>
+      </b:Author>
+    </b:Author>
+    <b:Title>Computer Forensics Tool Testing Program (CFTT)</b:Title>
+    <b:InternetSiteTitle>NIST</b:InternetSiteTitle>
+    <b:Year>2026</b:Year>
+    <b:Month>May</b:Month>
+    <b:Day>1</b:Day>
+    <b:URL>https://www.nist.gov/itl/csd/secure-systems-and-applications/computer-forensics-tool-testing-program-cftt/cftt-general-0</b:URL>
+    <b:RefOrder>3</b:RefOrder>
+  </b:Source>
 </b:Sources>
 </file>
 
@@ -17415,7 +17264,7 @@
 </file>
 
 <file path=customXml/itemProps2.xml><?xml version="1.0" encoding="utf-8"?>
-<ds:datastoreItem xmlns:ds="http://schemas.openxmlformats.org/officeDocument/2006/customXml" ds:itemID="{1F19E2C1-8625-43E3-8105-C39EC0D1FB48}">
+<ds:datastoreItem xmlns:ds="http://schemas.openxmlformats.org/officeDocument/2006/customXml" ds:itemID="{A06A90A4-039D-4A8A-B405-00B8969AEB1F}">
   <ds:schemaRefs>
     <ds:schemaRef ds:uri="http://schemas.openxmlformats.org/officeDocument/2006/bibliography"/>
   </ds:schemaRefs>

--- a/Capstone Proposal.docx
+++ b/Capstone Proposal.docx
@@ -14,6 +14,7 @@
           <w:docPartUnique/>
         </w:docPartObj>
       </w:sdtPr>
+      <w:sdtEndPr/>
       <w:sdtContent>
         <w:p>
           <w:pPr>
@@ -3536,33 +3537,6 @@
                                     <w:szCs w:val="20"/>
                                   </w:rPr>
                                 </w:pPr>
-                                <w:sdt>
-                                  <w:sdtPr>
-                                    <w:rPr>
-                                      <w:caps/>
-                                      <w:color w:val="595959" w:themeColor="text1" w:themeTint="A6"/>
-                                      <w:sz w:val="20"/>
-                                      <w:szCs w:val="20"/>
-                                    </w:rPr>
-                                    <w:alias w:val="Company"/>
-                                    <w:tag w:val=""/>
-                                    <w:id w:val="1558814826"/>
-                                    <w:showingPlcHdr/>
-                                    <w:dataBinding w:prefixMappings="xmlns:ns0='http://schemas.openxmlformats.org/officeDocument/2006/extended-properties' " w:xpath="/ns0:Properties[1]/ns0:Company[1]" w:storeItemID="{6668398D-A668-4E3E-A5EB-62B293D839F1}"/>
-                                    <w:text/>
-                                  </w:sdtPr>
-                                  <w:sdtContent>
-                                    <w:r>
-                                      <w:rPr>
-                                        <w:caps/>
-                                        <w:color w:val="595959" w:themeColor="text1" w:themeTint="A6"/>
-                                        <w:sz w:val="20"/>
-                                        <w:szCs w:val="20"/>
-                                      </w:rPr>
-                                      <w:t xml:space="preserve">     </w:t>
-                                    </w:r>
-                                  </w:sdtContent>
-                                </w:sdt>
                               </w:p>
                             </w:txbxContent>
                           </wps:txbx>
@@ -3602,33 +3576,6 @@
                               <w:szCs w:val="20"/>
                             </w:rPr>
                           </w:pPr>
-                          <w:sdt>
-                            <w:sdtPr>
-                              <w:rPr>
-                                <w:caps/>
-                                <w:color w:val="595959" w:themeColor="text1" w:themeTint="A6"/>
-                                <w:sz w:val="20"/>
-                                <w:szCs w:val="20"/>
-                              </w:rPr>
-                              <w:alias w:val="Company"/>
-                              <w:tag w:val=""/>
-                              <w:id w:val="1558814826"/>
-                              <w:showingPlcHdr/>
-                              <w:dataBinding w:prefixMappings="xmlns:ns0='http://schemas.openxmlformats.org/officeDocument/2006/extended-properties' " w:xpath="/ns0:Properties[1]/ns0:Company[1]" w:storeItemID="{6668398D-A668-4E3E-A5EB-62B293D839F1}"/>
-                              <w:text/>
-                            </w:sdtPr>
-                            <w:sdtContent>
-                              <w:r>
-                                <w:rPr>
-                                  <w:caps/>
-                                  <w:color w:val="595959" w:themeColor="text1" w:themeTint="A6"/>
-                                  <w:sz w:val="20"/>
-                                  <w:szCs w:val="20"/>
-                                </w:rPr>
-                                <w:t xml:space="preserve">     </w:t>
-                              </w:r>
-                            </w:sdtContent>
-                          </w:sdt>
                         </w:p>
                       </w:txbxContent>
                     </v:textbox>
@@ -3650,16 +3597,16 @@
             <mc:AlternateContent>
               <mc:Choice Requires="wps">
                 <w:drawing>
-                  <wp:anchor distT="0" distB="0" distL="114300" distR="114300" simplePos="0" relativeHeight="251660288" behindDoc="0" locked="0" layoutInCell="1" allowOverlap="1" wp14:anchorId="3BA73E4B" wp14:editId="50D4F21F">
+                  <wp:anchor distT="0" distB="0" distL="114300" distR="114300" simplePos="0" relativeHeight="251660288" behindDoc="0" locked="0" layoutInCell="1" allowOverlap="1" wp14:anchorId="3BA73E4B" wp14:editId="5A2B98B0">
                     <wp:simplePos x="0" y="0"/>
-                    <wp:positionH relativeFrom="page">
-                      <wp:posOffset>2952750</wp:posOffset>
+                    <wp:positionH relativeFrom="margin">
+                      <wp:align>right</wp:align>
                     </wp:positionH>
                     <wp:positionV relativeFrom="page">
-                      <wp:posOffset>1866900</wp:posOffset>
+                      <wp:posOffset>1866899</wp:posOffset>
                     </wp:positionV>
-                    <wp:extent cx="4152900" cy="5295900"/>
-                    <wp:effectExtent l="0" t="0" r="0" b="0"/>
+                    <wp:extent cx="4152900" cy="7305675"/>
+                    <wp:effectExtent l="0" t="0" r="0" b="9525"/>
                     <wp:wrapNone/>
                     <wp:docPr id="1" name="Text Box 30"/>
                     <wp:cNvGraphicFramePr/>
@@ -3670,7 +3617,7 @@
                           <wps:spPr>
                             <a:xfrm>
                               <a:off x="0" y="0"/>
-                              <a:ext cx="4152900" cy="5295900"/>
+                              <a:ext cx="4152900" cy="7305675"/>
                             </a:xfrm>
                             <a:prstGeom prst="rect">
                               <a:avLst/>
@@ -3699,42 +3646,6 @@
                             <w:txbxContent>
                               <w:p>
                                 <w:pPr>
-                                  <w:pStyle w:val="NoSpacing"/>
-                                  <w:rPr>
-                                    <w:rFonts w:asciiTheme="majorHAnsi" w:eastAsiaTheme="majorEastAsia" w:hAnsiTheme="majorHAnsi" w:cstheme="majorBidi"/>
-                                    <w:color w:val="262626" w:themeColor="text1" w:themeTint="D9"/>
-                                    <w:sz w:val="72"/>
-                                  </w:rPr>
-                                </w:pPr>
-                                <w:sdt>
-                                  <w:sdtPr>
-                                    <w:rPr>
-                                      <w:rFonts w:asciiTheme="majorHAnsi" w:eastAsiaTheme="majorEastAsia" w:hAnsiTheme="majorHAnsi" w:cstheme="majorBidi"/>
-                                      <w:color w:val="262626" w:themeColor="text1" w:themeTint="D9"/>
-                                      <w:sz w:val="72"/>
-                                      <w:szCs w:val="72"/>
-                                    </w:rPr>
-                                    <w:alias w:val="Title"/>
-                                    <w:tag w:val=""/>
-                                    <w:id w:val="-705018352"/>
-                                    <w:dataBinding w:prefixMappings="xmlns:ns0='http://purl.org/dc/elements/1.1/' xmlns:ns1='http://schemas.openxmlformats.org/package/2006/metadata/core-properties' " w:xpath="/ns1:coreProperties[1]/ns0:title[1]" w:storeItemID="{6C3C8BC8-F283-45AE-878A-BAB7291924A1}"/>
-                                    <w:text/>
-                                  </w:sdtPr>
-                                  <w:sdtContent>
-                                    <w:r>
-                                      <w:rPr>
-                                        <w:rFonts w:asciiTheme="majorHAnsi" w:eastAsiaTheme="majorEastAsia" w:hAnsiTheme="majorHAnsi" w:cstheme="majorBidi"/>
-                                        <w:color w:val="262626" w:themeColor="text1" w:themeTint="D9"/>
-                                        <w:sz w:val="72"/>
-                                        <w:szCs w:val="72"/>
-                                      </w:rPr>
-                                      <w:t>IT7510 Capstone Semester 2 Year 2026</w:t>
-                                    </w:r>
-                                  </w:sdtContent>
-                                </w:sdt>
-                              </w:p>
-                              <w:p>
-                                <w:pPr>
                                   <w:spacing w:before="120"/>
                                   <w:rPr>
                                     <w:color w:val="404040" w:themeColor="text1" w:themeTint="BF"/>
@@ -3742,165 +3653,6 @@
                                     <w:szCs w:val="36"/>
                                   </w:rPr>
                                 </w:pPr>
-                                <w:sdt>
-                                  <w:sdtPr>
-                                    <w:rPr>
-                                      <w:color w:val="404040" w:themeColor="text1" w:themeTint="BF"/>
-                                      <w:sz w:val="36"/>
-                                      <w:szCs w:val="36"/>
-                                    </w:rPr>
-                                    <w:alias w:val="Subtitle"/>
-                                    <w:tag w:val=""/>
-                                    <w:id w:val="-1148361611"/>
-                                    <w:dataBinding w:prefixMappings="xmlns:ns0='http://purl.org/dc/elements/1.1/' xmlns:ns1='http://schemas.openxmlformats.org/package/2006/metadata/core-properties' " w:xpath="/ns1:coreProperties[1]/ns0:subject[1]" w:storeItemID="{6C3C8BC8-F283-45AE-878A-BAB7291924A1}"/>
-                                    <w:text/>
-                                  </w:sdtPr>
-                                  <w:sdtContent>
-                                    <w:r>
-                                      <w:rPr>
-                                        <w:color w:val="404040" w:themeColor="text1" w:themeTint="BF"/>
-                                        <w:sz w:val="36"/>
-                                        <w:szCs w:val="36"/>
-                                      </w:rPr>
-                                      <w:t>AI vs Legacy Digital Forensics Tools – A Comparative Efficacy Analysis</w:t>
-                                    </w:r>
-                                  </w:sdtContent>
-                                </w:sdt>
-                              </w:p>
-                              <w:p>
-                                <w:pPr>
-                                  <w:spacing w:before="120"/>
-                                  <w:rPr>
-                                    <w:color w:val="404040" w:themeColor="text1" w:themeTint="BF"/>
-                                    <w:sz w:val="36"/>
-                                    <w:szCs w:val="36"/>
-                                  </w:rPr>
-                                </w:pPr>
-                                <w:r>
-                                  <w:rPr>
-                                    <w:color w:val="404040" w:themeColor="text1" w:themeTint="BF"/>
-                                    <w:sz w:val="36"/>
-                                    <w:szCs w:val="36"/>
-                                  </w:rPr>
-                                  <w:t>Byte Harbour Butchers</w:t>
-                                </w:r>
-                              </w:p>
-                              <w:p>
-                                <w:pPr>
-                                  <w:spacing w:before="120"/>
-                                  <w:rPr>
-                                    <w:color w:val="404040" w:themeColor="text1" w:themeTint="BF"/>
-                                    <w:sz w:val="36"/>
-                                    <w:szCs w:val="36"/>
-                                  </w:rPr>
-                                </w:pPr>
-                                <w:r>
-                                  <w:rPr>
-                                    <w:color w:val="404040" w:themeColor="text1" w:themeTint="BF"/>
-                                    <w:sz w:val="36"/>
-                                    <w:szCs w:val="36"/>
-                                  </w:rPr>
-                                  <w:t>Dave Sushames, Olivia Hey, Matt Baker, Sam Davies</w:t>
-                                </w:r>
-                              </w:p>
-                              <w:p>
-                                <w:pPr>
-                                  <w:spacing w:before="120"/>
-                                  <w:rPr>
-                                    <w:color w:val="404040" w:themeColor="text1" w:themeTint="BF"/>
-                                    <w:sz w:val="36"/>
-                                    <w:szCs w:val="36"/>
-                                  </w:rPr>
-                                </w:pPr>
-                                <w:r>
-                                  <w:rPr>
-                                    <w:color w:val="404040" w:themeColor="text1" w:themeTint="BF"/>
-                                    <w:sz w:val="36"/>
-                                    <w:szCs w:val="36"/>
-                                  </w:rPr>
-                                  <w:t>Geoff Gordon</w:t>
-                                </w:r>
-                              </w:p>
-                              <w:p>
-                                <w:pPr>
-                                  <w:spacing w:before="120"/>
-                                  <w:rPr>
-                                    <w:color w:val="404040" w:themeColor="text1" w:themeTint="BF"/>
-                                    <w:sz w:val="36"/>
-                                    <w:szCs w:val="36"/>
-                                  </w:rPr>
-                                </w:pPr>
-                                <w:proofErr w:type="spellStart"/>
-                                <w:r>
-                                  <w:rPr>
-                                    <w:color w:val="404040" w:themeColor="text1" w:themeTint="BF"/>
-                                    <w:sz w:val="36"/>
-                                    <w:szCs w:val="36"/>
-                                  </w:rPr>
-                                  <w:t>WelTec</w:t>
-                                </w:r>
-                                <w:proofErr w:type="spellEnd"/>
-                                <w:r>
-                                  <w:rPr>
-                                    <w:color w:val="404040" w:themeColor="text1" w:themeTint="BF"/>
-                                    <w:sz w:val="36"/>
-                                    <w:szCs w:val="36"/>
-                                  </w:rPr>
-                                  <w:br/>
-                                </w:r>
-                                <w:r>
-                                  <w:rPr>
-                                    <w:noProof/>
-                                  </w:rPr>
-                                  <w:drawing>
-                                    <wp:inline distT="0" distB="0" distL="0" distR="0" wp14:anchorId="082B65A4" wp14:editId="256F4C92">
-                                      <wp:extent cx="3810000" cy="1409700"/>
-                                      <wp:effectExtent l="0" t="0" r="0" b="0"/>
-                                      <wp:docPr id="2025960691" name="Picture 1"/>
-                                      <wp:cNvGraphicFramePr>
-                                        <a:graphicFrameLocks xmlns:a="http://schemas.openxmlformats.org/drawingml/2006/main" noChangeAspect="1"/>
-                                      </wp:cNvGraphicFramePr>
-                                      <a:graphic xmlns:a="http://schemas.openxmlformats.org/drawingml/2006/main">
-                                        <a:graphicData uri="http://schemas.openxmlformats.org/drawingml/2006/picture">
-                                          <pic:pic xmlns:pic="http://schemas.openxmlformats.org/drawingml/2006/picture">
-                                            <pic:nvPicPr>
-                                              <pic:cNvPr id="0" name="Picture 1"/>
-                                              <pic:cNvPicPr>
-                                                <a:picLocks noChangeAspect="1" noChangeArrowheads="1"/>
-                                              </pic:cNvPicPr>
-                                            </pic:nvPicPr>
-                                            <pic:blipFill>
-                                              <a:blip r:embed="rId9">
-                                                <a:extLst>
-                                                  <a:ext uri="{28A0092B-C50C-407E-A947-70E740481C1C}">
-                                                    <a14:useLocalDpi xmlns:a14="http://schemas.microsoft.com/office/drawing/2010/main" val="0"/>
-                                                  </a:ext>
-                                                </a:extLst>
-                                              </a:blip>
-                                              <a:srcRect/>
-                                              <a:stretch>
-                                                <a:fillRect/>
-                                              </a:stretch>
-                                            </pic:blipFill>
-                                            <pic:spPr bwMode="auto">
-                                              <a:xfrm>
-                                                <a:off x="0" y="0"/>
-                                                <a:ext cx="3810000" cy="1409700"/>
-                                              </a:xfrm>
-                                              <a:prstGeom prst="rect">
-                                                <a:avLst/>
-                                              </a:prstGeom>
-                                              <a:noFill/>
-                                              <a:ln>
-                                                <a:noFill/>
-                                              </a:ln>
-                                            </pic:spPr>
-                                          </pic:pic>
-                                        </a:graphicData>
-                                      </a:graphic>
-                                    </wp:inline>
-                                  </w:drawing>
-                                </w:r>
                               </w:p>
                             </w:txbxContent>
                           </wps:txbx>
@@ -3924,45 +3676,9 @@
               </mc:Choice>
               <mc:Fallback>
                 <w:pict>
-                  <v:shape w14:anchorId="3BA73E4B" id="Text Box 30" o:spid="_x0000_s1027" type="#_x0000_t202" style="position:absolute;margin-left:232.5pt;margin-top:147pt;width:327pt;height:417pt;z-index:251660288;visibility:visible;mso-wrap-style:square;mso-width-percent:0;mso-height-percent:0;mso-wrap-distance-left:9pt;mso-wrap-distance-top:0;mso-wrap-distance-right:9pt;mso-wrap-distance-bottom:0;mso-position-horizontal:absolute;mso-position-horizontal-relative:page;mso-position-vertical:absolute;mso-position-vertical-relative:page;mso-width-percent:0;mso-height-percent:0;mso-width-relative:page;mso-height-relative:margin;v-text-anchor:top" o:gfxdata="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" filled="f" stroked="f" strokeweight=".5pt">
+                  <v:shape w14:anchorId="3BA73E4B" id="Text Box 30" o:spid="_x0000_s1027" type="#_x0000_t202" style="position:absolute;margin-left:275.8pt;margin-top:147pt;width:327pt;height:575.25pt;z-index:251660288;visibility:visible;mso-wrap-style:square;mso-width-percent:0;mso-height-percent:0;mso-wrap-distance-left:9pt;mso-wrap-distance-top:0;mso-wrap-distance-right:9pt;mso-wrap-distance-bottom:0;mso-position-horizontal:right;mso-position-horizontal-relative:margin;mso-position-vertical:absolute;mso-position-vertical-relative:page;mso-width-percent:0;mso-height-percent:0;mso-width-relative:page;mso-height-relative:margin;v-text-anchor:top" o:gfxdata="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" filled="f" stroked="f" strokeweight=".5pt">
                     <v:textbox inset="0,0,0,0">
                       <w:txbxContent>
-                        <w:p>
-                          <w:pPr>
-                            <w:pStyle w:val="NoSpacing"/>
-                            <w:rPr>
-                              <w:rFonts w:asciiTheme="majorHAnsi" w:eastAsiaTheme="majorEastAsia" w:hAnsiTheme="majorHAnsi" w:cstheme="majorBidi"/>
-                              <w:color w:val="262626" w:themeColor="text1" w:themeTint="D9"/>
-                              <w:sz w:val="72"/>
-                            </w:rPr>
-                          </w:pPr>
-                          <w:sdt>
-                            <w:sdtPr>
-                              <w:rPr>
-                                <w:rFonts w:asciiTheme="majorHAnsi" w:eastAsiaTheme="majorEastAsia" w:hAnsiTheme="majorHAnsi" w:cstheme="majorBidi"/>
-                                <w:color w:val="262626" w:themeColor="text1" w:themeTint="D9"/>
-                                <w:sz w:val="72"/>
-                                <w:szCs w:val="72"/>
-                              </w:rPr>
-                              <w:alias w:val="Title"/>
-                              <w:tag w:val=""/>
-                              <w:id w:val="-705018352"/>
-                              <w:dataBinding w:prefixMappings="xmlns:ns0='http://purl.org/dc/elements/1.1/' xmlns:ns1='http://schemas.openxmlformats.org/package/2006/metadata/core-properties' " w:xpath="/ns1:coreProperties[1]/ns0:title[1]" w:storeItemID="{6C3C8BC8-F283-45AE-878A-BAB7291924A1}"/>
-                              <w:text/>
-                            </w:sdtPr>
-                            <w:sdtContent>
-                              <w:r>
-                                <w:rPr>
-                                  <w:rFonts w:asciiTheme="majorHAnsi" w:eastAsiaTheme="majorEastAsia" w:hAnsiTheme="majorHAnsi" w:cstheme="majorBidi"/>
-                                  <w:color w:val="262626" w:themeColor="text1" w:themeTint="D9"/>
-                                  <w:sz w:val="72"/>
-                                  <w:szCs w:val="72"/>
-                                </w:rPr>
-                                <w:t>IT7510 Capstone Semester 2 Year 2026</w:t>
-                              </w:r>
-                            </w:sdtContent>
-                          </w:sdt>
-                        </w:p>
                         <w:p>
                           <w:pPr>
                             <w:spacing w:before="120"/>
@@ -3972,169 +3688,10 @@
                               <w:szCs w:val="36"/>
                             </w:rPr>
                           </w:pPr>
-                          <w:sdt>
-                            <w:sdtPr>
-                              <w:rPr>
-                                <w:color w:val="404040" w:themeColor="text1" w:themeTint="BF"/>
-                                <w:sz w:val="36"/>
-                                <w:szCs w:val="36"/>
-                              </w:rPr>
-                              <w:alias w:val="Subtitle"/>
-                              <w:tag w:val=""/>
-                              <w:id w:val="-1148361611"/>
-                              <w:dataBinding w:prefixMappings="xmlns:ns0='http://purl.org/dc/elements/1.1/' xmlns:ns1='http://schemas.openxmlformats.org/package/2006/metadata/core-properties' " w:xpath="/ns1:coreProperties[1]/ns0:subject[1]" w:storeItemID="{6C3C8BC8-F283-45AE-878A-BAB7291924A1}"/>
-                              <w:text/>
-                            </w:sdtPr>
-                            <w:sdtContent>
-                              <w:r>
-                                <w:rPr>
-                                  <w:color w:val="404040" w:themeColor="text1" w:themeTint="BF"/>
-                                  <w:sz w:val="36"/>
-                                  <w:szCs w:val="36"/>
-                                </w:rPr>
-                                <w:t>AI vs Legacy Digital Forensics Tools – A Comparative Efficacy Analysis</w:t>
-                              </w:r>
-                            </w:sdtContent>
-                          </w:sdt>
-                        </w:p>
-                        <w:p>
-                          <w:pPr>
-                            <w:spacing w:before="120"/>
-                            <w:rPr>
-                              <w:color w:val="404040" w:themeColor="text1" w:themeTint="BF"/>
-                              <w:sz w:val="36"/>
-                              <w:szCs w:val="36"/>
-                            </w:rPr>
-                          </w:pPr>
-                          <w:r>
-                            <w:rPr>
-                              <w:color w:val="404040" w:themeColor="text1" w:themeTint="BF"/>
-                              <w:sz w:val="36"/>
-                              <w:szCs w:val="36"/>
-                            </w:rPr>
-                            <w:t>Byte Harbour Butchers</w:t>
-                          </w:r>
-                        </w:p>
-                        <w:p>
-                          <w:pPr>
-                            <w:spacing w:before="120"/>
-                            <w:rPr>
-                              <w:color w:val="404040" w:themeColor="text1" w:themeTint="BF"/>
-                              <w:sz w:val="36"/>
-                              <w:szCs w:val="36"/>
-                            </w:rPr>
-                          </w:pPr>
-                          <w:r>
-                            <w:rPr>
-                              <w:color w:val="404040" w:themeColor="text1" w:themeTint="BF"/>
-                              <w:sz w:val="36"/>
-                              <w:szCs w:val="36"/>
-                            </w:rPr>
-                            <w:t>Dave Sushames, Olivia Hey, Matt Baker, Sam Davies</w:t>
-                          </w:r>
-                        </w:p>
-                        <w:p>
-                          <w:pPr>
-                            <w:spacing w:before="120"/>
-                            <w:rPr>
-                              <w:color w:val="404040" w:themeColor="text1" w:themeTint="BF"/>
-                              <w:sz w:val="36"/>
-                              <w:szCs w:val="36"/>
-                            </w:rPr>
-                          </w:pPr>
-                          <w:r>
-                            <w:rPr>
-                              <w:color w:val="404040" w:themeColor="text1" w:themeTint="BF"/>
-                              <w:sz w:val="36"/>
-                              <w:szCs w:val="36"/>
-                            </w:rPr>
-                            <w:t>Geoff Gordon</w:t>
-                          </w:r>
-                        </w:p>
-                        <w:p>
-                          <w:pPr>
-                            <w:spacing w:before="120"/>
-                            <w:rPr>
-                              <w:color w:val="404040" w:themeColor="text1" w:themeTint="BF"/>
-                              <w:sz w:val="36"/>
-                              <w:szCs w:val="36"/>
-                            </w:rPr>
-                          </w:pPr>
-                          <w:proofErr w:type="spellStart"/>
-                          <w:r>
-                            <w:rPr>
-                              <w:color w:val="404040" w:themeColor="text1" w:themeTint="BF"/>
-                              <w:sz w:val="36"/>
-                              <w:szCs w:val="36"/>
-                            </w:rPr>
-                            <w:t>WelTec</w:t>
-                          </w:r>
-                          <w:proofErr w:type="spellEnd"/>
-                          <w:r>
-                            <w:rPr>
-                              <w:color w:val="404040" w:themeColor="text1" w:themeTint="BF"/>
-                              <w:sz w:val="36"/>
-                              <w:szCs w:val="36"/>
-                            </w:rPr>
-                            <w:br/>
-                          </w:r>
-                          <w:r>
-                            <w:rPr>
-                              <w:noProof/>
-                            </w:rPr>
-                            <w:drawing>
-                              <wp:inline distT="0" distB="0" distL="0" distR="0" wp14:anchorId="082B65A4" wp14:editId="256F4C92">
-                                <wp:extent cx="3810000" cy="1409700"/>
-                                <wp:effectExtent l="0" t="0" r="0" b="0"/>
-                                <wp:docPr id="2025960691" name="Picture 1"/>
-                                <wp:cNvGraphicFramePr>
-                                  <a:graphicFrameLocks xmlns:a="http://schemas.openxmlformats.org/drawingml/2006/main" noChangeAspect="1"/>
-                                </wp:cNvGraphicFramePr>
-                                <a:graphic xmlns:a="http://schemas.openxmlformats.org/drawingml/2006/main">
-                                  <a:graphicData uri="http://schemas.openxmlformats.org/drawingml/2006/picture">
-                                    <pic:pic xmlns:pic="http://schemas.openxmlformats.org/drawingml/2006/picture">
-                                      <pic:nvPicPr>
-                                        <pic:cNvPr id="0" name="Picture 1"/>
-                                        <pic:cNvPicPr>
-                                          <a:picLocks noChangeAspect="1" noChangeArrowheads="1"/>
-                                        </pic:cNvPicPr>
-                                      </pic:nvPicPr>
-                                      <pic:blipFill>
-                                        <a:blip r:embed="rId10">
-                                          <a:extLst>
-                                            <a:ext uri="{28A0092B-C50C-407E-A947-70E740481C1C}">
-                                              <a14:useLocalDpi xmlns:a14="http://schemas.microsoft.com/office/drawing/2010/main" val="0"/>
-                                            </a:ext>
-                                          </a:extLst>
-                                        </a:blip>
-                                        <a:srcRect/>
-                                        <a:stretch>
-                                          <a:fillRect/>
-                                        </a:stretch>
-                                      </pic:blipFill>
-                                      <pic:spPr bwMode="auto">
-                                        <a:xfrm>
-                                          <a:off x="0" y="0"/>
-                                          <a:ext cx="3810000" cy="1409700"/>
-                                        </a:xfrm>
-                                        <a:prstGeom prst="rect">
-                                          <a:avLst/>
-                                        </a:prstGeom>
-                                        <a:noFill/>
-                                        <a:ln>
-                                          <a:noFill/>
-                                        </a:ln>
-                                      </pic:spPr>
-                                    </pic:pic>
-                                  </a:graphicData>
-                                </a:graphic>
-                              </wp:inline>
-                            </w:drawing>
-                          </w:r>
                         </w:p>
                       </w:txbxContent>
                     </v:textbox>
-                    <w10:wrap anchorx="page" anchory="page"/>
+                    <w10:wrap anchorx="margin" anchory="page"/>
                   </v:shape>
                 </w:pict>
               </mc:Fallback>
@@ -4204,7 +3761,7 @@
           <w:r>
             <w:fldChar w:fldCharType="separate"/>
           </w:r>
-          <w:hyperlink w:anchor="_Toc236989724" w:history="1">
+          <w:hyperlink w:anchor="_Toc236991241" w:history="1">
             <w:r>
               <w:rPr>
                 <w:rStyle w:val="Hyperlink"/>
@@ -4231,7 +3788,7 @@
                 <w:noProof/>
                 <w:webHidden/>
               </w:rPr>
-              <w:instrText xml:space="preserve"> PAGEREF _Toc236989724 \h </w:instrText>
+              <w:instrText xml:space="preserve"> PAGEREF _Toc236991241 \h </w:instrText>
             </w:r>
             <w:r>
               <w:rPr>
@@ -4278,7 +3835,7 @@
               <w14:ligatures w14:val="standardContextual"/>
             </w:rPr>
           </w:pPr>
-          <w:hyperlink w:anchor="_Toc236989725" w:history="1">
+          <w:hyperlink w:anchor="_Toc236991242" w:history="1">
             <w:r>
               <w:rPr>
                 <w:rStyle w:val="Hyperlink"/>
@@ -4305,7 +3862,7 @@
                 <w:noProof/>
                 <w:webHidden/>
               </w:rPr>
-              <w:instrText xml:space="preserve"> PAGEREF _Toc236989725 \h </w:instrText>
+              <w:instrText xml:space="preserve"> PAGEREF _Toc236991242 \h </w:instrText>
             </w:r>
             <w:r>
               <w:rPr>
@@ -4352,7 +3909,7 @@
               <w14:ligatures w14:val="standardContextual"/>
             </w:rPr>
           </w:pPr>
-          <w:hyperlink w:anchor="_Toc236989726" w:history="1">
+          <w:hyperlink w:anchor="_Toc236991243" w:history="1">
             <w:r>
               <w:rPr>
                 <w:rStyle w:val="Hyperlink"/>
@@ -4379,7 +3936,7 @@
                 <w:noProof/>
                 <w:webHidden/>
               </w:rPr>
-              <w:instrText xml:space="preserve"> PAGEREF _Toc236989726 \h </w:instrText>
+              <w:instrText xml:space="preserve"> PAGEREF _Toc236991243 \h </w:instrText>
             </w:r>
             <w:r>
               <w:rPr>
@@ -4426,7 +3983,7 @@
               <w14:ligatures w14:val="standardContextual"/>
             </w:rPr>
           </w:pPr>
-          <w:hyperlink w:anchor="_Toc236989727" w:history="1">
+          <w:hyperlink w:anchor="_Toc236991244" w:history="1">
             <w:r>
               <w:rPr>
                 <w:rStyle w:val="Hyperlink"/>
@@ -4453,7 +4010,7 @@
                 <w:noProof/>
                 <w:webHidden/>
               </w:rPr>
-              <w:instrText xml:space="preserve"> PAGEREF _Toc236989727 \h </w:instrText>
+              <w:instrText xml:space="preserve"> PAGEREF _Toc236991244 \h </w:instrText>
             </w:r>
             <w:r>
               <w:rPr>
@@ -4500,7 +4057,7 @@
               <w14:ligatures w14:val="standardContextual"/>
             </w:rPr>
           </w:pPr>
-          <w:hyperlink w:anchor="_Toc236989728" w:history="1">
+          <w:hyperlink w:anchor="_Toc236991245" w:history="1">
             <w:r>
               <w:rPr>
                 <w:rStyle w:val="Hyperlink"/>
@@ -4527,7 +4084,7 @@
                 <w:noProof/>
                 <w:webHidden/>
               </w:rPr>
-              <w:instrText xml:space="preserve"> PAGEREF _Toc236989728 \h </w:instrText>
+              <w:instrText xml:space="preserve"> PAGEREF _Toc236991245 \h </w:instrText>
             </w:r>
             <w:r>
               <w:rPr>
@@ -4574,7 +4131,7 @@
               <w14:ligatures w14:val="standardContextual"/>
             </w:rPr>
           </w:pPr>
-          <w:hyperlink w:anchor="_Toc236989729" w:history="1">
+          <w:hyperlink w:anchor="_Toc236991246" w:history="1">
             <w:r>
               <w:rPr>
                 <w:rStyle w:val="Hyperlink"/>
@@ -4601,7 +4158,7 @@
                 <w:noProof/>
                 <w:webHidden/>
               </w:rPr>
-              <w:instrText xml:space="preserve"> PAGEREF _Toc236989729 \h </w:instrText>
+              <w:instrText xml:space="preserve"> PAGEREF _Toc236991246 \h </w:instrText>
             </w:r>
             <w:r>
               <w:rPr>
@@ -4648,7 +4205,7 @@
               <w14:ligatures w14:val="standardContextual"/>
             </w:rPr>
           </w:pPr>
-          <w:hyperlink w:anchor="_Toc236989730" w:history="1">
+          <w:hyperlink w:anchor="_Toc236991247" w:history="1">
             <w:r>
               <w:rPr>
                 <w:rStyle w:val="Hyperlink"/>
@@ -4675,7 +4232,7 @@
                 <w:noProof/>
                 <w:webHidden/>
               </w:rPr>
-              <w:instrText xml:space="preserve"> PAGEREF _Toc236989730 \h </w:instrText>
+              <w:instrText xml:space="preserve"> PAGEREF _Toc236991247 \h </w:instrText>
             </w:r>
             <w:r>
               <w:rPr>
@@ -4722,7 +4279,7 @@
               <w14:ligatures w14:val="standardContextual"/>
             </w:rPr>
           </w:pPr>
-          <w:hyperlink w:anchor="_Toc236989731" w:history="1">
+          <w:hyperlink w:anchor="_Toc236991248" w:history="1">
             <w:r>
               <w:rPr>
                 <w:rStyle w:val="Hyperlink"/>
@@ -4749,7 +4306,7 @@
                 <w:noProof/>
                 <w:webHidden/>
               </w:rPr>
-              <w:instrText xml:space="preserve"> PAGEREF _Toc236989731 \h </w:instrText>
+              <w:instrText xml:space="preserve"> PAGEREF _Toc236991248 \h </w:instrText>
             </w:r>
             <w:r>
               <w:rPr>
@@ -4796,7 +4353,7 @@
               <w14:ligatures w14:val="standardContextual"/>
             </w:rPr>
           </w:pPr>
-          <w:hyperlink w:anchor="_Toc236989732" w:history="1">
+          <w:hyperlink w:anchor="_Toc236991249" w:history="1">
             <w:r>
               <w:rPr>
                 <w:rStyle w:val="Hyperlink"/>
@@ -4823,7 +4380,7 @@
                 <w:noProof/>
                 <w:webHidden/>
               </w:rPr>
-              <w:instrText xml:space="preserve"> PAGEREF _Toc236989732 \h </w:instrText>
+              <w:instrText xml:space="preserve"> PAGEREF _Toc236991249 \h </w:instrText>
             </w:r>
             <w:r>
               <w:rPr>
@@ -4870,7 +4427,7 @@
               <w14:ligatures w14:val="standardContextual"/>
             </w:rPr>
           </w:pPr>
-          <w:hyperlink w:anchor="_Toc236989733" w:history="1">
+          <w:hyperlink w:anchor="_Toc236991250" w:history="1">
             <w:r>
               <w:rPr>
                 <w:rStyle w:val="Hyperlink"/>
@@ -4897,7 +4454,7 @@
                 <w:noProof/>
                 <w:webHidden/>
               </w:rPr>
-              <w:instrText xml:space="preserve"> PAGEREF _Toc236989733 \h </w:instrText>
+              <w:instrText xml:space="preserve"> PAGEREF _Toc236991250 \h </w:instrText>
             </w:r>
             <w:r>
               <w:rPr>
@@ -4944,7 +4501,7 @@
               <w14:ligatures w14:val="standardContextual"/>
             </w:rPr>
           </w:pPr>
-          <w:hyperlink w:anchor="_Toc236989734" w:history="1">
+          <w:hyperlink w:anchor="_Toc236991251" w:history="1">
             <w:r>
               <w:rPr>
                 <w:rStyle w:val="Hyperlink"/>
@@ -4971,7 +4528,7 @@
                 <w:noProof/>
                 <w:webHidden/>
               </w:rPr>
-              <w:instrText xml:space="preserve"> PAGEREF _Toc236989734 \h </w:instrText>
+              <w:instrText xml:space="preserve"> PAGEREF _Toc236991251 \h </w:instrText>
             </w:r>
             <w:r>
               <w:rPr>
@@ -5018,7 +4575,7 @@
               <w14:ligatures w14:val="standardContextual"/>
             </w:rPr>
           </w:pPr>
-          <w:hyperlink w:anchor="_Toc236989735" w:history="1">
+          <w:hyperlink w:anchor="_Toc236991252" w:history="1">
             <w:r>
               <w:rPr>
                 <w:rStyle w:val="Hyperlink"/>
@@ -5045,7 +4602,7 @@
                 <w:noProof/>
                 <w:webHidden/>
               </w:rPr>
-              <w:instrText xml:space="preserve"> PAGEREF _Toc236989735 \h </w:instrText>
+              <w:instrText xml:space="preserve"> PAGEREF _Toc236991252 \h </w:instrText>
             </w:r>
             <w:r>
               <w:rPr>
@@ -5092,7 +4649,7 @@
               <w14:ligatures w14:val="standardContextual"/>
             </w:rPr>
           </w:pPr>
-          <w:hyperlink w:anchor="_Toc236989736" w:history="1">
+          <w:hyperlink w:anchor="_Toc236991253" w:history="1">
             <w:r>
               <w:rPr>
                 <w:rStyle w:val="Hyperlink"/>
@@ -5119,7 +4676,7 @@
                 <w:noProof/>
                 <w:webHidden/>
               </w:rPr>
-              <w:instrText xml:space="preserve"> PAGEREF _Toc236989736 \h </w:instrText>
+              <w:instrText xml:space="preserve"> PAGEREF _Toc236991253 \h </w:instrText>
             </w:r>
             <w:r>
               <w:rPr>
@@ -5166,7 +4723,7 @@
               <w14:ligatures w14:val="standardContextual"/>
             </w:rPr>
           </w:pPr>
-          <w:hyperlink w:anchor="_Toc236989737" w:history="1">
+          <w:hyperlink w:anchor="_Toc236991254" w:history="1">
             <w:r>
               <w:rPr>
                 <w:rStyle w:val="Hyperlink"/>
@@ -5193,7 +4750,7 @@
                 <w:noProof/>
                 <w:webHidden/>
               </w:rPr>
-              <w:instrText xml:space="preserve"> PAGEREF _Toc236989737 \h </w:instrText>
+              <w:instrText xml:space="preserve"> PAGEREF _Toc236991254 \h </w:instrText>
             </w:r>
             <w:r>
               <w:rPr>
@@ -5240,7 +4797,7 @@
               <w14:ligatures w14:val="standardContextual"/>
             </w:rPr>
           </w:pPr>
-          <w:hyperlink w:anchor="_Toc236989738" w:history="1">
+          <w:hyperlink w:anchor="_Toc236991255" w:history="1">
             <w:r>
               <w:rPr>
                 <w:rStyle w:val="Hyperlink"/>
@@ -5267,7 +4824,7 @@
                 <w:noProof/>
                 <w:webHidden/>
               </w:rPr>
-              <w:instrText xml:space="preserve"> PAGEREF _Toc236989738 \h </w:instrText>
+              <w:instrText xml:space="preserve"> PAGEREF _Toc236991255 \h </w:instrText>
             </w:r>
             <w:r>
               <w:rPr>
@@ -5314,7 +4871,7 @@
               <w14:ligatures w14:val="standardContextual"/>
             </w:rPr>
           </w:pPr>
-          <w:hyperlink w:anchor="_Toc236989739" w:history="1">
+          <w:hyperlink w:anchor="_Toc236991256" w:history="1">
             <w:r>
               <w:rPr>
                 <w:rStyle w:val="Hyperlink"/>
@@ -5341,7 +4898,7 @@
                 <w:noProof/>
                 <w:webHidden/>
               </w:rPr>
-              <w:instrText xml:space="preserve"> PAGEREF _Toc236989739 \h </w:instrText>
+              <w:instrText xml:space="preserve"> PAGEREF _Toc236991256 \h </w:instrText>
             </w:r>
             <w:r>
               <w:rPr>
@@ -5388,7 +4945,7 @@
               <w14:ligatures w14:val="standardContextual"/>
             </w:rPr>
           </w:pPr>
-          <w:hyperlink w:anchor="_Toc236989740" w:history="1">
+          <w:hyperlink w:anchor="_Toc236991257" w:history="1">
             <w:r>
               <w:rPr>
                 <w:rStyle w:val="Hyperlink"/>
@@ -5415,7 +4972,7 @@
                 <w:noProof/>
                 <w:webHidden/>
               </w:rPr>
-              <w:instrText xml:space="preserve"> PAGEREF _Toc236989740 \h </w:instrText>
+              <w:instrText xml:space="preserve"> PAGEREF _Toc236991257 \h </w:instrText>
             </w:r>
             <w:r>
               <w:rPr>
@@ -5462,7 +5019,7 @@
               <w14:ligatures w14:val="standardContextual"/>
             </w:rPr>
           </w:pPr>
-          <w:hyperlink w:anchor="_Toc236989741" w:history="1">
+          <w:hyperlink w:anchor="_Toc236991258" w:history="1">
             <w:r>
               <w:rPr>
                 <w:rStyle w:val="Hyperlink"/>
@@ -5489,7 +5046,7 @@
                 <w:noProof/>
                 <w:webHidden/>
               </w:rPr>
-              <w:instrText xml:space="preserve"> PAGEREF _Toc236989741 \h </w:instrText>
+              <w:instrText xml:space="preserve"> PAGEREF _Toc236991258 \h </w:instrText>
             </w:r>
             <w:r>
               <w:rPr>
@@ -5536,7 +5093,7 @@
               <w14:ligatures w14:val="standardContextual"/>
             </w:rPr>
           </w:pPr>
-          <w:hyperlink w:anchor="_Toc236989742" w:history="1">
+          <w:hyperlink w:anchor="_Toc236991259" w:history="1">
             <w:r>
               <w:rPr>
                 <w:rStyle w:val="Hyperlink"/>
@@ -5563,7 +5120,7 @@
                 <w:noProof/>
                 <w:webHidden/>
               </w:rPr>
-              <w:instrText xml:space="preserve"> PAGEREF _Toc236989742 \h </w:instrText>
+              <w:instrText xml:space="preserve"> PAGEREF _Toc236991259 \h </w:instrText>
             </w:r>
             <w:r>
               <w:rPr>
@@ -5610,7 +5167,7 @@
               <w14:ligatures w14:val="standardContextual"/>
             </w:rPr>
           </w:pPr>
-          <w:hyperlink w:anchor="_Toc236989743" w:history="1">
+          <w:hyperlink w:anchor="_Toc236991260" w:history="1">
             <w:r>
               <w:rPr>
                 <w:rStyle w:val="Hyperlink"/>
@@ -5637,7 +5194,7 @@
                 <w:noProof/>
                 <w:webHidden/>
               </w:rPr>
-              <w:instrText xml:space="preserve"> PAGEREF _Toc236989743 \h </w:instrText>
+              <w:instrText xml:space="preserve"> PAGEREF _Toc236991260 \h </w:instrText>
             </w:r>
             <w:r>
               <w:rPr>
@@ -5684,7 +5241,7 @@
               <w14:ligatures w14:val="standardContextual"/>
             </w:rPr>
           </w:pPr>
-          <w:hyperlink w:anchor="_Toc236989744" w:history="1">
+          <w:hyperlink w:anchor="_Toc236991261" w:history="1">
             <w:r>
               <w:rPr>
                 <w:rStyle w:val="Hyperlink"/>
@@ -5711,7 +5268,7 @@
                 <w:noProof/>
                 <w:webHidden/>
               </w:rPr>
-              <w:instrText xml:space="preserve"> PAGEREF _Toc236989744 \h </w:instrText>
+              <w:instrText xml:space="preserve"> PAGEREF _Toc236991261 \h </w:instrText>
             </w:r>
             <w:r>
               <w:rPr>
@@ -5758,7 +5315,7 @@
               <w14:ligatures w14:val="standardContextual"/>
             </w:rPr>
           </w:pPr>
-          <w:hyperlink w:anchor="_Toc236989745" w:history="1">
+          <w:hyperlink w:anchor="_Toc236991262" w:history="1">
             <w:r>
               <w:rPr>
                 <w:rStyle w:val="Hyperlink"/>
@@ -5785,7 +5342,7 @@
                 <w:noProof/>
                 <w:webHidden/>
               </w:rPr>
-              <w:instrText xml:space="preserve"> PAGEREF _Toc236989745 \h </w:instrText>
+              <w:instrText xml:space="preserve"> PAGEREF _Toc236991262 \h </w:instrText>
             </w:r>
             <w:r>
               <w:rPr>
@@ -5832,7 +5389,7 @@
               <w14:ligatures w14:val="standardContextual"/>
             </w:rPr>
           </w:pPr>
-          <w:hyperlink w:anchor="_Toc236989746" w:history="1">
+          <w:hyperlink w:anchor="_Toc236991263" w:history="1">
             <w:r>
               <w:rPr>
                 <w:rStyle w:val="Hyperlink"/>
@@ -5859,7 +5416,7 @@
                 <w:noProof/>
                 <w:webHidden/>
               </w:rPr>
-              <w:instrText xml:space="preserve"> PAGEREF _Toc236989746 \h </w:instrText>
+              <w:instrText xml:space="preserve"> PAGEREF _Toc236991263 \h </w:instrText>
             </w:r>
             <w:r>
               <w:rPr>
@@ -5906,7 +5463,7 @@
               <w14:ligatures w14:val="standardContextual"/>
             </w:rPr>
           </w:pPr>
-          <w:hyperlink w:anchor="_Toc236989747" w:history="1">
+          <w:hyperlink w:anchor="_Toc236991264" w:history="1">
             <w:r>
               <w:rPr>
                 <w:rStyle w:val="Hyperlink"/>
@@ -5933,7 +5490,7 @@
                 <w:noProof/>
                 <w:webHidden/>
               </w:rPr>
-              <w:instrText xml:space="preserve"> PAGEREF _Toc236989747 \h </w:instrText>
+              <w:instrText xml:space="preserve"> PAGEREF _Toc236991264 \h </w:instrText>
             </w:r>
             <w:r>
               <w:rPr>
@@ -5980,7 +5537,7 @@
               <w14:ligatures w14:val="standardContextual"/>
             </w:rPr>
           </w:pPr>
-          <w:hyperlink w:anchor="_Toc236989748" w:history="1">
+          <w:hyperlink w:anchor="_Toc236991265" w:history="1">
             <w:r>
               <w:rPr>
                 <w:rStyle w:val="Hyperlink"/>
@@ -6007,7 +5564,7 @@
                 <w:noProof/>
                 <w:webHidden/>
               </w:rPr>
-              <w:instrText xml:space="preserve"> PAGEREF _Toc236989748 \h </w:instrText>
+              <w:instrText xml:space="preserve"> PAGEREF _Toc236991265 \h </w:instrText>
             </w:r>
             <w:r>
               <w:rPr>
@@ -6027,7 +5584,7 @@
                 <w:noProof/>
                 <w:webHidden/>
               </w:rPr>
-              <w:t>14</w:t>
+              <w:t>15</w:t>
             </w:r>
             <w:r>
               <w:rPr>
@@ -6055,7 +5612,7 @@
               <w14:ligatures w14:val="standardContextual"/>
             </w:rPr>
           </w:pPr>
-          <w:hyperlink w:anchor="_Toc236989749" w:history="1">
+          <w:hyperlink w:anchor="_Toc236991266" w:history="1">
             <w:r>
               <w:rPr>
                 <w:rStyle w:val="Hyperlink"/>
@@ -6101,7 +5658,7 @@
                 <w:noProof/>
                 <w:webHidden/>
               </w:rPr>
-              <w:instrText xml:space="preserve"> PAGEREF _Toc236989749 \h </w:instrText>
+              <w:instrText xml:space="preserve"> PAGEREF _Toc236991266 \h </w:instrText>
             </w:r>
             <w:r>
               <w:rPr>
@@ -6121,7 +5678,7 @@
                 <w:noProof/>
                 <w:webHidden/>
               </w:rPr>
-              <w:t>15</w:t>
+              <w:t>16</w:t>
             </w:r>
             <w:r>
               <w:rPr>
@@ -6149,7 +5706,7 @@
               <w14:ligatures w14:val="standardContextual"/>
             </w:rPr>
           </w:pPr>
-          <w:hyperlink w:anchor="_Toc236989750" w:history="1">
+          <w:hyperlink w:anchor="_Toc236991267" w:history="1">
             <w:r>
               <w:rPr>
                 <w:rStyle w:val="Hyperlink"/>
@@ -6195,7 +5752,7 @@
                 <w:noProof/>
                 <w:webHidden/>
               </w:rPr>
-              <w:instrText xml:space="preserve"> PAGEREF _Toc236989750 \h </w:instrText>
+              <w:instrText xml:space="preserve"> PAGEREF _Toc236991267 \h </w:instrText>
             </w:r>
             <w:r>
               <w:rPr>
@@ -6215,7 +5772,7 @@
                 <w:noProof/>
                 <w:webHidden/>
               </w:rPr>
-              <w:t>15</w:t>
+              <w:t>16</w:t>
             </w:r>
             <w:r>
               <w:rPr>
@@ -6243,7 +5800,7 @@
               <w14:ligatures w14:val="standardContextual"/>
             </w:rPr>
           </w:pPr>
-          <w:hyperlink w:anchor="_Toc236989751" w:history="1">
+          <w:hyperlink w:anchor="_Toc236991268" w:history="1">
             <w:r>
               <w:rPr>
                 <w:rStyle w:val="Hyperlink"/>
@@ -6289,7 +5846,7 @@
                 <w:noProof/>
                 <w:webHidden/>
               </w:rPr>
-              <w:instrText xml:space="preserve"> PAGEREF _Toc236989751 \h </w:instrText>
+              <w:instrText xml:space="preserve"> PAGEREF _Toc236991268 \h </w:instrText>
             </w:r>
             <w:r>
               <w:rPr>
@@ -6337,7 +5894,7 @@
               <w14:ligatures w14:val="standardContextual"/>
             </w:rPr>
           </w:pPr>
-          <w:hyperlink w:anchor="_Toc236989752" w:history="1">
+          <w:hyperlink w:anchor="_Toc236991269" w:history="1">
             <w:r>
               <w:rPr>
                 <w:rStyle w:val="Hyperlink"/>
@@ -6383,7 +5940,7 @@
                 <w:noProof/>
                 <w:webHidden/>
               </w:rPr>
-              <w:instrText xml:space="preserve"> PAGEREF _Toc236989752 \h </w:instrText>
+              <w:instrText xml:space="preserve"> PAGEREF _Toc236991269 \h </w:instrText>
             </w:r>
             <w:r>
               <w:rPr>
@@ -6430,7 +5987,7 @@
               <w14:ligatures w14:val="standardContextual"/>
             </w:rPr>
           </w:pPr>
-          <w:hyperlink w:anchor="_Toc236989753" w:history="1">
+          <w:hyperlink w:anchor="_Toc236991270" w:history="1">
             <w:r>
               <w:rPr>
                 <w:rStyle w:val="Hyperlink"/>
@@ -6457,7 +6014,7 @@
                 <w:noProof/>
                 <w:webHidden/>
               </w:rPr>
-              <w:instrText xml:space="preserve"> PAGEREF _Toc236989753 \h </w:instrText>
+              <w:instrText xml:space="preserve"> PAGEREF _Toc236991270 \h </w:instrText>
             </w:r>
             <w:r>
               <w:rPr>
@@ -6477,7 +6034,7 @@
                 <w:noProof/>
                 <w:webHidden/>
               </w:rPr>
-              <w:t>18</w:t>
+              <w:t>19</w:t>
             </w:r>
             <w:r>
               <w:rPr>
@@ -6504,7 +6061,7 @@
               <w14:ligatures w14:val="standardContextual"/>
             </w:rPr>
           </w:pPr>
-          <w:hyperlink w:anchor="_Toc236989754" w:history="1">
+          <w:hyperlink w:anchor="_Toc236991271" w:history="1">
             <w:r>
               <w:rPr>
                 <w:rStyle w:val="Hyperlink"/>
@@ -6531,7 +6088,7 @@
                 <w:noProof/>
                 <w:webHidden/>
               </w:rPr>
-              <w:instrText xml:space="preserve"> PAGEREF _Toc236989754 \h </w:instrText>
+              <w:instrText xml:space="preserve"> PAGEREF _Toc236991271 \h </w:instrText>
             </w:r>
             <w:r>
               <w:rPr>
@@ -6551,7 +6108,7 @@
                 <w:noProof/>
                 <w:webHidden/>
               </w:rPr>
-              <w:t>18</w:t>
+              <w:t>19</w:t>
             </w:r>
             <w:r>
               <w:rPr>
@@ -6582,7 +6139,7 @@
       <w:pPr>
         <w:pStyle w:val="Heading1"/>
       </w:pPr>
-      <w:bookmarkStart w:id="0" w:name="_Toc236989724"/>
+      <w:bookmarkStart w:id="0" w:name="_Toc236991241"/>
       <w:r>
         <w:lastRenderedPageBreak/>
         <w:t>Project Objective</w:t>
@@ -6591,190 +6148,305 @@
     </w:p>
     <w:p>
       <w:pPr>
+        <w:pStyle w:val="Heading2"/>
+      </w:pPr>
+      <w:bookmarkStart w:id="1" w:name="_Toc236991242"/>
+      <w:r>
+        <w:t>Client background</w:t>
+      </w:r>
+      <w:bookmarkEnd w:id="1"/>
+    </w:p>
+    <w:p>
+      <w:pPr>
         <w:pStyle w:val="TNR"/>
       </w:pPr>
       <w:r>
-        <w:t>This section of the report generally outlines the why of your project.</w:t>
+        <w:t xml:space="preserve">The client for this project is Geoff Gordon who is a Network Administrator for </w:t>
+      </w:r>
+      <w:proofErr w:type="spellStart"/>
+      <w:r>
+        <w:t>WelTec</w:t>
+      </w:r>
+      <w:proofErr w:type="spellEnd"/>
+      <w:r>
+        <w:t xml:space="preserve"> and Whitireia, a local Polytechnic that is </w:t>
+      </w:r>
+      <w:r>
+        <w:t xml:space="preserve">a subsidiary of </w:t>
+      </w:r>
+      <w:proofErr w:type="spellStart"/>
+      <w:r>
+        <w:t>Te</w:t>
+      </w:r>
+      <w:proofErr w:type="spellEnd"/>
+      <w:r>
+        <w:t xml:space="preserve"> </w:t>
+      </w:r>
+      <w:proofErr w:type="spellStart"/>
+      <w:r>
+        <w:t>Pūkenga</w:t>
+      </w:r>
+      <w:proofErr w:type="spellEnd"/>
+      <w:r>
+        <w:t xml:space="preserve"> – New Zealand</w:t>
+      </w:r>
+      <w:r>
+        <w:t>’s</w:t>
+      </w:r>
+      <w:r>
+        <w:t xml:space="preserve"> Institute of Skills and Technology</w:t>
+      </w:r>
+      <w:r>
+        <w:t xml:space="preserve">. Geoff offers technical support to staff, students and lecturers’ and is an on-site “fix-it” man for delivering technical solutions and helpful ideas (Whitireia &amp; </w:t>
+      </w:r>
+      <w:proofErr w:type="spellStart"/>
+      <w:r>
+        <w:t>Weltec</w:t>
+      </w:r>
+      <w:proofErr w:type="spellEnd"/>
+      <w:r>
+        <w:t>, n.d</w:t>
+      </w:r>
+      <w:r>
+        <w:t>.</w:t>
+      </w:r>
+      <w:r>
+        <w:t>).</w:t>
+      </w:r>
+    </w:p>
+    <w:p>
+      <w:pPr>
+        <w:pStyle w:val="TNR"/>
+      </w:pPr>
+      <w:r>
+        <w:t xml:space="preserve">The key problem they would like solved is the comparison of traditional forensic tools to AI versions of forensic tools so that we may develop an analysis of whether or not AI is a worthwhile venture for forensics or if it uses an unreasonable </w:t>
+      </w:r>
+      <w:proofErr w:type="gramStart"/>
+      <w:r>
+        <w:t>amount</w:t>
+      </w:r>
+      <w:proofErr w:type="gramEnd"/>
+      <w:r>
+        <w:t xml:space="preserve"> of resources. </w:t>
       </w:r>
     </w:p>
     <w:p>
       <w:pPr>
         <w:pStyle w:val="Heading2"/>
       </w:pPr>
-      <w:bookmarkStart w:id="1" w:name="_Toc236989725"/>
-      <w:r>
-        <w:t>Client background</w:t>
-      </w:r>
-      <w:bookmarkEnd w:id="1"/>
+      <w:bookmarkStart w:id="2" w:name="_Toc236991243"/>
+      <w:r>
+        <w:t>Deliverables</w:t>
+      </w:r>
+      <w:bookmarkEnd w:id="2"/>
     </w:p>
     <w:p>
       <w:pPr>
         <w:pStyle w:val="TNR"/>
       </w:pPr>
       <w:r>
-        <w:t xml:space="preserve">The client for this project is Geoff Gordon who is a Network Administrator for </w:t>
-      </w:r>
-      <w:proofErr w:type="spellStart"/>
-      <w:r>
-        <w:t>WelTec</w:t>
-      </w:r>
-      <w:proofErr w:type="spellEnd"/>
-      <w:r>
-        <w:t xml:space="preserve"> and Whitireia, a local Polytechnic that is </w:t>
-      </w:r>
-      <w:r>
-        <w:t xml:space="preserve">a subsidiary of </w:t>
-      </w:r>
-      <w:proofErr w:type="spellStart"/>
-      <w:r>
-        <w:t>Te</w:t>
-      </w:r>
-      <w:proofErr w:type="spellEnd"/>
-      <w:r>
-        <w:t xml:space="preserve"> </w:t>
-      </w:r>
-      <w:proofErr w:type="spellStart"/>
-      <w:r>
-        <w:t>Pūkenga</w:t>
-      </w:r>
-      <w:proofErr w:type="spellEnd"/>
-      <w:r>
-        <w:t xml:space="preserve"> – New Zealand</w:t>
-      </w:r>
-      <w:r>
-        <w:t>’s</w:t>
-      </w:r>
-      <w:r>
-        <w:t xml:space="preserve"> Institute of Skills and Technology</w:t>
-      </w:r>
-      <w:r>
-        <w:t xml:space="preserve">. Geoff offers technical support to staff, students and lecturers’ and is an on-site “fix-it” man for delivering technical solutions and helpful ideas (Whitireia &amp; </w:t>
-      </w:r>
-      <w:proofErr w:type="spellStart"/>
-      <w:r>
-        <w:t>Weltec</w:t>
-      </w:r>
-      <w:proofErr w:type="spellEnd"/>
-      <w:r>
-        <w:t xml:space="preserve">, </w:t>
-      </w:r>
-      <w:proofErr w:type="spellStart"/>
-      <w:r>
-        <w:t>n.d</w:t>
-      </w:r>
-      <w:proofErr w:type="spellEnd"/>
-      <w:r>
-        <w:t xml:space="preserve">). </w:t>
-      </w:r>
+        <w:t xml:space="preserve">The main deliverable for this project will be a research report that discusses our working output and analysis for every file that we have tested our tools and locally hosted AI on and the resulting output of our findings. The deliverables will also include either a live demonstration or a video demonstration depending on the viability of what is included within it. </w:t>
+      </w:r>
+    </w:p>
+    <w:p>
+      <w:pPr>
+        <w:pStyle w:val="Heading2"/>
+      </w:pPr>
+      <w:bookmarkStart w:id="3" w:name="_Toc236991244"/>
+      <w:r>
+        <w:t>Must haves</w:t>
+      </w:r>
+      <w:bookmarkEnd w:id="3"/>
     </w:p>
     <w:p>
       <w:pPr>
         <w:pStyle w:val="TNR"/>
       </w:pPr>
       <w:r>
-        <w:t xml:space="preserve">The key problem they would like solved is the comparison of traditional forensic tools to AI versions of forensic tools so that we may develop an analysis of whether or not AI is a worthwhile venture for forensics or if it uses an unreasonable amount of resources. </w:t>
+        <w:t xml:space="preserve">The main project ‘must have’ is proving that both types of tools can be run on one machine and having a test plan that can be completed by both types of tools. It is important that the final report includes a discussion on what sections of the forensic process have been impacted the most by Artificial Intelligence and what makes it worth using the resources. This discussion must also include why exactly it is worth it or not worth it, to invest in the resources into using AI. </w:t>
       </w:r>
     </w:p>
     <w:p>
       <w:pPr>
         <w:pStyle w:val="Heading2"/>
       </w:pPr>
-      <w:bookmarkStart w:id="2" w:name="_Toc236989726"/>
-      <w:r>
-        <w:t>Deliverables</w:t>
-      </w:r>
-      <w:bookmarkEnd w:id="2"/>
+      <w:bookmarkStart w:id="4" w:name="_Toc236991245"/>
+      <w:r>
+        <w:t>Nice to haves</w:t>
+      </w:r>
+      <w:bookmarkEnd w:id="4"/>
     </w:p>
     <w:p>
       <w:pPr>
         <w:pStyle w:val="TNR"/>
       </w:pPr>
       <w:r>
-        <w:t xml:space="preserve">The main deliverable for this project will be a research report that discusses our working output and analysis for every file that we have tested our tools and locally hosted AI on and the resulting output of our findings. The deliverables will also include either a live demonstration or a video demonstration depending on the viability of what is included within it. </w:t>
-      </w:r>
+        <w:t xml:space="preserve">The ethicality and risks of data leakage aren’t necessarily </w:t>
+      </w:r>
+      <w:r>
+        <w:t>required as part</w:t>
+      </w:r>
+      <w:r>
+        <w:t xml:space="preserve"> of the project but would be considered a </w:t>
+      </w:r>
+      <w:r>
+        <w:t>‘</w:t>
+      </w:r>
+      <w:r>
+        <w:t>nice to have</w:t>
+      </w:r>
+      <w:r>
+        <w:t>’</w:t>
+      </w:r>
+      <w:r>
+        <w:t xml:space="preserve"> in the final version. Other ‘luxuries’ would include testing on larger models; however, this does come at the cost of requiring more equipment such as higher-end GPUs with more memory. Therefore, being able to test on a setup with </w:t>
+      </w:r>
+      <w:r>
+        <w:t>two</w:t>
+      </w:r>
+      <w:r>
+        <w:t xml:space="preserve"> graphics cards is considered superfluous but will be excellent to include if we are able to manage that. </w:t>
+      </w:r>
+    </w:p>
+    <w:p>
+      <w:pPr>
+        <w:pStyle w:val="TNR"/>
+      </w:pPr>
+      <w:r>
+        <w:t xml:space="preserve">It is also of mention that one of the outputs you could expect with more technology available, is the ability to see if the larger model output is worth the extra resources invested. This is due to the fact that accuracy is a very important factor in the production of a forensics report. Having the ability to tell if more resources invested leads to a higher degree of usefulness/quality from the AI, would be helpful. </w:t>
+      </w:r>
+    </w:p>
+    <w:p>
+      <w:pPr>
+        <w:pStyle w:val="TNR"/>
+      </w:pPr>
+      <w:r>
+        <w:t xml:space="preserve">Another extra addition to the project could be an environment or scripts that help to automate certain activities. If it is within our capability, having a record that data is not leaving the network by tracking the flow of packets from the computer during the extent of this project is also something that can be considered as a stretch goal. </w:t>
+      </w:r>
+    </w:p>
+    <w:p>
+      <w:pPr>
+        <w:pStyle w:val="TNR"/>
+        <w:rPr>
+          <w:color w:val="EE0000"/>
+        </w:rPr>
+      </w:pPr>
+      <w:r>
+        <w:rPr>
+          <w:color w:val="EE0000"/>
+        </w:rPr>
+        <w:t xml:space="preserve">As </w:t>
+      </w:r>
+      <w:r>
+        <w:rPr>
+          <w:color w:val="EE0000"/>
+        </w:rPr>
+        <w:t xml:space="preserve">Digital forensics is often categorised within incident response, we </w:t>
+      </w:r>
+      <w:r>
+        <w:rPr>
+          <w:color w:val="EE0000"/>
+        </w:rPr>
+        <w:t xml:space="preserve">may touch upon </w:t>
+      </w:r>
+      <w:r>
+        <w:rPr>
+          <w:color w:val="EE0000"/>
+        </w:rPr>
+        <w:t xml:space="preserve">evidence collection aspects, but will not </w:t>
+      </w:r>
+      <w:r>
+        <w:rPr>
+          <w:color w:val="EE0000"/>
+        </w:rPr>
+        <w:t xml:space="preserve">be addressing any </w:t>
+      </w:r>
+      <w:r>
+        <w:rPr>
+          <w:color w:val="EE0000"/>
+        </w:rPr>
+        <w:t>time-sensitive aspects of incident response</w:t>
+      </w:r>
+      <w:r>
+        <w:rPr>
+          <w:color w:val="EE0000"/>
+        </w:rPr>
+        <w:t xml:space="preserve">, as we are not </w:t>
+      </w:r>
+      <w:r>
+        <w:rPr>
+          <w:color w:val="EE0000"/>
+        </w:rPr>
+        <w:t xml:space="preserve">responding to any incident nor are performing forensics for any third party besides our client, Geoff Gordon. </w:t>
+      </w:r>
+    </w:p>
+    <w:p>
+      <w:pPr>
+        <w:pStyle w:val="TNR"/>
+      </w:pPr>
     </w:p>
     <w:p>
       <w:pPr>
         <w:pStyle w:val="Heading2"/>
       </w:pPr>
-      <w:bookmarkStart w:id="3" w:name="_Toc236989727"/>
-      <w:r>
-        <w:t>Must haves</w:t>
-      </w:r>
-      <w:bookmarkEnd w:id="3"/>
+      <w:bookmarkStart w:id="5" w:name="_Toc236991246"/>
+      <w:r>
+        <w:lastRenderedPageBreak/>
+        <w:t>Scope</w:t>
+      </w:r>
+      <w:bookmarkEnd w:id="5"/>
     </w:p>
     <w:p>
       <w:pPr>
         <w:pStyle w:val="TNR"/>
       </w:pPr>
       <w:r>
-        <w:t xml:space="preserve">The main project ‘must have’ is proving that both types of tools can be run on one machine and having a test plan that can be completed by both types of tools. It is important that the final report includes a discussion on what sections of the forensic process have been impacted the most by Artificial Intelligence and what makes it worth using the resources. This discussion must also include why exactly it is worth it or not worth it, to invest in the resources into using AI. </w:t>
-      </w:r>
-    </w:p>
-    <w:p>
-      <w:pPr>
-        <w:pStyle w:val="Heading2"/>
-      </w:pPr>
-      <w:bookmarkStart w:id="4" w:name="_Toc236989728"/>
-      <w:r>
-        <w:t>Nice to haves</w:t>
-      </w:r>
-      <w:bookmarkEnd w:id="4"/>
+        <w:t xml:space="preserve">Tools that can be run in the Kali Linux environment for the intended uses of performing digital forensics against publicly available datasets are within the scope of this project. Forensic testing and analysis will be performed on OS and mobile-based datasets. As forensics expands a wide variety of activities such as data-carving, memory forensics and network forensics, these will all be considered in-scope for this project as we are looking to test these tools against a variety of different datasets to display their strengths and weaknesses.  The testing of legacy forensics tools and tools that are aided by artificial intelligence are in scope as we are looking to compare the two types of </w:t>
+      </w:r>
+      <w:proofErr w:type="gramStart"/>
+      <w:r>
+        <w:t>tool</w:t>
+      </w:r>
+      <w:proofErr w:type="gramEnd"/>
+      <w:r>
+        <w:t xml:space="preserve">. The analysis and documentation of said testing is also within scope. </w:t>
+      </w:r>
     </w:p>
     <w:p>
       <w:pPr>
         <w:pStyle w:val="TNR"/>
       </w:pPr>
       <w:r>
-        <w:t xml:space="preserve">The ethicality and risks of data leakage aren’t necessarily included in the scope of the project but would be considered a “nice to have” in the final version. Other ‘luxuries’ would include testing on larger models; however, this does come at the cost of requiring more equipment such as higher-end GPUs with more memory. Therefore, being able to test on a setup with 2 graphics cards is considered superfluous but will be excellent to include if we are able to manage that. </w:t>
-      </w:r>
-    </w:p>
-    <w:p>
-      <w:pPr>
-        <w:pStyle w:val="TNR"/>
-      </w:pPr>
-      <w:r>
-        <w:t xml:space="preserve">It is also of mention that one of the outputs you could expect with more technology available, is the ability to see if the larger model output is worth the extra resources invested. This is due to the fact that accuracy is a very important factor in the production of a forensics report. Having the ability to tell if more resources invested leads to a higher degree of usefulness/quality from the AI, would be helpful. </w:t>
-      </w:r>
-    </w:p>
-    <w:p>
-      <w:pPr>
-        <w:pStyle w:val="TNR"/>
-      </w:pPr>
-      <w:r>
-        <w:t xml:space="preserve">Another extra addition to the project could be an environment or scripts that help to automate certain activities. If it is within our capability, having a record that data is not leaving the network by tracking the flow of packets from the computer during the extent of this project is also something that can be considered as a stretch goal. </w:t>
-      </w:r>
-    </w:p>
-    <w:p>
-      <w:pPr>
-        <w:pStyle w:val="Heading2"/>
-      </w:pPr>
-      <w:bookmarkStart w:id="5" w:name="_Toc236989729"/>
-      <w:r>
-        <w:t>Scope</w:t>
-      </w:r>
-      <w:bookmarkEnd w:id="5"/>
-    </w:p>
-    <w:p>
-      <w:pPr>
-        <w:pStyle w:val="TNR"/>
-      </w:pPr>
-      <w:r>
-        <w:t xml:space="preserve">Tools that can be run in the Kali Linux environment for the intended uses of performing digital forensics against publicly available datasets are within the scope of this project. Forensic testing and analysis will be performed on OS and mobile-based datasets. As forensics expands a wide variety of activities such as data-carving, memory forensics and network forensics, these will all be considered in-scope for this project as we are looking to test these tools against a variety of different datasets to display their strengths and weaknesses.  The testing of legacy forensics tools and tools that are aided by artificial intelligence are in scope as we are looking to compare the two types of tool. The analysis and documentation of said testing is also within scope. </w:t>
-      </w:r>
-    </w:p>
-    <w:p>
-      <w:pPr>
-        <w:pStyle w:val="TNR"/>
-      </w:pPr>
-    </w:p>
-    <w:p>
-      <w:pPr>
-        <w:pStyle w:val="TNR"/>
-      </w:pPr>
-      <w:r>
-        <w:lastRenderedPageBreak/>
-        <w:t xml:space="preserve">The development of our own tools for forensics purposes isn’t considered within the scope of the project; we will be using publicly available ones instead. Ethics and risks of data leakages while considered a nice to have inclusion, are still considered to be outside the scope of this project. Cloud-based tools are also out of scope, this is because the machine we will be working on is a locally hosted machine on a local network. Digital forensics is usually categorised in within incident response, we are strictly doing the forensics side of IRDF, we will only be testing on previously available datasets as we are not responding to any incident nor are performing forensics for any third party besides our client, Geoff Gordon. </w:t>
+        <w:t xml:space="preserve">The development of our own tools for forensics purposes isn’t considered within the scope of the project; we will be using publicly available ones instead. </w:t>
+      </w:r>
+      <w:r>
+        <w:t xml:space="preserve">While a </w:t>
+      </w:r>
+      <w:r>
+        <w:t>brief discussion on e</w:t>
+      </w:r>
+      <w:r>
+        <w:t xml:space="preserve">thics and risks of data leakages </w:t>
+      </w:r>
+      <w:r>
+        <w:t xml:space="preserve">is </w:t>
+      </w:r>
+      <w:r>
+        <w:t xml:space="preserve">considered a nice to have inclusion, </w:t>
+      </w:r>
+      <w:r>
+        <w:t>a full investigation into them is</w:t>
+      </w:r>
+      <w:r>
+        <w:t xml:space="preserve"> considered to be outside the scope of this project. Cloud-based tools are also out of </w:t>
+      </w:r>
+      <w:proofErr w:type="gramStart"/>
+      <w:r>
+        <w:t>scope,</w:t>
+      </w:r>
+      <w:proofErr w:type="gramEnd"/>
+      <w:r>
+        <w:t xml:space="preserve"> this is because the machine we will be working on is a locally hosted machine on a local network. </w:t>
       </w:r>
     </w:p>
     <w:p>
@@ -6926,6 +6598,372 @@
     </w:p>
     <w:p>
       <w:pPr>
+        <w:pStyle w:val="Heading1"/>
+      </w:pPr>
+      <w:bookmarkStart w:id="6" w:name="_Toc236991247"/>
+      <w:r>
+        <w:lastRenderedPageBreak/>
+        <w:t>Project Plan</w:t>
+      </w:r>
+      <w:bookmarkEnd w:id="6"/>
+    </w:p>
+    <w:p>
+      <w:pPr>
+        <w:pStyle w:val="Heading2"/>
+      </w:pPr>
+      <w:bookmarkStart w:id="7" w:name="_Toc236991248"/>
+      <w:r>
+        <w:t>Methodology</w:t>
+      </w:r>
+      <w:bookmarkEnd w:id="7"/>
+    </w:p>
+    <w:p>
+      <w:pPr>
+        <w:pStyle w:val="Heading3"/>
+      </w:pPr>
+      <w:r>
+        <w:t>Kanban</w:t>
+      </w:r>
+    </w:p>
+    <w:p>
+      <w:pPr>
+        <w:pStyle w:val="TNR"/>
+      </w:pPr>
+      <w:r>
+        <w:t>The Project Management methodology that we will be using is for this project is Kanban. We have selected Kanban because it is one of the key Project Methodologies used in the current real-world workplaces</w:t>
+      </w:r>
+      <w:sdt>
+        <w:sdtPr>
+          <w:id w:val="1397781156"/>
+          <w:citation/>
+        </w:sdtPr>
+        <w:sdtContent>
+          <w:r>
+            <w:fldChar w:fldCharType="begin"/>
+          </w:r>
+          <w:r>
+            <w:rPr>
+              <w:lang w:val="en-US"/>
+            </w:rPr>
+            <w:instrText xml:space="preserve"> CITATION Dan \l 1033 </w:instrText>
+          </w:r>
+          <w:r>
+            <w:fldChar w:fldCharType="separate"/>
+          </w:r>
+          <w:r>
+            <w:rPr>
+              <w:noProof/>
+              <w:lang w:val="en-US"/>
+            </w:rPr>
+            <w:t xml:space="preserve"> (Radigan, n.d.)</w:t>
+          </w:r>
+          <w:r>
+            <w:fldChar w:fldCharType="end"/>
+          </w:r>
+        </w:sdtContent>
+      </w:sdt>
+      <w:r>
+        <w:t>. Kanban is a visual workflow management method that will allow us to better visualize the workload and optimise it according to demand. Kanban works best for us because it is familiar to us as we have used it in previous classes and can be integrated seamlessly into our project.</w:t>
+      </w:r>
+    </w:p>
+    <w:p>
+      <w:pPr>
+        <w:pStyle w:val="Heading3"/>
+      </w:pPr>
+      <w:r>
+        <w:t>NIST CTFF</w:t>
+      </w:r>
+    </w:p>
+    <w:p>
+      <w:pPr>
+        <w:pStyle w:val="TNR"/>
+      </w:pPr>
+      <w:r>
+        <w:t xml:space="preserve">The Testing Methodology that we have selected is the Computer Forensic Tool Testing </w:t>
+      </w:r>
+      <w:r>
+        <w:t>(</w:t>
+      </w:r>
+      <w:r>
+        <w:t>CFTT</w:t>
+      </w:r>
+      <w:r>
+        <w:t>) p</w:t>
+      </w:r>
+      <w:r>
+        <w:t xml:space="preserve">rocess by </w:t>
+      </w:r>
+      <w:r>
+        <w:t>National Institute of Standards and Technology (</w:t>
+      </w:r>
+      <w:r>
+        <w:t>NIST</w:t>
+      </w:r>
+      <w:r>
+        <w:t>)</w:t>
+      </w:r>
+      <w:r>
+        <w:t>,</w:t>
+      </w:r>
+      <w:r>
+        <w:t xml:space="preserve"> which is a functionality driven testing methodology</w:t>
+      </w:r>
+      <w:sdt>
+        <w:sdtPr>
+          <w:id w:val="-1745091917"/>
+          <w:citation/>
+        </w:sdtPr>
+        <w:sdtContent>
+          <w:r>
+            <w:fldChar w:fldCharType="begin"/>
+          </w:r>
+          <w:r>
+            <w:rPr>
+              <w:lang w:val="en-US"/>
+            </w:rPr>
+            <w:instrText xml:space="preserve"> CITATION NIS26 \l 1033 </w:instrText>
+          </w:r>
+          <w:r>
+            <w:fldChar w:fldCharType="separate"/>
+          </w:r>
+          <w:r>
+            <w:rPr>
+              <w:noProof/>
+              <w:lang w:val="en-US"/>
+            </w:rPr>
+            <w:t xml:space="preserve"> (NIST, 2026)</w:t>
+          </w:r>
+          <w:r>
+            <w:fldChar w:fldCharType="end"/>
+          </w:r>
+        </w:sdtContent>
+      </w:sdt>
+      <w:r>
+        <w:rPr>
+          <w:noProof/>
+          <w:lang w:val="en-US"/>
+        </w:rPr>
+        <w:t xml:space="preserve">. </w:t>
+      </w:r>
+      <w:r>
+        <w:t>W</w:t>
+      </w:r>
+      <w:r>
+        <w:t xml:space="preserve">e believe </w:t>
+      </w:r>
+      <w:r>
+        <w:t xml:space="preserve">it </w:t>
+      </w:r>
+      <w:r>
+        <w:t>reflects the requirements of our project because of the nature of the research driven outcomes</w:t>
+      </w:r>
+      <w:r>
+        <w:t>.</w:t>
+      </w:r>
+      <w:r>
+        <w:t xml:space="preserve"> </w:t>
+      </w:r>
+      <w:r>
+        <w:t>The</w:t>
+      </w:r>
+      <w:r>
+        <w:t xml:space="preserve"> adapted</w:t>
+      </w:r>
+      <w:r>
+        <w:t xml:space="preserve"> CFTT</w:t>
+      </w:r>
+      <w:r>
+        <w:t xml:space="preserve"> process is as follows</w:t>
+      </w:r>
+      <w:r>
+        <w:t>:</w:t>
+      </w:r>
+      <w:r>
+        <w:t xml:space="preserve"> Acquire tool to be tested, Review tool documentation, </w:t>
+      </w:r>
+      <w:proofErr w:type="gramStart"/>
+      <w:r>
+        <w:t>Select</w:t>
+      </w:r>
+      <w:proofErr w:type="gramEnd"/>
+      <w:r>
+        <w:t xml:space="preserve"> relevant test cases depending on features supported by tool, </w:t>
+      </w:r>
+      <w:proofErr w:type="gramStart"/>
+      <w:r>
+        <w:t>Develop</w:t>
+      </w:r>
+      <w:proofErr w:type="gramEnd"/>
+      <w:r>
+        <w:t xml:space="preserve"> </w:t>
+      </w:r>
+      <w:r>
+        <w:t>t</w:t>
+      </w:r>
+      <w:r>
+        <w:t xml:space="preserve">est strategy, </w:t>
+      </w:r>
+      <w:proofErr w:type="gramStart"/>
+      <w:r>
+        <w:t>Execute</w:t>
+      </w:r>
+      <w:proofErr w:type="gramEnd"/>
+      <w:r>
+        <w:t xml:space="preserve"> tests, </w:t>
+      </w:r>
+      <w:proofErr w:type="gramStart"/>
+      <w:r>
+        <w:t>Produce</w:t>
+      </w:r>
+      <w:proofErr w:type="gramEnd"/>
+      <w:r>
+        <w:t xml:space="preserve"> test report, </w:t>
+      </w:r>
+      <w:r>
+        <w:t>Team r</w:t>
+      </w:r>
+      <w:r>
+        <w:t>eview</w:t>
+      </w:r>
+      <w:r>
+        <w:t>s</w:t>
+      </w:r>
+      <w:r>
+        <w:t xml:space="preserve"> test report, </w:t>
+      </w:r>
+      <w:r>
+        <w:t>Client</w:t>
+      </w:r>
+      <w:r>
+        <w:t xml:space="preserve"> reviews test report,</w:t>
+      </w:r>
+      <w:r>
+        <w:t xml:space="preserve"> Add findings to final report</w:t>
+      </w:r>
+      <w:r>
+        <w:t xml:space="preserve">. </w:t>
+      </w:r>
+    </w:p>
+    <w:p>
+      <w:pPr>
+        <w:pStyle w:val="TNR"/>
+      </w:pPr>
+      <w:r>
+        <w:t>Using this testing process, we believe that we can achieve the outcomes required of our project as it is a testing process specific to tool testing.</w:t>
+      </w:r>
+    </w:p>
+    <w:p>
+      <w:pPr>
+        <w:pStyle w:val="Heading2"/>
+      </w:pPr>
+      <w:bookmarkStart w:id="8" w:name="_Toc236991250"/>
+      <w:r>
+        <w:t>Technologies</w:t>
+      </w:r>
+      <w:bookmarkEnd w:id="8"/>
+    </w:p>
+    <w:p>
+      <w:pPr>
+        <w:pStyle w:val="TNR"/>
+      </w:pPr>
+      <w:r>
+        <w:t xml:space="preserve">The technologies that will be used for this research project are LM </w:t>
+      </w:r>
+      <w:r>
+        <w:t>S</w:t>
+      </w:r>
+      <w:r>
+        <w:t xml:space="preserve">tudio and a PC, as well as AI tools. The PC will be used to locally host the LM </w:t>
+      </w:r>
+      <w:r>
+        <w:t>S</w:t>
+      </w:r>
+      <w:r>
+        <w:t xml:space="preserve">tudio application which can run AI models from a local computer instead of running them through online </w:t>
+      </w:r>
+      <w:r>
+        <w:t>Large Language Models (</w:t>
+      </w:r>
+      <w:r>
+        <w:t>LLMs</w:t>
+      </w:r>
+      <w:r>
+        <w:t>)</w:t>
+      </w:r>
+      <w:r>
+        <w:t xml:space="preserve"> which can prove to be a security risk as information is being sent out of the machine to an externally hosted datacentre. </w:t>
+      </w:r>
+    </w:p>
+    <w:p>
+      <w:pPr>
+        <w:pStyle w:val="TNR"/>
+      </w:pPr>
+      <w:r>
+        <w:t xml:space="preserve">Everything will be running off of the </w:t>
+      </w:r>
+      <w:r>
+        <w:t>Kali Digital Forensics Operating System</w:t>
+      </w:r>
+      <w:r>
+        <w:t xml:space="preserve"> which is a version of Linux optimised for digital forensics, using this we will be running legacy tools which can be compared to the AI tools from the same system.</w:t>
+      </w:r>
+    </w:p>
+    <w:p>
+      <w:pPr>
+        <w:pStyle w:val="TNR"/>
+      </w:pPr>
+      <w:r>
+        <w:t>Our group will be using GitHub repository in order to collate our work, and which provides us with a clear history of changes and can provide a timeline for when work was completed in order to be presented once the project has been completed.</w:t>
+      </w:r>
+    </w:p>
+    <w:p>
+      <w:pPr>
+        <w:pStyle w:val="TNR"/>
+      </w:pPr>
+      <w:r>
+        <w:t xml:space="preserve">The team will communicate </w:t>
+      </w:r>
+      <w:r>
+        <w:t xml:space="preserve">primarily using </w:t>
+      </w:r>
+      <w:r>
+        <w:t>Discord</w:t>
+      </w:r>
+      <w:r>
+        <w:t>.</w:t>
+      </w:r>
+    </w:p>
+    <w:p>
+      <w:pPr>
+        <w:pStyle w:val="Heading2"/>
+      </w:pPr>
+      <w:bookmarkStart w:id="9" w:name="_Toc236991251"/>
+      <w:r>
+        <w:t>Project budget</w:t>
+      </w:r>
+      <w:bookmarkEnd w:id="9"/>
+    </w:p>
+    <w:p>
+      <w:pPr>
+        <w:pStyle w:val="TNR"/>
+      </w:pPr>
+      <w:r>
+        <w:t xml:space="preserve">Our project should not include any costs whatsoever to the client or the team members because all equipment used are either provided by team members, client or Whitireia and </w:t>
+      </w:r>
+      <w:proofErr w:type="spellStart"/>
+      <w:r>
+        <w:t>Weltec</w:t>
+      </w:r>
+      <w:proofErr w:type="spellEnd"/>
+      <w:r>
+        <w:t>, and any software used should be free.</w:t>
+      </w:r>
+      <w:r>
+        <w:t xml:space="preserve"> The equipment submitted for the project will be returned to the relative owners after the project is completed.</w:t>
+      </w:r>
+    </w:p>
+    <w:p>
+      <w:pPr>
         <w:rPr>
           <w:lang w:val="en-NZ"/>
         </w:rPr>
@@ -6949,274 +6987,62 @@
       <w:pPr>
         <w:pStyle w:val="Heading1"/>
       </w:pPr>
-      <w:bookmarkStart w:id="6" w:name="_Toc236989730"/>
-      <w:r>
-        <w:lastRenderedPageBreak/>
-        <w:t>Project Plan</w:t>
-      </w:r>
-      <w:bookmarkEnd w:id="6"/>
-    </w:p>
-    <w:p>
-      <w:pPr>
-        <w:pStyle w:val="Heading2"/>
-      </w:pPr>
-      <w:bookmarkStart w:id="7" w:name="_Toc236989731"/>
-      <w:r>
-        <w:t>Methodology</w:t>
-      </w:r>
-      <w:bookmarkEnd w:id="7"/>
-    </w:p>
-    <w:p>
-      <w:pPr>
-        <w:pStyle w:val="TNR"/>
-      </w:pPr>
-      <w:r>
-        <w:t>The Project Management methodology that we will be using is for this project is Kanban. We have selected Kanban because it is one of the key Project Methodologies used in the current real-world workplaces. Kanban is a visual workflow management method that will allow us to better visualize the workload and optimise it according to demand. Kanban works best for us because it is familiar to us as we have used it in previous classes and can be integrated seamlessly into our project.</w:t>
-      </w:r>
-    </w:p>
-    <w:p>
-      <w:pPr>
-        <w:pStyle w:val="Heading2"/>
-      </w:pPr>
-      <w:hyperlink r:id="rId11" w:history="1">
-        <w:bookmarkStart w:id="8" w:name="_Toc236989732"/>
-        <w:r>
-          <w:rPr>
-            <w:rStyle w:val="Hyperlink"/>
-          </w:rPr>
-          <w:t>Kanban</w:t>
-        </w:r>
-        <w:bookmarkEnd w:id="8"/>
-      </w:hyperlink>
-      <w:r>
-        <w:t xml:space="preserve"> </w:t>
-      </w:r>
-    </w:p>
-    <w:p>
-      <w:pPr>
-        <w:pStyle w:val="TNR"/>
-      </w:pPr>
-      <w:r>
-        <w:t>The Testing Methodology that we have selected is the CFTT Computer Forensic Tool Testing Process by NIST which is a functionality driven testing methodology that we believe reflects the requirements of our project because of the nature of the research driven outcomes, the process of which is as follows, Acquire tool to be tested, Review tool documentation, Select relevant test cases depending on features supported by tool, Develop Test strategy, Execute tests, Produce test report, Steering committee reviews test report, Vendor reviews test report, Post support software to web, DHS (our appropriate replacement of organisation) posts report to web. Using this testing process, we believe that we can achieve the outcomes required of our project as it is a testing process specific to tool testing.</w:t>
-      </w:r>
-    </w:p>
-    <w:p>
-      <w:pPr>
-        <w:jc w:val="both"/>
-        <w:rPr>
-          <w:b/>
-          <w:bCs/>
-          <w:sz w:val="28"/>
-          <w:szCs w:val="28"/>
-          <w:lang w:val="en-NZ"/>
-        </w:rPr>
-      </w:pPr>
-      <w:hyperlink r:id="rId12" w:history="1">
-        <w:r>
-          <w:rPr>
-            <w:rStyle w:val="Hyperlink"/>
-            <w:b/>
-            <w:bCs/>
-            <w:sz w:val="28"/>
-            <w:szCs w:val="28"/>
-            <w:lang w:val="en-NZ"/>
-          </w:rPr>
-          <w:t>NIST CTFF</w:t>
-        </w:r>
-      </w:hyperlink>
-      <w:r>
-        <w:rPr>
-          <w:b/>
-          <w:bCs/>
-          <w:sz w:val="28"/>
-          <w:szCs w:val="28"/>
-          <w:lang w:val="en-NZ"/>
-        </w:rPr>
-        <w:t xml:space="preserve"> </w:t>
-      </w:r>
-    </w:p>
-    <w:p>
-      <w:pPr>
-        <w:pStyle w:val="Heading2"/>
-      </w:pPr>
-      <w:bookmarkStart w:id="9" w:name="_Toc236989733"/>
-      <w:r>
-        <w:t>Technologies</w:t>
-      </w:r>
-      <w:bookmarkEnd w:id="9"/>
-    </w:p>
-    <w:p>
-      <w:pPr>
-        <w:pStyle w:val="TNR"/>
-      </w:pPr>
-      <w:r>
-        <w:t xml:space="preserve">The technologies that will be used for this research project are LM studio and a PC, as well as AI tools. The PC will be used to locally host the LM studio application which can run AI models from a local computer instead of running them through online LLM’s which can prove to be a security risk as information is being sent out of the machine to an externally hosted datacentre. </w:t>
-      </w:r>
-    </w:p>
-    <w:p>
-      <w:pPr>
-        <w:pStyle w:val="TNR"/>
-      </w:pPr>
-      <w:r>
-        <w:t xml:space="preserve">Everything will be running off of the </w:t>
-      </w:r>
-      <w:r>
-        <w:t>Kali Digital Forensics Operating System</w:t>
-      </w:r>
-      <w:r>
-        <w:t xml:space="preserve"> which is a version of Linux optimised for digital forensics, using this we will be running legacy tools which can be compared to the AI tools from the same system.</w:t>
-      </w:r>
-    </w:p>
-    <w:p>
-      <w:pPr>
-        <w:pStyle w:val="TNR"/>
-      </w:pPr>
-      <w:r>
-        <w:t>Our group will be using GitHub repository in order to collate our work, and which provides us with a clear history of changes and can provide a timeline for when work was completed in order to be presented once the project has been completed.</w:t>
-      </w:r>
-    </w:p>
-    <w:p>
-      <w:pPr>
-        <w:pStyle w:val="Heading2"/>
-      </w:pPr>
-      <w:bookmarkStart w:id="10" w:name="_Toc236989734"/>
-      <w:r>
-        <w:t>Project budget</w:t>
-      </w:r>
-      <w:bookmarkEnd w:id="10"/>
-    </w:p>
-    <w:p>
-      <w:pPr>
-        <w:pStyle w:val="TNR"/>
-      </w:pPr>
-      <w:r>
-        <w:t xml:space="preserve">Our project should not include any costs whatsoever to the client or the team members because all the tools and equipment used are either provided by team members, client or Whitireia and </w:t>
-      </w:r>
-      <w:proofErr w:type="spellStart"/>
-      <w:r>
-        <w:t>Weltec</w:t>
-      </w:r>
-      <w:proofErr w:type="spellEnd"/>
-      <w:r>
-        <w:t>. The equipment submitted for the project will be returned to the relative owners after the project is completed.</w:t>
-      </w:r>
-    </w:p>
-    <w:p>
-      <w:pPr>
-        <w:rPr>
-          <w:lang w:val="en-NZ"/>
-        </w:rPr>
-      </w:pPr>
-    </w:p>
-    <w:p>
-      <w:pPr>
-        <w:rPr>
-          <w:lang w:val="en-NZ"/>
-        </w:rPr>
-      </w:pPr>
-    </w:p>
-    <w:p>
-      <w:pPr>
-        <w:rPr>
-          <w:lang w:val="en-NZ"/>
-        </w:rPr>
-      </w:pPr>
-    </w:p>
-    <w:p>
-      <w:pPr>
-        <w:rPr>
-          <w:lang w:val="en-NZ"/>
-        </w:rPr>
-      </w:pPr>
-    </w:p>
-    <w:p>
-      <w:pPr>
-        <w:rPr>
-          <w:lang w:val="en-NZ"/>
-        </w:rPr>
-      </w:pPr>
-    </w:p>
-    <w:p>
-      <w:pPr>
-        <w:rPr>
-          <w:lang w:val="en-NZ"/>
-        </w:rPr>
-      </w:pPr>
-    </w:p>
-    <w:p>
-      <w:pPr>
-        <w:rPr>
-          <w:lang w:val="en-NZ"/>
-        </w:rPr>
-      </w:pPr>
-    </w:p>
-    <w:p>
-      <w:pPr>
-        <w:rPr>
-          <w:lang w:val="en-NZ"/>
-        </w:rPr>
-      </w:pPr>
-    </w:p>
-    <w:p>
-      <w:pPr>
-        <w:pStyle w:val="Heading1"/>
-      </w:pPr>
-      <w:bookmarkStart w:id="11" w:name="_Toc236665775"/>
-      <w:bookmarkStart w:id="12" w:name="_Toc236989735"/>
+      <w:bookmarkStart w:id="10" w:name="_Toc236665775"/>
+      <w:bookmarkStart w:id="11" w:name="_Toc236991252"/>
       <w:r>
         <w:lastRenderedPageBreak/>
         <w:t>Project Personnel</w:t>
       </w:r>
+      <w:bookmarkEnd w:id="10"/>
       <w:bookmarkEnd w:id="11"/>
+    </w:p>
+    <w:p>
+      <w:pPr>
+        <w:pStyle w:val="Heading2"/>
+      </w:pPr>
+      <w:bookmarkStart w:id="12" w:name="_Toc236665776"/>
+      <w:bookmarkStart w:id="13" w:name="_Toc236991253"/>
+      <w:r>
+        <w:t>Client details including organisation</w:t>
+      </w:r>
       <w:bookmarkEnd w:id="12"/>
+      <w:bookmarkEnd w:id="13"/>
+    </w:p>
+    <w:p>
+      <w:pPr>
+        <w:pStyle w:val="TNR"/>
+      </w:pPr>
+      <w:r>
+        <w:t xml:space="preserve">Geoff Gordon is a staff member of </w:t>
+      </w:r>
+      <w:proofErr w:type="spellStart"/>
+      <w:r>
+        <w:t>WelTec</w:t>
+      </w:r>
+      <w:proofErr w:type="spellEnd"/>
+      <w:r>
+        <w:t>, he provides technical networking expertise in the context of the tertiary environment. He has familiarity, curiosity and deep interest in AI models and their behaviour, as well as their associated hardware/platforms. He is interested in whether AI is has a place in the field of digital forensics.</w:t>
+      </w:r>
+    </w:p>
+    <w:p>
+      <w:pPr>
+        <w:pStyle w:val="TNR"/>
+      </w:pPr>
+      <w:r>
+        <w:t xml:space="preserve">Geoff has been the client on multiple previous capstone IT projects with a focus on AI. One example is an AI chatbot for IT support at the school. </w:t>
+      </w:r>
     </w:p>
     <w:p>
       <w:pPr>
         <w:pStyle w:val="Heading2"/>
       </w:pPr>
-      <w:bookmarkStart w:id="13" w:name="_Toc236665776"/>
-      <w:bookmarkStart w:id="14" w:name="_Toc236989736"/>
-      <w:r>
-        <w:t>Client details including organisation</w:t>
-      </w:r>
-      <w:bookmarkEnd w:id="13"/>
+      <w:bookmarkStart w:id="14" w:name="_Toc236665777"/>
+      <w:bookmarkStart w:id="15" w:name="_Toc236991254"/>
+      <w:r>
+        <w:t>Group Members</w:t>
+      </w:r>
       <w:bookmarkEnd w:id="14"/>
-    </w:p>
-    <w:p>
-      <w:pPr>
-        <w:pStyle w:val="TNR"/>
-      </w:pPr>
-      <w:r>
-        <w:t xml:space="preserve">Geoff Gordon is a staff member of </w:t>
-      </w:r>
-      <w:proofErr w:type="spellStart"/>
-      <w:r>
-        <w:t>WelTec</w:t>
-      </w:r>
-      <w:proofErr w:type="spellEnd"/>
-      <w:r>
-        <w:t>, he provides technical networking expertise in the context of the tertiary environment. He has familiarity, curiosity and deep interest in AI models and their behaviour, as well as their associated hardware/platforms. He is interested in whether AI is has a place in the field of digital forensics.</w:t>
-      </w:r>
-    </w:p>
-    <w:p>
-      <w:pPr>
-        <w:pStyle w:val="TNR"/>
-      </w:pPr>
-      <w:r>
-        <w:t xml:space="preserve">Geoff has been the client on multiple previous capstone IT projects with a focus on AI. One example is an AI chatbot for IT support at the school. </w:t>
-      </w:r>
-    </w:p>
-    <w:p>
-      <w:pPr>
-        <w:pStyle w:val="Heading2"/>
-      </w:pPr>
-      <w:bookmarkStart w:id="15" w:name="_Toc236665777"/>
-      <w:bookmarkStart w:id="16" w:name="_Toc236989737"/>
-      <w:r>
-        <w:t>Group Members</w:t>
-      </w:r>
       <w:bookmarkEnd w:id="15"/>
-      <w:bookmarkEnd w:id="16"/>
     </w:p>
     <w:tbl>
       <w:tblPr>
@@ -7225,9 +7051,9 @@
         <w:tblLook w:val="04A0" w:firstRow="1" w:lastRow="0" w:firstColumn="1" w:lastColumn="0" w:noHBand="0" w:noVBand="1"/>
       </w:tblPr>
       <w:tblGrid>
-        <w:gridCol w:w="1980"/>
-        <w:gridCol w:w="1276"/>
-        <w:gridCol w:w="7200"/>
+        <w:gridCol w:w="1979"/>
+        <w:gridCol w:w="1283"/>
+        <w:gridCol w:w="7194"/>
       </w:tblGrid>
       <w:tr>
         <w:tc>
@@ -7446,31 +7272,31 @@
       <w:pPr>
         <w:pStyle w:val="Heading2"/>
       </w:pPr>
-      <w:bookmarkStart w:id="17" w:name="_Toc236665778"/>
-      <w:bookmarkStart w:id="18" w:name="_Toc236989738"/>
+      <w:bookmarkStart w:id="16" w:name="_Toc236665778"/>
+      <w:bookmarkStart w:id="17" w:name="_Toc236991255"/>
       <w:r>
         <w:t>Project Advisor</w:t>
       </w:r>
+      <w:bookmarkEnd w:id="16"/>
       <w:bookmarkEnd w:id="17"/>
+    </w:p>
+    <w:p>
+      <w:pPr>
+        <w:pStyle w:val="TNR"/>
+      </w:pPr>
+      <w:r>
+        <w:t>The project advisor for this project is Clement Swarnappa.</w:t>
+      </w:r>
+    </w:p>
+    <w:p>
+      <w:pPr>
+        <w:pStyle w:val="Heading3"/>
+      </w:pPr>
+      <w:bookmarkStart w:id="18" w:name="_Toc236665779"/>
+      <w:r>
+        <w:t>Communication plan</w:t>
+      </w:r>
       <w:bookmarkEnd w:id="18"/>
-    </w:p>
-    <w:p>
-      <w:pPr>
-        <w:pStyle w:val="TNR"/>
-      </w:pPr>
-      <w:r>
-        <w:t>The project advisor for this project is Clement Swarnappa.</w:t>
-      </w:r>
-    </w:p>
-    <w:p>
-      <w:pPr>
-        <w:pStyle w:val="TNR"/>
-      </w:pPr>
-      <w:bookmarkStart w:id="19" w:name="_Toc236665779"/>
-      <w:r>
-        <w:t>Communication plan</w:t>
-      </w:r>
-      <w:bookmarkEnd w:id="19"/>
     </w:p>
     <w:tbl>
       <w:tblPr>
@@ -7662,6 +7488,7 @@
               <w:pStyle w:val="TNR"/>
             </w:pPr>
             <w:r>
+              <w:lastRenderedPageBreak/>
               <w:t>Group member: Olivia Hey</w:t>
             </w:r>
           </w:p>
@@ -7675,7 +7502,15 @@
               <w:pStyle w:val="TNR"/>
             </w:pPr>
             <w:r>
-              <w:t>Olivia-hey.hey01</w:t>
+              <w:t>Olivia-</w:t>
+            </w:r>
+            <w:proofErr w:type="gramStart"/>
+            <w:r>
+              <w:t>hey.hey</w:t>
+            </w:r>
+            <w:proofErr w:type="gramEnd"/>
+            <w:r>
+              <w:t>01</w:t>
             </w:r>
           </w:p>
         </w:tc>
@@ -7744,7 +7579,6 @@
               <w:pStyle w:val="TNR"/>
             </w:pPr>
             <w:r>
-              <w:lastRenderedPageBreak/>
               <w:t>Group member: Sam Davies</w:t>
             </w:r>
           </w:p>
@@ -7810,83 +7644,76 @@
       <w:pPr>
         <w:pStyle w:val="Heading2"/>
       </w:pPr>
-      <w:bookmarkStart w:id="20" w:name="_Toc236665780"/>
-      <w:bookmarkStart w:id="21" w:name="_Toc236989739"/>
+      <w:bookmarkStart w:id="19" w:name="_Toc236665780"/>
+      <w:bookmarkStart w:id="20" w:name="_Toc236991256"/>
       <w:r>
         <w:t xml:space="preserve">General </w:t>
       </w:r>
       <w:r>
         <w:t>Conflict of Interest statement</w:t>
       </w:r>
+      <w:bookmarkEnd w:id="19"/>
       <w:bookmarkEnd w:id="20"/>
+    </w:p>
+    <w:p>
+      <w:pPr>
+        <w:pStyle w:val="TNR"/>
+      </w:pPr>
+      <w:r>
+        <w:t xml:space="preserve">As our client Geoff Gordon is a member of the </w:t>
+      </w:r>
+      <w:proofErr w:type="spellStart"/>
+      <w:r>
+        <w:t>WelTec</w:t>
+      </w:r>
+      <w:proofErr w:type="spellEnd"/>
+      <w:r>
+        <w:t xml:space="preserve"> staff, his employer is the same as the institution that runs this capstone course, this constitutes a conflict of interest. The prevailing vague familiarity with Geoff within the team also means a relationship exists that could compromise the sincerity of </w:t>
+      </w:r>
+      <w:r>
+        <w:t>professional</w:t>
+      </w:r>
+      <w:r>
+        <w:t xml:space="preserve"> transaction</w:t>
+      </w:r>
+      <w:r>
+        <w:t>s</w:t>
+      </w:r>
+      <w:r>
+        <w:t xml:space="preserve"> </w:t>
+      </w:r>
+      <w:r>
+        <w:t>between</w:t>
+      </w:r>
+      <w:r>
+        <w:t xml:space="preserve"> client </w:t>
+      </w:r>
+      <w:r>
+        <w:t>and</w:t>
+      </w:r>
+      <w:r>
+        <w:t xml:space="preserve"> student. </w:t>
+      </w:r>
+    </w:p>
+    <w:p>
+      <w:pPr>
+        <w:pStyle w:val="Heading2"/>
+      </w:pPr>
+      <w:bookmarkStart w:id="21" w:name="_Toc236665781"/>
+      <w:bookmarkStart w:id="22" w:name="_Toc236991257"/>
+      <w:r>
+        <w:t>RACI assessment matrix</w:t>
+      </w:r>
       <w:bookmarkEnd w:id="21"/>
+      <w:bookmarkEnd w:id="22"/>
     </w:p>
     <w:p>
       <w:pPr>
         <w:pStyle w:val="TNR"/>
       </w:pPr>
       <w:r>
-        <w:t xml:space="preserve">As our client Geoff Gordon is a member of the </w:t>
-      </w:r>
-      <w:proofErr w:type="spellStart"/>
-      <w:r>
-        <w:t>WelTec</w:t>
-      </w:r>
-      <w:proofErr w:type="spellEnd"/>
-      <w:r>
-        <w:t xml:space="preserve"> staff, his employer is the same as the institution that runs this capstone course, this constitutes a conflict of interest. The prevailing vague familiarity with Geoff within the team also means a relationship exists that could compromise the sincerity of </w:t>
-      </w:r>
-      <w:r>
-        <w:t>professional</w:t>
-      </w:r>
-      <w:r>
-        <w:t xml:space="preserve"> transaction</w:t>
-      </w:r>
-      <w:r>
-        <w:t>s</w:t>
-      </w:r>
-      <w:r>
-        <w:t xml:space="preserve"> </w:t>
-      </w:r>
-      <w:r>
-        <w:t>between</w:t>
-      </w:r>
-      <w:r>
-        <w:t xml:space="preserve"> client </w:t>
-      </w:r>
-      <w:r>
-        <w:t>and</w:t>
-      </w:r>
-      <w:r>
-        <w:t xml:space="preserve"> student. </w:t>
-      </w:r>
-    </w:p>
-    <w:p>
-      <w:pPr>
-        <w:pStyle w:val="Heading2"/>
-      </w:pPr>
-      <w:bookmarkStart w:id="22" w:name="_Toc236665781"/>
-      <w:bookmarkStart w:id="23" w:name="_Toc236989740"/>
-      <w:r>
-        <w:t>RACI assessment matrix</w:t>
-      </w:r>
-      <w:bookmarkEnd w:id="22"/>
-      <w:bookmarkEnd w:id="23"/>
-    </w:p>
-    <w:p>
-      <w:pPr>
-        <w:pStyle w:val="TNR"/>
-      </w:pPr>
-      <w:r>
         <w:t>This matrix divulges the relative responsibility the stakeholders of this project possess with regards to each task. R – Responsible A – Accountable C – Consulted I - Informed</w:t>
       </w:r>
-    </w:p>
-    <w:p>
-      <w:pPr>
-        <w:rPr>
-          <w:lang w:val="en-NZ"/>
-        </w:rPr>
-      </w:pPr>
     </w:p>
     <w:tbl>
       <w:tblPr>
@@ -7895,31 +7722,39 @@
         <w:tblLook w:val="04A0" w:firstRow="1" w:lastRow="0" w:firstColumn="1" w:lastColumn="0" w:noHBand="0" w:noVBand="1"/>
       </w:tblPr>
       <w:tblGrid>
-        <w:gridCol w:w="2857"/>
-        <w:gridCol w:w="1255"/>
-        <w:gridCol w:w="1482"/>
-        <w:gridCol w:w="1439"/>
-        <w:gridCol w:w="1162"/>
-        <w:gridCol w:w="1147"/>
-        <w:gridCol w:w="1114"/>
+        <w:gridCol w:w="3096"/>
+        <w:gridCol w:w="1213"/>
+        <w:gridCol w:w="1454"/>
+        <w:gridCol w:w="1402"/>
+        <w:gridCol w:w="1110"/>
+        <w:gridCol w:w="1100"/>
+        <w:gridCol w:w="1081"/>
       </w:tblGrid>
       <w:tr>
         <w:tc>
           <w:tcPr>
-            <w:tcW w:w="2857" w:type="dxa"/>
-          </w:tcPr>
-          <w:p>
-            <w:pPr>
-              <w:pStyle w:val="TNR"/>
-            </w:pPr>
-            <w:r>
+            <w:tcW w:w="2990" w:type="dxa"/>
+          </w:tcPr>
+          <w:p>
+            <w:pPr>
+              <w:pStyle w:val="TNR"/>
+              <w:rPr>
+                <w:b/>
+                <w:bCs/>
+              </w:rPr>
+            </w:pPr>
+            <w:r>
+              <w:rPr>
+                <w:b/>
+                <w:bCs/>
+              </w:rPr>
               <w:t>Tasks</w:t>
             </w:r>
           </w:p>
         </w:tc>
         <w:tc>
           <w:tcPr>
-            <w:tcW w:w="1255" w:type="dxa"/>
+            <w:tcW w:w="1232" w:type="dxa"/>
           </w:tcPr>
           <w:p>
             <w:pPr>
@@ -7932,7 +7767,7 @@
         </w:tc>
         <w:tc>
           <w:tcPr>
-            <w:tcW w:w="1482" w:type="dxa"/>
+            <w:tcW w:w="1466" w:type="dxa"/>
           </w:tcPr>
           <w:p>
             <w:pPr>
@@ -7953,7 +7788,7 @@
         </w:tc>
         <w:tc>
           <w:tcPr>
-            <w:tcW w:w="1439" w:type="dxa"/>
+            <w:tcW w:w="1418" w:type="dxa"/>
           </w:tcPr>
           <w:p>
             <w:pPr>
@@ -7966,7 +7801,7 @@
         </w:tc>
         <w:tc>
           <w:tcPr>
-            <w:tcW w:w="1162" w:type="dxa"/>
+            <w:tcW w:w="1133" w:type="dxa"/>
           </w:tcPr>
           <w:p>
             <w:pPr>
@@ -7979,7 +7814,7 @@
         </w:tc>
         <w:tc>
           <w:tcPr>
-            <w:tcW w:w="1147" w:type="dxa"/>
+            <w:tcW w:w="1121" w:type="dxa"/>
           </w:tcPr>
           <w:p>
             <w:pPr>
@@ -7992,7 +7827,7 @@
         </w:tc>
         <w:tc>
           <w:tcPr>
-            <w:tcW w:w="1114" w:type="dxa"/>
+            <w:tcW w:w="1096" w:type="dxa"/>
           </w:tcPr>
           <w:p>
             <w:pPr>
@@ -8007,20 +7842,29 @@
       <w:tr>
         <w:tc>
           <w:tcPr>
-            <w:tcW w:w="2857" w:type="dxa"/>
-          </w:tcPr>
-          <w:p>
-            <w:pPr>
-              <w:pStyle w:val="TNR"/>
-            </w:pPr>
-            <w:r>
+            <w:tcW w:w="2990" w:type="dxa"/>
+          </w:tcPr>
+          <w:p>
+            <w:pPr>
+              <w:pStyle w:val="TNR"/>
+              <w:jc w:val="left"/>
+              <w:rPr>
+                <w:b/>
+                <w:bCs/>
+              </w:rPr>
+            </w:pPr>
+            <w:r>
+              <w:rPr>
+                <w:b/>
+                <w:bCs/>
+              </w:rPr>
               <w:t>Installation, management of physical hardware.</w:t>
             </w:r>
           </w:p>
         </w:tc>
         <w:tc>
           <w:tcPr>
-            <w:tcW w:w="1255" w:type="dxa"/>
+            <w:tcW w:w="1232" w:type="dxa"/>
           </w:tcPr>
           <w:p>
             <w:pPr>
@@ -8033,7 +7877,7 @@
         </w:tc>
         <w:tc>
           <w:tcPr>
-            <w:tcW w:w="1482" w:type="dxa"/>
+            <w:tcW w:w="1466" w:type="dxa"/>
           </w:tcPr>
           <w:p>
             <w:pPr>
@@ -8046,7 +7890,7 @@
         </w:tc>
         <w:tc>
           <w:tcPr>
-            <w:tcW w:w="1439" w:type="dxa"/>
+            <w:tcW w:w="1418" w:type="dxa"/>
           </w:tcPr>
           <w:p>
             <w:pPr>
@@ -8059,7 +7903,7 @@
         </w:tc>
         <w:tc>
           <w:tcPr>
-            <w:tcW w:w="1162" w:type="dxa"/>
+            <w:tcW w:w="1133" w:type="dxa"/>
           </w:tcPr>
           <w:p>
             <w:pPr>
@@ -8072,7 +7916,7 @@
         </w:tc>
         <w:tc>
           <w:tcPr>
-            <w:tcW w:w="1147" w:type="dxa"/>
+            <w:tcW w:w="1121" w:type="dxa"/>
           </w:tcPr>
           <w:p>
             <w:pPr>
@@ -8085,7 +7929,7 @@
         </w:tc>
         <w:tc>
           <w:tcPr>
-            <w:tcW w:w="1114" w:type="dxa"/>
+            <w:tcW w:w="1096" w:type="dxa"/>
           </w:tcPr>
           <w:p>
             <w:pPr>
@@ -8100,36 +7944,61 @@
       <w:tr>
         <w:tc>
           <w:tcPr>
-            <w:tcW w:w="2857" w:type="dxa"/>
-          </w:tcPr>
-          <w:p>
-            <w:pPr>
-              <w:pStyle w:val="TNR"/>
-            </w:pPr>
-            <w:r>
+            <w:tcW w:w="2990" w:type="dxa"/>
+          </w:tcPr>
+          <w:p>
+            <w:pPr>
+              <w:pStyle w:val="TNR"/>
+              <w:jc w:val="left"/>
+              <w:rPr>
+                <w:b/>
+                <w:bCs/>
+              </w:rPr>
+            </w:pPr>
+            <w:r>
+              <w:rPr>
+                <w:b/>
+                <w:bCs/>
+              </w:rPr>
               <w:t>Installation/configuration of operating systems and software (</w:t>
             </w:r>
             <w:proofErr w:type="spellStart"/>
             <w:r>
+              <w:rPr>
+                <w:b/>
+                <w:bCs/>
+              </w:rPr>
               <w:t>LMStudio</w:t>
             </w:r>
             <w:proofErr w:type="spellEnd"/>
             <w:r>
+              <w:rPr>
+                <w:b/>
+                <w:bCs/>
+              </w:rPr>
               <w:t>, forensic tools such as volatility/</w:t>
             </w:r>
             <w:proofErr w:type="spellStart"/>
             <w:r>
+              <w:rPr>
+                <w:b/>
+                <w:bCs/>
+              </w:rPr>
               <w:t>exiftools</w:t>
             </w:r>
             <w:proofErr w:type="spellEnd"/>
             <w:r>
+              <w:rPr>
+                <w:b/>
+                <w:bCs/>
+              </w:rPr>
               <w:t>/foremost)</w:t>
             </w:r>
           </w:p>
         </w:tc>
         <w:tc>
           <w:tcPr>
-            <w:tcW w:w="1255" w:type="dxa"/>
+            <w:tcW w:w="1232" w:type="dxa"/>
           </w:tcPr>
           <w:p>
             <w:pPr>
@@ -8142,7 +8011,7 @@
         </w:tc>
         <w:tc>
           <w:tcPr>
-            <w:tcW w:w="1482" w:type="dxa"/>
+            <w:tcW w:w="1466" w:type="dxa"/>
           </w:tcPr>
           <w:p>
             <w:pPr>
@@ -8155,7 +8024,7 @@
         </w:tc>
         <w:tc>
           <w:tcPr>
-            <w:tcW w:w="1439" w:type="dxa"/>
+            <w:tcW w:w="1418" w:type="dxa"/>
           </w:tcPr>
           <w:p>
             <w:pPr>
@@ -8168,7 +8037,7 @@
         </w:tc>
         <w:tc>
           <w:tcPr>
-            <w:tcW w:w="1162" w:type="dxa"/>
+            <w:tcW w:w="1133" w:type="dxa"/>
           </w:tcPr>
           <w:p>
             <w:pPr>
@@ -8181,7 +8050,7 @@
         </w:tc>
         <w:tc>
           <w:tcPr>
-            <w:tcW w:w="1147" w:type="dxa"/>
+            <w:tcW w:w="1121" w:type="dxa"/>
           </w:tcPr>
           <w:p>
             <w:pPr>
@@ -8194,7 +8063,7 @@
         </w:tc>
         <w:tc>
           <w:tcPr>
-            <w:tcW w:w="1114" w:type="dxa"/>
+            <w:tcW w:w="1096" w:type="dxa"/>
           </w:tcPr>
           <w:p>
             <w:pPr>
@@ -8209,20 +8078,29 @@
       <w:tr>
         <w:tc>
           <w:tcPr>
-            <w:tcW w:w="2857" w:type="dxa"/>
-          </w:tcPr>
-          <w:p>
-            <w:pPr>
-              <w:pStyle w:val="TNR"/>
-            </w:pPr>
-            <w:r>
+            <w:tcW w:w="2990" w:type="dxa"/>
+          </w:tcPr>
+          <w:p>
+            <w:pPr>
+              <w:pStyle w:val="TNR"/>
+              <w:jc w:val="left"/>
+              <w:rPr>
+                <w:b/>
+                <w:bCs/>
+              </w:rPr>
+            </w:pPr>
+            <w:r>
+              <w:rPr>
+                <w:b/>
+                <w:bCs/>
+              </w:rPr>
               <w:t>Acquisition of forensic datasets/disk images for analysis</w:t>
             </w:r>
           </w:p>
         </w:tc>
         <w:tc>
           <w:tcPr>
-            <w:tcW w:w="1255" w:type="dxa"/>
+            <w:tcW w:w="1232" w:type="dxa"/>
           </w:tcPr>
           <w:p>
             <w:pPr>
@@ -8235,7 +8113,7 @@
         </w:tc>
         <w:tc>
           <w:tcPr>
-            <w:tcW w:w="1482" w:type="dxa"/>
+            <w:tcW w:w="1466" w:type="dxa"/>
           </w:tcPr>
           <w:p>
             <w:pPr>
@@ -8248,7 +8126,7 @@
         </w:tc>
         <w:tc>
           <w:tcPr>
-            <w:tcW w:w="1439" w:type="dxa"/>
+            <w:tcW w:w="1418" w:type="dxa"/>
           </w:tcPr>
           <w:p>
             <w:pPr>
@@ -8261,7 +8139,7 @@
         </w:tc>
         <w:tc>
           <w:tcPr>
-            <w:tcW w:w="1162" w:type="dxa"/>
+            <w:tcW w:w="1133" w:type="dxa"/>
           </w:tcPr>
           <w:p>
             <w:pPr>
@@ -8274,7 +8152,7 @@
         </w:tc>
         <w:tc>
           <w:tcPr>
-            <w:tcW w:w="1147" w:type="dxa"/>
+            <w:tcW w:w="1121" w:type="dxa"/>
           </w:tcPr>
           <w:p>
             <w:pPr>
@@ -8287,7 +8165,7 @@
         </w:tc>
         <w:tc>
           <w:tcPr>
-            <w:tcW w:w="1114" w:type="dxa"/>
+            <w:tcW w:w="1096" w:type="dxa"/>
           </w:tcPr>
           <w:p>
             <w:pPr>
@@ -8302,20 +8180,29 @@
       <w:tr>
         <w:tc>
           <w:tcPr>
-            <w:tcW w:w="2857" w:type="dxa"/>
-          </w:tcPr>
-          <w:p>
-            <w:pPr>
-              <w:pStyle w:val="TNR"/>
-            </w:pPr>
-            <w:r>
+            <w:tcW w:w="2990" w:type="dxa"/>
+          </w:tcPr>
+          <w:p>
+            <w:pPr>
+              <w:pStyle w:val="TNR"/>
+              <w:jc w:val="left"/>
+              <w:rPr>
+                <w:b/>
+                <w:bCs/>
+              </w:rPr>
+            </w:pPr>
+            <w:r>
+              <w:rPr>
+                <w:b/>
+                <w:bCs/>
+              </w:rPr>
               <w:t>AI integration with digital forensics tools</w:t>
             </w:r>
           </w:p>
         </w:tc>
         <w:tc>
           <w:tcPr>
-            <w:tcW w:w="1255" w:type="dxa"/>
+            <w:tcW w:w="1232" w:type="dxa"/>
           </w:tcPr>
           <w:p>
             <w:pPr>
@@ -8328,7 +8215,7 @@
         </w:tc>
         <w:tc>
           <w:tcPr>
-            <w:tcW w:w="1482" w:type="dxa"/>
+            <w:tcW w:w="1466" w:type="dxa"/>
           </w:tcPr>
           <w:p>
             <w:pPr>
@@ -8341,7 +8228,7 @@
         </w:tc>
         <w:tc>
           <w:tcPr>
-            <w:tcW w:w="1439" w:type="dxa"/>
+            <w:tcW w:w="1418" w:type="dxa"/>
           </w:tcPr>
           <w:p>
             <w:pPr>
@@ -8354,7 +8241,7 @@
         </w:tc>
         <w:tc>
           <w:tcPr>
-            <w:tcW w:w="1162" w:type="dxa"/>
+            <w:tcW w:w="1133" w:type="dxa"/>
           </w:tcPr>
           <w:p>
             <w:pPr>
@@ -8367,7 +8254,7 @@
         </w:tc>
         <w:tc>
           <w:tcPr>
-            <w:tcW w:w="1147" w:type="dxa"/>
+            <w:tcW w:w="1121" w:type="dxa"/>
           </w:tcPr>
           <w:p>
             <w:pPr>
@@ -8380,7 +8267,7 @@
         </w:tc>
         <w:tc>
           <w:tcPr>
-            <w:tcW w:w="1114" w:type="dxa"/>
+            <w:tcW w:w="1096" w:type="dxa"/>
           </w:tcPr>
           <w:p>
             <w:pPr>
@@ -8395,20 +8282,29 @@
       <w:tr>
         <w:tc>
           <w:tcPr>
-            <w:tcW w:w="2857" w:type="dxa"/>
-          </w:tcPr>
-          <w:p>
-            <w:pPr>
-              <w:pStyle w:val="TNR"/>
-            </w:pPr>
-            <w:r>
+            <w:tcW w:w="2990" w:type="dxa"/>
+          </w:tcPr>
+          <w:p>
+            <w:pPr>
+              <w:pStyle w:val="TNR"/>
+              <w:jc w:val="left"/>
+              <w:rPr>
+                <w:b/>
+                <w:bCs/>
+              </w:rPr>
+            </w:pPr>
+            <w:r>
+              <w:rPr>
+                <w:b/>
+                <w:bCs/>
+              </w:rPr>
               <w:t>Creation or adaption of a process (CFTT) and metrics with which to objectively assess the efficacy of two or more tools.</w:t>
             </w:r>
           </w:p>
         </w:tc>
         <w:tc>
           <w:tcPr>
-            <w:tcW w:w="1255" w:type="dxa"/>
+            <w:tcW w:w="1232" w:type="dxa"/>
           </w:tcPr>
           <w:p>
             <w:pPr>
@@ -8421,7 +8317,7 @@
         </w:tc>
         <w:tc>
           <w:tcPr>
-            <w:tcW w:w="1482" w:type="dxa"/>
+            <w:tcW w:w="1466" w:type="dxa"/>
           </w:tcPr>
           <w:p>
             <w:pPr>
@@ -8434,7 +8330,7 @@
         </w:tc>
         <w:tc>
           <w:tcPr>
-            <w:tcW w:w="1439" w:type="dxa"/>
+            <w:tcW w:w="1418" w:type="dxa"/>
           </w:tcPr>
           <w:p>
             <w:pPr>
@@ -8447,7 +8343,7 @@
         </w:tc>
         <w:tc>
           <w:tcPr>
-            <w:tcW w:w="1162" w:type="dxa"/>
+            <w:tcW w:w="1133" w:type="dxa"/>
           </w:tcPr>
           <w:p>
             <w:pPr>
@@ -8460,7 +8356,7 @@
         </w:tc>
         <w:tc>
           <w:tcPr>
-            <w:tcW w:w="1147" w:type="dxa"/>
+            <w:tcW w:w="1121" w:type="dxa"/>
           </w:tcPr>
           <w:p>
             <w:pPr>
@@ -8473,7 +8369,7 @@
         </w:tc>
         <w:tc>
           <w:tcPr>
-            <w:tcW w:w="1114" w:type="dxa"/>
+            <w:tcW w:w="1096" w:type="dxa"/>
           </w:tcPr>
           <w:p>
             <w:pPr>
@@ -8488,20 +8384,29 @@
       <w:tr>
         <w:tc>
           <w:tcPr>
-            <w:tcW w:w="2857" w:type="dxa"/>
-          </w:tcPr>
-          <w:p>
-            <w:pPr>
-              <w:pStyle w:val="TNR"/>
-            </w:pPr>
-            <w:r>
+            <w:tcW w:w="2990" w:type="dxa"/>
+          </w:tcPr>
+          <w:p>
+            <w:pPr>
+              <w:pStyle w:val="TNR"/>
+              <w:jc w:val="left"/>
+              <w:rPr>
+                <w:b/>
+                <w:bCs/>
+              </w:rPr>
+            </w:pPr>
+            <w:r>
+              <w:rPr>
+                <w:b/>
+                <w:bCs/>
+              </w:rPr>
               <w:t>Documentation and measuring of results of testing.</w:t>
             </w:r>
           </w:p>
         </w:tc>
         <w:tc>
           <w:tcPr>
-            <w:tcW w:w="1255" w:type="dxa"/>
+            <w:tcW w:w="1232" w:type="dxa"/>
           </w:tcPr>
           <w:p>
             <w:pPr>
@@ -8514,7 +8419,7 @@
         </w:tc>
         <w:tc>
           <w:tcPr>
-            <w:tcW w:w="1482" w:type="dxa"/>
+            <w:tcW w:w="1466" w:type="dxa"/>
           </w:tcPr>
           <w:p>
             <w:pPr>
@@ -8527,7 +8432,7 @@
         </w:tc>
         <w:tc>
           <w:tcPr>
-            <w:tcW w:w="1439" w:type="dxa"/>
+            <w:tcW w:w="1418" w:type="dxa"/>
           </w:tcPr>
           <w:p>
             <w:pPr>
@@ -8540,7 +8445,7 @@
         </w:tc>
         <w:tc>
           <w:tcPr>
-            <w:tcW w:w="1162" w:type="dxa"/>
+            <w:tcW w:w="1133" w:type="dxa"/>
           </w:tcPr>
           <w:p>
             <w:pPr>
@@ -8553,7 +8458,7 @@
         </w:tc>
         <w:tc>
           <w:tcPr>
-            <w:tcW w:w="1147" w:type="dxa"/>
+            <w:tcW w:w="1121" w:type="dxa"/>
           </w:tcPr>
           <w:p>
             <w:pPr>
@@ -8566,7 +8471,7 @@
         </w:tc>
         <w:tc>
           <w:tcPr>
-            <w:tcW w:w="1114" w:type="dxa"/>
+            <w:tcW w:w="1096" w:type="dxa"/>
           </w:tcPr>
           <w:p>
             <w:pPr>
@@ -8581,33 +8486,51 @@
       <w:tr>
         <w:tc>
           <w:tcPr>
-            <w:tcW w:w="2857" w:type="dxa"/>
-          </w:tcPr>
-          <w:p>
-            <w:pPr>
-              <w:pStyle w:val="TNR"/>
-            </w:pPr>
-            <w:r>
-              <w:t>Testing in multiple evidence environments (mobile/desktop) on multiple types of target data (credentials, confidential information, intrusion indicators, suspicious processes/media)</w:t>
-            </w:r>
-          </w:p>
-        </w:tc>
-        <w:tc>
-          <w:tcPr>
-            <w:tcW w:w="1255" w:type="dxa"/>
-          </w:tcPr>
-          <w:p>
-            <w:pPr>
-              <w:pStyle w:val="TNR"/>
-            </w:pPr>
-            <w:r>
+            <w:tcW w:w="2990" w:type="dxa"/>
+          </w:tcPr>
+          <w:p>
+            <w:pPr>
+              <w:pStyle w:val="TNR"/>
+              <w:jc w:val="left"/>
+              <w:rPr>
+                <w:b/>
+                <w:bCs/>
+              </w:rPr>
+            </w:pPr>
+            <w:r>
+              <w:rPr>
+                <w:b/>
+                <w:bCs/>
+              </w:rPr>
+              <w:t xml:space="preserve">Testing in multiple evidence environments </w:t>
+            </w:r>
+            <w:r>
+              <w:rPr>
+                <w:b/>
+                <w:bCs/>
+              </w:rPr>
+              <w:lastRenderedPageBreak/>
+              <w:t>(mobile/desktop) on multiple types of target data (credentials, confidential information, intrusion indicators, suspicious processes/media)</w:t>
+            </w:r>
+          </w:p>
+        </w:tc>
+        <w:tc>
+          <w:tcPr>
+            <w:tcW w:w="1232" w:type="dxa"/>
+          </w:tcPr>
+          <w:p>
+            <w:pPr>
+              <w:pStyle w:val="TNR"/>
+            </w:pPr>
+            <w:r>
+              <w:lastRenderedPageBreak/>
               <w:t>I</w:t>
             </w:r>
           </w:p>
         </w:tc>
         <w:tc>
           <w:tcPr>
-            <w:tcW w:w="1482" w:type="dxa"/>
+            <w:tcW w:w="1466" w:type="dxa"/>
           </w:tcPr>
           <w:p>
             <w:pPr>
@@ -8620,7 +8543,7 @@
         </w:tc>
         <w:tc>
           <w:tcPr>
-            <w:tcW w:w="1439" w:type="dxa"/>
+            <w:tcW w:w="1418" w:type="dxa"/>
           </w:tcPr>
           <w:p>
             <w:pPr>
@@ -8633,7 +8556,7 @@
         </w:tc>
         <w:tc>
           <w:tcPr>
-            <w:tcW w:w="1162" w:type="dxa"/>
+            <w:tcW w:w="1133" w:type="dxa"/>
           </w:tcPr>
           <w:p>
             <w:pPr>
@@ -8646,7 +8569,7 @@
         </w:tc>
         <w:tc>
           <w:tcPr>
-            <w:tcW w:w="1147" w:type="dxa"/>
+            <w:tcW w:w="1121" w:type="dxa"/>
           </w:tcPr>
           <w:p>
             <w:pPr>
@@ -8659,7 +8582,7 @@
         </w:tc>
         <w:tc>
           <w:tcPr>
-            <w:tcW w:w="1114" w:type="dxa"/>
+            <w:tcW w:w="1096" w:type="dxa"/>
           </w:tcPr>
           <w:p>
             <w:pPr>
@@ -8674,21 +8597,29 @@
       <w:tr>
         <w:tc>
           <w:tcPr>
-            <w:tcW w:w="2857" w:type="dxa"/>
-          </w:tcPr>
-          <w:p>
-            <w:pPr>
-              <w:pStyle w:val="TNR"/>
-            </w:pPr>
-            <w:r>
-              <w:lastRenderedPageBreak/>
+            <w:tcW w:w="2990" w:type="dxa"/>
+          </w:tcPr>
+          <w:p>
+            <w:pPr>
+              <w:pStyle w:val="TNR"/>
+              <w:jc w:val="left"/>
+              <w:rPr>
+                <w:b/>
+                <w:bCs/>
+              </w:rPr>
+            </w:pPr>
+            <w:r>
+              <w:rPr>
+                <w:b/>
+                <w:bCs/>
+              </w:rPr>
               <w:t xml:space="preserve">Design a consistent test environment, ensuring all variables are the same and that available processing power is consistent before testing. </w:t>
             </w:r>
           </w:p>
         </w:tc>
         <w:tc>
           <w:tcPr>
-            <w:tcW w:w="1255" w:type="dxa"/>
+            <w:tcW w:w="1232" w:type="dxa"/>
           </w:tcPr>
           <w:p>
             <w:pPr>
@@ -8701,7 +8632,7 @@
         </w:tc>
         <w:tc>
           <w:tcPr>
-            <w:tcW w:w="1482" w:type="dxa"/>
+            <w:tcW w:w="1466" w:type="dxa"/>
           </w:tcPr>
           <w:p>
             <w:pPr>
@@ -8714,7 +8645,7 @@
         </w:tc>
         <w:tc>
           <w:tcPr>
-            <w:tcW w:w="1439" w:type="dxa"/>
+            <w:tcW w:w="1418" w:type="dxa"/>
           </w:tcPr>
           <w:p>
             <w:pPr>
@@ -8727,7 +8658,7 @@
         </w:tc>
         <w:tc>
           <w:tcPr>
-            <w:tcW w:w="1162" w:type="dxa"/>
+            <w:tcW w:w="1133" w:type="dxa"/>
           </w:tcPr>
           <w:p>
             <w:pPr>
@@ -8740,7 +8671,7 @@
         </w:tc>
         <w:tc>
           <w:tcPr>
-            <w:tcW w:w="1147" w:type="dxa"/>
+            <w:tcW w:w="1121" w:type="dxa"/>
           </w:tcPr>
           <w:p>
             <w:pPr>
@@ -8753,7 +8684,7 @@
         </w:tc>
         <w:tc>
           <w:tcPr>
-            <w:tcW w:w="1114" w:type="dxa"/>
+            <w:tcW w:w="1096" w:type="dxa"/>
           </w:tcPr>
           <w:p>
             <w:pPr>
@@ -8788,20 +8719,19 @@
     <w:p/>
     <w:p/>
     <w:p/>
-    <w:p/>
-    <w:p/>
-    <w:p/>
-    <w:p/>
     <w:p>
       <w:pPr>
         <w:pStyle w:val="Heading1"/>
       </w:pPr>
-      <w:bookmarkStart w:id="24" w:name="_Toc236989741"/>
+      <w:bookmarkStart w:id="23" w:name="_Toc236991258"/>
       <w:r>
         <w:lastRenderedPageBreak/>
-        <w:t>Project timeline and milestones</w:t>
-      </w:r>
-      <w:bookmarkEnd w:id="24"/>
+        <w:t>P</w:t>
+      </w:r>
+      <w:r>
+        <w:t>roject timeline and milestones</w:t>
+      </w:r>
+      <w:bookmarkEnd w:id="23"/>
     </w:p>
     <w:p>
       <w:pPr>
@@ -8818,7 +8748,7 @@
       </w:tblPr>
       <w:tblGrid>
         <w:gridCol w:w="4508"/>
-        <w:gridCol w:w="4508"/>
+        <w:gridCol w:w="4701"/>
       </w:tblGrid>
       <w:tr>
         <w:tc>
@@ -8828,21 +8758,37 @@
           <w:p>
             <w:pPr>
               <w:pStyle w:val="TNR"/>
-            </w:pPr>
-            <w:r>
+              <w:rPr>
+                <w:b/>
+                <w:bCs/>
+              </w:rPr>
+            </w:pPr>
+            <w:r>
+              <w:rPr>
+                <w:b/>
+                <w:bCs/>
+              </w:rPr>
               <w:t>Requirement</w:t>
             </w:r>
           </w:p>
         </w:tc>
         <w:tc>
           <w:tcPr>
-            <w:tcW w:w="4508" w:type="dxa"/>
-          </w:tcPr>
-          <w:p>
-            <w:pPr>
-              <w:pStyle w:val="TNR"/>
-            </w:pPr>
-            <w:r>
+            <w:tcW w:w="4701" w:type="dxa"/>
+          </w:tcPr>
+          <w:p>
+            <w:pPr>
+              <w:pStyle w:val="TNR"/>
+              <w:rPr>
+                <w:b/>
+                <w:bCs/>
+              </w:rPr>
+            </w:pPr>
+            <w:r>
+              <w:rPr>
+                <w:b/>
+                <w:bCs/>
+              </w:rPr>
               <w:t>Specific date OR academic week of semester</w:t>
             </w:r>
           </w:p>
@@ -8852,21 +8798,35 @@
         <w:tc>
           <w:tcPr>
             <w:tcW w:w="4508" w:type="dxa"/>
-          </w:tcPr>
-          <w:p>
-            <w:pPr>
-              <w:pStyle w:val="TNR"/>
-            </w:pPr>
-          </w:p>
-        </w:tc>
-        <w:tc>
-          <w:tcPr>
-            <w:tcW w:w="4508" w:type="dxa"/>
-          </w:tcPr>
-          <w:p>
-            <w:pPr>
-              <w:pStyle w:val="TNR"/>
-            </w:pPr>
+            <w:shd w:val="clear" w:color="auto" w:fill="F6C5AC" w:themeFill="accent2" w:themeFillTint="66"/>
+          </w:tcPr>
+          <w:p>
+            <w:pPr>
+              <w:pStyle w:val="TNR"/>
+            </w:pPr>
+            <w:r>
+              <w:rPr>
+                <w:rFonts w:cs="Arial"/>
+              </w:rPr>
+              <w:t>Proposal due (academic)</w:t>
+            </w:r>
+          </w:p>
+        </w:tc>
+        <w:tc>
+          <w:tcPr>
+            <w:tcW w:w="4701" w:type="dxa"/>
+            <w:shd w:val="clear" w:color="auto" w:fill="F6C5AC" w:themeFill="accent2" w:themeFillTint="66"/>
+          </w:tcPr>
+          <w:p>
+            <w:pPr>
+              <w:pStyle w:val="TNR"/>
+            </w:pPr>
+            <w:r>
+              <w:rPr>
+                <w:rFonts w:cs="Arial"/>
+              </w:rPr>
+              <w:t>Week 4</w:t>
+            </w:r>
           </w:p>
         </w:tc>
       </w:tr>
@@ -8874,21 +8834,35 @@
         <w:tc>
           <w:tcPr>
             <w:tcW w:w="4508" w:type="dxa"/>
-          </w:tcPr>
-          <w:p>
-            <w:pPr>
-              <w:pStyle w:val="TNR"/>
-            </w:pPr>
-          </w:p>
-        </w:tc>
-        <w:tc>
-          <w:tcPr>
-            <w:tcW w:w="4508" w:type="dxa"/>
-          </w:tcPr>
-          <w:p>
-            <w:pPr>
-              <w:pStyle w:val="TNR"/>
-            </w:pPr>
+            <w:shd w:val="clear" w:color="auto" w:fill="C1E4F5" w:themeFill="accent1" w:themeFillTint="33"/>
+          </w:tcPr>
+          <w:p>
+            <w:pPr>
+              <w:pStyle w:val="TNR"/>
+            </w:pPr>
+            <w:r>
+              <w:rPr>
+                <w:rFonts w:cs="Arial"/>
+              </w:rPr>
+              <w:t>Client Demo (client)</w:t>
+            </w:r>
+          </w:p>
+        </w:tc>
+        <w:tc>
+          <w:tcPr>
+            <w:tcW w:w="4701" w:type="dxa"/>
+            <w:shd w:val="clear" w:color="auto" w:fill="C1E4F5" w:themeFill="accent1" w:themeFillTint="33"/>
+          </w:tcPr>
+          <w:p>
+            <w:pPr>
+              <w:pStyle w:val="TNR"/>
+            </w:pPr>
+            <w:r>
+              <w:rPr>
+                <w:rFonts w:cs="Arial"/>
+              </w:rPr>
+              <w:t>Week 14</w:t>
+            </w:r>
           </w:p>
         </w:tc>
       </w:tr>
@@ -8896,21 +8870,35 @@
         <w:tc>
           <w:tcPr>
             <w:tcW w:w="4508" w:type="dxa"/>
-          </w:tcPr>
-          <w:p>
-            <w:pPr>
-              <w:pStyle w:val="TNR"/>
-            </w:pPr>
-          </w:p>
-        </w:tc>
-        <w:tc>
-          <w:tcPr>
-            <w:tcW w:w="4508" w:type="dxa"/>
-          </w:tcPr>
-          <w:p>
-            <w:pPr>
-              <w:pStyle w:val="TNR"/>
-            </w:pPr>
+            <w:shd w:val="clear" w:color="auto" w:fill="F6C5AC" w:themeFill="accent2" w:themeFillTint="66"/>
+          </w:tcPr>
+          <w:p>
+            <w:pPr>
+              <w:pStyle w:val="TNR"/>
+            </w:pPr>
+            <w:r>
+              <w:rPr>
+                <w:rFonts w:cs="Arial"/>
+              </w:rPr>
+              <w:t>Final Panel (academic)</w:t>
+            </w:r>
+          </w:p>
+        </w:tc>
+        <w:tc>
+          <w:tcPr>
+            <w:tcW w:w="4701" w:type="dxa"/>
+            <w:shd w:val="clear" w:color="auto" w:fill="F6C5AC" w:themeFill="accent2" w:themeFillTint="66"/>
+          </w:tcPr>
+          <w:p>
+            <w:pPr>
+              <w:pStyle w:val="TNR"/>
+            </w:pPr>
+            <w:r>
+              <w:rPr>
+                <w:rFonts w:cs="Arial"/>
+              </w:rPr>
+              <w:t>Week 16 or 17</w:t>
+            </w:r>
           </w:p>
         </w:tc>
       </w:tr>
@@ -8927,7 +8915,7 @@
         </w:tc>
         <w:tc>
           <w:tcPr>
-            <w:tcW w:w="4508" w:type="dxa"/>
+            <w:tcW w:w="4701" w:type="dxa"/>
           </w:tcPr>
           <w:p>
             <w:pPr>
@@ -8949,15 +8937,12 @@
         </w:tc>
         <w:tc>
           <w:tcPr>
-            <w:tcW w:w="4508" w:type="dxa"/>
-          </w:tcPr>
-          <w:p>
-            <w:pPr>
-              <w:pStyle w:val="TNR"/>
-            </w:pPr>
-            <w:r>
-              <w:t>Use colour coding to differentiate academic deliverables from client deliverables.</w:t>
-            </w:r>
+            <w:tcW w:w="4701" w:type="dxa"/>
+          </w:tcPr>
+          <w:p>
+            <w:pPr>
+              <w:pStyle w:val="TNR"/>
+            </w:pPr>
           </w:p>
         </w:tc>
       </w:tr>
@@ -8998,11 +8983,11 @@
       <w:pPr>
         <w:pStyle w:val="Heading1"/>
       </w:pPr>
-      <w:bookmarkStart w:id="25" w:name="_Toc236989742"/>
+      <w:bookmarkStart w:id="24" w:name="_Toc236991259"/>
       <w:r>
         <w:t>Project Risk Analysis</w:t>
       </w:r>
-      <w:bookmarkEnd w:id="25"/>
+      <w:bookmarkEnd w:id="24"/>
     </w:p>
     <w:tbl>
       <w:tblPr>
@@ -9011,12 +8996,12 @@
         <w:tblLook w:val="04A0" w:firstRow="1" w:lastRow="0" w:firstColumn="1" w:lastColumn="0" w:noHBand="0" w:noVBand="1"/>
       </w:tblPr>
       <w:tblGrid>
-        <w:gridCol w:w="1317"/>
-        <w:gridCol w:w="1366"/>
-        <w:gridCol w:w="1707"/>
-        <w:gridCol w:w="2377"/>
-        <w:gridCol w:w="1940"/>
-        <w:gridCol w:w="1749"/>
+        <w:gridCol w:w="1316"/>
+        <w:gridCol w:w="1363"/>
+        <w:gridCol w:w="1730"/>
+        <w:gridCol w:w="2368"/>
+        <w:gridCol w:w="1937"/>
+        <w:gridCol w:w="1742"/>
       </w:tblGrid>
       <w:tr>
         <w:tc>
@@ -9745,8 +9730,6 @@
         <w:t>ssessment Matrix</w:t>
       </w:r>
     </w:p>
-    <w:p/>
-    <w:p/>
     <w:p/>
     <w:tbl>
       <w:tblPr>
@@ -10000,7 +9983,19 @@
               <w:pStyle w:val="TNR"/>
             </w:pPr>
             <w:r>
-              <w:t xml:space="preserve">Lock up the PC while not in use. Label components with owner’s name. </w:t>
+              <w:t xml:space="preserve">Keep PC in locked </w:t>
+            </w:r>
+            <w:r>
+              <w:t>network room, in a</w:t>
+            </w:r>
+            <w:r>
+              <w:t>n inconspicuous location.</w:t>
+            </w:r>
+            <w:r>
+              <w:t xml:space="preserve"> Label components with owner’s name. </w:t>
+            </w:r>
+            <w:r>
+              <w:t>Have photo proof of ownership.</w:t>
             </w:r>
           </w:p>
         </w:tc>
@@ -10127,6 +10122,7 @@
               <w:pStyle w:val="TNR"/>
             </w:pPr>
             <w:r>
+              <w:lastRenderedPageBreak/>
               <w:t>R12 Internet outage</w:t>
             </w:r>
           </w:p>
@@ -10211,7 +10207,6 @@
               <w:pStyle w:val="TNR"/>
             </w:pPr>
             <w:r>
-              <w:lastRenderedPageBreak/>
               <w:t>R15 Version control conflicts</w:t>
             </w:r>
           </w:p>
@@ -10226,6 +10221,9 @@
             </w:pPr>
             <w:r>
               <w:t>Everyone works in separate files, then copies the whole section into the main document once done. Communicate before editing the main document.</w:t>
+            </w:r>
+            <w:r>
+              <w:t xml:space="preserve"> </w:t>
             </w:r>
           </w:p>
         </w:tc>
@@ -10570,6 +10568,7 @@
               <w:pStyle w:val="TNR"/>
             </w:pPr>
             <w:r>
+              <w:lastRenderedPageBreak/>
               <w:t>R09 Client becomes unavailable</w:t>
             </w:r>
           </w:p>
@@ -10682,7 +10681,6 @@
               <w:pStyle w:val="TNR"/>
             </w:pPr>
             <w:r>
-              <w:lastRenderedPageBreak/>
               <w:t>R13 Natural disaster or pandemic</w:t>
             </w:r>
           </w:p>
@@ -10801,15 +10799,7 @@
     <w:p/>
     <w:p/>
     <w:p/>
-    <w:p/>
-    <w:p/>
-    <w:p/>
-    <w:p/>
-    <w:p/>
-    <w:p/>
-    <w:p/>
-    <w:p/>
-    <w:bookmarkStart w:id="26" w:name="_Toc236989743" w:displacedByCustomXml="next"/>
+    <w:bookmarkStart w:id="25" w:name="_Toc236991260" w:displacedByCustomXml="next"/>
     <w:sdt>
       <w:sdtPr>
         <w:rPr>
@@ -10829,6 +10819,13 @@
           <w:docPartUnique/>
         </w:docPartObj>
       </w:sdtPr>
+      <w:sdtEndPr>
+        <w:rPr>
+          <w:rFonts w:ascii="Times New Roman" w:hAnsi="Times New Roman"/>
+          <w:sz w:val="24"/>
+          <w:lang w:val="en-NZ"/>
+        </w:rPr>
+      </w:sdtEndPr>
       <w:sdtContent>
         <w:p>
           <w:pPr>
@@ -10837,21 +10834,20 @@
           <w:r>
             <w:t>References</w:t>
           </w:r>
-          <w:bookmarkEnd w:id="26"/>
+          <w:bookmarkEnd w:id="25"/>
         </w:p>
         <w:sdt>
           <w:sdtPr>
             <w:id w:val="-573587230"/>
             <w:bibliography/>
           </w:sdtPr>
+          <w:sdtEndPr/>
           <w:sdtContent>
             <w:p>
               <w:pPr>
-                <w:pStyle w:val="Bibliography"/>
-                <w:ind w:left="720" w:hanging="720"/>
+                <w:pStyle w:val="TNR"/>
                 <w:rPr>
                   <w:noProof/>
-                  <w:sz w:val="24"/>
                   <w:szCs w:val="24"/>
                 </w:rPr>
               </w:pPr>
@@ -10887,8 +10883,7 @@
             </w:p>
             <w:p>
               <w:pPr>
-                <w:pStyle w:val="Bibliography"/>
-                <w:ind w:left="720" w:hanging="720"/>
+                <w:pStyle w:val="TNR"/>
                 <w:rPr>
                   <w:noProof/>
                 </w:rPr>
@@ -10916,8 +10911,7 @@
             </w:p>
             <w:p>
               <w:pPr>
-                <w:pStyle w:val="Bibliography"/>
-                <w:ind w:left="720" w:hanging="720"/>
+                <w:pStyle w:val="TNR"/>
                 <w:rPr>
                   <w:noProof/>
                 </w:rPr>
@@ -10944,6 +10938,9 @@
               </w:r>
             </w:p>
             <w:p>
+              <w:pPr>
+                <w:pStyle w:val="TNR"/>
+              </w:pPr>
               <w:r>
                 <w:rPr>
                   <w:b/>
@@ -11108,28 +11105,34 @@
       <w:pPr>
         <w:pStyle w:val="Heading1"/>
       </w:pPr>
-      <w:bookmarkStart w:id="27" w:name="_Toc236989744"/>
+      <w:bookmarkStart w:id="26" w:name="_Toc236991261"/>
       <w:r>
         <w:lastRenderedPageBreak/>
         <w:t>Appendices</w:t>
       </w:r>
+      <w:bookmarkEnd w:id="26"/>
+    </w:p>
+    <w:p>
+      <w:pPr>
+        <w:pStyle w:val="Heading2"/>
+      </w:pPr>
+      <w:bookmarkStart w:id="27" w:name="_Toc236991262"/>
+      <w:r>
+        <w:t>Appendix A</w:t>
+      </w:r>
       <w:bookmarkEnd w:id="27"/>
     </w:p>
     <w:p>
       <w:pPr>
-        <w:pStyle w:val="Heading2"/>
-      </w:pPr>
-      <w:bookmarkStart w:id="28" w:name="_Toc236989745"/>
-      <w:r>
-        <w:t>Appendix A</w:t>
-      </w:r>
-      <w:bookmarkEnd w:id="28"/>
-    </w:p>
-    <w:p>
-      <w:pPr>
-        <w:rPr>
-          <w:lang w:val="en-NZ"/>
-        </w:rPr>
+        <w:pStyle w:val="TNR"/>
+      </w:pPr>
+      <w:r>
+        <w:t>Planned distribution and approximate timeline of work to be done.</w:t>
+      </w:r>
+    </w:p>
+    <w:p>
+      <w:pPr>
+        <w:keepNext/>
       </w:pPr>
       <w:r>
         <w:rPr>
@@ -11152,7 +11155,7 @@
                     <pic:cNvPicPr/>
                   </pic:nvPicPr>
                   <pic:blipFill>
-                    <a:blip r:embed="rId13"/>
+                    <a:blip r:embed="rId9"/>
                     <a:stretch>
                       <a:fillRect/>
                     </a:stretch>
@@ -11175,10 +11178,35 @@
     </w:p>
     <w:p>
       <w:pPr>
+        <w:pStyle w:val="Caption"/>
         <w:rPr>
           <w:lang w:val="en-NZ"/>
         </w:rPr>
       </w:pPr>
+      <w:r>
+        <w:t xml:space="preserve">Figure </w:t>
+      </w:r>
+      <w:r>
+        <w:fldChar w:fldCharType="begin"/>
+      </w:r>
+      <w:r>
+        <w:instrText xml:space="preserve"> SEQ Figure \* ARABIC </w:instrText>
+      </w:r>
+      <w:r>
+        <w:fldChar w:fldCharType="separate"/>
+      </w:r>
+      <w:r>
+        <w:rPr>
+          <w:noProof/>
+        </w:rPr>
+        <w:t>1</w:t>
+      </w:r>
+      <w:r>
+        <w:fldChar w:fldCharType="end"/>
+      </w:r>
+      <w:r>
+        <w:t xml:space="preserve"> - Gantt Chart</w:t>
+      </w:r>
     </w:p>
     <w:p>
       <w:pPr>
@@ -11315,14 +11343,20 @@
     </w:p>
     <w:p>
       <w:pPr>
+        <w:rPr>
+          <w:lang w:val="en-NZ"/>
+        </w:rPr>
+      </w:pPr>
+    </w:p>
+    <w:p>
+      <w:pPr>
         <w:pStyle w:val="Heading2"/>
       </w:pPr>
-      <w:bookmarkStart w:id="29" w:name="_Toc236989746"/>
-      <w:r>
-        <w:lastRenderedPageBreak/>
+      <w:bookmarkStart w:id="28" w:name="_Toc236991263"/>
+      <w:r>
         <w:t>Appendix B</w:t>
       </w:r>
-      <w:bookmarkEnd w:id="29"/>
+      <w:bookmarkEnd w:id="28"/>
     </w:p>
     <w:p>
       <w:pPr>
@@ -11479,11 +11513,11 @@
         <w:pStyle w:val="Heading1"/>
         <w:ind w:left="279"/>
       </w:pPr>
-      <w:bookmarkStart w:id="30" w:name="_Toc236989747"/>
+      <w:bookmarkStart w:id="29" w:name="_Toc236991264"/>
       <w:r>
         <w:t>The Parties</w:t>
       </w:r>
-      <w:bookmarkEnd w:id="30"/>
+      <w:bookmarkEnd w:id="29"/>
       <w:r>
         <w:t xml:space="preserve"> </w:t>
       </w:r>
@@ -11611,7 +11645,15 @@
         <w:jc w:val="both"/>
       </w:pPr>
       <w:r>
-        <w:t xml:space="preserve">As part of an established course of study at the Faculty, Bachelor of Information Technology students take a course module IT7x01, in which the Student(s) completes a project (“the Project”) with the Organisation on the basis set out in this Agreement. </w:t>
+        <w:t xml:space="preserve">As part of an established course of study at the Faculty, Bachelor of Information Technology students take a course module IT7x01, in which the </w:t>
+      </w:r>
+      <w:proofErr w:type="gramStart"/>
+      <w:r>
+        <w:t>Student</w:t>
+      </w:r>
+      <w:proofErr w:type="gramEnd"/>
+      <w:r>
+        <w:t xml:space="preserve">(s) completes a project (“the Project”) with the Organisation on the basis set out in this Agreement. </w:t>
       </w:r>
     </w:p>
     <w:p>
@@ -11625,7 +11667,15 @@
         <w:jc w:val="both"/>
       </w:pPr>
       <w:r>
-        <w:t xml:space="preserve">The Organisation agrees to allow the Student(s) access to its premises if needed to undertake that Project on the basis set out in this Agreement. </w:t>
+        <w:t xml:space="preserve">The Organisation agrees to allow the </w:t>
+      </w:r>
+      <w:proofErr w:type="gramStart"/>
+      <w:r>
+        <w:t>Student</w:t>
+      </w:r>
+      <w:proofErr w:type="gramEnd"/>
+      <w:r>
+        <w:t xml:space="preserve">(s) access to its premises if needed to undertake that Project on the basis set out in this Agreement. </w:t>
       </w:r>
     </w:p>
     <w:p>
@@ -11639,7 +11689,15 @@
         <w:jc w:val="both"/>
       </w:pPr>
       <w:r>
-        <w:t xml:space="preserve">The Faculty is satisfied that the Organisation is suitable for the Student(s) Project. </w:t>
+        <w:t xml:space="preserve">The </w:t>
+      </w:r>
+      <w:proofErr w:type="gramStart"/>
+      <w:r>
+        <w:t>Faculty</w:t>
+      </w:r>
+      <w:proofErr w:type="gramEnd"/>
+      <w:r>
+        <w:t xml:space="preserve"> is satisfied that the Organisation is suitable for the Student(s) Project. </w:t>
       </w:r>
     </w:p>
     <w:p>
@@ -11704,6 +11762,9 @@
       <w:pPr>
         <w:spacing w:after="158" w:line="259" w:lineRule="auto"/>
         <w:ind w:left="283"/>
+        <w:rPr>
+          <w:b/>
+        </w:rPr>
       </w:pPr>
       <w:r>
         <w:rPr>
@@ -11714,14 +11775,21 @@
     </w:p>
     <w:p>
       <w:pPr>
+        <w:spacing w:after="158" w:line="259" w:lineRule="auto"/>
+        <w:ind w:left="283"/>
+      </w:pPr>
+    </w:p>
+    <w:p>
+      <w:pPr>
         <w:pStyle w:val="Heading1"/>
         <w:ind w:left="279"/>
       </w:pPr>
-      <w:bookmarkStart w:id="31" w:name="_Toc236989748"/>
-      <w:r>
+      <w:bookmarkStart w:id="30" w:name="_Toc236991265"/>
+      <w:r>
+        <w:lastRenderedPageBreak/>
         <w:t>2. Undertakings</w:t>
       </w:r>
-      <w:bookmarkEnd w:id="31"/>
+      <w:bookmarkEnd w:id="30"/>
       <w:r>
         <w:t xml:space="preserve"> </w:t>
       </w:r>
@@ -11743,7 +11811,15 @@
         <w:ind w:left="696" w:hanging="427"/>
       </w:pPr>
       <w:r>
-        <w:t xml:space="preserve">2.1 The Organisation has accepted the Student(s) and agrees to allow that Student(s) access to its premises as needed. </w:t>
+        <w:t xml:space="preserve">2.1 The Organisation has accepted the </w:t>
+      </w:r>
+      <w:proofErr w:type="gramStart"/>
+      <w:r>
+        <w:t>Student</w:t>
+      </w:r>
+      <w:proofErr w:type="gramEnd"/>
+      <w:r>
+        <w:t xml:space="preserve">(s) and agrees to allow that Student(s) access to its premises as needed. </w:t>
       </w:r>
     </w:p>
     <w:p>
@@ -11751,8 +11827,15 @@
         <w:ind w:left="696" w:hanging="427"/>
       </w:pPr>
       <w:r>
-        <w:lastRenderedPageBreak/>
-        <w:t xml:space="preserve">2.2 The Organisation agrees to be responsible for meeting the requirements of its statutory obligations, e.g. Health and Safety in Employment Act, Human Rights Act, etc., for the Student(s). </w:t>
+        <w:t xml:space="preserve">2.2 The Organisation agrees to be responsible for meeting the requirements of its statutory obligations, e.g. Health and Safety in Employment Act, Human Rights Act, etc., for the </w:t>
+      </w:r>
+      <w:proofErr w:type="gramStart"/>
+      <w:r>
+        <w:t>Student</w:t>
+      </w:r>
+      <w:proofErr w:type="gramEnd"/>
+      <w:r>
+        <w:t xml:space="preserve">(s). </w:t>
       </w:r>
     </w:p>
     <w:p>
@@ -11776,7 +11859,23 @@
         <w:ind w:left="696" w:hanging="427"/>
       </w:pPr>
       <w:r>
-        <w:t xml:space="preserve">2.5 Neither the Faculty nor the Student(s) guarantee specific results and the Project will be undertaken only on a best efforts basis. </w:t>
+        <w:t xml:space="preserve">2.5 Neither the Faculty nor the </w:t>
+      </w:r>
+      <w:proofErr w:type="gramStart"/>
+      <w:r>
+        <w:t>Student</w:t>
+      </w:r>
+      <w:proofErr w:type="gramEnd"/>
+      <w:r>
+        <w:t xml:space="preserve">(s) guarantee specific results and the Project will be undertaken only on a </w:t>
+      </w:r>
+      <w:proofErr w:type="gramStart"/>
+      <w:r>
+        <w:t>best efforts</w:t>
+      </w:r>
+      <w:proofErr w:type="gramEnd"/>
+      <w:r>
+        <w:t xml:space="preserve"> basis. </w:t>
       </w:r>
     </w:p>
     <w:p>
@@ -11785,15 +11884,6 @@
       </w:pPr>
       <w:r>
         <w:t xml:space="preserve">2.6 The Student(s) agrees to submit their IT7510 report to their nominated supervisor at the Organisation. </w:t>
-      </w:r>
-    </w:p>
-    <w:p>
-      <w:pPr>
-        <w:spacing w:after="180" w:line="259" w:lineRule="auto"/>
-        <w:ind w:left="282"/>
-      </w:pPr>
-      <w:r>
-        <w:t xml:space="preserve"> </w:t>
       </w:r>
     </w:p>
     <w:p>
@@ -11804,53 +11894,33 @@
           <w:tab w:val="center" w:pos="4390"/>
         </w:tabs>
       </w:pPr>
-      <w:r>
-        <w:rPr>
-          <w:rFonts w:ascii="Calibri" w:eastAsia="Calibri" w:hAnsi="Calibri" w:cs="Calibri"/>
-          <w:b w:val="0"/>
-        </w:rPr>
+      <w:bookmarkStart w:id="31" w:name="_Toc236991266"/>
+      <w:r>
+        <w:t xml:space="preserve">3 </w:t>
+      </w:r>
+      <w:r>
         <w:tab/>
-      </w:r>
-      <w:bookmarkStart w:id="32" w:name="_Toc236989749"/>
-      <w:r>
-        <w:t xml:space="preserve">3 </w:t>
-      </w:r>
-      <w:r>
-        <w:tab/>
-        <w:t>Copyright, Patents, Trade Marks and other Intellectual Property Rights</w:t>
-      </w:r>
-      <w:bookmarkEnd w:id="32"/>
+        <w:t xml:space="preserve">Copyright, Patents, </w:t>
+      </w:r>
+      <w:proofErr w:type="gramStart"/>
+      <w:r>
+        <w:t>Trade Marks</w:t>
+      </w:r>
+      <w:proofErr w:type="gramEnd"/>
+      <w:r>
+        <w:t xml:space="preserve"> and other Intellectual Property Rights</w:t>
+      </w:r>
+      <w:bookmarkEnd w:id="31"/>
       <w:r>
         <w:t xml:space="preserve"> </w:t>
       </w:r>
     </w:p>
     <w:p>
       <w:pPr>
-        <w:spacing w:after="160" w:line="259" w:lineRule="auto"/>
-        <w:ind w:left="282"/>
-      </w:pPr>
-      <w:r>
-        <w:rPr>
-          <w:b/>
-        </w:rPr>
-        <w:t xml:space="preserve"> </w:t>
-      </w:r>
-    </w:p>
-    <w:p>
-      <w:pPr>
         <w:ind w:left="279"/>
       </w:pPr>
       <w:r>
         <w:t xml:space="preserve">The Faculty and Student(s) each acknowledge that all copyright, trademarks, trade names, patents and other intellectual property rights belonging to the Organisation that the Faculty and Student(s) come into contact with are and shall remain the sole property of the Organisation, and no claim or right to them is to be made by or created in the Faculty or Student(s). </w:t>
-      </w:r>
-    </w:p>
-    <w:p>
-      <w:pPr>
-        <w:spacing w:after="177" w:line="259" w:lineRule="auto"/>
-        <w:ind w:left="282"/>
-      </w:pPr>
-      <w:r>
-        <w:t xml:space="preserve"> </w:t>
       </w:r>
     </w:p>
     <w:p>
@@ -11861,14 +11931,7 @@
           <w:tab w:val="center" w:pos="1980"/>
         </w:tabs>
       </w:pPr>
-      <w:r>
-        <w:rPr>
-          <w:rFonts w:ascii="Calibri" w:eastAsia="Calibri" w:hAnsi="Calibri" w:cs="Calibri"/>
-          <w:b w:val="0"/>
-        </w:rPr>
-        <w:tab/>
-      </w:r>
-      <w:bookmarkStart w:id="33" w:name="_Toc236989750"/>
+      <w:bookmarkStart w:id="32" w:name="_Toc236991267"/>
       <w:r>
         <w:t xml:space="preserve">4 </w:t>
       </w:r>
@@ -11876,35 +11939,17 @@
         <w:tab/>
         <w:t>Confidential Information</w:t>
       </w:r>
-      <w:bookmarkEnd w:id="33"/>
+      <w:bookmarkEnd w:id="32"/>
       <w:r>
         <w:t xml:space="preserve"> </w:t>
       </w:r>
     </w:p>
     <w:p>
       <w:pPr>
-        <w:spacing w:after="160" w:line="259" w:lineRule="auto"/>
-        <w:ind w:left="282"/>
-      </w:pPr>
-      <w:r>
-        <w:t xml:space="preserve"> </w:t>
-      </w:r>
-    </w:p>
-    <w:p>
-      <w:pPr>
         <w:ind w:left="696" w:hanging="427"/>
       </w:pPr>
       <w:r>
         <w:t xml:space="preserve">4.1 The parties may wish, from time to time, in connection with the Project undertaken under this Agreement, to disclose certain information of a confidential nature (“Confidential Information”) to each other.  Each party will use reasonable efforts to prevent the disclosure of any of the other parties Confidential Information to third parties for a period of three (3) years from receipt of that information, provided that the recipient party’s obligation shall not apply to information that: </w:t>
-      </w:r>
-    </w:p>
-    <w:p>
-      <w:pPr>
-        <w:spacing w:after="160" w:line="259" w:lineRule="auto"/>
-        <w:ind w:left="282"/>
-      </w:pPr>
-      <w:r>
-        <w:t xml:space="preserve"> </w:t>
       </w:r>
     </w:p>
     <w:p>
@@ -11993,15 +12038,6 @@
     </w:p>
     <w:p>
       <w:pPr>
-        <w:spacing w:after="160" w:line="259" w:lineRule="auto"/>
-        <w:ind w:left="709"/>
-      </w:pPr>
-      <w:r>
-        <w:t xml:space="preserve"> </w:t>
-      </w:r>
-    </w:p>
-    <w:p>
-      <w:pPr>
         <w:numPr>
           <w:ilvl w:val="1"/>
           <w:numId w:val="4"/>
@@ -12019,7 +12055,6 @@
         <w:ind w:left="719"/>
       </w:pPr>
       <w:r>
-        <w:lastRenderedPageBreak/>
         <w:t xml:space="preserve">No party shall unreasonably withhold such permission. </w:t>
       </w:r>
     </w:p>
@@ -12034,163 +12069,8 @@
         <w:jc w:val="both"/>
       </w:pPr>
       <w:r>
-        <w:t xml:space="preserve">If permission to use Confidential Information is withheld by a party, then that party will state the reason or basis for refusal of permission. </w:t>
-      </w:r>
-    </w:p>
-    <w:p>
-      <w:pPr>
-        <w:spacing w:after="177" w:line="259" w:lineRule="auto"/>
-        <w:ind w:left="283"/>
-      </w:pPr>
-      <w:r>
-        <w:t xml:space="preserve"> </w:t>
-      </w:r>
-    </w:p>
-    <w:p>
-      <w:pPr>
-        <w:spacing w:after="177" w:line="259" w:lineRule="auto"/>
-        <w:ind w:left="283"/>
-      </w:pPr>
-    </w:p>
-    <w:p>
-      <w:pPr>
-        <w:spacing w:after="177" w:line="259" w:lineRule="auto"/>
-      </w:pPr>
-    </w:p>
-    <w:p>
-      <w:pPr>
-        <w:spacing w:after="177" w:line="259" w:lineRule="auto"/>
-      </w:pPr>
-    </w:p>
-    <w:p>
-      <w:pPr>
-        <w:spacing w:after="177" w:line="259" w:lineRule="auto"/>
-      </w:pPr>
-    </w:p>
-    <w:p>
-      <w:pPr>
-        <w:spacing w:after="177" w:line="259" w:lineRule="auto"/>
-      </w:pPr>
-    </w:p>
-    <w:p>
-      <w:pPr>
-        <w:spacing w:after="177" w:line="259" w:lineRule="auto"/>
-      </w:pPr>
-    </w:p>
-    <w:p>
-      <w:pPr>
-        <w:spacing w:after="177" w:line="259" w:lineRule="auto"/>
-      </w:pPr>
-    </w:p>
-    <w:p>
-      <w:pPr>
-        <w:spacing w:after="177" w:line="259" w:lineRule="auto"/>
-      </w:pPr>
-    </w:p>
-    <w:p>
-      <w:pPr>
-        <w:spacing w:after="177" w:line="259" w:lineRule="auto"/>
-      </w:pPr>
-    </w:p>
-    <w:p>
-      <w:pPr>
-        <w:spacing w:after="177" w:line="259" w:lineRule="auto"/>
-      </w:pPr>
-    </w:p>
-    <w:p>
-      <w:pPr>
-        <w:spacing w:after="177" w:line="259" w:lineRule="auto"/>
-      </w:pPr>
-    </w:p>
-    <w:p>
-      <w:pPr>
-        <w:spacing w:after="177" w:line="259" w:lineRule="auto"/>
-      </w:pPr>
-    </w:p>
-    <w:p>
-      <w:pPr>
-        <w:spacing w:after="177" w:line="259" w:lineRule="auto"/>
-      </w:pPr>
-    </w:p>
-    <w:p>
-      <w:pPr>
-        <w:spacing w:after="177" w:line="259" w:lineRule="auto"/>
-      </w:pPr>
-    </w:p>
-    <w:p>
-      <w:pPr>
-        <w:spacing w:after="177" w:line="259" w:lineRule="auto"/>
-      </w:pPr>
-    </w:p>
-    <w:p>
-      <w:pPr>
-        <w:spacing w:after="177" w:line="259" w:lineRule="auto"/>
-      </w:pPr>
-    </w:p>
-    <w:p>
-      <w:pPr>
-        <w:spacing w:after="177" w:line="259" w:lineRule="auto"/>
-      </w:pPr>
-    </w:p>
-    <w:p>
-      <w:pPr>
-        <w:spacing w:after="177" w:line="259" w:lineRule="auto"/>
-      </w:pPr>
-    </w:p>
-    <w:p>
-      <w:pPr>
-        <w:spacing w:after="177" w:line="259" w:lineRule="auto"/>
-      </w:pPr>
-    </w:p>
-    <w:p>
-      <w:pPr>
-        <w:spacing w:after="177" w:line="259" w:lineRule="auto"/>
-      </w:pPr>
-    </w:p>
-    <w:p>
-      <w:pPr>
-        <w:spacing w:after="177" w:line="259" w:lineRule="auto"/>
-      </w:pPr>
-    </w:p>
-    <w:p>
-      <w:pPr>
-        <w:spacing w:after="177" w:line="259" w:lineRule="auto"/>
-      </w:pPr>
-    </w:p>
-    <w:p>
-      <w:pPr>
-        <w:spacing w:after="177" w:line="259" w:lineRule="auto"/>
-      </w:pPr>
-    </w:p>
-    <w:p>
-      <w:pPr>
-        <w:spacing w:after="177" w:line="259" w:lineRule="auto"/>
-      </w:pPr>
-    </w:p>
-    <w:p>
-      <w:pPr>
-        <w:spacing w:after="177" w:line="259" w:lineRule="auto"/>
-      </w:pPr>
-    </w:p>
-    <w:p>
-      <w:pPr>
-        <w:spacing w:after="177" w:line="259" w:lineRule="auto"/>
-      </w:pPr>
-    </w:p>
-    <w:p>
-      <w:pPr>
-        <w:spacing w:after="177" w:line="259" w:lineRule="auto"/>
-      </w:pPr>
-    </w:p>
-    <w:p>
-      <w:pPr>
-        <w:spacing w:after="177" w:line="259" w:lineRule="auto"/>
-      </w:pPr>
-    </w:p>
-    <w:p>
-      <w:pPr>
-        <w:spacing w:after="177" w:line="259" w:lineRule="auto"/>
-      </w:pPr>
+        <w:t xml:space="preserve">If permission to use Confidential Information is withheld by a party, then that party will state the reason or basis for refusal of permission.  </w:t>
+      </w:r>
     </w:p>
     <w:p>
       <w:pPr>
@@ -12200,23 +12080,16 @@
           <w:tab w:val="center" w:pos="2141"/>
         </w:tabs>
       </w:pPr>
-      <w:r>
-        <w:rPr>
-          <w:rFonts w:ascii="Calibri" w:eastAsia="Calibri" w:hAnsi="Calibri" w:cs="Calibri"/>
-          <w:b w:val="0"/>
-        </w:rPr>
+      <w:bookmarkStart w:id="33" w:name="_Toc236991268"/>
+      <w:r>
         <w:lastRenderedPageBreak/>
-        <w:tab/>
-      </w:r>
-      <w:bookmarkStart w:id="34" w:name="_Toc236989751"/>
-      <w:r>
         <w:t xml:space="preserve">5 </w:t>
       </w:r>
       <w:r>
         <w:tab/>
         <w:t>Intellectual Property Rights</w:t>
       </w:r>
-      <w:bookmarkEnd w:id="34"/>
+      <w:bookmarkEnd w:id="33"/>
       <w:r>
         <w:t xml:space="preserve"> </w:t>
       </w:r>
@@ -12226,7 +12099,23 @@
         <w:ind w:left="696" w:hanging="427"/>
       </w:pPr>
       <w:r>
-        <w:t xml:space="preserve">5.1 The parties agree that both the Faculty and the Student(s) may use the intellectual property rights that are created as a result of the Project work undertaken by each Student for the Organisation for portfolio purposes to promote the Faculty and/or the Student(s). </w:t>
+        <w:t xml:space="preserve">5.1 The parties agree that both the Faculty and the Student(s) may use the intellectual property rights that are created as a result of the Project work undertaken by each Student for the Organisation for portfolio purposes to promote the </w:t>
+      </w:r>
+      <w:proofErr w:type="gramStart"/>
+      <w:r>
+        <w:t>Faculty</w:t>
+      </w:r>
+      <w:proofErr w:type="gramEnd"/>
+      <w:r>
+        <w:t xml:space="preserve"> and/or the </w:t>
+      </w:r>
+      <w:proofErr w:type="gramStart"/>
+      <w:r>
+        <w:t>Student</w:t>
+      </w:r>
+      <w:proofErr w:type="gramEnd"/>
+      <w:r>
+        <w:t xml:space="preserve">(s). </w:t>
       </w:r>
     </w:p>
     <w:p>
@@ -12245,12 +12134,6 @@
       <w:r>
         <w:t xml:space="preserve"> </w:t>
       </w:r>
-    </w:p>
-    <w:p>
-      <w:pPr>
-        <w:spacing w:after="163" w:line="257" w:lineRule="auto"/>
-        <w:ind w:left="705"/>
-      </w:pPr>
       <w:r>
         <w:rPr>
           <w:i/>
@@ -12260,285 +12143,76 @@
     </w:p>
     <w:p>
       <w:pPr>
-        <w:spacing w:after="133" w:line="259" w:lineRule="auto"/>
-        <w:ind w:left="710"/>
+        <w:spacing w:after="147" w:line="259" w:lineRule="auto"/>
+        <w:ind w:left="1134"/>
       </w:pPr>
       <w:r>
         <w:rPr>
-          <w:i/>
-        </w:rPr>
-        <w:t xml:space="preserve"> </w:t>
-      </w:r>
-    </w:p>
-    <w:p>
-      <w:pPr>
-        <w:tabs>
-          <w:tab w:val="center" w:pos="554"/>
-          <w:tab w:val="center" w:pos="3018"/>
-        </w:tabs>
-        <w:spacing w:after="133" w:line="259" w:lineRule="auto"/>
-      </w:pPr>
-      <w:r>
-        <w:rPr>
-          <w:rFonts w:ascii="Calibri" w:eastAsia="Calibri" w:hAnsi="Calibri" w:cs="Calibri"/>
-        </w:rPr>
-        <w:tab/>
-      </w:r>
-      <w:r>
-        <w:rPr>
-          <w:rFonts w:ascii="Calibri" w:eastAsia="Calibri" w:hAnsi="Calibri" w:cs="Calibri"/>
           <w:noProof/>
         </w:rPr>
-        <mc:AlternateContent>
-          <mc:Choice Requires="wpg">
-            <w:drawing>
-              <wp:inline distT="0" distB="0" distL="0" distR="0" wp14:anchorId="554204B6" wp14:editId="60BB8F29">
-                <wp:extent cx="182880" cy="182880"/>
-                <wp:effectExtent l="0" t="0" r="0" b="0"/>
-                <wp:docPr id="3400" name="Group 3400"/>
-                <wp:cNvGraphicFramePr/>
-                <a:graphic xmlns:a="http://schemas.openxmlformats.org/drawingml/2006/main">
-                  <a:graphicData uri="http://schemas.microsoft.com/office/word/2010/wordprocessingGroup">
-                    <wpg:wgp>
-                      <wpg:cNvGrpSpPr/>
-                      <wpg:grpSpPr>
-                        <a:xfrm>
-                          <a:off x="0" y="0"/>
-                          <a:ext cx="182880" cy="182880"/>
-                          <a:chOff x="0" y="0"/>
-                          <a:chExt cx="182880" cy="182880"/>
-                        </a:xfrm>
-                      </wpg:grpSpPr>
-                      <wps:wsp>
-                        <wps:cNvPr id="185" name="Shape 185"/>
-                        <wps:cNvSpPr/>
-                        <wps:spPr>
-                          <a:xfrm>
-                            <a:off x="0" y="0"/>
-                            <a:ext cx="182880" cy="182880"/>
-                          </a:xfrm>
-                          <a:custGeom>
-                            <a:avLst/>
-                            <a:gdLst/>
-                            <a:ahLst/>
-                            <a:cxnLst/>
-                            <a:rect l="0" t="0" r="0" b="0"/>
-                            <a:pathLst>
-                              <a:path w="182880" h="182880">
-                                <a:moveTo>
-                                  <a:pt x="0" y="0"/>
-                                </a:moveTo>
-                                <a:lnTo>
-                                  <a:pt x="182880" y="0"/>
-                                </a:lnTo>
-                                <a:lnTo>
-                                  <a:pt x="182880" y="182880"/>
-                                </a:lnTo>
-                                <a:lnTo>
-                                  <a:pt x="0" y="182880"/>
-                                </a:lnTo>
-                                <a:lnTo>
-                                  <a:pt x="0" y="0"/>
-                                </a:lnTo>
-                                <a:close/>
-                              </a:path>
-                            </a:pathLst>
-                          </a:custGeom>
-                          <a:ln w="9525" cap="flat">
-                            <a:miter lim="101600"/>
-                          </a:ln>
-                        </wps:spPr>
-                        <wps:style>
-                          <a:lnRef idx="1">
-                            <a:srgbClr val="000000"/>
-                          </a:lnRef>
-                          <a:fillRef idx="0">
-                            <a:srgbClr val="FFFFFF"/>
-                          </a:fillRef>
-                          <a:effectRef idx="0">
-                            <a:scrgbClr r="0" g="0" b="0"/>
-                          </a:effectRef>
-                          <a:fontRef idx="none"/>
-                        </wps:style>
-                        <wps:bodyPr/>
-                      </wps:wsp>
-                    </wpg:wgp>
-                  </a:graphicData>
-                </a:graphic>
-              </wp:inline>
-            </w:drawing>
-          </mc:Choice>
-          <mc:Fallback>
-            <w:pict>
-              <v:group w14:anchorId="58209CAD" id="Group 3400" o:spid="_x0000_s1026" style="width:14.4pt;height:14.4pt;mso-position-horizontal-relative:char;mso-position-vertical-relative:line" coordsize="182880,182880" o:gfxdata="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">
-                <v:shape id="Shape 185" o:spid="_x0000_s1027" style="position:absolute;width:182880;height:182880;visibility:visible;mso-wrap-style:square;v-text-anchor:top" coordsize="182880,182880" o:gfxdata="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" path="m,l182880,r,182880l,182880,,xe" filled="f">
-                  <v:stroke miterlimit="66585f" joinstyle="miter"/>
-                  <v:path arrowok="t" textboxrect="0,0,182880,182880"/>
-                </v:shape>
-                <w10:anchorlock/>
-              </v:group>
-            </w:pict>
-          </mc:Fallback>
-        </mc:AlternateContent>
-      </w:r>
-      <w:r>
-        <w:rPr>
-          <w:b/>
-        </w:rPr>
-        <w:tab/>
-        <w:t xml:space="preserve">Option 1 – Organisation Ownership: </w:t>
-      </w:r>
-    </w:p>
-    <w:p>
-      <w:pPr>
-        <w:spacing w:after="6"/>
-        <w:ind w:left="1144"/>
-      </w:pPr>
-      <w:r>
-        <w:t xml:space="preserve">All intellectual property rights that are created as a result of the Project work undertaken by the Student(s) for the Organisation shall vest absolutely in the Organisation.  </w:t>
-      </w:r>
-    </w:p>
-    <w:p>
-      <w:pPr>
-        <w:spacing w:after="177" w:line="259" w:lineRule="auto"/>
-        <w:ind w:left="1134"/>
-      </w:pPr>
-      <w:r>
-        <w:t xml:space="preserve"> </w:t>
-      </w:r>
-    </w:p>
-    <w:p>
-      <w:pPr>
-        <w:tabs>
-          <w:tab w:val="center" w:pos="554"/>
-          <w:tab w:val="center" w:pos="2882"/>
-        </w:tabs>
-        <w:spacing w:after="48" w:line="259" w:lineRule="auto"/>
-      </w:pPr>
-      <w:r>
-        <w:rPr>
-          <w:rFonts w:ascii="Calibri" w:eastAsia="Calibri" w:hAnsi="Calibri" w:cs="Calibri"/>
-        </w:rPr>
-        <w:tab/>
-      </w:r>
-      <w:r>
-        <w:rPr>
-          <w:rFonts w:ascii="Calibri" w:eastAsia="Calibri" w:hAnsi="Calibri" w:cs="Calibri"/>
-          <w:noProof/>
-        </w:rPr>
-        <mc:AlternateContent>
-          <mc:Choice Requires="wpg">
-            <w:drawing>
-              <wp:inline distT="0" distB="0" distL="0" distR="0" wp14:anchorId="166FF7F5" wp14:editId="6088203C">
-                <wp:extent cx="182880" cy="182880"/>
-                <wp:effectExtent l="0" t="0" r="0" b="0"/>
-                <wp:docPr id="3401" name="Group 3401"/>
-                <wp:cNvGraphicFramePr/>
-                <a:graphic xmlns:a="http://schemas.openxmlformats.org/drawingml/2006/main">
-                  <a:graphicData uri="http://schemas.microsoft.com/office/word/2010/wordprocessingGroup">
-                    <wpg:wgp>
-                      <wpg:cNvGrpSpPr/>
-                      <wpg:grpSpPr>
-                        <a:xfrm>
-                          <a:off x="0" y="0"/>
-                          <a:ext cx="182880" cy="182880"/>
-                          <a:chOff x="0" y="0"/>
-                          <a:chExt cx="182880" cy="182880"/>
-                        </a:xfrm>
-                      </wpg:grpSpPr>
-                      <wps:wsp>
-                        <wps:cNvPr id="186" name="Shape 186"/>
-                        <wps:cNvSpPr/>
-                        <wps:spPr>
-                          <a:xfrm>
-                            <a:off x="0" y="0"/>
-                            <a:ext cx="182880" cy="182880"/>
-                          </a:xfrm>
-                          <a:custGeom>
-                            <a:avLst/>
-                            <a:gdLst/>
-                            <a:ahLst/>
-                            <a:cxnLst/>
-                            <a:rect l="0" t="0" r="0" b="0"/>
-                            <a:pathLst>
-                              <a:path w="182880" h="182880">
-                                <a:moveTo>
-                                  <a:pt x="0" y="0"/>
-                                </a:moveTo>
-                                <a:lnTo>
-                                  <a:pt x="182880" y="0"/>
-                                </a:lnTo>
-                                <a:lnTo>
-                                  <a:pt x="182880" y="182880"/>
-                                </a:lnTo>
-                                <a:lnTo>
-                                  <a:pt x="0" y="182880"/>
-                                </a:lnTo>
-                                <a:lnTo>
-                                  <a:pt x="0" y="0"/>
-                                </a:lnTo>
-                                <a:close/>
-                              </a:path>
-                            </a:pathLst>
-                          </a:custGeom>
-                          <a:ln w="9525" cap="flat">
-                            <a:miter lim="101600"/>
-                          </a:ln>
-                        </wps:spPr>
-                        <wps:style>
-                          <a:lnRef idx="1">
-                            <a:srgbClr val="000000"/>
-                          </a:lnRef>
-                          <a:fillRef idx="0">
-                            <a:srgbClr val="FFFFFF"/>
-                          </a:fillRef>
-                          <a:effectRef idx="0">
-                            <a:scrgbClr r="0" g="0" b="0"/>
-                          </a:effectRef>
-                          <a:fontRef idx="none"/>
-                        </wps:style>
-                        <wps:bodyPr/>
-                      </wps:wsp>
-                    </wpg:wgp>
-                  </a:graphicData>
-                </a:graphic>
-              </wp:inline>
-            </w:drawing>
-          </mc:Choice>
-          <mc:Fallback>
-            <w:pict>
-              <v:group w14:anchorId="37167C42" id="Group 3401" o:spid="_x0000_s1026" style="width:14.4pt;height:14.4pt;mso-position-horizontal-relative:char;mso-position-vertical-relative:line" coordsize="182880,182880" o:gfxdata="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">
-                <v:shape id="Shape 186" o:spid="_x0000_s1027" style="position:absolute;width:182880;height:182880;visibility:visible;mso-wrap-style:square;v-text-anchor:top" coordsize="182880,182880" o:gfxdata="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" path="m,l182880,r,182880l,182880,,xe" filled="f">
-                  <v:stroke miterlimit="66585f" joinstyle="miter"/>
-                  <v:path arrowok="t" textboxrect="0,0,182880,182880"/>
-                </v:shape>
-                <w10:anchorlock/>
-              </v:group>
-            </w:pict>
-          </mc:Fallback>
-        </mc:AlternateContent>
-      </w:r>
-      <w:r>
-        <w:rPr>
-          <w:b/>
-        </w:rPr>
-        <w:tab/>
-        <w:t xml:space="preserve">Option 2 – Student(s) Ownership: </w:t>
-      </w:r>
-    </w:p>
-    <w:p>
-      <w:pPr>
-        <w:ind w:left="1144"/>
-      </w:pPr>
-      <w:r>
-        <w:t xml:space="preserve">All intellectual property rights that are created as a result of the Project work undertaken by each Student for the Organisation shall vest absolutely in each respective Student.  Each Student hereby grants the Organisation, and where more than one Student has been involved in the Project, the other Student(s) are granted, a perpetual non-exclusive licence for that intellectual property. </w:t>
-      </w:r>
-    </w:p>
-    <w:p>
-      <w:pPr>
-        <w:spacing w:after="147" w:line="259" w:lineRule="auto"/>
-        <w:ind w:left="1134"/>
-      </w:pPr>
+        <w:drawing>
+          <wp:anchor distT="0" distB="0" distL="114300" distR="114300" simplePos="0" relativeHeight="251662336" behindDoc="0" locked="0" layoutInCell="1" allowOverlap="1" wp14:anchorId="082414EC" wp14:editId="6D51E6B3">
+            <wp:simplePos x="0" y="0"/>
+            <wp:positionH relativeFrom="column">
+              <wp:posOffset>421005</wp:posOffset>
+            </wp:positionH>
+            <wp:positionV relativeFrom="paragraph">
+              <wp:posOffset>78740</wp:posOffset>
+            </wp:positionV>
+            <wp:extent cx="390525" cy="360703"/>
+            <wp:effectExtent l="0" t="0" r="0" b="1270"/>
+            <wp:wrapNone/>
+            <wp:docPr id="464188163" name="Picture 41" descr="Check mark Symbol"/>
+            <wp:cNvGraphicFramePr>
+              <a:graphicFrameLocks xmlns:a="http://schemas.openxmlformats.org/drawingml/2006/main" noChangeAspect="1"/>
+            </wp:cNvGraphicFramePr>
+            <a:graphic xmlns:a="http://schemas.openxmlformats.org/drawingml/2006/main">
+              <a:graphicData uri="http://schemas.openxmlformats.org/drawingml/2006/picture">
+                <pic:pic xmlns:pic="http://schemas.openxmlformats.org/drawingml/2006/picture">
+                  <pic:nvPicPr>
+                    <pic:cNvPr id="0" name="Picture 1" descr="Check mark Symbol"/>
+                    <pic:cNvPicPr>
+                      <a:picLocks noChangeAspect="1" noChangeArrowheads="1"/>
+                    </pic:cNvPicPr>
+                  </pic:nvPicPr>
+                  <pic:blipFill>
+                    <a:blip r:embed="rId10" cstate="print">
+                      <a:extLst>
+                        <a:ext uri="{28A0092B-C50C-407E-A947-70E740481C1C}">
+                          <a14:useLocalDpi xmlns:a14="http://schemas.microsoft.com/office/drawing/2010/main" val="0"/>
+                        </a:ext>
+                      </a:extLst>
+                    </a:blip>
+                    <a:srcRect/>
+                    <a:stretch>
+                      <a:fillRect/>
+                    </a:stretch>
+                  </pic:blipFill>
+                  <pic:spPr bwMode="auto">
+                    <a:xfrm>
+                      <a:off x="0" y="0"/>
+                      <a:ext cx="390525" cy="360703"/>
+                    </a:xfrm>
+                    <a:prstGeom prst="rect">
+                      <a:avLst/>
+                    </a:prstGeom>
+                    <a:noFill/>
+                    <a:ln>
+                      <a:noFill/>
+                    </a:ln>
+                  </pic:spPr>
+                </pic:pic>
+              </a:graphicData>
+            </a:graphic>
+            <wp14:sizeRelH relativeFrom="page">
+              <wp14:pctWidth>0</wp14:pctWidth>
+            </wp14:sizeRelH>
+            <wp14:sizeRelV relativeFrom="page">
+              <wp14:pctHeight>0</wp14:pctHeight>
+            </wp14:sizeRelV>
+          </wp:anchor>
+        </w:drawing>
+      </w:r>
       <w:r>
         <w:t xml:space="preserve"> </w:t>
       </w:r>
@@ -12721,210 +12395,21 @@
     </w:p>
     <w:p>
       <w:pPr>
-        <w:spacing w:after="180" w:line="259" w:lineRule="auto"/>
-        <w:ind w:left="1135"/>
-      </w:pPr>
-      <w:r>
-        <w:t xml:space="preserve"> </w:t>
-      </w:r>
-    </w:p>
-    <w:p>
-      <w:pPr>
-        <w:tabs>
-          <w:tab w:val="center" w:pos="554"/>
-          <w:tab w:val="center" w:pos="4449"/>
-        </w:tabs>
-        <w:spacing w:after="63" w:line="259" w:lineRule="auto"/>
-      </w:pPr>
-      <w:r>
-        <w:rPr>
-          <w:rFonts w:ascii="Calibri" w:eastAsia="Calibri" w:hAnsi="Calibri" w:cs="Calibri"/>
-        </w:rPr>
-        <w:tab/>
-      </w:r>
-      <w:r>
-        <w:rPr>
-          <w:rFonts w:ascii="Calibri" w:eastAsia="Calibri" w:hAnsi="Calibri" w:cs="Calibri"/>
-          <w:noProof/>
-        </w:rPr>
-        <mc:AlternateContent>
-          <mc:Choice Requires="wpg">
-            <w:drawing>
-              <wp:inline distT="0" distB="0" distL="0" distR="0" wp14:anchorId="57A120CF" wp14:editId="5B748149">
-                <wp:extent cx="182880" cy="182880"/>
-                <wp:effectExtent l="0" t="0" r="0" b="0"/>
-                <wp:docPr id="3403" name="Group 3403"/>
-                <wp:cNvGraphicFramePr/>
-                <a:graphic xmlns:a="http://schemas.openxmlformats.org/drawingml/2006/main">
-                  <a:graphicData uri="http://schemas.microsoft.com/office/word/2010/wordprocessingGroup">
-                    <wpg:wgp>
-                      <wpg:cNvGrpSpPr/>
-                      <wpg:grpSpPr>
-                        <a:xfrm>
-                          <a:off x="0" y="0"/>
-                          <a:ext cx="182880" cy="182880"/>
-                          <a:chOff x="0" y="0"/>
-                          <a:chExt cx="182880" cy="182880"/>
-                        </a:xfrm>
-                      </wpg:grpSpPr>
-                      <wps:wsp>
-                        <wps:cNvPr id="188" name="Shape 188"/>
-                        <wps:cNvSpPr/>
-                        <wps:spPr>
-                          <a:xfrm>
-                            <a:off x="0" y="0"/>
-                            <a:ext cx="182880" cy="182880"/>
-                          </a:xfrm>
-                          <a:custGeom>
-                            <a:avLst/>
-                            <a:gdLst/>
-                            <a:ahLst/>
-                            <a:cxnLst/>
-                            <a:rect l="0" t="0" r="0" b="0"/>
-                            <a:pathLst>
-                              <a:path w="182880" h="182880">
-                                <a:moveTo>
-                                  <a:pt x="0" y="0"/>
-                                </a:moveTo>
-                                <a:lnTo>
-                                  <a:pt x="182880" y="0"/>
-                                </a:lnTo>
-                                <a:lnTo>
-                                  <a:pt x="182880" y="182880"/>
-                                </a:lnTo>
-                                <a:lnTo>
-                                  <a:pt x="0" y="182880"/>
-                                </a:lnTo>
-                                <a:lnTo>
-                                  <a:pt x="0" y="0"/>
-                                </a:lnTo>
-                                <a:close/>
-                              </a:path>
-                            </a:pathLst>
-                          </a:custGeom>
-                          <a:ln w="9525" cap="flat">
-                            <a:miter lim="101600"/>
-                          </a:ln>
-                        </wps:spPr>
-                        <wps:style>
-                          <a:lnRef idx="1">
-                            <a:srgbClr val="000000"/>
-                          </a:lnRef>
-                          <a:fillRef idx="0">
-                            <a:srgbClr val="FFFFFF"/>
-                          </a:fillRef>
-                          <a:effectRef idx="0">
-                            <a:scrgbClr r="0" g="0" b="0"/>
-                          </a:effectRef>
-                          <a:fontRef idx="none"/>
-                        </wps:style>
-                        <wps:bodyPr/>
-                      </wps:wsp>
-                    </wpg:wgp>
-                  </a:graphicData>
-                </a:graphic>
-              </wp:inline>
-            </w:drawing>
-          </mc:Choice>
-          <mc:Fallback>
-            <w:pict>
-              <v:group w14:anchorId="2DFAF224" id="Group 3403" o:spid="_x0000_s1026" style="width:14.4pt;height:14.4pt;mso-position-horizontal-relative:char;mso-position-vertical-relative:line" coordsize="182880,182880" o:gfxdata="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">
-                <v:shape id="Shape 188" o:spid="_x0000_s1027" style="position:absolute;width:182880;height:182880;visibility:visible;mso-wrap-style:square;v-text-anchor:top" coordsize="182880,182880" o:gfxdata="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" path="m,l182880,r,182880l,182880,,xe" filled="f">
-                  <v:stroke miterlimit="66585f" joinstyle="miter"/>
-                  <v:path arrowok="t" textboxrect="0,0,182880,182880"/>
-                </v:shape>
-                <w10:anchorlock/>
-              </v:group>
-            </w:pict>
-          </mc:Fallback>
-        </mc:AlternateContent>
-      </w:r>
-      <w:r>
-        <w:rPr>
-          <w:b/>
-        </w:rPr>
-        <w:tab/>
-        <w:t xml:space="preserve">Option 4 – Client NDA and any other intellectual property rights </w:t>
-      </w:r>
-    </w:p>
-    <w:p>
-      <w:pPr>
-        <w:spacing w:after="163" w:line="257" w:lineRule="auto"/>
-        <w:ind w:left="1145"/>
-        <w:rPr>
-          <w:i/>
-        </w:rPr>
-      </w:pPr>
-      <w:r>
-        <w:rPr>
-          <w:i/>
-        </w:rPr>
-        <w:t xml:space="preserve">(Please attach  here  any other intellectual property rights agreed between the parties) </w:t>
-      </w:r>
-    </w:p>
-    <w:p>
-      <w:pPr>
-        <w:spacing w:after="163" w:line="257" w:lineRule="auto"/>
-        <w:ind w:left="1145"/>
-        <w:rPr>
-          <w:i/>
-        </w:rPr>
-      </w:pPr>
-    </w:p>
-    <w:p>
-      <w:pPr>
-        <w:spacing w:after="163" w:line="257" w:lineRule="auto"/>
-        <w:ind w:left="1145"/>
-        <w:rPr>
-          <w:i/>
-        </w:rPr>
-      </w:pPr>
-    </w:p>
-    <w:p>
-      <w:pPr>
-        <w:spacing w:after="163" w:line="257" w:lineRule="auto"/>
-        <w:ind w:left="1145"/>
-        <w:rPr>
-          <w:i/>
-        </w:rPr>
-      </w:pPr>
-    </w:p>
-    <w:p>
-      <w:pPr>
-        <w:spacing w:after="163" w:line="257" w:lineRule="auto"/>
-        <w:ind w:left="1145"/>
-      </w:pPr>
-    </w:p>
-    <w:p>
-      <w:pPr>
-        <w:spacing w:after="163" w:line="257" w:lineRule="auto"/>
-        <w:ind w:left="1145"/>
-      </w:pPr>
-    </w:p>
-    <w:p>
-      <w:pPr>
-        <w:spacing w:after="163" w:line="257" w:lineRule="auto"/>
-        <w:ind w:left="1145"/>
-      </w:pPr>
-    </w:p>
-    <w:p>
-      <w:pPr>
         <w:pStyle w:val="Heading1"/>
         <w:tabs>
           <w:tab w:val="center" w:pos="704"/>
           <w:tab w:val="center" w:pos="1633"/>
         </w:tabs>
       </w:pPr>
-      <w:bookmarkStart w:id="35" w:name="_Toc236989752"/>
-      <w:r>
-        <w:lastRenderedPageBreak/>
+      <w:bookmarkStart w:id="34" w:name="_Toc236991269"/>
+      <w:r>
         <w:t xml:space="preserve">6 </w:t>
       </w:r>
       <w:r>
         <w:tab/>
         <w:t>Signatures</w:t>
       </w:r>
-      <w:bookmarkEnd w:id="35"/>
+      <w:bookmarkEnd w:id="34"/>
       <w:r>
         <w:t xml:space="preserve"> </w:t>
       </w:r>
@@ -12936,6 +12421,9 @@
           <w:tab w:val="center" w:pos="3666"/>
         </w:tabs>
         <w:spacing w:after="193"/>
+        <w:rPr>
+          <w:rFonts w:ascii="Times New Roman" w:hAnsi="Times New Roman" w:cs="Times New Roman"/>
+        </w:rPr>
       </w:pPr>
       <w:r>
         <w:rPr>
@@ -12945,50 +12433,31 @@
       </w:r>
       <w:r>
         <w:rPr>
+          <w:rFonts w:ascii="Times New Roman" w:hAnsi="Times New Roman" w:cs="Times New Roman"/>
           <w:b/>
         </w:rPr>
-        <w:t>Project Name:  AI vs</w:t>
+        <w:t>Project Name:  AI vs Legacy Digital Forensics Tools – A Comparative Efficacy Analysis</w:t>
       </w:r>
       <w:r>
         <w:rPr>
-          <w:b/>
+          <w:rFonts w:ascii="Times New Roman" w:hAnsi="Times New Roman" w:cs="Times New Roman"/>
         </w:rPr>
-        <w:t xml:space="preserve"> Legacy </w:t>
-      </w:r>
-      <w:r>
-        <w:rPr>
-          <w:b/>
-        </w:rPr>
-        <w:t>Digital Forensics Tools – A Comparative Efficacy Analysis</w:t>
-      </w:r>
-    </w:p>
-    <w:p>
-      <w:pPr>
-        <w:spacing w:after="167" w:line="259" w:lineRule="auto"/>
-        <w:ind w:left="283"/>
-      </w:pPr>
-      <w:r>
-        <w:t xml:space="preserve"> </w:t>
-      </w:r>
-      <w:r>
-        <w:tab/>
-        <w:t xml:space="preserve"> </w:t>
-      </w:r>
-    </w:p>
-    <w:p>
-      <w:pPr>
-        <w:spacing w:after="0" w:line="259" w:lineRule="auto"/>
-        <w:ind w:left="283"/>
-      </w:pPr>
-      <w:r>
         <w:t xml:space="preserve"> </w:t>
       </w:r>
     </w:p>
     <w:tbl>
       <w:tblPr>
         <w:tblStyle w:val="TableGrid0"/>
-        <w:tblW w:w="9463" w:type="dxa"/>
-        <w:tblInd w:w="283" w:type="dxa"/>
+        <w:tblW w:w="9923" w:type="dxa"/>
+        <w:tblInd w:w="-5" w:type="dxa"/>
+        <w:tblBorders>
+          <w:top w:val="single" w:sz="4" w:space="0" w:color="auto"/>
+          <w:left w:val="single" w:sz="4" w:space="0" w:color="auto"/>
+          <w:bottom w:val="single" w:sz="4" w:space="0" w:color="auto"/>
+          <w:right w:val="single" w:sz="4" w:space="0" w:color="auto"/>
+          <w:insideH w:val="single" w:sz="4" w:space="0" w:color="auto"/>
+          <w:insideV w:val="single" w:sz="4" w:space="0" w:color="auto"/>
+        </w:tblBorders>
         <w:tblCellMar>
           <w:top w:w="55" w:type="dxa"/>
           <w:right w:w="154" w:type="dxa"/>
@@ -12996,11 +12465,11 @@
         <w:tblLook w:val="04A0" w:firstRow="1" w:lastRow="0" w:firstColumn="1" w:lastColumn="0" w:noHBand="0" w:noVBand="1"/>
       </w:tblPr>
       <w:tblGrid>
-        <w:gridCol w:w="2025"/>
+        <w:gridCol w:w="2967"/>
         <w:gridCol w:w="3040"/>
-        <w:gridCol w:w="1688"/>
-        <w:gridCol w:w="1732"/>
-        <w:gridCol w:w="978"/>
+        <w:gridCol w:w="1622"/>
+        <w:gridCol w:w="1320"/>
+        <w:gridCol w:w="974"/>
       </w:tblGrid>
       <w:tr>
         <w:trPr>
@@ -13008,62 +12477,61 @@
         </w:trPr>
         <w:tc>
           <w:tcPr>
-            <w:tcW w:w="2149" w:type="dxa"/>
-            <w:tcBorders>
-              <w:top w:val="single" w:sz="8" w:space="0" w:color="000000"/>
-              <w:left w:val="nil"/>
-              <w:bottom w:val="single" w:sz="8" w:space="0" w:color="000000"/>
-              <w:right w:val="nil"/>
-            </w:tcBorders>
+            <w:tcW w:w="2967" w:type="dxa"/>
           </w:tcPr>
           <w:p>
             <w:pPr>
               <w:spacing w:after="0" w:line="259" w:lineRule="auto"/>
               <w:ind w:left="108"/>
-            </w:pPr>
-            <w:r>
+              <w:jc w:val="both"/>
+              <w:rPr>
+                <w:rFonts w:ascii="Times New Roman" w:hAnsi="Times New Roman" w:cs="Times New Roman"/>
+              </w:rPr>
+            </w:pPr>
+            <w:r>
+              <w:rPr>
+                <w:rFonts w:ascii="Times New Roman" w:hAnsi="Times New Roman" w:cs="Times New Roman"/>
+              </w:rPr>
               <w:t xml:space="preserve"> </w:t>
             </w:r>
           </w:p>
         </w:tc>
         <w:tc>
           <w:tcPr>
-            <w:tcW w:w="1985" w:type="dxa"/>
-            <w:tcBorders>
-              <w:top w:val="single" w:sz="8" w:space="0" w:color="000000"/>
-              <w:left w:val="nil"/>
-              <w:bottom w:val="single" w:sz="8" w:space="0" w:color="000000"/>
-              <w:right w:val="nil"/>
-            </w:tcBorders>
+            <w:tcW w:w="3040" w:type="dxa"/>
           </w:tcPr>
           <w:p>
             <w:pPr>
               <w:spacing w:after="0" w:line="259" w:lineRule="auto"/>
-            </w:pPr>
-            <w:r>
-              <w:rPr>
+              <w:jc w:val="both"/>
+              <w:rPr>
+                <w:rFonts w:ascii="Times New Roman" w:hAnsi="Times New Roman" w:cs="Times New Roman"/>
+              </w:rPr>
+            </w:pPr>
+            <w:r>
+              <w:rPr>
+                <w:rFonts w:ascii="Times New Roman" w:hAnsi="Times New Roman" w:cs="Times New Roman"/>
                 <w:b/>
               </w:rPr>
-              <w:t xml:space="preserve">Role </w:t>
-            </w:r>
-          </w:p>
-        </w:tc>
-        <w:tc>
-          <w:tcPr>
-            <w:tcW w:w="2016" w:type="dxa"/>
-            <w:tcBorders>
-              <w:top w:val="single" w:sz="8" w:space="0" w:color="000000"/>
-              <w:left w:val="nil"/>
-              <w:bottom w:val="single" w:sz="8" w:space="0" w:color="000000"/>
-              <w:right w:val="nil"/>
-            </w:tcBorders>
+              <w:t>Role</w:t>
+            </w:r>
+          </w:p>
+        </w:tc>
+        <w:tc>
+          <w:tcPr>
+            <w:tcW w:w="1622" w:type="dxa"/>
           </w:tcPr>
           <w:p>
             <w:pPr>
               <w:spacing w:after="0" w:line="259" w:lineRule="auto"/>
-            </w:pPr>
-            <w:r>
-              <w:rPr>
+              <w:jc w:val="both"/>
+              <w:rPr>
+                <w:rFonts w:ascii="Times New Roman" w:hAnsi="Times New Roman" w:cs="Times New Roman"/>
+              </w:rPr>
+            </w:pPr>
+            <w:r>
+              <w:rPr>
+                <w:rFonts w:ascii="Times New Roman" w:hAnsi="Times New Roman" w:cs="Times New Roman"/>
                 <w:b/>
               </w:rPr>
               <w:t xml:space="preserve">Name </w:t>
@@ -13072,20 +12540,19 @@
         </w:tc>
         <w:tc>
           <w:tcPr>
-            <w:tcW w:w="2105" w:type="dxa"/>
-            <w:tcBorders>
-              <w:top w:val="single" w:sz="8" w:space="0" w:color="000000"/>
-              <w:left w:val="nil"/>
-              <w:bottom w:val="single" w:sz="8" w:space="0" w:color="000000"/>
-              <w:right w:val="nil"/>
-            </w:tcBorders>
+            <w:tcW w:w="1320" w:type="dxa"/>
           </w:tcPr>
           <w:p>
             <w:pPr>
               <w:spacing w:after="0" w:line="259" w:lineRule="auto"/>
-            </w:pPr>
-            <w:r>
-              <w:rPr>
+              <w:jc w:val="both"/>
+              <w:rPr>
+                <w:rFonts w:ascii="Times New Roman" w:hAnsi="Times New Roman" w:cs="Times New Roman"/>
+              </w:rPr>
+            </w:pPr>
+            <w:r>
+              <w:rPr>
+                <w:rFonts w:ascii="Times New Roman" w:hAnsi="Times New Roman" w:cs="Times New Roman"/>
                 <w:b/>
               </w:rPr>
               <w:t xml:space="preserve">Signature </w:t>
@@ -13094,20 +12561,19 @@
         </w:tc>
         <w:tc>
           <w:tcPr>
-            <w:tcW w:w="1208" w:type="dxa"/>
-            <w:tcBorders>
-              <w:top w:val="single" w:sz="8" w:space="0" w:color="000000"/>
-              <w:left w:val="nil"/>
-              <w:bottom w:val="single" w:sz="8" w:space="0" w:color="000000"/>
-              <w:right w:val="nil"/>
-            </w:tcBorders>
+            <w:tcW w:w="974" w:type="dxa"/>
           </w:tcPr>
           <w:p>
             <w:pPr>
               <w:spacing w:after="0" w:line="259" w:lineRule="auto"/>
-            </w:pPr>
-            <w:r>
-              <w:rPr>
+              <w:jc w:val="both"/>
+              <w:rPr>
+                <w:rFonts w:ascii="Times New Roman" w:hAnsi="Times New Roman" w:cs="Times New Roman"/>
+              </w:rPr>
+            </w:pPr>
+            <w:r>
+              <w:rPr>
+                <w:rFonts w:ascii="Times New Roman" w:hAnsi="Times New Roman" w:cs="Times New Roman"/>
                 <w:b/>
               </w:rPr>
               <w:t xml:space="preserve">Date </w:t>
@@ -13121,13 +12587,7 @@
         </w:trPr>
         <w:tc>
           <w:tcPr>
-            <w:tcW w:w="2149" w:type="dxa"/>
-            <w:tcBorders>
-              <w:top w:val="single" w:sz="8" w:space="0" w:color="000000"/>
-              <w:left w:val="nil"/>
-              <w:bottom w:val="single" w:sz="8" w:space="0" w:color="000000"/>
-              <w:right w:val="nil"/>
-            </w:tcBorders>
+            <w:tcW w:w="2967" w:type="dxa"/>
           </w:tcPr>
           <w:p>
             <w:pPr>
@@ -13135,22 +12595,29 @@
                 <w:tab w:val="right" w:pos="1996"/>
               </w:tabs>
               <w:spacing w:after="4" w:line="259" w:lineRule="auto"/>
-            </w:pPr>
-            <w:r>
-              <w:t xml:space="preserve">Project </w:t>
-            </w:r>
-            <w:r>
-              <w:tab/>
-              <w:t xml:space="preserve">       Client</w:t>
+              <w:jc w:val="both"/>
+              <w:rPr>
+                <w:rFonts w:ascii="Times New Roman" w:hAnsi="Times New Roman" w:cs="Times New Roman"/>
+              </w:rPr>
+            </w:pPr>
+            <w:r>
+              <w:rPr>
+                <w:rFonts w:ascii="Times New Roman" w:hAnsi="Times New Roman" w:cs="Times New Roman"/>
+              </w:rPr>
+              <w:t>Project Client</w:t>
             </w:r>
           </w:p>
           <w:p>
             <w:pPr>
               <w:spacing w:after="0" w:line="259" w:lineRule="auto"/>
-              <w:ind w:left="108"/>
-            </w:pPr>
-            <w:r>
-              <w:rPr>
+              <w:jc w:val="both"/>
+              <w:rPr>
+                <w:rFonts w:ascii="Times New Roman" w:hAnsi="Times New Roman" w:cs="Times New Roman"/>
+              </w:rPr>
+            </w:pPr>
+            <w:r>
+              <w:rPr>
+                <w:rFonts w:ascii="Times New Roman" w:hAnsi="Times New Roman" w:cs="Times New Roman"/>
                 <w:b/>
               </w:rPr>
               <w:t xml:space="preserve">Organisation </w:t>
@@ -13159,109 +12626,134 @@
           <w:p>
             <w:pPr>
               <w:spacing w:after="0" w:line="259" w:lineRule="auto"/>
-              <w:ind w:left="108"/>
-            </w:pPr>
-            <w:r>
-              <w:rPr>
+              <w:jc w:val="both"/>
+              <w:rPr>
+                <w:rFonts w:ascii="Times New Roman" w:hAnsi="Times New Roman" w:cs="Times New Roman"/>
+              </w:rPr>
+            </w:pPr>
+            <w:r>
+              <w:rPr>
+                <w:rFonts w:ascii="Times New Roman" w:hAnsi="Times New Roman" w:cs="Times New Roman"/>
                 <w:b/>
               </w:rPr>
               <w:t>Representative</w:t>
             </w:r>
             <w:r>
+              <w:rPr>
+                <w:rFonts w:ascii="Times New Roman" w:hAnsi="Times New Roman" w:cs="Times New Roman"/>
+              </w:rPr>
               <w:t xml:space="preserve"> </w:t>
             </w:r>
           </w:p>
         </w:tc>
         <w:tc>
           <w:tcPr>
-            <w:tcW w:w="1985" w:type="dxa"/>
-            <w:tcBorders>
-              <w:top w:val="single" w:sz="8" w:space="0" w:color="000000"/>
-              <w:left w:val="nil"/>
-              <w:bottom w:val="single" w:sz="8" w:space="0" w:color="000000"/>
-              <w:right w:val="nil"/>
-            </w:tcBorders>
+            <w:tcW w:w="3040" w:type="dxa"/>
           </w:tcPr>
           <w:p>
             <w:pPr>
               <w:spacing w:after="158" w:line="259" w:lineRule="auto"/>
-            </w:pPr>
-            <w:r>
+              <w:jc w:val="both"/>
+              <w:rPr>
+                <w:rFonts w:ascii="Times New Roman" w:hAnsi="Times New Roman" w:cs="Times New Roman"/>
+              </w:rPr>
+            </w:pPr>
+            <w:r>
+              <w:rPr>
+                <w:rFonts w:ascii="Times New Roman" w:hAnsi="Times New Roman" w:cs="Times New Roman"/>
+              </w:rPr>
               <w:t xml:space="preserve"> </w:t>
             </w:r>
           </w:p>
           <w:p>
             <w:pPr>
               <w:spacing w:after="158" w:line="259" w:lineRule="auto"/>
-            </w:pPr>
-            <w:r>
+              <w:jc w:val="both"/>
+              <w:rPr>
+                <w:rFonts w:ascii="Times New Roman" w:hAnsi="Times New Roman" w:cs="Times New Roman"/>
+              </w:rPr>
+            </w:pPr>
+            <w:r>
+              <w:rPr>
+                <w:rFonts w:ascii="Times New Roman" w:hAnsi="Times New Roman" w:cs="Times New Roman"/>
+              </w:rPr>
               <w:t xml:space="preserve"> </w:t>
             </w:r>
           </w:p>
           <w:p>
             <w:pPr>
               <w:spacing w:after="0" w:line="259" w:lineRule="auto"/>
-            </w:pPr>
-            <w:r>
+              <w:jc w:val="both"/>
+              <w:rPr>
+                <w:rFonts w:ascii="Times New Roman" w:hAnsi="Times New Roman" w:cs="Times New Roman"/>
+              </w:rPr>
+            </w:pPr>
+            <w:r>
+              <w:rPr>
+                <w:rFonts w:ascii="Times New Roman" w:hAnsi="Times New Roman" w:cs="Times New Roman"/>
+              </w:rPr>
               <w:t xml:space="preserve"> </w:t>
             </w:r>
           </w:p>
         </w:tc>
         <w:tc>
           <w:tcPr>
-            <w:tcW w:w="2016" w:type="dxa"/>
-            <w:tcBorders>
-              <w:top w:val="single" w:sz="8" w:space="0" w:color="000000"/>
-              <w:left w:val="nil"/>
-              <w:bottom w:val="single" w:sz="8" w:space="0" w:color="000000"/>
-              <w:right w:val="nil"/>
-            </w:tcBorders>
+            <w:tcW w:w="1622" w:type="dxa"/>
           </w:tcPr>
           <w:p>
             <w:pPr>
               <w:spacing w:after="0" w:line="259" w:lineRule="auto"/>
-            </w:pPr>
-            <w:r>
+              <w:jc w:val="both"/>
+              <w:rPr>
+                <w:rFonts w:ascii="Times New Roman" w:hAnsi="Times New Roman" w:cs="Times New Roman"/>
+              </w:rPr>
+            </w:pPr>
+            <w:r>
+              <w:rPr>
+                <w:rFonts w:ascii="Times New Roman" w:hAnsi="Times New Roman" w:cs="Times New Roman"/>
+              </w:rPr>
               <w:t>Geoff Gordon</w:t>
             </w:r>
           </w:p>
         </w:tc>
         <w:tc>
           <w:tcPr>
-            <w:tcW w:w="2105" w:type="dxa"/>
-            <w:tcBorders>
-              <w:top w:val="single" w:sz="8" w:space="0" w:color="000000"/>
-              <w:left w:val="nil"/>
-              <w:bottom w:val="single" w:sz="8" w:space="0" w:color="000000"/>
-              <w:right w:val="nil"/>
-            </w:tcBorders>
+            <w:tcW w:w="1320" w:type="dxa"/>
           </w:tcPr>
           <w:p>
             <w:pPr>
               <w:spacing w:after="0" w:line="259" w:lineRule="auto"/>
               <w:ind w:left="1"/>
-            </w:pPr>
-            <w:r>
+              <w:jc w:val="both"/>
+              <w:rPr>
+                <w:rFonts w:ascii="Times New Roman" w:hAnsi="Times New Roman" w:cs="Times New Roman"/>
+              </w:rPr>
+            </w:pPr>
+            <w:r>
+              <w:rPr>
+                <w:rFonts w:ascii="Times New Roman" w:hAnsi="Times New Roman" w:cs="Times New Roman"/>
+              </w:rPr>
               <w:t xml:space="preserve"> </w:t>
             </w:r>
           </w:p>
         </w:tc>
         <w:tc>
           <w:tcPr>
-            <w:tcW w:w="1208" w:type="dxa"/>
-            <w:tcBorders>
-              <w:top w:val="single" w:sz="8" w:space="0" w:color="000000"/>
-              <w:left w:val="nil"/>
-              <w:bottom w:val="single" w:sz="8" w:space="0" w:color="000000"/>
-              <w:right w:val="nil"/>
-            </w:tcBorders>
+            <w:tcW w:w="974" w:type="dxa"/>
           </w:tcPr>
           <w:p>
             <w:pPr>
               <w:spacing w:after="0" w:line="259" w:lineRule="auto"/>
               <w:ind w:left="1"/>
-            </w:pPr>
-            <w:r>
+              <w:jc w:val="both"/>
+              <w:rPr>
+                <w:rFonts w:ascii="Times New Roman" w:hAnsi="Times New Roman" w:cs="Times New Roman"/>
+              </w:rPr>
+            </w:pPr>
+            <w:r>
+              <w:rPr>
+                <w:rFonts w:ascii="Times New Roman" w:hAnsi="Times New Roman" w:cs="Times New Roman"/>
+              </w:rPr>
               <w:t xml:space="preserve"> </w:t>
             </w:r>
           </w:p>
@@ -13269,28 +12761,30 @@
       </w:tr>
       <w:tr>
         <w:trPr>
-          <w:trHeight w:val="1231"/>
+          <w:trHeight w:val="1146"/>
         </w:trPr>
         <w:tc>
           <w:tcPr>
-            <w:tcW w:w="2149" w:type="dxa"/>
-            <w:tcBorders>
-              <w:top w:val="single" w:sz="8" w:space="0" w:color="000000"/>
-              <w:left w:val="nil"/>
-              <w:bottom w:val="single" w:sz="8" w:space="0" w:color="000000"/>
-              <w:right w:val="nil"/>
-            </w:tcBorders>
+            <w:tcW w:w="2967" w:type="dxa"/>
           </w:tcPr>
           <w:p>
             <w:pPr>
               <w:spacing w:after="0" w:line="259" w:lineRule="auto"/>
               <w:ind w:left="108" w:right="58"/>
-            </w:pPr>
-            <w:r>
+              <w:jc w:val="both"/>
+              <w:rPr>
+                <w:rFonts w:ascii="Times New Roman" w:hAnsi="Times New Roman" w:cs="Times New Roman"/>
+              </w:rPr>
+            </w:pPr>
+            <w:r>
+              <w:rPr>
+                <w:rFonts w:ascii="Times New Roman" w:hAnsi="Times New Roman" w:cs="Times New Roman"/>
+              </w:rPr>
               <w:t xml:space="preserve">Representative of Whitireia New Zealand/ </w:t>
             </w:r>
             <w:r>
               <w:rPr>
+                <w:rFonts w:ascii="Times New Roman" w:hAnsi="Times New Roman" w:cs="Times New Roman"/>
                 <w:b/>
               </w:rPr>
               <w:t xml:space="preserve">Faculty </w:t>
@@ -13300,89 +12794,98 @@
             <w:pPr>
               <w:spacing w:after="0" w:line="259" w:lineRule="auto"/>
               <w:ind w:left="108"/>
-            </w:pPr>
-            <w:r>
-              <w:rPr>
+              <w:jc w:val="both"/>
+              <w:rPr>
+                <w:rFonts w:ascii="Times New Roman" w:hAnsi="Times New Roman" w:cs="Times New Roman"/>
+              </w:rPr>
+            </w:pPr>
+            <w:r>
+              <w:rPr>
+                <w:rFonts w:ascii="Times New Roman" w:hAnsi="Times New Roman" w:cs="Times New Roman"/>
                 <w:b/>
               </w:rPr>
               <w:t>Representative</w:t>
             </w:r>
             <w:r>
+              <w:rPr>
+                <w:rFonts w:ascii="Times New Roman" w:hAnsi="Times New Roman" w:cs="Times New Roman"/>
+              </w:rPr>
               <w:t xml:space="preserve"> </w:t>
             </w:r>
           </w:p>
         </w:tc>
         <w:tc>
           <w:tcPr>
-            <w:tcW w:w="1985" w:type="dxa"/>
-            <w:tcBorders>
-              <w:top w:val="single" w:sz="8" w:space="0" w:color="000000"/>
-              <w:left w:val="nil"/>
-              <w:bottom w:val="single" w:sz="8" w:space="0" w:color="000000"/>
-              <w:right w:val="nil"/>
-            </w:tcBorders>
+            <w:tcW w:w="3040" w:type="dxa"/>
           </w:tcPr>
           <w:p>
             <w:pPr>
               <w:spacing w:after="0" w:line="259" w:lineRule="auto"/>
-            </w:pPr>
-            <w:r>
+              <w:jc w:val="both"/>
+              <w:rPr>
+                <w:rFonts w:ascii="Times New Roman" w:hAnsi="Times New Roman" w:cs="Times New Roman"/>
+              </w:rPr>
+            </w:pPr>
+            <w:r>
+              <w:rPr>
+                <w:rFonts w:ascii="Times New Roman" w:hAnsi="Times New Roman" w:cs="Times New Roman"/>
+              </w:rPr>
               <w:t xml:space="preserve"> </w:t>
             </w:r>
           </w:p>
         </w:tc>
         <w:tc>
           <w:tcPr>
-            <w:tcW w:w="2016" w:type="dxa"/>
-            <w:tcBorders>
-              <w:top w:val="single" w:sz="8" w:space="0" w:color="000000"/>
-              <w:left w:val="nil"/>
-              <w:bottom w:val="single" w:sz="8" w:space="0" w:color="000000"/>
-              <w:right w:val="nil"/>
-            </w:tcBorders>
+            <w:tcW w:w="1622" w:type="dxa"/>
           </w:tcPr>
           <w:p>
             <w:pPr>
               <w:spacing w:after="0" w:line="259" w:lineRule="auto"/>
-            </w:pPr>
-          </w:p>
-        </w:tc>
-        <w:tc>
-          <w:tcPr>
-            <w:tcW w:w="2105" w:type="dxa"/>
-            <w:tcBorders>
-              <w:top w:val="single" w:sz="8" w:space="0" w:color="000000"/>
-              <w:left w:val="nil"/>
-              <w:bottom w:val="single" w:sz="8" w:space="0" w:color="000000"/>
-              <w:right w:val="nil"/>
-            </w:tcBorders>
+              <w:jc w:val="both"/>
+              <w:rPr>
+                <w:rFonts w:ascii="Times New Roman" w:hAnsi="Times New Roman" w:cs="Times New Roman"/>
+              </w:rPr>
+            </w:pPr>
+          </w:p>
+        </w:tc>
+        <w:tc>
+          <w:tcPr>
+            <w:tcW w:w="1320" w:type="dxa"/>
           </w:tcPr>
           <w:p>
             <w:pPr>
               <w:spacing w:after="0" w:line="259" w:lineRule="auto"/>
               <w:ind w:left="1"/>
-            </w:pPr>
-            <w:r>
+              <w:jc w:val="both"/>
+              <w:rPr>
+                <w:rFonts w:ascii="Times New Roman" w:hAnsi="Times New Roman" w:cs="Times New Roman"/>
+              </w:rPr>
+            </w:pPr>
+            <w:r>
+              <w:rPr>
+                <w:rFonts w:ascii="Times New Roman" w:hAnsi="Times New Roman" w:cs="Times New Roman"/>
+              </w:rPr>
               <w:t xml:space="preserve"> </w:t>
             </w:r>
           </w:p>
         </w:tc>
         <w:tc>
           <w:tcPr>
-            <w:tcW w:w="1208" w:type="dxa"/>
-            <w:tcBorders>
-              <w:top w:val="single" w:sz="8" w:space="0" w:color="000000"/>
-              <w:left w:val="nil"/>
-              <w:bottom w:val="single" w:sz="8" w:space="0" w:color="000000"/>
-              <w:right w:val="nil"/>
-            </w:tcBorders>
+            <w:tcW w:w="974" w:type="dxa"/>
           </w:tcPr>
           <w:p>
             <w:pPr>
               <w:spacing w:after="0" w:line="259" w:lineRule="auto"/>
               <w:ind w:left="1"/>
-            </w:pPr>
-            <w:r>
+              <w:jc w:val="both"/>
+              <w:rPr>
+                <w:rFonts w:ascii="Times New Roman" w:hAnsi="Times New Roman" w:cs="Times New Roman"/>
+              </w:rPr>
+            </w:pPr>
+            <w:r>
+              <w:rPr>
+                <w:rFonts w:ascii="Times New Roman" w:hAnsi="Times New Roman" w:cs="Times New Roman"/>
+              </w:rPr>
               <w:t xml:space="preserve"> </w:t>
             </w:r>
           </w:p>
@@ -13394,108 +12897,91 @@
         </w:trPr>
         <w:tc>
           <w:tcPr>
-            <w:tcW w:w="2149" w:type="dxa"/>
-            <w:tcBorders>
-              <w:top w:val="single" w:sz="8" w:space="0" w:color="000000"/>
-              <w:left w:val="nil"/>
-              <w:bottom w:val="single" w:sz="8" w:space="0" w:color="000000"/>
-              <w:right w:val="nil"/>
-            </w:tcBorders>
+            <w:tcW w:w="2967" w:type="dxa"/>
           </w:tcPr>
           <w:p>
             <w:pPr>
               <w:spacing w:after="0" w:line="259" w:lineRule="auto"/>
               <w:ind w:left="108"/>
-            </w:pPr>
-            <w:r>
+              <w:jc w:val="both"/>
+              <w:rPr>
+                <w:rFonts w:ascii="Times New Roman" w:hAnsi="Times New Roman" w:cs="Times New Roman"/>
+              </w:rPr>
+            </w:pPr>
+            <w:r>
+              <w:rPr>
+                <w:rFonts w:ascii="Times New Roman" w:hAnsi="Times New Roman" w:cs="Times New Roman"/>
+              </w:rPr>
               <w:t xml:space="preserve">Student  </w:t>
             </w:r>
           </w:p>
         </w:tc>
         <w:tc>
           <w:tcPr>
-            <w:tcW w:w="1985" w:type="dxa"/>
-            <w:tcBorders>
-              <w:top w:val="single" w:sz="8" w:space="0" w:color="000000"/>
-              <w:left w:val="nil"/>
-              <w:bottom w:val="single" w:sz="8" w:space="0" w:color="000000"/>
-              <w:right w:val="nil"/>
-            </w:tcBorders>
+            <w:tcW w:w="3040" w:type="dxa"/>
           </w:tcPr>
           <w:p>
             <w:pPr>
               <w:spacing w:after="160" w:line="259" w:lineRule="auto"/>
-            </w:pPr>
-            <w:r>
+              <w:jc w:val="both"/>
+              <w:rPr>
+                <w:rFonts w:ascii="Times New Roman" w:hAnsi="Times New Roman" w:cs="Times New Roman"/>
+              </w:rPr>
+            </w:pPr>
+            <w:r>
+              <w:rPr>
+                <w:rFonts w:ascii="Times New Roman" w:hAnsi="Times New Roman" w:cs="Times New Roman"/>
+              </w:rPr>
               <w:t xml:space="preserve"> Project Manager</w:t>
             </w:r>
           </w:p>
+        </w:tc>
+        <w:tc>
+          <w:tcPr>
+            <w:tcW w:w="1622" w:type="dxa"/>
+          </w:tcPr>
           <w:p>
             <w:pPr>
               <w:spacing w:after="0" w:line="259" w:lineRule="auto"/>
-            </w:pPr>
-            <w:r>
-              <w:t xml:space="preserve"> </w:t>
-            </w:r>
-          </w:p>
-        </w:tc>
-        <w:tc>
-          <w:tcPr>
-            <w:tcW w:w="2016" w:type="dxa"/>
-            <w:tcBorders>
-              <w:top w:val="single" w:sz="8" w:space="0" w:color="000000"/>
-              <w:left w:val="nil"/>
-              <w:bottom w:val="single" w:sz="8" w:space="0" w:color="000000"/>
-              <w:right w:val="nil"/>
-            </w:tcBorders>
+              <w:jc w:val="both"/>
+              <w:rPr>
+                <w:rFonts w:ascii="Times New Roman" w:hAnsi="Times New Roman" w:cs="Times New Roman"/>
+              </w:rPr>
+            </w:pPr>
+            <w:r>
+              <w:rPr>
+                <w:rFonts w:ascii="Times New Roman" w:hAnsi="Times New Roman" w:cs="Times New Roman"/>
+              </w:rPr>
+              <w:t>Dave Sushames</w:t>
+            </w:r>
+          </w:p>
+        </w:tc>
+        <w:tc>
+          <w:tcPr>
+            <w:tcW w:w="1320" w:type="dxa"/>
           </w:tcPr>
           <w:p>
             <w:pPr>
               <w:spacing w:after="0" w:line="259" w:lineRule="auto"/>
-            </w:pPr>
-            <w:r>
-              <w:t>Dave    Sushames</w:t>
-            </w:r>
-          </w:p>
-        </w:tc>
-        <w:tc>
-          <w:tcPr>
-            <w:tcW w:w="2105" w:type="dxa"/>
-            <w:tcBorders>
-              <w:top w:val="single" w:sz="8" w:space="0" w:color="000000"/>
-              <w:left w:val="nil"/>
-              <w:bottom w:val="single" w:sz="8" w:space="0" w:color="000000"/>
-              <w:right w:val="nil"/>
-            </w:tcBorders>
+              <w:jc w:val="both"/>
+              <w:rPr>
+                <w:rFonts w:ascii="Times New Roman" w:hAnsi="Times New Roman" w:cs="Times New Roman"/>
+              </w:rPr>
+            </w:pPr>
+          </w:p>
+        </w:tc>
+        <w:tc>
+          <w:tcPr>
+            <w:tcW w:w="974" w:type="dxa"/>
           </w:tcPr>
           <w:p>
             <w:pPr>
               <w:spacing w:after="0" w:line="259" w:lineRule="auto"/>
-              <w:ind w:left="1"/>
-            </w:pPr>
-            <w:r>
-              <w:t xml:space="preserve"> </w:t>
-            </w:r>
-          </w:p>
-        </w:tc>
-        <w:tc>
-          <w:tcPr>
-            <w:tcW w:w="1208" w:type="dxa"/>
-            <w:tcBorders>
-              <w:top w:val="single" w:sz="8" w:space="0" w:color="000000"/>
-              <w:left w:val="nil"/>
-              <w:bottom w:val="single" w:sz="8" w:space="0" w:color="000000"/>
-              <w:right w:val="nil"/>
-            </w:tcBorders>
-          </w:tcPr>
-          <w:p>
-            <w:pPr>
-              <w:spacing w:after="0" w:line="259" w:lineRule="auto"/>
-              <w:ind w:left="1"/>
-            </w:pPr>
-            <w:r>
-              <w:t xml:space="preserve"> </w:t>
-            </w:r>
+              <w:jc w:val="both"/>
+              <w:rPr>
+                <w:rFonts w:ascii="Times New Roman" w:hAnsi="Times New Roman" w:cs="Times New Roman"/>
+              </w:rPr>
+            </w:pPr>
           </w:p>
         </w:tc>
       </w:tr>
@@ -13505,106 +12991,103 @@
         </w:trPr>
         <w:tc>
           <w:tcPr>
-            <w:tcW w:w="2149" w:type="dxa"/>
-            <w:tcBorders>
-              <w:top w:val="single" w:sz="8" w:space="0" w:color="000000"/>
-              <w:left w:val="nil"/>
-              <w:bottom w:val="single" w:sz="8" w:space="0" w:color="000000"/>
-              <w:right w:val="nil"/>
-            </w:tcBorders>
+            <w:tcW w:w="2967" w:type="dxa"/>
           </w:tcPr>
           <w:p>
             <w:pPr>
               <w:spacing w:after="0" w:line="259" w:lineRule="auto"/>
               <w:ind w:left="108"/>
-            </w:pPr>
-            <w:r>
+              <w:jc w:val="both"/>
+              <w:rPr>
+                <w:rFonts w:ascii="Times New Roman" w:hAnsi="Times New Roman" w:cs="Times New Roman"/>
+              </w:rPr>
+            </w:pPr>
+            <w:r>
+              <w:rPr>
+                <w:rFonts w:ascii="Times New Roman" w:hAnsi="Times New Roman" w:cs="Times New Roman"/>
+              </w:rPr>
               <w:t xml:space="preserve">Student </w:t>
             </w:r>
           </w:p>
         </w:tc>
         <w:tc>
           <w:tcPr>
-            <w:tcW w:w="1985" w:type="dxa"/>
-            <w:tcBorders>
-              <w:top w:val="single" w:sz="8" w:space="0" w:color="000000"/>
-              <w:left w:val="nil"/>
-              <w:bottom w:val="single" w:sz="8" w:space="0" w:color="000000"/>
-              <w:right w:val="nil"/>
-            </w:tcBorders>
+            <w:tcW w:w="3040" w:type="dxa"/>
           </w:tcPr>
           <w:p>
             <w:pPr>
               <w:spacing w:after="158" w:line="259" w:lineRule="auto"/>
-            </w:pPr>
-            <w:r>
-              <w:t xml:space="preserve"> Developer/Researcher/Tester</w:t>
-            </w:r>
-          </w:p>
+              <w:jc w:val="both"/>
+              <w:rPr>
+                <w:rFonts w:ascii="Times New Roman" w:hAnsi="Times New Roman" w:cs="Times New Roman"/>
+              </w:rPr>
+            </w:pPr>
+            <w:r>
+              <w:rPr>
+                <w:rFonts w:ascii="Times New Roman" w:hAnsi="Times New Roman" w:cs="Times New Roman"/>
+              </w:rPr>
+              <w:t>Developer/Researcher/Tester</w:t>
+            </w:r>
+          </w:p>
+        </w:tc>
+        <w:tc>
+          <w:tcPr>
+            <w:tcW w:w="1622" w:type="dxa"/>
+          </w:tcPr>
           <w:p>
             <w:pPr>
               <w:spacing w:after="0" w:line="259" w:lineRule="auto"/>
-            </w:pPr>
-            <w:r>
-              <w:t xml:space="preserve"> </w:t>
-            </w:r>
-          </w:p>
-        </w:tc>
-        <w:tc>
-          <w:tcPr>
-            <w:tcW w:w="2016" w:type="dxa"/>
-            <w:tcBorders>
-              <w:top w:val="single" w:sz="8" w:space="0" w:color="000000"/>
-              <w:left w:val="nil"/>
-              <w:bottom w:val="single" w:sz="8" w:space="0" w:color="000000"/>
-              <w:right w:val="nil"/>
-            </w:tcBorders>
-          </w:tcPr>
-          <w:p>
-            <w:pPr>
-              <w:spacing w:after="0" w:line="259" w:lineRule="auto"/>
-            </w:pPr>
-            <w:r>
+              <w:jc w:val="both"/>
+              <w:rPr>
+                <w:rFonts w:ascii="Times New Roman" w:hAnsi="Times New Roman" w:cs="Times New Roman"/>
+              </w:rPr>
+            </w:pPr>
+            <w:r>
+              <w:rPr>
+                <w:rFonts w:ascii="Times New Roman" w:hAnsi="Times New Roman" w:cs="Times New Roman"/>
+              </w:rPr>
               <w:t xml:space="preserve"> Matt Baker</w:t>
             </w:r>
           </w:p>
         </w:tc>
         <w:tc>
           <w:tcPr>
-            <w:tcW w:w="2105" w:type="dxa"/>
-            <w:tcBorders>
-              <w:top w:val="single" w:sz="8" w:space="0" w:color="000000"/>
-              <w:left w:val="nil"/>
-              <w:bottom w:val="single" w:sz="8" w:space="0" w:color="000000"/>
-              <w:right w:val="nil"/>
-            </w:tcBorders>
+            <w:tcW w:w="1320" w:type="dxa"/>
           </w:tcPr>
           <w:p>
             <w:pPr>
               <w:spacing w:after="0" w:line="259" w:lineRule="auto"/>
               <w:ind w:left="1"/>
-            </w:pPr>
-            <w:r>
+              <w:jc w:val="both"/>
+              <w:rPr>
+                <w:rFonts w:ascii="Times New Roman" w:hAnsi="Times New Roman" w:cs="Times New Roman"/>
+              </w:rPr>
+            </w:pPr>
+            <w:r>
+              <w:rPr>
+                <w:rFonts w:ascii="Times New Roman" w:hAnsi="Times New Roman" w:cs="Times New Roman"/>
+              </w:rPr>
               <w:t xml:space="preserve"> </w:t>
             </w:r>
           </w:p>
         </w:tc>
         <w:tc>
           <w:tcPr>
-            <w:tcW w:w="1208" w:type="dxa"/>
-            <w:tcBorders>
-              <w:top w:val="single" w:sz="8" w:space="0" w:color="000000"/>
-              <w:left w:val="nil"/>
-              <w:bottom w:val="single" w:sz="8" w:space="0" w:color="000000"/>
-              <w:right w:val="nil"/>
-            </w:tcBorders>
+            <w:tcW w:w="974" w:type="dxa"/>
           </w:tcPr>
           <w:p>
             <w:pPr>
               <w:spacing w:after="0" w:line="259" w:lineRule="auto"/>
               <w:ind w:left="1"/>
-            </w:pPr>
-            <w:r>
+              <w:jc w:val="both"/>
+              <w:rPr>
+                <w:rFonts w:ascii="Times New Roman" w:hAnsi="Times New Roman" w:cs="Times New Roman"/>
+              </w:rPr>
+            </w:pPr>
+            <w:r>
+              <w:rPr>
+                <w:rFonts w:ascii="Times New Roman" w:hAnsi="Times New Roman" w:cs="Times New Roman"/>
+              </w:rPr>
               <w:t xml:space="preserve"> </w:t>
             </w:r>
           </w:p>
@@ -13616,93 +13099,188 @@
         </w:trPr>
         <w:tc>
           <w:tcPr>
-            <w:tcW w:w="2149" w:type="dxa"/>
-            <w:tcBorders>
-              <w:top w:val="single" w:sz="8" w:space="0" w:color="000000"/>
-              <w:left w:val="nil"/>
-              <w:bottom w:val="single" w:sz="8" w:space="0" w:color="000000"/>
-              <w:right w:val="nil"/>
-            </w:tcBorders>
+            <w:tcW w:w="2967" w:type="dxa"/>
           </w:tcPr>
           <w:p>
             <w:pPr>
               <w:spacing w:after="0" w:line="259" w:lineRule="auto"/>
               <w:ind w:left="108"/>
-            </w:pPr>
-            <w:r>
+              <w:jc w:val="both"/>
+              <w:rPr>
+                <w:rFonts w:ascii="Times New Roman" w:hAnsi="Times New Roman" w:cs="Times New Roman"/>
+              </w:rPr>
+            </w:pPr>
+            <w:r>
+              <w:rPr>
+                <w:rFonts w:ascii="Times New Roman" w:hAnsi="Times New Roman" w:cs="Times New Roman"/>
+              </w:rPr>
               <w:t>Student</w:t>
             </w:r>
           </w:p>
         </w:tc>
         <w:tc>
           <w:tcPr>
-            <w:tcW w:w="1985" w:type="dxa"/>
-            <w:tcBorders>
-              <w:top w:val="single" w:sz="8" w:space="0" w:color="000000"/>
-              <w:left w:val="nil"/>
-              <w:bottom w:val="single" w:sz="8" w:space="0" w:color="000000"/>
-              <w:right w:val="nil"/>
-            </w:tcBorders>
+            <w:tcW w:w="3040" w:type="dxa"/>
           </w:tcPr>
           <w:p>
             <w:pPr>
               <w:spacing w:after="158" w:line="259" w:lineRule="auto"/>
-            </w:pPr>
-            <w:r>
+              <w:jc w:val="both"/>
+              <w:rPr>
+                <w:rFonts w:ascii="Times New Roman" w:hAnsi="Times New Roman" w:cs="Times New Roman"/>
+              </w:rPr>
+            </w:pPr>
+            <w:r>
+              <w:rPr>
+                <w:rFonts w:ascii="Times New Roman" w:hAnsi="Times New Roman" w:cs="Times New Roman"/>
+              </w:rPr>
               <w:t>Developer/Researcher/Tester</w:t>
             </w:r>
           </w:p>
         </w:tc>
         <w:tc>
           <w:tcPr>
-            <w:tcW w:w="2016" w:type="dxa"/>
-            <w:tcBorders>
-              <w:top w:val="single" w:sz="8" w:space="0" w:color="000000"/>
-              <w:left w:val="nil"/>
-              <w:bottom w:val="single" w:sz="8" w:space="0" w:color="000000"/>
-              <w:right w:val="nil"/>
-            </w:tcBorders>
+            <w:tcW w:w="1622" w:type="dxa"/>
           </w:tcPr>
           <w:p>
             <w:pPr>
               <w:spacing w:after="0" w:line="259" w:lineRule="auto"/>
-            </w:pPr>
-            <w:r>
+              <w:jc w:val="both"/>
+              <w:rPr>
+                <w:rFonts w:ascii="Times New Roman" w:hAnsi="Times New Roman" w:cs="Times New Roman"/>
+              </w:rPr>
+            </w:pPr>
+            <w:r>
+              <w:rPr>
+                <w:rFonts w:ascii="Times New Roman" w:hAnsi="Times New Roman" w:cs="Times New Roman"/>
+              </w:rPr>
               <w:t>Sam Davies</w:t>
             </w:r>
           </w:p>
         </w:tc>
         <w:tc>
           <w:tcPr>
-            <w:tcW w:w="2105" w:type="dxa"/>
-            <w:tcBorders>
-              <w:top w:val="single" w:sz="8" w:space="0" w:color="000000"/>
-              <w:left w:val="nil"/>
-              <w:bottom w:val="single" w:sz="8" w:space="0" w:color="000000"/>
-              <w:right w:val="nil"/>
-            </w:tcBorders>
+            <w:tcW w:w="1320" w:type="dxa"/>
           </w:tcPr>
           <w:p>
             <w:pPr>
               <w:spacing w:after="0" w:line="259" w:lineRule="auto"/>
               <w:ind w:left="1"/>
-            </w:pPr>
-          </w:p>
-        </w:tc>
-        <w:tc>
-          <w:tcPr>
-            <w:tcW w:w="1208" w:type="dxa"/>
-            <w:tcBorders>
-              <w:top w:val="single" w:sz="8" w:space="0" w:color="000000"/>
-              <w:left w:val="nil"/>
-              <w:bottom w:val="single" w:sz="8" w:space="0" w:color="000000"/>
-              <w:right w:val="nil"/>
-            </w:tcBorders>
+              <w:jc w:val="both"/>
+              <w:rPr>
+                <w:rFonts w:ascii="Times New Roman" w:hAnsi="Times New Roman" w:cs="Times New Roman"/>
+              </w:rPr>
+            </w:pPr>
+          </w:p>
+        </w:tc>
+        <w:tc>
+          <w:tcPr>
+            <w:tcW w:w="974" w:type="dxa"/>
           </w:tcPr>
           <w:p>
             <w:pPr>
               <w:spacing w:after="0" w:line="259" w:lineRule="auto"/>
               <w:ind w:left="1"/>
+              <w:jc w:val="both"/>
+              <w:rPr>
+                <w:rFonts w:ascii="Times New Roman" w:hAnsi="Times New Roman" w:cs="Times New Roman"/>
+              </w:rPr>
+            </w:pPr>
+          </w:p>
+        </w:tc>
+      </w:tr>
+      <w:tr>
+        <w:trPr>
+          <w:trHeight w:val="886"/>
+        </w:trPr>
+        <w:tc>
+          <w:tcPr>
+            <w:tcW w:w="2967" w:type="dxa"/>
+          </w:tcPr>
+          <w:p>
+            <w:pPr>
+              <w:spacing w:after="0" w:line="259" w:lineRule="auto"/>
+              <w:ind w:left="108"/>
+              <w:jc w:val="both"/>
+              <w:rPr>
+                <w:rFonts w:ascii="Times New Roman" w:hAnsi="Times New Roman" w:cs="Times New Roman"/>
+              </w:rPr>
+            </w:pPr>
+            <w:r>
+              <w:rPr>
+                <w:rFonts w:ascii="Times New Roman" w:hAnsi="Times New Roman" w:cs="Times New Roman"/>
+              </w:rPr>
+              <w:t>Student</w:t>
+            </w:r>
+          </w:p>
+        </w:tc>
+        <w:tc>
+          <w:tcPr>
+            <w:tcW w:w="3040" w:type="dxa"/>
+          </w:tcPr>
+          <w:p>
+            <w:pPr>
+              <w:spacing w:after="158" w:line="259" w:lineRule="auto"/>
+              <w:jc w:val="both"/>
+              <w:rPr>
+                <w:rFonts w:ascii="Times New Roman" w:hAnsi="Times New Roman" w:cs="Times New Roman"/>
+              </w:rPr>
+            </w:pPr>
+            <w:r>
+              <w:rPr>
+                <w:rFonts w:ascii="Times New Roman" w:hAnsi="Times New Roman" w:cs="Times New Roman"/>
+              </w:rPr>
+              <w:t>Developer/Researcher/Tester</w:t>
+            </w:r>
+          </w:p>
+        </w:tc>
+        <w:tc>
+          <w:tcPr>
+            <w:tcW w:w="1622" w:type="dxa"/>
+          </w:tcPr>
+          <w:p>
+            <w:pPr>
+              <w:spacing w:after="0" w:line="259" w:lineRule="auto"/>
+              <w:jc w:val="both"/>
+              <w:rPr>
+                <w:rFonts w:ascii="Times New Roman" w:hAnsi="Times New Roman" w:cs="Times New Roman"/>
+              </w:rPr>
+            </w:pPr>
+            <w:r>
+              <w:rPr>
+                <w:rFonts w:ascii="Times New Roman" w:hAnsi="Times New Roman" w:cs="Times New Roman"/>
+              </w:rPr>
+              <w:t>Olivia Hey</w:t>
+            </w:r>
+          </w:p>
+        </w:tc>
+        <w:tc>
+          <w:tcPr>
+            <w:tcW w:w="1320" w:type="dxa"/>
+          </w:tcPr>
+          <w:p>
+            <w:pPr>
+              <w:spacing w:after="0" w:line="259" w:lineRule="auto"/>
+              <w:ind w:left="1"/>
+              <w:jc w:val="both"/>
+              <w:rPr>
+                <w:rFonts w:ascii="Times New Roman" w:hAnsi="Times New Roman" w:cs="Times New Roman"/>
+              </w:rPr>
+            </w:pPr>
+          </w:p>
+        </w:tc>
+        <w:tc>
+          <w:tcPr>
+            <w:tcW w:w="974" w:type="dxa"/>
+          </w:tcPr>
+          <w:p>
+            <w:pPr>
+              <w:spacing w:after="0" w:line="259" w:lineRule="auto"/>
+              <w:ind w:left="1"/>
+              <w:jc w:val="both"/>
+              <w:rPr>
+                <w:rFonts w:ascii="Times New Roman" w:hAnsi="Times New Roman" w:cs="Times New Roman"/>
+              </w:rPr>
             </w:pPr>
           </w:p>
         </w:tc>
@@ -13710,645 +13288,37 @@
     </w:tbl>
     <w:p>
       <w:pPr>
-        <w:tabs>
-          <w:tab w:val="center" w:pos="771"/>
-          <w:tab w:val="center" w:pos="2434"/>
-          <w:tab w:val="center" w:pos="4418"/>
-          <w:tab w:val="center" w:pos="6434"/>
-          <w:tab w:val="center" w:pos="8539"/>
-        </w:tabs>
-        <w:spacing w:after="26"/>
-      </w:pPr>
-      <w:r>
-        <w:rPr>
-          <w:rFonts w:ascii="Calibri" w:eastAsia="Calibri" w:hAnsi="Calibri" w:cs="Calibri"/>
-        </w:rPr>
-        <w:tab/>
-      </w:r>
-      <w:r>
-        <w:t xml:space="preserve">Student                   </w:t>
-      </w:r>
-      <w:r>
-        <w:tab/>
-        <w:t>Developer Researcher/Tester</w:t>
-      </w:r>
-      <w:r>
-        <w:rPr>
-          <w:sz w:val="34"/>
-          <w:vertAlign w:val="superscript"/>
-        </w:rPr>
-        <w:t xml:space="preserve">  Olivia Hey</w:t>
-      </w:r>
-      <w:r>
-        <w:rPr>
-          <w:sz w:val="34"/>
-          <w:vertAlign w:val="superscript"/>
-        </w:rPr>
-        <w:tab/>
-        <w:t xml:space="preserve"> </w:t>
-      </w:r>
-      <w:r>
-        <w:rPr>
-          <w:sz w:val="34"/>
-          <w:vertAlign w:val="superscript"/>
-        </w:rPr>
-        <w:tab/>
-        <w:t xml:space="preserve"> </w:t>
-      </w:r>
-      <w:r>
-        <w:rPr>
-          <w:sz w:val="34"/>
-          <w:vertAlign w:val="superscript"/>
-        </w:rPr>
-        <w:tab/>
-        <w:t xml:space="preserve"> </w:t>
-      </w:r>
-    </w:p>
-    <w:p>
-      <w:pPr>
-        <w:spacing w:after="0" w:line="259" w:lineRule="auto"/>
-        <w:ind w:left="2434"/>
-      </w:pPr>
-      <w:r>
-        <w:t xml:space="preserve"> </w:t>
-      </w:r>
-    </w:p>
-    <w:p>
-      <w:pPr>
-        <w:spacing w:after="46" w:line="259" w:lineRule="auto"/>
-        <w:ind w:left="269"/>
-      </w:pPr>
-      <w:r>
-        <w:rPr>
-          <w:rFonts w:ascii="Calibri" w:eastAsia="Calibri" w:hAnsi="Calibri" w:cs="Calibri"/>
-          <w:noProof/>
-        </w:rPr>
-        <mc:AlternateContent>
-          <mc:Choice Requires="wpg">
-            <w:drawing>
-              <wp:inline distT="0" distB="0" distL="0" distR="0" wp14:anchorId="1F90B06D" wp14:editId="0CCD1673">
-                <wp:extent cx="6018277" cy="12192"/>
-                <wp:effectExtent l="0" t="0" r="0" b="0"/>
-                <wp:docPr id="4298" name="Group 4298"/>
-                <wp:cNvGraphicFramePr/>
-                <a:graphic xmlns:a="http://schemas.openxmlformats.org/drawingml/2006/main">
-                  <a:graphicData uri="http://schemas.microsoft.com/office/word/2010/wordprocessingGroup">
-                    <wpg:wgp>
-                      <wpg:cNvGrpSpPr/>
-                      <wpg:grpSpPr>
-                        <a:xfrm>
-                          <a:off x="0" y="0"/>
-                          <a:ext cx="6018277" cy="12192"/>
-                          <a:chOff x="0" y="0"/>
-                          <a:chExt cx="6018277" cy="12192"/>
-                        </a:xfrm>
-                      </wpg:grpSpPr>
-                      <wps:wsp>
-                        <wps:cNvPr id="4617" name="Shape 4617"/>
-                        <wps:cNvSpPr/>
-                        <wps:spPr>
-                          <a:xfrm>
-                            <a:off x="0" y="0"/>
-                            <a:ext cx="1306068" cy="12192"/>
-                          </a:xfrm>
-                          <a:custGeom>
-                            <a:avLst/>
-                            <a:gdLst/>
-                            <a:ahLst/>
-                            <a:cxnLst/>
-                            <a:rect l="0" t="0" r="0" b="0"/>
-                            <a:pathLst>
-                              <a:path w="1306068" h="12192">
-                                <a:moveTo>
-                                  <a:pt x="0" y="0"/>
-                                </a:moveTo>
-                                <a:lnTo>
-                                  <a:pt x="1306068" y="0"/>
-                                </a:lnTo>
-                                <a:lnTo>
-                                  <a:pt x="1306068" y="12192"/>
-                                </a:lnTo>
-                                <a:lnTo>
-                                  <a:pt x="0" y="12192"/>
-                                </a:lnTo>
-                                <a:lnTo>
-                                  <a:pt x="0" y="0"/>
-                                </a:lnTo>
-                              </a:path>
-                            </a:pathLst>
-                          </a:custGeom>
-                          <a:ln w="0" cap="flat">
-                            <a:miter lim="127000"/>
-                          </a:ln>
-                        </wps:spPr>
-                        <wps:style>
-                          <a:lnRef idx="0">
-                            <a:srgbClr val="000000">
-                              <a:alpha val="0"/>
-                            </a:srgbClr>
-                          </a:lnRef>
-                          <a:fillRef idx="1">
-                            <a:srgbClr val="000000"/>
-                          </a:fillRef>
-                          <a:effectRef idx="0">
-                            <a:scrgbClr r="0" g="0" b="0"/>
-                          </a:effectRef>
-                          <a:fontRef idx="none"/>
-                        </wps:style>
-                        <wps:bodyPr/>
-                      </wps:wsp>
-                      <wps:wsp>
-                        <wps:cNvPr id="4618" name="Shape 4618"/>
-                        <wps:cNvSpPr/>
-                        <wps:spPr>
-                          <a:xfrm>
-                            <a:off x="1296924" y="0"/>
-                            <a:ext cx="12179" cy="12192"/>
-                          </a:xfrm>
-                          <a:custGeom>
-                            <a:avLst/>
-                            <a:gdLst/>
-                            <a:ahLst/>
-                            <a:cxnLst/>
-                            <a:rect l="0" t="0" r="0" b="0"/>
-                            <a:pathLst>
-                              <a:path w="12179" h="12192">
-                                <a:moveTo>
-                                  <a:pt x="0" y="0"/>
-                                </a:moveTo>
-                                <a:lnTo>
-                                  <a:pt x="12179" y="0"/>
-                                </a:lnTo>
-                                <a:lnTo>
-                                  <a:pt x="12179" y="12192"/>
-                                </a:lnTo>
-                                <a:lnTo>
-                                  <a:pt x="0" y="12192"/>
-                                </a:lnTo>
-                                <a:lnTo>
-                                  <a:pt x="0" y="0"/>
-                                </a:lnTo>
-                              </a:path>
-                            </a:pathLst>
-                          </a:custGeom>
-                          <a:ln w="0" cap="flat">
-                            <a:miter lim="127000"/>
-                          </a:ln>
-                        </wps:spPr>
-                        <wps:style>
-                          <a:lnRef idx="0">
-                            <a:srgbClr val="000000">
-                              <a:alpha val="0"/>
-                            </a:srgbClr>
-                          </a:lnRef>
-                          <a:fillRef idx="1">
-                            <a:srgbClr val="000000"/>
-                          </a:fillRef>
-                          <a:effectRef idx="0">
-                            <a:scrgbClr r="0" g="0" b="0"/>
-                          </a:effectRef>
-                          <a:fontRef idx="none"/>
-                        </wps:style>
-                        <wps:bodyPr/>
-                      </wps:wsp>
-                      <wps:wsp>
-                        <wps:cNvPr id="4619" name="Shape 4619"/>
-                        <wps:cNvSpPr/>
-                        <wps:spPr>
-                          <a:xfrm>
-                            <a:off x="1309116" y="0"/>
-                            <a:ext cx="1257300" cy="12192"/>
-                          </a:xfrm>
-                          <a:custGeom>
-                            <a:avLst/>
-                            <a:gdLst/>
-                            <a:ahLst/>
-                            <a:cxnLst/>
-                            <a:rect l="0" t="0" r="0" b="0"/>
-                            <a:pathLst>
-                              <a:path w="1257300" h="12192">
-                                <a:moveTo>
-                                  <a:pt x="0" y="0"/>
-                                </a:moveTo>
-                                <a:lnTo>
-                                  <a:pt x="1257300" y="0"/>
-                                </a:lnTo>
-                                <a:lnTo>
-                                  <a:pt x="1257300" y="12192"/>
-                                </a:lnTo>
-                                <a:lnTo>
-                                  <a:pt x="0" y="12192"/>
-                                </a:lnTo>
-                                <a:lnTo>
-                                  <a:pt x="0" y="0"/>
-                                </a:lnTo>
-                              </a:path>
-                            </a:pathLst>
-                          </a:custGeom>
-                          <a:ln w="0" cap="flat">
-                            <a:miter lim="127000"/>
-                          </a:ln>
-                        </wps:spPr>
-                        <wps:style>
-                          <a:lnRef idx="0">
-                            <a:srgbClr val="000000">
-                              <a:alpha val="0"/>
-                            </a:srgbClr>
-                          </a:lnRef>
-                          <a:fillRef idx="1">
-                            <a:srgbClr val="000000"/>
-                          </a:fillRef>
-                          <a:effectRef idx="0">
-                            <a:scrgbClr r="0" g="0" b="0"/>
-                          </a:effectRef>
-                          <a:fontRef idx="none"/>
-                        </wps:style>
-                        <wps:bodyPr/>
-                      </wps:wsp>
-                      <wps:wsp>
-                        <wps:cNvPr id="4620" name="Shape 4620"/>
-                        <wps:cNvSpPr/>
-                        <wps:spPr>
-                          <a:xfrm>
-                            <a:off x="2557272" y="0"/>
-                            <a:ext cx="12192" cy="12192"/>
-                          </a:xfrm>
-                          <a:custGeom>
-                            <a:avLst/>
-                            <a:gdLst/>
-                            <a:ahLst/>
-                            <a:cxnLst/>
-                            <a:rect l="0" t="0" r="0" b="0"/>
-                            <a:pathLst>
-                              <a:path w="12192" h="12192">
-                                <a:moveTo>
-                                  <a:pt x="0" y="0"/>
-                                </a:moveTo>
-                                <a:lnTo>
-                                  <a:pt x="12192" y="0"/>
-                                </a:lnTo>
-                                <a:lnTo>
-                                  <a:pt x="12192" y="12192"/>
-                                </a:lnTo>
-                                <a:lnTo>
-                                  <a:pt x="0" y="12192"/>
-                                </a:lnTo>
-                                <a:lnTo>
-                                  <a:pt x="0" y="0"/>
-                                </a:lnTo>
-                              </a:path>
-                            </a:pathLst>
-                          </a:custGeom>
-                          <a:ln w="0" cap="flat">
-                            <a:miter lim="127000"/>
-                          </a:ln>
-                        </wps:spPr>
-                        <wps:style>
-                          <a:lnRef idx="0">
-                            <a:srgbClr val="000000">
-                              <a:alpha val="0"/>
-                            </a:srgbClr>
-                          </a:lnRef>
-                          <a:fillRef idx="1">
-                            <a:srgbClr val="000000"/>
-                          </a:fillRef>
-                          <a:effectRef idx="0">
-                            <a:scrgbClr r="0" g="0" b="0"/>
-                          </a:effectRef>
-                          <a:fontRef idx="none"/>
-                        </wps:style>
-                        <wps:bodyPr/>
-                      </wps:wsp>
-                      <wps:wsp>
-                        <wps:cNvPr id="4621" name="Shape 4621"/>
-                        <wps:cNvSpPr/>
-                        <wps:spPr>
-                          <a:xfrm>
-                            <a:off x="2569464" y="0"/>
-                            <a:ext cx="1277112" cy="12192"/>
-                          </a:xfrm>
-                          <a:custGeom>
-                            <a:avLst/>
-                            <a:gdLst/>
-                            <a:ahLst/>
-                            <a:cxnLst/>
-                            <a:rect l="0" t="0" r="0" b="0"/>
-                            <a:pathLst>
-                              <a:path w="1277112" h="12192">
-                                <a:moveTo>
-                                  <a:pt x="0" y="0"/>
-                                </a:moveTo>
-                                <a:lnTo>
-                                  <a:pt x="1277112" y="0"/>
-                                </a:lnTo>
-                                <a:lnTo>
-                                  <a:pt x="1277112" y="12192"/>
-                                </a:lnTo>
-                                <a:lnTo>
-                                  <a:pt x="0" y="12192"/>
-                                </a:lnTo>
-                                <a:lnTo>
-                                  <a:pt x="0" y="0"/>
-                                </a:lnTo>
-                              </a:path>
-                            </a:pathLst>
-                          </a:custGeom>
-                          <a:ln w="0" cap="flat">
-                            <a:miter lim="127000"/>
-                          </a:ln>
-                        </wps:spPr>
-                        <wps:style>
-                          <a:lnRef idx="0">
-                            <a:srgbClr val="000000">
-                              <a:alpha val="0"/>
-                            </a:srgbClr>
-                          </a:lnRef>
-                          <a:fillRef idx="1">
-                            <a:srgbClr val="000000"/>
-                          </a:fillRef>
-                          <a:effectRef idx="0">
-                            <a:scrgbClr r="0" g="0" b="0"/>
-                          </a:effectRef>
-                          <a:fontRef idx="none"/>
-                        </wps:style>
-                        <wps:bodyPr/>
-                      </wps:wsp>
-                      <wps:wsp>
-                        <wps:cNvPr id="4622" name="Shape 4622"/>
-                        <wps:cNvSpPr/>
-                        <wps:spPr>
-                          <a:xfrm>
-                            <a:off x="3837432" y="0"/>
-                            <a:ext cx="12192" cy="12192"/>
-                          </a:xfrm>
-                          <a:custGeom>
-                            <a:avLst/>
-                            <a:gdLst/>
-                            <a:ahLst/>
-                            <a:cxnLst/>
-                            <a:rect l="0" t="0" r="0" b="0"/>
-                            <a:pathLst>
-                              <a:path w="12192" h="12192">
-                                <a:moveTo>
-                                  <a:pt x="0" y="0"/>
-                                </a:moveTo>
-                                <a:lnTo>
-                                  <a:pt x="12192" y="0"/>
-                                </a:lnTo>
-                                <a:lnTo>
-                                  <a:pt x="12192" y="12192"/>
-                                </a:lnTo>
-                                <a:lnTo>
-                                  <a:pt x="0" y="12192"/>
-                                </a:lnTo>
-                                <a:lnTo>
-                                  <a:pt x="0" y="0"/>
-                                </a:lnTo>
-                              </a:path>
-                            </a:pathLst>
-                          </a:custGeom>
-                          <a:ln w="0" cap="flat">
-                            <a:miter lim="127000"/>
-                          </a:ln>
-                        </wps:spPr>
-                        <wps:style>
-                          <a:lnRef idx="0">
-                            <a:srgbClr val="000000">
-                              <a:alpha val="0"/>
-                            </a:srgbClr>
-                          </a:lnRef>
-                          <a:fillRef idx="1">
-                            <a:srgbClr val="000000"/>
-                          </a:fillRef>
-                          <a:effectRef idx="0">
-                            <a:scrgbClr r="0" g="0" b="0"/>
-                          </a:effectRef>
-                          <a:fontRef idx="none"/>
-                        </wps:style>
-                        <wps:bodyPr/>
-                      </wps:wsp>
-                      <wps:wsp>
-                        <wps:cNvPr id="4623" name="Shape 4623"/>
-                        <wps:cNvSpPr/>
-                        <wps:spPr>
-                          <a:xfrm>
-                            <a:off x="3849624" y="0"/>
-                            <a:ext cx="1333500" cy="12192"/>
-                          </a:xfrm>
-                          <a:custGeom>
-                            <a:avLst/>
-                            <a:gdLst/>
-                            <a:ahLst/>
-                            <a:cxnLst/>
-                            <a:rect l="0" t="0" r="0" b="0"/>
-                            <a:pathLst>
-                              <a:path w="1333500" h="12192">
-                                <a:moveTo>
-                                  <a:pt x="0" y="0"/>
-                                </a:moveTo>
-                                <a:lnTo>
-                                  <a:pt x="1333500" y="0"/>
-                                </a:lnTo>
-                                <a:lnTo>
-                                  <a:pt x="1333500" y="12192"/>
-                                </a:lnTo>
-                                <a:lnTo>
-                                  <a:pt x="0" y="12192"/>
-                                </a:lnTo>
-                                <a:lnTo>
-                                  <a:pt x="0" y="0"/>
-                                </a:lnTo>
-                              </a:path>
-                            </a:pathLst>
-                          </a:custGeom>
-                          <a:ln w="0" cap="flat">
-                            <a:miter lim="127000"/>
-                          </a:ln>
-                        </wps:spPr>
-                        <wps:style>
-                          <a:lnRef idx="0">
-                            <a:srgbClr val="000000">
-                              <a:alpha val="0"/>
-                            </a:srgbClr>
-                          </a:lnRef>
-                          <a:fillRef idx="1">
-                            <a:srgbClr val="000000"/>
-                          </a:fillRef>
-                          <a:effectRef idx="0">
-                            <a:scrgbClr r="0" g="0" b="0"/>
-                          </a:effectRef>
-                          <a:fontRef idx="none"/>
-                        </wps:style>
-                        <wps:bodyPr/>
-                      </wps:wsp>
-                      <wps:wsp>
-                        <wps:cNvPr id="4624" name="Shape 4624"/>
-                        <wps:cNvSpPr/>
-                        <wps:spPr>
-                          <a:xfrm>
-                            <a:off x="5173980" y="0"/>
-                            <a:ext cx="12179" cy="12192"/>
-                          </a:xfrm>
-                          <a:custGeom>
-                            <a:avLst/>
-                            <a:gdLst/>
-                            <a:ahLst/>
-                            <a:cxnLst/>
-                            <a:rect l="0" t="0" r="0" b="0"/>
-                            <a:pathLst>
-                              <a:path w="12179" h="12192">
-                                <a:moveTo>
-                                  <a:pt x="0" y="0"/>
-                                </a:moveTo>
-                                <a:lnTo>
-                                  <a:pt x="12179" y="0"/>
-                                </a:lnTo>
-                                <a:lnTo>
-                                  <a:pt x="12179" y="12192"/>
-                                </a:lnTo>
-                                <a:lnTo>
-                                  <a:pt x="0" y="12192"/>
-                                </a:lnTo>
-                                <a:lnTo>
-                                  <a:pt x="0" y="0"/>
-                                </a:lnTo>
-                              </a:path>
-                            </a:pathLst>
-                          </a:custGeom>
-                          <a:ln w="0" cap="flat">
-                            <a:miter lim="127000"/>
-                          </a:ln>
-                        </wps:spPr>
-                        <wps:style>
-                          <a:lnRef idx="0">
-                            <a:srgbClr val="000000">
-                              <a:alpha val="0"/>
-                            </a:srgbClr>
-                          </a:lnRef>
-                          <a:fillRef idx="1">
-                            <a:srgbClr val="000000"/>
-                          </a:fillRef>
-                          <a:effectRef idx="0">
-                            <a:scrgbClr r="0" g="0" b="0"/>
-                          </a:effectRef>
-                          <a:fontRef idx="none"/>
-                        </wps:style>
-                        <wps:bodyPr/>
-                      </wps:wsp>
-                      <wps:wsp>
-                        <wps:cNvPr id="4625" name="Shape 4625"/>
-                        <wps:cNvSpPr/>
-                        <wps:spPr>
-                          <a:xfrm>
-                            <a:off x="5186172" y="0"/>
-                            <a:ext cx="832104" cy="12192"/>
-                          </a:xfrm>
-                          <a:custGeom>
-                            <a:avLst/>
-                            <a:gdLst/>
-                            <a:ahLst/>
-                            <a:cxnLst/>
-                            <a:rect l="0" t="0" r="0" b="0"/>
-                            <a:pathLst>
-                              <a:path w="832104" h="12192">
-                                <a:moveTo>
-                                  <a:pt x="0" y="0"/>
-                                </a:moveTo>
-                                <a:lnTo>
-                                  <a:pt x="832104" y="0"/>
-                                </a:lnTo>
-                                <a:lnTo>
-                                  <a:pt x="832104" y="12192"/>
-                                </a:lnTo>
-                                <a:lnTo>
-                                  <a:pt x="0" y="12192"/>
-                                </a:lnTo>
-                                <a:lnTo>
-                                  <a:pt x="0" y="0"/>
-                                </a:lnTo>
-                              </a:path>
-                            </a:pathLst>
-                          </a:custGeom>
-                          <a:ln w="0" cap="flat">
-                            <a:miter lim="127000"/>
-                          </a:ln>
-                        </wps:spPr>
-                        <wps:style>
-                          <a:lnRef idx="0">
-                            <a:srgbClr val="000000">
-                              <a:alpha val="0"/>
-                            </a:srgbClr>
-                          </a:lnRef>
-                          <a:fillRef idx="1">
-                            <a:srgbClr val="000000"/>
-                          </a:fillRef>
-                          <a:effectRef idx="0">
-                            <a:scrgbClr r="0" g="0" b="0"/>
-                          </a:effectRef>
-                          <a:fontRef idx="none"/>
-                        </wps:style>
-                        <wps:bodyPr/>
-                      </wps:wsp>
-                    </wpg:wgp>
-                  </a:graphicData>
-                </a:graphic>
-              </wp:inline>
-            </w:drawing>
-          </mc:Choice>
-          <mc:Fallback>
-            <w:pict>
-              <v:group w14:anchorId="4C9D6FA2" id="Group 4298" o:spid="_x0000_s1026" style="width:473.9pt;height:.95pt;mso-position-horizontal-relative:char;mso-position-vertical-relative:line" coordsize="60182,121" o:gfxdata="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">
-                <v:shape id="Shape 4617" o:spid="_x0000_s1027" style="position:absolute;width:13060;height:121;visibility:visible;mso-wrap-style:square;v-text-anchor:top" coordsize="1306068,12192" o:gfxdata="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" path="m,l1306068,r,12192l,12192,,e" fillcolor="black" stroked="f" strokeweight="0">
-                  <v:stroke miterlimit="83231f" joinstyle="miter"/>
-                  <v:path arrowok="t" textboxrect="0,0,1306068,12192"/>
-                </v:shape>
-                <v:shape id="Shape 4618" o:spid="_x0000_s1028" style="position:absolute;left:12969;width:122;height:121;visibility:visible;mso-wrap-style:square;v-text-anchor:top" coordsize="12179,12192" o:gfxdata="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" path="m,l12179,r,12192l,12192,,e" fillcolor="black" stroked="f" strokeweight="0">
-                  <v:stroke miterlimit="83231f" joinstyle="miter"/>
-                  <v:path arrowok="t" textboxrect="0,0,12179,12192"/>
-                </v:shape>
-                <v:shape id="Shape 4619" o:spid="_x0000_s1029" style="position:absolute;left:13091;width:12573;height:121;visibility:visible;mso-wrap-style:square;v-text-anchor:top" coordsize="1257300,12192" o:gfxdata="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" path="m,l1257300,r,12192l,12192,,e" fillcolor="black" stroked="f" strokeweight="0">
-                  <v:stroke miterlimit="83231f" joinstyle="miter"/>
-                  <v:path arrowok="t" textboxrect="0,0,1257300,12192"/>
-                </v:shape>
-                <v:shape id="Shape 4620" o:spid="_x0000_s1030" style="position:absolute;left:25572;width:122;height:121;visibility:visible;mso-wrap-style:square;v-text-anchor:top" coordsize="12192,12192" o:gfxdata="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" path="m,l12192,r,12192l,12192,,e" fillcolor="black" stroked="f" strokeweight="0">
-                  <v:stroke miterlimit="83231f" joinstyle="miter"/>
-                  <v:path arrowok="t" textboxrect="0,0,12192,12192"/>
-                </v:shape>
-                <v:shape id="Shape 4621" o:spid="_x0000_s1031" style="position:absolute;left:25694;width:12771;height:121;visibility:visible;mso-wrap-style:square;v-text-anchor:top" coordsize="1277112,12192" o:gfxdata="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" path="m,l1277112,r,12192l,12192,,e" fillcolor="black" stroked="f" strokeweight="0">
-                  <v:stroke miterlimit="83231f" joinstyle="miter"/>
-                  <v:path arrowok="t" textboxrect="0,0,1277112,12192"/>
-                </v:shape>
-                <v:shape id="Shape 4622" o:spid="_x0000_s1032" style="position:absolute;left:38374;width:122;height:121;visibility:visible;mso-wrap-style:square;v-text-anchor:top" coordsize="12192,12192" o:gfxdata="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" path="m,l12192,r,12192l,12192,,e" fillcolor="black" stroked="f" strokeweight="0">
-                  <v:stroke miterlimit="83231f" joinstyle="miter"/>
-                  <v:path arrowok="t" textboxrect="0,0,12192,12192"/>
-                </v:shape>
-                <v:shape id="Shape 4623" o:spid="_x0000_s1033" style="position:absolute;left:38496;width:13335;height:121;visibility:visible;mso-wrap-style:square;v-text-anchor:top" coordsize="1333500,12192" o:gfxdata="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" path="m,l1333500,r,12192l,12192,,e" fillcolor="black" stroked="f" strokeweight="0">
-                  <v:stroke miterlimit="83231f" joinstyle="miter"/>
-                  <v:path arrowok="t" textboxrect="0,0,1333500,12192"/>
-                </v:shape>
-                <v:shape id="Shape 4624" o:spid="_x0000_s1034" style="position:absolute;left:51739;width:122;height:121;visibility:visible;mso-wrap-style:square;v-text-anchor:top" coordsize="12179,12192" o:gfxdata="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" path="m,l12179,r,12192l,12192,,e" fillcolor="black" stroked="f" strokeweight="0">
-                  <v:stroke miterlimit="83231f" joinstyle="miter"/>
-                  <v:path arrowok="t" textboxrect="0,0,12179,12192"/>
-                </v:shape>
-                <v:shape id="Shape 4625" o:spid="_x0000_s1035" style="position:absolute;left:51861;width:8321;height:121;visibility:visible;mso-wrap-style:square;v-text-anchor:top" coordsize="832104,12192" o:gfxdata="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" path="m,l832104,r,12192l,12192,,e" fillcolor="black" stroked="f" strokeweight="0">
-                  <v:stroke miterlimit="83231f" joinstyle="miter"/>
-                  <v:path arrowok="t" textboxrect="0,0,832104,12192"/>
-                </v:shape>
-                <w10:anchorlock/>
-              </v:group>
-            </w:pict>
-          </mc:Fallback>
-        </mc:AlternateContent>
-      </w:r>
-    </w:p>
-    <w:p>
-      <w:pPr>
         <w:pStyle w:val="Heading2"/>
       </w:pPr>
-      <w:bookmarkStart w:id="36" w:name="_Toc236989753"/>
-      <w:r>
+      <w:bookmarkStart w:id="35" w:name="_Toc236991270"/>
+      <w:r>
+        <w:lastRenderedPageBreak/>
         <w:t>Appendix C</w:t>
       </w:r>
+      <w:bookmarkEnd w:id="35"/>
+    </w:p>
+    <w:p>
+      <w:pPr>
+        <w:pStyle w:val="TNR"/>
+      </w:pPr>
+      <w:r>
+        <w:t>Geoff didn’t get back to us in time with a clear statement</w:t>
+      </w:r>
+      <w:r>
+        <w:t xml:space="preserve"> on whether an NDA is necessary</w:t>
+      </w:r>
+      <w:r>
+        <w:t>.</w:t>
+      </w:r>
+    </w:p>
+    <w:p>
+      <w:pPr>
+        <w:pStyle w:val="Heading2"/>
+      </w:pPr>
+      <w:bookmarkStart w:id="36" w:name="_Toc236991271"/>
+      <w:r>
+        <w:t>Appendix D</w:t>
+      </w:r>
       <w:bookmarkEnd w:id="36"/>
     </w:p>
     <w:p>
@@ -14356,34 +13326,13 @@
         <w:pStyle w:val="TNR"/>
       </w:pPr>
       <w:r>
-        <w:t>Geoff didn’t get back to us in time with a clear statement</w:t>
-      </w:r>
-      <w:r>
-        <w:t xml:space="preserve"> on whether an NDA is necessary</w:t>
+        <w:t xml:space="preserve">We will be using Week 3’s group log </w:t>
+      </w:r>
+      <w:r>
+        <w:t>to meet LO 2</w:t>
       </w:r>
       <w:r>
         <w:t>.</w:t>
-      </w:r>
-    </w:p>
-    <w:p>
-      <w:pPr>
-        <w:pStyle w:val="Heading2"/>
-      </w:pPr>
-      <w:bookmarkStart w:id="37" w:name="_Toc236989754"/>
-      <w:r>
-        <w:t>Appendix D</w:t>
-      </w:r>
-      <w:bookmarkEnd w:id="37"/>
-    </w:p>
-    <w:p>
-      <w:r>
-        <w:t>Appendix D will state which Weekly Group log has been used to meet LO 2</w:t>
-      </w:r>
-      <w:r>
-        <w:br/>
-      </w:r>
-      <w:r>
-        <w:t>If the Weekly Group Log is from Week is from weeks 1-3, include it as Appendix D.</w:t>
       </w:r>
     </w:p>
     <w:p>
@@ -14436,7 +13385,7 @@
       </w:pPr>
     </w:p>
     <w:sectPr>
-      <w:footerReference w:type="default" r:id="rId14"/>
+      <w:footerReference w:type="default" r:id="rId11"/>
       <w:pgSz w:w="11906" w:h="16838"/>
       <w:pgMar w:top="720" w:right="720" w:bottom="720" w:left="720" w:header="708" w:footer="708" w:gutter="0"/>
       <w:pgNumType w:start="0"/>
@@ -14483,6 +13432,7 @@
         <w:docPartUnique/>
       </w:docPartObj>
     </w:sdtPr>
+    <w:sdtEndPr/>
     <w:sdtContent>
       <w:p>
         <w:pPr>
@@ -16810,12 +15760,13 @@
     <w:basedOn w:val="Normal"/>
     <w:link w:val="TNRChar"/>
     <w:qFormat/>
-    <w:rsid w:val="00C45261"/>
+    <w:rsid w:val="0058105B"/>
     <w:pPr>
       <w:jc w:val="both"/>
     </w:pPr>
     <w:rPr>
       <w:rFonts w:ascii="Times New Roman" w:hAnsi="Times New Roman"/>
+      <w:sz w:val="24"/>
       <w:lang w:val="en-NZ"/>
     </w:rPr>
   </w:style>
@@ -16823,11 +15774,10 @@
     <w:name w:val="TNR Char"/>
     <w:basedOn w:val="DefaultParagraphFont"/>
     <w:link w:val="TNR"/>
-    <w:rsid w:val="00C45261"/>
+    <w:rsid w:val="0058105B"/>
     <w:rPr>
       <w:rFonts w:ascii="Times New Roman" w:hAnsi="Times New Roman"/>
       <w:kern w:val="0"/>
-      <w:sz w:val="22"/>
       <w:szCs w:val="22"/>
       <w14:ligatures w14:val="none"/>
     </w:rPr>
@@ -17214,7 +16164,7 @@
     <b:Title>Our Staff</b:Title>
     <b:InternetSiteTitle>whitireiaweltec</b:InternetSiteTitle>
     <b:URL>https://www.whitireiaweltec.ac.nz/about-us/staff-profiles</b:URL>
-    <b:RefOrder>1</b:RefOrder>
+    <b:RefOrder>3</b:RefOrder>
   </b:Source>
   <b:Source>
     <b:Tag>Dan</b:Tag>
@@ -17233,7 +16183,7 @@
     <b:Title>What is Kanban in project management? Breaking down the methodology</b:Title>
     <b:InternetSiteTitle>Atlassian</b:InternetSiteTitle>
     <b:URL>https://www.atlassian.com/agile/kanban</b:URL>
-    <b:RefOrder>2</b:RefOrder>
+    <b:RefOrder>1</b:RefOrder>
   </b:Source>
   <b:Source>
     <b:Tag>NIS26</b:Tag>
@@ -17250,7 +16200,7 @@
     <b:Month>May</b:Month>
     <b:Day>1</b:Day>
     <b:URL>https://www.nist.gov/itl/csd/secure-systems-and-applications/computer-forensics-tool-testing-program-cftt/cftt-general-0</b:URL>
-    <b:RefOrder>3</b:RefOrder>
+    <b:RefOrder>2</b:RefOrder>
   </b:Source>
 </b:Sources>
 </file>
@@ -17264,7 +16214,7 @@
 </file>
 
 <file path=customXml/itemProps2.xml><?xml version="1.0" encoding="utf-8"?>
-<ds:datastoreItem xmlns:ds="http://schemas.openxmlformats.org/officeDocument/2006/customXml" ds:itemID="{A06A90A4-039D-4A8A-B405-00B8969AEB1F}">
+<ds:datastoreItem xmlns:ds="http://schemas.openxmlformats.org/officeDocument/2006/customXml" ds:itemID="{D1631095-E0DF-441F-B451-C0B0FE8BDAB6}">
   <ds:schemaRefs>
     <ds:schemaRef ds:uri="http://schemas.openxmlformats.org/officeDocument/2006/bibliography"/>
   </ds:schemaRefs>

--- a/Capstone Proposal.docx
+++ b/Capstone Proposal.docx
@@ -14,7 +14,6 @@
           <w:docPartUnique/>
         </w:docPartObj>
       </w:sdtPr>
-      <w:sdtEndPr/>
       <w:sdtContent>
         <w:p>
           <w:pPr>
@@ -27,7 +26,7 @@
             <mc:AlternateContent>
               <mc:Choice Requires="wpg">
                 <w:drawing>
-                  <wp:anchor distT="0" distB="0" distL="114300" distR="114300" simplePos="0" relativeHeight="251659264" behindDoc="1" locked="0" layoutInCell="1" allowOverlap="1" wp14:anchorId="206CF68B" wp14:editId="6D23BF52">
+                  <wp:anchor distT="0" distB="0" distL="114300" distR="114300" simplePos="0" relativeHeight="251659264" behindDoc="1" locked="0" layoutInCell="1" allowOverlap="1" wp14:anchorId="206CF68B" wp14:editId="4B65A0EA">
                     <wp:simplePos x="0" y="0"/>
                     <mc:AlternateContent>
                       <mc:Choice Requires="wp14">
@@ -3349,7 +3348,7 @@
               </mc:Choice>
               <mc:Fallback>
                 <w:pict>
-                  <v:group w14:anchorId="4C34F6CE" id="Group 26" o:spid="_x0000_s1026" style="position:absolute;margin-left:0;margin-top:0;width:168pt;height:718.55pt;z-index:-251657216;mso-height-percent:950;mso-left-percent:40;mso-position-horizontal-relative:page;mso-position-vertical:center;mso-position-vertical-relative:page;mso-height-percent:950;mso-left-percent:40" coordsize="21336,91257" o:gfxdata="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">
+                  <v:group w14:anchorId="668429CB" id="Group 26" o:spid="_x0000_s1026" style="position:absolute;margin-left:0;margin-top:0;width:168pt;height:718.55pt;z-index:-251657216;mso-height-percent:950;mso-left-percent:40;mso-position-horizontal-relative:page;mso-position-vertical:center;mso-position-vertical-relative:page;mso-height-percent:950;mso-left-percent:40" coordsize="21336,91257" o:gfxdata="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">
                     <v:rect id="Rectangle 3" o:spid="_x0000_s1027" style="position:absolute;width:1945;height:91257;visibility:visible;mso-wrap-style:square;v-text-anchor:middle" o:gfxdata="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" fillcolor="#0e2841 [3215]" stroked="f" strokeweight="1.5pt"/>
                     <v:group id="Group 5" o:spid="_x0000_s1028" style="position:absolute;left:762;top:42100;width:20574;height:49103" coordorigin="806,42118" coordsize="13062,31210" o:gfxdata="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">
                       <v:group id="Group 6" o:spid="_x0000_s1029" style="position:absolute;left:1410;top:42118;width:10478;height:31210" coordorigin="1410,42118" coordsize="10477,31210" o:gfxdata="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">
@@ -3591,13 +3590,78 @@
             <w:spacing w:after="160" w:line="278" w:lineRule="auto"/>
           </w:pPr>
           <w:r>
+            <w:drawing>
+              <wp:anchor distT="0" distB="0" distL="114300" distR="114300" simplePos="0" relativeHeight="251663360" behindDoc="1" locked="0" layoutInCell="1" allowOverlap="1" wp14:anchorId="56C5BC46" wp14:editId="52D293E3">
+                <wp:simplePos x="0" y="0"/>
+                <wp:positionH relativeFrom="column">
+                  <wp:posOffset>2503805</wp:posOffset>
+                </wp:positionH>
+                <wp:positionV relativeFrom="paragraph">
+                  <wp:posOffset>4509770</wp:posOffset>
+                </wp:positionV>
+                <wp:extent cx="2525395" cy="1162050"/>
+                <wp:effectExtent l="0" t="0" r="8255" b="0"/>
+                <wp:wrapTight wrapText="bothSides">
+                  <wp:wrapPolygon edited="0">
+                    <wp:start x="0" y="0"/>
+                    <wp:lineTo x="0" y="21246"/>
+                    <wp:lineTo x="21508" y="21246"/>
+                    <wp:lineTo x="21508" y="0"/>
+                    <wp:lineTo x="0" y="0"/>
+                  </wp:wrapPolygon>
+                </wp:wrapTight>
+                <wp:docPr id="562658478" name="Picture 1"/>
+                <wp:cNvGraphicFramePr>
+                  <a:graphicFrameLocks xmlns:a="http://schemas.openxmlformats.org/drawingml/2006/main" noChangeAspect="1"/>
+                </wp:cNvGraphicFramePr>
+                <a:graphic xmlns:a="http://schemas.openxmlformats.org/drawingml/2006/main">
+                  <a:graphicData uri="http://schemas.openxmlformats.org/drawingml/2006/picture">
+                    <pic:pic xmlns:pic="http://schemas.openxmlformats.org/drawingml/2006/picture">
+                      <pic:nvPicPr>
+                        <pic:cNvPr id="562658478" name=""/>
+                        <pic:cNvPicPr/>
+                      </pic:nvPicPr>
+                      <pic:blipFill>
+                        <a:blip r:embed="rId9" cstate="print">
+                          <a:extLst>
+                            <a:ext uri="{28A0092B-C50C-407E-A947-70E740481C1C}">
+                              <a14:useLocalDpi xmlns:a14="http://schemas.microsoft.com/office/drawing/2010/main" val="0"/>
+                            </a:ext>
+                          </a:extLst>
+                        </a:blip>
+                        <a:stretch>
+                          <a:fillRect/>
+                        </a:stretch>
+                      </pic:blipFill>
+                      <pic:spPr>
+                        <a:xfrm>
+                          <a:off x="0" y="0"/>
+                          <a:ext cx="2525395" cy="1162050"/>
+                        </a:xfrm>
+                        <a:prstGeom prst="rect">
+                          <a:avLst/>
+                        </a:prstGeom>
+                      </pic:spPr>
+                    </pic:pic>
+                  </a:graphicData>
+                </a:graphic>
+                <wp14:sizeRelH relativeFrom="margin">
+                  <wp14:pctWidth>0</wp14:pctWidth>
+                </wp14:sizeRelH>
+                <wp14:sizeRelV relativeFrom="margin">
+                  <wp14:pctHeight>0</wp14:pctHeight>
+                </wp14:sizeRelV>
+              </wp:anchor>
+            </w:drawing>
+          </w:r>
+          <w:r>
             <w:rPr>
               <w:noProof/>
             </w:rPr>
             <mc:AlternateContent>
               <mc:Choice Requires="wps">
                 <w:drawing>
-                  <wp:anchor distT="0" distB="0" distL="114300" distR="114300" simplePos="0" relativeHeight="251660288" behindDoc="0" locked="0" layoutInCell="1" allowOverlap="1" wp14:anchorId="3BA73E4B" wp14:editId="5A2B98B0">
+                  <wp:anchor distT="0" distB="0" distL="114300" distR="114300" simplePos="0" relativeHeight="251660288" behindDoc="0" locked="0" layoutInCell="1" allowOverlap="1" wp14:anchorId="3BA73E4B" wp14:editId="64A8A0A8">
                     <wp:simplePos x="0" y="0"/>
                     <wp:positionH relativeFrom="margin">
                       <wp:align>right</wp:align>
@@ -3605,8 +3669,8 @@
                     <wp:positionV relativeFrom="page">
                       <wp:posOffset>1866899</wp:posOffset>
                     </wp:positionV>
-                    <wp:extent cx="4152900" cy="7305675"/>
-                    <wp:effectExtent l="0" t="0" r="0" b="9525"/>
+                    <wp:extent cx="4152900" cy="4838700"/>
+                    <wp:effectExtent l="0" t="0" r="0" b="0"/>
                     <wp:wrapNone/>
                     <wp:docPr id="1" name="Text Box 30"/>
                     <wp:cNvGraphicFramePr/>
@@ -3617,7 +3681,7 @@
                           <wps:spPr>
                             <a:xfrm>
                               <a:off x="0" y="0"/>
-                              <a:ext cx="4152900" cy="7305675"/>
+                              <a:ext cx="4152900" cy="4838700"/>
                             </a:xfrm>
                             <a:prstGeom prst="rect">
                               <a:avLst/>
@@ -3646,13 +3710,77 @@
                             <w:txbxContent>
                               <w:p>
                                 <w:pPr>
-                                  <w:spacing w:before="120"/>
+                                  <w:pStyle w:val="Title"/>
+                                </w:pPr>
+                                <w:r>
+                                  <w:t>IT510 Capstone Semester 2 Year 2026</w:t>
+                                </w:r>
+                              </w:p>
+                              <w:p>
+                                <w:pPr>
+                                  <w:pStyle w:val="Subtitle"/>
                                   <w:rPr>
-                                    <w:color w:val="404040" w:themeColor="text1" w:themeTint="BF"/>
-                                    <w:sz w:val="36"/>
-                                    <w:szCs w:val="36"/>
+                                    <w:lang w:val="en-US"/>
                                   </w:rPr>
                                 </w:pPr>
+                                <w:r>
+                                  <w:rPr>
+                                    <w:lang w:val="en-US"/>
+                                  </w:rPr>
+                                  <w:t>AI vs Legacy Digital Forensics Tools – A comparative Efficacy analysis</w:t>
+                                </w:r>
+                              </w:p>
+                              <w:p>
+                                <w:pPr>
+                                  <w:pStyle w:val="Subtitle"/>
+                                  <w:rPr>
+                                    <w:lang w:val="en-US"/>
+                                  </w:rPr>
+                                </w:pPr>
+                                <w:r>
+                                  <w:rPr>
+                                    <w:lang w:val="en-US"/>
+                                  </w:rPr>
+                                  <w:t>Byte Harbor Butchers</w:t>
+                                </w:r>
+                              </w:p>
+                              <w:p>
+                                <w:pPr>
+                                  <w:pStyle w:val="Subtitle"/>
+                                  <w:rPr>
+                                    <w:lang w:val="en-US"/>
+                                  </w:rPr>
+                                </w:pPr>
+                                <w:r>
+                                  <w:rPr>
+                                    <w:lang w:val="en-US"/>
+                                  </w:rPr>
+                                  <w:t>Dave Sushames, Olivia Hey, Matt Baker, Sam Davies</w:t>
+                                </w:r>
+                              </w:p>
+                              <w:p>
+                                <w:pPr>
+                                  <w:pStyle w:val="Subtitle"/>
+                                </w:pPr>
+                                <w:r>
+                                  <w:t xml:space="preserve">Geoff Gordon </w:t>
+                                </w:r>
+                              </w:p>
+                              <w:p>
+                                <w:pPr>
+                                  <w:pStyle w:val="Subtitle"/>
+                                  <w:rPr>
+                                    <w:lang w:val="en-US"/>
+                                  </w:rPr>
+                                </w:pPr>
+                                <w:r>
+                                  <w:t xml:space="preserve">Whitireia and </w:t>
+                                </w:r>
+                                <w:proofErr w:type="spellStart"/>
+                                <w:r>
+                                  <w:t>WelTec</w:t>
+                                </w:r>
+                                <w:proofErr w:type="spellEnd"/>
                               </w:p>
                             </w:txbxContent>
                           </wps:txbx>
@@ -3676,18 +3804,82 @@
               </mc:Choice>
               <mc:Fallback>
                 <w:pict>
-                  <v:shape w14:anchorId="3BA73E4B" id="Text Box 30" o:spid="_x0000_s1027" type="#_x0000_t202" style="position:absolute;margin-left:275.8pt;margin-top:147pt;width:327pt;height:575.25pt;z-index:251660288;visibility:visible;mso-wrap-style:square;mso-width-percent:0;mso-height-percent:0;mso-wrap-distance-left:9pt;mso-wrap-distance-top:0;mso-wrap-distance-right:9pt;mso-wrap-distance-bottom:0;mso-position-horizontal:right;mso-position-horizontal-relative:margin;mso-position-vertical:absolute;mso-position-vertical-relative:page;mso-width-percent:0;mso-height-percent:0;mso-width-relative:page;mso-height-relative:margin;v-text-anchor:top" o:gfxdata="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" filled="f" stroked="f" strokeweight=".5pt">
+                  <v:shape w14:anchorId="3BA73E4B" id="Text Box 30" o:spid="_x0000_s1027" type="#_x0000_t202" style="position:absolute;margin-left:275.8pt;margin-top:147pt;width:327pt;height:381pt;z-index:251660288;visibility:visible;mso-wrap-style:square;mso-width-percent:0;mso-height-percent:0;mso-wrap-distance-left:9pt;mso-wrap-distance-top:0;mso-wrap-distance-right:9pt;mso-wrap-distance-bottom:0;mso-position-horizontal:right;mso-position-horizontal-relative:margin;mso-position-vertical:absolute;mso-position-vertical-relative:page;mso-width-percent:0;mso-height-percent:0;mso-width-relative:page;mso-height-relative:margin;v-text-anchor:top" o:gfxdata="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" filled="f" stroked="f" strokeweight=".5pt">
                     <v:textbox inset="0,0,0,0">
                       <w:txbxContent>
                         <w:p>
                           <w:pPr>
-                            <w:spacing w:before="120"/>
+                            <w:pStyle w:val="Title"/>
+                          </w:pPr>
+                          <w:r>
+                            <w:t>IT510 Capstone Semester 2 Year 2026</w:t>
+                          </w:r>
+                        </w:p>
+                        <w:p>
+                          <w:pPr>
+                            <w:pStyle w:val="Subtitle"/>
                             <w:rPr>
-                              <w:color w:val="404040" w:themeColor="text1" w:themeTint="BF"/>
-                              <w:sz w:val="36"/>
-                              <w:szCs w:val="36"/>
+                              <w:lang w:val="en-US"/>
                             </w:rPr>
                           </w:pPr>
+                          <w:r>
+                            <w:rPr>
+                              <w:lang w:val="en-US"/>
+                            </w:rPr>
+                            <w:t>AI vs Legacy Digital Forensics Tools – A comparative Efficacy analysis</w:t>
+                          </w:r>
+                        </w:p>
+                        <w:p>
+                          <w:pPr>
+                            <w:pStyle w:val="Subtitle"/>
+                            <w:rPr>
+                              <w:lang w:val="en-US"/>
+                            </w:rPr>
+                          </w:pPr>
+                          <w:r>
+                            <w:rPr>
+                              <w:lang w:val="en-US"/>
+                            </w:rPr>
+                            <w:t>Byte Harbor Butchers</w:t>
+                          </w:r>
+                        </w:p>
+                        <w:p>
+                          <w:pPr>
+                            <w:pStyle w:val="Subtitle"/>
+                            <w:rPr>
+                              <w:lang w:val="en-US"/>
+                            </w:rPr>
+                          </w:pPr>
+                          <w:r>
+                            <w:rPr>
+                              <w:lang w:val="en-US"/>
+                            </w:rPr>
+                            <w:t>Dave Sushames, Olivia Hey, Matt Baker, Sam Davies</w:t>
+                          </w:r>
+                        </w:p>
+                        <w:p>
+                          <w:pPr>
+                            <w:pStyle w:val="Subtitle"/>
+                          </w:pPr>
+                          <w:r>
+                            <w:t xml:space="preserve">Geoff Gordon </w:t>
+                          </w:r>
+                        </w:p>
+                        <w:p>
+                          <w:pPr>
+                            <w:pStyle w:val="Subtitle"/>
+                            <w:rPr>
+                              <w:lang w:val="en-US"/>
+                            </w:rPr>
+                          </w:pPr>
+                          <w:r>
+                            <w:t xml:space="preserve">Whitireia and </w:t>
+                          </w:r>
+                          <w:proofErr w:type="spellStart"/>
+                          <w:r>
+                            <w:t>WelTec</w:t>
+                          </w:r>
+                          <w:proofErr w:type="spellEnd"/>
                         </w:p>
                       </w:txbxContent>
                     </v:textbox>
@@ -3761,7 +3953,7 @@
           <w:r>
             <w:fldChar w:fldCharType="separate"/>
           </w:r>
-          <w:hyperlink w:anchor="_Toc236991241" w:history="1">
+          <w:hyperlink w:anchor="_Toc236998454" w:history="1">
             <w:r>
               <w:rPr>
                 <w:rStyle w:val="Hyperlink"/>
@@ -3788,7 +3980,7 @@
                 <w:noProof/>
                 <w:webHidden/>
               </w:rPr>
-              <w:instrText xml:space="preserve"> PAGEREF _Toc236991241 \h </w:instrText>
+              <w:instrText xml:space="preserve"> PAGEREF _Toc236998454 \h </w:instrText>
             </w:r>
             <w:r>
               <w:rPr>
@@ -3835,7 +4027,7 @@
               <w14:ligatures w14:val="standardContextual"/>
             </w:rPr>
           </w:pPr>
-          <w:hyperlink w:anchor="_Toc236991242" w:history="1">
+          <w:hyperlink w:anchor="_Toc236998455" w:history="1">
             <w:r>
               <w:rPr>
                 <w:rStyle w:val="Hyperlink"/>
@@ -3862,7 +4054,7 @@
                 <w:noProof/>
                 <w:webHidden/>
               </w:rPr>
-              <w:instrText xml:space="preserve"> PAGEREF _Toc236991242 \h </w:instrText>
+              <w:instrText xml:space="preserve"> PAGEREF _Toc236998455 \h </w:instrText>
             </w:r>
             <w:r>
               <w:rPr>
@@ -3909,7 +4101,7 @@
               <w14:ligatures w14:val="standardContextual"/>
             </w:rPr>
           </w:pPr>
-          <w:hyperlink w:anchor="_Toc236991243" w:history="1">
+          <w:hyperlink w:anchor="_Toc236998456" w:history="1">
             <w:r>
               <w:rPr>
                 <w:rStyle w:val="Hyperlink"/>
@@ -3936,7 +4128,7 @@
                 <w:noProof/>
                 <w:webHidden/>
               </w:rPr>
-              <w:instrText xml:space="preserve"> PAGEREF _Toc236991243 \h </w:instrText>
+              <w:instrText xml:space="preserve"> PAGEREF _Toc236998456 \h </w:instrText>
             </w:r>
             <w:r>
               <w:rPr>
@@ -3983,7 +4175,7 @@
               <w14:ligatures w14:val="standardContextual"/>
             </w:rPr>
           </w:pPr>
-          <w:hyperlink w:anchor="_Toc236991244" w:history="1">
+          <w:hyperlink w:anchor="_Toc236998457" w:history="1">
             <w:r>
               <w:rPr>
                 <w:rStyle w:val="Hyperlink"/>
@@ -4010,7 +4202,7 @@
                 <w:noProof/>
                 <w:webHidden/>
               </w:rPr>
-              <w:instrText xml:space="preserve"> PAGEREF _Toc236991244 \h </w:instrText>
+              <w:instrText xml:space="preserve"> PAGEREF _Toc236998457 \h </w:instrText>
             </w:r>
             <w:r>
               <w:rPr>
@@ -4057,7 +4249,7 @@
               <w14:ligatures w14:val="standardContextual"/>
             </w:rPr>
           </w:pPr>
-          <w:hyperlink w:anchor="_Toc236991245" w:history="1">
+          <w:hyperlink w:anchor="_Toc236998458" w:history="1">
             <w:r>
               <w:rPr>
                 <w:rStyle w:val="Hyperlink"/>
@@ -4084,7 +4276,7 @@
                 <w:noProof/>
                 <w:webHidden/>
               </w:rPr>
-              <w:instrText xml:space="preserve"> PAGEREF _Toc236991245 \h </w:instrText>
+              <w:instrText xml:space="preserve"> PAGEREF _Toc236998458 \h </w:instrText>
             </w:r>
             <w:r>
               <w:rPr>
@@ -4131,7 +4323,7 @@
               <w14:ligatures w14:val="standardContextual"/>
             </w:rPr>
           </w:pPr>
-          <w:hyperlink w:anchor="_Toc236991246" w:history="1">
+          <w:hyperlink w:anchor="_Toc236998459" w:history="1">
             <w:r>
               <w:rPr>
                 <w:rStyle w:val="Hyperlink"/>
@@ -4158,7 +4350,7 @@
                 <w:noProof/>
                 <w:webHidden/>
               </w:rPr>
-              <w:instrText xml:space="preserve"> PAGEREF _Toc236991246 \h </w:instrText>
+              <w:instrText xml:space="preserve"> PAGEREF _Toc236998459 \h </w:instrText>
             </w:r>
             <w:r>
               <w:rPr>
@@ -4178,7 +4370,7 @@
                 <w:noProof/>
                 <w:webHidden/>
               </w:rPr>
-              <w:t>2</w:t>
+              <w:t>3</w:t>
             </w:r>
             <w:r>
               <w:rPr>
@@ -4205,7 +4397,7 @@
               <w14:ligatures w14:val="standardContextual"/>
             </w:rPr>
           </w:pPr>
-          <w:hyperlink w:anchor="_Toc236991247" w:history="1">
+          <w:hyperlink w:anchor="_Toc236998460" w:history="1">
             <w:r>
               <w:rPr>
                 <w:rStyle w:val="Hyperlink"/>
@@ -4232,7 +4424,7 @@
                 <w:noProof/>
                 <w:webHidden/>
               </w:rPr>
-              <w:instrText xml:space="preserve"> PAGEREF _Toc236991247 \h </w:instrText>
+              <w:instrText xml:space="preserve"> PAGEREF _Toc236998460 \h </w:instrText>
             </w:r>
             <w:r>
               <w:rPr>
@@ -4279,7 +4471,7 @@
               <w14:ligatures w14:val="standardContextual"/>
             </w:rPr>
           </w:pPr>
-          <w:hyperlink w:anchor="_Toc236991248" w:history="1">
+          <w:hyperlink w:anchor="_Toc236998461" w:history="1">
             <w:r>
               <w:rPr>
                 <w:rStyle w:val="Hyperlink"/>
@@ -4306,7 +4498,155 @@
                 <w:noProof/>
                 <w:webHidden/>
               </w:rPr>
-              <w:instrText xml:space="preserve"> PAGEREF _Toc236991248 \h </w:instrText>
+              <w:instrText xml:space="preserve"> PAGEREF _Toc236998461 \h </w:instrText>
+            </w:r>
+            <w:r>
+              <w:rPr>
+                <w:noProof/>
+                <w:webHidden/>
+              </w:rPr>
+            </w:r>
+            <w:r>
+              <w:rPr>
+                <w:noProof/>
+                <w:webHidden/>
+              </w:rPr>
+              <w:fldChar w:fldCharType="separate"/>
+            </w:r>
+            <w:r>
+              <w:rPr>
+                <w:noProof/>
+                <w:webHidden/>
+              </w:rPr>
+              <w:t>4</w:t>
+            </w:r>
+            <w:r>
+              <w:rPr>
+                <w:noProof/>
+                <w:webHidden/>
+              </w:rPr>
+              <w:fldChar w:fldCharType="end"/>
+            </w:r>
+          </w:hyperlink>
+        </w:p>
+        <w:p>
+          <w:pPr>
+            <w:pStyle w:val="TOC3"/>
+            <w:tabs>
+              <w:tab w:val="right" w:leader="dot" w:pos="10456"/>
+            </w:tabs>
+            <w:rPr>
+              <w:rFonts w:asciiTheme="minorHAnsi" w:eastAsiaTheme="minorEastAsia" w:hAnsiTheme="minorHAnsi"/>
+              <w:noProof/>
+              <w:kern w:val="2"/>
+              <w:sz w:val="24"/>
+              <w:szCs w:val="24"/>
+              <w:lang w:val="en-NZ" w:eastAsia="en-NZ"/>
+              <w14:ligatures w14:val="standardContextual"/>
+            </w:rPr>
+          </w:pPr>
+          <w:hyperlink w:anchor="_Toc236998462" w:history="1">
+            <w:r>
+              <w:rPr>
+                <w:rStyle w:val="Hyperlink"/>
+                <w:noProof/>
+              </w:rPr>
+              <w:t>Kanban</w:t>
+            </w:r>
+            <w:r>
+              <w:rPr>
+                <w:noProof/>
+                <w:webHidden/>
+              </w:rPr>
+              <w:tab/>
+            </w:r>
+            <w:r>
+              <w:rPr>
+                <w:noProof/>
+                <w:webHidden/>
+              </w:rPr>
+              <w:fldChar w:fldCharType="begin"/>
+            </w:r>
+            <w:r>
+              <w:rPr>
+                <w:noProof/>
+                <w:webHidden/>
+              </w:rPr>
+              <w:instrText xml:space="preserve"> PAGEREF _Toc236998462 \h </w:instrText>
+            </w:r>
+            <w:r>
+              <w:rPr>
+                <w:noProof/>
+                <w:webHidden/>
+              </w:rPr>
+            </w:r>
+            <w:r>
+              <w:rPr>
+                <w:noProof/>
+                <w:webHidden/>
+              </w:rPr>
+              <w:fldChar w:fldCharType="separate"/>
+            </w:r>
+            <w:r>
+              <w:rPr>
+                <w:noProof/>
+                <w:webHidden/>
+              </w:rPr>
+              <w:t>4</w:t>
+            </w:r>
+            <w:r>
+              <w:rPr>
+                <w:noProof/>
+                <w:webHidden/>
+              </w:rPr>
+              <w:fldChar w:fldCharType="end"/>
+            </w:r>
+          </w:hyperlink>
+        </w:p>
+        <w:p>
+          <w:pPr>
+            <w:pStyle w:val="TOC3"/>
+            <w:tabs>
+              <w:tab w:val="right" w:leader="dot" w:pos="10456"/>
+            </w:tabs>
+            <w:rPr>
+              <w:rFonts w:asciiTheme="minorHAnsi" w:eastAsiaTheme="minorEastAsia" w:hAnsiTheme="minorHAnsi"/>
+              <w:noProof/>
+              <w:kern w:val="2"/>
+              <w:sz w:val="24"/>
+              <w:szCs w:val="24"/>
+              <w:lang w:val="en-NZ" w:eastAsia="en-NZ"/>
+              <w14:ligatures w14:val="standardContextual"/>
+            </w:rPr>
+          </w:pPr>
+          <w:hyperlink w:anchor="_Toc236998463" w:history="1">
+            <w:r>
+              <w:rPr>
+                <w:rStyle w:val="Hyperlink"/>
+                <w:noProof/>
+              </w:rPr>
+              <w:t>NIST CTFF</w:t>
+            </w:r>
+            <w:r>
+              <w:rPr>
+                <w:noProof/>
+                <w:webHidden/>
+              </w:rPr>
+              <w:tab/>
+            </w:r>
+            <w:r>
+              <w:rPr>
+                <w:noProof/>
+                <w:webHidden/>
+              </w:rPr>
+              <w:fldChar w:fldCharType="begin"/>
+            </w:r>
+            <w:r>
+              <w:rPr>
+                <w:noProof/>
+                <w:webHidden/>
+              </w:rPr>
+              <w:instrText xml:space="preserve"> PAGEREF _Toc236998463 \h </w:instrText>
             </w:r>
             <w:r>
               <w:rPr>
@@ -4353,13 +4693,13 @@
               <w14:ligatures w14:val="standardContextual"/>
             </w:rPr>
           </w:pPr>
-          <w:hyperlink w:anchor="_Toc236991249" w:history="1">
+          <w:hyperlink w:anchor="_Toc236998464" w:history="1">
             <w:r>
               <w:rPr>
                 <w:rStyle w:val="Hyperlink"/>
                 <w:noProof/>
               </w:rPr>
-              <w:t>Kanban</w:t>
+              <w:t>Technologies</w:t>
             </w:r>
             <w:r>
               <w:rPr>
@@ -4380,7 +4720,7 @@
                 <w:noProof/>
                 <w:webHidden/>
               </w:rPr>
-              <w:instrText xml:space="preserve"> PAGEREF _Toc236991249 \h </w:instrText>
+              <w:instrText xml:space="preserve"> PAGEREF _Toc236998464 \h </w:instrText>
             </w:r>
             <w:r>
               <w:rPr>
@@ -4427,13 +4767,13 @@
               <w14:ligatures w14:val="standardContextual"/>
             </w:rPr>
           </w:pPr>
-          <w:hyperlink w:anchor="_Toc236991250" w:history="1">
+          <w:hyperlink w:anchor="_Toc236998465" w:history="1">
             <w:r>
               <w:rPr>
                 <w:rStyle w:val="Hyperlink"/>
                 <w:noProof/>
               </w:rPr>
-              <w:t>Technologies</w:t>
+              <w:t>Project budget</w:t>
             </w:r>
             <w:r>
               <w:rPr>
@@ -4454,7 +4794,7 @@
                 <w:noProof/>
                 <w:webHidden/>
               </w:rPr>
-              <w:instrText xml:space="preserve"> PAGEREF _Toc236991250 \h </w:instrText>
+              <w:instrText xml:space="preserve"> PAGEREF _Toc236998465 \h </w:instrText>
             </w:r>
             <w:r>
               <w:rPr>
@@ -4475,6 +4815,80 @@
                 <w:webHidden/>
               </w:rPr>
               <w:t>4</w:t>
+            </w:r>
+            <w:r>
+              <w:rPr>
+                <w:noProof/>
+                <w:webHidden/>
+              </w:rPr>
+              <w:fldChar w:fldCharType="end"/>
+            </w:r>
+          </w:hyperlink>
+        </w:p>
+        <w:p>
+          <w:pPr>
+            <w:pStyle w:val="TOC1"/>
+            <w:tabs>
+              <w:tab w:val="right" w:leader="dot" w:pos="10456"/>
+            </w:tabs>
+            <w:rPr>
+              <w:rFonts w:asciiTheme="minorHAnsi" w:eastAsiaTheme="minorEastAsia" w:hAnsiTheme="minorHAnsi"/>
+              <w:noProof/>
+              <w:kern w:val="2"/>
+              <w:sz w:val="24"/>
+              <w:szCs w:val="24"/>
+              <w:lang w:val="en-NZ" w:eastAsia="en-NZ"/>
+              <w14:ligatures w14:val="standardContextual"/>
+            </w:rPr>
+          </w:pPr>
+          <w:hyperlink w:anchor="_Toc236998466" w:history="1">
+            <w:r>
+              <w:rPr>
+                <w:rStyle w:val="Hyperlink"/>
+                <w:noProof/>
+              </w:rPr>
+              <w:t>Project Personnel</w:t>
+            </w:r>
+            <w:r>
+              <w:rPr>
+                <w:noProof/>
+                <w:webHidden/>
+              </w:rPr>
+              <w:tab/>
+            </w:r>
+            <w:r>
+              <w:rPr>
+                <w:noProof/>
+                <w:webHidden/>
+              </w:rPr>
+              <w:fldChar w:fldCharType="begin"/>
+            </w:r>
+            <w:r>
+              <w:rPr>
+                <w:noProof/>
+                <w:webHidden/>
+              </w:rPr>
+              <w:instrText xml:space="preserve"> PAGEREF _Toc236998466 \h </w:instrText>
+            </w:r>
+            <w:r>
+              <w:rPr>
+                <w:noProof/>
+                <w:webHidden/>
+              </w:rPr>
+            </w:r>
+            <w:r>
+              <w:rPr>
+                <w:noProof/>
+                <w:webHidden/>
+              </w:rPr>
+              <w:fldChar w:fldCharType="separate"/>
+            </w:r>
+            <w:r>
+              <w:rPr>
+                <w:noProof/>
+                <w:webHidden/>
+              </w:rPr>
+              <w:t>5</w:t>
             </w:r>
             <w:r>
               <w:rPr>
@@ -4501,13 +4915,13 @@
               <w14:ligatures w14:val="standardContextual"/>
             </w:rPr>
           </w:pPr>
-          <w:hyperlink w:anchor="_Toc236991251" w:history="1">
+          <w:hyperlink w:anchor="_Toc236998467" w:history="1">
             <w:r>
               <w:rPr>
                 <w:rStyle w:val="Hyperlink"/>
                 <w:noProof/>
               </w:rPr>
-              <w:t>Project budget</w:t>
+              <w:t>Client details including organisation</w:t>
             </w:r>
             <w:r>
               <w:rPr>
@@ -4528,7 +4942,7 @@
                 <w:noProof/>
                 <w:webHidden/>
               </w:rPr>
-              <w:instrText xml:space="preserve"> PAGEREF _Toc236991251 \h </w:instrText>
+              <w:instrText xml:space="preserve"> PAGEREF _Toc236998467 \h </w:instrText>
             </w:r>
             <w:r>
               <w:rPr>
@@ -4548,7 +4962,377 @@
                 <w:noProof/>
                 <w:webHidden/>
               </w:rPr>
-              <w:t>4</w:t>
+              <w:t>5</w:t>
+            </w:r>
+            <w:r>
+              <w:rPr>
+                <w:noProof/>
+                <w:webHidden/>
+              </w:rPr>
+              <w:fldChar w:fldCharType="end"/>
+            </w:r>
+          </w:hyperlink>
+        </w:p>
+        <w:p>
+          <w:pPr>
+            <w:pStyle w:val="TOC2"/>
+            <w:tabs>
+              <w:tab w:val="right" w:leader="dot" w:pos="10456"/>
+            </w:tabs>
+            <w:rPr>
+              <w:rFonts w:asciiTheme="minorHAnsi" w:eastAsiaTheme="minorEastAsia" w:hAnsiTheme="minorHAnsi"/>
+              <w:noProof/>
+              <w:kern w:val="2"/>
+              <w:sz w:val="24"/>
+              <w:szCs w:val="24"/>
+              <w:lang w:val="en-NZ" w:eastAsia="en-NZ"/>
+              <w14:ligatures w14:val="standardContextual"/>
+            </w:rPr>
+          </w:pPr>
+          <w:hyperlink w:anchor="_Toc236998468" w:history="1">
+            <w:r>
+              <w:rPr>
+                <w:rStyle w:val="Hyperlink"/>
+                <w:noProof/>
+              </w:rPr>
+              <w:t>Group Members</w:t>
+            </w:r>
+            <w:r>
+              <w:rPr>
+                <w:noProof/>
+                <w:webHidden/>
+              </w:rPr>
+              <w:tab/>
+            </w:r>
+            <w:r>
+              <w:rPr>
+                <w:noProof/>
+                <w:webHidden/>
+              </w:rPr>
+              <w:fldChar w:fldCharType="begin"/>
+            </w:r>
+            <w:r>
+              <w:rPr>
+                <w:noProof/>
+                <w:webHidden/>
+              </w:rPr>
+              <w:instrText xml:space="preserve"> PAGEREF _Toc236998468 \h </w:instrText>
+            </w:r>
+            <w:r>
+              <w:rPr>
+                <w:noProof/>
+                <w:webHidden/>
+              </w:rPr>
+            </w:r>
+            <w:r>
+              <w:rPr>
+                <w:noProof/>
+                <w:webHidden/>
+              </w:rPr>
+              <w:fldChar w:fldCharType="separate"/>
+            </w:r>
+            <w:r>
+              <w:rPr>
+                <w:noProof/>
+                <w:webHidden/>
+              </w:rPr>
+              <w:t>5</w:t>
+            </w:r>
+            <w:r>
+              <w:rPr>
+                <w:noProof/>
+                <w:webHidden/>
+              </w:rPr>
+              <w:fldChar w:fldCharType="end"/>
+            </w:r>
+          </w:hyperlink>
+        </w:p>
+        <w:p>
+          <w:pPr>
+            <w:pStyle w:val="TOC2"/>
+            <w:tabs>
+              <w:tab w:val="right" w:leader="dot" w:pos="10456"/>
+            </w:tabs>
+            <w:rPr>
+              <w:rFonts w:asciiTheme="minorHAnsi" w:eastAsiaTheme="minorEastAsia" w:hAnsiTheme="minorHAnsi"/>
+              <w:noProof/>
+              <w:kern w:val="2"/>
+              <w:sz w:val="24"/>
+              <w:szCs w:val="24"/>
+              <w:lang w:val="en-NZ" w:eastAsia="en-NZ"/>
+              <w14:ligatures w14:val="standardContextual"/>
+            </w:rPr>
+          </w:pPr>
+          <w:hyperlink w:anchor="_Toc236998469" w:history="1">
+            <w:r>
+              <w:rPr>
+                <w:rStyle w:val="Hyperlink"/>
+                <w:noProof/>
+              </w:rPr>
+              <w:t>Project Advisor</w:t>
+            </w:r>
+            <w:r>
+              <w:rPr>
+                <w:noProof/>
+                <w:webHidden/>
+              </w:rPr>
+              <w:tab/>
+            </w:r>
+            <w:r>
+              <w:rPr>
+                <w:noProof/>
+                <w:webHidden/>
+              </w:rPr>
+              <w:fldChar w:fldCharType="begin"/>
+            </w:r>
+            <w:r>
+              <w:rPr>
+                <w:noProof/>
+                <w:webHidden/>
+              </w:rPr>
+              <w:instrText xml:space="preserve"> PAGEREF _Toc236998469 \h </w:instrText>
+            </w:r>
+            <w:r>
+              <w:rPr>
+                <w:noProof/>
+                <w:webHidden/>
+              </w:rPr>
+            </w:r>
+            <w:r>
+              <w:rPr>
+                <w:noProof/>
+                <w:webHidden/>
+              </w:rPr>
+              <w:fldChar w:fldCharType="separate"/>
+            </w:r>
+            <w:r>
+              <w:rPr>
+                <w:noProof/>
+                <w:webHidden/>
+              </w:rPr>
+              <w:t>5</w:t>
+            </w:r>
+            <w:r>
+              <w:rPr>
+                <w:noProof/>
+                <w:webHidden/>
+              </w:rPr>
+              <w:fldChar w:fldCharType="end"/>
+            </w:r>
+          </w:hyperlink>
+        </w:p>
+        <w:p>
+          <w:pPr>
+            <w:pStyle w:val="TOC3"/>
+            <w:tabs>
+              <w:tab w:val="right" w:leader="dot" w:pos="10456"/>
+            </w:tabs>
+            <w:rPr>
+              <w:rFonts w:asciiTheme="minorHAnsi" w:eastAsiaTheme="minorEastAsia" w:hAnsiTheme="minorHAnsi"/>
+              <w:noProof/>
+              <w:kern w:val="2"/>
+              <w:sz w:val="24"/>
+              <w:szCs w:val="24"/>
+              <w:lang w:val="en-NZ" w:eastAsia="en-NZ"/>
+              <w14:ligatures w14:val="standardContextual"/>
+            </w:rPr>
+          </w:pPr>
+          <w:hyperlink w:anchor="_Toc236998470" w:history="1">
+            <w:r>
+              <w:rPr>
+                <w:rStyle w:val="Hyperlink"/>
+                <w:noProof/>
+              </w:rPr>
+              <w:t>Communication plan</w:t>
+            </w:r>
+            <w:r>
+              <w:rPr>
+                <w:noProof/>
+                <w:webHidden/>
+              </w:rPr>
+              <w:tab/>
+            </w:r>
+            <w:r>
+              <w:rPr>
+                <w:noProof/>
+                <w:webHidden/>
+              </w:rPr>
+              <w:fldChar w:fldCharType="begin"/>
+            </w:r>
+            <w:r>
+              <w:rPr>
+                <w:noProof/>
+                <w:webHidden/>
+              </w:rPr>
+              <w:instrText xml:space="preserve"> PAGEREF _Toc236998470 \h </w:instrText>
+            </w:r>
+            <w:r>
+              <w:rPr>
+                <w:noProof/>
+                <w:webHidden/>
+              </w:rPr>
+            </w:r>
+            <w:r>
+              <w:rPr>
+                <w:noProof/>
+                <w:webHidden/>
+              </w:rPr>
+              <w:fldChar w:fldCharType="separate"/>
+            </w:r>
+            <w:r>
+              <w:rPr>
+                <w:noProof/>
+                <w:webHidden/>
+              </w:rPr>
+              <w:t>5</w:t>
+            </w:r>
+            <w:r>
+              <w:rPr>
+                <w:noProof/>
+                <w:webHidden/>
+              </w:rPr>
+              <w:fldChar w:fldCharType="end"/>
+            </w:r>
+          </w:hyperlink>
+        </w:p>
+        <w:p>
+          <w:pPr>
+            <w:pStyle w:val="TOC2"/>
+            <w:tabs>
+              <w:tab w:val="right" w:leader="dot" w:pos="10456"/>
+            </w:tabs>
+            <w:rPr>
+              <w:rFonts w:asciiTheme="minorHAnsi" w:eastAsiaTheme="minorEastAsia" w:hAnsiTheme="minorHAnsi"/>
+              <w:noProof/>
+              <w:kern w:val="2"/>
+              <w:sz w:val="24"/>
+              <w:szCs w:val="24"/>
+              <w:lang w:val="en-NZ" w:eastAsia="en-NZ"/>
+              <w14:ligatures w14:val="standardContextual"/>
+            </w:rPr>
+          </w:pPr>
+          <w:hyperlink w:anchor="_Toc236998471" w:history="1">
+            <w:r>
+              <w:rPr>
+                <w:rStyle w:val="Hyperlink"/>
+                <w:noProof/>
+              </w:rPr>
+              <w:t>General Conflict of Interest statement</w:t>
+            </w:r>
+            <w:r>
+              <w:rPr>
+                <w:noProof/>
+                <w:webHidden/>
+              </w:rPr>
+              <w:tab/>
+            </w:r>
+            <w:r>
+              <w:rPr>
+                <w:noProof/>
+                <w:webHidden/>
+              </w:rPr>
+              <w:fldChar w:fldCharType="begin"/>
+            </w:r>
+            <w:r>
+              <w:rPr>
+                <w:noProof/>
+                <w:webHidden/>
+              </w:rPr>
+              <w:instrText xml:space="preserve"> PAGEREF _Toc236998471 \h </w:instrText>
+            </w:r>
+            <w:r>
+              <w:rPr>
+                <w:noProof/>
+                <w:webHidden/>
+              </w:rPr>
+            </w:r>
+            <w:r>
+              <w:rPr>
+                <w:noProof/>
+                <w:webHidden/>
+              </w:rPr>
+              <w:fldChar w:fldCharType="separate"/>
+            </w:r>
+            <w:r>
+              <w:rPr>
+                <w:noProof/>
+                <w:webHidden/>
+              </w:rPr>
+              <w:t>6</w:t>
+            </w:r>
+            <w:r>
+              <w:rPr>
+                <w:noProof/>
+                <w:webHidden/>
+              </w:rPr>
+              <w:fldChar w:fldCharType="end"/>
+            </w:r>
+          </w:hyperlink>
+        </w:p>
+        <w:p>
+          <w:pPr>
+            <w:pStyle w:val="TOC2"/>
+            <w:tabs>
+              <w:tab w:val="right" w:leader="dot" w:pos="10456"/>
+            </w:tabs>
+            <w:rPr>
+              <w:rFonts w:asciiTheme="minorHAnsi" w:eastAsiaTheme="minorEastAsia" w:hAnsiTheme="minorHAnsi"/>
+              <w:noProof/>
+              <w:kern w:val="2"/>
+              <w:sz w:val="24"/>
+              <w:szCs w:val="24"/>
+              <w:lang w:val="en-NZ" w:eastAsia="en-NZ"/>
+              <w14:ligatures w14:val="standardContextual"/>
+            </w:rPr>
+          </w:pPr>
+          <w:hyperlink w:anchor="_Toc236998472" w:history="1">
+            <w:r>
+              <w:rPr>
+                <w:rStyle w:val="Hyperlink"/>
+                <w:noProof/>
+              </w:rPr>
+              <w:t>RACI assessment matrix</w:t>
+            </w:r>
+            <w:r>
+              <w:rPr>
+                <w:noProof/>
+                <w:webHidden/>
+              </w:rPr>
+              <w:tab/>
+            </w:r>
+            <w:r>
+              <w:rPr>
+                <w:noProof/>
+                <w:webHidden/>
+              </w:rPr>
+              <w:fldChar w:fldCharType="begin"/>
+            </w:r>
+            <w:r>
+              <w:rPr>
+                <w:noProof/>
+                <w:webHidden/>
+              </w:rPr>
+              <w:instrText xml:space="preserve"> PAGEREF _Toc236998472 \h </w:instrText>
+            </w:r>
+            <w:r>
+              <w:rPr>
+                <w:noProof/>
+                <w:webHidden/>
+              </w:rPr>
+            </w:r>
+            <w:r>
+              <w:rPr>
+                <w:noProof/>
+                <w:webHidden/>
+              </w:rPr>
+              <w:fldChar w:fldCharType="separate"/>
+            </w:r>
+            <w:r>
+              <w:rPr>
+                <w:noProof/>
+                <w:webHidden/>
+              </w:rPr>
+              <w:t>6</w:t>
             </w:r>
             <w:r>
               <w:rPr>
@@ -4575,13 +5359,13 @@
               <w14:ligatures w14:val="standardContextual"/>
             </w:rPr>
           </w:pPr>
-          <w:hyperlink w:anchor="_Toc236991252" w:history="1">
+          <w:hyperlink w:anchor="_Toc236998473" w:history="1">
             <w:r>
               <w:rPr>
                 <w:rStyle w:val="Hyperlink"/>
                 <w:noProof/>
               </w:rPr>
-              <w:t>Project Personnel</w:t>
+              <w:t>Project timeline and milestones</w:t>
             </w:r>
             <w:r>
               <w:rPr>
@@ -4602,7 +5386,7 @@
                 <w:noProof/>
                 <w:webHidden/>
               </w:rPr>
-              <w:instrText xml:space="preserve"> PAGEREF _Toc236991252 \h </w:instrText>
+              <w:instrText xml:space="preserve"> PAGEREF _Toc236998473 \h </w:instrText>
             </w:r>
             <w:r>
               <w:rPr>
@@ -4622,7 +5406,229 @@
                 <w:noProof/>
                 <w:webHidden/>
               </w:rPr>
-              <w:t>5</w:t>
+              <w:t>8</w:t>
+            </w:r>
+            <w:r>
+              <w:rPr>
+                <w:noProof/>
+                <w:webHidden/>
+              </w:rPr>
+              <w:fldChar w:fldCharType="end"/>
+            </w:r>
+          </w:hyperlink>
+        </w:p>
+        <w:p>
+          <w:pPr>
+            <w:pStyle w:val="TOC1"/>
+            <w:tabs>
+              <w:tab w:val="right" w:leader="dot" w:pos="10456"/>
+            </w:tabs>
+            <w:rPr>
+              <w:rFonts w:asciiTheme="minorHAnsi" w:eastAsiaTheme="minorEastAsia" w:hAnsiTheme="minorHAnsi"/>
+              <w:noProof/>
+              <w:kern w:val="2"/>
+              <w:sz w:val="24"/>
+              <w:szCs w:val="24"/>
+              <w:lang w:val="en-NZ" w:eastAsia="en-NZ"/>
+              <w14:ligatures w14:val="standardContextual"/>
+            </w:rPr>
+          </w:pPr>
+          <w:hyperlink w:anchor="_Toc236998474" w:history="1">
+            <w:r>
+              <w:rPr>
+                <w:rStyle w:val="Hyperlink"/>
+                <w:noProof/>
+              </w:rPr>
+              <w:t>Project Risk Analysis</w:t>
+            </w:r>
+            <w:r>
+              <w:rPr>
+                <w:noProof/>
+                <w:webHidden/>
+              </w:rPr>
+              <w:tab/>
+            </w:r>
+            <w:r>
+              <w:rPr>
+                <w:noProof/>
+                <w:webHidden/>
+              </w:rPr>
+              <w:fldChar w:fldCharType="begin"/>
+            </w:r>
+            <w:r>
+              <w:rPr>
+                <w:noProof/>
+                <w:webHidden/>
+              </w:rPr>
+              <w:instrText xml:space="preserve"> PAGEREF _Toc236998474 \h </w:instrText>
+            </w:r>
+            <w:r>
+              <w:rPr>
+                <w:noProof/>
+                <w:webHidden/>
+              </w:rPr>
+            </w:r>
+            <w:r>
+              <w:rPr>
+                <w:noProof/>
+                <w:webHidden/>
+              </w:rPr>
+              <w:fldChar w:fldCharType="separate"/>
+            </w:r>
+            <w:r>
+              <w:rPr>
+                <w:noProof/>
+                <w:webHidden/>
+              </w:rPr>
+              <w:t>8</w:t>
+            </w:r>
+            <w:r>
+              <w:rPr>
+                <w:noProof/>
+                <w:webHidden/>
+              </w:rPr>
+              <w:fldChar w:fldCharType="end"/>
+            </w:r>
+          </w:hyperlink>
+        </w:p>
+        <w:p>
+          <w:pPr>
+            <w:pStyle w:val="TOC1"/>
+            <w:tabs>
+              <w:tab w:val="right" w:leader="dot" w:pos="10456"/>
+            </w:tabs>
+            <w:rPr>
+              <w:rFonts w:asciiTheme="minorHAnsi" w:eastAsiaTheme="minorEastAsia" w:hAnsiTheme="minorHAnsi"/>
+              <w:noProof/>
+              <w:kern w:val="2"/>
+              <w:sz w:val="24"/>
+              <w:szCs w:val="24"/>
+              <w:lang w:val="en-NZ" w:eastAsia="en-NZ"/>
+              <w14:ligatures w14:val="standardContextual"/>
+            </w:rPr>
+          </w:pPr>
+          <w:hyperlink w:anchor="_Toc236998475" w:history="1">
+            <w:r>
+              <w:rPr>
+                <w:rStyle w:val="Hyperlink"/>
+                <w:noProof/>
+              </w:rPr>
+              <w:t>References</w:t>
+            </w:r>
+            <w:r>
+              <w:rPr>
+                <w:noProof/>
+                <w:webHidden/>
+              </w:rPr>
+              <w:tab/>
+            </w:r>
+            <w:r>
+              <w:rPr>
+                <w:noProof/>
+                <w:webHidden/>
+              </w:rPr>
+              <w:fldChar w:fldCharType="begin"/>
+            </w:r>
+            <w:r>
+              <w:rPr>
+                <w:noProof/>
+                <w:webHidden/>
+              </w:rPr>
+              <w:instrText xml:space="preserve"> PAGEREF _Toc236998475 \h </w:instrText>
+            </w:r>
+            <w:r>
+              <w:rPr>
+                <w:noProof/>
+                <w:webHidden/>
+              </w:rPr>
+            </w:r>
+            <w:r>
+              <w:rPr>
+                <w:noProof/>
+                <w:webHidden/>
+              </w:rPr>
+              <w:fldChar w:fldCharType="separate"/>
+            </w:r>
+            <w:r>
+              <w:rPr>
+                <w:noProof/>
+                <w:webHidden/>
+              </w:rPr>
+              <w:t>12</w:t>
+            </w:r>
+            <w:r>
+              <w:rPr>
+                <w:noProof/>
+                <w:webHidden/>
+              </w:rPr>
+              <w:fldChar w:fldCharType="end"/>
+            </w:r>
+          </w:hyperlink>
+        </w:p>
+        <w:p>
+          <w:pPr>
+            <w:pStyle w:val="TOC1"/>
+            <w:tabs>
+              <w:tab w:val="right" w:leader="dot" w:pos="10456"/>
+            </w:tabs>
+            <w:rPr>
+              <w:rFonts w:asciiTheme="minorHAnsi" w:eastAsiaTheme="minorEastAsia" w:hAnsiTheme="minorHAnsi"/>
+              <w:noProof/>
+              <w:kern w:val="2"/>
+              <w:sz w:val="24"/>
+              <w:szCs w:val="24"/>
+              <w:lang w:val="en-NZ" w:eastAsia="en-NZ"/>
+              <w14:ligatures w14:val="standardContextual"/>
+            </w:rPr>
+          </w:pPr>
+          <w:hyperlink w:anchor="_Toc236998476" w:history="1">
+            <w:r>
+              <w:rPr>
+                <w:rStyle w:val="Hyperlink"/>
+                <w:noProof/>
+              </w:rPr>
+              <w:t>Appendices</w:t>
+            </w:r>
+            <w:r>
+              <w:rPr>
+                <w:noProof/>
+                <w:webHidden/>
+              </w:rPr>
+              <w:tab/>
+            </w:r>
+            <w:r>
+              <w:rPr>
+                <w:noProof/>
+                <w:webHidden/>
+              </w:rPr>
+              <w:fldChar w:fldCharType="begin"/>
+            </w:r>
+            <w:r>
+              <w:rPr>
+                <w:noProof/>
+                <w:webHidden/>
+              </w:rPr>
+              <w:instrText xml:space="preserve"> PAGEREF _Toc236998476 \h </w:instrText>
+            </w:r>
+            <w:r>
+              <w:rPr>
+                <w:noProof/>
+                <w:webHidden/>
+              </w:rPr>
+            </w:r>
+            <w:r>
+              <w:rPr>
+                <w:noProof/>
+                <w:webHidden/>
+              </w:rPr>
+              <w:fldChar w:fldCharType="separate"/>
+            </w:r>
+            <w:r>
+              <w:rPr>
+                <w:noProof/>
+                <w:webHidden/>
+              </w:rPr>
+              <w:t>13</w:t>
             </w:r>
             <w:r>
               <w:rPr>
@@ -4649,13 +5655,13 @@
               <w14:ligatures w14:val="standardContextual"/>
             </w:rPr>
           </w:pPr>
-          <w:hyperlink w:anchor="_Toc236991253" w:history="1">
+          <w:hyperlink w:anchor="_Toc236998477" w:history="1">
             <w:r>
               <w:rPr>
                 <w:rStyle w:val="Hyperlink"/>
                 <w:noProof/>
               </w:rPr>
-              <w:t>Client details including organisation</w:t>
+              <w:t>Appendix A</w:t>
             </w:r>
             <w:r>
               <w:rPr>
@@ -4676,7 +5682,7 @@
                 <w:noProof/>
                 <w:webHidden/>
               </w:rPr>
-              <w:instrText xml:space="preserve"> PAGEREF _Toc236991253 \h </w:instrText>
+              <w:instrText xml:space="preserve"> PAGEREF _Toc236998477 \h </w:instrText>
             </w:r>
             <w:r>
               <w:rPr>
@@ -4696,7 +5702,7 @@
                 <w:noProof/>
                 <w:webHidden/>
               </w:rPr>
-              <w:t>5</w:t>
+              <w:t>13</w:t>
             </w:r>
             <w:r>
               <w:rPr>
@@ -4723,13 +5729,13 @@
               <w14:ligatures w14:val="standardContextual"/>
             </w:rPr>
           </w:pPr>
-          <w:hyperlink w:anchor="_Toc236991254" w:history="1">
+          <w:hyperlink w:anchor="_Toc236998478" w:history="1">
             <w:r>
               <w:rPr>
                 <w:rStyle w:val="Hyperlink"/>
                 <w:noProof/>
               </w:rPr>
-              <w:t>Group Members</w:t>
+              <w:t>Appendix B</w:t>
             </w:r>
             <w:r>
               <w:rPr>
@@ -4750,7 +5756,7 @@
                 <w:noProof/>
                 <w:webHidden/>
               </w:rPr>
-              <w:instrText xml:space="preserve"> PAGEREF _Toc236991254 \h </w:instrText>
+              <w:instrText xml:space="preserve"> PAGEREF _Toc236998478 \h </w:instrText>
             </w:r>
             <w:r>
               <w:rPr>
@@ -4770,7 +5776,531 @@
                 <w:noProof/>
                 <w:webHidden/>
               </w:rPr>
-              <w:t>5</w:t>
+              <w:t>14</w:t>
+            </w:r>
+            <w:r>
+              <w:rPr>
+                <w:noProof/>
+                <w:webHidden/>
+              </w:rPr>
+              <w:fldChar w:fldCharType="end"/>
+            </w:r>
+          </w:hyperlink>
+        </w:p>
+        <w:p>
+          <w:pPr>
+            <w:pStyle w:val="TOC1"/>
+            <w:tabs>
+              <w:tab w:val="right" w:leader="dot" w:pos="10456"/>
+            </w:tabs>
+            <w:rPr>
+              <w:rFonts w:asciiTheme="minorHAnsi" w:eastAsiaTheme="minorEastAsia" w:hAnsiTheme="minorHAnsi"/>
+              <w:noProof/>
+              <w:kern w:val="2"/>
+              <w:sz w:val="24"/>
+              <w:szCs w:val="24"/>
+              <w:lang w:val="en-NZ" w:eastAsia="en-NZ"/>
+              <w14:ligatures w14:val="standardContextual"/>
+            </w:rPr>
+          </w:pPr>
+          <w:hyperlink w:anchor="_Toc236998479" w:history="1">
+            <w:r>
+              <w:rPr>
+                <w:rStyle w:val="Hyperlink"/>
+                <w:noProof/>
+              </w:rPr>
+              <w:t>The Parties</w:t>
+            </w:r>
+            <w:r>
+              <w:rPr>
+                <w:noProof/>
+                <w:webHidden/>
+              </w:rPr>
+              <w:tab/>
+            </w:r>
+            <w:r>
+              <w:rPr>
+                <w:noProof/>
+                <w:webHidden/>
+              </w:rPr>
+              <w:fldChar w:fldCharType="begin"/>
+            </w:r>
+            <w:r>
+              <w:rPr>
+                <w:noProof/>
+                <w:webHidden/>
+              </w:rPr>
+              <w:instrText xml:space="preserve"> PAGEREF _Toc236998479 \h </w:instrText>
+            </w:r>
+            <w:r>
+              <w:rPr>
+                <w:noProof/>
+                <w:webHidden/>
+              </w:rPr>
+            </w:r>
+            <w:r>
+              <w:rPr>
+                <w:noProof/>
+                <w:webHidden/>
+              </w:rPr>
+              <w:fldChar w:fldCharType="separate"/>
+            </w:r>
+            <w:r>
+              <w:rPr>
+                <w:noProof/>
+                <w:webHidden/>
+              </w:rPr>
+              <w:t>14</w:t>
+            </w:r>
+            <w:r>
+              <w:rPr>
+                <w:noProof/>
+                <w:webHidden/>
+              </w:rPr>
+              <w:fldChar w:fldCharType="end"/>
+            </w:r>
+          </w:hyperlink>
+        </w:p>
+        <w:p>
+          <w:pPr>
+            <w:pStyle w:val="TOC1"/>
+            <w:tabs>
+              <w:tab w:val="right" w:leader="dot" w:pos="10456"/>
+            </w:tabs>
+            <w:rPr>
+              <w:rFonts w:asciiTheme="minorHAnsi" w:eastAsiaTheme="minorEastAsia" w:hAnsiTheme="minorHAnsi"/>
+              <w:noProof/>
+              <w:kern w:val="2"/>
+              <w:sz w:val="24"/>
+              <w:szCs w:val="24"/>
+              <w:lang w:val="en-NZ" w:eastAsia="en-NZ"/>
+              <w14:ligatures w14:val="standardContextual"/>
+            </w:rPr>
+          </w:pPr>
+          <w:hyperlink w:anchor="_Toc236998480" w:history="1">
+            <w:r>
+              <w:rPr>
+                <w:rStyle w:val="Hyperlink"/>
+                <w:noProof/>
+              </w:rPr>
+              <w:t>2. Undertakings</w:t>
+            </w:r>
+            <w:r>
+              <w:rPr>
+                <w:noProof/>
+                <w:webHidden/>
+              </w:rPr>
+              <w:tab/>
+            </w:r>
+            <w:r>
+              <w:rPr>
+                <w:noProof/>
+                <w:webHidden/>
+              </w:rPr>
+              <w:fldChar w:fldCharType="begin"/>
+            </w:r>
+            <w:r>
+              <w:rPr>
+                <w:noProof/>
+                <w:webHidden/>
+              </w:rPr>
+              <w:instrText xml:space="preserve"> PAGEREF _Toc236998480 \h </w:instrText>
+            </w:r>
+            <w:r>
+              <w:rPr>
+                <w:noProof/>
+                <w:webHidden/>
+              </w:rPr>
+            </w:r>
+            <w:r>
+              <w:rPr>
+                <w:noProof/>
+                <w:webHidden/>
+              </w:rPr>
+              <w:fldChar w:fldCharType="separate"/>
+            </w:r>
+            <w:r>
+              <w:rPr>
+                <w:noProof/>
+                <w:webHidden/>
+              </w:rPr>
+              <w:t>15</w:t>
+            </w:r>
+            <w:r>
+              <w:rPr>
+                <w:noProof/>
+                <w:webHidden/>
+              </w:rPr>
+              <w:fldChar w:fldCharType="end"/>
+            </w:r>
+          </w:hyperlink>
+        </w:p>
+        <w:p>
+          <w:pPr>
+            <w:pStyle w:val="TOC1"/>
+            <w:tabs>
+              <w:tab w:val="left" w:pos="440"/>
+              <w:tab w:val="right" w:leader="dot" w:pos="10456"/>
+            </w:tabs>
+            <w:rPr>
+              <w:rFonts w:asciiTheme="minorHAnsi" w:eastAsiaTheme="minorEastAsia" w:hAnsiTheme="minorHAnsi"/>
+              <w:noProof/>
+              <w:kern w:val="2"/>
+              <w:sz w:val="24"/>
+              <w:szCs w:val="24"/>
+              <w:lang w:val="en-NZ" w:eastAsia="en-NZ"/>
+              <w14:ligatures w14:val="standardContextual"/>
+            </w:rPr>
+          </w:pPr>
+          <w:hyperlink w:anchor="_Toc236998481" w:history="1">
+            <w:r>
+              <w:rPr>
+                <w:rStyle w:val="Hyperlink"/>
+                <w:noProof/>
+              </w:rPr>
+              <w:t xml:space="preserve">3 </w:t>
+            </w:r>
+            <w:r>
+              <w:rPr>
+                <w:rFonts w:asciiTheme="minorHAnsi" w:eastAsiaTheme="minorEastAsia" w:hAnsiTheme="minorHAnsi"/>
+                <w:noProof/>
+                <w:kern w:val="2"/>
+                <w:sz w:val="24"/>
+                <w:szCs w:val="24"/>
+                <w:lang w:val="en-NZ" w:eastAsia="en-NZ"/>
+                <w14:ligatures w14:val="standardContextual"/>
+              </w:rPr>
+              <w:tab/>
+            </w:r>
+            <w:r>
+              <w:rPr>
+                <w:rStyle w:val="Hyperlink"/>
+                <w:noProof/>
+              </w:rPr>
+              <w:t>Copyright, Patents, Trade Marks and other Intellectual Property Rights</w:t>
+            </w:r>
+            <w:r>
+              <w:rPr>
+                <w:noProof/>
+                <w:webHidden/>
+              </w:rPr>
+              <w:tab/>
+            </w:r>
+            <w:r>
+              <w:rPr>
+                <w:noProof/>
+                <w:webHidden/>
+              </w:rPr>
+              <w:fldChar w:fldCharType="begin"/>
+            </w:r>
+            <w:r>
+              <w:rPr>
+                <w:noProof/>
+                <w:webHidden/>
+              </w:rPr>
+              <w:instrText xml:space="preserve"> PAGEREF _Toc236998481 \h </w:instrText>
+            </w:r>
+            <w:r>
+              <w:rPr>
+                <w:noProof/>
+                <w:webHidden/>
+              </w:rPr>
+            </w:r>
+            <w:r>
+              <w:rPr>
+                <w:noProof/>
+                <w:webHidden/>
+              </w:rPr>
+              <w:fldChar w:fldCharType="separate"/>
+            </w:r>
+            <w:r>
+              <w:rPr>
+                <w:noProof/>
+                <w:webHidden/>
+              </w:rPr>
+              <w:t>15</w:t>
+            </w:r>
+            <w:r>
+              <w:rPr>
+                <w:noProof/>
+                <w:webHidden/>
+              </w:rPr>
+              <w:fldChar w:fldCharType="end"/>
+            </w:r>
+          </w:hyperlink>
+        </w:p>
+        <w:p>
+          <w:pPr>
+            <w:pStyle w:val="TOC1"/>
+            <w:tabs>
+              <w:tab w:val="left" w:pos="440"/>
+              <w:tab w:val="right" w:leader="dot" w:pos="10456"/>
+            </w:tabs>
+            <w:rPr>
+              <w:rFonts w:asciiTheme="minorHAnsi" w:eastAsiaTheme="minorEastAsia" w:hAnsiTheme="minorHAnsi"/>
+              <w:noProof/>
+              <w:kern w:val="2"/>
+              <w:sz w:val="24"/>
+              <w:szCs w:val="24"/>
+              <w:lang w:val="en-NZ" w:eastAsia="en-NZ"/>
+              <w14:ligatures w14:val="standardContextual"/>
+            </w:rPr>
+          </w:pPr>
+          <w:hyperlink w:anchor="_Toc236998482" w:history="1">
+            <w:r>
+              <w:rPr>
+                <w:rStyle w:val="Hyperlink"/>
+                <w:noProof/>
+              </w:rPr>
+              <w:t xml:space="preserve">4 </w:t>
+            </w:r>
+            <w:r>
+              <w:rPr>
+                <w:rFonts w:asciiTheme="minorHAnsi" w:eastAsiaTheme="minorEastAsia" w:hAnsiTheme="minorHAnsi"/>
+                <w:noProof/>
+                <w:kern w:val="2"/>
+                <w:sz w:val="24"/>
+                <w:szCs w:val="24"/>
+                <w:lang w:val="en-NZ" w:eastAsia="en-NZ"/>
+                <w14:ligatures w14:val="standardContextual"/>
+              </w:rPr>
+              <w:tab/>
+            </w:r>
+            <w:r>
+              <w:rPr>
+                <w:rStyle w:val="Hyperlink"/>
+                <w:noProof/>
+              </w:rPr>
+              <w:t>Confidential Information</w:t>
+            </w:r>
+            <w:r>
+              <w:rPr>
+                <w:noProof/>
+                <w:webHidden/>
+              </w:rPr>
+              <w:tab/>
+            </w:r>
+            <w:r>
+              <w:rPr>
+                <w:noProof/>
+                <w:webHidden/>
+              </w:rPr>
+              <w:fldChar w:fldCharType="begin"/>
+            </w:r>
+            <w:r>
+              <w:rPr>
+                <w:noProof/>
+                <w:webHidden/>
+              </w:rPr>
+              <w:instrText xml:space="preserve"> PAGEREF _Toc236998482 \h </w:instrText>
+            </w:r>
+            <w:r>
+              <w:rPr>
+                <w:noProof/>
+                <w:webHidden/>
+              </w:rPr>
+            </w:r>
+            <w:r>
+              <w:rPr>
+                <w:noProof/>
+                <w:webHidden/>
+              </w:rPr>
+              <w:fldChar w:fldCharType="separate"/>
+            </w:r>
+            <w:r>
+              <w:rPr>
+                <w:noProof/>
+                <w:webHidden/>
+              </w:rPr>
+              <w:t>15</w:t>
+            </w:r>
+            <w:r>
+              <w:rPr>
+                <w:noProof/>
+                <w:webHidden/>
+              </w:rPr>
+              <w:fldChar w:fldCharType="end"/>
+            </w:r>
+          </w:hyperlink>
+        </w:p>
+        <w:p>
+          <w:pPr>
+            <w:pStyle w:val="TOC1"/>
+            <w:tabs>
+              <w:tab w:val="left" w:pos="440"/>
+              <w:tab w:val="right" w:leader="dot" w:pos="10456"/>
+            </w:tabs>
+            <w:rPr>
+              <w:rFonts w:asciiTheme="minorHAnsi" w:eastAsiaTheme="minorEastAsia" w:hAnsiTheme="minorHAnsi"/>
+              <w:noProof/>
+              <w:kern w:val="2"/>
+              <w:sz w:val="24"/>
+              <w:szCs w:val="24"/>
+              <w:lang w:val="en-NZ" w:eastAsia="en-NZ"/>
+              <w14:ligatures w14:val="standardContextual"/>
+            </w:rPr>
+          </w:pPr>
+          <w:hyperlink w:anchor="_Toc236998483" w:history="1">
+            <w:r>
+              <w:rPr>
+                <w:rStyle w:val="Hyperlink"/>
+                <w:noProof/>
+              </w:rPr>
+              <w:t xml:space="preserve">5 </w:t>
+            </w:r>
+            <w:r>
+              <w:rPr>
+                <w:rFonts w:asciiTheme="minorHAnsi" w:eastAsiaTheme="minorEastAsia" w:hAnsiTheme="minorHAnsi"/>
+                <w:noProof/>
+                <w:kern w:val="2"/>
+                <w:sz w:val="24"/>
+                <w:szCs w:val="24"/>
+                <w:lang w:val="en-NZ" w:eastAsia="en-NZ"/>
+                <w14:ligatures w14:val="standardContextual"/>
+              </w:rPr>
+              <w:tab/>
+            </w:r>
+            <w:r>
+              <w:rPr>
+                <w:rStyle w:val="Hyperlink"/>
+                <w:noProof/>
+              </w:rPr>
+              <w:t>Intellectual Property Rights</w:t>
+            </w:r>
+            <w:r>
+              <w:rPr>
+                <w:noProof/>
+                <w:webHidden/>
+              </w:rPr>
+              <w:tab/>
+            </w:r>
+            <w:r>
+              <w:rPr>
+                <w:noProof/>
+                <w:webHidden/>
+              </w:rPr>
+              <w:fldChar w:fldCharType="begin"/>
+            </w:r>
+            <w:r>
+              <w:rPr>
+                <w:noProof/>
+                <w:webHidden/>
+              </w:rPr>
+              <w:instrText xml:space="preserve"> PAGEREF _Toc236998483 \h </w:instrText>
+            </w:r>
+            <w:r>
+              <w:rPr>
+                <w:noProof/>
+                <w:webHidden/>
+              </w:rPr>
+            </w:r>
+            <w:r>
+              <w:rPr>
+                <w:noProof/>
+                <w:webHidden/>
+              </w:rPr>
+              <w:fldChar w:fldCharType="separate"/>
+            </w:r>
+            <w:r>
+              <w:rPr>
+                <w:noProof/>
+                <w:webHidden/>
+              </w:rPr>
+              <w:t>16</w:t>
+            </w:r>
+            <w:r>
+              <w:rPr>
+                <w:noProof/>
+                <w:webHidden/>
+              </w:rPr>
+              <w:fldChar w:fldCharType="end"/>
+            </w:r>
+          </w:hyperlink>
+        </w:p>
+        <w:p>
+          <w:pPr>
+            <w:pStyle w:val="TOC1"/>
+            <w:tabs>
+              <w:tab w:val="left" w:pos="440"/>
+              <w:tab w:val="right" w:leader="dot" w:pos="10456"/>
+            </w:tabs>
+            <w:rPr>
+              <w:rFonts w:asciiTheme="minorHAnsi" w:eastAsiaTheme="minorEastAsia" w:hAnsiTheme="minorHAnsi"/>
+              <w:noProof/>
+              <w:kern w:val="2"/>
+              <w:sz w:val="24"/>
+              <w:szCs w:val="24"/>
+              <w:lang w:val="en-NZ" w:eastAsia="en-NZ"/>
+              <w14:ligatures w14:val="standardContextual"/>
+            </w:rPr>
+          </w:pPr>
+          <w:hyperlink w:anchor="_Toc236998484" w:history="1">
+            <w:r>
+              <w:rPr>
+                <w:rStyle w:val="Hyperlink"/>
+                <w:noProof/>
+              </w:rPr>
+              <w:t xml:space="preserve">6 </w:t>
+            </w:r>
+            <w:r>
+              <w:rPr>
+                <w:rFonts w:asciiTheme="minorHAnsi" w:eastAsiaTheme="minorEastAsia" w:hAnsiTheme="minorHAnsi"/>
+                <w:noProof/>
+                <w:kern w:val="2"/>
+                <w:sz w:val="24"/>
+                <w:szCs w:val="24"/>
+                <w:lang w:val="en-NZ" w:eastAsia="en-NZ"/>
+                <w14:ligatures w14:val="standardContextual"/>
+              </w:rPr>
+              <w:tab/>
+            </w:r>
+            <w:r>
+              <w:rPr>
+                <w:rStyle w:val="Hyperlink"/>
+                <w:noProof/>
+              </w:rPr>
+              <w:t>Signatures</w:t>
+            </w:r>
+            <w:r>
+              <w:rPr>
+                <w:noProof/>
+                <w:webHidden/>
+              </w:rPr>
+              <w:tab/>
+            </w:r>
+            <w:r>
+              <w:rPr>
+                <w:noProof/>
+                <w:webHidden/>
+              </w:rPr>
+              <w:fldChar w:fldCharType="begin"/>
+            </w:r>
+            <w:r>
+              <w:rPr>
+                <w:noProof/>
+                <w:webHidden/>
+              </w:rPr>
+              <w:instrText xml:space="preserve"> PAGEREF _Toc236998484 \h </w:instrText>
+            </w:r>
+            <w:r>
+              <w:rPr>
+                <w:noProof/>
+                <w:webHidden/>
+              </w:rPr>
+            </w:r>
+            <w:r>
+              <w:rPr>
+                <w:noProof/>
+                <w:webHidden/>
+              </w:rPr>
+              <w:fldChar w:fldCharType="separate"/>
+            </w:r>
+            <w:r>
+              <w:rPr>
+                <w:noProof/>
+                <w:webHidden/>
+              </w:rPr>
+              <w:t>16</w:t>
             </w:r>
             <w:r>
               <w:rPr>
@@ -4797,13 +6327,13 @@
               <w14:ligatures w14:val="standardContextual"/>
             </w:rPr>
           </w:pPr>
-          <w:hyperlink w:anchor="_Toc236991255" w:history="1">
+          <w:hyperlink w:anchor="_Toc236998485" w:history="1">
             <w:r>
               <w:rPr>
                 <w:rStyle w:val="Hyperlink"/>
                 <w:noProof/>
               </w:rPr>
-              <w:t>Project Advisor</w:t>
+              <w:t>Appendix C</w:t>
             </w:r>
             <w:r>
               <w:rPr>
@@ -4824,7 +6354,7 @@
                 <w:noProof/>
                 <w:webHidden/>
               </w:rPr>
-              <w:instrText xml:space="preserve"> PAGEREF _Toc236991255 \h </w:instrText>
+              <w:instrText xml:space="preserve"> PAGEREF _Toc236998485 \h </w:instrText>
             </w:r>
             <w:r>
               <w:rPr>
@@ -4844,7 +6374,7 @@
                 <w:noProof/>
                 <w:webHidden/>
               </w:rPr>
-              <w:t>5</w:t>
+              <w:t>17</w:t>
             </w:r>
             <w:r>
               <w:rPr>
@@ -4871,13 +6401,13 @@
               <w14:ligatures w14:val="standardContextual"/>
             </w:rPr>
           </w:pPr>
-          <w:hyperlink w:anchor="_Toc236991256" w:history="1">
+          <w:hyperlink w:anchor="_Toc236998486" w:history="1">
             <w:r>
               <w:rPr>
                 <w:rStyle w:val="Hyperlink"/>
                 <w:noProof/>
               </w:rPr>
-              <w:t>General Conflict of Interest statement</w:t>
+              <w:t>Appendix D</w:t>
             </w:r>
             <w:r>
               <w:rPr>
@@ -4898,7 +6428,7 @@
                 <w:noProof/>
                 <w:webHidden/>
               </w:rPr>
-              <w:instrText xml:space="preserve"> PAGEREF _Toc236991256 \h </w:instrText>
+              <w:instrText xml:space="preserve"> PAGEREF _Toc236998486 \h </w:instrText>
             </w:r>
             <w:r>
               <w:rPr>
@@ -4918,1197 +6448,7 @@
                 <w:noProof/>
                 <w:webHidden/>
               </w:rPr>
-              <w:t>6</w:t>
-            </w:r>
-            <w:r>
-              <w:rPr>
-                <w:noProof/>
-                <w:webHidden/>
-              </w:rPr>
-              <w:fldChar w:fldCharType="end"/>
-            </w:r>
-          </w:hyperlink>
-        </w:p>
-        <w:p>
-          <w:pPr>
-            <w:pStyle w:val="TOC2"/>
-            <w:tabs>
-              <w:tab w:val="right" w:leader="dot" w:pos="10456"/>
-            </w:tabs>
-            <w:rPr>
-              <w:rFonts w:asciiTheme="minorHAnsi" w:eastAsiaTheme="minorEastAsia" w:hAnsiTheme="minorHAnsi"/>
-              <w:noProof/>
-              <w:kern w:val="2"/>
-              <w:sz w:val="24"/>
-              <w:szCs w:val="24"/>
-              <w:lang w:val="en-NZ" w:eastAsia="en-NZ"/>
-              <w14:ligatures w14:val="standardContextual"/>
-            </w:rPr>
-          </w:pPr>
-          <w:hyperlink w:anchor="_Toc236991257" w:history="1">
-            <w:r>
-              <w:rPr>
-                <w:rStyle w:val="Hyperlink"/>
-                <w:noProof/>
-              </w:rPr>
-              <w:t>RACI assessment matrix</w:t>
-            </w:r>
-            <w:r>
-              <w:rPr>
-                <w:noProof/>
-                <w:webHidden/>
-              </w:rPr>
-              <w:tab/>
-            </w:r>
-            <w:r>
-              <w:rPr>
-                <w:noProof/>
-                <w:webHidden/>
-              </w:rPr>
-              <w:fldChar w:fldCharType="begin"/>
-            </w:r>
-            <w:r>
-              <w:rPr>
-                <w:noProof/>
-                <w:webHidden/>
-              </w:rPr>
-              <w:instrText xml:space="preserve"> PAGEREF _Toc236991257 \h </w:instrText>
-            </w:r>
-            <w:r>
-              <w:rPr>
-                <w:noProof/>
-                <w:webHidden/>
-              </w:rPr>
-            </w:r>
-            <w:r>
-              <w:rPr>
-                <w:noProof/>
-                <w:webHidden/>
-              </w:rPr>
-              <w:fldChar w:fldCharType="separate"/>
-            </w:r>
-            <w:r>
-              <w:rPr>
-                <w:noProof/>
-                <w:webHidden/>
-              </w:rPr>
-              <w:t>6</w:t>
-            </w:r>
-            <w:r>
-              <w:rPr>
-                <w:noProof/>
-                <w:webHidden/>
-              </w:rPr>
-              <w:fldChar w:fldCharType="end"/>
-            </w:r>
-          </w:hyperlink>
-        </w:p>
-        <w:p>
-          <w:pPr>
-            <w:pStyle w:val="TOC1"/>
-            <w:tabs>
-              <w:tab w:val="right" w:leader="dot" w:pos="10456"/>
-            </w:tabs>
-            <w:rPr>
-              <w:rFonts w:asciiTheme="minorHAnsi" w:eastAsiaTheme="minorEastAsia" w:hAnsiTheme="minorHAnsi"/>
-              <w:noProof/>
-              <w:kern w:val="2"/>
-              <w:sz w:val="24"/>
-              <w:szCs w:val="24"/>
-              <w:lang w:val="en-NZ" w:eastAsia="en-NZ"/>
-              <w14:ligatures w14:val="standardContextual"/>
-            </w:rPr>
-          </w:pPr>
-          <w:hyperlink w:anchor="_Toc236991258" w:history="1">
-            <w:r>
-              <w:rPr>
-                <w:rStyle w:val="Hyperlink"/>
-                <w:noProof/>
-              </w:rPr>
-              <w:t>Project timeline and milestones</w:t>
-            </w:r>
-            <w:r>
-              <w:rPr>
-                <w:noProof/>
-                <w:webHidden/>
-              </w:rPr>
-              <w:tab/>
-            </w:r>
-            <w:r>
-              <w:rPr>
-                <w:noProof/>
-                <w:webHidden/>
-              </w:rPr>
-              <w:fldChar w:fldCharType="begin"/>
-            </w:r>
-            <w:r>
-              <w:rPr>
-                <w:noProof/>
-                <w:webHidden/>
-              </w:rPr>
-              <w:instrText xml:space="preserve"> PAGEREF _Toc236991258 \h </w:instrText>
-            </w:r>
-            <w:r>
-              <w:rPr>
-                <w:noProof/>
-                <w:webHidden/>
-              </w:rPr>
-            </w:r>
-            <w:r>
-              <w:rPr>
-                <w:noProof/>
-                <w:webHidden/>
-              </w:rPr>
-              <w:fldChar w:fldCharType="separate"/>
-            </w:r>
-            <w:r>
-              <w:rPr>
-                <w:noProof/>
-                <w:webHidden/>
-              </w:rPr>
-              <w:t>8</w:t>
-            </w:r>
-            <w:r>
-              <w:rPr>
-                <w:noProof/>
-                <w:webHidden/>
-              </w:rPr>
-              <w:fldChar w:fldCharType="end"/>
-            </w:r>
-          </w:hyperlink>
-        </w:p>
-        <w:p>
-          <w:pPr>
-            <w:pStyle w:val="TOC1"/>
-            <w:tabs>
-              <w:tab w:val="right" w:leader="dot" w:pos="10456"/>
-            </w:tabs>
-            <w:rPr>
-              <w:rFonts w:asciiTheme="minorHAnsi" w:eastAsiaTheme="minorEastAsia" w:hAnsiTheme="minorHAnsi"/>
-              <w:noProof/>
-              <w:kern w:val="2"/>
-              <w:sz w:val="24"/>
-              <w:szCs w:val="24"/>
-              <w:lang w:val="en-NZ" w:eastAsia="en-NZ"/>
-              <w14:ligatures w14:val="standardContextual"/>
-            </w:rPr>
-          </w:pPr>
-          <w:hyperlink w:anchor="_Toc236991259" w:history="1">
-            <w:r>
-              <w:rPr>
-                <w:rStyle w:val="Hyperlink"/>
-                <w:noProof/>
-              </w:rPr>
-              <w:t>Project Risk Analysis</w:t>
-            </w:r>
-            <w:r>
-              <w:rPr>
-                <w:noProof/>
-                <w:webHidden/>
-              </w:rPr>
-              <w:tab/>
-            </w:r>
-            <w:r>
-              <w:rPr>
-                <w:noProof/>
-                <w:webHidden/>
-              </w:rPr>
-              <w:fldChar w:fldCharType="begin"/>
-            </w:r>
-            <w:r>
-              <w:rPr>
-                <w:noProof/>
-                <w:webHidden/>
-              </w:rPr>
-              <w:instrText xml:space="preserve"> PAGEREF _Toc236991259 \h </w:instrText>
-            </w:r>
-            <w:r>
-              <w:rPr>
-                <w:noProof/>
-                <w:webHidden/>
-              </w:rPr>
-            </w:r>
-            <w:r>
-              <w:rPr>
-                <w:noProof/>
-                <w:webHidden/>
-              </w:rPr>
-              <w:fldChar w:fldCharType="separate"/>
-            </w:r>
-            <w:r>
-              <w:rPr>
-                <w:noProof/>
-                <w:webHidden/>
-              </w:rPr>
-              <w:t>8</w:t>
-            </w:r>
-            <w:r>
-              <w:rPr>
-                <w:noProof/>
-                <w:webHidden/>
-              </w:rPr>
-              <w:fldChar w:fldCharType="end"/>
-            </w:r>
-          </w:hyperlink>
-        </w:p>
-        <w:p>
-          <w:pPr>
-            <w:pStyle w:val="TOC1"/>
-            <w:tabs>
-              <w:tab w:val="right" w:leader="dot" w:pos="10456"/>
-            </w:tabs>
-            <w:rPr>
-              <w:rFonts w:asciiTheme="minorHAnsi" w:eastAsiaTheme="minorEastAsia" w:hAnsiTheme="minorHAnsi"/>
-              <w:noProof/>
-              <w:kern w:val="2"/>
-              <w:sz w:val="24"/>
-              <w:szCs w:val="24"/>
-              <w:lang w:val="en-NZ" w:eastAsia="en-NZ"/>
-              <w14:ligatures w14:val="standardContextual"/>
-            </w:rPr>
-          </w:pPr>
-          <w:hyperlink w:anchor="_Toc236991260" w:history="1">
-            <w:r>
-              <w:rPr>
-                <w:rStyle w:val="Hyperlink"/>
-                <w:noProof/>
-              </w:rPr>
-              <w:t>References</w:t>
-            </w:r>
-            <w:r>
-              <w:rPr>
-                <w:noProof/>
-                <w:webHidden/>
-              </w:rPr>
-              <w:tab/>
-            </w:r>
-            <w:r>
-              <w:rPr>
-                <w:noProof/>
-                <w:webHidden/>
-              </w:rPr>
-              <w:fldChar w:fldCharType="begin"/>
-            </w:r>
-            <w:r>
-              <w:rPr>
-                <w:noProof/>
-                <w:webHidden/>
-              </w:rPr>
-              <w:instrText xml:space="preserve"> PAGEREF _Toc236991260 \h </w:instrText>
-            </w:r>
-            <w:r>
-              <w:rPr>
-                <w:noProof/>
-                <w:webHidden/>
-              </w:rPr>
-            </w:r>
-            <w:r>
-              <w:rPr>
-                <w:noProof/>
-                <w:webHidden/>
-              </w:rPr>
-              <w:fldChar w:fldCharType="separate"/>
-            </w:r>
-            <w:r>
-              <w:rPr>
-                <w:noProof/>
-                <w:webHidden/>
-              </w:rPr>
-              <w:t>12</w:t>
-            </w:r>
-            <w:r>
-              <w:rPr>
-                <w:noProof/>
-                <w:webHidden/>
-              </w:rPr>
-              <w:fldChar w:fldCharType="end"/>
-            </w:r>
-          </w:hyperlink>
-        </w:p>
-        <w:p>
-          <w:pPr>
-            <w:pStyle w:val="TOC1"/>
-            <w:tabs>
-              <w:tab w:val="right" w:leader="dot" w:pos="10456"/>
-            </w:tabs>
-            <w:rPr>
-              <w:rFonts w:asciiTheme="minorHAnsi" w:eastAsiaTheme="minorEastAsia" w:hAnsiTheme="minorHAnsi"/>
-              <w:noProof/>
-              <w:kern w:val="2"/>
-              <w:sz w:val="24"/>
-              <w:szCs w:val="24"/>
-              <w:lang w:val="en-NZ" w:eastAsia="en-NZ"/>
-              <w14:ligatures w14:val="standardContextual"/>
-            </w:rPr>
-          </w:pPr>
-          <w:hyperlink w:anchor="_Toc236991261" w:history="1">
-            <w:r>
-              <w:rPr>
-                <w:rStyle w:val="Hyperlink"/>
-                <w:noProof/>
-              </w:rPr>
-              <w:t>Appendices</w:t>
-            </w:r>
-            <w:r>
-              <w:rPr>
-                <w:noProof/>
-                <w:webHidden/>
-              </w:rPr>
-              <w:tab/>
-            </w:r>
-            <w:r>
-              <w:rPr>
-                <w:noProof/>
-                <w:webHidden/>
-              </w:rPr>
-              <w:fldChar w:fldCharType="begin"/>
-            </w:r>
-            <w:r>
-              <w:rPr>
-                <w:noProof/>
-                <w:webHidden/>
-              </w:rPr>
-              <w:instrText xml:space="preserve"> PAGEREF _Toc236991261 \h </w:instrText>
-            </w:r>
-            <w:r>
-              <w:rPr>
-                <w:noProof/>
-                <w:webHidden/>
-              </w:rPr>
-            </w:r>
-            <w:r>
-              <w:rPr>
-                <w:noProof/>
-                <w:webHidden/>
-              </w:rPr>
-              <w:fldChar w:fldCharType="separate"/>
-            </w:r>
-            <w:r>
-              <w:rPr>
-                <w:noProof/>
-                <w:webHidden/>
-              </w:rPr>
-              <w:t>13</w:t>
-            </w:r>
-            <w:r>
-              <w:rPr>
-                <w:noProof/>
-                <w:webHidden/>
-              </w:rPr>
-              <w:fldChar w:fldCharType="end"/>
-            </w:r>
-          </w:hyperlink>
-        </w:p>
-        <w:p>
-          <w:pPr>
-            <w:pStyle w:val="TOC2"/>
-            <w:tabs>
-              <w:tab w:val="right" w:leader="dot" w:pos="10456"/>
-            </w:tabs>
-            <w:rPr>
-              <w:rFonts w:asciiTheme="minorHAnsi" w:eastAsiaTheme="minorEastAsia" w:hAnsiTheme="minorHAnsi"/>
-              <w:noProof/>
-              <w:kern w:val="2"/>
-              <w:sz w:val="24"/>
-              <w:szCs w:val="24"/>
-              <w:lang w:val="en-NZ" w:eastAsia="en-NZ"/>
-              <w14:ligatures w14:val="standardContextual"/>
-            </w:rPr>
-          </w:pPr>
-          <w:hyperlink w:anchor="_Toc236991262" w:history="1">
-            <w:r>
-              <w:rPr>
-                <w:rStyle w:val="Hyperlink"/>
-                <w:noProof/>
-              </w:rPr>
-              <w:t>Appendix A</w:t>
-            </w:r>
-            <w:r>
-              <w:rPr>
-                <w:noProof/>
-                <w:webHidden/>
-              </w:rPr>
-              <w:tab/>
-            </w:r>
-            <w:r>
-              <w:rPr>
-                <w:noProof/>
-                <w:webHidden/>
-              </w:rPr>
-              <w:fldChar w:fldCharType="begin"/>
-            </w:r>
-            <w:r>
-              <w:rPr>
-                <w:noProof/>
-                <w:webHidden/>
-              </w:rPr>
-              <w:instrText xml:space="preserve"> PAGEREF _Toc236991262 \h </w:instrText>
-            </w:r>
-            <w:r>
-              <w:rPr>
-                <w:noProof/>
-                <w:webHidden/>
-              </w:rPr>
-            </w:r>
-            <w:r>
-              <w:rPr>
-                <w:noProof/>
-                <w:webHidden/>
-              </w:rPr>
-              <w:fldChar w:fldCharType="separate"/>
-            </w:r>
-            <w:r>
-              <w:rPr>
-                <w:noProof/>
-                <w:webHidden/>
-              </w:rPr>
-              <w:t>13</w:t>
-            </w:r>
-            <w:r>
-              <w:rPr>
-                <w:noProof/>
-                <w:webHidden/>
-              </w:rPr>
-              <w:fldChar w:fldCharType="end"/>
-            </w:r>
-          </w:hyperlink>
-        </w:p>
-        <w:p>
-          <w:pPr>
-            <w:pStyle w:val="TOC2"/>
-            <w:tabs>
-              <w:tab w:val="right" w:leader="dot" w:pos="10456"/>
-            </w:tabs>
-            <w:rPr>
-              <w:rFonts w:asciiTheme="minorHAnsi" w:eastAsiaTheme="minorEastAsia" w:hAnsiTheme="minorHAnsi"/>
-              <w:noProof/>
-              <w:kern w:val="2"/>
-              <w:sz w:val="24"/>
-              <w:szCs w:val="24"/>
-              <w:lang w:val="en-NZ" w:eastAsia="en-NZ"/>
-              <w14:ligatures w14:val="standardContextual"/>
-            </w:rPr>
-          </w:pPr>
-          <w:hyperlink w:anchor="_Toc236991263" w:history="1">
-            <w:r>
-              <w:rPr>
-                <w:rStyle w:val="Hyperlink"/>
-                <w:noProof/>
-              </w:rPr>
-              <w:t>Appendix B</w:t>
-            </w:r>
-            <w:r>
-              <w:rPr>
-                <w:noProof/>
-                <w:webHidden/>
-              </w:rPr>
-              <w:tab/>
-            </w:r>
-            <w:r>
-              <w:rPr>
-                <w:noProof/>
-                <w:webHidden/>
-              </w:rPr>
-              <w:fldChar w:fldCharType="begin"/>
-            </w:r>
-            <w:r>
-              <w:rPr>
-                <w:noProof/>
-                <w:webHidden/>
-              </w:rPr>
-              <w:instrText xml:space="preserve"> PAGEREF _Toc236991263 \h </w:instrText>
-            </w:r>
-            <w:r>
-              <w:rPr>
-                <w:noProof/>
-                <w:webHidden/>
-              </w:rPr>
-            </w:r>
-            <w:r>
-              <w:rPr>
-                <w:noProof/>
-                <w:webHidden/>
-              </w:rPr>
-              <w:fldChar w:fldCharType="separate"/>
-            </w:r>
-            <w:r>
-              <w:rPr>
-                <w:noProof/>
-                <w:webHidden/>
-              </w:rPr>
-              <w:t>14</w:t>
-            </w:r>
-            <w:r>
-              <w:rPr>
-                <w:noProof/>
-                <w:webHidden/>
-              </w:rPr>
-              <w:fldChar w:fldCharType="end"/>
-            </w:r>
-          </w:hyperlink>
-        </w:p>
-        <w:p>
-          <w:pPr>
-            <w:pStyle w:val="TOC1"/>
-            <w:tabs>
-              <w:tab w:val="right" w:leader="dot" w:pos="10456"/>
-            </w:tabs>
-            <w:rPr>
-              <w:rFonts w:asciiTheme="minorHAnsi" w:eastAsiaTheme="minorEastAsia" w:hAnsiTheme="minorHAnsi"/>
-              <w:noProof/>
-              <w:kern w:val="2"/>
-              <w:sz w:val="24"/>
-              <w:szCs w:val="24"/>
-              <w:lang w:val="en-NZ" w:eastAsia="en-NZ"/>
-              <w14:ligatures w14:val="standardContextual"/>
-            </w:rPr>
-          </w:pPr>
-          <w:hyperlink w:anchor="_Toc236991264" w:history="1">
-            <w:r>
-              <w:rPr>
-                <w:rStyle w:val="Hyperlink"/>
-                <w:noProof/>
-              </w:rPr>
-              <w:t>The Parties</w:t>
-            </w:r>
-            <w:r>
-              <w:rPr>
-                <w:noProof/>
-                <w:webHidden/>
-              </w:rPr>
-              <w:tab/>
-            </w:r>
-            <w:r>
-              <w:rPr>
-                <w:noProof/>
-                <w:webHidden/>
-              </w:rPr>
-              <w:fldChar w:fldCharType="begin"/>
-            </w:r>
-            <w:r>
-              <w:rPr>
-                <w:noProof/>
-                <w:webHidden/>
-              </w:rPr>
-              <w:instrText xml:space="preserve"> PAGEREF _Toc236991264 \h </w:instrText>
-            </w:r>
-            <w:r>
-              <w:rPr>
-                <w:noProof/>
-                <w:webHidden/>
-              </w:rPr>
-            </w:r>
-            <w:r>
-              <w:rPr>
-                <w:noProof/>
-                <w:webHidden/>
-              </w:rPr>
-              <w:fldChar w:fldCharType="separate"/>
-            </w:r>
-            <w:r>
-              <w:rPr>
-                <w:noProof/>
-                <w:webHidden/>
-              </w:rPr>
-              <w:t>14</w:t>
-            </w:r>
-            <w:r>
-              <w:rPr>
-                <w:noProof/>
-                <w:webHidden/>
-              </w:rPr>
-              <w:fldChar w:fldCharType="end"/>
-            </w:r>
-          </w:hyperlink>
-        </w:p>
-        <w:p>
-          <w:pPr>
-            <w:pStyle w:val="TOC1"/>
-            <w:tabs>
-              <w:tab w:val="right" w:leader="dot" w:pos="10456"/>
-            </w:tabs>
-            <w:rPr>
-              <w:rFonts w:asciiTheme="minorHAnsi" w:eastAsiaTheme="minorEastAsia" w:hAnsiTheme="minorHAnsi"/>
-              <w:noProof/>
-              <w:kern w:val="2"/>
-              <w:sz w:val="24"/>
-              <w:szCs w:val="24"/>
-              <w:lang w:val="en-NZ" w:eastAsia="en-NZ"/>
-              <w14:ligatures w14:val="standardContextual"/>
-            </w:rPr>
-          </w:pPr>
-          <w:hyperlink w:anchor="_Toc236991265" w:history="1">
-            <w:r>
-              <w:rPr>
-                <w:rStyle w:val="Hyperlink"/>
-                <w:noProof/>
-              </w:rPr>
-              <w:t>2. Undertakings</w:t>
-            </w:r>
-            <w:r>
-              <w:rPr>
-                <w:noProof/>
-                <w:webHidden/>
-              </w:rPr>
-              <w:tab/>
-            </w:r>
-            <w:r>
-              <w:rPr>
-                <w:noProof/>
-                <w:webHidden/>
-              </w:rPr>
-              <w:fldChar w:fldCharType="begin"/>
-            </w:r>
-            <w:r>
-              <w:rPr>
-                <w:noProof/>
-                <w:webHidden/>
-              </w:rPr>
-              <w:instrText xml:space="preserve"> PAGEREF _Toc236991265 \h </w:instrText>
-            </w:r>
-            <w:r>
-              <w:rPr>
-                <w:noProof/>
-                <w:webHidden/>
-              </w:rPr>
-            </w:r>
-            <w:r>
-              <w:rPr>
-                <w:noProof/>
-                <w:webHidden/>
-              </w:rPr>
-              <w:fldChar w:fldCharType="separate"/>
-            </w:r>
-            <w:r>
-              <w:rPr>
-                <w:noProof/>
-                <w:webHidden/>
-              </w:rPr>
-              <w:t>15</w:t>
-            </w:r>
-            <w:r>
-              <w:rPr>
-                <w:noProof/>
-                <w:webHidden/>
-              </w:rPr>
-              <w:fldChar w:fldCharType="end"/>
-            </w:r>
-          </w:hyperlink>
-        </w:p>
-        <w:p>
-          <w:pPr>
-            <w:pStyle w:val="TOC1"/>
-            <w:tabs>
-              <w:tab w:val="left" w:pos="480"/>
-              <w:tab w:val="right" w:leader="dot" w:pos="10456"/>
-            </w:tabs>
-            <w:rPr>
-              <w:rFonts w:asciiTheme="minorHAnsi" w:eastAsiaTheme="minorEastAsia" w:hAnsiTheme="minorHAnsi"/>
-              <w:noProof/>
-              <w:kern w:val="2"/>
-              <w:sz w:val="24"/>
-              <w:szCs w:val="24"/>
-              <w:lang w:val="en-NZ" w:eastAsia="en-NZ"/>
-              <w14:ligatures w14:val="standardContextual"/>
-            </w:rPr>
-          </w:pPr>
-          <w:hyperlink w:anchor="_Toc236991266" w:history="1">
-            <w:r>
-              <w:rPr>
-                <w:rStyle w:val="Hyperlink"/>
-                <w:noProof/>
-              </w:rPr>
-              <w:t xml:space="preserve">3 </w:t>
-            </w:r>
-            <w:r>
-              <w:rPr>
-                <w:rFonts w:asciiTheme="minorHAnsi" w:eastAsiaTheme="minorEastAsia" w:hAnsiTheme="minorHAnsi"/>
-                <w:noProof/>
-                <w:kern w:val="2"/>
-                <w:sz w:val="24"/>
-                <w:szCs w:val="24"/>
-                <w:lang w:val="en-NZ" w:eastAsia="en-NZ"/>
-                <w14:ligatures w14:val="standardContextual"/>
-              </w:rPr>
-              <w:tab/>
-            </w:r>
-            <w:r>
-              <w:rPr>
-                <w:rStyle w:val="Hyperlink"/>
-                <w:noProof/>
-              </w:rPr>
-              <w:t>Copyright, Patents, Trade Marks and other Intellectual Property Rights</w:t>
-            </w:r>
-            <w:r>
-              <w:rPr>
-                <w:noProof/>
-                <w:webHidden/>
-              </w:rPr>
-              <w:tab/>
-            </w:r>
-            <w:r>
-              <w:rPr>
-                <w:noProof/>
-                <w:webHidden/>
-              </w:rPr>
-              <w:fldChar w:fldCharType="begin"/>
-            </w:r>
-            <w:r>
-              <w:rPr>
-                <w:noProof/>
-                <w:webHidden/>
-              </w:rPr>
-              <w:instrText xml:space="preserve"> PAGEREF _Toc236991266 \h </w:instrText>
-            </w:r>
-            <w:r>
-              <w:rPr>
-                <w:noProof/>
-                <w:webHidden/>
-              </w:rPr>
-            </w:r>
-            <w:r>
-              <w:rPr>
-                <w:noProof/>
-                <w:webHidden/>
-              </w:rPr>
-              <w:fldChar w:fldCharType="separate"/>
-            </w:r>
-            <w:r>
-              <w:rPr>
-                <w:noProof/>
-                <w:webHidden/>
-              </w:rPr>
-              <w:t>16</w:t>
-            </w:r>
-            <w:r>
-              <w:rPr>
-                <w:noProof/>
-                <w:webHidden/>
-              </w:rPr>
-              <w:fldChar w:fldCharType="end"/>
-            </w:r>
-          </w:hyperlink>
-        </w:p>
-        <w:p>
-          <w:pPr>
-            <w:pStyle w:val="TOC1"/>
-            <w:tabs>
-              <w:tab w:val="left" w:pos="480"/>
-              <w:tab w:val="right" w:leader="dot" w:pos="10456"/>
-            </w:tabs>
-            <w:rPr>
-              <w:rFonts w:asciiTheme="minorHAnsi" w:eastAsiaTheme="minorEastAsia" w:hAnsiTheme="minorHAnsi"/>
-              <w:noProof/>
-              <w:kern w:val="2"/>
-              <w:sz w:val="24"/>
-              <w:szCs w:val="24"/>
-              <w:lang w:val="en-NZ" w:eastAsia="en-NZ"/>
-              <w14:ligatures w14:val="standardContextual"/>
-            </w:rPr>
-          </w:pPr>
-          <w:hyperlink w:anchor="_Toc236991267" w:history="1">
-            <w:r>
-              <w:rPr>
-                <w:rStyle w:val="Hyperlink"/>
-                <w:noProof/>
-              </w:rPr>
-              <w:t xml:space="preserve">4 </w:t>
-            </w:r>
-            <w:r>
-              <w:rPr>
-                <w:rFonts w:asciiTheme="minorHAnsi" w:eastAsiaTheme="minorEastAsia" w:hAnsiTheme="minorHAnsi"/>
-                <w:noProof/>
-                <w:kern w:val="2"/>
-                <w:sz w:val="24"/>
-                <w:szCs w:val="24"/>
-                <w:lang w:val="en-NZ" w:eastAsia="en-NZ"/>
-                <w14:ligatures w14:val="standardContextual"/>
-              </w:rPr>
-              <w:tab/>
-            </w:r>
-            <w:r>
-              <w:rPr>
-                <w:rStyle w:val="Hyperlink"/>
-                <w:noProof/>
-              </w:rPr>
-              <w:t>Confidential Information</w:t>
-            </w:r>
-            <w:r>
-              <w:rPr>
-                <w:noProof/>
-                <w:webHidden/>
-              </w:rPr>
-              <w:tab/>
-            </w:r>
-            <w:r>
-              <w:rPr>
-                <w:noProof/>
-                <w:webHidden/>
-              </w:rPr>
-              <w:fldChar w:fldCharType="begin"/>
-            </w:r>
-            <w:r>
-              <w:rPr>
-                <w:noProof/>
-                <w:webHidden/>
-              </w:rPr>
-              <w:instrText xml:space="preserve"> PAGEREF _Toc236991267 \h </w:instrText>
-            </w:r>
-            <w:r>
-              <w:rPr>
-                <w:noProof/>
-                <w:webHidden/>
-              </w:rPr>
-            </w:r>
-            <w:r>
-              <w:rPr>
-                <w:noProof/>
-                <w:webHidden/>
-              </w:rPr>
-              <w:fldChar w:fldCharType="separate"/>
-            </w:r>
-            <w:r>
-              <w:rPr>
-                <w:noProof/>
-                <w:webHidden/>
-              </w:rPr>
-              <w:t>16</w:t>
-            </w:r>
-            <w:r>
-              <w:rPr>
-                <w:noProof/>
-                <w:webHidden/>
-              </w:rPr>
-              <w:fldChar w:fldCharType="end"/>
-            </w:r>
-          </w:hyperlink>
-        </w:p>
-        <w:p>
-          <w:pPr>
-            <w:pStyle w:val="TOC1"/>
-            <w:tabs>
-              <w:tab w:val="left" w:pos="480"/>
-              <w:tab w:val="right" w:leader="dot" w:pos="10456"/>
-            </w:tabs>
-            <w:rPr>
-              <w:rFonts w:asciiTheme="minorHAnsi" w:eastAsiaTheme="minorEastAsia" w:hAnsiTheme="minorHAnsi"/>
-              <w:noProof/>
-              <w:kern w:val="2"/>
-              <w:sz w:val="24"/>
-              <w:szCs w:val="24"/>
-              <w:lang w:val="en-NZ" w:eastAsia="en-NZ"/>
-              <w14:ligatures w14:val="standardContextual"/>
-            </w:rPr>
-          </w:pPr>
-          <w:hyperlink w:anchor="_Toc236991268" w:history="1">
-            <w:r>
-              <w:rPr>
-                <w:rStyle w:val="Hyperlink"/>
-                <w:noProof/>
-              </w:rPr>
-              <w:t xml:space="preserve">5 </w:t>
-            </w:r>
-            <w:r>
-              <w:rPr>
-                <w:rFonts w:asciiTheme="minorHAnsi" w:eastAsiaTheme="minorEastAsia" w:hAnsiTheme="minorHAnsi"/>
-                <w:noProof/>
-                <w:kern w:val="2"/>
-                <w:sz w:val="24"/>
-                <w:szCs w:val="24"/>
-                <w:lang w:val="en-NZ" w:eastAsia="en-NZ"/>
-                <w14:ligatures w14:val="standardContextual"/>
-              </w:rPr>
-              <w:tab/>
-            </w:r>
-            <w:r>
-              <w:rPr>
-                <w:rStyle w:val="Hyperlink"/>
-                <w:noProof/>
-              </w:rPr>
-              <w:t>Intellectual Property Rights</w:t>
-            </w:r>
-            <w:r>
-              <w:rPr>
-                <w:noProof/>
-                <w:webHidden/>
-              </w:rPr>
-              <w:tab/>
-            </w:r>
-            <w:r>
-              <w:rPr>
-                <w:noProof/>
-                <w:webHidden/>
-              </w:rPr>
-              <w:fldChar w:fldCharType="begin"/>
-            </w:r>
-            <w:r>
-              <w:rPr>
-                <w:noProof/>
-                <w:webHidden/>
-              </w:rPr>
-              <w:instrText xml:space="preserve"> PAGEREF _Toc236991268 \h </w:instrText>
-            </w:r>
-            <w:r>
-              <w:rPr>
-                <w:noProof/>
-                <w:webHidden/>
-              </w:rPr>
-            </w:r>
-            <w:r>
-              <w:rPr>
-                <w:noProof/>
-                <w:webHidden/>
-              </w:rPr>
-              <w:fldChar w:fldCharType="separate"/>
-            </w:r>
-            <w:r>
-              <w:rPr>
-                <w:noProof/>
-                <w:webHidden/>
-              </w:rPr>
               <w:t>17</w:t>
-            </w:r>
-            <w:r>
-              <w:rPr>
-                <w:noProof/>
-                <w:webHidden/>
-              </w:rPr>
-              <w:fldChar w:fldCharType="end"/>
-            </w:r>
-          </w:hyperlink>
-        </w:p>
-        <w:p>
-          <w:pPr>
-            <w:pStyle w:val="TOC1"/>
-            <w:tabs>
-              <w:tab w:val="left" w:pos="480"/>
-              <w:tab w:val="right" w:leader="dot" w:pos="10456"/>
-            </w:tabs>
-            <w:rPr>
-              <w:rFonts w:asciiTheme="minorHAnsi" w:eastAsiaTheme="minorEastAsia" w:hAnsiTheme="minorHAnsi"/>
-              <w:noProof/>
-              <w:kern w:val="2"/>
-              <w:sz w:val="24"/>
-              <w:szCs w:val="24"/>
-              <w:lang w:val="en-NZ" w:eastAsia="en-NZ"/>
-              <w14:ligatures w14:val="standardContextual"/>
-            </w:rPr>
-          </w:pPr>
-          <w:hyperlink w:anchor="_Toc236991269" w:history="1">
-            <w:r>
-              <w:rPr>
-                <w:rStyle w:val="Hyperlink"/>
-                <w:noProof/>
-              </w:rPr>
-              <w:t xml:space="preserve">6 </w:t>
-            </w:r>
-            <w:r>
-              <w:rPr>
-                <w:rFonts w:asciiTheme="minorHAnsi" w:eastAsiaTheme="minorEastAsia" w:hAnsiTheme="minorHAnsi"/>
-                <w:noProof/>
-                <w:kern w:val="2"/>
-                <w:sz w:val="24"/>
-                <w:szCs w:val="24"/>
-                <w:lang w:val="en-NZ" w:eastAsia="en-NZ"/>
-                <w14:ligatures w14:val="standardContextual"/>
-              </w:rPr>
-              <w:tab/>
-            </w:r>
-            <w:r>
-              <w:rPr>
-                <w:rStyle w:val="Hyperlink"/>
-                <w:noProof/>
-              </w:rPr>
-              <w:t>Signatures</w:t>
-            </w:r>
-            <w:r>
-              <w:rPr>
-                <w:noProof/>
-                <w:webHidden/>
-              </w:rPr>
-              <w:tab/>
-            </w:r>
-            <w:r>
-              <w:rPr>
-                <w:noProof/>
-                <w:webHidden/>
-              </w:rPr>
-              <w:fldChar w:fldCharType="begin"/>
-            </w:r>
-            <w:r>
-              <w:rPr>
-                <w:noProof/>
-                <w:webHidden/>
-              </w:rPr>
-              <w:instrText xml:space="preserve"> PAGEREF _Toc236991269 \h </w:instrText>
-            </w:r>
-            <w:r>
-              <w:rPr>
-                <w:noProof/>
-                <w:webHidden/>
-              </w:rPr>
-            </w:r>
-            <w:r>
-              <w:rPr>
-                <w:noProof/>
-                <w:webHidden/>
-              </w:rPr>
-              <w:fldChar w:fldCharType="separate"/>
-            </w:r>
-            <w:r>
-              <w:rPr>
-                <w:noProof/>
-                <w:webHidden/>
-              </w:rPr>
-              <w:t>18</w:t>
-            </w:r>
-            <w:r>
-              <w:rPr>
-                <w:noProof/>
-                <w:webHidden/>
-              </w:rPr>
-              <w:fldChar w:fldCharType="end"/>
-            </w:r>
-          </w:hyperlink>
-        </w:p>
-        <w:p>
-          <w:pPr>
-            <w:pStyle w:val="TOC2"/>
-            <w:tabs>
-              <w:tab w:val="right" w:leader="dot" w:pos="10456"/>
-            </w:tabs>
-            <w:rPr>
-              <w:rFonts w:asciiTheme="minorHAnsi" w:eastAsiaTheme="minorEastAsia" w:hAnsiTheme="minorHAnsi"/>
-              <w:noProof/>
-              <w:kern w:val="2"/>
-              <w:sz w:val="24"/>
-              <w:szCs w:val="24"/>
-              <w:lang w:val="en-NZ" w:eastAsia="en-NZ"/>
-              <w14:ligatures w14:val="standardContextual"/>
-            </w:rPr>
-          </w:pPr>
-          <w:hyperlink w:anchor="_Toc236991270" w:history="1">
-            <w:r>
-              <w:rPr>
-                <w:rStyle w:val="Hyperlink"/>
-                <w:noProof/>
-              </w:rPr>
-              <w:t>Appendix C</w:t>
-            </w:r>
-            <w:r>
-              <w:rPr>
-                <w:noProof/>
-                <w:webHidden/>
-              </w:rPr>
-              <w:tab/>
-            </w:r>
-            <w:r>
-              <w:rPr>
-                <w:noProof/>
-                <w:webHidden/>
-              </w:rPr>
-              <w:fldChar w:fldCharType="begin"/>
-            </w:r>
-            <w:r>
-              <w:rPr>
-                <w:noProof/>
-                <w:webHidden/>
-              </w:rPr>
-              <w:instrText xml:space="preserve"> PAGEREF _Toc236991270 \h </w:instrText>
-            </w:r>
-            <w:r>
-              <w:rPr>
-                <w:noProof/>
-                <w:webHidden/>
-              </w:rPr>
-            </w:r>
-            <w:r>
-              <w:rPr>
-                <w:noProof/>
-                <w:webHidden/>
-              </w:rPr>
-              <w:fldChar w:fldCharType="separate"/>
-            </w:r>
-            <w:r>
-              <w:rPr>
-                <w:noProof/>
-                <w:webHidden/>
-              </w:rPr>
-              <w:t>19</w:t>
-            </w:r>
-            <w:r>
-              <w:rPr>
-                <w:noProof/>
-                <w:webHidden/>
-              </w:rPr>
-              <w:fldChar w:fldCharType="end"/>
-            </w:r>
-          </w:hyperlink>
-        </w:p>
-        <w:p>
-          <w:pPr>
-            <w:pStyle w:val="TOC2"/>
-            <w:tabs>
-              <w:tab w:val="right" w:leader="dot" w:pos="10456"/>
-            </w:tabs>
-            <w:rPr>
-              <w:rFonts w:asciiTheme="minorHAnsi" w:eastAsiaTheme="minorEastAsia" w:hAnsiTheme="minorHAnsi"/>
-              <w:noProof/>
-              <w:kern w:val="2"/>
-              <w:sz w:val="24"/>
-              <w:szCs w:val="24"/>
-              <w:lang w:val="en-NZ" w:eastAsia="en-NZ"/>
-              <w14:ligatures w14:val="standardContextual"/>
-            </w:rPr>
-          </w:pPr>
-          <w:hyperlink w:anchor="_Toc236991271" w:history="1">
-            <w:r>
-              <w:rPr>
-                <w:rStyle w:val="Hyperlink"/>
-                <w:noProof/>
-              </w:rPr>
-              <w:t>Appendix D</w:t>
-            </w:r>
-            <w:r>
-              <w:rPr>
-                <w:noProof/>
-                <w:webHidden/>
-              </w:rPr>
-              <w:tab/>
-            </w:r>
-            <w:r>
-              <w:rPr>
-                <w:noProof/>
-                <w:webHidden/>
-              </w:rPr>
-              <w:fldChar w:fldCharType="begin"/>
-            </w:r>
-            <w:r>
-              <w:rPr>
-                <w:noProof/>
-                <w:webHidden/>
-              </w:rPr>
-              <w:instrText xml:space="preserve"> PAGEREF _Toc236991271 \h </w:instrText>
-            </w:r>
-            <w:r>
-              <w:rPr>
-                <w:noProof/>
-                <w:webHidden/>
-              </w:rPr>
-            </w:r>
-            <w:r>
-              <w:rPr>
-                <w:noProof/>
-                <w:webHidden/>
-              </w:rPr>
-              <w:fldChar w:fldCharType="separate"/>
-            </w:r>
-            <w:r>
-              <w:rPr>
-                <w:noProof/>
-                <w:webHidden/>
-              </w:rPr>
-              <w:t>19</w:t>
             </w:r>
             <w:r>
               <w:rPr>
@@ -6133,13 +6473,11 @@
     </w:sdt>
     <w:p/>
     <w:p/>
-    <w:p/>
-    <w:p/>
     <w:p>
       <w:pPr>
         <w:pStyle w:val="Heading1"/>
       </w:pPr>
-      <w:bookmarkStart w:id="0" w:name="_Toc236991241"/>
+      <w:bookmarkStart w:id="0" w:name="_Toc236998454"/>
       <w:r>
         <w:lastRenderedPageBreak/>
         <w:t>Project Objective</w:t>
@@ -6150,7 +6488,7 @@
       <w:pPr>
         <w:pStyle w:val="Heading2"/>
       </w:pPr>
-      <w:bookmarkStart w:id="1" w:name="_Toc236991242"/>
+      <w:bookmarkStart w:id="1" w:name="_Toc236998455"/>
       <w:r>
         <w:t>Client background</w:t>
       </w:r>
@@ -6219,10 +6557,18 @@
         <w:pStyle w:val="TNR"/>
       </w:pPr>
       <w:r>
-        <w:t xml:space="preserve">The key problem they would like solved is the comparison of traditional forensic tools to AI versions of forensic tools so that we may develop an analysis of whether or not AI is a worthwhile venture for forensics or if it uses an unreasonable </w:t>
+        <w:t xml:space="preserve">The key problem they would like solved is the comparison of traditional forensic tools to AI versions of forensic tools so that we may develop an analysis of </w:t>
       </w:r>
       <w:proofErr w:type="gramStart"/>
       <w:r>
+        <w:t>whether or not</w:t>
+      </w:r>
+      <w:proofErr w:type="gramEnd"/>
+      <w:r>
+        <w:t xml:space="preserve"> AI is a worthwhile venture for forensics or if it uses an unreasonable </w:t>
+      </w:r>
+      <w:proofErr w:type="gramStart"/>
+      <w:r>
         <w:t>amount</w:t>
       </w:r>
       <w:proofErr w:type="gramEnd"/>
@@ -6234,7 +6580,7 @@
       <w:pPr>
         <w:pStyle w:val="Heading2"/>
       </w:pPr>
-      <w:bookmarkStart w:id="2" w:name="_Toc236991243"/>
+      <w:bookmarkStart w:id="2" w:name="_Toc236998456"/>
       <w:r>
         <w:t>Deliverables</w:t>
       </w:r>
@@ -6252,7 +6598,7 @@
       <w:pPr>
         <w:pStyle w:val="Heading2"/>
       </w:pPr>
-      <w:bookmarkStart w:id="3" w:name="_Toc236991244"/>
+      <w:bookmarkStart w:id="3" w:name="_Toc236998457"/>
       <w:r>
         <w:t>Must haves</w:t>
       </w:r>
@@ -6270,7 +6616,7 @@
       <w:pPr>
         <w:pStyle w:val="Heading2"/>
       </w:pPr>
-      <w:bookmarkStart w:id="4" w:name="_Toc236991245"/>
+      <w:bookmarkStart w:id="4" w:name="_Toc236998458"/>
       <w:r>
         <w:t>Nice to haves</w:t>
       </w:r>
@@ -6327,57 +6673,9 @@
     <w:p>
       <w:pPr>
         <w:pStyle w:val="TNR"/>
-        <w:rPr>
-          <w:color w:val="EE0000"/>
-        </w:rPr>
-      </w:pPr>
-      <w:r>
-        <w:rPr>
-          <w:color w:val="EE0000"/>
-        </w:rPr>
-        <w:t xml:space="preserve">As </w:t>
-      </w:r>
-      <w:r>
-        <w:rPr>
-          <w:color w:val="EE0000"/>
-        </w:rPr>
-        <w:t xml:space="preserve">Digital forensics is often categorised within incident response, we </w:t>
-      </w:r>
-      <w:r>
-        <w:rPr>
-          <w:color w:val="EE0000"/>
-        </w:rPr>
-        <w:t xml:space="preserve">may touch upon </w:t>
-      </w:r>
-      <w:r>
-        <w:rPr>
-          <w:color w:val="EE0000"/>
-        </w:rPr>
-        <w:t xml:space="preserve">evidence collection aspects, but will not </w:t>
-      </w:r>
-      <w:r>
-        <w:rPr>
-          <w:color w:val="EE0000"/>
-        </w:rPr>
-        <w:t xml:space="preserve">be addressing any </w:t>
-      </w:r>
-      <w:r>
-        <w:rPr>
-          <w:color w:val="EE0000"/>
-        </w:rPr>
-        <w:t>time-sensitive aspects of incident response</w:t>
-      </w:r>
-      <w:r>
-        <w:rPr>
-          <w:color w:val="EE0000"/>
-        </w:rPr>
-        <w:t xml:space="preserve">, as we are not </w:t>
-      </w:r>
-      <w:r>
-        <w:rPr>
-          <w:color w:val="EE0000"/>
-        </w:rPr>
-        <w:t xml:space="preserve">responding to any incident nor are performing forensics for any third party besides our client, Geoff Gordon. </w:t>
+      </w:pPr>
+      <w:r>
+        <w:t>We are not interested in our model’s abilities to generate reports, or come to conclusions based on our evidence, our investigation into the efficacy of these tools is in their empirical capacity. Essentially their usefulness to an examiner as opposed to an investigator.</w:t>
       </w:r>
     </w:p>
     <w:p>
@@ -6389,7 +6687,7 @@
       <w:pPr>
         <w:pStyle w:val="Heading2"/>
       </w:pPr>
-      <w:bookmarkStart w:id="5" w:name="_Toc236991246"/>
+      <w:bookmarkStart w:id="5" w:name="_Toc236998459"/>
       <w:r>
         <w:lastRenderedPageBreak/>
         <w:t>Scope</w:t>
@@ -6600,7 +6898,7 @@
       <w:pPr>
         <w:pStyle w:val="Heading1"/>
       </w:pPr>
-      <w:bookmarkStart w:id="6" w:name="_Toc236991247"/>
+      <w:bookmarkStart w:id="6" w:name="_Toc236998460"/>
       <w:r>
         <w:lastRenderedPageBreak/>
         <w:t>Project Plan</w:t>
@@ -6611,7 +6909,7 @@
       <w:pPr>
         <w:pStyle w:val="Heading2"/>
       </w:pPr>
-      <w:bookmarkStart w:id="7" w:name="_Toc236991248"/>
+      <w:bookmarkStart w:id="7" w:name="_Toc236998461"/>
       <w:r>
         <w:t>Methodology</w:t>
       </w:r>
@@ -6621,9 +6919,11 @@
       <w:pPr>
         <w:pStyle w:val="Heading3"/>
       </w:pPr>
+      <w:bookmarkStart w:id="8" w:name="_Toc236998462"/>
       <w:r>
         <w:t>Kanban</w:t>
       </w:r>
+      <w:bookmarkEnd w:id="8"/>
     </w:p>
     <w:p>
       <w:pPr>
@@ -6670,9 +6970,11 @@
       <w:pPr>
         <w:pStyle w:val="Heading3"/>
       </w:pPr>
+      <w:bookmarkStart w:id="9" w:name="_Toc236998463"/>
       <w:r>
         <w:t>NIST CTFF</w:t>
       </w:r>
+      <w:bookmarkEnd w:id="9"/>
     </w:p>
     <w:p>
       <w:pPr>
@@ -6682,13 +6984,7 @@
         <w:t xml:space="preserve">The Testing Methodology that we have selected is the Computer Forensic Tool Testing </w:t>
       </w:r>
       <w:r>
-        <w:t>(</w:t>
-      </w:r>
-      <w:r>
-        <w:t>CFTT</w:t>
-      </w:r>
-      <w:r>
-        <w:t>) p</w:t>
+        <w:t>(CFTT) p</w:t>
       </w:r>
       <w:r>
         <w:t xml:space="preserve">rocess by </w:t>
@@ -6856,11 +7152,11 @@
       <w:pPr>
         <w:pStyle w:val="Heading2"/>
       </w:pPr>
-      <w:bookmarkStart w:id="8" w:name="_Toc236991250"/>
+      <w:bookmarkStart w:id="10" w:name="_Toc236998464"/>
       <w:r>
         <w:t>Technologies</w:t>
       </w:r>
-      <w:bookmarkEnd w:id="8"/>
+      <w:bookmarkEnd w:id="10"/>
     </w:p>
     <w:p>
       <w:pPr>
@@ -6937,11 +7233,11 @@
       <w:pPr>
         <w:pStyle w:val="Heading2"/>
       </w:pPr>
-      <w:bookmarkStart w:id="9" w:name="_Toc236991251"/>
+      <w:bookmarkStart w:id="11" w:name="_Toc236998465"/>
       <w:r>
         <w:t>Project budget</w:t>
       </w:r>
-      <w:bookmarkEnd w:id="9"/>
+      <w:bookmarkEnd w:id="11"/>
     </w:p>
     <w:p>
       <w:pPr>
@@ -6987,62 +7283,62 @@
       <w:pPr>
         <w:pStyle w:val="Heading1"/>
       </w:pPr>
-      <w:bookmarkStart w:id="10" w:name="_Toc236665775"/>
-      <w:bookmarkStart w:id="11" w:name="_Toc236991252"/>
+      <w:bookmarkStart w:id="12" w:name="_Toc236665775"/>
+      <w:bookmarkStart w:id="13" w:name="_Toc236998466"/>
       <w:r>
         <w:lastRenderedPageBreak/>
         <w:t>Project Personnel</w:t>
       </w:r>
-      <w:bookmarkEnd w:id="10"/>
-      <w:bookmarkEnd w:id="11"/>
-    </w:p>
-    <w:p>
-      <w:pPr>
-        <w:pStyle w:val="Heading2"/>
-      </w:pPr>
-      <w:bookmarkStart w:id="12" w:name="_Toc236665776"/>
-      <w:bookmarkStart w:id="13" w:name="_Toc236991253"/>
-      <w:r>
-        <w:t>Client details including organisation</w:t>
-      </w:r>
       <w:bookmarkEnd w:id="12"/>
       <w:bookmarkEnd w:id="13"/>
     </w:p>
     <w:p>
       <w:pPr>
-        <w:pStyle w:val="TNR"/>
-      </w:pPr>
-      <w:r>
-        <w:t xml:space="preserve">Geoff Gordon is a staff member of </w:t>
-      </w:r>
-      <w:proofErr w:type="spellStart"/>
-      <w:r>
-        <w:t>WelTec</w:t>
-      </w:r>
-      <w:proofErr w:type="spellEnd"/>
-      <w:r>
-        <w:t>, he provides technical networking expertise in the context of the tertiary environment. He has familiarity, curiosity and deep interest in AI models and their behaviour, as well as their associated hardware/platforms. He is interested in whether AI is has a place in the field of digital forensics.</w:t>
-      </w:r>
-    </w:p>
-    <w:p>
-      <w:pPr>
-        <w:pStyle w:val="TNR"/>
-      </w:pPr>
-      <w:r>
-        <w:t xml:space="preserve">Geoff has been the client on multiple previous capstone IT projects with a focus on AI. One example is an AI chatbot for IT support at the school. </w:t>
-      </w:r>
-    </w:p>
-    <w:p>
-      <w:pPr>
         <w:pStyle w:val="Heading2"/>
       </w:pPr>
-      <w:bookmarkStart w:id="14" w:name="_Toc236665777"/>
-      <w:bookmarkStart w:id="15" w:name="_Toc236991254"/>
-      <w:r>
-        <w:t>Group Members</w:t>
+      <w:bookmarkStart w:id="14" w:name="_Toc236665776"/>
+      <w:bookmarkStart w:id="15" w:name="_Toc236998467"/>
+      <w:r>
+        <w:t>Client details including organisation</w:t>
       </w:r>
       <w:bookmarkEnd w:id="14"/>
       <w:bookmarkEnd w:id="15"/>
+    </w:p>
+    <w:p>
+      <w:pPr>
+        <w:pStyle w:val="TNR"/>
+      </w:pPr>
+      <w:r>
+        <w:t xml:space="preserve">Geoff Gordon is a staff member of </w:t>
+      </w:r>
+      <w:proofErr w:type="spellStart"/>
+      <w:r>
+        <w:t>WelTec</w:t>
+      </w:r>
+      <w:proofErr w:type="spellEnd"/>
+      <w:r>
+        <w:t>, he provides technical networking expertise in the context of the tertiary environment. He has familiarity, curiosity and deep interest in AI models and their behaviour, as well as their associated hardware/platforms. He is interested in whether AI is has a place in the field of digital forensics.</w:t>
+      </w:r>
+    </w:p>
+    <w:p>
+      <w:pPr>
+        <w:pStyle w:val="TNR"/>
+      </w:pPr>
+      <w:r>
+        <w:t xml:space="preserve">Geoff has been the client on multiple previous capstone IT projects with a focus on AI. One example is an AI chatbot for IT support at the school. </w:t>
+      </w:r>
+    </w:p>
+    <w:p>
+      <w:pPr>
+        <w:pStyle w:val="Heading2"/>
+      </w:pPr>
+      <w:bookmarkStart w:id="16" w:name="_Toc236665777"/>
+      <w:bookmarkStart w:id="17" w:name="_Toc236998468"/>
+      <w:r>
+        <w:t>Group Members</w:t>
+      </w:r>
+      <w:bookmarkEnd w:id="16"/>
+      <w:bookmarkEnd w:id="17"/>
     </w:p>
     <w:tbl>
       <w:tblPr>
@@ -7272,13 +7568,13 @@
       <w:pPr>
         <w:pStyle w:val="Heading2"/>
       </w:pPr>
-      <w:bookmarkStart w:id="16" w:name="_Toc236665778"/>
-      <w:bookmarkStart w:id="17" w:name="_Toc236991255"/>
+      <w:bookmarkStart w:id="18" w:name="_Toc236665778"/>
+      <w:bookmarkStart w:id="19" w:name="_Toc236998469"/>
       <w:r>
         <w:t>Project Advisor</w:t>
       </w:r>
-      <w:bookmarkEnd w:id="16"/>
-      <w:bookmarkEnd w:id="17"/>
+      <w:bookmarkEnd w:id="18"/>
+      <w:bookmarkEnd w:id="19"/>
     </w:p>
     <w:p>
       <w:pPr>
@@ -7292,11 +7588,13 @@
       <w:pPr>
         <w:pStyle w:val="Heading3"/>
       </w:pPr>
-      <w:bookmarkStart w:id="18" w:name="_Toc236665779"/>
+      <w:bookmarkStart w:id="20" w:name="_Toc236665779"/>
+      <w:bookmarkStart w:id="21" w:name="_Toc236998470"/>
       <w:r>
         <w:t>Communication plan</w:t>
       </w:r>
-      <w:bookmarkEnd w:id="18"/>
+      <w:bookmarkEnd w:id="20"/>
+      <w:bookmarkEnd w:id="21"/>
     </w:p>
     <w:tbl>
       <w:tblPr>
@@ -7644,16 +7942,16 @@
       <w:pPr>
         <w:pStyle w:val="Heading2"/>
       </w:pPr>
-      <w:bookmarkStart w:id="19" w:name="_Toc236665780"/>
-      <w:bookmarkStart w:id="20" w:name="_Toc236991256"/>
+      <w:bookmarkStart w:id="22" w:name="_Toc236665780"/>
+      <w:bookmarkStart w:id="23" w:name="_Toc236998471"/>
       <w:r>
         <w:t xml:space="preserve">General </w:t>
       </w:r>
       <w:r>
         <w:t>Conflict of Interest statement</w:t>
       </w:r>
-      <w:bookmarkEnd w:id="19"/>
-      <w:bookmarkEnd w:id="20"/>
+      <w:bookmarkEnd w:id="22"/>
+      <w:bookmarkEnd w:id="23"/>
     </w:p>
     <w:p>
       <w:pPr>
@@ -7699,13 +7997,13 @@
       <w:pPr>
         <w:pStyle w:val="Heading2"/>
       </w:pPr>
-      <w:bookmarkStart w:id="21" w:name="_Toc236665781"/>
-      <w:bookmarkStart w:id="22" w:name="_Toc236991257"/>
+      <w:bookmarkStart w:id="24" w:name="_Toc236665781"/>
+      <w:bookmarkStart w:id="25" w:name="_Toc236998472"/>
       <w:r>
         <w:t>RACI assessment matrix</w:t>
       </w:r>
-      <w:bookmarkEnd w:id="21"/>
-      <w:bookmarkEnd w:id="22"/>
+      <w:bookmarkEnd w:id="24"/>
+      <w:bookmarkEnd w:id="25"/>
     </w:p>
     <w:p>
       <w:pPr>
@@ -8723,7 +9021,7 @@
       <w:pPr>
         <w:pStyle w:val="Heading1"/>
       </w:pPr>
-      <w:bookmarkStart w:id="23" w:name="_Toc236991258"/>
+      <w:bookmarkStart w:id="26" w:name="_Toc236998473"/>
       <w:r>
         <w:lastRenderedPageBreak/>
         <w:t>P</w:t>
@@ -8731,7 +9029,7 @@
       <w:r>
         <w:t>roject timeline and milestones</w:t>
       </w:r>
-      <w:bookmarkEnd w:id="23"/>
+      <w:bookmarkEnd w:id="26"/>
     </w:p>
     <w:p>
       <w:pPr>
@@ -8983,11 +9281,11 @@
       <w:pPr>
         <w:pStyle w:val="Heading1"/>
       </w:pPr>
-      <w:bookmarkStart w:id="24" w:name="_Toc236991259"/>
+      <w:bookmarkStart w:id="27" w:name="_Toc236998474"/>
       <w:r>
         <w:t>Project Risk Analysis</w:t>
       </w:r>
-      <w:bookmarkEnd w:id="24"/>
+      <w:bookmarkEnd w:id="27"/>
     </w:p>
     <w:tbl>
       <w:tblPr>
@@ -10799,11 +11097,11 @@
     <w:p/>
     <w:p/>
     <w:p/>
-    <w:bookmarkStart w:id="25" w:name="_Toc236991260" w:displacedByCustomXml="next"/>
+    <w:bookmarkStart w:id="28" w:name="_Toc236998475" w:displacedByCustomXml="next"/>
     <w:sdt>
       <w:sdtPr>
         <w:rPr>
-          <w:rFonts w:eastAsiaTheme="minorHAnsi" w:cstheme="minorBidi"/>
+          <w:rFonts w:ascii="Times New Roman" w:eastAsiaTheme="minorHAnsi" w:hAnsi="Times New Roman" w:cstheme="minorBidi"/>
           <w:b w:val="0"/>
           <w:bCs w:val="0"/>
           <w:kern w:val="0"/>
@@ -10821,7 +11119,6 @@
       </w:sdtPr>
       <w:sdtEndPr>
         <w:rPr>
-          <w:rFonts w:ascii="Times New Roman" w:hAnsi="Times New Roman"/>
           <w:sz w:val="24"/>
           <w:lang w:val="en-NZ"/>
         </w:rPr>
@@ -10834,14 +11131,13 @@
           <w:r>
             <w:t>References</w:t>
           </w:r>
-          <w:bookmarkEnd w:id="25"/>
+          <w:bookmarkEnd w:id="28"/>
         </w:p>
         <w:sdt>
           <w:sdtPr>
             <w:id w:val="-573587230"/>
             <w:bibliography/>
           </w:sdtPr>
-          <w:sdtEndPr/>
           <w:sdtContent>
             <w:p>
               <w:pPr>
@@ -11105,22 +11401,22 @@
       <w:pPr>
         <w:pStyle w:val="Heading1"/>
       </w:pPr>
-      <w:bookmarkStart w:id="26" w:name="_Toc236991261"/>
+      <w:bookmarkStart w:id="29" w:name="_Toc236998476"/>
       <w:r>
         <w:lastRenderedPageBreak/>
         <w:t>Appendices</w:t>
       </w:r>
-      <w:bookmarkEnd w:id="26"/>
+      <w:bookmarkEnd w:id="29"/>
     </w:p>
     <w:p>
       <w:pPr>
         <w:pStyle w:val="Heading2"/>
       </w:pPr>
-      <w:bookmarkStart w:id="27" w:name="_Toc236991262"/>
+      <w:bookmarkStart w:id="30" w:name="_Toc236998477"/>
       <w:r>
         <w:t>Appendix A</w:t>
       </w:r>
-      <w:bookmarkEnd w:id="27"/>
+      <w:bookmarkEnd w:id="30"/>
     </w:p>
     <w:p>
       <w:pPr>
@@ -11155,7 +11451,7 @@
                     <pic:cNvPicPr/>
                   </pic:nvPicPr>
                   <pic:blipFill>
-                    <a:blip r:embed="rId9"/>
+                    <a:blip r:embed="rId10"/>
                     <a:stretch>
                       <a:fillRect/>
                     </a:stretch>
@@ -11352,11 +11648,11 @@
       <w:pPr>
         <w:pStyle w:val="Heading2"/>
       </w:pPr>
-      <w:bookmarkStart w:id="28" w:name="_Toc236991263"/>
+      <w:bookmarkStart w:id="31" w:name="_Toc236998478"/>
       <w:r>
         <w:t>Appendix B</w:t>
       </w:r>
-      <w:bookmarkEnd w:id="28"/>
+      <w:bookmarkEnd w:id="31"/>
     </w:p>
     <w:p>
       <w:pPr>
@@ -11513,11 +11809,11 @@
         <w:pStyle w:val="Heading1"/>
         <w:ind w:left="279"/>
       </w:pPr>
-      <w:bookmarkStart w:id="29" w:name="_Toc236991264"/>
+      <w:bookmarkStart w:id="32" w:name="_Toc236998479"/>
       <w:r>
         <w:t>The Parties</w:t>
       </w:r>
-      <w:bookmarkEnd w:id="29"/>
+      <w:bookmarkEnd w:id="32"/>
       <w:r>
         <w:t xml:space="preserve"> </w:t>
       </w:r>
@@ -11784,12 +12080,12 @@
         <w:pStyle w:val="Heading1"/>
         <w:ind w:left="279"/>
       </w:pPr>
-      <w:bookmarkStart w:id="30" w:name="_Toc236991265"/>
+      <w:bookmarkStart w:id="33" w:name="_Toc236998480"/>
       <w:r>
         <w:lastRenderedPageBreak/>
         <w:t>2. Undertakings</w:t>
       </w:r>
-      <w:bookmarkEnd w:id="30"/>
+      <w:bookmarkEnd w:id="33"/>
       <w:r>
         <w:t xml:space="preserve"> </w:t>
       </w:r>
@@ -11894,7 +12190,7 @@
           <w:tab w:val="center" w:pos="4390"/>
         </w:tabs>
       </w:pPr>
-      <w:bookmarkStart w:id="31" w:name="_Toc236991266"/>
+      <w:bookmarkStart w:id="34" w:name="_Toc236998481"/>
       <w:r>
         <w:t xml:space="preserve">3 </w:t>
       </w:r>
@@ -11910,7 +12206,7 @@
       <w:r>
         <w:t xml:space="preserve"> and other Intellectual Property Rights</w:t>
       </w:r>
-      <w:bookmarkEnd w:id="31"/>
+      <w:bookmarkEnd w:id="34"/>
       <w:r>
         <w:t xml:space="preserve"> </w:t>
       </w:r>
@@ -11931,7 +12227,7 @@
           <w:tab w:val="center" w:pos="1980"/>
         </w:tabs>
       </w:pPr>
-      <w:bookmarkStart w:id="32" w:name="_Toc236991267"/>
+      <w:bookmarkStart w:id="35" w:name="_Toc236998482"/>
       <w:r>
         <w:t xml:space="preserve">4 </w:t>
       </w:r>
@@ -11939,7 +12235,7 @@
         <w:tab/>
         <w:t>Confidential Information</w:t>
       </w:r>
-      <w:bookmarkEnd w:id="32"/>
+      <w:bookmarkEnd w:id="35"/>
       <w:r>
         <w:t xml:space="preserve"> </w:t>
       </w:r>
@@ -12080,7 +12376,7 @@
           <w:tab w:val="center" w:pos="2141"/>
         </w:tabs>
       </w:pPr>
-      <w:bookmarkStart w:id="33" w:name="_Toc236991268"/>
+      <w:bookmarkStart w:id="36" w:name="_Toc236998483"/>
       <w:r>
         <w:lastRenderedPageBreak/>
         <w:t xml:space="preserve">5 </w:t>
@@ -12089,7 +12385,7 @@
         <w:tab/>
         <w:t>Intellectual Property Rights</w:t>
       </w:r>
-      <w:bookmarkEnd w:id="33"/>
+      <w:bookmarkEnd w:id="36"/>
       <w:r>
         <w:t xml:space="preserve"> </w:t>
       </w:r>
@@ -12099,7 +12395,15 @@
         <w:ind w:left="696" w:hanging="427"/>
       </w:pPr>
       <w:r>
-        <w:t xml:space="preserve">5.1 The parties agree that both the Faculty and the Student(s) may use the intellectual property rights that are created as a result of the Project work undertaken by each Student for the Organisation for portfolio purposes to promote the </w:t>
+        <w:t xml:space="preserve">5.1 The parties agree that both the Faculty and the Student(s) may use the intellectual property rights that are created </w:t>
+      </w:r>
+      <w:proofErr w:type="gramStart"/>
+      <w:r>
+        <w:t>as a result of</w:t>
+      </w:r>
+      <w:proofErr w:type="gramEnd"/>
+      <w:r>
+        <w:t xml:space="preserve"> the Project work undertaken by each Student for the Organisation for portfolio purposes to promote the </w:t>
       </w:r>
       <w:proofErr w:type="gramStart"/>
       <w:r>
@@ -12176,7 +12480,7 @@
                     </pic:cNvPicPr>
                   </pic:nvPicPr>
                   <pic:blipFill>
-                    <a:blip r:embed="rId10" cstate="print">
+                    <a:blip r:embed="rId11" cstate="print">
                       <a:extLst>
                         <a:ext uri="{28A0092B-C50C-407E-A947-70E740481C1C}">
                           <a14:useLocalDpi xmlns:a14="http://schemas.microsoft.com/office/drawing/2010/main" val="0"/>
@@ -12401,7 +12705,7 @@
           <w:tab w:val="center" w:pos="1633"/>
         </w:tabs>
       </w:pPr>
-      <w:bookmarkStart w:id="34" w:name="_Toc236991269"/>
+      <w:bookmarkStart w:id="37" w:name="_Toc236998484"/>
       <w:r>
         <w:t xml:space="preserve">6 </w:t>
       </w:r>
@@ -12409,7 +12713,7 @@
         <w:tab/>
         <w:t>Signatures</w:t>
       </w:r>
-      <w:bookmarkEnd w:id="34"/>
+      <w:bookmarkEnd w:id="37"/>
       <w:r>
         <w:t xml:space="preserve"> </w:t>
       </w:r>
@@ -13290,12 +13594,12 @@
       <w:pPr>
         <w:pStyle w:val="Heading2"/>
       </w:pPr>
-      <w:bookmarkStart w:id="35" w:name="_Toc236991270"/>
+      <w:bookmarkStart w:id="38" w:name="_Toc236998485"/>
       <w:r>
         <w:lastRenderedPageBreak/>
         <w:t>Appendix C</w:t>
       </w:r>
-      <w:bookmarkEnd w:id="35"/>
+      <w:bookmarkEnd w:id="38"/>
     </w:p>
     <w:p>
       <w:pPr>
@@ -13315,11 +13619,11 @@
       <w:pPr>
         <w:pStyle w:val="Heading2"/>
       </w:pPr>
-      <w:bookmarkStart w:id="36" w:name="_Toc236991271"/>
+      <w:bookmarkStart w:id="39" w:name="_Toc236998486"/>
       <w:r>
         <w:t>Appendix D</w:t>
       </w:r>
-      <w:bookmarkEnd w:id="36"/>
+      <w:bookmarkEnd w:id="39"/>
     </w:p>
     <w:p>
       <w:pPr>
@@ -13385,7 +13689,7 @@
       </w:pPr>
     </w:p>
     <w:sectPr>
-      <w:footerReference w:type="default" r:id="rId11"/>
+      <w:footerReference w:type="default" r:id="rId12"/>
       <w:pgSz w:w="11906" w:h="16838"/>
       <w:pgMar w:top="720" w:right="720" w:bottom="720" w:left="720" w:header="708" w:footer="708" w:gutter="0"/>
       <w:pgNumType w:start="0"/>
@@ -13432,7 +13736,6 @@
         <w:docPartUnique/>
       </w:docPartObj>
     </w:sdtPr>
-    <w:sdtEndPr/>
     <w:sdtContent>
       <w:p>
         <w:pPr>
@@ -15201,7 +15504,6 @@
   <w:style w:type="character" w:default="1" w:styleId="DefaultParagraphFont">
     <w:name w:val="Default Paragraph Font"/>
     <w:uiPriority w:val="1"/>
-    <w:semiHidden/>
     <w:unhideWhenUsed/>
   </w:style>
   <w:style w:type="table" w:default="1" w:styleId="TableNormal">
@@ -15821,6 +16123,19 @@
       <w:u w:val="single"/>
     </w:rPr>
   </w:style>
+  <w:style w:type="paragraph" w:styleId="TOC3">
+    <w:name w:val="toc 3"/>
+    <w:basedOn w:val="Normal"/>
+    <w:next w:val="Normal"/>
+    <w:autoRedefine/>
+    <w:uiPriority w:val="39"/>
+    <w:unhideWhenUsed/>
+    <w:rsid w:val="001A6F0F"/>
+    <w:pPr>
+      <w:spacing w:after="100"/>
+      <w:ind w:left="440"/>
+    </w:pPr>
+  </w:style>
 </w:styles>
 </file>
 
